--- a/docs/standards/word/SECURE-DEVELOPMENT.docx
+++ b/docs/standards/word/SECURE-DEVELOPMENT.docx
@@ -125,7 +125,7 @@
           <w:rPr>
             <w:rStyle w:val="Hyperlink"/>
           </w:rPr>
-          <w:t xml:space="preserve">All five files</w:t>
+          <w:t xml:space="preserve">Every file, both formats</w:t>
         </w:r>
       </w:hyperlink>
       <w:r>

--- a/docs/standards/word/SECURE-DEVELOPMENT.docx
+++ b/docs/standards/word/SECURE-DEVELOPMENT.docx
@@ -72,7 +72,27 @@
           <w:b/>
           <w:bCs/>
         </w:rPr>
-        <w:t xml:space="preserve">Take this file.</w:t>
+        <w:t xml:space="preserve">Meant to be worked with, not read straight through.</w:t>
+      </w:r>
+      <w:r>
+        <w:t xml:space="preserve"> </w:t>
+      </w:r>
+      <w:r>
+        <w:t xml:space="preserve">Most of this standard is a base for an</w:t>
+      </w:r>
+      <w:r>
+        <w:t xml:space="preserve"> </w:t>
+      </w:r>
+      <w:r>
+        <w:t xml:space="preserve">agent to apply to your code, not prose to work through by hand.</w:t>
+      </w:r>
+    </w:p>
+    <w:p>
+      <w:pPr>
+        <w:pStyle w:val="BlockText"/>
+      </w:pPr>
+      <w:r>
+        <w:t xml:space="preserve">The fastest way in: give an agent -- Claude Code or another -- the</w:t>
       </w:r>
       <w:r>
         <w:t xml:space="preserve"> </w:t>
@@ -82,26 +102,50 @@
           <w:rPr>
             <w:rStyle w:val="Hyperlink"/>
           </w:rPr>
-          <w:t xml:space="preserve">Markdown</w:t>
+          <w:t xml:space="preserve">markdown</w:t>
         </w:r>
       </w:hyperlink>
       <w:r>
-        <w:t xml:space="preserve"> </w:t>
-      </w:r>
-      <w:r>
-        <w:t xml:space="preserve">is plain text: it drops straight</w:t>
-      </w:r>
-      <w:r>
-        <w:t xml:space="preserve"> </w:t>
-      </w:r>
-      <w:r>
-        <w:t xml:space="preserve">into a repository, diffs cleanly, and is the right thing to hand to Claude Code as context</w:t>
-      </w:r>
-      <w:r>
-        <w:t xml:space="preserve"> </w:t>
-      </w:r>
-      <w:r>
-        <w:t xml:space="preserve">when you want it applied to your own code. Prefer something to circulate or mark up?</w:t>
+        <w:t xml:space="preserve">, ask it to</w:t>
+      </w:r>
+      <w:r>
+        <w:t xml:space="preserve"> </w:t>
+      </w:r>
+      <w:r>
+        <w:rPr>
+          <w:b/>
+          <w:bCs/>
+        </w:rPr>
+        <w:t xml:space="preserve">summarise the document against your repository</w:t>
+      </w:r>
+      <w:r>
+        <w:t xml:space="preserve">, and then ask it questions. What here</w:t>
+      </w:r>
+      <w:r>
+        <w:t xml:space="preserve"> </w:t>
+      </w:r>
+      <w:r>
+        <w:t xml:space="preserve">already holds? What would have to change? What would each gap cost? That conversation is</w:t>
+      </w:r>
+      <w:r>
+        <w:t xml:space="preserve"> </w:t>
+      </w:r>
+      <w:r>
+        <w:t xml:space="preserve">worth more than reading top to bottom, because the answers are about your code rather than</w:t>
+      </w:r>
+      <w:r>
+        <w:t xml:space="preserve"> </w:t>
+      </w:r>
+      <w:r>
+        <w:t xml:space="preserve">about the document.</w:t>
+      </w:r>
+    </w:p>
+    <w:p>
+      <w:pPr>
+        <w:pStyle w:val="BlockText"/>
+      </w:pPr>
+      <w:r>
+        <w:t xml:space="preserve">Reading or circulating instead?</w:t>
       </w:r>
       <w:r>
         <w:t xml:space="preserve"> </w:t>

--- a/docs/standards/word/SECURE-DEVELOPMENT.docx
+++ b/docs/standards/word/SECURE-DEVELOPMENT.docx
@@ -48,13 +48,13 @@
         <w:t xml:space="preserve"> </w:t>
       </w:r>
       <w:r>
-        <w:t xml:space="preserve">has to satisfy before you can honestly say it was built securely: who owns what, what gets threat</w:t>
-      </w:r>
-      <w:r>
-        <w:t xml:space="preserve"> </w:t>
-      </w:r>
-      <w:r>
-        <w:t xml:space="preserve">modelled, what a review checks, which checks may never be waived, how a release is signed and</w:t>
+        <w:t xml:space="preserve">has to satisfy before you can honestly say it was built securely. Who owns what, what gets threat</w:t>
+      </w:r>
+      <w:r>
+        <w:t xml:space="preserve"> </w:t>
+      </w:r>
+      <w:r>
+        <w:t xml:space="preserve">modelled, and what a review checks. Which checks may never be waived, how a release is signed and</w:t>
       </w:r>
       <w:r>
         <w:t xml:space="preserve"> </w:t>
@@ -116,7 +116,7 @@
           <w:b/>
           <w:bCs/>
         </w:rPr>
-        <w:t xml:space="preserve">summarise the document against your repository</w:t>
+        <w:t xml:space="preserve">summarize the document against your repository</w:t>
       </w:r>
       <w:r>
         <w:t xml:space="preserve">, and then ask it questions. What here</w:t>
@@ -1587,49 +1587,117 @@
         <w:t xml:space="preserve"> </w:t>
       </w:r>
       <w:r>
-        <w:t xml:space="preserve">questions that generalise: is there any path that reaches execution without the vet running -- check</w:t>
-      </w:r>
-      <w:r>
-        <w:t xml:space="preserve"> </w:t>
-      </w:r>
-      <w:r>
-        <w:t xml:space="preserve">every caller, not the documented one; does it fail closed, with no silent downgrade when the intended</w:t>
-      </w:r>
-      <w:r>
-        <w:t xml:space="preserve"> </w:t>
-      </w:r>
-      <w:r>
-        <w:t xml:space="preserve">backend is absent; is the load target validated against a fixed known set, so input cannot trigger an</w:t>
-      </w:r>
-      <w:r>
-        <w:t xml:space="preserve"> </w:t>
-      </w:r>
-      <w:r>
-        <w:t xml:space="preserve">arbitrary import; does the vet cover the whole executable surface or only the obvious top level; does</w:t>
-      </w:r>
-      <w:r>
-        <w:t xml:space="preserve"> </w:t>
-      </w:r>
-      <w:r>
-        <w:t xml:space="preserve">it follow links, so a vetted-looking entry can point somewhere writable; is the check skipped under a</w:t>
-      </w:r>
-      <w:r>
-        <w:t xml:space="preserve"> </w:t>
-      </w:r>
-      <w:r>
-        <w:t xml:space="preserve">privileged account; and is there a platform on which the runtime check returns early and does</w:t>
-      </w:r>
-      <w:r>
-        <w:t xml:space="preserve"> </w:t>
-      </w:r>
-      <w:r>
-        <w:t xml:space="preserve">nothing, making the real boundary an install-time filesystem permission somebody has to confirm was</w:t>
-      </w:r>
-      <w:r>
-        <w:t xml:space="preserve"> </w:t>
-      </w:r>
-      <w:r>
-        <w:t xml:space="preserve">applied. That last one is the one most often missed.</w:t>
+        <w:t xml:space="preserve">questions that generalise:</w:t>
+      </w:r>
+    </w:p>
+    <w:p>
+      <w:pPr>
+        <w:pStyle w:val="Compact"/>
+        <w:numPr>
+          <w:ilvl w:val="0"/>
+          <w:numId w:val="1006"/>
+        </w:numPr>
+      </w:pPr>
+      <w:r>
+        <w:t xml:space="preserve">Is there any path that reaches execution without the vet running? Check every caller, not the</w:t>
+      </w:r>
+      <w:r>
+        <w:t xml:space="preserve"> </w:t>
+      </w:r>
+      <w:r>
+        <w:t xml:space="preserve">documented one.</w:t>
+      </w:r>
+    </w:p>
+    <w:p>
+      <w:pPr>
+        <w:pStyle w:val="Compact"/>
+        <w:numPr>
+          <w:ilvl w:val="0"/>
+          <w:numId w:val="1006"/>
+        </w:numPr>
+      </w:pPr>
+      <w:r>
+        <w:t xml:space="preserve">Does it fail closed, with no silent downgrade when the intended backend is absent?</w:t>
+      </w:r>
+    </w:p>
+    <w:p>
+      <w:pPr>
+        <w:pStyle w:val="Compact"/>
+        <w:numPr>
+          <w:ilvl w:val="0"/>
+          <w:numId w:val="1006"/>
+        </w:numPr>
+      </w:pPr>
+      <w:r>
+        <w:t xml:space="preserve">Is the load target validated against a fixed known set, so input cannot trigger an arbitrary</w:t>
+      </w:r>
+      <w:r>
+        <w:t xml:space="preserve"> </w:t>
+      </w:r>
+      <w:r>
+        <w:t xml:space="preserve">import?</w:t>
+      </w:r>
+    </w:p>
+    <w:p>
+      <w:pPr>
+        <w:pStyle w:val="Compact"/>
+        <w:numPr>
+          <w:ilvl w:val="0"/>
+          <w:numId w:val="1006"/>
+        </w:numPr>
+      </w:pPr>
+      <w:r>
+        <w:t xml:space="preserve">Does the vet cover the whole executable surface or only the obvious top level?</w:t>
+      </w:r>
+    </w:p>
+    <w:p>
+      <w:pPr>
+        <w:pStyle w:val="Compact"/>
+        <w:numPr>
+          <w:ilvl w:val="0"/>
+          <w:numId w:val="1006"/>
+        </w:numPr>
+      </w:pPr>
+      <w:r>
+        <w:t xml:space="preserve">Does it follow links, so a vetted-looking entry can point somewhere writable?</w:t>
+      </w:r>
+    </w:p>
+    <w:p>
+      <w:pPr>
+        <w:pStyle w:val="Compact"/>
+        <w:numPr>
+          <w:ilvl w:val="0"/>
+          <w:numId w:val="1006"/>
+        </w:numPr>
+      </w:pPr>
+      <w:r>
+        <w:t xml:space="preserve">Is the check skipped under a privileged account?</w:t>
+      </w:r>
+    </w:p>
+    <w:p>
+      <w:pPr>
+        <w:pStyle w:val="Compact"/>
+        <w:numPr>
+          <w:ilvl w:val="0"/>
+          <w:numId w:val="1006"/>
+        </w:numPr>
+      </w:pPr>
+      <w:r>
+        <w:t xml:space="preserve">Is there a platform on which the runtime check returns early and does nothing, making the real</w:t>
+      </w:r>
+      <w:r>
+        <w:t xml:space="preserve"> </w:t>
+      </w:r>
+      <w:r>
+        <w:t xml:space="preserve">boundary an install-time filesystem permission somebody has to confirm was applied?</w:t>
+      </w:r>
+    </w:p>
+    <w:p>
+      <w:pPr>
+        <w:pStyle w:val="FirstParagraph"/>
+      </w:pPr>
+      <w:r>
+        <w:t xml:space="preserve">That last one is the one most often missed.</w:t>
       </w:r>
     </w:p>
     <w:p>
@@ -1668,7 +1736,7 @@
         <w:pStyle w:val="Compact"/>
         <w:numPr>
           <w:ilvl w:val="0"/>
-          <w:numId w:val="1006"/>
+          <w:numId w:val="1007"/>
         </w:numPr>
       </w:pPr>
       <w:r>
@@ -1702,7 +1770,7 @@
         <w:pStyle w:val="Compact"/>
         <w:numPr>
           <w:ilvl w:val="0"/>
-          <w:numId w:val="1006"/>
+          <w:numId w:val="1007"/>
         </w:numPr>
       </w:pPr>
       <w:r>
@@ -1730,7 +1798,7 @@
         <w:pStyle w:val="Compact"/>
         <w:numPr>
           <w:ilvl w:val="0"/>
-          <w:numId w:val="1006"/>
+          <w:numId w:val="1007"/>
         </w:numPr>
       </w:pPr>
       <w:r>
@@ -1746,7 +1814,7 @@
         <w:pStyle w:val="Compact"/>
         <w:numPr>
           <w:ilvl w:val="0"/>
-          <w:numId w:val="1006"/>
+          <w:numId w:val="1007"/>
         </w:numPr>
       </w:pPr>
       <w:r>
@@ -1780,7 +1848,7 @@
         <w:pStyle w:val="Compact"/>
         <w:numPr>
           <w:ilvl w:val="0"/>
-          <w:numId w:val="1006"/>
+          <w:numId w:val="1007"/>
         </w:numPr>
       </w:pPr>
       <w:r>
@@ -1800,27 +1868,27 @@
         <w:t xml:space="preserve"> </w:t>
       </w:r>
       <w:r>
-        <w:t xml:space="preserve">traversal and symlink escapes are rejected; validate type and size by content rather than</w:t>
-      </w:r>
-      <w:r>
-        <w:t xml:space="preserve"> </w:t>
-      </w:r>
-      <w:r>
-        <w:t xml:space="preserve">extension; write atomically then rename so a partial file is never processed; never place files on</w:t>
-      </w:r>
-      <w:r>
-        <w:t xml:space="preserve"> </w:t>
-      </w:r>
-      <w:r>
-        <w:t xml:space="preserve">an executable or served path; never execute file contents.</w:t>
-      </w:r>
-    </w:p>
-    <w:p>
-      <w:pPr>
-        <w:pStyle w:val="Compact"/>
-        <w:numPr>
-          <w:ilvl w:val="0"/>
-          <w:numId w:val="1006"/>
+        <w:t xml:space="preserve">traversal and symlink escapes are rejected. Validate type and size by content rather than</w:t>
+      </w:r>
+      <w:r>
+        <w:t xml:space="preserve"> </w:t>
+      </w:r>
+      <w:r>
+        <w:t xml:space="preserve">extension. Write atomically then rename so a partial file is never processed. Never place files on</w:t>
+      </w:r>
+      <w:r>
+        <w:t xml:space="preserve"> </w:t>
+      </w:r>
+      <w:r>
+        <w:t xml:space="preserve">an executable or served path, and never execute file contents.</w:t>
+      </w:r>
+    </w:p>
+    <w:p>
+      <w:pPr>
+        <w:pStyle w:val="Compact"/>
+        <w:numPr>
+          <w:ilvl w:val="0"/>
+          <w:numId w:val="1007"/>
         </w:numPr>
       </w:pPr>
       <w:r>
@@ -1842,7 +1910,7 @@
         <w:pStyle w:val="Compact"/>
         <w:numPr>
           <w:ilvl w:val="0"/>
-          <w:numId w:val="1006"/>
+          <w:numId w:val="1007"/>
         </w:numPr>
       </w:pPr>
       <w:r>
@@ -2144,19 +2212,37 @@
         <w:t xml:space="preserve"> </w:t>
       </w:r>
       <w:r>
-        <w:t xml:space="preserve">document. Two small additions worth carrying: an assistant's explanation can be confidently wrong in</w:t>
-      </w:r>
-      <w:r>
-        <w:t xml:space="preserve"> </w:t>
-      </w:r>
-      <w:r>
-        <w:t xml:space="preserve">the same way its code can, so the human verifies the explanation rather than accepting it; and a</w:t>
-      </w:r>
-      <w:r>
-        <w:t xml:space="preserve"> </w:t>
-      </w:r>
-      <w:r>
-        <w:t xml:space="preserve">periodic cold spot-check of an already-merged assisted change is a cheap way to detect that</w:t>
+        <w:t xml:space="preserve">document. Two small additions are worth carrying:</w:t>
+      </w:r>
+    </w:p>
+    <w:p>
+      <w:pPr>
+        <w:pStyle w:val="Compact"/>
+        <w:numPr>
+          <w:ilvl w:val="0"/>
+          <w:numId w:val="1008"/>
+        </w:numPr>
+      </w:pPr>
+      <w:r>
+        <w:t xml:space="preserve">An assistant's explanation can be confidently wrong in the same way its code can, so the human</w:t>
+      </w:r>
+      <w:r>
+        <w:t xml:space="preserve"> </w:t>
+      </w:r>
+      <w:r>
+        <w:t xml:space="preserve">verifies the explanation rather than accepting it.</w:t>
+      </w:r>
+    </w:p>
+    <w:p>
+      <w:pPr>
+        <w:pStyle w:val="Compact"/>
+        <w:numPr>
+          <w:ilvl w:val="0"/>
+          <w:numId w:val="1008"/>
+        </w:numPr>
+      </w:pPr>
+      <w:r>
+        <w:t xml:space="preserve">A periodic cold spot-check of an already-merged assisted change is a cheap way to detect that</w:t>
       </w:r>
       <w:r>
         <w:t xml:space="preserve"> </w:t>
@@ -2245,7 +2331,7 @@
         <w:pStyle w:val="Compact"/>
         <w:numPr>
           <w:ilvl w:val="0"/>
-          <w:numId w:val="1007"/>
+          <w:numId w:val="1009"/>
         </w:numPr>
       </w:pPr>
       <w:r>
@@ -2257,7 +2343,7 @@
         <w:pStyle w:val="Compact"/>
         <w:numPr>
           <w:ilvl w:val="0"/>
-          <w:numId w:val="1007"/>
+          <w:numId w:val="1009"/>
         </w:numPr>
       </w:pPr>
       <w:r>
@@ -2269,7 +2355,7 @@
         <w:pStyle w:val="Compact"/>
         <w:numPr>
           <w:ilvl w:val="0"/>
-          <w:numId w:val="1007"/>
+          <w:numId w:val="1009"/>
         </w:numPr>
       </w:pPr>
       <w:r>
@@ -2281,19 +2367,7 @@
         <w:pStyle w:val="FirstParagraph"/>
       </w:pPr>
       <w:r>
-        <w:t xml:space="preserve">Mechanics for all three are already published: grandfathering to a clean baseline and then</w:t>
-      </w:r>
-      <w:r>
-        <w:t xml:space="preserve"> </w:t>
-      </w:r>
-      <w:r>
-        <w:t xml:space="preserve">ratcheting, running supply-chain audits on a schedule as well as on changes, and the two-layer shape</w:t>
-      </w:r>
-      <w:r>
-        <w:t xml:space="preserve"> </w:t>
-      </w:r>
-      <w:r>
-        <w:t xml:space="preserve">where a local hook gives fast feedback and the pipeline is the authoritative gate, are in</w:t>
+        <w:t xml:space="preserve">Mechanics for all three are already published.</w:t>
       </w:r>
       <w:r>
         <w:t xml:space="preserve"> </w:t>
@@ -2307,13 +2381,34 @@
         </w:r>
       </w:hyperlink>
       <w:r>
-        <w:t xml:space="preserve">. Fail-closed forbidden-content scanning and the three ways</w:t>
-      </w:r>
-      <w:r>
-        <w:t xml:space="preserve"> </w:t>
-      </w:r>
-      <w:r>
-        <w:t xml:space="preserve">a scanner lies are in</w:t>
+        <w:t xml:space="preserve"> </w:t>
+      </w:r>
+      <w:r>
+        <w:t xml:space="preserve">covers</w:t>
+      </w:r>
+      <w:r>
+        <w:t xml:space="preserve"> </w:t>
+      </w:r>
+      <w:r>
+        <w:t xml:space="preserve">grandfathering to a clean baseline and then ratcheting, and running supply-chain audits on a schedule</w:t>
+      </w:r>
+      <w:r>
+        <w:t xml:space="preserve"> </w:t>
+      </w:r>
+      <w:r>
+        <w:t xml:space="preserve">as well as on changes. It also covers the two-layer shape where a local hook gives fast feedback and</w:t>
+      </w:r>
+      <w:r>
+        <w:t xml:space="preserve"> </w:t>
+      </w:r>
+      <w:r>
+        <w:t xml:space="preserve">the pipeline is the authoritative gate. Fail-closed forbidden-content scanning and the three ways a</w:t>
+      </w:r>
+      <w:r>
+        <w:t xml:space="preserve"> </w:t>
+      </w:r>
+      <w:r>
+        <w:t xml:space="preserve">scanner lies are in</w:t>
       </w:r>
       <w:r>
         <w:t xml:space="preserve"> </w:t>
@@ -2843,7 +2938,7 @@
         <w:pStyle w:val="Compact"/>
         <w:numPr>
           <w:ilvl w:val="0"/>
-          <w:numId w:val="1008"/>
+          <w:numId w:val="1010"/>
         </w:numPr>
       </w:pPr>
       <w:r>
@@ -2877,7 +2972,7 @@
         <w:pStyle w:val="Compact"/>
         <w:numPr>
           <w:ilvl w:val="0"/>
-          <w:numId w:val="1008"/>
+          <w:numId w:val="1010"/>
         </w:numPr>
       </w:pPr>
       <w:r>
@@ -2962,7 +3057,7 @@
         <w:pStyle w:val="Compact"/>
         <w:numPr>
           <w:ilvl w:val="0"/>
-          <w:numId w:val="1009"/>
+          <w:numId w:val="1011"/>
         </w:numPr>
       </w:pPr>
       <w:r>
@@ -2987,7 +3082,7 @@
         <w:pStyle w:val="Compact"/>
         <w:numPr>
           <w:ilvl w:val="0"/>
-          <w:numId w:val="1009"/>
+          <w:numId w:val="1011"/>
         </w:numPr>
       </w:pPr>
       <w:r>
@@ -3098,13 +3193,13 @@
         <w:t xml:space="preserve"> </w:t>
       </w:r>
       <w:r>
-        <w:t xml:space="preserve">supports and record, per connection, the mechanism, its scope, and a reference to where the</w:t>
-      </w:r>
-      <w:r>
-        <w:t xml:space="preserve"> </w:t>
-      </w:r>
-      <w:r>
-        <w:t xml:space="preserve">credential lives -- alongside that connection's configuration, so the posture is reviewable one</w:t>
+        <w:t xml:space="preserve">supports. Record, per connection, the mechanism, its scope, and a reference to where the credential</w:t>
+      </w:r>
+      <w:r>
+        <w:t xml:space="preserve"> </w:t>
+      </w:r>
+      <w:r>
+        <w:t xml:space="preserve">lives. Keep that record alongside that connection's configuration, so the posture is reviewable one</w:t>
       </w:r>
       <w:r>
         <w:t xml:space="preserve"> </w:t>
@@ -3126,7 +3221,7 @@
         <w:pStyle w:val="Compact"/>
         <w:numPr>
           <w:ilvl w:val="0"/>
-          <w:numId w:val="1010"/>
+          <w:numId w:val="1012"/>
         </w:numPr>
       </w:pPr>
       <w:r>
@@ -3148,7 +3243,7 @@
         <w:pStyle w:val="Compact"/>
         <w:numPr>
           <w:ilvl w:val="0"/>
-          <w:numId w:val="1010"/>
+          <w:numId w:val="1012"/>
         </w:numPr>
       </w:pPr>
       <w:r>
@@ -3179,7 +3274,7 @@
         <w:pStyle w:val="Compact"/>
         <w:numPr>
           <w:ilvl w:val="0"/>
-          <w:numId w:val="1010"/>
+          <w:numId w:val="1012"/>
         </w:numPr>
       </w:pPr>
       <w:r>
@@ -3829,7 +3924,7 @@
         </w:r>
       </w:hyperlink>
       <w:r>
-        <w:t xml:space="preserve">; the case worth naming here is that material a project</w:t>
+        <w:t xml:space="preserve">. The case worth naming here is that material a project</w:t>
       </w:r>
       <w:r>
         <w:t xml:space="preserve"> </w:t>
@@ -4109,43 +4204,87 @@
         <w:t xml:space="preserve"> </w:t>
       </w:r>
       <w:r>
-        <w:t xml:space="preserve">File-integrity monitoring against a</w:t>
-      </w:r>
-      <w:r>
-        <w:t xml:space="preserve"> </w:t>
-      </w:r>
-      <w:r>
-        <w:t xml:space="preserve">baseline, immutable or read-only deployment with writable state confined to the data store,</w:t>
-      </w:r>
-      <w:r>
-        <w:t xml:space="preserve"> </w:t>
-      </w:r>
-      <w:r>
-        <w:t xml:space="preserve">least-privilege file ownership so the running account cannot rewrite its own code, confinement under a</w:t>
-      </w:r>
-      <w:r>
-        <w:t xml:space="preserve"> </w:t>
-      </w:r>
-      <w:r>
-        <w:t xml:space="preserve">mandatory access control system, and signed-artefact admission control that rejects anything unsigned are all</w:t>
-      </w:r>
-      <w:r>
-        <w:t xml:space="preserve"> </w:t>
-      </w:r>
-      <w:r>
-        <w:t xml:space="preserve">stronger than anything in the paragraph above. None of them are yours. Ship a hardening guide with a</w:t>
-      </w:r>
-      <w:r>
-        <w:t xml:space="preserve"> </w:t>
-      </w:r>
-      <w:r>
-        <w:t xml:space="preserve">concrete list of paths to monitor and example rules, so the operator has something to apply on day one</w:t>
-      </w:r>
-      <w:r>
-        <w:t xml:space="preserve"> </w:t>
-      </w:r>
-      <w:r>
-        <w:t xml:space="preserve">rather than a category name.</w:t>
+        <w:t xml:space="preserve">These are all stronger than</w:t>
+      </w:r>
+      <w:r>
+        <w:t xml:space="preserve"> </w:t>
+      </w:r>
+      <w:r>
+        <w:t xml:space="preserve">anything in the paragraph above:</w:t>
+      </w:r>
+    </w:p>
+    <w:p>
+      <w:pPr>
+        <w:pStyle w:val="Compact"/>
+        <w:numPr>
+          <w:ilvl w:val="0"/>
+          <w:numId w:val="1013"/>
+        </w:numPr>
+      </w:pPr>
+      <w:r>
+        <w:t xml:space="preserve">file-integrity monitoring against a baseline</w:t>
+      </w:r>
+    </w:p>
+    <w:p>
+      <w:pPr>
+        <w:pStyle w:val="Compact"/>
+        <w:numPr>
+          <w:ilvl w:val="0"/>
+          <w:numId w:val="1013"/>
+        </w:numPr>
+      </w:pPr>
+      <w:r>
+        <w:t xml:space="preserve">immutable or read-only deployment with writable state confined to the data store</w:t>
+      </w:r>
+    </w:p>
+    <w:p>
+      <w:pPr>
+        <w:pStyle w:val="Compact"/>
+        <w:numPr>
+          <w:ilvl w:val="0"/>
+          <w:numId w:val="1013"/>
+        </w:numPr>
+      </w:pPr>
+      <w:r>
+        <w:t xml:space="preserve">least-privilege file ownership so the running account cannot rewrite its own code</w:t>
+      </w:r>
+    </w:p>
+    <w:p>
+      <w:pPr>
+        <w:pStyle w:val="Compact"/>
+        <w:numPr>
+          <w:ilvl w:val="0"/>
+          <w:numId w:val="1013"/>
+        </w:numPr>
+      </w:pPr>
+      <w:r>
+        <w:t xml:space="preserve">confinement under a mandatory access control system</w:t>
+      </w:r>
+    </w:p>
+    <w:p>
+      <w:pPr>
+        <w:pStyle w:val="Compact"/>
+        <w:numPr>
+          <w:ilvl w:val="0"/>
+          <w:numId w:val="1013"/>
+        </w:numPr>
+      </w:pPr>
+      <w:r>
+        <w:t xml:space="preserve">signed-artefact admission control that rejects anything unsigned</w:t>
+      </w:r>
+    </w:p>
+    <w:p>
+      <w:pPr>
+        <w:pStyle w:val="FirstParagraph"/>
+      </w:pPr>
+      <w:r>
+        <w:t xml:space="preserve">None of them are yours. Ship a hardening guide with a concrete list of paths to monitor and example</w:t>
+      </w:r>
+      <w:r>
+        <w:t xml:space="preserve"> </w:t>
+      </w:r>
+      <w:r>
+        <w:t xml:space="preserve">rules, so the operator has something to apply on day one rather than a category name.</w:t>
       </w:r>
     </w:p>
     <w:p>
@@ -4226,7 +4365,7 @@
         <w:pStyle w:val="Compact"/>
         <w:numPr>
           <w:ilvl w:val="0"/>
-          <w:numId w:val="1011"/>
+          <w:numId w:val="1014"/>
         </w:numPr>
       </w:pPr>
       <w:r>
@@ -4238,7 +4377,7 @@
         <w:pStyle w:val="Compact"/>
         <w:numPr>
           <w:ilvl w:val="0"/>
-          <w:numId w:val="1011"/>
+          <w:numId w:val="1014"/>
         </w:numPr>
       </w:pPr>
       <w:r>
@@ -4250,7 +4389,7 @@
         <w:pStyle w:val="Compact"/>
         <w:numPr>
           <w:ilvl w:val="0"/>
-          <w:numId w:val="1011"/>
+          <w:numId w:val="1014"/>
         </w:numPr>
       </w:pPr>
       <w:r>
@@ -4262,7 +4401,7 @@
         <w:pStyle w:val="Compact"/>
         <w:numPr>
           <w:ilvl w:val="0"/>
-          <w:numId w:val="1011"/>
+          <w:numId w:val="1014"/>
         </w:numPr>
       </w:pPr>
       <w:r>
@@ -4274,7 +4413,7 @@
         <w:pStyle w:val="Compact"/>
         <w:numPr>
           <w:ilvl w:val="0"/>
-          <w:numId w:val="1011"/>
+          <w:numId w:val="1014"/>
         </w:numPr>
       </w:pPr>
       <w:r>
@@ -4660,19 +4799,19 @@
         <w:t xml:space="preserve"> </w:t>
       </w:r>
       <w:r>
-        <w:t xml:space="preserve">acceptance. Do not let a self-assessment read as verification, and do not omit the cost context --</w:t>
-      </w:r>
-      <w:r>
-        <w:t xml:space="preserve"> </w:t>
-      </w:r>
-      <w:r>
-        <w:t xml:space="preserve">"not yet performed" with no explanation reads as negligence, while "not yet performed, and here is the</w:t>
-      </w:r>
-      <w:r>
-        <w:t xml:space="preserve"> </w:t>
-      </w:r>
-      <w:r>
-        <w:t xml:space="preserve">order of magnitude it would cost" reads as a funding constraint a reader can evaluate.</w:t>
+        <w:t xml:space="preserve">acceptance. Do not let a self-assessment read as verification, and do not omit the cost context. A</w:t>
+      </w:r>
+      <w:r>
+        <w:t xml:space="preserve"> </w:t>
+      </w:r>
+      <w:r>
+        <w:t xml:space="preserve">bare "not yet performed" with no explanation reads as negligence. But "not yet performed, and here is</w:t>
+      </w:r>
+      <w:r>
+        <w:t xml:space="preserve"> </w:t>
+      </w:r>
+      <w:r>
+        <w:t xml:space="preserve">the order of magnitude it would cost" reads as a funding constraint a reader can evaluate.</w:t>
       </w:r>
     </w:p>
     <w:p>
@@ -4728,34 +4867,13 @@
         <w:pStyle w:val="BodyText"/>
       </w:pPr>
       <w:r>
-        <w:t xml:space="preserve">If you are running a formal assessment against a published verification standard, the method for it --</w:t>
-      </w:r>
-      <w:r>
-        <w:t xml:space="preserve"> </w:t>
-      </w:r>
-      <w:r>
-        <w:t xml:space="preserve">verdict vocabulary, why</w:t>
-      </w:r>
-      <w:r>
-        <w:t xml:space="preserve"> </w:t>
-      </w:r>
-      <w:r>
-        <w:rPr>
-          <w:rStyle w:val="VerbatimChar"/>
-        </w:rPr>
-        <w:t xml:space="preserve">unverified</w:t>
-      </w:r>
-      <w:r>
-        <w:t xml:space="preserve"> </w:t>
-      </w:r>
-      <w:r>
-        <w:t xml:space="preserve">must never read as a pass, evidence anchors a machine can</w:t>
-      </w:r>
-      <w:r>
-        <w:t xml:space="preserve"> </w:t>
-      </w:r>
-      <w:r>
-        <w:t xml:space="preserve">re-check, pinning the standard's corpus, and how to read a movement in a score -- is covered in</w:t>
+        <w:t xml:space="preserve">If you are running a formal assessment against a published verification standard, the method for it</w:t>
+      </w:r>
+      <w:r>
+        <w:t xml:space="preserve"> </w:t>
+      </w:r>
+      <w:r>
+        <w:t xml:space="preserve">is covered in</w:t>
       </w:r>
       <w:r>
         <w:t xml:space="preserve"> </w:t>
@@ -4769,13 +4887,96 @@
         </w:r>
       </w:hyperlink>
       <w:r>
-        <w:t xml:space="preserve">. Do not build a</w:t>
-      </w:r>
-      <w:r>
-        <w:t xml:space="preserve"> </w:t>
-      </w:r>
-      <w:r>
-        <w:t xml:space="preserve">second procedure beside it.</w:t>
+        <w:t xml:space="preserve">.</w:t>
+      </w:r>
+      <w:r>
+        <w:t xml:space="preserve"> </w:t>
+      </w:r>
+      <w:r>
+        <w:t xml:space="preserve">That covers:</w:t>
+      </w:r>
+    </w:p>
+    <w:p>
+      <w:pPr>
+        <w:pStyle w:val="Compact"/>
+        <w:numPr>
+          <w:ilvl w:val="0"/>
+          <w:numId w:val="1015"/>
+        </w:numPr>
+      </w:pPr>
+      <w:r>
+        <w:t xml:space="preserve">verdict vocabulary</w:t>
+      </w:r>
+    </w:p>
+    <w:p>
+      <w:pPr>
+        <w:pStyle w:val="Compact"/>
+        <w:numPr>
+          <w:ilvl w:val="0"/>
+          <w:numId w:val="1015"/>
+        </w:numPr>
+      </w:pPr>
+      <w:r>
+        <w:t xml:space="preserve">why</w:t>
+      </w:r>
+      <w:r>
+        <w:t xml:space="preserve"> </w:t>
+      </w:r>
+      <w:r>
+        <w:rPr>
+          <w:rStyle w:val="VerbatimChar"/>
+        </w:rPr>
+        <w:t xml:space="preserve">unverified</w:t>
+      </w:r>
+      <w:r>
+        <w:t xml:space="preserve"> </w:t>
+      </w:r>
+      <w:r>
+        <w:t xml:space="preserve">must never read as a pass</w:t>
+      </w:r>
+    </w:p>
+    <w:p>
+      <w:pPr>
+        <w:pStyle w:val="Compact"/>
+        <w:numPr>
+          <w:ilvl w:val="0"/>
+          <w:numId w:val="1015"/>
+        </w:numPr>
+      </w:pPr>
+      <w:r>
+        <w:t xml:space="preserve">evidence anchors a machine can re-check</w:t>
+      </w:r>
+    </w:p>
+    <w:p>
+      <w:pPr>
+        <w:pStyle w:val="Compact"/>
+        <w:numPr>
+          <w:ilvl w:val="0"/>
+          <w:numId w:val="1015"/>
+        </w:numPr>
+      </w:pPr>
+      <w:r>
+        <w:t xml:space="preserve">pinning the standard's corpus</w:t>
+      </w:r>
+    </w:p>
+    <w:p>
+      <w:pPr>
+        <w:pStyle w:val="Compact"/>
+        <w:numPr>
+          <w:ilvl w:val="0"/>
+          <w:numId w:val="1015"/>
+        </w:numPr>
+      </w:pPr>
+      <w:r>
+        <w:t xml:space="preserve">how to read a movement in a score</w:t>
+      </w:r>
+    </w:p>
+    <w:p>
+      <w:pPr>
+        <w:pStyle w:val="FirstParagraph"/>
+      </w:pPr>
+      <w:r>
+        <w:t xml:space="preserve">Do not build a second procedure beside it.</w:t>
       </w:r>
     </w:p>
     <w:p>
@@ -4808,7 +5009,7 @@
         <w:pStyle w:val="Compact"/>
         <w:numPr>
           <w:ilvl w:val="0"/>
-          <w:numId w:val="1012"/>
+          <w:numId w:val="1016"/>
         </w:numPr>
       </w:pPr>
       <w:r>
@@ -4820,7 +5021,7 @@
         <w:pStyle w:val="Compact"/>
         <w:numPr>
           <w:ilvl w:val="0"/>
-          <w:numId w:val="1012"/>
+          <w:numId w:val="1016"/>
         </w:numPr>
       </w:pPr>
       <w:r>
@@ -4832,7 +5033,7 @@
         <w:pStyle w:val="Compact"/>
         <w:numPr>
           <w:ilvl w:val="0"/>
-          <w:numId w:val="1012"/>
+          <w:numId w:val="1016"/>
         </w:numPr>
       </w:pPr>
       <w:r>
@@ -4844,7 +5045,7 @@
         <w:pStyle w:val="Compact"/>
         <w:numPr>
           <w:ilvl w:val="0"/>
-          <w:numId w:val="1012"/>
+          <w:numId w:val="1016"/>
         </w:numPr>
       </w:pPr>
       <w:r>
@@ -4856,7 +5057,7 @@
         <w:pStyle w:val="Compact"/>
         <w:numPr>
           <w:ilvl w:val="0"/>
-          <w:numId w:val="1012"/>
+          <w:numId w:val="1016"/>
         </w:numPr>
       </w:pPr>
       <w:r>
@@ -5156,7 +5357,7 @@
         <w:pStyle w:val="Compact"/>
         <w:numPr>
           <w:ilvl w:val="0"/>
-          <w:numId w:val="1013"/>
+          <w:numId w:val="1017"/>
         </w:numPr>
       </w:pPr>
       <w:r>
@@ -5190,7 +5391,7 @@
         <w:pStyle w:val="Compact"/>
         <w:numPr>
           <w:ilvl w:val="0"/>
-          <w:numId w:val="1013"/>
+          <w:numId w:val="1017"/>
         </w:numPr>
       </w:pPr>
       <w:r>
@@ -5224,7 +5425,7 @@
         <w:pStyle w:val="Compact"/>
         <w:numPr>
           <w:ilvl w:val="0"/>
-          <w:numId w:val="1013"/>
+          <w:numId w:val="1017"/>
         </w:numPr>
       </w:pPr>
       <w:r>
@@ -5252,7 +5453,7 @@
         <w:pStyle w:val="Compact"/>
         <w:numPr>
           <w:ilvl w:val="0"/>
-          <w:numId w:val="1013"/>
+          <w:numId w:val="1017"/>
         </w:numPr>
       </w:pPr>
       <w:r>
@@ -6132,7 +6333,7 @@
         <w:pStyle w:val="Compact"/>
         <w:numPr>
           <w:ilvl w:val="0"/>
-          <w:numId w:val="1014"/>
+          <w:numId w:val="1018"/>
         </w:numPr>
       </w:pPr>
       <w:r>
@@ -6160,7 +6361,7 @@
         <w:pStyle w:val="Compact"/>
         <w:numPr>
           <w:ilvl w:val="0"/>
-          <w:numId w:val="1014"/>
+          <w:numId w:val="1018"/>
         </w:numPr>
       </w:pPr>
       <w:r>
@@ -6194,7 +6395,7 @@
         <w:pStyle w:val="Compact"/>
         <w:numPr>
           <w:ilvl w:val="0"/>
-          <w:numId w:val="1014"/>
+          <w:numId w:val="1018"/>
         </w:numPr>
       </w:pPr>
       <w:r>
@@ -6222,7 +6423,7 @@
         <w:pStyle w:val="Compact"/>
         <w:numPr>
           <w:ilvl w:val="0"/>
-          <w:numId w:val="1014"/>
+          <w:numId w:val="1018"/>
         </w:numPr>
       </w:pPr>
       <w:r>
@@ -6256,7 +6457,7 @@
         <w:pStyle w:val="Compact"/>
         <w:numPr>
           <w:ilvl w:val="0"/>
-          <w:numId w:val="1014"/>
+          <w:numId w:val="1018"/>
         </w:numPr>
       </w:pPr>
       <w:r>
@@ -6296,7 +6497,7 @@
         <w:pStyle w:val="Compact"/>
         <w:numPr>
           <w:ilvl w:val="0"/>
-          <w:numId w:val="1015"/>
+          <w:numId w:val="1019"/>
         </w:numPr>
       </w:pPr>
       <w:r>
@@ -6324,7 +6525,7 @@
         <w:pStyle w:val="Compact"/>
         <w:numPr>
           <w:ilvl w:val="0"/>
-          <w:numId w:val="1015"/>
+          <w:numId w:val="1019"/>
         </w:numPr>
       </w:pPr>
       <w:r>
@@ -6358,7 +6559,7 @@
         <w:pStyle w:val="Compact"/>
         <w:numPr>
           <w:ilvl w:val="0"/>
-          <w:numId w:val="1015"/>
+          <w:numId w:val="1019"/>
         </w:numPr>
       </w:pPr>
       <w:r>
@@ -6386,7 +6587,7 @@
         <w:pStyle w:val="Compact"/>
         <w:numPr>
           <w:ilvl w:val="0"/>
-          <w:numId w:val="1015"/>
+          <w:numId w:val="1019"/>
         </w:numPr>
       </w:pPr>
       <w:r>
@@ -6414,7 +6615,7 @@
         <w:pStyle w:val="Compact"/>
         <w:numPr>
           <w:ilvl w:val="0"/>
-          <w:numId w:val="1015"/>
+          <w:numId w:val="1019"/>
         </w:numPr>
       </w:pPr>
       <w:r>
@@ -6428,25 +6629,25 @@
         <w:t xml:space="preserve"> </w:t>
       </w:r>
       <w:r>
-        <w:t xml:space="preserve">An in-process integrity check that is described without</w:t>
-      </w:r>
-      <w:r>
-        <w:t xml:space="preserve"> </w:t>
-      </w:r>
-      <w:r>
-        <w:t xml:space="preserve">the bootstrap-trust limit, a component inventory described as tamper detection, or a self-assessment</w:t>
-      </w:r>
-      <w:r>
-        <w:t xml:space="preserve"> </w:t>
-      </w:r>
-      <w:r>
-        <w:t xml:space="preserve">described as verification -- each of these is a compensating control resting on a false premise, and</w:t>
-      </w:r>
-      <w:r>
-        <w:t xml:space="preserve"> </w:t>
-      </w:r>
-      <w:r>
-        <w:t xml:space="preserve">the next person to touch it reasons from your description rather than from the code.</w:t>
+        <w:t xml:space="preserve">Each of these is a compensating control resting on a</w:t>
+      </w:r>
+      <w:r>
+        <w:t xml:space="preserve"> </w:t>
+      </w:r>
+      <w:r>
+        <w:t xml:space="preserve">false premise: an in-process integrity check that is described without the bootstrap-trust limit, a</w:t>
+      </w:r>
+      <w:r>
+        <w:t xml:space="preserve"> </w:t>
+      </w:r>
+      <w:r>
+        <w:t xml:space="preserve">component inventory described as tamper detection, or a self-assessment described as verification.</w:t>
+      </w:r>
+      <w:r>
+        <w:t xml:space="preserve"> </w:t>
+      </w:r>
+      <w:r>
+        <w:t xml:space="preserve">The next person to touch it reasons from your description rather than from the code.</w:t>
       </w:r>
     </w:p>
     <w:p>
@@ -6471,7 +6672,7 @@
         <w:pStyle w:val="Compact"/>
         <w:numPr>
           <w:ilvl w:val="0"/>
-          <w:numId w:val="1016"/>
+          <w:numId w:val="1020"/>
         </w:numPr>
       </w:pPr>
       <w:hyperlink r:id="rId19">
@@ -6500,7 +6701,7 @@
         <w:pStyle w:val="Compact"/>
         <w:numPr>
           <w:ilvl w:val="0"/>
-          <w:numId w:val="1016"/>
+          <w:numId w:val="1020"/>
         </w:numPr>
       </w:pPr>
       <w:hyperlink r:id="rId23">
@@ -6529,7 +6730,7 @@
         <w:pStyle w:val="Compact"/>
         <w:numPr>
           <w:ilvl w:val="0"/>
-          <w:numId w:val="1016"/>
+          <w:numId w:val="1020"/>
         </w:numPr>
       </w:pPr>
       <w:hyperlink r:id="rId35">
@@ -6558,7 +6759,7 @@
         <w:pStyle w:val="Compact"/>
         <w:numPr>
           <w:ilvl w:val="0"/>
-          <w:numId w:val="1016"/>
+          <w:numId w:val="1020"/>
         </w:numPr>
       </w:pPr>
       <w:hyperlink r:id="rId41">
@@ -6587,7 +6788,7 @@
         <w:pStyle w:val="Compact"/>
         <w:numPr>
           <w:ilvl w:val="0"/>
-          <w:numId w:val="1016"/>
+          <w:numId w:val="1020"/>
         </w:numPr>
       </w:pPr>
       <w:hyperlink r:id="rId42">
@@ -6969,6 +7170,12 @@
     <w:abstractNumId w:val="991"/>
   </w:num>
   <w:num w:numId="1010">
+    <w:abstractNumId w:val="991"/>
+  </w:num>
+  <w:num w:numId="1011">
+    <w:abstractNumId w:val="991"/>
+  </w:num>
+  <w:num w:numId="1012">
     <w:abstractNumId w:val="99411"/>
     <w:lvlOverride w:ilvl="0">
       <w:startOverride w:val="1"/>
@@ -6998,12 +7205,6 @@
       <w:startOverride w:val="1"/>
     </w:lvlOverride>
   </w:num>
-  <w:num w:numId="1011">
-    <w:abstractNumId w:val="991"/>
-  </w:num>
-  <w:num w:numId="1012">
-    <w:abstractNumId w:val="991"/>
-  </w:num>
   <w:num w:numId="1013">
     <w:abstractNumId w:val="991"/>
   </w:num>
@@ -7014,6 +7215,18 @@
     <w:abstractNumId w:val="991"/>
   </w:num>
   <w:num w:numId="1016">
+    <w:abstractNumId w:val="991"/>
+  </w:num>
+  <w:num w:numId="1017">
+    <w:abstractNumId w:val="991"/>
+  </w:num>
+  <w:num w:numId="1018">
+    <w:abstractNumId w:val="991"/>
+  </w:num>
+  <w:num w:numId="1019">
+    <w:abstractNumId w:val="991"/>
+  </w:num>
+  <w:num w:numId="1020">
     <w:abstractNumId w:val="991"/>
   </w:num>
 </w:numbering>

--- a/docs/standards/word/SECURE-DEVELOPMENT.docx
+++ b/docs/standards/word/SECURE-DEVELOPMENT.docx
@@ -78,13 +78,19 @@
         <w:t xml:space="preserve"> </w:t>
       </w:r>
       <w:r>
-        <w:t xml:space="preserve">Most of this standard is a base for an</w:t>
-      </w:r>
-      <w:r>
-        <w:t xml:space="preserve"> </w:t>
-      </w:r>
-      <w:r>
-        <w:t xml:space="preserve">agent to apply to your code, not prose to work through by hand.</w:t>
+        <w:t xml:space="preserve">Most of this standard is a base for</w:t>
+      </w:r>
+      <w:r>
+        <w:t xml:space="preserve"> </w:t>
+      </w:r>
+      <w:r>
+        <w:t xml:space="preserve">Claude Code, or another AI-assisted coding tool, to apply to your code, rather than</w:t>
+      </w:r>
+      <w:r>
+        <w:t xml:space="preserve"> </w:t>
+      </w:r>
+      <w:r>
+        <w:t xml:space="preserve">prose to work through by hand.</w:t>
       </w:r>
     </w:p>
     <w:p>
@@ -92,7 +98,7 @@
         <w:pStyle w:val="BlockText"/>
       </w:pPr>
       <w:r>
-        <w:t xml:space="preserve">The fastest way in: give an agent -- Claude Code or another -- the</w:t>
+        <w:t xml:space="preserve">The fastest way in: give the tool the</w:t>
       </w:r>
       <w:r>
         <w:t xml:space="preserve"> </w:t>
@@ -201,7 +207,13 @@
         <w:pStyle w:val="BodyText"/>
       </w:pPr>
       <w:r>
-        <w:t xml:space="preserve">Written for a project where much of the code is agent-written and several sessions push into one</w:t>
+        <w:t xml:space="preserve">Written for a project where much of the code is written by Claude Code, or another AI-assisted coding tool,</w:t>
+      </w:r>
+      <w:r>
+        <w:t xml:space="preserve"> </w:t>
+      </w:r>
+      <w:r>
+        <w:t xml:space="preserve">and several sessions push into one</w:t>
       </w:r>
       <w:r>
         <w:t xml:space="preserve"> </w:t>

--- a/docs/standards/word/SECURE-DEVELOPMENT.docx
+++ b/docs/standards/word/SECURE-DEVELOPMENT.docx
@@ -269,7 +269,7 @@
         <w:t xml:space="preserve"> </w:t>
       </w:r>
       <w:r>
-        <w:t xml:space="preserve">operating organisation owns. It stops a control ending up unowned because each side assumed the</w:t>
+        <w:t xml:space="preserve">operating organization owns. It stops a control ending up unowned because each side assumed the</w:t>
       </w:r>
       <w:r>
         <w:t xml:space="preserve"> </w:t>
@@ -415,7 +415,7 @@
           <w:b/>
           <w:bCs/>
         </w:rPr>
-        <w:t xml:space="preserve">Artefacts an adopter can verify without trusting your description of your process</w:t>
+        <w:t xml:space="preserve">Artifacts an adopter can verify without trusting your description of your process</w:t>
       </w:r>
       <w:r>
         <w:t xml:space="preserve"> </w:t>
@@ -427,7 +427,7 @@
         <w:t xml:space="preserve"> </w:t>
       </w:r>
       <w:r>
-        <w:t xml:space="preserve">provenance, an attestation over the artefact digest, a component inventory, a published digest</w:t>
+        <w:t xml:space="preserve">provenance, an attestation over the artifact digest, a component inventory, a published digest</w:t>
       </w:r>
       <w:r>
         <w:t xml:space="preserve"> </w:t>
@@ -527,7 +527,7 @@
         <w:t xml:space="preserve"> </w:t>
       </w:r>
       <w:r>
-        <w:t xml:space="preserve">Threat modelling happens before the build,</w:t>
+        <w:t xml:space="preserve">Threat modeling happens before the build,</w:t>
       </w:r>
       <w:r>
         <w:t xml:space="preserve"> </w:t>
@@ -567,7 +567,7 @@
         <w:t xml:space="preserve"> </w:t>
       </w:r>
       <w:r>
-        <w:t xml:space="preserve">monitoring, immutable deployment, least-privilege file ownership, signed-artefact admission</w:t>
+        <w:t xml:space="preserve">monitoring, immutable deployment, least-privilege file ownership, signed-artifact admission</w:t>
       </w:r>
       <w:r>
         <w:t xml:space="preserve"> </w:t>
@@ -746,7 +746,7 @@
         <w:t xml:space="preserve"> </w:t>
       </w:r>
       <w:r>
-        <w:t xml:space="preserve">adopter, and it does not substitute for an adopting organisation's own assessment.</w:t>
+        <w:t xml:space="preserve">adopter, and it does not substitute for an adopting organization's own assessment.</w:t>
       </w:r>
     </w:p>
     <w:bookmarkEnd w:id="13"/>
@@ -787,7 +787,7 @@
         <w:t xml:space="preserve"> </w:t>
       </w:r>
       <w:r>
-        <w:t xml:space="preserve">one sitting. It is the artefact that makes every later claim scopeable, and most of the arguments it</w:t>
+        <w:t xml:space="preserve">one sitting. It is the artifact that makes every later claim scopeable, and most of the arguments it</w:t>
       </w:r>
       <w:r>
         <w:t xml:space="preserve"> </w:t>
@@ -941,7 +941,7 @@
         <w:t xml:space="preserve"> </w:t>
       </w:r>
       <w:r>
-        <w:t xml:space="preserve">over the artefact digest, and a published digest manifest cover most of what an adopter needs.</w:t>
+        <w:t xml:space="preserve">over the artifact digest, and a published digest manifest cover most of what an adopter needs.</w:t>
       </w:r>
     </w:p>
     <w:p>
@@ -969,7 +969,7 @@
         <w:t xml:space="preserve"> </w:t>
       </w:r>
       <w:r>
-        <w:t xml:space="preserve">a list rather than a judgement.</w:t>
+        <w:t xml:space="preserve">a list rather than a judgment.</w:t>
       </w:r>
     </w:p>
     <w:p>
@@ -1226,7 +1226,7 @@
               <w:pStyle w:val="Compact"/>
             </w:pPr>
             <w:r>
-              <w:t xml:space="preserve">The operating organisation owns</w:t>
+              <w:t xml:space="preserve">The operating organization owns</w:t>
             </w:r>
           </w:p>
         </w:tc>
@@ -1501,7 +1501,7 @@
           <w:b/>
           <w:bCs/>
         </w:rPr>
-        <w:t xml:space="preserve">The reviewed artefact plus its acceptance criteria are the specification the later review checks</w:t>
+        <w:t xml:space="preserve">The reviewed artifact plus its acceptance criteria are the specification the later review checks</w:t>
       </w:r>
       <w:r>
         <w:rPr>
@@ -1537,7 +1537,7 @@
           <w:b/>
           <w:bCs/>
         </w:rPr>
-        <w:t xml:space="preserve">It is artefact-checked and advisory, not a scanner.</w:t>
+        <w:t xml:space="preserve">It is artifact-checked and advisory, not a scanner.</w:t>
       </w:r>
       <w:r>
         <w:t xml:space="preserve"> </w:t>
@@ -1599,7 +1599,7 @@
         <w:t xml:space="preserve"> </w:t>
       </w:r>
       <w:r>
-        <w:t xml:space="preserve">questions that generalise:</w:t>
+        <w:t xml:space="preserve">questions that generalize:</w:t>
       </w:r>
     </w:p>
     <w:p>
@@ -1818,7 +1818,7 @@
           <w:b/>
           <w:bCs/>
         </w:rPr>
-        <w:t xml:space="preserve">Authentication and authorisation enforced on every action, deny by default.</w:t>
+        <w:t xml:space="preserve">Authentication and authorization enforced on every action, deny by default.</w:t>
       </w:r>
     </w:p>
     <w:p>
@@ -2236,7 +2236,7 @@
         </w:numPr>
       </w:pPr>
       <w:r>
-        <w:t xml:space="preserve">An assistant's explanation can be confidently wrong in the same way its code can, so the human</w:t>
+        <w:t xml:space="preserve">An AI coding tool's explanation can be confidently wrong in the same way its code can, so the human</w:t>
       </w:r>
       <w:r>
         <w:t xml:space="preserve"> </w:t>
@@ -3338,7 +3338,7 @@
         <w:t xml:space="preserve"> </w:t>
       </w:r>
       <w:r>
-        <w:t xml:space="preserve">defence in depth.</w:t>
+        <w:t xml:space="preserve">defense in depth.</w:t>
       </w:r>
     </w:p>
     <w:p>
@@ -3582,7 +3582,7 @@
           <w:b/>
           <w:bCs/>
         </w:rPr>
-        <w:t xml:space="preserve">Publishing identity does not cover the artefact.</w:t>
+        <w:t xml:space="preserve">Publishing identity does not cover the artifact.</w:t>
       </w:r>
       <w:r>
         <w:t xml:space="preserve"> </w:t>
@@ -3594,7 +3594,7 @@
         <w:t xml:space="preserve"> </w:t>
       </w:r>
       <w:r>
-        <w:t xml:space="preserve">pipeline says nothing about whether the artefact was modified before or after it was built. Pair it</w:t>
+        <w:t xml:space="preserve">pipeline says nothing about whether the artifact was modified before or after it was built. Pair it</w:t>
       </w:r>
       <w:r>
         <w:t xml:space="preserve"> </w:t>
@@ -3612,7 +3612,7 @@
         <w:t xml:space="preserve"> </w:t>
       </w:r>
       <w:r>
-        <w:t xml:space="preserve">artefact so a consumer can check it without contacting you. Neither half is sufficient alone.</w:t>
+        <w:t xml:space="preserve">artifact so a consumer can check it without contacting you. Neither half is sufficient alone.</w:t>
       </w:r>
     </w:p>
     <w:p>
@@ -3654,7 +3654,7 @@
         <w:t xml:space="preserve"> </w:t>
       </w:r>
       <w:r>
-        <w:t xml:space="preserve">restricted or disconnected networks, bundle the transparency-log inclusion proof with the artefact so</w:t>
+        <w:t xml:space="preserve">restricted or disconnected networks, bundle the transparency-log inclusion proof with the artifact so</w:t>
       </w:r>
       <w:r>
         <w:t xml:space="preserve"> </w:t>
@@ -3718,7 +3718,7 @@
         <w:t xml:space="preserve"> </w:t>
       </w:r>
       <w:r>
-        <w:t xml:space="preserve">crediting a signing control, measure what proportion of artefacts carry a signature and what</w:t>
+        <w:t xml:space="preserve">crediting a signing control, measure what proportion of artifacts carry a signature and what</w:t>
       </w:r>
       <w:r>
         <w:t xml:space="preserve"> </w:t>
@@ -3742,7 +3742,7 @@
         <w:t xml:space="preserve"> </w:t>
       </w:r>
       <w:r>
-        <w:t xml:space="preserve">Provenance generated by the pipeline proves the artefact traces to a specific</w:t>
+        <w:t xml:space="preserve">Provenance generated by the pipeline proves the artifact traces to a specific</w:t>
       </w:r>
       <w:r>
         <w:t xml:space="preserve"> </w:t>
@@ -3870,7 +3870,7 @@
         <w:t xml:space="preserve"> </w:t>
       </w:r>
       <w:r>
-        <w:t xml:space="preserve">holding only the artefact answers neither.</w:t>
+        <w:t xml:space="preserve">holding only the artifact answers neither.</w:t>
       </w:r>
     </w:p>
     <w:p>
@@ -3894,7 +3894,7 @@
         <w:t xml:space="preserve"> </w:t>
       </w:r>
       <w:r>
-        <w:t xml:space="preserve">published artefact contains, gate on it before the upload step, and verify the published artefact once</w:t>
+        <w:t xml:space="preserve">published artifact contains, gate on it before the upload step, and verify the published artifact once</w:t>
       </w:r>
       <w:r>
         <w:t xml:space="preserve"> </w:t>
@@ -3965,7 +3965,7 @@
         <w:pStyle w:val="FirstParagraph"/>
       </w:pPr>
       <w:r>
-        <w:t xml:space="preserve">For code whose source is published, obfuscating or compiling the shipped artefact protects nothing</w:t>
+        <w:t xml:space="preserve">For code whose source is published, obfuscating or compiling the shipped artifact protects nothing</w:t>
       </w:r>
       <w:r>
         <w:t xml:space="preserve"> </w:t>
@@ -3977,7 +3977,7 @@
         <w:t xml:space="preserve"> </w:t>
       </w:r>
       <w:r>
-        <w:t xml:space="preserve">Where a copyleft licence requires corresponding source, an obfuscated build also creates friction with</w:t>
+        <w:t xml:space="preserve">Where a copyleft license requires corresponding source, an obfuscated build also creates friction with</w:t>
       </w:r>
       <w:r>
         <w:t xml:space="preserve"> </w:t>
@@ -4065,7 +4065,7 @@
         <w:t xml:space="preserve"> </w:t>
       </w:r>
       <w:r>
-        <w:t xml:space="preserve">analysis cost, never as tamper-proof, and keep secrets and authorisation decisions out of any artefact</w:t>
+        <w:t xml:space="preserve">analysis cost, never as tamper-proof, and keep secrets and authorization decisions out of any artifact</w:t>
       </w:r>
       <w:r>
         <w:t xml:space="preserve"> </w:t>
@@ -4150,7 +4150,7 @@
         <w:pStyle w:val="BodyText"/>
       </w:pPr>
       <w:r>
-        <w:t xml:space="preserve">Ship it as defence in depth, document the limit in the same paragraph as the feature, and never let it</w:t>
+        <w:t xml:space="preserve">Ship it as defense in depth, document the limit in the same paragraph as the feature, and never let it</w:t>
       </w:r>
       <w:r>
         <w:t xml:space="preserve"> </w:t>
@@ -4186,7 +4186,7 @@
         <w:t xml:space="preserve"> </w:t>
       </w:r>
       <w:r>
-        <w:t xml:space="preserve">runtime patched, behaviour hooked at load time. Say so explicitly rather than letting the control list</w:t>
+        <w:t xml:space="preserve">runtime patched, behavior hooked at load time. Say so explicitly rather than letting the control list</w:t>
       </w:r>
       <w:r>
         <w:t xml:space="preserve"> </w:t>
@@ -4282,7 +4282,7 @@
         </w:numPr>
       </w:pPr>
       <w:r>
-        <w:t xml:space="preserve">signed-artefact admission control that rejects anything unsigned</w:t>
+        <w:t xml:space="preserve">signed-artifact admission control that rejects anything unsigned</w:t>
       </w:r>
     </w:p>
     <w:p>
@@ -4314,13 +4314,13 @@
         <w:t xml:space="preserve"> </w:t>
       </w:r>
       <w:r>
-        <w:t xml:space="preserve">A control that rejects artefacts</w:t>
-      </w:r>
-      <w:r>
-        <w:t xml:space="preserve"> </w:t>
-      </w:r>
-      <w:r>
-        <w:t xml:space="preserve">failing verification will also reject valid artefacts whenever its own preconditions are unmet -- for</w:t>
+        <w:t xml:space="preserve">A control that rejects artifacts</w:t>
+      </w:r>
+      <w:r>
+        <w:t xml:space="preserve"> </w:t>
+      </w:r>
+      <w:r>
+        <w:t xml:space="preserve">failing verification will also reject valid artifacts whenever its own preconditions are unmet -- for</w:t>
       </w:r>
       <w:r>
         <w:t xml:space="preserve"> </w:t>
@@ -4712,13 +4712,13 @@
         <w:t xml:space="preserve"> </w:t>
       </w:r>
       <w:r>
-        <w:t xml:space="preserve">audience. Keep it. Do not publish it, and do not reconstruct it in generalised form -- a generalised</w:t>
-      </w:r>
-      <w:r>
-        <w:t xml:space="preserve"> </w:t>
-      </w:r>
-      <w:r>
-        <w:t xml:space="preserve">list of the places a class of software is typically weak is the same artefact with the names filed</w:t>
+        <w:t xml:space="preserve">audience. Keep it. Do not publish it, and do not reconstruct it in generalized form -- a generalized</w:t>
+      </w:r>
+      <w:r>
+        <w:t xml:space="preserve"> </w:t>
+      </w:r>
+      <w:r>
+        <w:t xml:space="preserve">list of the places a class of software is typically weak is the same artifact with the names filed</w:t>
       </w:r>
       <w:r>
         <w:t xml:space="preserve"> </w:t>
@@ -4847,7 +4847,7 @@
         <w:t xml:space="preserve"> </w:t>
       </w:r>
       <w:r>
-        <w:t xml:space="preserve">decision to deploy and the assessment supporting it belong to the adopting organisation. Record what</w:t>
+        <w:t xml:space="preserve">decision to deploy and the assessment supporting it belong to the adopting organization. Record what</w:t>
       </w:r>
       <w:r>
         <w:t xml:space="preserve"> </w:t>
@@ -5013,7 +5013,7 @@
         <w:pStyle w:val="FirstParagraph"/>
       </w:pPr>
       <w:r>
-        <w:t xml:space="preserve">Codify the gate as an explicit pass or fail list rather than a judgement:</w:t>
+        <w:t xml:space="preserve">Codify the gate as an explicit pass or fail list rather than a judgment:</w:t>
       </w:r>
     </w:p>
     <w:p>
@@ -5073,7 +5073,7 @@
         </w:numPr>
       </w:pPr>
       <w:r>
-        <w:t xml:space="preserve">A signed artefact with its component inventory and digest manifest attached to the tag.</w:t>
+        <w:t xml:space="preserve">A signed artifact with its component inventory and digest manifest attached to the tag.</w:t>
       </w:r>
     </w:p>
     <w:p>
@@ -5457,7 +5457,7 @@
         <w:t xml:space="preserve"> </w:t>
       </w:r>
       <w:r>
-        <w:t xml:space="preserve">voluntarily; producing the artefacts confers nothing.</w:t>
+        <w:t xml:space="preserve">voluntarily; producing the artifacts confers nothing.</w:t>
       </w:r>
     </w:p>
     <w:p>
@@ -6041,7 +6041,7 @@
               <w:pStyle w:val="Compact"/>
             </w:pPr>
             <w:r>
-              <w:t xml:space="preserve">Archive the artefact, its build inputs, and its inventory together</w:t>
+              <w:t xml:space="preserve">Archive the artifact, its build inputs, and its inventory together</w:t>
             </w:r>
           </w:p>
         </w:tc>
@@ -6065,7 +6065,7 @@
               <w:pStyle w:val="Compact"/>
             </w:pPr>
             <w:r>
-              <w:t xml:space="preserve">Verify the published artefact after release; what you built is not what shipped</w:t>
+              <w:t xml:space="preserve">Verify the published artifact after release; what you built is not what shipped</w:t>
             </w:r>
           </w:p>
         </w:tc>
@@ -6792,7 +6792,7 @@
         <w:t xml:space="preserve"> </w:t>
       </w:r>
       <w:r>
-        <w:t xml:space="preserve">a fix by deliberate mutation of the shipped artefact</w:t>
+        <w:t xml:space="preserve">a fix by deliberate mutation of the shipped artifact</w:t>
       </w:r>
     </w:p>
     <w:p>

--- a/docs/standards/word/SECURE-DEVELOPMENT.docx
+++ b/docs/standards/word/SECURE-DEVELOPMENT.docx
@@ -72,33 +72,19 @@
           <w:b/>
           <w:bCs/>
         </w:rPr>
-        <w:t xml:space="preserve">Meant to be worked with, not read straight through.</w:t>
-      </w:r>
-      <w:r>
-        <w:t xml:space="preserve"> </w:t>
-      </w:r>
-      <w:r>
-        <w:t xml:space="preserve">Most of this standard is a base for</w:t>
-      </w:r>
-      <w:r>
-        <w:t xml:space="preserve"> </w:t>
-      </w:r>
-      <w:r>
-        <w:t xml:space="preserve">Claude Code, or another AI-assisted coding tool, to apply to your code, rather than</w:t>
-      </w:r>
-      <w:r>
-        <w:t xml:space="preserve"> </w:t>
-      </w:r>
-      <w:r>
-        <w:t xml:space="preserve">prose to work through by hand.</w:t>
-      </w:r>
-    </w:p>
-    <w:p>
-      <w:pPr>
-        <w:pStyle w:val="BlockText"/>
-      </w:pPr>
-      <w:r>
-        <w:t xml:space="preserve">The fastest way in: give the tool the</w:t>
+        <w:t xml:space="preserve">This one is dense.</w:t>
+      </w:r>
+      <w:r>
+        <w:t xml:space="preserve"> </w:t>
+      </w:r>
+      <w:r>
+        <w:t xml:space="preserve">Reading it end to end works, and you will need to eventually -- it</w:t>
+      </w:r>
+      <w:r>
+        <w:t xml:space="preserve"> </w:t>
+      </w:r>
+      <w:r>
+        <w:t xml:space="preserve">becomes your standard once you adopt it. It is usually faster to hand the</w:t>
       </w:r>
       <w:r>
         <w:t xml:space="preserve"> </w:t>
@@ -112,38 +98,28 @@
         </w:r>
       </w:hyperlink>
       <w:r>
-        <w:t xml:space="preserve">, ask it to</w:t>
-      </w:r>
-      <w:r>
-        <w:t xml:space="preserve"> </w:t>
-      </w:r>
-      <w:r>
-        <w:rPr>
-          <w:b/>
-          <w:bCs/>
-        </w:rPr>
-        <w:t xml:space="preserve">summarize the document against your repository</w:t>
-      </w:r>
-      <w:r>
-        <w:t xml:space="preserve">, and then ask it questions. What here</w:t>
-      </w:r>
-      <w:r>
-        <w:t xml:space="preserve"> </w:t>
-      </w:r>
-      <w:r>
-        <w:t xml:space="preserve">already holds? What would have to change? What would each gap cost? That conversation is</w:t>
-      </w:r>
-      <w:r>
-        <w:t xml:space="preserve"> </w:t>
-      </w:r>
-      <w:r>
-        <w:t xml:space="preserve">worth more than reading top to bottom, because the answers are about your code rather than</w:t>
-      </w:r>
-      <w:r>
-        <w:t xml:space="preserve"> </w:t>
-      </w:r>
-      <w:r>
-        <w:t xml:space="preserve">about the document.</w:t>
+        <w:t xml:space="preserve"> </w:t>
+      </w:r>
+      <w:r>
+        <w:t xml:space="preserve">to Claude Code, or</w:t>
+      </w:r>
+      <w:r>
+        <w:t xml:space="preserve"> </w:t>
+      </w:r>
+      <w:r>
+        <w:t xml:space="preserve">another AI-assisted coding tool, and ask it to summarize this against your repository,</w:t>
+      </w:r>
+      <w:r>
+        <w:t xml:space="preserve"> </w:t>
+      </w:r>
+      <w:r>
+        <w:t xml:space="preserve">rewrite a section in plainer terms, or answer what already holds here and what would have to</w:t>
+      </w:r>
+      <w:r>
+        <w:t xml:space="preserve"> </w:t>
+      </w:r>
+      <w:r>
+        <w:t xml:space="preserve">change.</w:t>
       </w:r>
     </w:p>
     <w:p>

--- a/docs/standards/word/SECURE-DEVELOPMENT.docx
+++ b/docs/standards/word/SECURE-DEVELOPMENT.docx
@@ -107,7 +107,7 @@
         <w:t xml:space="preserve"> </w:t>
       </w:r>
       <w:r>
-        <w:t xml:space="preserve">another AI-assisted coding tool, and ask it to summarize this against your repository,</w:t>
+        <w:t xml:space="preserve">another AI coding assistant, and ask it to summarize this against your repository,</w:t>
       </w:r>
       <w:r>
         <w:t xml:space="preserve"> </w:t>
@@ -183,7 +183,7 @@
         <w:pStyle w:val="BodyText"/>
       </w:pPr>
       <w:r>
-        <w:t xml:space="preserve">Written for a project where much of the code is written by Claude Code, or another AI-assisted coding tool,</w:t>
+        <w:t xml:space="preserve">Written for a project where much of the code is written by Claude Code, or another AI coding assistant,</w:t>
       </w:r>
       <w:r>
         <w:t xml:space="preserve"> </w:t>
@@ -2021,7 +2021,7 @@
         <w:t xml:space="preserve"> </w:t>
       </w:r>
       <w:r>
-        <w:t xml:space="preserve">audit that cannot be waived, assistant-run review that a human arbitrates, branch protection with</w:t>
+        <w:t xml:space="preserve">audit that cannot be waived, AI-run review that a human arbitrates, branch protection with</w:t>
       </w:r>
       <w:r>
         <w:t xml:space="preserve"> </w:t>
@@ -2212,7 +2212,7 @@
         </w:numPr>
       </w:pPr>
       <w:r>
-        <w:t xml:space="preserve">An AI coding tool's explanation can be confidently wrong in the same way its code can, so the human</w:t>
+        <w:t xml:space="preserve">An AI coding assistant's explanation can be confidently wrong in the same way its code can, so the human</w:t>
       </w:r>
       <w:r>
         <w:t xml:space="preserve"> </w:t>

--- a/docs/standards/word/SECURE-DEVELOPMENT.docx
+++ b/docs/standards/word/SECURE-DEVELOPMENT.docx
@@ -28,7 +28,7 @@
         </w:p>
       </w:sdtContent>
     </w:sdt>
-    <w:bookmarkStart w:id="44" w:name="X5370d31d3472698b00807739590c410bbd140c1"/>
+    <w:bookmarkStart w:id="56" w:name="X5370d31d3472698b00807739590c410bbd140c1"/>
     <w:p>
       <w:pPr>
         <w:pStyle w:val="Heading1"/>
@@ -48,19 +48,27 @@
         <w:t xml:space="preserve"> </w:t>
       </w:r>
       <w:r>
-        <w:t xml:space="preserve">has to satisfy before you can honestly say it was built securely. Who owns what, what gets threat</w:t>
-      </w:r>
-      <w:r>
-        <w:t xml:space="preserve"> </w:t>
-      </w:r>
-      <w:r>
-        <w:t xml:space="preserve">modelled, and what a review checks. Which checks may never be waived, how a release is signed and</w:t>
-      </w:r>
-      <w:r>
-        <w:t xml:space="preserve"> </w:t>
-      </w:r>
-      <w:r>
-        <w:t xml:space="preserve">verifiable, and what has to be true on the day you ship.</w:t>
+        <w:t xml:space="preserve">has to satisfy before you can honestly say it was built securely.</w:t>
+      </w:r>
+    </w:p>
+    <w:p>
+      <w:pPr>
+        <w:pStyle w:val="BodyText"/>
+      </w:pPr>
+      <w:r>
+        <w:t xml:space="preserve">It answers who owns what, what gets threat modelled, and what a review checks. It also answers which</w:t>
+      </w:r>
+      <w:r>
+        <w:t xml:space="preserve"> </w:t>
+      </w:r>
+      <w:r>
+        <w:t xml:space="preserve">checks may never be waived, how a release is signed and verifiable, and what has to be true on the</w:t>
+      </w:r>
+      <w:r>
+        <w:t xml:space="preserve"> </w:t>
+      </w:r>
+      <w:r>
+        <w:t xml:space="preserve">day you ship.</w:t>
       </w:r>
     </w:p>
     <w:p>
@@ -72,19 +80,7 @@
           <w:b/>
           <w:bCs/>
         </w:rPr>
-        <w:t xml:space="preserve">This one is dense.</w:t>
-      </w:r>
-      <w:r>
-        <w:t xml:space="preserve"> </w:t>
-      </w:r>
-      <w:r>
-        <w:t xml:space="preserve">Reading it end to end works, and you will need to eventually -- it</w:t>
-      </w:r>
-      <w:r>
-        <w:t xml:space="preserve"> </w:t>
-      </w:r>
-      <w:r>
-        <w:t xml:space="preserve">becomes your standard once you adopt it. It is usually faster to hand the</w:t>
+        <w:t xml:space="preserve">Take a copy:</w:t>
       </w:r>
       <w:r>
         <w:t xml:space="preserve"> </w:t>
@@ -101,33 +97,7 @@
         <w:t xml:space="preserve"> </w:t>
       </w:r>
       <w:r>
-        <w:t xml:space="preserve">to Claude Code, or</w:t>
-      </w:r>
-      <w:r>
-        <w:t xml:space="preserve"> </w:t>
-      </w:r>
-      <w:r>
-        <w:t xml:space="preserve">another AI coding assistant, and ask it to summarize this against your repository,</w:t>
-      </w:r>
-      <w:r>
-        <w:t xml:space="preserve"> </w:t>
-      </w:r>
-      <w:r>
-        <w:t xml:space="preserve">rewrite a section in plainer terms, or answer what already holds here and what would have to</w:t>
-      </w:r>
-      <w:r>
-        <w:t xml:space="preserve"> </w:t>
-      </w:r>
-      <w:r>
-        <w:t xml:space="preserve">change.</w:t>
-      </w:r>
-    </w:p>
-    <w:p>
-      <w:pPr>
-        <w:pStyle w:val="BlockText"/>
-      </w:pPr>
-      <w:r>
-        <w:t xml:space="preserve">Reading or circulating instead?</w:t>
+        <w:t xml:space="preserve">or</w:t>
       </w:r>
       <w:r>
         <w:t xml:space="preserve"> </w:t>
@@ -163,19 +133,19 @@
         <w:pStyle w:val="FirstParagraph"/>
       </w:pPr>
       <w:r>
-        <w:t xml:space="preserve">It is deliberately framework-neutral. It names practices, never certifications. No standards body</w:t>
-      </w:r>
-      <w:r>
-        <w:t xml:space="preserve"> </w:t>
-      </w:r>
-      <w:r>
-        <w:t xml:space="preserve">issues a certificate for any of this, and a self-assessment is not one either -- so every claim here</w:t>
-      </w:r>
-      <w:r>
-        <w:t xml:space="preserve"> </w:t>
-      </w:r>
-      <w:r>
-        <w:t xml:space="preserve">is phrased as something you can evidence rather than something you can be awarded.</w:t>
+        <w:t xml:space="preserve">It is deliberately framework-neutral, and it names practices, never certifications. No standards</w:t>
+      </w:r>
+      <w:r>
+        <w:t xml:space="preserve"> </w:t>
+      </w:r>
+      <w:r>
+        <w:t xml:space="preserve">body issues a certificate for any of this, and a self-assessment is not one either. So every claim</w:t>
+      </w:r>
+      <w:r>
+        <w:t xml:space="preserve"> </w:t>
+      </w:r>
+      <w:r>
+        <w:t xml:space="preserve">here is phrased as something you can evidence rather than something you can be awarded.</w:t>
       </w:r>
     </w:p>
     <w:p>
@@ -183,25 +153,25 @@
         <w:pStyle w:val="BodyText"/>
       </w:pPr>
       <w:r>
-        <w:t xml:space="preserve">Written for a project where much of the code is written by Claude Code, or another AI coding assistant,</w:t>
-      </w:r>
-      <w:r>
-        <w:t xml:space="preserve"> </w:t>
-      </w:r>
-      <w:r>
-        <w:t xml:space="preserve">and several sessions push into one</w:t>
-      </w:r>
-      <w:r>
-        <w:t xml:space="preserve"> </w:t>
-      </w:r>
-      <w:r>
-        <w:t xml:space="preserve">trunk. That is not a special case for this material; it is the case where the process layer stops</w:t>
-      </w:r>
-      <w:r>
-        <w:t xml:space="preserve"> </w:t>
-      </w:r>
-      <w:r>
-        <w:t xml:space="preserve">being paperwork, because the machine-enforced layer gets cheap and the human layer does not.</w:t>
+        <w:t xml:space="preserve">Written for a project where much of the code is written by Claude Code, or another AI coding</w:t>
+      </w:r>
+      <w:r>
+        <w:t xml:space="preserve"> </w:t>
+      </w:r>
+      <w:r>
+        <w:t xml:space="preserve">assistant, and several sessions push into one trunk. That is not a special case for this material.</w:t>
+      </w:r>
+      <w:r>
+        <w:t xml:space="preserve"> </w:t>
+      </w:r>
+      <w:r>
+        <w:t xml:space="preserve">It is the case where the process layer stops being paperwork, because the machine-enforced layer</w:t>
+      </w:r>
+      <w:r>
+        <w:t xml:space="preserve"> </w:t>
+      </w:r>
+      <w:r>
+        <w:t xml:space="preserve">gets cheap and the human layer does not.</w:t>
       </w:r>
     </w:p>
     <w:p>
@@ -245,7 +215,7 @@
         <w:t xml:space="preserve"> </w:t>
       </w:r>
       <w:r>
-        <w:t xml:space="preserve">operating organization owns. It stops a control ending up unowned because each side assumed the</w:t>
+        <w:t xml:space="preserve">operating organization owns, so a control cannot end up unowned because each side assumed the</w:t>
       </w:r>
       <w:r>
         <w:t xml:space="preserve"> </w:t>
@@ -279,13 +249,19 @@
         <w:t xml:space="preserve"> </w:t>
       </w:r>
       <w:r>
-        <w:t xml:space="preserve">look secure" into "which boundary does this touch, and does its named mitigation still hold" -- so</w:t>
-      </w:r>
-      <w:r>
-        <w:t xml:space="preserve"> </w:t>
-      </w:r>
-      <w:r>
-        <w:t xml:space="preserve">a missing control shows up as a gap in an enumeration rather than as something nobody thought of.</w:t>
+        <w:t xml:space="preserve">look secure" into "which boundary does this touch, and does its named mitigation still hold". A</w:t>
+      </w:r>
+      <w:r>
+        <w:t xml:space="preserve"> </w:t>
+      </w:r>
+      <w:r>
+        <w:t xml:space="preserve">missing control then shows up as a gap in an enumeration rather than as something nobody thought</w:t>
+      </w:r>
+      <w:r>
+        <w:t xml:space="preserve"> </w:t>
+      </w:r>
+      <w:r>
+        <w:t xml:space="preserve">of.</w:t>
       </w:r>
     </w:p>
     <w:p>
@@ -465,13 +441,13 @@
         <w:t xml:space="preserve"> </w:t>
       </w:r>
       <w:r>
-        <w:t xml:space="preserve">Phrases you can use, phrases you cannot, and the reason,</w:t>
-      </w:r>
-      <w:r>
-        <w:t xml:space="preserve"> </w:t>
-      </w:r>
-      <w:r>
-        <w:t xml:space="preserve">so publishing a security page does not accidentally assert a certification that does not exist.</w:t>
+        <w:t xml:space="preserve">Phrases you can use, phrases you cannot, and the reason, so</w:t>
+      </w:r>
+      <w:r>
+        <w:t xml:space="preserve"> </w:t>
+      </w:r>
+      <w:r>
+        <w:t xml:space="preserve">publishing a security page does not accidentally assert a certification that does not exist.</w:t>
       </w:r>
     </w:p>
     <w:bookmarkEnd w:id="12"/>
@@ -660,13 +636,13 @@
         <w:t xml:space="preserve"> </w:t>
       </w:r>
       <w:r>
-        <w:t xml:space="preserve">A spike nobody installs does not need a threat model or a release gate. Applying</w:t>
-      </w:r>
-      <w:r>
-        <w:t xml:space="preserve"> </w:t>
-      </w:r>
-      <w:r>
-        <w:t xml:space="preserve">the whole of this to code with no consumer is how a process gets abandoned wholesale.</w:t>
+        <w:t xml:space="preserve">A spike nobody installs does not need a threat model or a release gate.</w:t>
+      </w:r>
+      <w:r>
+        <w:t xml:space="preserve"> </w:t>
+      </w:r>
+      <w:r>
+        <w:t xml:space="preserve">Applying the whole of this to code with no consumer is how a process gets abandoned wholesale.</w:t>
       </w:r>
     </w:p>
     <w:p>
@@ -694,7 +670,13 @@
         <w:t xml:space="preserve"> </w:t>
       </w:r>
       <w:r>
-        <w:t xml:space="preserve">the build and release sections are somebody else's obligation and the hardening sections are yours.</w:t>
+        <w:t xml:space="preserve">the build and release sections are somebody else's obligation and the hardening sections are</w:t>
+      </w:r>
+      <w:r>
+        <w:t xml:space="preserve"> </w:t>
+      </w:r>
+      <w:r>
+        <w:t xml:space="preserve">yours.</w:t>
       </w:r>
     </w:p>
     <w:p>
@@ -741,35 +723,19 @@
         <w:pStyle w:val="FirstParagraph"/>
       </w:pPr>
       <w:r>
-        <w:t xml:space="preserve">Smallest first step, and it is genuinely small:</w:t>
-      </w:r>
-      <w:r>
-        <w:t xml:space="preserve"> </w:t>
-      </w:r>
-      <w:r>
-        <w:rPr>
-          <w:b/>
-          <w:bCs/>
-        </w:rPr>
-        <w:t xml:space="preserve">write the ownership split</w:t>
-      </w:r>
-      <w:r>
-        <w:t xml:space="preserve"> </w:t>
-      </w:r>
-      <w:r>
-        <w:t xml:space="preserve">(section 1). One table,</w:t>
-      </w:r>
-      <w:r>
-        <w:t xml:space="preserve"> </w:t>
-      </w:r>
-      <w:r>
-        <w:t xml:space="preserve">one sitting. It is the artifact that makes every later claim scopeable, and most of the arguments it</w:t>
-      </w:r>
-      <w:r>
-        <w:t xml:space="preserve"> </w:t>
-      </w:r>
-      <w:r>
-        <w:t xml:space="preserve">prevents are arguments about who was supposed to do something.</w:t>
+        <w:t xml:space="preserve">Start with the ownership split (section 1). One table, one sitting. It is the artifact that makes</w:t>
+      </w:r>
+      <w:r>
+        <w:t xml:space="preserve"> </w:t>
+      </w:r>
+      <w:r>
+        <w:t xml:space="preserve">every later claim scopeable, and most of the arguments it prevents are arguments about who was</w:t>
+      </w:r>
+      <w:r>
+        <w:t xml:space="preserve"> </w:t>
+      </w:r>
+      <w:r>
+        <w:t xml:space="preserve">supposed to do something.</w:t>
       </w:r>
     </w:p>
     <w:p>
@@ -777,7 +743,7 @@
         <w:pStyle w:val="BodyText"/>
       </w:pPr>
       <w:r>
-        <w:t xml:space="preserve">Then, in this order:</w:t>
+        <w:t xml:space="preserve">Then work in this order:</w:t>
       </w:r>
     </w:p>
     <w:p>
@@ -1094,43 +1060,37 @@
         <w:pStyle w:val="BodyText"/>
       </w:pPr>
       <w:r>
-        <w:t xml:space="preserve">Defects concentrate in the second layer, and a perfect first layer does not compensate for an empty</w:t>
-      </w:r>
-      <w:r>
-        <w:t xml:space="preserve"> </w:t>
-      </w:r>
-      <w:r>
-        <w:t xml:space="preserve">second one.</w:t>
-      </w:r>
-      <w:r>
-        <w:t xml:space="preserve"> </w:t>
-      </w:r>
-      <w:r>
-        <w:rPr>
-          <w:b/>
-          <w:bCs/>
-        </w:rPr>
-        <w:t xml:space="preserve">A green pipeline from a gate you ran on yourself does not substitute for an adversary</w:t>
-      </w:r>
-      <w:r>
-        <w:rPr>
-          <w:b/>
-          <w:bCs/>
-        </w:rPr>
-        <w:t xml:space="preserve"> </w:t>
-      </w:r>
-      <w:r>
-        <w:rPr>
-          <w:b/>
-          <w:bCs/>
-        </w:rPr>
-        <w:t xml:space="preserve">who did not.</w:t>
-      </w:r>
-      <w:r>
-        <w:t xml:space="preserve"> </w:t>
-      </w:r>
-      <w:r>
-        <w:t xml:space="preserve">Say that in the same breath as any claim about your automated coverage.</w:t>
+        <w:rPr>
+          <w:b/>
+          <w:bCs/>
+        </w:rPr>
+        <w:t xml:space="preserve">A green pipeline from a gate you ran on yourself does not substitute for an adversary who did</w:t>
+      </w:r>
+      <w:r>
+        <w:rPr>
+          <w:b/>
+          <w:bCs/>
+        </w:rPr>
+        <w:t xml:space="preserve"> </w:t>
+      </w:r>
+      <w:r>
+        <w:rPr>
+          <w:b/>
+          <w:bCs/>
+        </w:rPr>
+        <w:t xml:space="preserve">not.</w:t>
+      </w:r>
+      <w:r>
+        <w:t xml:space="preserve"> </w:t>
+      </w:r>
+      <w:r>
+        <w:t xml:space="preserve">Defects concentrate in the second layer, and a perfect first layer does not compensate for an</w:t>
+      </w:r>
+      <w:r>
+        <w:t xml:space="preserve"> </w:t>
+      </w:r>
+      <w:r>
+        <w:t xml:space="preserve">empty second one. Say that in the same breath as any claim about your automated coverage.</w:t>
       </w:r>
     </w:p>
     <w:p>
@@ -1155,19 +1115,19 @@
         <w:pStyle w:val="FirstParagraph"/>
       </w:pPr>
       <w:r>
-        <w:t xml:space="preserve">Software built by one party and run by another has a boundary, and the failure mode is not that</w:t>
-      </w:r>
-      <w:r>
-        <w:t xml:space="preserve"> </w:t>
-      </w:r>
-      <w:r>
-        <w:t xml:space="preserve">somebody does the wrong thing -- it is that both sides assume the other has it covered. Publish the</w:t>
-      </w:r>
-      <w:r>
-        <w:t xml:space="preserve"> </w:t>
-      </w:r>
-      <w:r>
-        <w:t xml:space="preserve">split as a table so that assumption cannot survive.</w:t>
+        <w:t xml:space="preserve">Software built by one party and run by another has a boundary. The failure mode is not that somebody</w:t>
+      </w:r>
+      <w:r>
+        <w:t xml:space="preserve"> </w:t>
+      </w:r>
+      <w:r>
+        <w:t xml:space="preserve">does the wrong thing -- it is that both sides assume the other has it covered. Publish the split as</w:t>
+      </w:r>
+      <w:r>
+        <w:t xml:space="preserve"> </w:t>
+      </w:r>
+      <w:r>
+        <w:t xml:space="preserve">a table so that assumption cannot survive.</w:t>
       </w:r>
     </w:p>
     <w:tbl>
@@ -1399,7 +1359,7 @@
       </w:r>
     </w:p>
     <w:bookmarkEnd w:id="17"/>
-    <w:bookmarkStart w:id="18" w:name="X4e356d55f6461af98c757c608bfb668fd432304"/>
+    <w:bookmarkStart w:id="19" w:name="X4e356d55f6461af98c757c608bfb668fd432304"/>
     <w:p>
       <w:pPr>
         <w:pStyle w:val="Heading2"/>
@@ -1449,7 +1409,7 @@
           <w:b/>
           <w:bCs/>
         </w:rPr>
-        <w:t xml:space="preserve">It is reviewed against the security requirements before code exists.</w:t>
+        <w:t xml:space="preserve">Reviewed against the security requirements before code exists.</w:t>
       </w:r>
       <w:r>
         <w:t xml:space="preserve"> </w:t>
@@ -1477,27 +1437,19 @@
           <w:b/>
           <w:bCs/>
         </w:rPr>
-        <w:t xml:space="preserve">The reviewed artifact plus its acceptance criteria are the specification the later review checks</w:t>
-      </w:r>
-      <w:r>
-        <w:rPr>
-          <w:b/>
-          <w:bCs/>
-        </w:rPr>
-        <w:t xml:space="preserve"> </w:t>
-      </w:r>
-      <w:r>
-        <w:rPr>
-          <w:b/>
-          <w:bCs/>
-        </w:rPr>
-        <w:t xml:space="preserve">against.</w:t>
-      </w:r>
-      <w:r>
-        <w:t xml:space="preserve"> </w:t>
-      </w:r>
-      <w:r>
-        <w:t xml:space="preserve">Without it, review has nothing to compare the change to except taste.</w:t>
+        <w:t xml:space="preserve">The specification the later review checks against.</w:t>
+      </w:r>
+      <w:r>
+        <w:t xml:space="preserve"> </w:t>
+      </w:r>
+      <w:r>
+        <w:t xml:space="preserve">The reviewed artifact plus its acceptance</w:t>
+      </w:r>
+      <w:r>
+        <w:t xml:space="preserve"> </w:t>
+      </w:r>
+      <w:r>
+        <w:t xml:space="preserve">criteria are what a change is compared to -- without them, review has nothing but taste.</w:t>
       </w:r>
     </w:p>
     <w:p>
@@ -1513,25 +1465,25 @@
           <w:b/>
           <w:bCs/>
         </w:rPr>
-        <w:t xml:space="preserve">It is artifact-checked and advisory, not a scanner.</w:t>
-      </w:r>
-      <w:r>
-        <w:t xml:space="preserve"> </w:t>
-      </w:r>
-      <w:r>
-        <w:t xml:space="preserve">Do not pretend otherwise. Nothing</w:t>
-      </w:r>
-      <w:r>
-        <w:t xml:space="preserve"> </w:t>
-      </w:r>
-      <w:r>
-        <w:t xml:space="preserve">mechanical verifies that a threat model is good; a gate can only verify that one exists for a</w:t>
-      </w:r>
-      <w:r>
-        <w:t xml:space="preserve"> </w:t>
-      </w:r>
-      <w:r>
-        <w:t xml:space="preserve">boundary that was added.</w:t>
+        <w:t xml:space="preserve">Artifact-checked and advisory, not a scanner.</w:t>
+      </w:r>
+      <w:r>
+        <w:t xml:space="preserve"> </w:t>
+      </w:r>
+      <w:r>
+        <w:t xml:space="preserve">Do not pretend otherwise: nothing mechanical</w:t>
+      </w:r>
+      <w:r>
+        <w:t xml:space="preserve"> </w:t>
+      </w:r>
+      <w:r>
+        <w:t xml:space="preserve">verifies that a threat model is good, and a gate can only verify that one exists for a boundary</w:t>
+      </w:r>
+      <w:r>
+        <w:t xml:space="preserve"> </w:t>
+      </w:r>
+      <w:r>
+        <w:t xml:space="preserve">that was added.</w:t>
       </w:r>
     </w:p>
     <w:p>
@@ -1554,28 +1506,27 @@
         <w:t xml:space="preserve">its mitigation, that is the finding.</w:t>
       </w:r>
     </w:p>
-    <w:p>
-      <w:pPr>
-        <w:pStyle w:val="BodyText"/>
-      </w:pPr>
-      <w:r>
-        <w:rPr>
-          <w:b/>
-          <w:bCs/>
-        </w:rPr>
-        <w:t xml:space="preserve">Trust boundaries where content becomes executable</w:t>
-      </w:r>
-      <w:r>
-        <w:t xml:space="preserve"> </w:t>
-      </w:r>
-      <w:r>
-        <w:t xml:space="preserve">deserve a longer look than the rest. The</w:t>
-      </w:r>
-      <w:r>
-        <w:t xml:space="preserve"> </w:t>
-      </w:r>
-      <w:r>
-        <w:t xml:space="preserve">questions that generalize:</w:t>
+    <w:bookmarkStart w:id="18" w:name="Xe95926782a39bd4a0ad092566161170b8cb2e98"/>
+    <w:p>
+      <w:pPr>
+        <w:pStyle w:val="Heading3"/>
+      </w:pPr>
+      <w:r>
+        <w:t xml:space="preserve">Execution boundaries need the longest look</w:t>
+      </w:r>
+    </w:p>
+    <w:p>
+      <w:pPr>
+        <w:pStyle w:val="FirstParagraph"/>
+      </w:pPr>
+      <w:r>
+        <w:t xml:space="preserve">Trust boundaries where content becomes executable deserve more scrutiny than the rest. These</w:t>
+      </w:r>
+      <w:r>
+        <w:t xml:space="preserve"> </w:t>
+      </w:r>
+      <w:r>
+        <w:t xml:space="preserve">questions generalize:</w:t>
       </w:r>
     </w:p>
     <w:p>
@@ -1696,7 +1647,8 @@
       </w:r>
     </w:p>
     <w:bookmarkEnd w:id="18"/>
-    <w:bookmarkStart w:id="20" w:name="X856bc933e26f1c9456cb19e64981d263d6663dc"/>
+    <w:bookmarkEnd w:id="19"/>
+    <w:bookmarkStart w:id="21" w:name="X856bc933e26f1c9456cb19e64981d263d6663dc"/>
     <w:p>
       <w:pPr>
         <w:pStyle w:val="Heading2"/>
@@ -1920,7 +1872,7 @@
         <w:pStyle w:val="FirstParagraph"/>
       </w:pPr>
       <w:r>
-        <w:t xml:space="preserve">Two of these are already owned elsewhere on this site and are listed here only so the enumeration is</w:t>
+        <w:t xml:space="preserve">Two more are already owned elsewhere on this site, and are named here only so the enumeration is</w:t>
       </w:r>
       <w:r>
         <w:t xml:space="preserve"> </w:t>
@@ -1932,12 +1884,12 @@
         <w:t xml:space="preserve"> </w:t>
       </w:r>
       <w:r>
-        <w:t xml:space="preserve">dependency's identity before adding it, are both covered in</w:t>
-      </w:r>
-      <w:r>
-        <w:t xml:space="preserve"> </w:t>
-      </w:r>
-      <w:hyperlink r:id="rId19">
+        <w:t xml:space="preserve">dependency's identity before adding it. Both are covered in</w:t>
+      </w:r>
+      <w:r>
+        <w:t xml:space="preserve"> </w:t>
+      </w:r>
+      <w:hyperlink r:id="rId20">
         <w:r>
           <w:rPr>
             <w:rStyle w:val="Hyperlink"/>
@@ -1956,8 +1908,8 @@
         </w:pict>
       </w:r>
     </w:p>
-    <w:bookmarkEnd w:id="20"/>
-    <w:bookmarkStart w:id="22" w:name="Xd0d2e3c2022a6968f9346992769e0293d735ca2"/>
+    <w:bookmarkEnd w:id="21"/>
+    <w:bookmarkStart w:id="26" w:name="Xd0d2e3c2022a6968f9346992769e0293d735ca2"/>
     <w:p>
       <w:pPr>
         <w:pStyle w:val="Heading2"/>
@@ -1994,46 +1946,114 @@
         <w:t xml:space="preserve">"reviewed" until it fits.</w:t>
       </w:r>
     </w:p>
+    <w:bookmarkStart w:id="22" w:name="X201f980f972ea0e4b6566ffddea29bd74691ffd"/>
+    <w:p>
+      <w:pPr>
+        <w:pStyle w:val="Heading3"/>
+      </w:pPr>
+      <w:r>
+        <w:t xml:space="preserve">Self-review is a documented deviation, not a satisfied control</w:t>
+      </w:r>
+    </w:p>
+    <w:p>
+      <w:pPr>
+        <w:pStyle w:val="FirstParagraph"/>
+      </w:pPr>
+      <w:r>
+        <w:t xml:space="preserve">Record it as a deviation. Name the control that cannot be met. Name the compensating set actually in</w:t>
+      </w:r>
+      <w:r>
+        <w:t xml:space="preserve"> </w:t>
+      </w:r>
+      <w:r>
+        <w:t xml:space="preserve">force -- typically blocking static analysis and dependency audit that cannot be waived, AI-run review</w:t>
+      </w:r>
+      <w:r>
+        <w:t xml:space="preserve"> </w:t>
+      </w:r>
+      <w:r>
+        <w:t xml:space="preserve">that a human arbitrates, branch protection with required checks, and no direct pushes to the trunk.</w:t>
+      </w:r>
+      <w:r>
+        <w:t xml:space="preserve"> </w:t>
+      </w:r>
+      <w:r>
+        <w:t xml:space="preserve">Name the event that ends the deviation, which is usually a second maintainer joining.</w:t>
+      </w:r>
+    </w:p>
     <w:p>
       <w:pPr>
         <w:pStyle w:val="BodyText"/>
       </w:pPr>
       <w:r>
-        <w:rPr>
-          <w:b/>
-          <w:bCs/>
-        </w:rPr>
-        <w:t xml:space="preserve">When review is self-review, record it as a documented deviation.</w:t>
-      </w:r>
-      <w:r>
-        <w:t xml:space="preserve"> </w:t>
-      </w:r>
-      <w:r>
-        <w:t xml:space="preserve">Name the control that cannot be</w:t>
-      </w:r>
-      <w:r>
-        <w:t xml:space="preserve"> </w:t>
-      </w:r>
-      <w:r>
-        <w:t xml:space="preserve">met. Name the compensating set actually in force -- typically blocking static analysis and dependency</w:t>
-      </w:r>
-      <w:r>
-        <w:t xml:space="preserve"> </w:t>
-      </w:r>
-      <w:r>
-        <w:t xml:space="preserve">audit that cannot be waived, AI-run review that a human arbitrates, branch protection with</w:t>
-      </w:r>
-      <w:r>
-        <w:t xml:space="preserve"> </w:t>
-      </w:r>
-      <w:r>
-        <w:t xml:space="preserve">required checks, and no direct pushes to the trunk. Name the event that ends the deviation, which is</w:t>
-      </w:r>
-      <w:r>
-        <w:t xml:space="preserve"> </w:t>
-      </w:r>
-      <w:r>
-        <w:t xml:space="preserve">usually a second maintainer joining.</w:t>
+        <w:t xml:space="preserve">Then constrain the wording. The compensating set is a</w:t>
+      </w:r>
+      <w:r>
+        <w:t xml:space="preserve"> </w:t>
+      </w:r>
+      <w:r>
+        <w:rPr>
+          <w:b/>
+          <w:bCs/>
+        </w:rPr>
+        <w:t xml:space="preserve">compensating control, explicitly not an</w:t>
+      </w:r>
+      <w:r>
+        <w:rPr>
+          <w:b/>
+          <w:bCs/>
+        </w:rPr>
+        <w:t xml:space="preserve"> </w:t>
+      </w:r>
+      <w:r>
+        <w:rPr>
+          <w:b/>
+          <w:bCs/>
+        </w:rPr>
+        <w:t xml:space="preserve">independent audit</w:t>
+      </w:r>
+      <w:r>
+        <w:t xml:space="preserve">, and no published claim may imply otherwise.</w:t>
+      </w:r>
+    </w:p>
+    <w:bookmarkEnd w:id="22"/>
+    <w:bookmarkStart w:id="24" w:name="Xd0ccc971424be3bfc158f34270074304d1beac4"/>
+    <w:p>
+      <w:pPr>
+        <w:pStyle w:val="Heading3"/>
+      </w:pPr>
+      <w:r>
+        <w:t xml:space="preserve">The confidence effect bites hardest in self-review</w:t>
+      </w:r>
+    </w:p>
+    <w:p>
+      <w:pPr>
+        <w:pStyle w:val="FirstParagraph"/>
+      </w:pPr>
+      <w:r>
+        <w:rPr>
+          <w:b/>
+          <w:bCs/>
+        </w:rPr>
+        <w:t xml:space="preserve">[external]</w:t>
+      </w:r>
+      <w:r>
+        <w:t xml:space="preserve"> </w:t>
+      </w:r>
+      <w:r>
+        <w:t xml:space="preserve">A controlled study found developers with access to an AI coding assistant wrote less</w:t>
+      </w:r>
+      <w:r>
+        <w:t xml:space="preserve"> </w:t>
+      </w:r>
+      <w:r>
+        <w:t xml:space="preserve">secure code while being more confident it was secure. The study used a 2022-era model, so</w:t>
+      </w:r>
+      <w:r>
+        <w:t xml:space="preserve"> </w:t>
+      </w:r>
+      <w:r>
+        <w:t xml:space="preserve">re-baseline the magnitude rather than quoting it; the direction is what matters here.</w:t>
       </w:r>
     </w:p>
     <w:p>
@@ -2041,75 +2061,12 @@
         <w:pStyle w:val="BodyText"/>
       </w:pPr>
       <w:r>
-        <w:t xml:space="preserve">Then constrain the wording. The compensating set is a</w:t>
-      </w:r>
-      <w:r>
-        <w:t xml:space="preserve"> </w:t>
-      </w:r>
-      <w:r>
-        <w:rPr>
-          <w:b/>
-          <w:bCs/>
-        </w:rPr>
-        <w:t xml:space="preserve">compensating control, explicitly not an</w:t>
-      </w:r>
-      <w:r>
-        <w:rPr>
-          <w:b/>
-          <w:bCs/>
-        </w:rPr>
-        <w:t xml:space="preserve"> </w:t>
-      </w:r>
-      <w:r>
-        <w:rPr>
-          <w:b/>
-          <w:bCs/>
-        </w:rPr>
-        <w:t xml:space="preserve">independent audit</w:t>
-      </w:r>
-      <w:r>
-        <w:t xml:space="preserve">, and no published claim may imply otherwise.</w:t>
-      </w:r>
-    </w:p>
-    <w:p>
-      <w:pPr>
-        <w:pStyle w:val="BodyText"/>
-      </w:pPr>
-      <w:r>
-        <w:rPr>
-          <w:b/>
-          <w:bCs/>
-        </w:rPr>
-        <w:t xml:space="preserve">[external]</w:t>
-      </w:r>
-      <w:r>
-        <w:t xml:space="preserve"> </w:t>
-      </w:r>
-      <w:r>
-        <w:t xml:space="preserve">A controlled study found developers with assistant access wrote less secure code while</w:t>
-      </w:r>
-      <w:r>
-        <w:t xml:space="preserve"> </w:t>
-      </w:r>
-      <w:r>
-        <w:t xml:space="preserve">being more confident it was secure. The study used a 2022-era model, so re-baseline the magnitude</w:t>
-      </w:r>
-      <w:r>
-        <w:t xml:space="preserve"> </w:t>
-      </w:r>
-      <w:r>
-        <w:t xml:space="preserve">rather than quoting it; the direction is what matters here. The citation and its hedge live in one</w:t>
-      </w:r>
-      <w:r>
-        <w:t xml:space="preserve"> </w:t>
-      </w:r>
-      <w:r>
-        <w:t xml:space="preserve">place -- the evidence table in</w:t>
-      </w:r>
-      <w:r>
-        <w:t xml:space="preserve"> </w:t>
-      </w:r>
-      <w:hyperlink r:id="rId21">
+        <w:t xml:space="preserve">The citation and its hedge live in one place -- the evidence table in</w:t>
+      </w:r>
+      <w:r>
+        <w:t xml:space="preserve"> </w:t>
+      </w:r>
+      <w:hyperlink r:id="rId23">
         <w:r>
           <w:rPr>
             <w:rStyle w:val="Hyperlink"/>
@@ -2120,23 +2077,25 @@
       <w:r>
         <w:t xml:space="preserve">.</w:t>
       </w:r>
-      <w:r>
-        <w:t xml:space="preserve"> </w:t>
-      </w:r>
-      <w:r>
-        <w:t xml:space="preserve">It bites hardest exactly in the</w:t>
-      </w:r>
-      <w:r>
-        <w:t xml:space="preserve"> </w:t>
-      </w:r>
-      <w:r>
-        <w:t xml:space="preserve">self-review case, which is the argument for the one control that is independent of the author's</w:t>
-      </w:r>
-      <w:r>
-        <w:t xml:space="preserve"> </w:t>
-      </w:r>
-      <w:r>
-        <w:t xml:space="preserve">confidence: an adversarial check on whether the tests assert anything. See</w:t>
+    </w:p>
+    <w:p>
+      <w:pPr>
+        <w:pStyle w:val="BodyText"/>
+      </w:pPr>
+      <w:r>
+        <w:t xml:space="preserve">That effect bites hardest exactly in the self-review case, which is the argument for the one control</w:t>
+      </w:r>
+      <w:r>
+        <w:t xml:space="preserve"> </w:t>
+      </w:r>
+      <w:r>
+        <w:t xml:space="preserve">independent of the author's confidence: an adversarial check on whether the tests assert anything.</w:t>
+      </w:r>
+      <w:r>
+        <w:t xml:space="preserve"> </w:t>
+      </w:r>
+      <w:r>
+        <w:t xml:space="preserve">See</w:t>
       </w:r>
       <w:r>
         <w:t xml:space="preserve"> </w:t>
@@ -2146,21 +2105,7 @@
           <w:i/>
           <w:iCs/>
         </w:rPr>
-        <w:t xml:space="preserve">Judge tests by their</w:t>
-      </w:r>
-      <w:r>
-        <w:rPr>
-          <w:i/>
-          <w:iCs/>
-        </w:rPr>
-        <w:t xml:space="preserve"> </w:t>
-      </w:r>
-      <w:r>
-        <w:rPr>
-          <w:i/>
-          <w:iCs/>
-        </w:rPr>
-        <w:t xml:space="preserve">assertions, not their presence or their coverage</w:t>
+        <w:t xml:space="preserve">Judge tests by their assertions, not their presence or their coverage</w:t>
       </w:r>
       <w:r>
         <w:t xml:space="preserve"> </w:t>
@@ -2171,7 +2116,7 @@
       <w:r>
         <w:t xml:space="preserve"> </w:t>
       </w:r>
-      <w:hyperlink r:id="rId19">
+      <w:hyperlink r:id="rId20">
         <w:r>
           <w:rPr>
             <w:rStyle w:val="Hyperlink"/>
@@ -2183,24 +2128,131 @@
         <w:t xml:space="preserve">.</w:t>
       </w:r>
     </w:p>
+    <w:bookmarkEnd w:id="24"/>
+    <w:bookmarkStart w:id="25" w:name="X8df9a15527c9258113a544c92aa72dbd7dd03b7"/>
+    <w:p>
+      <w:pPr>
+        <w:pStyle w:val="Heading3"/>
+      </w:pPr>
+      <w:r>
+        <w:t xml:space="preserve">The comprehension bar, and two additions to it</w:t>
+      </w:r>
+    </w:p>
+    <w:p>
+      <w:pPr>
+        <w:pStyle w:val="FirstParagraph"/>
+      </w:pPr>
+      <w:r>
+        <w:t xml:space="preserve">The comprehension bar that goes with review -- reject code you cannot explain, with assistance in</w:t>
+      </w:r>
+      <w:r>
+        <w:t xml:space="preserve"> </w:t>
+      </w:r>
+      <w:r>
+        <w:t xml:space="preserve">reaching the explanation being acceptable -- is settled on this site under that name in the same</w:t>
+      </w:r>
+      <w:r>
+        <w:t xml:space="preserve"> </w:t>
+      </w:r>
+      <w:r>
+        <w:t xml:space="preserve">document.</w:t>
+      </w:r>
+    </w:p>
     <w:p>
       <w:pPr>
         <w:pStyle w:val="BodyText"/>
       </w:pPr>
       <w:r>
-        <w:t xml:space="preserve">The comprehension bar that goes with review -- reject code you cannot explain, with assistance in</w:t>
-      </w:r>
-      <w:r>
-        <w:t xml:space="preserve"> </w:t>
-      </w:r>
-      <w:r>
-        <w:t xml:space="preserve">reaching the explanation being acceptable -- is settled on this site under that name in the same</w:t>
-      </w:r>
-      <w:r>
-        <w:t xml:space="preserve"> </w:t>
-      </w:r>
-      <w:r>
-        <w:t xml:space="preserve">document. Two small additions are worth carrying:</w:t>
+        <w:t xml:space="preserve">Two small additions are worth carrying. An AI coding assistant's explanation can be confidently</w:t>
+      </w:r>
+      <w:r>
+        <w:t xml:space="preserve"> </w:t>
+      </w:r>
+      <w:r>
+        <w:t xml:space="preserve">wrong in the same way its code can, so the human verifies the explanation rather than accepting it.</w:t>
+      </w:r>
+      <w:r>
+        <w:t xml:space="preserve"> </w:t>
+      </w:r>
+      <w:r>
+        <w:t xml:space="preserve">A periodic cold spot-check of an already-merged assisted change is a cheap way to detect that</w:t>
+      </w:r>
+      <w:r>
+        <w:t xml:space="preserve"> </w:t>
+      </w:r>
+      <w:r>
+        <w:t xml:space="preserve">explaining has drifted into rubber-stamping.</w:t>
+      </w:r>
+    </w:p>
+    <w:p>
+      <w:r>
+        <w:pict>
+          <v:rect style="width:0;height:1.5pt" o:hralign="center" o:hrstd="t" o:hr="t"/>
+        </w:pict>
+      </w:r>
+    </w:p>
+    <w:bookmarkEnd w:id="25"/>
+    <w:bookmarkEnd w:id="26"/>
+    <w:bookmarkStart w:id="31" w:name="Xa04daca1c49463ed52ff2475309af2fe8799704"/>
+    <w:p>
+      <w:pPr>
+        <w:pStyle w:val="Heading2"/>
+      </w:pPr>
+      <w:r>
+        <w:t xml:space="preserve">5. Scanner posture: what blocks, what advises, what may never be waived</w:t>
+      </w:r>
+    </w:p>
+    <w:p>
+      <w:pPr>
+        <w:pStyle w:val="FirstParagraph"/>
+      </w:pPr>
+      <w:r>
+        <w:rPr>
+          <w:b/>
+          <w:bCs/>
+        </w:rPr>
+        <w:t xml:space="preserve">Coverage is the set of blocking checks that run on a change, not the tool inventory.</w:t>
+      </w:r>
+      <w:r>
+        <w:t xml:space="preserve"> </w:t>
+      </w:r>
+      <w:r>
+        <w:t xml:space="preserve">Advisory and</w:t>
+      </w:r>
+      <w:r>
+        <w:t xml:space="preserve"> </w:t>
+      </w:r>
+      <w:r>
+        <w:t xml:space="preserve">scheduled-only jobs are useful and are not coverage. Classify every nominally-security job as one or</w:t>
+      </w:r>
+      <w:r>
+        <w:t xml:space="preserve"> </w:t>
+      </w:r>
+      <w:r>
+        <w:t xml:space="preserve">the other and write the classification down, because the two are indistinguishable from a green</w:t>
+      </w:r>
+      <w:r>
+        <w:t xml:space="preserve"> </w:t>
+      </w:r>
+      <w:r>
+        <w:t xml:space="preserve">badge.</w:t>
+      </w:r>
+    </w:p>
+    <w:bookmarkStart w:id="28" w:name="what-must-block-and-may-not-be-waived"/>
+    <w:p>
+      <w:pPr>
+        <w:pStyle w:val="Heading3"/>
+      </w:pPr>
+      <w:r>
+        <w:t xml:space="preserve">What must block, and may not be waived</w:t>
+      </w:r>
+    </w:p>
+    <w:p>
+      <w:pPr>
+        <w:pStyle w:val="FirstParagraph"/>
+      </w:pPr>
+      <w:r>
+        <w:t xml:space="preserve">The following must block a change, and may not be waived by an author:</w:t>
       </w:r>
     </w:p>
     <w:p>
@@ -2212,13 +2264,7 @@
         </w:numPr>
       </w:pPr>
       <w:r>
-        <w:t xml:space="preserve">An AI coding assistant's explanation can be confidently wrong in the same way its code can, so the human</w:t>
-      </w:r>
-      <w:r>
-        <w:t xml:space="preserve"> </w:t>
-      </w:r>
-      <w:r>
-        <w:t xml:space="preserve">verifies the explanation rather than accepting it.</w:t>
+        <w:t xml:space="preserve">Static analysis, red on any new finding from a clean baseline.</w:t>
       </w:r>
     </w:p>
     <w:p>
@@ -2230,88 +2276,7 @@
         </w:numPr>
       </w:pPr>
       <w:r>
-        <w:t xml:space="preserve">A periodic cold spot-check of an already-merged assisted change is a cheap way to detect that</w:t>
-      </w:r>
-      <w:r>
-        <w:t xml:space="preserve"> </w:t>
-      </w:r>
-      <w:r>
-        <w:t xml:space="preserve">explaining has drifted into rubber-stamping.</w:t>
-      </w:r>
-    </w:p>
-    <w:p>
-      <w:r>
-        <w:pict>
-          <v:rect style="width:0;height:1.5pt" o:hralign="center" o:hrstd="t" o:hr="t"/>
-        </w:pict>
-      </w:r>
-    </w:p>
-    <w:bookmarkEnd w:id="22"/>
-    <w:bookmarkStart w:id="25" w:name="Xa04daca1c49463ed52ff2475309af2fe8799704"/>
-    <w:p>
-      <w:pPr>
-        <w:pStyle w:val="Heading2"/>
-      </w:pPr>
-      <w:r>
-        <w:t xml:space="preserve">5. Scanner posture: what blocks, what advises, what may never be waived</w:t>
-      </w:r>
-    </w:p>
-    <w:p>
-      <w:pPr>
-        <w:pStyle w:val="FirstParagraph"/>
-      </w:pPr>
-      <w:r>
-        <w:t xml:space="preserve">The single rule:</w:t>
-      </w:r>
-      <w:r>
-        <w:t xml:space="preserve"> </w:t>
-      </w:r>
-      <w:r>
-        <w:rPr>
-          <w:b/>
-          <w:bCs/>
-        </w:rPr>
-        <w:t xml:space="preserve">coverage is the set of blocking checks that run on a change, not the tool</w:t>
-      </w:r>
-      <w:r>
-        <w:rPr>
-          <w:b/>
-          <w:bCs/>
-        </w:rPr>
-        <w:t xml:space="preserve"> </w:t>
-      </w:r>
-      <w:r>
-        <w:rPr>
-          <w:b/>
-          <w:bCs/>
-        </w:rPr>
-        <w:t xml:space="preserve">inventory.</w:t>
-      </w:r>
-      <w:r>
-        <w:t xml:space="preserve"> </w:t>
-      </w:r>
-      <w:r>
-        <w:t xml:space="preserve">Advisory and scheduled-only jobs are useful and are not coverage. Classify every</w:t>
-      </w:r>
-      <w:r>
-        <w:t xml:space="preserve"> </w:t>
-      </w:r>
-      <w:r>
-        <w:t xml:space="preserve">nominally-security job as one or the other and write the classification down, because the two are</w:t>
-      </w:r>
-      <w:r>
-        <w:t xml:space="preserve"> </w:t>
-      </w:r>
-      <w:r>
-        <w:t xml:space="preserve">indistinguishable from a green badge.</w:t>
-      </w:r>
-    </w:p>
-    <w:p>
-      <w:pPr>
-        <w:pStyle w:val="BodyText"/>
-      </w:pPr>
-      <w:r>
-        <w:t xml:space="preserve">What must block, and may not be waived by an author:</w:t>
+        <w:t xml:space="preserve">Dependency vulnerability analysis, red on any new advisory.</w:t>
       </w:r>
     </w:p>
     <w:p>
@@ -2319,34 +2284,10 @@
         <w:pStyle w:val="Compact"/>
         <w:numPr>
           <w:ilvl w:val="0"/>
-          <w:numId w:val="1009"/>
+          <w:numId w:val="1008"/>
         </w:numPr>
       </w:pPr>
       <w:r>
-        <w:t xml:space="preserve">Static analysis, red on any new finding from a clean baseline.</w:t>
-      </w:r>
-    </w:p>
-    <w:p>
-      <w:pPr>
-        <w:pStyle w:val="Compact"/>
-        <w:numPr>
-          <w:ilvl w:val="0"/>
-          <w:numId w:val="1009"/>
-        </w:numPr>
-      </w:pPr>
-      <w:r>
-        <w:t xml:space="preserve">Dependency vulnerability analysis, red on any new advisory.</w:t>
-      </w:r>
-    </w:p>
-    <w:p>
-      <w:pPr>
-        <w:pStyle w:val="Compact"/>
-        <w:numPr>
-          <w:ilvl w:val="0"/>
-          <w:numId w:val="1009"/>
-        </w:numPr>
-      </w:pPr>
-      <w:r>
         <w:t xml:space="preserve">Secret scanning, over the full history, not only the diff.</w:t>
       </w:r>
     </w:p>
@@ -2360,7 +2301,7 @@
       <w:r>
         <w:t xml:space="preserve"> </w:t>
       </w:r>
-      <w:hyperlink r:id="rId19">
+      <w:hyperlink r:id="rId20">
         <w:r>
           <w:rPr>
             <w:rStyle w:val="Hyperlink"/>
@@ -2390,18 +2331,20 @@
         <w:t xml:space="preserve"> </w:t>
       </w:r>
       <w:r>
-        <w:t xml:space="preserve">the pipeline is the authoritative gate. Fail-closed forbidden-content scanning and the three ways a</w:t>
-      </w:r>
-      <w:r>
-        <w:t xml:space="preserve"> </w:t>
-      </w:r>
-      <w:r>
-        <w:t xml:space="preserve">scanner lies are in</w:t>
-      </w:r>
-      <w:r>
-        <w:t xml:space="preserve"> </w:t>
-      </w:r>
-      <w:hyperlink r:id="rId23">
+        <w:t xml:space="preserve">the pipeline is the authoritative gate.</w:t>
+      </w:r>
+    </w:p>
+    <w:p>
+      <w:pPr>
+        <w:pStyle w:val="BodyText"/>
+      </w:pPr>
+      <w:r>
+        <w:t xml:space="preserve">Fail-closed forbidden-content scanning and the three ways a scanner lies are in</w:t>
+      </w:r>
+      <w:r>
+        <w:t xml:space="preserve"> </w:t>
+      </w:r>
+      <w:hyperlink r:id="rId27">
         <w:r>
           <w:rPr>
             <w:rStyle w:val="Hyperlink"/>
@@ -2413,17 +2356,19 @@
         <w:t xml:space="preserve">.</w:t>
       </w:r>
     </w:p>
-    <w:p>
-      <w:pPr>
-        <w:pStyle w:val="BodyText"/>
-      </w:pPr>
-      <w:r>
-        <w:t xml:space="preserve">Three additions specific to a security posture:</w:t>
-      </w:r>
-    </w:p>
-    <w:p>
-      <w:pPr>
-        <w:pStyle w:val="BodyText"/>
+    <w:bookmarkEnd w:id="28"/>
+    <w:bookmarkStart w:id="29" w:name="X8e84579fd545af19ab8cb79c93491972da372eb"/>
+    <w:p>
+      <w:pPr>
+        <w:pStyle w:val="Heading3"/>
+      </w:pPr>
+      <w:r>
+        <w:t xml:space="preserve">Three additions specific to a security posture</w:t>
+      </w:r>
+    </w:p>
+    <w:p>
+      <w:pPr>
+        <w:pStyle w:val="FirstParagraph"/>
       </w:pPr>
       <w:r>
         <w:rPr>
@@ -2507,7 +2452,7 @@
       <w:r>
         <w:t xml:space="preserve"> </w:t>
       </w:r>
-      <w:hyperlink r:id="rId19">
+      <w:hyperlink r:id="rId20">
         <w:r>
           <w:rPr>
             <w:rStyle w:val="Hyperlink"/>
@@ -2549,7 +2494,8 @@
         <w:t xml:space="preserve">control as one deterministic check shared across every path rather than as a habit applied per path.</w:t>
       </w:r>
     </w:p>
-    <w:bookmarkStart w:id="24" w:name="the-security-anti-metrics"/>
+    <w:bookmarkEnd w:id="29"/>
+    <w:bookmarkStart w:id="30" w:name="the-security-anti-metrics"/>
     <w:p>
       <w:pPr>
         <w:pStyle w:val="Heading3"/>
@@ -2821,9 +2767,9 @@
         </w:pict>
       </w:r>
     </w:p>
-    <w:bookmarkEnd w:id="24"/>
-    <w:bookmarkEnd w:id="25"/>
-    <w:bookmarkStart w:id="26" w:name="X008abd79804448b13ff485fe9ff5830c953e411"/>
+    <w:bookmarkEnd w:id="30"/>
+    <w:bookmarkEnd w:id="31"/>
+    <w:bookmarkStart w:id="32" w:name="X008abd79804448b13ff485fe9ff5830c953e411"/>
     <w:p>
       <w:pPr>
         <w:pStyle w:val="Heading2"/>
@@ -2862,7 +2808,7 @@
       <w:r>
         <w:t xml:space="preserve"> </w:t>
       </w:r>
-      <w:hyperlink r:id="rId23">
+      <w:hyperlink r:id="rId27">
         <w:r>
           <w:rPr>
             <w:rStyle w:val="Hyperlink"/>
@@ -2909,7 +2855,7 @@
       <w:r>
         <w:t xml:space="preserve"> </w:t>
       </w:r>
-      <w:hyperlink r:id="rId19">
+      <w:hyperlink r:id="rId20">
         <w:r>
           <w:rPr>
             <w:rStyle w:val="Hyperlink"/>
@@ -2918,16 +2864,12 @@
         </w:r>
       </w:hyperlink>
       <w:r>
-        <w:t xml:space="preserve">. Two points belong to the process rather than the scanner:</w:t>
-      </w:r>
-    </w:p>
-    <w:p>
-      <w:pPr>
-        <w:pStyle w:val="Compact"/>
-        <w:numPr>
-          <w:ilvl w:val="0"/>
-          <w:numId w:val="1010"/>
-        </w:numPr>
+        <w:t xml:space="preserve">. Two points belong to the process rather than the scanner.</w:t>
+      </w:r>
+    </w:p>
+    <w:p>
+      <w:pPr>
+        <w:pStyle w:val="BodyText"/>
       </w:pPr>
       <w:r>
         <w:rPr>
@@ -2940,28 +2882,18 @@
         <w:t xml:space="preserve"> </w:t>
       </w:r>
       <w:r>
-        <w:t xml:space="preserve">It keeps a file from being read; it does nothing</w:t>
-      </w:r>
-      <w:r>
-        <w:t xml:space="preserve"> </w:t>
-      </w:r>
-      <w:r>
-        <w:t xml:space="preserve">about the same content typed into a different file. Pair it with a fail-closed commit-time content</w:t>
-      </w:r>
-      <w:r>
-        <w:t xml:space="preserve"> </w:t>
-      </w:r>
-      <w:r>
-        <w:t xml:space="preserve">scan.</w:t>
-      </w:r>
-    </w:p>
-    <w:p>
-      <w:pPr>
-        <w:pStyle w:val="Compact"/>
-        <w:numPr>
-          <w:ilvl w:val="0"/>
-          <w:numId w:val="1010"/>
-        </w:numPr>
+        <w:t xml:space="preserve">It keeps a file from being read; it does nothing about</w:t>
+      </w:r>
+      <w:r>
+        <w:t xml:space="preserve"> </w:t>
+      </w:r>
+      <w:r>
+        <w:t xml:space="preserve">the same content typed into a different file. Pair it with a fail-closed commit-time content scan.</w:t>
+      </w:r>
+    </w:p>
+    <w:p>
+      <w:pPr>
+        <w:pStyle w:val="BodyText"/>
       </w:pPr>
       <w:r>
         <w:rPr>
@@ -2974,25 +2906,33 @@
         <w:t xml:space="preserve"> </w:t>
       </w:r>
       <w:r>
-        <w:t xml:space="preserve">It sees what lands in a commit. It does not</w:t>
-      </w:r>
-      <w:r>
-        <w:t xml:space="preserve"> </w:t>
-      </w:r>
-      <w:r>
-        <w:t xml:space="preserve">see an outbound query, a tool-server call, or a fetch argument. Nothing mechanical stands between a</w:t>
-      </w:r>
-      <w:r>
-        <w:t xml:space="preserve"> </w:t>
-      </w:r>
-      <w:r>
-        <w:t xml:space="preserve">running agent and that channel, so the discipline there is on the human -- and the standard has to</w:t>
-      </w:r>
-      <w:r>
-        <w:t xml:space="preserve"> </w:t>
-      </w:r>
-      <w:r>
-        <w:t xml:space="preserve">say so, rather than letting the green scanner imply coverage it does not have.</w:t>
+        <w:t xml:space="preserve">It sees what lands in a commit. It does not see</w:t>
+      </w:r>
+      <w:r>
+        <w:t xml:space="preserve"> </w:t>
+      </w:r>
+      <w:r>
+        <w:t xml:space="preserve">an outbound query, a tool-server call, or a fetch argument.</w:t>
+      </w:r>
+    </w:p>
+    <w:p>
+      <w:pPr>
+        <w:pStyle w:val="BodyText"/>
+      </w:pPr>
+      <w:r>
+        <w:t xml:space="preserve">Nothing mechanical stands between a running agent and that channel, so the discipline there is on the</w:t>
+      </w:r>
+      <w:r>
+        <w:t xml:space="preserve"> </w:t>
+      </w:r>
+      <w:r>
+        <w:t xml:space="preserve">human -- and the standard has to say so, rather than letting the green scanner imply coverage it does</w:t>
+      </w:r>
+      <w:r>
+        <w:t xml:space="preserve"> </w:t>
+      </w:r>
+      <w:r>
+        <w:t xml:space="preserve">not have.</w:t>
       </w:r>
     </w:p>
     <w:p>
@@ -3002,8 +2942,8 @@
         </w:pict>
       </w:r>
     </w:p>
-    <w:bookmarkEnd w:id="26"/>
-    <w:bookmarkStart w:id="27" w:name="X14e6323bcf6e9b0e8faa6bdd21b76d13cd211dd"/>
+    <w:bookmarkEnd w:id="32"/>
+    <w:bookmarkStart w:id="33" w:name="X14e6323bcf6e9b0e8faa6bdd21b76d13cd211dd"/>
     <w:p>
       <w:pPr>
         <w:pStyle w:val="Heading2"/>
@@ -3037,68 +2977,48 @@
         <w:pStyle w:val="BodyText"/>
       </w:pPr>
       <w:r>
-        <w:t xml:space="preserve">Two reading errors go with this and both are defects, in opposite directions:</w:t>
-      </w:r>
-    </w:p>
-    <w:p>
-      <w:pPr>
-        <w:pStyle w:val="Compact"/>
-        <w:numPr>
-          <w:ilvl w:val="0"/>
-          <w:numId w:val="1011"/>
-        </w:numPr>
-      </w:pPr>
-      <w:r>
-        <w:t xml:space="preserve">An</w:t>
-      </w:r>
-      <w:r>
-        <w:t xml:space="preserve"> </w:t>
-      </w:r>
-      <w:r>
-        <w:rPr>
-          <w:b/>
-          <w:bCs/>
-        </w:rPr>
-        <w:t xml:space="preserve">off-by-default control described as if it were active</w:t>
-      </w:r>
-      <w:r>
-        <w:t xml:space="preserve">. The code exists; nothing is running.</w:t>
-      </w:r>
-    </w:p>
-    <w:p>
-      <w:pPr>
-        <w:pStyle w:val="Compact"/>
-        <w:numPr>
-          <w:ilvl w:val="0"/>
-          <w:numId w:val="1011"/>
-        </w:numPr>
-      </w:pPr>
-      <w:r>
-        <w:t xml:space="preserve">A</w:t>
-      </w:r>
-      <w:r>
-        <w:t xml:space="preserve"> </w:t>
-      </w:r>
-      <w:r>
-        <w:rPr>
-          <w:b/>
-          <w:bCs/>
-        </w:rPr>
-        <w:t xml:space="preserve">fail-closed control mis-read as inert</w:t>
-      </w:r>
-      <w:r>
-        <w:t xml:space="preserve">. It looks like nothing is happening because nothing</w:t>
-      </w:r>
-      <w:r>
-        <w:t xml:space="preserve"> </w:t>
-      </w:r>
-      <w:r>
-        <w:t xml:space="preserve">needs to.</w:t>
-      </w:r>
-    </w:p>
-    <w:p>
-      <w:pPr>
-        <w:pStyle w:val="FirstParagraph"/>
+        <w:t xml:space="preserve">Two reading errors go with this, and both are defects in opposite directions.</w:t>
+      </w:r>
+    </w:p>
+    <w:p>
+      <w:pPr>
+        <w:pStyle w:val="BodyText"/>
+      </w:pPr>
+      <w:r>
+        <w:rPr>
+          <w:b/>
+          <w:bCs/>
+        </w:rPr>
+        <w:t xml:space="preserve">Off by default, described as active.</w:t>
+      </w:r>
+      <w:r>
+        <w:t xml:space="preserve"> </w:t>
+      </w:r>
+      <w:r>
+        <w:t xml:space="preserve">The code exists; nothing is running.</w:t>
+      </w:r>
+    </w:p>
+    <w:p>
+      <w:pPr>
+        <w:pStyle w:val="BodyText"/>
+      </w:pPr>
+      <w:r>
+        <w:rPr>
+          <w:b/>
+          <w:bCs/>
+        </w:rPr>
+        <w:t xml:space="preserve">Fail-closed, mis-read as inert.</w:t>
+      </w:r>
+      <w:r>
+        <w:t xml:space="preserve"> </w:t>
+      </w:r>
+      <w:r>
+        <w:t xml:space="preserve">It looks like nothing is happening because nothing needs to.</w:t>
+      </w:r>
+    </w:p>
+    <w:p>
+      <w:pPr>
+        <w:pStyle w:val="BodyText"/>
       </w:pPr>
       <w:r>
         <w:t xml:space="preserve">Score and describe those states separately, and state fail-open versus fail-closed next to the code</w:t>
@@ -3128,7 +3048,7 @@
       <w:r>
         <w:t xml:space="preserve"> </w:t>
       </w:r>
-      <w:hyperlink r:id="rId19">
+      <w:hyperlink r:id="rId20">
         <w:r>
           <w:rPr>
             <w:rStyle w:val="Hyperlink"/>
@@ -3147,8 +3067,8 @@
         </w:pict>
       </w:r>
     </w:p>
-    <w:bookmarkEnd w:id="27"/>
-    <w:bookmarkStart w:id="28" w:name="X12d3df7a1f09746f1635f81539bb674e3182d29"/>
+    <w:bookmarkEnd w:id="33"/>
+    <w:bookmarkStart w:id="35" w:name="X12d3df7a1f09746f1635f81539bb674e3182d29"/>
     <w:p>
       <w:pPr>
         <w:pStyle w:val="Heading2"/>
@@ -3181,19 +3101,27 @@
         <w:t xml:space="preserve"> </w:t>
       </w:r>
       <w:r>
-        <w:t xml:space="preserve">supports. Record, per connection, the mechanism, its scope, and a reference to where the credential</w:t>
-      </w:r>
-      <w:r>
-        <w:t xml:space="preserve"> </w:t>
-      </w:r>
-      <w:r>
-        <w:t xml:space="preserve">lives. Keep that record alongside that connection's configuration, so the posture is reviewable one</w:t>
-      </w:r>
-      <w:r>
-        <w:t xml:space="preserve"> </w:t>
-      </w:r>
-      <w:r>
-        <w:t xml:space="preserve">connection at a time rather than as a paragraph of prose.</w:t>
+        <w:t xml:space="preserve">supports.</w:t>
+      </w:r>
+    </w:p>
+    <w:p>
+      <w:pPr>
+        <w:pStyle w:val="BodyText"/>
+      </w:pPr>
+      <w:r>
+        <w:t xml:space="preserve">Record, per connection, the mechanism, its scope, and a reference to where the credential lives. Keep</w:t>
+      </w:r>
+      <w:r>
+        <w:t xml:space="preserve"> </w:t>
+      </w:r>
+      <w:r>
+        <w:t xml:space="preserve">that record alongside that connection's configuration, so the posture is reviewable one connection at</w:t>
+      </w:r>
+      <w:r>
+        <w:t xml:space="preserve"> </w:t>
+      </w:r>
+      <w:r>
+        <w:t xml:space="preserve">a time rather than as a paragraph of prose.</w:t>
       </w:r>
     </w:p>
     <w:p>
@@ -3209,7 +3137,7 @@
         <w:pStyle w:val="Compact"/>
         <w:numPr>
           <w:ilvl w:val="0"/>
-          <w:numId w:val="1012"/>
+          <w:numId w:val="1009"/>
         </w:numPr>
       </w:pPr>
       <w:r>
@@ -3231,7 +3159,7 @@
         <w:pStyle w:val="Compact"/>
         <w:numPr>
           <w:ilvl w:val="0"/>
-          <w:numId w:val="1012"/>
+          <w:numId w:val="1009"/>
         </w:numPr>
       </w:pPr>
       <w:r>
@@ -3262,7 +3190,7 @@
         <w:pStyle w:val="Compact"/>
         <w:numPr>
           <w:ilvl w:val="0"/>
-          <w:numId w:val="1012"/>
+          <w:numId w:val="1009"/>
         </w:numPr>
       </w:pPr>
       <w:r>
@@ -3317,74 +3245,83 @@
         <w:t xml:space="preserve">defense in depth.</w:t>
       </w:r>
     </w:p>
+    <w:bookmarkStart w:id="34" w:name="X3d7ee481263114e250585e60a9d5c13e5a28baf"/>
+    <w:p>
+      <w:pPr>
+        <w:pStyle w:val="Heading3"/>
+      </w:pPr>
+      <w:r>
+        <w:t xml:space="preserve">Service accounts: no long-lived secret in a file</w:t>
+      </w:r>
+    </w:p>
+    <w:p>
+      <w:pPr>
+        <w:pStyle w:val="FirstParagraph"/>
+      </w:pPr>
+      <w:r>
+        <w:t xml:space="preserve">Run under a least-privilege account whose credential rotates automatically and is never stored in</w:t>
+      </w:r>
+      <w:r>
+        <w:t xml:space="preserve"> </w:t>
+      </w:r>
+      <w:r>
+        <w:t xml:space="preserve">configuration. Where the platform offers a managed service identity, use it. Where the data store</w:t>
+      </w:r>
+      <w:r>
+        <w:t xml:space="preserve"> </w:t>
+      </w:r>
+      <w:r>
+        <w:t xml:space="preserve">accepts the service identity directly, authenticate that way rather than with a stored password.</w:t>
+      </w:r>
+    </w:p>
     <w:p>
       <w:pPr>
         <w:pStyle w:val="BodyText"/>
       </w:pPr>
       <w:r>
-        <w:rPr>
-          <w:b/>
-          <w:bCs/>
-        </w:rPr>
-        <w:t xml:space="preserve">Service-account posture.</w:t>
-      </w:r>
-      <w:r>
-        <w:t xml:space="preserve"> </w:t>
-      </w:r>
-      <w:r>
-        <w:t xml:space="preserve">Run under a least-privilege account whose credential rotates</w:t>
-      </w:r>
-      <w:r>
-        <w:t xml:space="preserve"> </w:t>
-      </w:r>
-      <w:r>
-        <w:t xml:space="preserve">automatically and is never stored in configuration. Where the platform offers a managed service</w:t>
-      </w:r>
-      <w:r>
-        <w:t xml:space="preserve"> </w:t>
-      </w:r>
-      <w:r>
-        <w:t xml:space="preserve">identity, use it; where the data store accepts the service identity directly, authenticate that way</w:t>
-      </w:r>
-      <w:r>
-        <w:t xml:space="preserve"> </w:t>
-      </w:r>
-      <w:r>
-        <w:t xml:space="preserve">rather than with a stored password. Perform directory lookups only over a TLS-protected channel and</w:t>
-      </w:r>
-      <w:r>
-        <w:t xml:space="preserve"> </w:t>
-      </w:r>
-      <w:r>
-        <w:t xml:space="preserve">fail closed on a cleartext one. The mechanics are platform-specific; the transferable property is</w:t>
-      </w:r>
-      <w:r>
-        <w:t xml:space="preserve"> </w:t>
-      </w:r>
-      <w:r>
-        <w:t xml:space="preserve">that</w:t>
-      </w:r>
-      <w:r>
-        <w:t xml:space="preserve"> </w:t>
-      </w:r>
-      <w:r>
-        <w:rPr>
-          <w:b/>
-          <w:bCs/>
-        </w:rPr>
-        <w:t xml:space="preserve">no long-lived secret exists in a file</w:t>
-      </w:r>
-      <w:r>
-        <w:t xml:space="preserve"> </w:t>
-      </w:r>
-      <w:r>
-        <w:t xml:space="preserve">-- which removes both the most commonly leaked</w:t>
-      </w:r>
-      <w:r>
-        <w:t xml:space="preserve"> </w:t>
-      </w:r>
-      <w:r>
-        <w:t xml:space="preserve">credential and the one whose silent expiry causes the outage nobody diagnoses.</w:t>
+        <w:t xml:space="preserve">Perform directory lookups only over a TLS-protected channel and fail closed on a cleartext one. The</w:t>
+      </w:r>
+      <w:r>
+        <w:t xml:space="preserve"> </w:t>
+      </w:r>
+      <w:r>
+        <w:t xml:space="preserve">mechanics are platform-specific; the transferable property is that</w:t>
+      </w:r>
+      <w:r>
+        <w:t xml:space="preserve"> </w:t>
+      </w:r>
+      <w:r>
+        <w:rPr>
+          <w:b/>
+          <w:bCs/>
+        </w:rPr>
+        <w:t xml:space="preserve">no long-lived secret exists in a</w:t>
+      </w:r>
+      <w:r>
+        <w:rPr>
+          <w:b/>
+          <w:bCs/>
+        </w:rPr>
+        <w:t xml:space="preserve"> </w:t>
+      </w:r>
+      <w:r>
+        <w:rPr>
+          <w:b/>
+          <w:bCs/>
+        </w:rPr>
+        <w:t xml:space="preserve">file</w:t>
+      </w:r>
+      <w:r>
+        <w:t xml:space="preserve"> </w:t>
+      </w:r>
+      <w:r>
+        <w:t xml:space="preserve">-- which removes both the most commonly leaked credential and the one whose silent expiry</w:t>
+      </w:r>
+      <w:r>
+        <w:t xml:space="preserve"> </w:t>
+      </w:r>
+      <w:r>
+        <w:t xml:space="preserve">causes the outage nobody diagnoses.</w:t>
       </w:r>
     </w:p>
     <w:p>
@@ -3394,8 +3331,9 @@
         </w:pict>
       </w:r>
     </w:p>
-    <w:bookmarkEnd w:id="28"/>
-    <w:bookmarkStart w:id="29" w:name="X11a9cb1723e5b511bbccf75d2588530cdcc5b38"/>
+    <w:bookmarkEnd w:id="34"/>
+    <w:bookmarkEnd w:id="35"/>
+    <w:bookmarkStart w:id="36" w:name="X11a9cb1723e5b511bbccf75d2588530cdcc5b38"/>
     <w:p>
       <w:pPr>
         <w:pStyle w:val="Heading2"/>
@@ -3471,8 +3409,8 @@
         </w:pict>
       </w:r>
     </w:p>
-    <w:bookmarkEnd w:id="29"/>
-    <w:bookmarkStart w:id="31" w:name="X48eebdbfd8d38cb086e115614d17c7297664944"/>
+    <w:bookmarkEnd w:id="36"/>
+    <w:bookmarkStart w:id="40" w:name="X48eebdbfd8d38cb086e115614d17c7297664944"/>
     <w:p>
       <w:pPr>
         <w:pStyle w:val="Heading2"/>
@@ -3495,52 +3433,71 @@
         <w:t xml:space="preserve">what makes it worth more than the rest of your security page.</w:t>
       </w:r>
     </w:p>
+    <w:bookmarkStart w:id="37" w:name="Xca148109ff5f44572641d020555735042fe03e4"/>
+    <w:p>
+      <w:pPr>
+        <w:pStyle w:val="Heading3"/>
+      </w:pPr>
+      <w:r>
+        <w:t xml:space="preserve">Publishing controls, and the limit each one carries</w:t>
+      </w:r>
+    </w:p>
+    <w:p>
+      <w:pPr>
+        <w:pStyle w:val="FirstParagraph"/>
+      </w:pPr>
+      <w:r>
+        <w:rPr>
+          <w:b/>
+          <w:bCs/>
+        </w:rPr>
+        <w:t xml:space="preserve">Publishing credentials.</w:t>
+      </w:r>
+      <w:r>
+        <w:t xml:space="preserve"> </w:t>
+      </w:r>
+      <w:r>
+        <w:t xml:space="preserve">Replace long-lived registry tokens with credentials minted per run from</w:t>
+      </w:r>
+      <w:r>
+        <w:t xml:space="preserve"> </w:t>
+      </w:r>
+      <w:r>
+        <w:t xml:space="preserve">the pipeline's own workflow identity, scoped to a specific repository, workflow and environment, and</w:t>
+      </w:r>
+      <w:r>
+        <w:t xml:space="preserve"> </w:t>
+      </w:r>
+      <w:r>
+        <w:t xml:space="preserve">valid only for the length of an upload. This removes the leaked-token attack class outright.</w:t>
+      </w:r>
+    </w:p>
     <w:p>
       <w:pPr>
         <w:pStyle w:val="BodyText"/>
       </w:pPr>
       <w:r>
-        <w:rPr>
-          <w:b/>
-          <w:bCs/>
-        </w:rPr>
-        <w:t xml:space="preserve">Publishing credentials.</w:t>
-      </w:r>
-      <w:r>
-        <w:t xml:space="preserve"> </w:t>
-      </w:r>
-      <w:r>
-        <w:t xml:space="preserve">Replace long-lived registry tokens with credentials minted per run from</w:t>
-      </w:r>
-      <w:r>
-        <w:t xml:space="preserve"> </w:t>
-      </w:r>
-      <w:r>
-        <w:t xml:space="preserve">the pipeline's own workflow identity, scoped to a specific repository, workflow and environment, and</w:t>
-      </w:r>
-      <w:r>
-        <w:t xml:space="preserve"> </w:t>
-      </w:r>
-      <w:r>
-        <w:t xml:space="preserve">valid only for the length of an upload. This removes the leaked-token attack class outright. Two</w:t>
-      </w:r>
-      <w:r>
-        <w:t xml:space="preserve"> </w:t>
-      </w:r>
-      <w:r>
-        <w:t xml:space="preserve">conditions travel with it: restrict the publishing workflow to trusted triggers such as a tag or a</w:t>
-      </w:r>
-      <w:r>
-        <w:t xml:space="preserve"> </w:t>
-      </w:r>
-      <w:r>
-        <w:t xml:space="preserve">push, never to a trigger that grants write credentials to code from an untrusted contributor, and pin</w:t>
-      </w:r>
-      <w:r>
-        <w:t xml:space="preserve"> </w:t>
-      </w:r>
-      <w:r>
-        <w:t xml:space="preserve">the publishing action. It does not defend against takeover of the publishing account -- that is what</w:t>
+        <w:t xml:space="preserve">Two conditions travel with it. Restrict the publishing workflow to trusted triggers such as a tag or</w:t>
+      </w:r>
+      <w:r>
+        <w:t xml:space="preserve"> </w:t>
+      </w:r>
+      <w:r>
+        <w:t xml:space="preserve">a push, never to a trigger that grants write credentials to code from an untrusted contributor. And</w:t>
+      </w:r>
+      <w:r>
+        <w:t xml:space="preserve"> </w:t>
+      </w:r>
+      <w:r>
+        <w:t xml:space="preserve">pin the publishing action.</w:t>
+      </w:r>
+    </w:p>
+    <w:p>
+      <w:pPr>
+        <w:pStyle w:val="BodyText"/>
+      </w:pPr>
+      <w:r>
+        <w:t xml:space="preserve">Per-run credentials do not defend against takeover of the publishing account -- that is what</w:t>
       </w:r>
       <w:r>
         <w:t xml:space="preserve"> </w:t>
@@ -3570,25 +3527,7 @@
         <w:t xml:space="preserve"> </w:t>
       </w:r>
       <w:r>
-        <w:t xml:space="preserve">pipeline says nothing about whether the artifact was modified before or after it was built. Pair it</w:t>
-      </w:r>
-      <w:r>
-        <w:t xml:space="preserve"> </w:t>
-      </w:r>
-      <w:r>
-        <w:t xml:space="preserve">with a signed attestation binding the distributed filename and its digest to the source repository,</w:t>
-      </w:r>
-      <w:r>
-        <w:t xml:space="preserve"> </w:t>
-      </w:r>
-      <w:r>
-        <w:t xml:space="preserve">workflow and commit that produced it, recorded in a public transparency log and served alongside the</w:t>
-      </w:r>
-      <w:r>
-        <w:t xml:space="preserve"> </w:t>
-      </w:r>
-      <w:r>
-        <w:t xml:space="preserve">artifact so a consumer can check it without contacting you. Neither half is sufficient alone.</w:t>
+        <w:t xml:space="preserve">pipeline says nothing about whether the artifact was modified before or after it was built.</w:t>
       </w:r>
     </w:p>
     <w:p>
@@ -3596,6 +3535,32 @@
         <w:pStyle w:val="BodyText"/>
       </w:pPr>
       <w:r>
+        <w:t xml:space="preserve">Pair it with a signed attestation binding the distributed filename and its digest to the source</w:t>
+      </w:r>
+      <w:r>
+        <w:t xml:space="preserve"> </w:t>
+      </w:r>
+      <w:r>
+        <w:t xml:space="preserve">repository, workflow and commit that produced it. Record that attestation in a public transparency</w:t>
+      </w:r>
+      <w:r>
+        <w:t xml:space="preserve"> </w:t>
+      </w:r>
+      <w:r>
+        <w:t xml:space="preserve">log and serve it alongside the artifact, so a consumer can check it without contacting you. Neither</w:t>
+      </w:r>
+      <w:r>
+        <w:t xml:space="preserve"> </w:t>
+      </w:r>
+      <w:r>
+        <w:t xml:space="preserve">half is sufficient alone.</w:t>
+      </w:r>
+    </w:p>
+    <w:p>
+      <w:pPr>
+        <w:pStyle w:val="BodyText"/>
+      </w:pPr>
+      <w:r>
         <w:rPr>
           <w:b/>
           <w:bCs/>
@@ -3624,19 +3589,7 @@
         <w:t xml:space="preserve"> </w:t>
       </w:r>
       <w:r>
-        <w:t xml:space="preserve">pipeline hardening become the load-bearing controls instead of a key safe. Where consumers verify on</w:t>
-      </w:r>
-      <w:r>
-        <w:t xml:space="preserve"> </w:t>
-      </w:r>
-      <w:r>
-        <w:t xml:space="preserve">restricted or disconnected networks, bundle the transparency-log inclusion proof with the artifact so</w:t>
-      </w:r>
-      <w:r>
-        <w:t xml:space="preserve"> </w:t>
-      </w:r>
-      <w:r>
-        <w:t xml:space="preserve">verification does not require network access.</w:t>
+        <w:t xml:space="preserve">pipeline hardening become the load-bearing controls instead of a key safe.</w:t>
       </w:r>
     </w:p>
     <w:p>
@@ -3644,6 +3597,20 @@
         <w:pStyle w:val="BodyText"/>
       </w:pPr>
       <w:r>
+        <w:t xml:space="preserve">Where consumers verify on restricted or disconnected networks, bundle the transparency-log inclusion</w:t>
+      </w:r>
+      <w:r>
+        <w:t xml:space="preserve"> </w:t>
+      </w:r>
+      <w:r>
+        <w:t xml:space="preserve">proof with the artifact so verification does not require network access.</w:t>
+      </w:r>
+    </w:p>
+    <w:p>
+      <w:pPr>
+        <w:pStyle w:val="BodyText"/>
+      </w:pPr>
+      <w:r>
         <w:rPr>
           <w:b/>
           <w:bCs/>
@@ -3660,11 +3627,13 @@
         <w:t xml:space="preserve"> </w:t>
       </w:r>
       <w:r>
-        <w:t xml:space="preserve">are separate questions and both can be near zero while the scheme is nominally in place.</w:t>
-      </w:r>
-      <w:r>
-        <w:t xml:space="preserve"> </w:t>
-      </w:r>
+        <w:t xml:space="preserve">are separate questions, and both can be near zero while the scheme is nominally in place.</w:t>
+      </w:r>
+    </w:p>
+    <w:p>
+      <w:pPr>
+        <w:pStyle w:val="BodyText"/>
+      </w:pPr>
       <w:r>
         <w:rPr>
           <w:b/>
@@ -3676,25 +3645,33 @@
         <w:t xml:space="preserve"> </w:t>
       </w:r>
       <w:r>
-        <w:t xml:space="preserve">When one large package registry measured its long-standing detached-signature support, only about a</w:t>
-      </w:r>
-      <w:r>
-        <w:t xml:space="preserve"> </w:t>
-      </w:r>
-      <w:r>
-        <w:t xml:space="preserve">third of signing keys could be meaningfully verified and signed files were a fraction of a percent of</w:t>
-      </w:r>
-      <w:r>
-        <w:t xml:space="preserve"> </w:t>
-      </w:r>
-      <w:r>
-        <w:t xml:space="preserve">everything published; support was withdrawn and existing signatures are now silently ignored. Before</w:t>
-      </w:r>
-      <w:r>
-        <w:t xml:space="preserve"> </w:t>
-      </w:r>
-      <w:r>
-        <w:t xml:space="preserve">crediting a signing control, measure what proportion of artifacts carry a signature and what</w:t>
+        <w:t xml:space="preserve">When one large package registry measured its long-standing detached-signature support,</w:t>
+      </w:r>
+      <w:r>
+        <w:t xml:space="preserve"> </w:t>
+      </w:r>
+      <w:r>
+        <w:t xml:space="preserve">only about a third of signing keys could be meaningfully verified, and signed files were a fraction</w:t>
+      </w:r>
+      <w:r>
+        <w:t xml:space="preserve"> </w:t>
+      </w:r>
+      <w:r>
+        <w:t xml:space="preserve">of a percent of everything published. Support was withdrawn, and existing signatures are now silently</w:t>
+      </w:r>
+      <w:r>
+        <w:t xml:space="preserve"> </w:t>
+      </w:r>
+      <w:r>
+        <w:t xml:space="preserve">ignored.</w:t>
+      </w:r>
+    </w:p>
+    <w:p>
+      <w:pPr>
+        <w:pStyle w:val="BodyText"/>
+      </w:pPr>
+      <w:r>
+        <w:t xml:space="preserve">Before crediting a signing control, measure what proportion of artifacts carry a signature and what</w:t>
       </w:r>
       <w:r>
         <w:t xml:space="preserve"> </w:t>
@@ -3703,6 +3680,46 @@
         <w:t xml:space="preserve">proportion of those a consumer can resolve to an identity.</w:t>
       </w:r>
     </w:p>
+    <w:bookmarkEnd w:id="37"/>
+    <w:bookmarkStart w:id="38" w:name="Xe1acf8bcb72e6c414f95b924737381b6debc42f"/>
+    <w:p>
+      <w:pPr>
+        <w:pStyle w:val="Heading3"/>
+      </w:pPr>
+      <w:r>
+        <w:t xml:space="preserve">What an adopter can verify without contacting you</w:t>
+      </w:r>
+    </w:p>
+    <w:p>
+      <w:pPr>
+        <w:pStyle w:val="FirstParagraph"/>
+      </w:pPr>
+      <w:r>
+        <w:rPr>
+          <w:b/>
+          <w:bCs/>
+        </w:rPr>
+        <w:t xml:space="preserve">Build provenance.</w:t>
+      </w:r>
+      <w:r>
+        <w:t xml:space="preserve"> </w:t>
+      </w:r>
+      <w:r>
+        <w:t xml:space="preserve">Provenance generated by the pipeline proves the artifact traces to a specific</w:t>
+      </w:r>
+      <w:r>
+        <w:t xml:space="preserve"> </w:t>
+      </w:r>
+      <w:r>
+        <w:t xml:space="preserve">repository, workflow and commit rather than to somebody's machine. Isolating the build behind a</w:t>
+      </w:r>
+      <w:r>
+        <w:t xml:space="preserve"> </w:t>
+      </w:r>
+      <w:r>
+        <w:t xml:space="preserve">dedicated reusable workflow raises the assurance level further.</w:t>
+      </w:r>
+    </w:p>
     <w:p>
       <w:pPr>
         <w:pStyle w:val="BodyText"/>
@@ -3712,25 +3729,31 @@
           <w:b/>
           <w:bCs/>
         </w:rPr>
-        <w:t xml:space="preserve">Build provenance.</w:t>
-      </w:r>
-      <w:r>
-        <w:t xml:space="preserve"> </w:t>
-      </w:r>
-      <w:r>
-        <w:t xml:space="preserve">Provenance generated by the pipeline proves the artifact traces to a specific</w:t>
-      </w:r>
-      <w:r>
-        <w:t xml:space="preserve"> </w:t>
-      </w:r>
-      <w:r>
-        <w:t xml:space="preserve">repository, workflow and commit rather than to somebody's machine. Isolating the build behind a</w:t>
-      </w:r>
-      <w:r>
-        <w:t xml:space="preserve"> </w:t>
-      </w:r>
-      <w:r>
-        <w:t xml:space="preserve">dedicated reusable workflow raises the assurance level further.</w:t>
+        <w:t xml:space="preserve">A published digest manifest is the lowest-tech verification path.</w:t>
+      </w:r>
+      <w:r>
+        <w:t xml:space="preserve"> </w:t>
+      </w:r>
+      <w:r>
+        <w:t xml:space="preserve">Make it the documented baseline</w:t>
+      </w:r>
+      <w:r>
+        <w:t xml:space="preserve"> </w:t>
+      </w:r>
+      <w:r>
+        <w:t xml:space="preserve">rather than the afterthought. Publish a signed digest manifest with every release and document the</w:t>
+      </w:r>
+      <w:r>
+        <w:t xml:space="preserve"> </w:t>
+      </w:r>
+      <w:r>
+        <w:t xml:space="preserve">exact verification commands, including the offline path. That is the one route a reviewer on a</w:t>
+      </w:r>
+      <w:r>
+        <w:t xml:space="preserve"> </w:t>
+      </w:r>
+      <w:r>
+        <w:t xml:space="preserve">restricted network can always run.</w:t>
       </w:r>
     </w:p>
     <w:p>
@@ -3742,39 +3765,19 @@
           <w:b/>
           <w:bCs/>
         </w:rPr>
-        <w:t xml:space="preserve">A published digest manifest is the lowest-tech verification path, and should be the documented</w:t>
-      </w:r>
-      <w:r>
-        <w:rPr>
-          <w:b/>
-          <w:bCs/>
-        </w:rPr>
-        <w:t xml:space="preserve"> </w:t>
-      </w:r>
-      <w:r>
-        <w:rPr>
-          <w:b/>
-          <w:bCs/>
-        </w:rPr>
-        <w:t xml:space="preserve">baseline.</w:t>
-      </w:r>
-      <w:r>
-        <w:t xml:space="preserve"> </w:t>
-      </w:r>
-      <w:r>
-        <w:t xml:space="preserve">Publish a signed digest manifest with every release and document the exact verification</w:t>
-      </w:r>
-      <w:r>
-        <w:t xml:space="preserve"> </w:t>
-      </w:r>
-      <w:r>
-        <w:t xml:space="preserve">commands, including the offline path. That is the one route a reviewer on a restricted network can</w:t>
-      </w:r>
-      <w:r>
-        <w:t xml:space="preserve"> </w:t>
-      </w:r>
-      <w:r>
-        <w:t xml:space="preserve">always run. Treat it as the baseline rather than the afterthought.</w:t>
+        <w:t xml:space="preserve">A component inventory is not tamper detection.</w:t>
+      </w:r>
+      <w:r>
+        <w:t xml:space="preserve"> </w:t>
+      </w:r>
+      <w:r>
+        <w:t xml:space="preserve">Generate one per release, in the formats your</w:t>
+      </w:r>
+      <w:r>
+        <w:t xml:space="preserve"> </w:t>
+      </w:r>
+      <w:r>
+        <w:t xml:space="preserve">consumers ingest, and attach it to the release and to the archived build.</w:t>
       </w:r>
     </w:p>
     <w:p>
@@ -3782,41 +3785,25 @@
         <w:pStyle w:val="BodyText"/>
       </w:pPr>
       <w:r>
-        <w:rPr>
-          <w:b/>
-          <w:bCs/>
-        </w:rPr>
-        <w:t xml:space="preserve">A component inventory is not tamper detection.</w:t>
-      </w:r>
-      <w:r>
-        <w:t xml:space="preserve"> </w:t>
-      </w:r>
-      <w:r>
-        <w:t xml:space="preserve">Generate one per release, in the formats your</w:t>
-      </w:r>
-      <w:r>
-        <w:t xml:space="preserve"> </w:t>
-      </w:r>
-      <w:r>
-        <w:t xml:space="preserve">consumers ingest, and attach it to the release and to the archived build. Be precise about what it</w:t>
-      </w:r>
-      <w:r>
-        <w:t xml:space="preserve"> </w:t>
-      </w:r>
-      <w:r>
-        <w:t xml:space="preserve">buys: answering "do we ship component X" within minutes of a widely-publicised advisory, drift</w:t>
-      </w:r>
-      <w:r>
-        <w:t xml:space="preserve"> </w:t>
-      </w:r>
-      <w:r>
-        <w:t xml:space="preserve">detection by diffing a produced inventory against the intended manifest, and satisfying procurement</w:t>
-      </w:r>
-      <w:r>
-        <w:t xml:space="preserve"> </w:t>
-      </w:r>
-      <w:r>
-        <w:t xml:space="preserve">reviews. It is not integrity evidence for your own code and must not be quoted as such.</w:t>
+        <w:t xml:space="preserve">Be precise about what it buys: answering "do we ship component X" within minutes of a</w:t>
+      </w:r>
+      <w:r>
+        <w:t xml:space="preserve"> </w:t>
+      </w:r>
+      <w:r>
+        <w:t xml:space="preserve">widely-publicised advisory, drift detection by diffing a produced inventory against the intended</w:t>
+      </w:r>
+      <w:r>
+        <w:t xml:space="preserve"> </w:t>
+      </w:r>
+      <w:r>
+        <w:t xml:space="preserve">manifest, and satisfying procurement reviews. It is not integrity evidence for your own code and must</w:t>
+      </w:r>
+      <w:r>
+        <w:t xml:space="preserve"> </w:t>
+      </w:r>
+      <w:r>
+        <w:t xml:space="preserve">not be quoted as such.</w:t>
       </w:r>
     </w:p>
     <w:p>
@@ -3876,13 +3863,15 @@
         <w:t xml:space="preserve"> </w:t>
       </w:r>
       <w:r>
-        <w:t xml:space="preserve">after release, because checking what you built is not checking what shipped. The rule and its failure</w:t>
-      </w:r>
-      <w:r>
-        <w:t xml:space="preserve"> </w:t>
-      </w:r>
-      <w:r>
-        <w:t xml:space="preserve">mode are stated in full under</w:t>
+        <w:t xml:space="preserve">after release, because checking what you built is not checking what shipped.</w:t>
+      </w:r>
+    </w:p>
+    <w:p>
+      <w:pPr>
+        <w:pStyle w:val="BodyText"/>
+      </w:pPr>
+      <w:r>
+        <w:t xml:space="preserve">The rule and its failure mode are stated in full under</w:t>
       </w:r>
       <w:r>
         <w:t xml:space="preserve"> </w:t>
@@ -3903,7 +3892,7 @@
       <w:r>
         <w:t xml:space="preserve"> </w:t>
       </w:r>
-      <w:hyperlink r:id="rId19">
+      <w:hyperlink r:id="rId20">
         <w:r>
           <w:rPr>
             <w:rStyle w:val="Hyperlink"/>
@@ -3927,7 +3916,8 @@
         <w:t xml:space="preserve">list.</w:t>
       </w:r>
     </w:p>
-    <w:bookmarkStart w:id="30" w:name="Xc32df6696e9411929dcc3ab12f3985f03bc5873"/>
+    <w:bookmarkEnd w:id="38"/>
+    <w:bookmarkStart w:id="39" w:name="Xc32df6696e9411929dcc3ab12f3985f03bc5873"/>
     <w:p>
       <w:pPr>
         <w:pStyle w:val="Heading3"/>
@@ -3973,31 +3963,19 @@
         <w:t xml:space="preserve"> </w:t>
       </w:r>
       <w:r>
-        <w:t xml:space="preserve">not good at memory protection or anti-debug and that its runtime-data protection holds only if the</w:t>
-      </w:r>
-      <w:r>
-        <w:t xml:space="preserve"> </w:t>
-      </w:r>
-      <w:r>
-        <w:t xml:space="preserve">interpreter and its runtime extension are not compromised -- a condition a privileged attacker defeats</w:t>
-      </w:r>
-      <w:r>
-        <w:t xml:space="preserve"> </w:t>
-      </w:r>
-      <w:r>
-        <w:t xml:space="preserve">by definition. One native compiler's documentation concedes that its default single-file mode is a</w:t>
-      </w:r>
-      <w:r>
-        <w:t xml:space="preserve"> </w:t>
-      </w:r>
-      <w:r>
-        <w:t xml:space="preserve">self-extracting archive whose contents land on disk for inspection. Bytecode-only distribution is</w:t>
-      </w:r>
-      <w:r>
-        <w:t xml:space="preserve"> </w:t>
-      </w:r>
-      <w:r>
-        <w:t xml:space="preserve">trivially decompiled and patched.</w:t>
+        <w:t xml:space="preserve">not good at memory protection or anti-debug. The same documentation says its runtime-data protection</w:t>
+      </w:r>
+      <w:r>
+        <w:t xml:space="preserve"> </w:t>
+      </w:r>
+      <w:r>
+        <w:t xml:space="preserve">holds only if the interpreter and its runtime extension are not compromised -- a condition a</w:t>
+      </w:r>
+      <w:r>
+        <w:t xml:space="preserve"> </w:t>
+      </w:r>
+      <w:r>
+        <w:t xml:space="preserve">privileged attacker defeats by definition.</w:t>
       </w:r>
     </w:p>
     <w:p>
@@ -4005,6 +3983,26 @@
         <w:pStyle w:val="BodyText"/>
       </w:pPr>
       <w:r>
+        <w:t xml:space="preserve">One native compiler's documentation concedes that its default single-file mode is a self-extracting</w:t>
+      </w:r>
+      <w:r>
+        <w:t xml:space="preserve"> </w:t>
+      </w:r>
+      <w:r>
+        <w:t xml:space="preserve">archive whose contents land on disk for inspection. Bytecode-only distribution is trivially</w:t>
+      </w:r>
+      <w:r>
+        <w:t xml:space="preserve"> </w:t>
+      </w:r>
+      <w:r>
+        <w:t xml:space="preserve">decompiled and patched.</w:t>
+      </w:r>
+    </w:p>
+    <w:p>
+      <w:pPr>
+        <w:pStyle w:val="BodyText"/>
+      </w:pPr>
+      <w:r>
         <w:rPr>
           <w:b/>
           <w:bCs/>
@@ -4035,19 +4033,21 @@
         <w:t xml:space="preserve"> </w:t>
       </w:r>
       <w:r>
-        <w:t xml:space="preserve">that is what a reviewer can actually check. If you do ship a hardened build, position it as raising</w:t>
-      </w:r>
-      <w:r>
-        <w:t xml:space="preserve"> </w:t>
-      </w:r>
-      <w:r>
-        <w:t xml:space="preserve">analysis cost, never as tamper-proof, and keep secrets and authorization decisions out of any artifact</w:t>
-      </w:r>
-      <w:r>
-        <w:t xml:space="preserve"> </w:t>
-      </w:r>
-      <w:r>
-        <w:t xml:space="preserve">an adversary holds.</w:t>
+        <w:t xml:space="preserve">that is what a reviewer can actually check.</w:t>
+      </w:r>
+    </w:p>
+    <w:p>
+      <w:pPr>
+        <w:pStyle w:val="BodyText"/>
+      </w:pPr>
+      <w:r>
+        <w:t xml:space="preserve">If you do ship a hardened build, position it as raising analysis cost, never as tamper-proof, and keep</w:t>
+      </w:r>
+      <w:r>
+        <w:t xml:space="preserve"> </w:t>
+      </w:r>
+      <w:r>
+        <w:t xml:space="preserve">secrets and authorization decisions out of any artifact an adversary holds.</w:t>
       </w:r>
     </w:p>
     <w:p>
@@ -4057,9 +4057,9 @@
         </w:pict>
       </w:r>
     </w:p>
-    <w:bookmarkEnd w:id="30"/>
-    <w:bookmarkEnd w:id="31"/>
-    <w:bookmarkStart w:id="32" w:name="X254797a2ada8f8185b1c8b4abb87efa09aeaec0"/>
+    <w:bookmarkEnd w:id="39"/>
+    <w:bookmarkEnd w:id="40"/>
+    <w:bookmarkStart w:id="43" w:name="X254797a2ada8f8185b1c8b4abb87efa09aeaec0"/>
     <w:p>
       <w:pPr>
         <w:pStyle w:val="Heading2"/>
@@ -4112,13 +4112,7 @@
         <w:t xml:space="preserve"> </w:t>
       </w:r>
       <w:r>
-        <w:t xml:space="preserve">routine; anyone who can alter the runtime can stub it. The chain of trust only terminates in hardware</w:t>
-      </w:r>
-      <w:r>
-        <w:t xml:space="preserve"> </w:t>
-      </w:r>
-      <w:r>
-        <w:t xml:space="preserve">measured boot, which is a platform decision the operator makes and not something the software ships.</w:t>
+        <w:t xml:space="preserve">routine; anyone who can alter the runtime can stub it.</w:t>
       </w:r>
     </w:p>
     <w:p>
@@ -4126,13 +4120,19 @@
         <w:pStyle w:val="BodyText"/>
       </w:pPr>
       <w:r>
-        <w:t xml:space="preserve">Ship it as defense in depth, document the limit in the same paragraph as the feature, and never let it</w:t>
-      </w:r>
-      <w:r>
-        <w:t xml:space="preserve"> </w:t>
-      </w:r>
-      <w:r>
-        <w:t xml:space="preserve">be quoted as prevention.</w:t>
+        <w:t xml:space="preserve">The chain of trust only terminates in hardware measured boot, which is a platform decision the</w:t>
+      </w:r>
+      <w:r>
+        <w:t xml:space="preserve"> </w:t>
+      </w:r>
+      <w:r>
+        <w:t xml:space="preserve">operator makes and not something the software ships. Ship the check as defense in depth, document the</w:t>
+      </w:r>
+      <w:r>
+        <w:t xml:space="preserve"> </w:t>
+      </w:r>
+      <w:r>
+        <w:t xml:space="preserve">limit in the same paragraph as the feature, and never let it be quoted as prevention.</w:t>
       </w:r>
     </w:p>
     <w:p>
@@ -4168,13 +4168,7 @@
         <w:t xml:space="preserve"> </w:t>
       </w:r>
       <w:r>
-        <w:t xml:space="preserve">imply prevention. What is achievable is to make tampering noisy, costly and detectable, to produce</w:t>
-      </w:r>
-      <w:r>
-        <w:t xml:space="preserve"> </w:t>
-      </w:r>
-      <w:r>
-        <w:t xml:space="preserve">audit evidence, and to push the trust root as low as the operator is willing to go.</w:t>
+        <w:t xml:space="preserve">imply prevention.</w:t>
       </w:r>
     </w:p>
     <w:p>
@@ -4182,23 +4176,36 @@
         <w:pStyle w:val="BodyText"/>
       </w:pPr>
       <w:r>
-        <w:rPr>
-          <w:b/>
-          <w:bCs/>
-        </w:rPr>
-        <w:t xml:space="preserve">Operator-owned hardening: document and recommend, never claim.</w:t>
-      </w:r>
-      <w:r>
-        <w:t xml:space="preserve"> </w:t>
-      </w:r>
-      <w:r>
-        <w:t xml:space="preserve">These are all stronger than</w:t>
-      </w:r>
-      <w:r>
-        <w:t xml:space="preserve"> </w:t>
-      </w:r>
-      <w:r>
-        <w:t xml:space="preserve">anything in the paragraph above:</w:t>
+        <w:t xml:space="preserve">What is achievable is to make tampering noisy, costly and detectable, to produce audit evidence, and</w:t>
+      </w:r>
+      <w:r>
+        <w:t xml:space="preserve"> </w:t>
+      </w:r>
+      <w:r>
+        <w:t xml:space="preserve">to push the trust root as low as the operator is willing to go.</w:t>
+      </w:r>
+    </w:p>
+    <w:bookmarkStart w:id="41" w:name="X03039a66da44c7154d14d988511a9288cf0ecd3"/>
+    <w:p>
+      <w:pPr>
+        <w:pStyle w:val="Heading3"/>
+      </w:pPr>
+      <w:r>
+        <w:t xml:space="preserve">Operator-owned hardening: document and recommend, never claim</w:t>
+      </w:r>
+    </w:p>
+    <w:p>
+      <w:pPr>
+        <w:pStyle w:val="FirstParagraph"/>
+      </w:pPr>
+      <w:r>
+        <w:t xml:space="preserve">These controls are all stronger than any application-level control named above, and none of them are</w:t>
+      </w:r>
+      <w:r>
+        <w:t xml:space="preserve"> </w:t>
+      </w:r>
+      <w:r>
+        <w:t xml:space="preserve">yours:</w:t>
       </w:r>
     </w:p>
     <w:p>
@@ -4206,7 +4213,7 @@
         <w:pStyle w:val="Compact"/>
         <w:numPr>
           <w:ilvl w:val="0"/>
-          <w:numId w:val="1013"/>
+          <w:numId w:val="1010"/>
         </w:numPr>
       </w:pPr>
       <w:r>
@@ -4218,7 +4225,7 @@
         <w:pStyle w:val="Compact"/>
         <w:numPr>
           <w:ilvl w:val="0"/>
-          <w:numId w:val="1013"/>
+          <w:numId w:val="1010"/>
         </w:numPr>
       </w:pPr>
       <w:r>
@@ -4230,7 +4237,7 @@
         <w:pStyle w:val="Compact"/>
         <w:numPr>
           <w:ilvl w:val="0"/>
-          <w:numId w:val="1013"/>
+          <w:numId w:val="1010"/>
         </w:numPr>
       </w:pPr>
       <w:r>
@@ -4242,7 +4249,7 @@
         <w:pStyle w:val="Compact"/>
         <w:numPr>
           <w:ilvl w:val="0"/>
-          <w:numId w:val="1013"/>
+          <w:numId w:val="1010"/>
         </w:numPr>
       </w:pPr>
       <w:r>
@@ -4254,7 +4261,7 @@
         <w:pStyle w:val="Compact"/>
         <w:numPr>
           <w:ilvl w:val="0"/>
-          <w:numId w:val="1013"/>
+          <w:numId w:val="1010"/>
         </w:numPr>
       </w:pPr>
       <w:r>
@@ -4266,47 +4273,49 @@
         <w:pStyle w:val="FirstParagraph"/>
       </w:pPr>
       <w:r>
-        <w:t xml:space="preserve">None of them are yours. Ship a hardening guide with a concrete list of paths to monitor and example</w:t>
-      </w:r>
-      <w:r>
-        <w:t xml:space="preserve"> </w:t>
-      </w:r>
-      <w:r>
-        <w:t xml:space="preserve">rules, so the operator has something to apply on day one rather than a category name.</w:t>
+        <w:t xml:space="preserve">Ship a hardening guide with a concrete list of paths to monitor and example rules, so the operator has</w:t>
+      </w:r>
+      <w:r>
+        <w:t xml:space="preserve"> </w:t>
+      </w:r>
+      <w:r>
+        <w:t xml:space="preserve">something to apply on day one rather than a category name.</w:t>
+      </w:r>
+    </w:p>
+    <w:bookmarkEnd w:id="41"/>
+    <w:bookmarkStart w:id="42" w:name="X438150f8dfc89784d5bd3543f347a17625c0f0c"/>
+    <w:p>
+      <w:pPr>
+        <w:pStyle w:val="Heading3"/>
+      </w:pPr>
+      <w:r>
+        <w:t xml:space="preserve">Roll out a blocking verification control in audit mode first</w:t>
+      </w:r>
+    </w:p>
+    <w:p>
+      <w:pPr>
+        <w:pStyle w:val="FirstParagraph"/>
+      </w:pPr>
+      <w:r>
+        <w:t xml:space="preserve">A control that rejects artifacts failing verification will also reject valid artifacts whenever its</w:t>
+      </w:r>
+      <w:r>
+        <w:t xml:space="preserve"> </w:t>
+      </w:r>
+      <w:r>
+        <w:t xml:space="preserve">own preconditions are unmet -- for instance when the enforcing component cannot reach the store</w:t>
+      </w:r>
+      <w:r>
+        <w:t xml:space="preserve"> </w:t>
+      </w:r>
+      <w:r>
+        <w:t xml:space="preserve">holding the signatures it must fetch.</w:t>
       </w:r>
     </w:p>
     <w:p>
       <w:pPr>
         <w:pStyle w:val="BodyText"/>
       </w:pPr>
-      <w:r>
-        <w:rPr>
-          <w:b/>
-          <w:bCs/>
-        </w:rPr>
-        <w:t xml:space="preserve">Roll out a blocking verification control in audit mode first.</w:t>
-      </w:r>
-      <w:r>
-        <w:t xml:space="preserve"> </w:t>
-      </w:r>
-      <w:r>
-        <w:t xml:space="preserve">A control that rejects artifacts</w:t>
-      </w:r>
-      <w:r>
-        <w:t xml:space="preserve"> </w:t>
-      </w:r>
-      <w:r>
-        <w:t xml:space="preserve">failing verification will also reject valid artifacts whenever its own preconditions are unmet -- for</w:t>
-      </w:r>
-      <w:r>
-        <w:t xml:space="preserve"> </w:t>
-      </w:r>
-      <w:r>
-        <w:t xml:space="preserve">instance when the enforcing component cannot reach the store holding the signatures it must fetch.</w:t>
-      </w:r>
-      <w:r>
-        <w:t xml:space="preserve"> </w:t>
-      </w:r>
       <w:r>
         <w:t xml:space="preserve">Start in audit mode where it reports but does not block, confirm it is resolving what it needs, then</w:t>
       </w:r>
@@ -4330,8 +4339,9 @@
         </w:pict>
       </w:r>
     </w:p>
-    <w:bookmarkEnd w:id="32"/>
-    <w:bookmarkStart w:id="33" w:name="Xc32b009c31e5f6409196a95ed4c1406da6dc82b"/>
+    <w:bookmarkEnd w:id="42"/>
+    <w:bookmarkEnd w:id="43"/>
+    <w:bookmarkStart w:id="44" w:name="Xc32b009c31e5f6409196a95ed4c1406da6dc82b"/>
     <w:p>
       <w:pPr>
         <w:pStyle w:val="Heading2"/>
@@ -4353,7 +4363,7 @@
         <w:pStyle w:val="Compact"/>
         <w:numPr>
           <w:ilvl w:val="0"/>
-          <w:numId w:val="1014"/>
+          <w:numId w:val="1011"/>
         </w:numPr>
       </w:pPr>
       <w:r>
@@ -4365,7 +4375,7 @@
         <w:pStyle w:val="Compact"/>
         <w:numPr>
           <w:ilvl w:val="0"/>
-          <w:numId w:val="1014"/>
+          <w:numId w:val="1011"/>
         </w:numPr>
       </w:pPr>
       <w:r>
@@ -4377,7 +4387,7 @@
         <w:pStyle w:val="Compact"/>
         <w:numPr>
           <w:ilvl w:val="0"/>
-          <w:numId w:val="1014"/>
+          <w:numId w:val="1011"/>
         </w:numPr>
       </w:pPr>
       <w:r>
@@ -4389,7 +4399,7 @@
         <w:pStyle w:val="Compact"/>
         <w:numPr>
           <w:ilvl w:val="0"/>
-          <w:numId w:val="1014"/>
+          <w:numId w:val="1011"/>
         </w:numPr>
       </w:pPr>
       <w:r>
@@ -4401,7 +4411,7 @@
         <w:pStyle w:val="Compact"/>
         <w:numPr>
           <w:ilvl w:val="0"/>
-          <w:numId w:val="1014"/>
+          <w:numId w:val="1011"/>
         </w:numPr>
       </w:pPr>
       <w:r>
@@ -4457,13 +4467,21 @@
         <w:t xml:space="preserve"> </w:t>
       </w:r>
       <w:r>
-        <w:t xml:space="preserve">runs against something you cannot act on. Pick per finding class, say which, and track the waiting</w:t>
-      </w:r>
-      <w:r>
-        <w:t xml:space="preserve"> </w:t>
-      </w:r>
-      <w:r>
-        <w:t xml:space="preserve">period itself so an unfixable advisory is visible rather than silently blowing a window.</w:t>
+        <w:t xml:space="preserve">runs against something you cannot act on.</w:t>
+      </w:r>
+    </w:p>
+    <w:p>
+      <w:pPr>
+        <w:pStyle w:val="BodyText"/>
+      </w:pPr>
+      <w:r>
+        <w:t xml:space="preserve">Pick per finding class, say which, and track the waiting period itself, so an unfixable advisory is</w:t>
+      </w:r>
+      <w:r>
+        <w:t xml:space="preserve"> </w:t>
+      </w:r>
+      <w:r>
+        <w:t xml:space="preserve">visible rather than silently blowing a window.</w:t>
       </w:r>
     </w:p>
     <w:p>
@@ -4473,8 +4491,8 @@
         </w:pict>
       </w:r>
     </w:p>
-    <w:bookmarkEnd w:id="33"/>
-    <w:bookmarkStart w:id="34" w:name="X2e76d4b347a06a9540373165195f11ae36f497b"/>
+    <w:bookmarkEnd w:id="44"/>
+    <w:bookmarkStart w:id="45" w:name="X2e76d4b347a06a9540373165195f11ae36f497b"/>
     <w:p>
       <w:pPr>
         <w:pStyle w:val="Heading2"/>
@@ -4746,8 +4764,8 @@
         </w:pict>
       </w:r>
     </w:p>
-    <w:bookmarkEnd w:id="34"/>
-    <w:bookmarkStart w:id="36" w:name="X77d27018b1fc78abbeced741403cd1fbcdfef52"/>
+    <w:bookmarkEnd w:id="45"/>
+    <w:bookmarkStart w:id="47" w:name="X77d27018b1fc78abbeced741403cd1fbcdfef52"/>
     <w:p>
       <w:pPr>
         <w:pStyle w:val="Heading2"/>
@@ -4787,19 +4805,7 @@
         <w:t xml:space="preserve"> </w:t>
       </w:r>
       <w:r>
-        <w:t xml:space="preserve">acceptance. Do not let a self-assessment read as verification, and do not omit the cost context. A</w:t>
-      </w:r>
-      <w:r>
-        <w:t xml:space="preserve"> </w:t>
-      </w:r>
-      <w:r>
-        <w:t xml:space="preserve">bare "not yet performed" with no explanation reads as negligence. But "not yet performed, and here is</w:t>
-      </w:r>
-      <w:r>
-        <w:t xml:space="preserve"> </w:t>
-      </w:r>
-      <w:r>
-        <w:t xml:space="preserve">the order of magnitude it would cost" reads as a funding constraint a reader can evaluate.</w:t>
+        <w:t xml:space="preserve">acceptance. Do not let a self-assessment read as verification, and do not omit the cost context.</w:t>
       </w:r>
     </w:p>
     <w:p>
@@ -4807,6 +4813,20 @@
         <w:pStyle w:val="BodyText"/>
       </w:pPr>
       <w:r>
+        <w:t xml:space="preserve">A bare "not yet performed" with no explanation reads as negligence. But "not yet performed, and here</w:t>
+      </w:r>
+      <w:r>
+        <w:t xml:space="preserve"> </w:t>
+      </w:r>
+      <w:r>
+        <w:t xml:space="preserve">is the order of magnitude it would cost" reads as a funding constraint a reader can evaluate.</w:t>
+      </w:r>
+    </w:p>
+    <w:p>
+      <w:pPr>
+        <w:pStyle w:val="BodyText"/>
+      </w:pPr>
+      <w:r>
         <w:rPr>
           <w:b/>
           <w:bCs/>
@@ -4835,19 +4855,7 @@
         <w:t xml:space="preserve"> </w:t>
       </w:r>
       <w:r>
-        <w:t xml:space="preserve">control. This is a correction to an earlier version of this material, which stated the independent</w:t>
-      </w:r>
-      <w:r>
-        <w:t xml:space="preserve"> </w:t>
-      </w:r>
-      <w:r>
-        <w:t xml:space="preserve">review as a precondition for production exposure -- an over-reach for software the producer does not</w:t>
-      </w:r>
-      <w:r>
-        <w:t xml:space="preserve"> </w:t>
-      </w:r>
-      <w:r>
-        <w:t xml:space="preserve">operate.</w:t>
+        <w:t xml:space="preserve">control.</w:t>
       </w:r>
     </w:p>
     <w:p>
@@ -4855,18 +4863,32 @@
         <w:pStyle w:val="BodyText"/>
       </w:pPr>
       <w:r>
-        <w:t xml:space="preserve">If you are running a formal assessment against a published verification standard, the method for it</w:t>
-      </w:r>
-      <w:r>
-        <w:t xml:space="preserve"> </w:t>
-      </w:r>
-      <w:r>
-        <w:t xml:space="preserve">is covered in</w:t>
-      </w:r>
-      <w:r>
-        <w:t xml:space="preserve"> </w:t>
-      </w:r>
-      <w:hyperlink r:id="rId35">
+        <w:t xml:space="preserve">This is a correction to an earlier version of this material, which stated the independent review as a</w:t>
+      </w:r>
+      <w:r>
+        <w:t xml:space="preserve"> </w:t>
+      </w:r>
+      <w:r>
+        <w:t xml:space="preserve">precondition for production exposure -- an over-reach for software the producer does not operate.</w:t>
+      </w:r>
+    </w:p>
+    <w:p>
+      <w:pPr>
+        <w:pStyle w:val="BodyText"/>
+      </w:pPr>
+      <w:r>
+        <w:t xml:space="preserve">If you are running a formal assessment against a published verification standard, the method for it is</w:t>
+      </w:r>
+      <w:r>
+        <w:t xml:space="preserve"> </w:t>
+      </w:r>
+      <w:r>
+        <w:t xml:space="preserve">covered in</w:t>
+      </w:r>
+      <w:r>
+        <w:t xml:space="preserve"> </w:t>
+      </w:r>
+      <w:hyperlink r:id="rId46">
         <w:r>
           <w:rPr>
             <w:rStyle w:val="Hyperlink"/>
@@ -4875,13 +4897,13 @@
         </w:r>
       </w:hyperlink>
       <w:r>
-        <w:t xml:space="preserve">.</w:t>
-      </w:r>
-      <w:r>
-        <w:t xml:space="preserve"> </w:t>
-      </w:r>
-      <w:r>
-        <w:t xml:space="preserve">That covers:</w:t>
+        <w:t xml:space="preserve">. That</w:t>
+      </w:r>
+      <w:r>
+        <w:t xml:space="preserve"> </w:t>
+      </w:r>
+      <w:r>
+        <w:t xml:space="preserve">covers:</w:t>
       </w:r>
     </w:p>
     <w:p>
@@ -4889,7 +4911,7 @@
         <w:pStyle w:val="Compact"/>
         <w:numPr>
           <w:ilvl w:val="0"/>
-          <w:numId w:val="1015"/>
+          <w:numId w:val="1012"/>
         </w:numPr>
       </w:pPr>
       <w:r>
@@ -4901,7 +4923,7 @@
         <w:pStyle w:val="Compact"/>
         <w:numPr>
           <w:ilvl w:val="0"/>
-          <w:numId w:val="1015"/>
+          <w:numId w:val="1012"/>
         </w:numPr>
       </w:pPr>
       <w:r>
@@ -4928,7 +4950,7 @@
         <w:pStyle w:val="Compact"/>
         <w:numPr>
           <w:ilvl w:val="0"/>
-          <w:numId w:val="1015"/>
+          <w:numId w:val="1012"/>
         </w:numPr>
       </w:pPr>
       <w:r>
@@ -4940,7 +4962,7 @@
         <w:pStyle w:val="Compact"/>
         <w:numPr>
           <w:ilvl w:val="0"/>
-          <w:numId w:val="1015"/>
+          <w:numId w:val="1012"/>
         </w:numPr>
       </w:pPr>
       <w:r>
@@ -4952,7 +4974,7 @@
         <w:pStyle w:val="Compact"/>
         <w:numPr>
           <w:ilvl w:val="0"/>
-          <w:numId w:val="1015"/>
+          <w:numId w:val="1012"/>
         </w:numPr>
       </w:pPr>
       <w:r>
@@ -4974,8 +4996,8 @@
         </w:pict>
       </w:r>
     </w:p>
-    <w:bookmarkEnd w:id="36"/>
-    <w:bookmarkStart w:id="37" w:name="X4f33eab328c7dbe0d51f9c6ed4ce8a90fbee242"/>
+    <w:bookmarkEnd w:id="47"/>
+    <w:bookmarkStart w:id="49" w:name="X4f33eab328c7dbe0d51f9c6ed4ce8a90fbee242"/>
     <w:p>
       <w:pPr>
         <w:pStyle w:val="Heading2"/>
@@ -4997,7 +5019,7 @@
         <w:pStyle w:val="Compact"/>
         <w:numPr>
           <w:ilvl w:val="0"/>
-          <w:numId w:val="1016"/>
+          <w:numId w:val="1013"/>
         </w:numPr>
       </w:pPr>
       <w:r>
@@ -5009,7 +5031,7 @@
         <w:pStyle w:val="Compact"/>
         <w:numPr>
           <w:ilvl w:val="0"/>
-          <w:numId w:val="1016"/>
+          <w:numId w:val="1013"/>
         </w:numPr>
       </w:pPr>
       <w:r>
@@ -5021,7 +5043,7 @@
         <w:pStyle w:val="Compact"/>
         <w:numPr>
           <w:ilvl w:val="0"/>
-          <w:numId w:val="1016"/>
+          <w:numId w:val="1013"/>
         </w:numPr>
       </w:pPr>
       <w:r>
@@ -5033,7 +5055,7 @@
         <w:pStyle w:val="Compact"/>
         <w:numPr>
           <w:ilvl w:val="0"/>
-          <w:numId w:val="1016"/>
+          <w:numId w:val="1013"/>
         </w:numPr>
       </w:pPr>
       <w:r>
@@ -5045,7 +5067,7 @@
         <w:pStyle w:val="Compact"/>
         <w:numPr>
           <w:ilvl w:val="0"/>
-          <w:numId w:val="1016"/>
+          <w:numId w:val="1013"/>
         </w:numPr>
       </w:pPr>
       <w:r>
@@ -5139,7 +5161,7 @@
       <w:r>
         <w:t xml:space="preserve"> </w:t>
       </w:r>
-      <w:hyperlink r:id="rId19">
+      <w:hyperlink r:id="rId20">
         <w:r>
           <w:rPr>
             <w:rStyle w:val="Hyperlink"/>
@@ -5151,58 +5173,65 @@
         <w:t xml:space="preserve">.</w:t>
       </w:r>
     </w:p>
+    <w:bookmarkStart w:id="48" w:name="X6bf3214004d99c2dac31ed30d2dbee672c0e4ba"/>
+    <w:p>
+      <w:pPr>
+        <w:pStyle w:val="Heading3"/>
+      </w:pPr>
+      <w:r>
+        <w:t xml:space="preserve">Confirm the control plane before reading any code</w:t>
+      </w:r>
+    </w:p>
+    <w:p>
+      <w:pPr>
+        <w:pStyle w:val="FirstParagraph"/>
+      </w:pPr>
+      <w:r>
+        <w:t xml:space="preserve">Confirming the control plane is a separate pass from reading code, and it comes first. For each</w:t>
+      </w:r>
+      <w:r>
+        <w:t xml:space="preserve"> </w:t>
+      </w:r>
+      <w:r>
+        <w:t xml:space="preserve">required check, confirm three things and read no source: that it exists, that it blocks rather than</w:t>
+      </w:r>
+      <w:r>
+        <w:t xml:space="preserve"> </w:t>
+      </w:r>
+      <w:r>
+        <w:t xml:space="preserve">advises, and that it was green on the exact commit being released. The release change's own pipeline</w:t>
+      </w:r>
+      <w:r>
+        <w:t xml:space="preserve"> </w:t>
+      </w:r>
+      <w:r>
+        <w:t xml:space="preserve">run is the control plane executing.</w:t>
+      </w:r>
+    </w:p>
     <w:p>
       <w:pPr>
         <w:pStyle w:val="BodyText"/>
       </w:pPr>
       <w:r>
-        <w:rPr>
-          <w:b/>
-          <w:bCs/>
-        </w:rPr>
-        <w:t xml:space="preserve">Confirming the control plane is a separate pass from reading code, and it comes first.</w:t>
-      </w:r>
-      <w:r>
-        <w:t xml:space="preserve"> </w:t>
-      </w:r>
-      <w:r>
-        <w:t xml:space="preserve">For each</w:t>
-      </w:r>
-      <w:r>
-        <w:t xml:space="preserve"> </w:t>
-      </w:r>
-      <w:r>
-        <w:t xml:space="preserve">required check, confirm three things and read no source: that it exists, that it blocks rather than</w:t>
-      </w:r>
-      <w:r>
-        <w:t xml:space="preserve"> </w:t>
-      </w:r>
-      <w:r>
-        <w:t xml:space="preserve">advises, and that it was green on the exact commit being released. The release change's own pipeline</w:t>
-      </w:r>
-      <w:r>
-        <w:t xml:space="preserve"> </w:t>
-      </w:r>
-      <w:r>
-        <w:t xml:space="preserve">run is the control plane executing. Review the scanner suppression list explicitly rather than</w:t>
-      </w:r>
-      <w:r>
-        <w:t xml:space="preserve"> </w:t>
-      </w:r>
-      <w:r>
-        <w:t xml:space="preserve">accepting it, because a suppressed rule class is a control that has been turned off. Mark which</w:t>
-      </w:r>
-      <w:r>
-        <w:t xml:space="preserve"> </w:t>
-      </w:r>
-      <w:r>
-        <w:t xml:space="preserve">nominally-security jobs are advisory and do not count those as coverage. Only then spend line-by-line</w:t>
-      </w:r>
-      <w:r>
-        <w:t xml:space="preserve"> </w:t>
-      </w:r>
-      <w:r>
-        <w:t xml:space="preserve">reading on what the automated controls cannot cover.</w:t>
+        <w:t xml:space="preserve">Review the scanner suppression list explicitly rather than accepting it, because a suppressed rule</w:t>
+      </w:r>
+      <w:r>
+        <w:t xml:space="preserve"> </w:t>
+      </w:r>
+      <w:r>
+        <w:t xml:space="preserve">class is a control that has been turned off. Mark which nominally-security jobs are advisory and do</w:t>
+      </w:r>
+      <w:r>
+        <w:t xml:space="preserve"> </w:t>
+      </w:r>
+      <w:r>
+        <w:t xml:space="preserve">not count those as coverage. Only then spend line-by-line reading on what the automated controls</w:t>
+      </w:r>
+      <w:r>
+        <w:t xml:space="preserve"> </w:t>
+      </w:r>
+      <w:r>
+        <w:t xml:space="preserve">cannot cover.</w:t>
       </w:r>
     </w:p>
     <w:p>
@@ -5212,8 +5241,9 @@
         </w:pict>
       </w:r>
     </w:p>
-    <w:bookmarkEnd w:id="37"/>
-    <w:bookmarkStart w:id="38" w:name="X593c7e379bb24ca26d7dc5d68d1c7b921f44e70"/>
+    <w:bookmarkEnd w:id="48"/>
+    <w:bookmarkEnd w:id="49"/>
+    <w:bookmarkStart w:id="50" w:name="X593c7e379bb24ca26d7dc5d68d1c7b921f44e70"/>
     <w:p>
       <w:pPr>
         <w:pStyle w:val="Heading2"/>
@@ -5317,18 +5347,20 @@
         <w:t xml:space="preserve"> </w:t>
       </w:r>
       <w:r>
-        <w:t xml:space="preserve">the fastest way to have the whole page discounted. The general rule, with the honesty-state tagging</w:t>
-      </w:r>
-      <w:r>
-        <w:t xml:space="preserve"> </w:t>
-      </w:r>
-      <w:r>
-        <w:t xml:space="preserve">and the claims register that goes with it, is in</w:t>
-      </w:r>
-      <w:r>
-        <w:t xml:space="preserve"> </w:t>
-      </w:r>
-      <w:hyperlink r:id="rId19">
+        <w:t xml:space="preserve">the fastest way to have the whole page discounted.</w:t>
+      </w:r>
+    </w:p>
+    <w:p>
+      <w:pPr>
+        <w:pStyle w:val="BodyText"/>
+      </w:pPr>
+      <w:r>
+        <w:t xml:space="preserve">The general rule, with the honesty-state tagging and the claims register that goes with it, is in</w:t>
+      </w:r>
+      <w:r>
+        <w:t xml:space="preserve"> </w:t>
+      </w:r>
+      <w:hyperlink r:id="rId20">
         <w:r>
           <w:rPr>
             <w:rStyle w:val="Hyperlink"/>
@@ -5337,7 +5369,7 @@
         </w:r>
       </w:hyperlink>
       <w:r>
-        <w:t xml:space="preserve">. Four things specific to a security claim:</w:t>
+        <w:t xml:space="preserve">. Four things are specific to a security claim:</w:t>
       </w:r>
     </w:p>
     <w:p>
@@ -5345,7 +5377,7 @@
         <w:pStyle w:val="Compact"/>
         <w:numPr>
           <w:ilvl w:val="0"/>
-          <w:numId w:val="1017"/>
+          <w:numId w:val="1014"/>
         </w:numPr>
       </w:pPr>
       <w:r>
@@ -5379,7 +5411,7 @@
         <w:pStyle w:val="Compact"/>
         <w:numPr>
           <w:ilvl w:val="0"/>
-          <w:numId w:val="1017"/>
+          <w:numId w:val="1014"/>
         </w:numPr>
       </w:pPr>
       <w:r>
@@ -5413,7 +5445,7 @@
         <w:pStyle w:val="Compact"/>
         <w:numPr>
           <w:ilvl w:val="0"/>
-          <w:numId w:val="1017"/>
+          <w:numId w:val="1014"/>
         </w:numPr>
       </w:pPr>
       <w:r>
@@ -5441,7 +5473,7 @@
         <w:pStyle w:val="Compact"/>
         <w:numPr>
           <w:ilvl w:val="0"/>
-          <w:numId w:val="1017"/>
+          <w:numId w:val="1014"/>
         </w:numPr>
       </w:pPr>
       <w:r>
@@ -5467,18 +5499,26 @@
         <w:t xml:space="preserve"> </w:t>
       </w:r>
       <w:r>
-        <w:t xml:space="preserve">record of record and link to it, so there is exactly one place that can be wrong. This is the</w:t>
-      </w:r>
-      <w:r>
-        <w:t xml:space="preserve"> </w:t>
-      </w:r>
-      <w:r>
-        <w:t xml:space="preserve">state-it-once rule applied to the one class of fact where being wrong is most expensive.</w:t>
+        <w:t xml:space="preserve">record of record and link to it, so there is exactly one place that can be wrong.</w:t>
       </w:r>
     </w:p>
     <w:p>
       <w:pPr>
         <w:pStyle w:val="FirstParagraph"/>
+      </w:pPr>
+      <w:r>
+        <w:t xml:space="preserve">That last one is the state-it-once rule applied to the one class of fact where being wrong is most</w:t>
+      </w:r>
+      <w:r>
+        <w:t xml:space="preserve"> </w:t>
+      </w:r>
+      <w:r>
+        <w:t xml:space="preserve">expensive.</w:t>
+      </w:r>
+    </w:p>
+    <w:p>
+      <w:pPr>
+        <w:pStyle w:val="BodyText"/>
       </w:pPr>
       <w:r>
         <w:rPr>
@@ -5519,8 +5559,8 @@
         </w:pict>
       </w:r>
     </w:p>
-    <w:bookmarkEnd w:id="38"/>
-    <w:bookmarkStart w:id="39" w:name="in-one-table"/>
+    <w:bookmarkEnd w:id="50"/>
+    <w:bookmarkStart w:id="51" w:name="in-one-table"/>
     <w:p>
       <w:pPr>
         <w:pStyle w:val="Heading2"/>
@@ -6294,8 +6334,8 @@
         </w:pict>
       </w:r>
     </w:p>
-    <w:bookmarkEnd w:id="39"/>
-    <w:bookmarkStart w:id="40" w:name="adapting-this-to-your-project"/>
+    <w:bookmarkEnd w:id="51"/>
+    <w:bookmarkStart w:id="52" w:name="adapting-this-to-your-project"/>
     <w:p>
       <w:pPr>
         <w:pStyle w:val="Heading2"/>
@@ -6321,7 +6361,7 @@
         <w:pStyle w:val="Compact"/>
         <w:numPr>
           <w:ilvl w:val="0"/>
-          <w:numId w:val="1018"/>
+          <w:numId w:val="1015"/>
         </w:numPr>
       </w:pPr>
       <w:r>
@@ -6349,7 +6389,7 @@
         <w:pStyle w:val="Compact"/>
         <w:numPr>
           <w:ilvl w:val="0"/>
-          <w:numId w:val="1018"/>
+          <w:numId w:val="1015"/>
         </w:numPr>
       </w:pPr>
       <w:r>
@@ -6383,7 +6423,7 @@
         <w:pStyle w:val="Compact"/>
         <w:numPr>
           <w:ilvl w:val="0"/>
-          <w:numId w:val="1018"/>
+          <w:numId w:val="1015"/>
         </w:numPr>
       </w:pPr>
       <w:r>
@@ -6411,7 +6451,7 @@
         <w:pStyle w:val="Compact"/>
         <w:numPr>
           <w:ilvl w:val="0"/>
-          <w:numId w:val="1018"/>
+          <w:numId w:val="1015"/>
         </w:numPr>
       </w:pPr>
       <w:r>
@@ -6445,7 +6485,7 @@
         <w:pStyle w:val="Compact"/>
         <w:numPr>
           <w:ilvl w:val="0"/>
-          <w:numId w:val="1018"/>
+          <w:numId w:val="1015"/>
         </w:numPr>
       </w:pPr>
       <w:r>
@@ -6485,7 +6525,7 @@
         <w:pStyle w:val="Compact"/>
         <w:numPr>
           <w:ilvl w:val="0"/>
-          <w:numId w:val="1019"/>
+          <w:numId w:val="1016"/>
         </w:numPr>
       </w:pPr>
       <w:r>
@@ -6513,7 +6553,7 @@
         <w:pStyle w:val="Compact"/>
         <w:numPr>
           <w:ilvl w:val="0"/>
-          <w:numId w:val="1019"/>
+          <w:numId w:val="1016"/>
         </w:numPr>
       </w:pPr>
       <w:r>
@@ -6533,7 +6573,7 @@
         <w:t xml:space="preserve"> </w:t>
       </w:r>
       <w:r>
-        <w:t xml:space="preserve">author cannot wave their own change past them. The moment one becomes waivable it stops being a</w:t>
+        <w:t xml:space="preserve">author cannot waive their own change past them. The moment one becomes waivable it stops being a</w:t>
       </w:r>
       <w:r>
         <w:t xml:space="preserve"> </w:t>
@@ -6547,7 +6587,7 @@
         <w:pStyle w:val="Compact"/>
         <w:numPr>
           <w:ilvl w:val="0"/>
-          <w:numId w:val="1019"/>
+          <w:numId w:val="1016"/>
         </w:numPr>
       </w:pPr>
       <w:r>
@@ -6575,7 +6615,7 @@
         <w:pStyle w:val="Compact"/>
         <w:numPr>
           <w:ilvl w:val="0"/>
-          <w:numId w:val="1019"/>
+          <w:numId w:val="1016"/>
         </w:numPr>
       </w:pPr>
       <w:r>
@@ -6603,7 +6643,7 @@
         <w:pStyle w:val="Compact"/>
         <w:numPr>
           <w:ilvl w:val="0"/>
-          <w:numId w:val="1019"/>
+          <w:numId w:val="1016"/>
         </w:numPr>
       </w:pPr>
       <w:r>
@@ -6645,8 +6685,8 @@
         </w:pict>
       </w:r>
     </w:p>
-    <w:bookmarkEnd w:id="40"/>
-    <w:bookmarkStart w:id="43" w:name="related"/>
+    <w:bookmarkEnd w:id="52"/>
+    <w:bookmarkStart w:id="55" w:name="related"/>
     <w:p>
       <w:pPr>
         <w:pStyle w:val="Heading2"/>
@@ -6660,10 +6700,10 @@
         <w:pStyle w:val="Compact"/>
         <w:numPr>
           <w:ilvl w:val="0"/>
-          <w:numId w:val="1020"/>
+          <w:numId w:val="1017"/>
         </w:numPr>
       </w:pPr>
-      <w:hyperlink r:id="rId19">
+      <w:hyperlink r:id="rId20">
         <w:r>
           <w:rPr>
             <w:rStyle w:val="Hyperlink"/>
@@ -6689,10 +6729,10 @@
         <w:pStyle w:val="Compact"/>
         <w:numPr>
           <w:ilvl w:val="0"/>
-          <w:numId w:val="1020"/>
+          <w:numId w:val="1017"/>
         </w:numPr>
       </w:pPr>
-      <w:hyperlink r:id="rId23">
+      <w:hyperlink r:id="rId27">
         <w:r>
           <w:rPr>
             <w:rStyle w:val="Hyperlink"/>
@@ -6718,10 +6758,10 @@
         <w:pStyle w:val="Compact"/>
         <w:numPr>
           <w:ilvl w:val="0"/>
-          <w:numId w:val="1020"/>
+          <w:numId w:val="1017"/>
         </w:numPr>
       </w:pPr>
-      <w:hyperlink r:id="rId35">
+      <w:hyperlink r:id="rId46">
         <w:r>
           <w:rPr>
             <w:rStyle w:val="Hyperlink"/>
@@ -6747,10 +6787,10 @@
         <w:pStyle w:val="Compact"/>
         <w:numPr>
           <w:ilvl w:val="0"/>
-          <w:numId w:val="1020"/>
+          <w:numId w:val="1017"/>
         </w:numPr>
       </w:pPr>
-      <w:hyperlink r:id="rId41">
+      <w:hyperlink r:id="rId53">
         <w:r>
           <w:rPr>
             <w:rStyle w:val="Hyperlink"/>
@@ -6776,10 +6816,10 @@
         <w:pStyle w:val="Compact"/>
         <w:numPr>
           <w:ilvl w:val="0"/>
-          <w:numId w:val="1020"/>
+          <w:numId w:val="1017"/>
         </w:numPr>
       </w:pPr>
-      <w:hyperlink r:id="rId42">
+      <w:hyperlink r:id="rId54">
         <w:r>
           <w:rPr>
             <w:rStyle w:val="Hyperlink"/>
@@ -6800,8 +6840,8 @@
         <w:t xml:space="preserve">whether it works</w:t>
       </w:r>
     </w:p>
-    <w:bookmarkEnd w:id="43"/>
-    <w:bookmarkEnd w:id="44"/>
+    <w:bookmarkEnd w:id="55"/>
+    <w:bookmarkEnd w:id="56"/>
     <w:sectPr>
       <w:footnotePr>
         <w:numRestart w:val="eachSect"/>
@@ -7155,15 +7195,6 @@
     <w:abstractNumId w:val="991"/>
   </w:num>
   <w:num w:numId="1009">
-    <w:abstractNumId w:val="991"/>
-  </w:num>
-  <w:num w:numId="1010">
-    <w:abstractNumId w:val="991"/>
-  </w:num>
-  <w:num w:numId="1011">
-    <w:abstractNumId w:val="991"/>
-  </w:num>
-  <w:num w:numId="1012">
     <w:abstractNumId w:val="99411"/>
     <w:lvlOverride w:ilvl="0">
       <w:startOverride w:val="1"/>
@@ -7193,6 +7224,15 @@
       <w:startOverride w:val="1"/>
     </w:lvlOverride>
   </w:num>
+  <w:num w:numId="1010">
+    <w:abstractNumId w:val="991"/>
+  </w:num>
+  <w:num w:numId="1011">
+    <w:abstractNumId w:val="991"/>
+  </w:num>
+  <w:num w:numId="1012">
+    <w:abstractNumId w:val="991"/>
+  </w:num>
   <w:num w:numId="1013">
     <w:abstractNumId w:val="991"/>
   </w:num>
@@ -7206,15 +7246,6 @@
     <w:abstractNumId w:val="991"/>
   </w:num>
   <w:num w:numId="1017">
-    <w:abstractNumId w:val="991"/>
-  </w:num>
-  <w:num w:numId="1018">
-    <w:abstractNumId w:val="991"/>
-  </w:num>
-  <w:num w:numId="1019">
-    <w:abstractNumId w:val="991"/>
-  </w:num>
-  <w:num w:numId="1020">
     <w:abstractNumId w:val="991"/>
   </w:num>
 </w:numbering>

--- a/docs/standards/word/SECURE-DEVELOPMENT.docx
+++ b/docs/standards/word/SECURE-DEVELOPMENT.docx
@@ -243,7 +243,7 @@
         <w:t xml:space="preserve"> </w:t>
       </w:r>
       <w:r>
-        <w:t xml:space="preserve">A per-interface threat model turns "does this change</w:t>
+        <w:t xml:space="preserve">A per-boundary threat model turns "does this change</w:t>
       </w:r>
       <w:r>
         <w:t xml:space="preserve"> </w:t>
@@ -781,7 +781,7 @@
           <w:b/>
           <w:bCs/>
         </w:rPr>
-        <w:t xml:space="preserve">Threat model one interface</w:t>
+        <w:t xml:space="preserve">Threat model one trust boundary</w:t>
       </w:r>
       <w:r>
         <w:t xml:space="preserve"> </w:t>
@@ -1010,13 +1010,13 @@
         <w:t xml:space="preserve"> </w:t>
       </w:r>
       <w:r>
-        <w:t xml:space="preserve">dependency and supply-chain integrity, secrets hygiene, secure-by-default configuration, interface</w:t>
-      </w:r>
-      <w:r>
-        <w:t xml:space="preserve"> </w:t>
-      </w:r>
-      <w:r>
-        <w:t xml:space="preserve">authentication, and tamper-evident audit logging. It is hard to fake, because its evidence is a red</w:t>
+        <w:t xml:space="preserve">dependency and supply-chain integrity, secrets hygiene, secure-by-default configuration,</w:t>
+      </w:r>
+      <w:r>
+        <w:t xml:space="preserve"> </w:t>
+      </w:r>
+      <w:r>
+        <w:t xml:space="preserve">machine-to-machine authentication, and tamper-evident audit logging. It is hard to fake, because its evidence is a red</w:t>
       </w:r>
       <w:r>
         <w:t xml:space="preserve"> </w:t>
@@ -1359,13 +1359,13 @@
       </w:r>
     </w:p>
     <w:bookmarkEnd w:id="17"/>
-    <w:bookmarkStart w:id="19" w:name="X4e356d55f6461af98c757c608bfb668fd432304"/>
+    <w:bookmarkStart w:id="19" w:name="Xac02c7d32d5bb277c9e44f3436addfe1b1747df"/>
     <w:p>
       <w:pPr>
         <w:pStyle w:val="Heading2"/>
       </w:pPr>
       <w:r>
-        <w:t xml:space="preserve">2. Threat model each interface before you build it</w:t>
+        <w:t xml:space="preserve">2. Threat model each trust boundary before you build it</w:t>
       </w:r>
     </w:p>
     <w:p>
@@ -1373,19 +1373,61 @@
         <w:pStyle w:val="FirstParagraph"/>
       </w:pPr>
       <w:r>
-        <w:t xml:space="preserve">Every interface and component gets a written, lightweight threat model. It enumerates the trust</w:t>
-      </w:r>
-      <w:r>
-        <w:t xml:space="preserve"> </w:t>
-      </w:r>
-      <w:r>
-        <w:t xml:space="preserve">boundaries, names a mitigation for each ingress, and puts a constraining control on each piece of</w:t>
-      </w:r>
-      <w:r>
-        <w:t xml:space="preserve"> </w:t>
-      </w:r>
-      <w:r>
-        <w:t xml:space="preserve">dangerous functionality and each third-party component it pulls in.</w:t>
+        <w:t xml:space="preserve">A</w:t>
+      </w:r>
+      <w:r>
+        <w:t xml:space="preserve"> </w:t>
+      </w:r>
+      <w:r>
+        <w:rPr>
+          <w:b/>
+          <w:bCs/>
+        </w:rPr>
+        <w:t xml:space="preserve">trust boundary</w:t>
+      </w:r>
+      <w:r>
+        <w:t xml:space="preserve"> </w:t>
+      </w:r>
+      <w:r>
+        <w:t xml:space="preserve">is anywhere input you do not control crosses into code you do. A network</w:t>
+      </w:r>
+      <w:r>
+        <w:t xml:space="preserve"> </w:t>
+      </w:r>
+      <w:r>
+        <w:t xml:space="preserve">interface is one. So is a command line, a file dropped in a watched directory, a scheduled job</w:t>
+      </w:r>
+      <w:r>
+        <w:t xml:space="preserve"> </w:t>
+      </w:r>
+      <w:r>
+        <w:t xml:space="preserve">reading shared storage, a queue consumer, a webhook, an inter-process channel, and a database</w:t>
+      </w:r>
+      <w:r>
+        <w:t xml:space="preserve"> </w:t>
+      </w:r>
+      <w:r>
+        <w:t xml:space="preserve">somebody else writes to. If your system has no network interfaces at all, it still has boundaries.</w:t>
+      </w:r>
+    </w:p>
+    <w:p>
+      <w:pPr>
+        <w:pStyle w:val="BodyText"/>
+      </w:pPr>
+      <w:r>
+        <w:t xml:space="preserve">Every boundary and component gets a written, lightweight threat model. It names a mitigation for each</w:t>
+      </w:r>
+      <w:r>
+        <w:t xml:space="preserve"> </w:t>
+      </w:r>
+      <w:r>
+        <w:t xml:space="preserve">way in, and puts a constraining control on each piece of dangerous functionality and each</w:t>
+      </w:r>
+      <w:r>
+        <w:t xml:space="preserve"> </w:t>
+      </w:r>
+      <w:r>
+        <w:t xml:space="preserve">third-party component it pulls in.</w:t>
       </w:r>
     </w:p>
     <w:p>
@@ -1762,7 +1804,7 @@
           <w:b/>
           <w:bCs/>
         </w:rPr>
-        <w:t xml:space="preserve">For any interface that parses structured documents:</w:t>
+        <w:t xml:space="preserve">For anything that parses structured documents:</w:t>
       </w:r>
       <w:r>
         <w:t xml:space="preserve"> </w:t>
@@ -3068,13 +3110,13 @@
       </w:r>
     </w:p>
     <w:bookmarkEnd w:id="33"/>
-    <w:bookmarkStart w:id="35" w:name="X12d3df7a1f09746f1635f81539bb674e3182d29"/>
+    <w:bookmarkStart w:id="35" w:name="X08c545cdaea16d13c66d050a73fae11a3e2b4eb"/>
     <w:p>
       <w:pPr>
         <w:pStyle w:val="Heading2"/>
       </w:pPr>
       <w:r>
-        <w:t xml:space="preserve">8. Interface and service authentication</w:t>
+        <w:t xml:space="preserve">8. Machine-to-machine authentication</w:t>
       </w:r>
     </w:p>
     <w:p>
@@ -3082,26 +3124,26 @@
         <w:pStyle w:val="FirstParagraph"/>
       </w:pPr>
       <w:r>
-        <w:t xml:space="preserve">Machine interfaces authenticate</w:t>
-      </w:r>
-      <w:r>
-        <w:t xml:space="preserve"> </w:t>
-      </w:r>
-      <w:r>
-        <w:rPr>
-          <w:b/>
-          <w:bCs/>
-        </w:rPr>
-        <w:t xml:space="preserve">systems, not people</w:t>
-      </w:r>
-      <w:r>
-        <w:t xml:space="preserve">. Use the strongest mechanism the peer system</w:t>
-      </w:r>
-      <w:r>
-        <w:t xml:space="preserve"> </w:t>
-      </w:r>
-      <w:r>
-        <w:t xml:space="preserve">supports.</w:t>
+        <w:t xml:space="preserve">A caller that is a machine authenticates as a</w:t>
+      </w:r>
+      <w:r>
+        <w:t xml:space="preserve"> </w:t>
+      </w:r>
+      <w:r>
+        <w:rPr>
+          <w:b/>
+          <w:bCs/>
+        </w:rPr>
+        <w:t xml:space="preserve">system, not a person</w:t>
+      </w:r>
+      <w:r>
+        <w:t xml:space="preserve">. Use the strongest mechanism</w:t>
+      </w:r>
+      <w:r>
+        <w:t xml:space="preserve"> </w:t>
+      </w:r>
+      <w:r>
+        <w:t xml:space="preserve">the peer system supports.</w:t>
       </w:r>
     </w:p>
     <w:p>
@@ -5649,7 +5691,7 @@
               <w:pStyle w:val="Compact"/>
             </w:pPr>
             <w:r>
-              <w:t xml:space="preserve">Threat model each interface before the build; name a mitigation per ingress</w:t>
+              <w:t xml:space="preserve">Threat model each trust boundary before the build; name a mitigation for each way in</w:t>
             </w:r>
           </w:p>
         </w:tc>

--- a/docs/standards/word/SECURE-DEVELOPMENT.docx
+++ b/docs/standards/word/SECURE-DEVELOPMENT.docx
@@ -28,7 +28,7 @@
         </w:p>
       </w:sdtContent>
     </w:sdt>
-    <w:bookmarkStart w:id="69" w:name="X5370d31d3472698b00807739590c410bbd140c1"/>
+    <w:bookmarkStart w:id="71" w:name="X5370d31d3472698b00807739590c410bbd140c1"/>
     <w:p>
       <w:pPr>
         <w:pStyle w:val="Heading1"/>
@@ -181,7 +181,7 @@
         </w:pict>
       </w:r>
     </w:p>
-    <w:bookmarkStart w:id="12" w:name="where-the-rules-come-from"/>
+    <w:bookmarkStart w:id="14" w:name="where-the-rules-come-from"/>
     <w:p>
       <w:pPr>
         <w:pStyle w:val="Heading2"/>
@@ -714,14 +714,251 @@
         <w:t xml:space="preserve">honest limit and the cost sitting inside a derived rule stay unmarked, because those are ours.</w:t>
       </w:r>
     </w:p>
+    <w:bookmarkStart w:id="12" w:name="X5b2ad23c17e6a7879b324e7c1327c9b143e390c"/>
+    <w:p>
+      <w:pPr>
+        <w:pStyle w:val="Heading3"/>
+      </w:pPr>
+      <w:r>
+        <w:t xml:space="preserve">Full conformance is not on offer, so tailoring is not a compromise</w:t>
+      </w:r>
+    </w:p>
+    <w:p>
+      <w:pPr>
+        <w:pStyle w:val="FirstParagraph"/>
+      </w:pPr>
+      <w:r>
+        <w:rPr>
+          <w:b/>
+          <w:bCs/>
+        </w:rPr>
+        <w:t xml:space="preserve">The SSDF has no conformance criteria, no levels and no assessment procedure. Nothing issues a</w:t>
+      </w:r>
+      <w:r>
+        <w:rPr>
+          <w:b/>
+          <w:bCs/>
+        </w:rPr>
+        <w:t xml:space="preserve"> </w:t>
+      </w:r>
+      <w:r>
+        <w:rPr>
+          <w:b/>
+          <w:bCs/>
+        </w:rPr>
+        <w:t xml:space="preserve">pass.</w:t>
+      </w:r>
+      <w:r>
+        <w:t xml:space="preserve"> </w:t>
+      </w:r>
+      <w:r>
+        <w:t xml:space="preserve">So the familiar advice -- aim for a tailored, risk-based subset rather than one hundred</w:t>
+      </w:r>
+      <w:r>
+        <w:t xml:space="preserve"> </w:t>
+      </w:r>
+      <w:r>
+        <w:t xml:space="preserve">percent conformance -- understates the position. Full conformance is not a thing that exists to be</w:t>
+      </w:r>
+      <w:r>
+        <w:t xml:space="preserve"> </w:t>
+      </w:r>
+      <w:r>
+        <w:t xml:space="preserve">aimed at. The framework states outcomes a producer should achieve and leaves the how open, and its</w:t>
+      </w:r>
+      <w:r>
+        <w:t xml:space="preserve"> </w:t>
+      </w:r>
+      <w:r>
+        <w:t xml:space="preserve">implementation examples are illustrative rather than required.</w:t>
+      </w:r>
+    </w:p>
+    <w:p>
+      <w:pPr>
+        <w:pStyle w:val="BodyText"/>
+      </w:pPr>
+      <w:r>
+        <w:t xml:space="preserve">What that does</w:t>
+      </w:r>
+      <w:r>
+        <w:t xml:space="preserve"> </w:t>
+      </w:r>
+      <w:r>
+        <w:rPr>
+          <w:b/>
+          <w:bCs/>
+        </w:rPr>
+        <w:t xml:space="preserve">not</w:t>
+      </w:r>
+      <w:r>
+        <w:t xml:space="preserve"> </w:t>
+      </w:r>
+      <w:r>
+        <w:t xml:space="preserve">license is dropping a practice. Tailoring here happens at the implementation</w:t>
+      </w:r>
+      <w:r>
+        <w:t xml:space="preserve"> </w:t>
+      </w:r>
+      <w:r>
+        <w:t xml:space="preserve">layer -- which mechanism satisfies an outcome -- far more than at the practice layer. A practice</w:t>
+      </w:r>
+      <w:r>
+        <w:t xml:space="preserve"> </w:t>
+      </w:r>
+      <w:r>
+        <w:t xml:space="preserve">rarely stops applying because of a technology choice. A memory-safe language changes which</w:t>
+      </w:r>
+      <w:r>
+        <w:t xml:space="preserve"> </w:t>
+      </w:r>
+      <w:r>
+        <w:t xml:space="preserve">vulnerability classes you face, and therefore how you satisfy the code-analysis and testing</w:t>
+      </w:r>
+      <w:r>
+        <w:t xml:space="preserve"> </w:t>
+      </w:r>
+      <w:r>
+        <w:t xml:space="preserve">practices; it does not remove them. Treating a language feature as grounds to skip a practice is the</w:t>
+      </w:r>
+      <w:r>
+        <w:t xml:space="preserve"> </w:t>
+      </w:r>
+      <w:r>
+        <w:t xml:space="preserve">specific error this subsection exists to prevent.</w:t>
+      </w:r>
+    </w:p>
+    <w:p>
+      <w:pPr>
+        <w:pStyle w:val="BodyText"/>
+      </w:pPr>
+      <w:r>
+        <w:rPr>
+          <w:b/>
+          <w:bCs/>
+        </w:rPr>
+        <w:t xml:space="preserve">The artifact of tailoring is a written record of what you left out and why.</w:t>
+      </w:r>
+      <w:r>
+        <w:t xml:space="preserve"> </w:t>
+      </w:r>
+      <w:r>
+        <w:t xml:space="preserve">This document already</w:t>
+      </w:r>
+      <w:r>
+        <w:t xml:space="preserve"> </w:t>
+      </w:r>
+      <w:r>
+        <w:t xml:space="preserve">produces one: the</w:t>
+      </w:r>
+      <w:r>
+        <w:t xml:space="preserve"> </w:t>
+      </w:r>
+      <w:r>
+        <w:rPr>
+          <w:rStyle w:val="VerbatimChar"/>
+        </w:rPr>
+        <w:t xml:space="preserve">NOT ADDRESSED</w:t>
+      </w:r>
+      <w:r>
+        <w:t xml:space="preserve"> </w:t>
+      </w:r>
+      <w:r>
+        <w:t xml:space="preserve">rows of the coverage table, each carrying a reason rather than an</w:t>
+      </w:r>
+      <w:r>
+        <w:t xml:space="preserve"> </w:t>
+      </w:r>
+      <w:r>
+        <w:t xml:space="preserve">apology. An exclusion nobody wrote down is indistinguishable later from an oversight, and the reason</w:t>
+      </w:r>
+      <w:r>
+        <w:t xml:space="preserve"> </w:t>
+      </w:r>
+      <w:r>
+        <w:t xml:space="preserve">is what a reader needs in order to disagree with you.</w:t>
+      </w:r>
+    </w:p>
     <w:bookmarkEnd w:id="12"/>
-    <w:bookmarkStart w:id="13" w:name="what-you-get"/>
-    <w:p>
-      <w:pPr>
-        <w:pStyle w:val="Heading2"/>
-      </w:pPr>
-      <w:r>
-        <w:t xml:space="preserve">What you get</w:t>
+    <w:bookmarkStart w:id="13" w:name="X801905d3ca07527c679b1d09a0936ad61121075"/>
+    <w:p>
+      <w:pPr>
+        <w:pStyle w:val="Heading3"/>
+      </w:pPr>
+      <w:r>
+        <w:t xml:space="preserve">The one setting where such a claim is a legal instrument, and its expiry date</w:t>
+      </w:r>
+    </w:p>
+    <w:p>
+      <w:pPr>
+        <w:pStyle w:val="FirstParagraph"/>
+      </w:pPr>
+      <w:r>
+        <w:t xml:space="preserve">There used to be a clean answer to when conformance actually binds a producer: selling software to</w:t>
+      </w:r>
+      <w:r>
+        <w:t xml:space="preserve"> </w:t>
+      </w:r>
+      <w:r>
+        <w:t xml:space="preserve">the US federal government. Executive Order 14028 led to OMB Memoranda M-22-18 (2022) and M-23-16</w:t>
+      </w:r>
+      <w:r>
+        <w:t xml:space="preserve"> </w:t>
+      </w:r>
+      <w:r>
+        <w:t xml:space="preserve">(2023), which required agencies to obtain a secure-software-development self-attestation from</w:t>
+      </w:r>
+      <w:r>
+        <w:t xml:space="preserve"> </w:t>
+      </w:r>
+      <w:r>
+        <w:t xml:space="preserve">producers, on a common form published by CISA in March 2024.</w:t>
+      </w:r>
+    </w:p>
+    <w:p>
+      <w:pPr>
+        <w:pStyle w:val="BodyText"/>
+      </w:pPr>
+      <w:r>
+        <w:rPr>
+          <w:b/>
+          <w:bCs/>
+        </w:rPr>
+        <w:t xml:space="preserve">That government-wide requirement was rescinded on 2026-01-23 by OMB Memorandum M-26-05</w:t>
+      </w:r>
+      <w:r>
+        <w:t xml:space="preserve">, which</w:t>
+      </w:r>
+      <w:r>
+        <w:t xml:space="preserve"> </w:t>
+      </w:r>
+      <w:r>
+        <w:t xml:space="preserve">states that M-22-18 and M-23-16 "are hereby rescinded". Agencies "may choose to use" the attestation</w:t>
+      </w:r>
+      <w:r>
+        <w:t xml:space="preserve"> </w:t>
+      </w:r>
+      <w:r>
+        <w:t xml:space="preserve">form; none is required to collect it. The SSDF survives in that memo as a resource agencies "can</w:t>
+      </w:r>
+      <w:r>
+        <w:t xml:space="preserve"> </w:t>
+      </w:r>
+      <w:r>
+        <w:t xml:space="preserve">reference", not as a mandate, and agencies must still maintain a complete software and hardware</w:t>
+      </w:r>
+      <w:r>
+        <w:t xml:space="preserve"> </w:t>
+      </w:r>
+      <w:r>
+        <w:t xml:space="preserve">inventory and set assurance requirements matching their own risk determinations.</w:t>
+      </w:r>
+    </w:p>
+    <w:p>
+      <w:pPr>
+        <w:pStyle w:val="BodyText"/>
+      </w:pPr>
+      <w:r>
+        <w:t xml:space="preserve">Two things follow, and they pull in opposite directions.</w:t>
       </w:r>
     </w:p>
     <w:p>
@@ -737,25 +974,16 @@
           <w:b/>
           <w:bCs/>
         </w:rPr>
-        <w:t xml:space="preserve">A written ownership split.</w:t>
-      </w:r>
-      <w:r>
-        <w:t xml:space="preserve"> </w:t>
-      </w:r>
-      <w:r>
-        <w:t xml:space="preserve">One table saying what the producing project owns and what the</w:t>
-      </w:r>
-      <w:r>
-        <w:t xml:space="preserve"> </w:t>
-      </w:r>
-      <w:r>
-        <w:t xml:space="preserve">operating organization owns, so a control cannot end up unowned because each side assumed the</w:t>
-      </w:r>
-      <w:r>
-        <w:t xml:space="preserve"> </w:t>
-      </w:r>
-      <w:r>
-        <w:t xml:space="preserve">other had it.</w:t>
+        <w:t xml:space="preserve">Advice written before 2026 saying you must sign the common form to sell federally is now wrong</w:t>
+      </w:r>
+      <w:r>
+        <w:t xml:space="preserve">,</w:t>
+      </w:r>
+      <w:r>
+        <w:t xml:space="preserve"> </w:t>
+      </w:r>
+      <w:r>
+        <w:t xml:space="preserve">and that advice is still widely in circulation.</w:t>
       </w:r>
     </w:p>
     <w:p>
@@ -771,227 +999,144 @@
           <w:b/>
           <w:bCs/>
         </w:rPr>
-        <w:t xml:space="preserve">Review with something to check against.</w:t>
-      </w:r>
-      <w:r>
-        <w:t xml:space="preserve"> </w:t>
-      </w:r>
-      <w:r>
-        <w:t xml:space="preserve">A per-boundary threat model turns "does this change</w:t>
-      </w:r>
-      <w:r>
-        <w:t xml:space="preserve"> </w:t>
-      </w:r>
-      <w:r>
-        <w:t xml:space="preserve">look secure" into "which boundary does this touch, and does its named mitigation still hold". A</w:t>
-      </w:r>
-      <w:r>
-        <w:t xml:space="preserve"> </w:t>
-      </w:r>
-      <w:r>
-        <w:t xml:space="preserve">missing control then shows up as a gap in an enumeration rather than as something nobody thought</w:t>
-      </w:r>
-      <w:r>
-        <w:t xml:space="preserve"> </w:t>
-      </w:r>
-      <w:r>
-        <w:t xml:space="preserve">of.</w:t>
-      </w:r>
-    </w:p>
-    <w:p>
-      <w:pPr>
-        <w:pStyle w:val="Compact"/>
-        <w:numPr>
-          <w:ilvl w:val="0"/>
-          <w:numId w:val="1002"/>
-        </w:numPr>
-      </w:pPr>
-      <w:r>
-        <w:rPr>
-          <w:b/>
-          <w:bCs/>
-        </w:rPr>
-        <w:t xml:space="preserve">A finite secure-coding list.</w:t>
-      </w:r>
-      <w:r>
-        <w:t xml:space="preserve"> </w:t>
-      </w:r>
-      <w:r>
-        <w:t xml:space="preserve">A reviewer, human or automated, gets a bounded set of questions</w:t>
-      </w:r>
-      <w:r>
-        <w:t xml:space="preserve"> </w:t>
-      </w:r>
-      <w:r>
-        <w:t xml:space="preserve">instead of an unanswerable one.</w:t>
-      </w:r>
-    </w:p>
-    <w:p>
-      <w:pPr>
-        <w:pStyle w:val="Compact"/>
-        <w:numPr>
-          <w:ilvl w:val="0"/>
-          <w:numId w:val="1002"/>
-        </w:numPr>
-      </w:pPr>
-      <w:r>
-        <w:rPr>
-          <w:b/>
-          <w:bCs/>
-        </w:rPr>
-        <w:t xml:space="preserve">An honest read of your own pipeline.</w:t>
-      </w:r>
-      <w:r>
-        <w:t xml:space="preserve"> </w:t>
-      </w:r>
-      <w:r>
-        <w:t xml:space="preserve">Two layers, weighted differently, with a plain statement</w:t>
-      </w:r>
-      <w:r>
-        <w:t xml:space="preserve"> </w:t>
-      </w:r>
-      <w:r>
-        <w:t xml:space="preserve">of what a green run has and has not established. Effort goes to the layer that is actually</w:t>
-      </w:r>
-      <w:r>
-        <w:t xml:space="preserve"> </w:t>
-      </w:r>
-      <w:r>
-        <w:t xml:space="preserve">missing rather than to a ninth scanner.</w:t>
-      </w:r>
-    </w:p>
-    <w:p>
-      <w:pPr>
-        <w:pStyle w:val="Compact"/>
-        <w:numPr>
-          <w:ilvl w:val="0"/>
-          <w:numId w:val="1002"/>
-        </w:numPr>
-      </w:pPr>
-      <w:r>
-        <w:rPr>
-          <w:b/>
-          <w:bCs/>
-        </w:rPr>
-        <w:t xml:space="preserve">A release gate that is a checklist, not a debate.</w:t>
-      </w:r>
-      <w:r>
-        <w:t xml:space="preserve"> </w:t>
-      </w:r>
-      <w:r>
-        <w:t xml:space="preserve">Defined pass and fail conditions, so the</w:t>
-      </w:r>
-      <w:r>
-        <w:t xml:space="preserve"> </w:t>
-      </w:r>
-      <w:r>
-        <w:t xml:space="preserve">conditions under which you shipped are recoverable afterwards.</w:t>
-      </w:r>
-    </w:p>
-    <w:p>
-      <w:pPr>
-        <w:pStyle w:val="Compact"/>
-        <w:numPr>
-          <w:ilvl w:val="0"/>
-          <w:numId w:val="1002"/>
-        </w:numPr>
-      </w:pPr>
-      <w:r>
-        <w:rPr>
-          <w:b/>
-          <w:bCs/>
-        </w:rPr>
-        <w:t xml:space="preserve">Artifacts an adopter can verify without trusting your description of your process</w:t>
-      </w:r>
-      <w:r>
-        <w:t xml:space="preserve"> </w:t>
-      </w:r>
-      <w:r>
-        <w:t xml:space="preserve">-- build</w:t>
-      </w:r>
-      <w:r>
-        <w:t xml:space="preserve"> </w:t>
-      </w:r>
-      <w:r>
-        <w:t xml:space="preserve">provenance, an attestation over the artifact digest, a component inventory, a published digest</w:t>
-      </w:r>
-      <w:r>
-        <w:t xml:space="preserve"> </w:t>
-      </w:r>
-      <w:r>
-        <w:t xml:space="preserve">manifest with the offline verification path documented.</w:t>
-      </w:r>
-    </w:p>
-    <w:p>
-      <w:pPr>
-        <w:pStyle w:val="Compact"/>
-        <w:numPr>
-          <w:ilvl w:val="0"/>
-          <w:numId w:val="1002"/>
-        </w:numPr>
-      </w:pPr>
-      <w:r>
-        <w:rPr>
-          <w:b/>
-          <w:bCs/>
-        </w:rPr>
-        <w:t xml:space="preserve">A posture you can publish when you cannot meet every requirement.</w:t>
-      </w:r>
-      <w:r>
-        <w:t xml:space="preserve"> </w:t>
-      </w:r>
-      <w:r>
-        <w:t xml:space="preserve">Dated deviations, named</w:t>
-      </w:r>
-      <w:r>
-        <w:t xml:space="preserve"> </w:t>
-      </w:r>
-      <w:r>
-        <w:t xml:space="preserve">compensating controls, and a trigger that ends each one -- instead of either overclaiming or</w:t>
-      </w:r>
-      <w:r>
-        <w:t xml:space="preserve"> </w:t>
-      </w:r>
-      <w:r>
-        <w:t xml:space="preserve">quietly having a gap.</w:t>
-      </w:r>
-    </w:p>
-    <w:p>
-      <w:pPr>
-        <w:pStyle w:val="Compact"/>
-        <w:numPr>
-          <w:ilvl w:val="0"/>
-          <w:numId w:val="1002"/>
-        </w:numPr>
-      </w:pPr>
-      <w:r>
-        <w:rPr>
-          <w:b/>
-          <w:bCs/>
-        </w:rPr>
-        <w:t xml:space="preserve">Wording that survives a reviewer.</w:t>
-      </w:r>
-      <w:r>
-        <w:t xml:space="preserve"> </w:t>
-      </w:r>
-      <w:r>
-        <w:t xml:space="preserve">Phrases you can use, phrases you cannot, and the reason, so</w:t>
-      </w:r>
-      <w:r>
-        <w:t xml:space="preserve"> </w:t>
-      </w:r>
-      <w:r>
-        <w:t xml:space="preserve">publishing a security page does not accidentally assert a certification that does not exist.</w:t>
+        <w:t xml:space="preserve">This is not a relaxation.</w:t>
+      </w:r>
+      <w:r>
+        <w:t xml:space="preserve"> </w:t>
+      </w:r>
+      <w:r>
+        <w:t xml:space="preserve">The memorandum moves the obligation onto each agency head and says</w:t>
+      </w:r>
+      <w:r>
+        <w:t xml:space="preserve"> </w:t>
+      </w:r>
+      <w:r>
+        <w:t xml:space="preserve">there is no one-size-fits-all method. An individual agency may still require an attestation by its</w:t>
+      </w:r>
+      <w:r>
+        <w:t xml:space="preserve"> </w:t>
+      </w:r>
+      <w:r>
+        <w:t xml:space="preserve">own policy or contract. Read as a loosening, it is being read backwards.</w:t>
+      </w:r>
+    </w:p>
+    <w:p>
+      <w:pPr>
+        <w:pStyle w:val="FirstParagraph"/>
+      </w:pPr>
+      <w:r>
+        <w:t xml:space="preserve">The stated reason is worth reading if you are deciding how much rigor to adopt. OMB wrote that the</w:t>
+      </w:r>
+      <w:r>
+        <w:t xml:space="preserve"> </w:t>
+      </w:r>
+      <w:r>
+        <w:t xml:space="preserve">prior approach "imposed unproven and burdensome software accounting processes that prioritized</w:t>
+      </w:r>
+      <w:r>
+        <w:t xml:space="preserve"> </w:t>
+      </w:r>
+      <w:r>
+        <w:t xml:space="preserve">compliance over genuine security investments" and "diverted agencies from developing tailored</w:t>
+      </w:r>
+      <w:r>
+        <w:t xml:space="preserve"> </w:t>
+      </w:r>
+      <w:r>
+        <w:t xml:space="preserve">assurance requirements". That is the argument of the subsection above, made by the party that had</w:t>
+      </w:r>
+      <w:r>
+        <w:t xml:space="preserve"> </w:t>
+      </w:r>
+      <w:r>
+        <w:t xml:space="preserve">imposed the mandate.</w:t>
+      </w:r>
+    </w:p>
+    <w:p>
+      <w:pPr>
+        <w:pStyle w:val="BodyText"/>
+      </w:pPr>
+      <w:r>
+        <w:rPr>
+          <w:b/>
+          <w:bCs/>
+        </w:rPr>
+        <w:t xml:space="preserve">What did not change is the exposure on any attestation you do sign.</w:t>
+      </w:r>
+      <w:r>
+        <w:t xml:space="preserve"> </w:t>
+      </w:r>
+      <w:r>
+        <w:t xml:space="preserve">A signed attestation is a</w:t>
+      </w:r>
+      <w:r>
+        <w:t xml:space="preserve"> </w:t>
+      </w:r>
+      <w:r>
+        <w:t xml:space="preserve">representation to a customer, and in the federal setting a false one carries civil fraud exposure</w:t>
+      </w:r>
+      <w:r>
+        <w:t xml:space="preserve"> </w:t>
+      </w:r>
+      <w:r>
+        <w:t xml:space="preserve">whether or not anyone required it. The rescission removed a requirement to make the statement. It did</w:t>
+      </w:r>
+      <w:r>
+        <w:t xml:space="preserve"> </w:t>
+      </w:r>
+      <w:r>
+        <w:t xml:space="preserve">nothing to the consequences of making a false one.</w:t>
+      </w:r>
+    </w:p>
+    <w:p>
+      <w:pPr>
+        <w:pStyle w:val="BodyText"/>
+      </w:pPr>
+      <w:r>
+        <w:rPr>
+          <w:i/>
+          <w:iCs/>
+        </w:rPr>
+        <w:t xml:space="preserve">Memorandum text read directly and verified 2026-08-06; see the sources table for how this status is</w:t>
+      </w:r>
+      <w:r>
+        <w:rPr>
+          <w:i/>
+          <w:iCs/>
+        </w:rPr>
+        <w:t xml:space="preserve"> </w:t>
+      </w:r>
+      <w:r>
+        <w:rPr>
+          <w:i/>
+          <w:iCs/>
+        </w:rPr>
+        <w:t xml:space="preserve">carried. A compliance fact without a date is a claim with a hidden expiry, and this one replaced a</w:t>
+      </w:r>
+      <w:r>
+        <w:rPr>
+          <w:i/>
+          <w:iCs/>
+        </w:rPr>
+        <w:t xml:space="preserve"> </w:t>
+      </w:r>
+      <w:r>
+        <w:rPr>
+          <w:i/>
+          <w:iCs/>
+        </w:rPr>
+        <w:t xml:space="preserve">four-year-old regime.</w:t>
       </w:r>
     </w:p>
     <w:bookmarkEnd w:id="13"/>
-    <w:bookmarkStart w:id="15" w:name="what-this-costs-you"/>
+    <w:bookmarkEnd w:id="14"/>
+    <w:bookmarkStart w:id="15" w:name="what-you-get"/>
     <w:p>
       <w:pPr>
         <w:pStyle w:val="Heading2"/>
       </w:pPr>
       <w:r>
-        <w:t xml:space="preserve">What this costs you</w:t>
+        <w:t xml:space="preserve">What you get</w:t>
       </w:r>
     </w:p>
     <w:p>
@@ -1007,25 +1152,25 @@
           <w:b/>
           <w:bCs/>
         </w:rPr>
-        <w:t xml:space="preserve">Calendar time in two places that resist automation.</w:t>
-      </w:r>
-      <w:r>
-        <w:t xml:space="preserve"> </w:t>
-      </w:r>
-      <w:r>
-        <w:t xml:space="preserve">Threat modeling happens before the build,</w:t>
-      </w:r>
-      <w:r>
-        <w:t xml:space="preserve"> </w:t>
-      </w:r>
-      <w:r>
-        <w:t xml:space="preserve">and vulnerability response has to be rehearsed end to end at least once. Neither can be discharged</w:t>
-      </w:r>
-      <w:r>
-        <w:t xml:space="preserve"> </w:t>
-      </w:r>
-      <w:r>
-        <w:t xml:space="preserve">by a passing check.</w:t>
+        <w:t xml:space="preserve">A written ownership split.</w:t>
+      </w:r>
+      <w:r>
+        <w:t xml:space="preserve"> </w:t>
+      </w:r>
+      <w:r>
+        <w:t xml:space="preserve">One table saying what the producing project owns and what the</w:t>
+      </w:r>
+      <w:r>
+        <w:t xml:space="preserve"> </w:t>
+      </w:r>
+      <w:r>
+        <w:t xml:space="preserve">operating organization owns, so a control cannot end up unowned because each side assumed the</w:t>
+      </w:r>
+      <w:r>
+        <w:t xml:space="preserve"> </w:t>
+      </w:r>
+      <w:r>
+        <w:t xml:space="preserve">other had it.</w:t>
       </w:r>
     </w:p>
     <w:p>
@@ -1041,31 +1186,31 @@
           <w:b/>
           <w:bCs/>
         </w:rPr>
-        <w:t xml:space="preserve">Controls you do not own and must not claim.</w:t>
-      </w:r>
-      <w:r>
-        <w:t xml:space="preserve"> </w:t>
-      </w:r>
-      <w:r>
-        <w:t xml:space="preserve">The strongest tamper controls -- file-integrity</w:t>
-      </w:r>
-      <w:r>
-        <w:t xml:space="preserve"> </w:t>
-      </w:r>
-      <w:r>
-        <w:t xml:space="preserve">monitoring, immutable deployment, least-privilege file ownership, signed-artifact admission</w:t>
-      </w:r>
-      <w:r>
-        <w:t xml:space="preserve"> </w:t>
-      </w:r>
-      <w:r>
-        <w:t xml:space="preserve">control -- belong to whoever runs the software. You can document and recommend them. Claiming them</w:t>
-      </w:r>
-      <w:r>
-        <w:t xml:space="preserve"> </w:t>
-      </w:r>
-      <w:r>
-        <w:t xml:space="preserve">is a defect.</w:t>
+        <w:t xml:space="preserve">Review with something to check against.</w:t>
+      </w:r>
+      <w:r>
+        <w:t xml:space="preserve"> </w:t>
+      </w:r>
+      <w:r>
+        <w:t xml:space="preserve">A per-boundary threat model turns "does this change</w:t>
+      </w:r>
+      <w:r>
+        <w:t xml:space="preserve"> </w:t>
+      </w:r>
+      <w:r>
+        <w:t xml:space="preserve">look secure" into "which boundary does this touch, and does its named mitigation still hold". A</w:t>
+      </w:r>
+      <w:r>
+        <w:t xml:space="preserve"> </w:t>
+      </w:r>
+      <w:r>
+        <w:t xml:space="preserve">missing control then shows up as a gap in an enumeration rather than as something nobody thought</w:t>
+      </w:r>
+      <w:r>
+        <w:t xml:space="preserve"> </w:t>
+      </w:r>
+      <w:r>
+        <w:t xml:space="preserve">of.</w:t>
       </w:r>
     </w:p>
     <w:p>
@@ -1081,49 +1226,19 @@
           <w:b/>
           <w:bCs/>
         </w:rPr>
-        <w:t xml:space="preserve">A gap you cannot close by working harder.</w:t>
-      </w:r>
-      <w:r>
-        <w:t xml:space="preserve"> </w:t>
-      </w:r>
-      <w:r>
-        <w:t xml:space="preserve">Third-party source review and penetration testing are</w:t>
-      </w:r>
-      <w:r>
-        <w:t xml:space="preserve"> </w:t>
-      </w:r>
-      <w:r>
-        <w:t xml:space="preserve">the two controls an internally-run pipeline cannot substitute for. Developer-run dynamic testing is</w:t>
-      </w:r>
-      <w:r>
-        <w:t xml:space="preserve"> </w:t>
-      </w:r>
-      <w:r>
-        <w:t xml:space="preserve">not one of them -- section 2 carries the version that costs runner minutes, and section 15 records</w:t>
-      </w:r>
-      <w:r>
-        <w:t xml:space="preserve"> </w:t>
-      </w:r>
-      <w:r>
-        <w:t xml:space="preserve">why this list once said otherwise. In one project's planning, a single engagement at the highest</w:t>
-      </w:r>
-      <w:r>
-        <w:t xml:space="preserve"> </w:t>
-      </w:r>
-      <w:r>
-        <w:t xml:space="preserve">assurance tier was budgeted in the tens of thousands of currency units.</w:t>
-      </w:r>
-      <w:r>
-        <w:t xml:space="preserve"> </w:t>
-      </w:r>
-      <w:r>
-        <w:t xml:space="preserve">If you cannot fund it, the honest move is to say so and hold the gap under a signed acceptance --</w:t>
-      </w:r>
-      <w:r>
-        <w:t xml:space="preserve"> </w:t>
-      </w:r>
-      <w:r>
-        <w:t xml:space="preserve">not to let a self-assessment read as verification.</w:t>
+        <w:t xml:space="preserve">A finite secure-coding list.</w:t>
+      </w:r>
+      <w:r>
+        <w:t xml:space="preserve"> </w:t>
+      </w:r>
+      <w:r>
+        <w:t xml:space="preserve">A reviewer, human or automated, gets a bounded set of questions</w:t>
+      </w:r>
+      <w:r>
+        <w:t xml:space="preserve"> </w:t>
+      </w:r>
+      <w:r>
+        <w:t xml:space="preserve">instead of an unanswerable one.</w:t>
       </w:r>
     </w:p>
     <w:p>
@@ -1139,28 +1254,159 @@
           <w:b/>
           <w:bCs/>
         </w:rPr>
-        <w:t xml:space="preserve">No code ships with this.</w:t>
-      </w:r>
-      <w:r>
-        <w:t xml:space="preserve"> </w:t>
-      </w:r>
-      <w:r>
-        <w:t xml:space="preserve">No workflow, no scanner configuration, no template. The mechanics</w:t>
-      </w:r>
-      <w:r>
-        <w:t xml:space="preserve"> </w:t>
-      </w:r>
-      <w:r>
-        <w:t xml:space="preserve">below are described so you can build them where you already run checks.</w:t>
-      </w:r>
-    </w:p>
-    <w:bookmarkStart w:id="14" w:name="where-this-does-not-apply"/>
-    <w:p>
-      <w:pPr>
-        <w:pStyle w:val="Heading3"/>
-      </w:pPr>
-      <w:r>
-        <w:t xml:space="preserve">Where this does not apply</w:t>
+        <w:t xml:space="preserve">An honest read of your own pipeline.</w:t>
+      </w:r>
+      <w:r>
+        <w:t xml:space="preserve"> </w:t>
+      </w:r>
+      <w:r>
+        <w:t xml:space="preserve">Two layers, weighted differently, with a plain statement</w:t>
+      </w:r>
+      <w:r>
+        <w:t xml:space="preserve"> </w:t>
+      </w:r>
+      <w:r>
+        <w:t xml:space="preserve">of what a green run has and has not established. Effort goes to the layer that is actually</w:t>
+      </w:r>
+      <w:r>
+        <w:t xml:space="preserve"> </w:t>
+      </w:r>
+      <w:r>
+        <w:t xml:space="preserve">missing rather than to a ninth scanner.</w:t>
+      </w:r>
+    </w:p>
+    <w:p>
+      <w:pPr>
+        <w:pStyle w:val="Compact"/>
+        <w:numPr>
+          <w:ilvl w:val="0"/>
+          <w:numId w:val="1003"/>
+        </w:numPr>
+      </w:pPr>
+      <w:r>
+        <w:rPr>
+          <w:b/>
+          <w:bCs/>
+        </w:rPr>
+        <w:t xml:space="preserve">A release gate that is a checklist, not a debate.</w:t>
+      </w:r>
+      <w:r>
+        <w:t xml:space="preserve"> </w:t>
+      </w:r>
+      <w:r>
+        <w:t xml:space="preserve">Defined pass and fail conditions, so the</w:t>
+      </w:r>
+      <w:r>
+        <w:t xml:space="preserve"> </w:t>
+      </w:r>
+      <w:r>
+        <w:t xml:space="preserve">conditions under which you shipped are recoverable afterwards.</w:t>
+      </w:r>
+    </w:p>
+    <w:p>
+      <w:pPr>
+        <w:pStyle w:val="Compact"/>
+        <w:numPr>
+          <w:ilvl w:val="0"/>
+          <w:numId w:val="1003"/>
+        </w:numPr>
+      </w:pPr>
+      <w:r>
+        <w:rPr>
+          <w:b/>
+          <w:bCs/>
+        </w:rPr>
+        <w:t xml:space="preserve">Artifacts an adopter can verify without trusting your description of your process</w:t>
+      </w:r>
+      <w:r>
+        <w:t xml:space="preserve"> </w:t>
+      </w:r>
+      <w:r>
+        <w:t xml:space="preserve">-- build</w:t>
+      </w:r>
+      <w:r>
+        <w:t xml:space="preserve"> </w:t>
+      </w:r>
+      <w:r>
+        <w:t xml:space="preserve">provenance, an attestation over the artifact digest, a component inventory, a published digest</w:t>
+      </w:r>
+      <w:r>
+        <w:t xml:space="preserve"> </w:t>
+      </w:r>
+      <w:r>
+        <w:t xml:space="preserve">manifest with the offline verification path documented.</w:t>
+      </w:r>
+    </w:p>
+    <w:p>
+      <w:pPr>
+        <w:pStyle w:val="Compact"/>
+        <w:numPr>
+          <w:ilvl w:val="0"/>
+          <w:numId w:val="1003"/>
+        </w:numPr>
+      </w:pPr>
+      <w:r>
+        <w:rPr>
+          <w:b/>
+          <w:bCs/>
+        </w:rPr>
+        <w:t xml:space="preserve">A posture you can publish when you cannot meet every requirement.</w:t>
+      </w:r>
+      <w:r>
+        <w:t xml:space="preserve"> </w:t>
+      </w:r>
+      <w:r>
+        <w:t xml:space="preserve">Dated deviations, named</w:t>
+      </w:r>
+      <w:r>
+        <w:t xml:space="preserve"> </w:t>
+      </w:r>
+      <w:r>
+        <w:t xml:space="preserve">compensating controls, and a trigger that ends each one -- instead of either overclaiming or</w:t>
+      </w:r>
+      <w:r>
+        <w:t xml:space="preserve"> </w:t>
+      </w:r>
+      <w:r>
+        <w:t xml:space="preserve">quietly having a gap.</w:t>
+      </w:r>
+    </w:p>
+    <w:p>
+      <w:pPr>
+        <w:pStyle w:val="Compact"/>
+        <w:numPr>
+          <w:ilvl w:val="0"/>
+          <w:numId w:val="1003"/>
+        </w:numPr>
+      </w:pPr>
+      <w:r>
+        <w:rPr>
+          <w:b/>
+          <w:bCs/>
+        </w:rPr>
+        <w:t xml:space="preserve">Wording that survives a reviewer.</w:t>
+      </w:r>
+      <w:r>
+        <w:t xml:space="preserve"> </w:t>
+      </w:r>
+      <w:r>
+        <w:t xml:space="preserve">Phrases you can use, phrases you cannot, and the reason, so</w:t>
+      </w:r>
+      <w:r>
+        <w:t xml:space="preserve"> </w:t>
+      </w:r>
+      <w:r>
+        <w:t xml:space="preserve">publishing a security page does not accidentally assert a certification that does not exist.</w:t>
+      </w:r>
+    </w:p>
+    <w:bookmarkEnd w:id="15"/>
+    <w:bookmarkStart w:id="17" w:name="what-this-costs-you"/>
+    <w:p>
+      <w:pPr>
+        <w:pStyle w:val="Heading2"/>
+      </w:pPr>
+      <w:r>
+        <w:t xml:space="preserve">What this costs you</w:t>
       </w:r>
     </w:p>
     <w:p>
@@ -1176,19 +1422,25 @@
           <w:b/>
           <w:bCs/>
         </w:rPr>
-        <w:t xml:space="preserve">Throwaway work.</w:t>
-      </w:r>
-      <w:r>
-        <w:t xml:space="preserve"> </w:t>
-      </w:r>
-      <w:r>
-        <w:t xml:space="preserve">A spike nobody installs does not need a threat model or a release gate.</w:t>
-      </w:r>
-      <w:r>
-        <w:t xml:space="preserve"> </w:t>
-      </w:r>
-      <w:r>
-        <w:t xml:space="preserve">Applying the whole of this to code with no consumer is how a process gets abandoned wholesale.</w:t>
+        <w:t xml:space="preserve">Calendar time in two places that resist automation.</w:t>
+      </w:r>
+      <w:r>
+        <w:t xml:space="preserve"> </w:t>
+      </w:r>
+      <w:r>
+        <w:t xml:space="preserve">Threat modeling happens before the build,</w:t>
+      </w:r>
+      <w:r>
+        <w:t xml:space="preserve"> </w:t>
+      </w:r>
+      <w:r>
+        <w:t xml:space="preserve">and vulnerability response has to be rehearsed end to end at least once. Neither can be discharged</w:t>
+      </w:r>
+      <w:r>
+        <w:t xml:space="preserve"> </w:t>
+      </w:r>
+      <w:r>
+        <w:t xml:space="preserve">by a passing check.</w:t>
       </w:r>
     </w:p>
     <w:p>
@@ -1204,25 +1456,31 @@
           <w:b/>
           <w:bCs/>
         </w:rPr>
-        <w:t xml:space="preserve">Anything you are not the producer of.</w:t>
-      </w:r>
-      <w:r>
-        <w:t xml:space="preserve"> </w:t>
-      </w:r>
-      <w:r>
-        <w:t xml:space="preserve">If you operate software rather than publish it, most of</w:t>
-      </w:r>
-      <w:r>
-        <w:t xml:space="preserve"> </w:t>
-      </w:r>
-      <w:r>
-        <w:t xml:space="preserve">the build and release sections are somebody else's obligation and the hardening sections are</w:t>
-      </w:r>
-      <w:r>
-        <w:t xml:space="preserve"> </w:t>
-      </w:r>
-      <w:r>
-        <w:t xml:space="preserve">yours.</w:t>
+        <w:t xml:space="preserve">Controls you do not own and must not claim.</w:t>
+      </w:r>
+      <w:r>
+        <w:t xml:space="preserve"> </w:t>
+      </w:r>
+      <w:r>
+        <w:t xml:space="preserve">The strongest tamper controls -- file-integrity</w:t>
+      </w:r>
+      <w:r>
+        <w:t xml:space="preserve"> </w:t>
+      </w:r>
+      <w:r>
+        <w:t xml:space="preserve">monitoring, immutable deployment, least-privilege file ownership, signed-artifact admission</w:t>
+      </w:r>
+      <w:r>
+        <w:t xml:space="preserve"> </w:t>
+      </w:r>
+      <w:r>
+        <w:t xml:space="preserve">control -- belong to whoever runs the software. You can document and recommend them. Claiming them</w:t>
+      </w:r>
+      <w:r>
+        <w:t xml:space="preserve"> </w:t>
+      </w:r>
+      <w:r>
+        <w:t xml:space="preserve">is a defect.</w:t>
       </w:r>
     </w:p>
     <w:p>
@@ -1238,58 +1496,86 @@
           <w:b/>
           <w:bCs/>
         </w:rPr>
-        <w:t xml:space="preserve">As a compliance position.</w:t>
-      </w:r>
-      <w:r>
-        <w:t xml:space="preserve"> </w:t>
-      </w:r>
-      <w:r>
-        <w:t xml:space="preserve">Building to this confers nothing on the product, on you, or on an</w:t>
-      </w:r>
-      <w:r>
-        <w:t xml:space="preserve"> </w:t>
-      </w:r>
-      <w:r>
-        <w:t xml:space="preserve">adopter, and it does not substitute for an adopting organization's own assessment.</w:t>
-      </w:r>
-    </w:p>
-    <w:bookmarkEnd w:id="14"/>
-    <w:bookmarkEnd w:id="15"/>
-    <w:bookmarkStart w:id="16" w:name="how-to-adopt-this"/>
-    <w:p>
-      <w:pPr>
-        <w:pStyle w:val="Heading2"/>
-      </w:pPr>
-      <w:r>
-        <w:t xml:space="preserve">How to adopt this</w:t>
-      </w:r>
-    </w:p>
-    <w:p>
-      <w:pPr>
-        <w:pStyle w:val="FirstParagraph"/>
-      </w:pPr>
-      <w:r>
-        <w:t xml:space="preserve">Start with the ownership split (section 1). One table, one sitting. It is the artifact that makes</w:t>
-      </w:r>
-      <w:r>
-        <w:t xml:space="preserve"> </w:t>
-      </w:r>
-      <w:r>
-        <w:t xml:space="preserve">every later claim scopeable, and most of the arguments it prevents are arguments about who was</w:t>
-      </w:r>
-      <w:r>
-        <w:t xml:space="preserve"> </w:t>
-      </w:r>
-      <w:r>
-        <w:t xml:space="preserve">supposed to do something.</w:t>
-      </w:r>
-    </w:p>
-    <w:p>
-      <w:pPr>
-        <w:pStyle w:val="BodyText"/>
-      </w:pPr>
-      <w:r>
-        <w:t xml:space="preserve">Then work in this order:</w:t>
+        <w:t xml:space="preserve">A gap you cannot close by working harder.</w:t>
+      </w:r>
+      <w:r>
+        <w:t xml:space="preserve"> </w:t>
+      </w:r>
+      <w:r>
+        <w:t xml:space="preserve">Third-party source review and penetration testing are</w:t>
+      </w:r>
+      <w:r>
+        <w:t xml:space="preserve"> </w:t>
+      </w:r>
+      <w:r>
+        <w:t xml:space="preserve">the two controls an internally-run pipeline cannot substitute for. Developer-run dynamic testing is</w:t>
+      </w:r>
+      <w:r>
+        <w:t xml:space="preserve"> </w:t>
+      </w:r>
+      <w:r>
+        <w:t xml:space="preserve">not one of them -- section 2 carries the version that costs runner minutes, and section 15 records</w:t>
+      </w:r>
+      <w:r>
+        <w:t xml:space="preserve"> </w:t>
+      </w:r>
+      <w:r>
+        <w:t xml:space="preserve">why this list once said otherwise. In one project's planning, a single engagement at the highest</w:t>
+      </w:r>
+      <w:r>
+        <w:t xml:space="preserve"> </w:t>
+      </w:r>
+      <w:r>
+        <w:t xml:space="preserve">assurance tier was budgeted in the tens of thousands of currency units.</w:t>
+      </w:r>
+      <w:r>
+        <w:t xml:space="preserve"> </w:t>
+      </w:r>
+      <w:r>
+        <w:t xml:space="preserve">If you cannot fund it, the honest move is to say so and hold the gap under a signed acceptance --</w:t>
+      </w:r>
+      <w:r>
+        <w:t xml:space="preserve"> </w:t>
+      </w:r>
+      <w:r>
+        <w:t xml:space="preserve">not to let a self-assessment read as verification.</w:t>
+      </w:r>
+    </w:p>
+    <w:p>
+      <w:pPr>
+        <w:pStyle w:val="Compact"/>
+        <w:numPr>
+          <w:ilvl w:val="0"/>
+          <w:numId w:val="1004"/>
+        </w:numPr>
+      </w:pPr>
+      <w:r>
+        <w:rPr>
+          <w:b/>
+          <w:bCs/>
+        </w:rPr>
+        <w:t xml:space="preserve">No code ships with this.</w:t>
+      </w:r>
+      <w:r>
+        <w:t xml:space="preserve"> </w:t>
+      </w:r>
+      <w:r>
+        <w:t xml:space="preserve">No workflow, no scanner configuration, no template. The mechanics</w:t>
+      </w:r>
+      <w:r>
+        <w:t xml:space="preserve"> </w:t>
+      </w:r>
+      <w:r>
+        <w:t xml:space="preserve">below are described so you can build them where you already run checks.</w:t>
+      </w:r>
+    </w:p>
+    <w:bookmarkStart w:id="16" w:name="where-this-does-not-apply"/>
+    <w:p>
+      <w:pPr>
+        <w:pStyle w:val="Heading3"/>
+      </w:pPr>
+      <w:r>
+        <w:t xml:space="preserve">Where this does not apply</w:t>
       </w:r>
     </w:p>
     <w:p>
@@ -1305,19 +1591,19 @@
           <w:b/>
           <w:bCs/>
         </w:rPr>
-        <w:t xml:space="preserve">Ownership split, then the data-class table.</w:t>
-      </w:r>
-      <w:r>
-        <w:t xml:space="preserve"> </w:t>
-      </w:r>
-      <w:r>
-        <w:t xml:space="preserve">Section 1. The second is another table and another</w:t>
-      </w:r>
-      <w:r>
-        <w:t xml:space="preserve"> </w:t>
-      </w:r>
-      <w:r>
-        <w:t xml:space="preserve">sitting, and it is what makes every later rule that says "restricted data" mean something specific.</w:t>
+        <w:t xml:space="preserve">Throwaway work.</w:t>
+      </w:r>
+      <w:r>
+        <w:t xml:space="preserve"> </w:t>
+      </w:r>
+      <w:r>
+        <w:t xml:space="preserve">A spike nobody installs does not need a threat model or a release gate.</w:t>
+      </w:r>
+      <w:r>
+        <w:t xml:space="preserve"> </w:t>
+      </w:r>
+      <w:r>
+        <w:t xml:space="preserve">Applying the whole of this to code with no consumer is how a process gets abandoned wholesale.</w:t>
       </w:r>
     </w:p>
     <w:p>
@@ -1333,19 +1619,25 @@
           <w:b/>
           <w:bCs/>
         </w:rPr>
-        <w:t xml:space="preserve">Threat model one trust boundary</w:t>
-      </w:r>
-      <w:r>
-        <w:t xml:space="preserve"> </w:t>
-      </w:r>
-      <w:r>
-        <w:t xml:space="preserve">-- the riskiest, not all of them. Section 2. A single worked</w:t>
-      </w:r>
-      <w:r>
-        <w:t xml:space="preserve"> </w:t>
-      </w:r>
-      <w:r>
-        <w:t xml:space="preserve">boundary teaches the format better than a sweep does.</w:t>
+        <w:t xml:space="preserve">Anything you are not the producer of.</w:t>
+      </w:r>
+      <w:r>
+        <w:t xml:space="preserve"> </w:t>
+      </w:r>
+      <w:r>
+        <w:t xml:space="preserve">If you operate software rather than publish it, most of</w:t>
+      </w:r>
+      <w:r>
+        <w:t xml:space="preserve"> </w:t>
+      </w:r>
+      <w:r>
+        <w:t xml:space="preserve">the build and release sections are somebody else's obligation and the hardening sections are</w:t>
+      </w:r>
+      <w:r>
+        <w:t xml:space="preserve"> </w:t>
+      </w:r>
+      <w:r>
+        <w:t xml:space="preserve">yours.</w:t>
       </w:r>
     </w:p>
     <w:p>
@@ -1361,25 +1653,58 @@
           <w:b/>
           <w:bCs/>
         </w:rPr>
-        <w:t xml:space="preserve">Make the scanner posture honest.</w:t>
-      </w:r>
-      <w:r>
-        <w:t xml:space="preserve"> </w:t>
-      </w:r>
-      <w:r>
-        <w:t xml:space="preserve">Section 5. Classify every nominally-security job as blocking</w:t>
-      </w:r>
-      <w:r>
-        <w:t xml:space="preserve"> </w:t>
-      </w:r>
-      <w:r>
-        <w:t xml:space="preserve">or advisory before adding any new one. This usually reveals that coverage is narrower than the</w:t>
-      </w:r>
-      <w:r>
-        <w:t xml:space="preserve"> </w:t>
-      </w:r>
-      <w:r>
-        <w:t xml:space="preserve">tool list suggested, at zero engineering cost.</w:t>
+        <w:t xml:space="preserve">As a compliance position.</w:t>
+      </w:r>
+      <w:r>
+        <w:t xml:space="preserve"> </w:t>
+      </w:r>
+      <w:r>
+        <w:t xml:space="preserve">Building to this confers nothing on the product, on you, or on an</w:t>
+      </w:r>
+      <w:r>
+        <w:t xml:space="preserve"> </w:t>
+      </w:r>
+      <w:r>
+        <w:t xml:space="preserve">adopter, and it does not substitute for an adopting organization's own assessment.</w:t>
+      </w:r>
+    </w:p>
+    <w:bookmarkEnd w:id="16"/>
+    <w:bookmarkEnd w:id="17"/>
+    <w:bookmarkStart w:id="18" w:name="how-to-adopt-this"/>
+    <w:p>
+      <w:pPr>
+        <w:pStyle w:val="Heading2"/>
+      </w:pPr>
+      <w:r>
+        <w:t xml:space="preserve">How to adopt this</w:t>
+      </w:r>
+    </w:p>
+    <w:p>
+      <w:pPr>
+        <w:pStyle w:val="FirstParagraph"/>
+      </w:pPr>
+      <w:r>
+        <w:t xml:space="preserve">Start with the ownership split (section 1). One table, one sitting. It is the artifact that makes</w:t>
+      </w:r>
+      <w:r>
+        <w:t xml:space="preserve"> </w:t>
+      </w:r>
+      <w:r>
+        <w:t xml:space="preserve">every later claim scopeable, and most of the arguments it prevents are arguments about who was</w:t>
+      </w:r>
+      <w:r>
+        <w:t xml:space="preserve"> </w:t>
+      </w:r>
+      <w:r>
+        <w:t xml:space="preserve">supposed to do something.</w:t>
+      </w:r>
+    </w:p>
+    <w:p>
+      <w:pPr>
+        <w:pStyle w:val="BodyText"/>
+      </w:pPr>
+      <w:r>
+        <w:t xml:space="preserve">Then work in this order:</w:t>
       </w:r>
     </w:p>
     <w:p>
@@ -1387,7 +1712,7 @@
         <w:pStyle w:val="Compact"/>
         <w:numPr>
           <w:ilvl w:val="0"/>
-          <w:numId w:val="1005"/>
+          <w:numId w:val="1006"/>
         </w:numPr>
       </w:pPr>
       <w:r>
@@ -1395,19 +1720,19 @@
           <w:b/>
           <w:bCs/>
         </w:rPr>
-        <w:t xml:space="preserve">Write the deviations register.</w:t>
-      </w:r>
-      <w:r>
-        <w:t xml:space="preserve"> </w:t>
-      </w:r>
-      <w:r>
-        <w:t xml:space="preserve">Section 13. Start with what you cannot do today. A register</w:t>
-      </w:r>
-      <w:r>
-        <w:t xml:space="preserve"> </w:t>
-      </w:r>
-      <w:r>
-        <w:t xml:space="preserve">written while you are still honest about the gaps is worth more than one written at review time.</w:t>
+        <w:t xml:space="preserve">Ownership split, then the data-class table.</w:t>
+      </w:r>
+      <w:r>
+        <w:t xml:space="preserve"> </w:t>
+      </w:r>
+      <w:r>
+        <w:t xml:space="preserve">Section 1. The second is another table and another</w:t>
+      </w:r>
+      <w:r>
+        <w:t xml:space="preserve"> </w:t>
+      </w:r>
+      <w:r>
+        <w:t xml:space="preserve">sitting, and it is what makes every later rule that says "restricted data" mean something specific.</w:t>
       </w:r>
     </w:p>
     <w:p>
@@ -1415,7 +1740,7 @@
         <w:pStyle w:val="Compact"/>
         <w:numPr>
           <w:ilvl w:val="0"/>
-          <w:numId w:val="1005"/>
+          <w:numId w:val="1006"/>
         </w:numPr>
       </w:pPr>
       <w:r>
@@ -1423,19 +1748,19 @@
           <w:b/>
           <w:bCs/>
         </w:rPr>
-        <w:t xml:space="preserve">Build and release integrity.</w:t>
-      </w:r>
-      <w:r>
-        <w:t xml:space="preserve"> </w:t>
-      </w:r>
-      <w:r>
-        <w:t xml:space="preserve">Section 10. Short-lived publishing credentials, an attestation</w:t>
-      </w:r>
-      <w:r>
-        <w:t xml:space="preserve"> </w:t>
-      </w:r>
-      <w:r>
-        <w:t xml:space="preserve">over the artifact digest, and a published digest manifest cover most of what an adopter needs.</w:t>
+        <w:t xml:space="preserve">Threat model one trust boundary</w:t>
+      </w:r>
+      <w:r>
+        <w:t xml:space="preserve"> </w:t>
+      </w:r>
+      <w:r>
+        <w:t xml:space="preserve">-- the riskiest, not all of them. Section 2. A single worked</w:t>
+      </w:r>
+      <w:r>
+        <w:t xml:space="preserve"> </w:t>
+      </w:r>
+      <w:r>
+        <w:t xml:space="preserve">boundary teaches the format better than a sweep does.</w:t>
       </w:r>
     </w:p>
     <w:p>
@@ -1443,7 +1768,7 @@
         <w:pStyle w:val="Compact"/>
         <w:numPr>
           <w:ilvl w:val="0"/>
-          <w:numId w:val="1005"/>
+          <w:numId w:val="1006"/>
         </w:numPr>
       </w:pPr>
       <w:r>
@@ -1451,19 +1776,25 @@
           <w:b/>
           <w:bCs/>
         </w:rPr>
-        <w:t xml:space="preserve">The release gate.</w:t>
-      </w:r>
-      <w:r>
-        <w:t xml:space="preserve"> </w:t>
-      </w:r>
-      <w:r>
-        <w:t xml:space="preserve">Section 16. Now that you know which checks block, the gate can be written as</w:t>
-      </w:r>
-      <w:r>
-        <w:t xml:space="preserve"> </w:t>
-      </w:r>
-      <w:r>
-        <w:t xml:space="preserve">a list rather than a judgment.</w:t>
+        <w:t xml:space="preserve">Make the scanner posture honest.</w:t>
+      </w:r>
+      <w:r>
+        <w:t xml:space="preserve"> </w:t>
+      </w:r>
+      <w:r>
+        <w:t xml:space="preserve">Section 5. Classify every nominally-security job as blocking</w:t>
+      </w:r>
+      <w:r>
+        <w:t xml:space="preserve"> </w:t>
+      </w:r>
+      <w:r>
+        <w:t xml:space="preserve">or advisory before adding any new one. This usually reveals that coverage is narrower than the</w:t>
+      </w:r>
+      <w:r>
+        <w:t xml:space="preserve"> </w:t>
+      </w:r>
+      <w:r>
+        <w:t xml:space="preserve">tool list suggested, at zero engineering cost.</w:t>
       </w:r>
     </w:p>
     <w:p>
@@ -1471,7 +1802,7 @@
         <w:pStyle w:val="Compact"/>
         <w:numPr>
           <w:ilvl w:val="0"/>
-          <w:numId w:val="1005"/>
+          <w:numId w:val="1006"/>
         </w:numPr>
       </w:pPr>
       <w:r>
@@ -1479,19 +1810,19 @@
           <w:b/>
           <w:bCs/>
         </w:rPr>
-        <w:t xml:space="preserve">Rehearse vulnerability response.</w:t>
-      </w:r>
-      <w:r>
-        <w:t xml:space="preserve"> </w:t>
-      </w:r>
-      <w:r>
-        <w:t xml:space="preserve">Section 12. A dry run finds the broken intake channel before</w:t>
-      </w:r>
-      <w:r>
-        <w:t xml:space="preserve"> </w:t>
-      </w:r>
-      <w:r>
-        <w:t xml:space="preserve">a real reporter does.</w:t>
+        <w:t xml:space="preserve">Write the deviations register.</w:t>
+      </w:r>
+      <w:r>
+        <w:t xml:space="preserve"> </w:t>
+      </w:r>
+      <w:r>
+        <w:t xml:space="preserve">Section 13. Start with what you cannot do today. A register</w:t>
+      </w:r>
+      <w:r>
+        <w:t xml:space="preserve"> </w:t>
+      </w:r>
+      <w:r>
+        <w:t xml:space="preserve">written while you are still honest about the gaps is worth more than one written at review time.</w:t>
       </w:r>
     </w:p>
     <w:p>
@@ -1499,7 +1830,7 @@
         <w:pStyle w:val="Compact"/>
         <w:numPr>
           <w:ilvl w:val="0"/>
-          <w:numId w:val="1005"/>
+          <w:numId w:val="1006"/>
         </w:numPr>
       </w:pPr>
       <w:r>
@@ -1507,31 +1838,19 @@
           <w:b/>
           <w:bCs/>
         </w:rPr>
-        <w:t xml:space="preserve">Set the re-evaluation cadence.</w:t>
-      </w:r>
-      <w:r>
-        <w:t xml:space="preserve"> </w:t>
-      </w:r>
-      <w:r>
-        <w:t xml:space="preserve">Section 14. Four items, a stated cadence, a dated entry per</w:t>
-      </w:r>
-      <w:r>
-        <w:t xml:space="preserve"> </w:t>
-      </w:r>
-      <w:r>
-        <w:t xml:space="preserve">pass, and the event trigger that sends you back to step 1's table. It is what catches a control</w:t>
-      </w:r>
-      <w:r>
-        <w:t xml:space="preserve"> </w:t>
-      </w:r>
-      <w:r>
-        <w:t xml:space="preserve">that degraded during a stretch where nothing shipped, and its event trigger is the row section</w:t>
-      </w:r>
-      <w:r>
-        <w:t xml:space="preserve"> </w:t>
-      </w:r>
-      <w:r>
-        <w:t xml:space="preserve">16's gate carries for the data-class table.</w:t>
+        <w:t xml:space="preserve">Build and release integrity.</w:t>
+      </w:r>
+      <w:r>
+        <w:t xml:space="preserve"> </w:t>
+      </w:r>
+      <w:r>
+        <w:t xml:space="preserve">Section 10. Short-lived publishing credentials, an attestation</w:t>
+      </w:r>
+      <w:r>
+        <w:t xml:space="preserve"> </w:t>
+      </w:r>
+      <w:r>
+        <w:t xml:space="preserve">over the artifact digest, and a published digest manifest cover most of what an adopter needs.</w:t>
       </w:r>
     </w:p>
     <w:p>
@@ -1539,7 +1858,103 @@
         <w:pStyle w:val="Compact"/>
         <w:numPr>
           <w:ilvl w:val="0"/>
-          <w:numId w:val="1005"/>
+          <w:numId w:val="1006"/>
+        </w:numPr>
+      </w:pPr>
+      <w:r>
+        <w:rPr>
+          <w:b/>
+          <w:bCs/>
+        </w:rPr>
+        <w:t xml:space="preserve">The release gate.</w:t>
+      </w:r>
+      <w:r>
+        <w:t xml:space="preserve"> </w:t>
+      </w:r>
+      <w:r>
+        <w:t xml:space="preserve">Section 16. Now that you know which checks block, the gate can be written as</w:t>
+      </w:r>
+      <w:r>
+        <w:t xml:space="preserve"> </w:t>
+      </w:r>
+      <w:r>
+        <w:t xml:space="preserve">a list rather than a judgment.</w:t>
+      </w:r>
+    </w:p>
+    <w:p>
+      <w:pPr>
+        <w:pStyle w:val="Compact"/>
+        <w:numPr>
+          <w:ilvl w:val="0"/>
+          <w:numId w:val="1006"/>
+        </w:numPr>
+      </w:pPr>
+      <w:r>
+        <w:rPr>
+          <w:b/>
+          <w:bCs/>
+        </w:rPr>
+        <w:t xml:space="preserve">Rehearse vulnerability response.</w:t>
+      </w:r>
+      <w:r>
+        <w:t xml:space="preserve"> </w:t>
+      </w:r>
+      <w:r>
+        <w:t xml:space="preserve">Section 12. A dry run finds the broken intake channel before</w:t>
+      </w:r>
+      <w:r>
+        <w:t xml:space="preserve"> </w:t>
+      </w:r>
+      <w:r>
+        <w:t xml:space="preserve">a real reporter does.</w:t>
+      </w:r>
+    </w:p>
+    <w:p>
+      <w:pPr>
+        <w:pStyle w:val="Compact"/>
+        <w:numPr>
+          <w:ilvl w:val="0"/>
+          <w:numId w:val="1006"/>
+        </w:numPr>
+      </w:pPr>
+      <w:r>
+        <w:rPr>
+          <w:b/>
+          <w:bCs/>
+        </w:rPr>
+        <w:t xml:space="preserve">Set the re-evaluation cadence.</w:t>
+      </w:r>
+      <w:r>
+        <w:t xml:space="preserve"> </w:t>
+      </w:r>
+      <w:r>
+        <w:t xml:space="preserve">Section 14. Four items, a stated cadence, a dated entry per</w:t>
+      </w:r>
+      <w:r>
+        <w:t xml:space="preserve"> </w:t>
+      </w:r>
+      <w:r>
+        <w:t xml:space="preserve">pass, and the event trigger that sends you back to step 1's table. It is what catches a control</w:t>
+      </w:r>
+      <w:r>
+        <w:t xml:space="preserve"> </w:t>
+      </w:r>
+      <w:r>
+        <w:t xml:space="preserve">that degraded during a stretch where nothing shipped, and its event trigger is the row section</w:t>
+      </w:r>
+      <w:r>
+        <w:t xml:space="preserve"> </w:t>
+      </w:r>
+      <w:r>
+        <w:t xml:space="preserve">16's gate carries for the data-class table.</w:t>
+      </w:r>
+    </w:p>
+    <w:p>
+      <w:pPr>
+        <w:pStyle w:val="Compact"/>
+        <w:numPr>
+          <w:ilvl w:val="0"/>
+          <w:numId w:val="1006"/>
         </w:numPr>
       </w:pPr>
       <w:r>
@@ -1563,8 +1978,8 @@
         </w:pict>
       </w:r>
     </w:p>
-    <w:bookmarkEnd w:id="16"/>
-    <w:bookmarkStart w:id="17" w:name="X72e8a7b0eb017be1b6be4ce9a7aa4c29f34647f"/>
+    <w:bookmarkEnd w:id="18"/>
+    <w:bookmarkStart w:id="19" w:name="X72e8a7b0eb017be1b6be4ce9a7aa4c29f34647f"/>
     <w:p>
       <w:pPr>
         <w:pStyle w:val="Heading2"/>
@@ -1692,8 +2107,8 @@
         </w:pict>
       </w:r>
     </w:p>
-    <w:bookmarkEnd w:id="17"/>
-    <w:bookmarkStart w:id="20" w:name="Xf8794b0126bc78285fb10778097a0695650e57d"/>
+    <w:bookmarkEnd w:id="19"/>
+    <w:bookmarkStart w:id="22" w:name="Xf8794b0126bc78285fb10778097a0695650e57d"/>
     <w:p>
       <w:pPr>
         <w:pStyle w:val="Heading2"/>
@@ -1967,7 +2382,7 @@
         <w:t xml:space="preserve">provide.</w:t>
       </w:r>
     </w:p>
-    <w:bookmarkStart w:id="18" w:name="X4ca1e2b74cbf9e5a534c776f2934c8292145685"/>
+    <w:bookmarkStart w:id="20" w:name="X4ca1e2b74cbf9e5a534c776f2934c8292145685"/>
     <w:p>
       <w:pPr>
         <w:pStyle w:val="Heading3"/>
@@ -2323,8 +2738,8 @@
         <w:t xml:space="preserve">release condition and weakens nothing above it.</w:t>
       </w:r>
     </w:p>
-    <w:bookmarkEnd w:id="18"/>
-    <w:bookmarkStart w:id="19" w:name="X5d46b3bfadc8b2b87d8791de125bb6253b37e18"/>
+    <w:bookmarkEnd w:id="20"/>
+    <w:bookmarkStart w:id="21" w:name="X5d46b3bfadc8b2b87d8791de125bb6253b37e18"/>
     <w:p>
       <w:pPr>
         <w:pStyle w:val="Heading3"/>
@@ -2778,9 +3193,9 @@
         </w:pict>
       </w:r>
     </w:p>
-    <w:bookmarkEnd w:id="19"/>
-    <w:bookmarkEnd w:id="20"/>
-    <w:bookmarkStart w:id="22" w:name="Xac02c7d32d5bb277c9e44f3436addfe1b1747df"/>
+    <w:bookmarkEnd w:id="21"/>
+    <w:bookmarkEnd w:id="22"/>
+    <w:bookmarkStart w:id="24" w:name="Xac02c7d32d5bb277c9e44f3436addfe1b1747df"/>
     <w:p>
       <w:pPr>
         <w:pStyle w:val="Heading2"/>
@@ -2857,354 +3272,6 @@
       </w:pPr>
       <w:r>
         <w:t xml:space="preserve">Three properties make it worth writing:</w:t>
-      </w:r>
-    </w:p>
-    <w:p>
-      <w:pPr>
-        <w:pStyle w:val="Compact"/>
-        <w:numPr>
-          <w:ilvl w:val="0"/>
-          <w:numId w:val="1006"/>
-        </w:numPr>
-      </w:pPr>
-      <w:r>
-        <w:rPr>
-          <w:b/>
-          <w:bCs/>
-        </w:rPr>
-        <w:t xml:space="preserve">Reviewed against the security requirements before code exists.</w:t>
-      </w:r>
-      <w:r>
-        <w:t xml:space="preserve"> </w:t>
-      </w:r>
-      <w:r>
-        <w:t xml:space="preserve">After the build it becomes</w:t>
-      </w:r>
-      <w:r>
-        <w:t xml:space="preserve"> </w:t>
-      </w:r>
-      <w:r>
-        <w:t xml:space="preserve">documentation; before the build it is a design gate.</w:t>
-      </w:r>
-    </w:p>
-    <w:p>
-      <w:pPr>
-        <w:pStyle w:val="Compact"/>
-        <w:numPr>
-          <w:ilvl w:val="0"/>
-          <w:numId w:val="1006"/>
-        </w:numPr>
-      </w:pPr>
-      <w:r>
-        <w:rPr>
-          <w:b/>
-          <w:bCs/>
-        </w:rPr>
-        <w:t xml:space="preserve">The specification the later review checks against.</w:t>
-      </w:r>
-      <w:r>
-        <w:t xml:space="preserve"> </w:t>
-      </w:r>
-      <w:r>
-        <w:t xml:space="preserve">The reviewed artifact plus its acceptance</w:t>
-      </w:r>
-      <w:r>
-        <w:t xml:space="preserve"> </w:t>
-      </w:r>
-      <w:r>
-        <w:t xml:space="preserve">criteria are what a change is compared to -- without them, review has nothing but taste.</w:t>
-      </w:r>
-    </w:p>
-    <w:p>
-      <w:pPr>
-        <w:pStyle w:val="Compact"/>
-        <w:numPr>
-          <w:ilvl w:val="0"/>
-          <w:numId w:val="1006"/>
-        </w:numPr>
-      </w:pPr>
-      <w:r>
-        <w:rPr>
-          <w:b/>
-          <w:bCs/>
-        </w:rPr>
-        <w:t xml:space="preserve">Artifact-checked and advisory, not a scanner.</w:t>
-      </w:r>
-      <w:r>
-        <w:t xml:space="preserve"> </w:t>
-      </w:r>
-      <w:r>
-        <w:t xml:space="preserve">Do not pretend otherwise: nothing mechanical</w:t>
-      </w:r>
-      <w:r>
-        <w:t xml:space="preserve"> </w:t>
-      </w:r>
-      <w:r>
-        <w:t xml:space="preserve">verifies that a threat model is good, and a gate can only verify that one exists for a boundary</w:t>
-      </w:r>
-      <w:r>
-        <w:t xml:space="preserve"> </w:t>
-      </w:r>
-      <w:r>
-        <w:t xml:space="preserve">that was added.</w:t>
-      </w:r>
-    </w:p>
-    <w:p>
-      <w:pPr>
-        <w:pStyle w:val="FirstParagraph"/>
-      </w:pPr>
-      <w:r>
-        <w:t xml:space="preserve">The highest-value form is boring: a list of every place unknown-provenance data or code enters, and</w:t>
-      </w:r>
-      <w:r>
-        <w:t xml:space="preserve"> </w:t>
-      </w:r>
-      <w:r>
-        <w:t xml:space="preserve">against each one the specific thing that bounds it. When a new ingress is added and nobody can name</w:t>
-      </w:r>
-      <w:r>
-        <w:t xml:space="preserve"> </w:t>
-      </w:r>
-      <w:r>
-        <w:t xml:space="preserve">its mitigation, that is the finding.</w:t>
-      </w:r>
-    </w:p>
-    <w:p>
-      <w:pPr>
-        <w:pStyle w:val="BodyText"/>
-      </w:pPr>
-      <w:r>
-        <w:rPr>
-          <w:b/>
-          <w:bCs/>
-        </w:rPr>
-        <w:t xml:space="preserve">Name a bound on resource consumption for every boundary, not only the parsing ones.</w:t>
-      </w:r>
-      <w:r>
-        <w:t xml:space="preserve"> </w:t>
-      </w:r>
-      <w:r>
-        <w:rPr>
-          <w:b/>
-          <w:bCs/>
-        </w:rPr>
-        <w:t xml:space="preserve">[prompted by: 800-53 SC-5]</w:t>
-      </w:r>
-      <w:r>
-        <w:t xml:space="preserve"> </w:t>
-      </w:r>
-      <w:r>
-        <w:t xml:space="preserve">The questions in this section and the list in section 3 cover</w:t>
-      </w:r>
-      <w:r>
-        <w:t xml:space="preserve"> </w:t>
-      </w:r>
-      <w:r>
-        <w:t xml:space="preserve">confidentiality and integrity almost exclusively, and the one availability control on this page --</w:t>
-      </w:r>
-      <w:r>
-        <w:t xml:space="preserve"> </w:t>
-      </w:r>
-      <w:r>
-        <w:t xml:space="preserve">rate limits and timeouts -- used to sit inside section 3's structured-document bullet, as though a</w:t>
-      </w:r>
-      <w:r>
-        <w:t xml:space="preserve"> </w:t>
-      </w:r>
-      <w:r>
-        <w:t xml:space="preserve">parser were the only thing that can be exhausted; that bullet now points here instead. Availability</w:t>
-      </w:r>
-      <w:r>
-        <w:t xml:space="preserve"> </w:t>
-      </w:r>
-      <w:r>
-        <w:t xml:space="preserve">is a co-equal third objective. So for each boundary in the model, name the maximum payload size, the</w:t>
-      </w:r>
-      <w:r>
-        <w:t xml:space="preserve"> </w:t>
-      </w:r>
-      <w:r>
-        <w:t xml:space="preserve">request rate, the concurrency and the total time budget that a hostile input cannot exceed. An</w:t>
-      </w:r>
-      <w:r>
-        <w:t xml:space="preserve"> </w:t>
-      </w:r>
-      <w:r>
-        <w:t xml:space="preserve">unbounded boundary is a finding in the same way an unmitigated ingress is.</w:t>
-      </w:r>
-    </w:p>
-    <w:p>
-      <w:pPr>
-        <w:pStyle w:val="BodyText"/>
-      </w:pPr>
-      <w:r>
-        <w:t xml:space="preserve">The evidence is cheap, and it is the same shape as</w:t>
-      </w:r>
-      <w:r>
-        <w:t xml:space="preserve"> </w:t>
-      </w:r>
-      <w:r>
-        <w:rPr>
-          <w:i/>
-          <w:iCs/>
-        </w:rPr>
-        <w:t xml:space="preserve">enumerate the sibling paths</w:t>
-      </w:r>
-      <w:r>
-        <w:t xml:space="preserve"> </w:t>
-      </w:r>
-      <w:r>
-        <w:t xml:space="preserve">in section 5: the</w:t>
-      </w:r>
-      <w:r>
-        <w:t xml:space="preserve"> </w:t>
-      </w:r>
-      <w:r>
-        <w:t xml:space="preserve">bound is a constant in the code, so the check is one grep from each row of the boundary list to the</w:t>
-      </w:r>
-      <w:r>
-        <w:t xml:space="preserve"> </w:t>
-      </w:r>
-      <w:r>
-        <w:t xml:space="preserve">constant that enforces it. The common residual is the limit set on the boundary somebody thought</w:t>
-      </w:r>
-      <w:r>
-        <w:t xml:space="preserve"> </w:t>
-      </w:r>
-      <w:r>
-        <w:t xml:space="preserve">about and absent on its three siblings. Naming the bound records what is already there or reveals</w:t>
-      </w:r>
-      <w:r>
-        <w:t xml:space="preserve"> </w:t>
-      </w:r>
-      <w:r>
-        <w:t xml:space="preserve">that it is not; it introduces no new blocking release gate.</w:t>
-      </w:r>
-    </w:p>
-    <w:p>
-      <w:pPr>
-        <w:pStyle w:val="BodyText"/>
-      </w:pPr>
-      <w:r>
-        <w:rPr>
-          <w:b/>
-          <w:bCs/>
-        </w:rPr>
-        <w:t xml:space="preserve">Run a malformed-input harness against the code behind every ingress in that list.</w:t>
-      </w:r>
-      <w:r>
-        <w:t xml:space="preserve"> </w:t>
-      </w:r>
-      <w:r>
-        <w:rPr>
-          <w:b/>
-          <w:bCs/>
-        </w:rPr>
-        <w:t xml:space="preserve">[derived: 800-53 SA-11(8)]</w:t>
-      </w:r>
-      <w:r>
-        <w:t xml:space="preserve"> </w:t>
-      </w:r>
-      <w:r>
-        <w:t xml:space="preserve">Seed it from that boundary's own format, run it on a schedule rather</w:t>
-      </w:r>
-      <w:r>
-        <w:t xml:space="preserve"> </w:t>
-      </w:r>
-      <w:r>
-        <w:t xml:space="preserve">than on every change, commit the corpus, and turn every crash it finds into a regression test. This</w:t>
-      </w:r>
-      <w:r>
-        <w:t xml:space="preserve"> </w:t>
-      </w:r>
-      <w:r>
-        <w:t xml:space="preserve">is developer-run dynamic testing, and it is available to a project that cannot fund an outside</w:t>
-      </w:r>
-      <w:r>
-        <w:t xml:space="preserve"> </w:t>
-      </w:r>
-      <w:r>
-        <w:t xml:space="preserve">engagement -- see the correction in section 15, where this document previously said otherwise.</w:t>
-      </w:r>
-    </w:p>
-    <w:p>
-      <w:pPr>
-        <w:pStyle w:val="BodyText"/>
-      </w:pPr>
-      <w:r>
-        <w:t xml:space="preserve">Section 5 classifies it, explicitly, as</w:t>
-      </w:r>
-      <w:r>
-        <w:t xml:space="preserve"> </w:t>
-      </w:r>
-      <w:r>
-        <w:rPr>
-          <w:b/>
-          <w:bCs/>
-        </w:rPr>
-        <w:t xml:space="preserve">advisory</w:t>
-      </w:r>
-      <w:r>
-        <w:t xml:space="preserve">: a scheduled job is by that section's definition</w:t>
-      </w:r>
-      <w:r>
-        <w:t xml:space="preserve"> </w:t>
-      </w:r>
-      <w:r>
-        <w:t xml:space="preserve">not coverage, and this one must not be wired to block, because its triage burden lands on the same</w:t>
-      </w:r>
-      <w:r>
-        <w:t xml:space="preserve"> </w:t>
-      </w:r>
-      <w:r>
-        <w:t xml:space="preserve">person who would otherwise be shipping. Carry the coverage hedge with it: a fuzzer that never gets</w:t>
-      </w:r>
-      <w:r>
-        <w:t xml:space="preserve"> </w:t>
-      </w:r>
-      <w:r>
-        <w:t xml:space="preserve">past the first parse call is the dynamic-testing equivalent of a clean run on a weak ruleset. And be</w:t>
-      </w:r>
-      <w:r>
-        <w:t xml:space="preserve"> </w:t>
-      </w:r>
-      <w:r>
-        <w:t xml:space="preserve">precise about reach: this gets at parser, decoder and boundary surfaces, not at the whole built</w:t>
-      </w:r>
-      <w:r>
-        <w:t xml:space="preserve"> </w:t>
-      </w:r>
-      <w:r>
-        <w:t xml:space="preserve">artifact, so it narrows the dynamic-testing gap rather than closing it. Do not write it up as</w:t>
-      </w:r>
-      <w:r>
-        <w:t xml:space="preserve"> </w:t>
-      </w:r>
-      <w:r>
-        <w:t xml:space="preserve">closed.</w:t>
-      </w:r>
-    </w:p>
-    <w:bookmarkStart w:id="21" w:name="Xe95926782a39bd4a0ad092566161170b8cb2e98"/>
-    <w:p>
-      <w:pPr>
-        <w:pStyle w:val="Heading3"/>
-      </w:pPr>
-      <w:r>
-        <w:t xml:space="preserve">Execution boundaries need the longest look</w:t>
-      </w:r>
-    </w:p>
-    <w:p>
-      <w:pPr>
-        <w:pStyle w:val="FirstParagraph"/>
-      </w:pPr>
-      <w:r>
-        <w:t xml:space="preserve">Trust boundaries where content becomes executable deserve more scrutiny than the rest. These</w:t>
-      </w:r>
-      <w:r>
-        <w:t xml:space="preserve"> </w:t>
-      </w:r>
-      <w:r>
-        <w:t xml:space="preserve">questions generalize:</w:t>
       </w:r>
     </w:p>
     <w:p>
@@ -3216,13 +3283,23 @@
         </w:numPr>
       </w:pPr>
       <w:r>
-        <w:t xml:space="preserve">Is there any path that reaches execution without the vet running? Check every caller, not the</w:t>
-      </w:r>
-      <w:r>
-        <w:t xml:space="preserve"> </w:t>
-      </w:r>
-      <w:r>
-        <w:t xml:space="preserve">documented one.</w:t>
+        <w:rPr>
+          <w:b/>
+          <w:bCs/>
+        </w:rPr>
+        <w:t xml:space="preserve">Reviewed against the security requirements before code exists.</w:t>
+      </w:r>
+      <w:r>
+        <w:t xml:space="preserve"> </w:t>
+      </w:r>
+      <w:r>
+        <w:t xml:space="preserve">After the build it becomes</w:t>
+      </w:r>
+      <w:r>
+        <w:t xml:space="preserve"> </w:t>
+      </w:r>
+      <w:r>
+        <w:t xml:space="preserve">documentation; before the build it is a design gate.</w:t>
       </w:r>
     </w:p>
     <w:p>
@@ -3234,7 +3311,23 @@
         </w:numPr>
       </w:pPr>
       <w:r>
-        <w:t xml:space="preserve">Does it fail closed, with no silent downgrade when the intended backend is absent?</w:t>
+        <w:rPr>
+          <w:b/>
+          <w:bCs/>
+        </w:rPr>
+        <w:t xml:space="preserve">The specification the later review checks against.</w:t>
+      </w:r>
+      <w:r>
+        <w:t xml:space="preserve"> </w:t>
+      </w:r>
+      <w:r>
+        <w:t xml:space="preserve">The reviewed artifact plus its acceptance</w:t>
+      </w:r>
+      <w:r>
+        <w:t xml:space="preserve"> </w:t>
+      </w:r>
+      <w:r>
+        <w:t xml:space="preserve">criteria are what a change is compared to -- without them, review has nothing but taste.</w:t>
       </w:r>
     </w:p>
     <w:p>
@@ -3246,67 +3339,29 @@
         </w:numPr>
       </w:pPr>
       <w:r>
-        <w:t xml:space="preserve">Is the load target validated against a fixed known set, so input cannot trigger an arbitrary</w:t>
-      </w:r>
-      <w:r>
-        <w:t xml:space="preserve"> </w:t>
-      </w:r>
-      <w:r>
-        <w:t xml:space="preserve">import?</w:t>
-      </w:r>
-    </w:p>
-    <w:p>
-      <w:pPr>
-        <w:pStyle w:val="Compact"/>
-        <w:numPr>
-          <w:ilvl w:val="0"/>
-          <w:numId w:val="1007"/>
-        </w:numPr>
-      </w:pPr>
-      <w:r>
-        <w:t xml:space="preserve">Does the vet cover the whole executable surface or only the obvious top level?</w:t>
-      </w:r>
-    </w:p>
-    <w:p>
-      <w:pPr>
-        <w:pStyle w:val="Compact"/>
-        <w:numPr>
-          <w:ilvl w:val="0"/>
-          <w:numId w:val="1007"/>
-        </w:numPr>
-      </w:pPr>
-      <w:r>
-        <w:t xml:space="preserve">Does it follow links, so a vetted-looking entry can point somewhere writable?</w:t>
-      </w:r>
-    </w:p>
-    <w:p>
-      <w:pPr>
-        <w:pStyle w:val="Compact"/>
-        <w:numPr>
-          <w:ilvl w:val="0"/>
-          <w:numId w:val="1007"/>
-        </w:numPr>
-      </w:pPr>
-      <w:r>
-        <w:t xml:space="preserve">Is the check skipped under a privileged account?</w:t>
-      </w:r>
-    </w:p>
-    <w:p>
-      <w:pPr>
-        <w:pStyle w:val="Compact"/>
-        <w:numPr>
-          <w:ilvl w:val="0"/>
-          <w:numId w:val="1007"/>
-        </w:numPr>
-      </w:pPr>
-      <w:r>
-        <w:t xml:space="preserve">Is there a platform on which the runtime check returns early and does nothing, making the real</w:t>
-      </w:r>
-      <w:r>
-        <w:t xml:space="preserve"> </w:t>
-      </w:r>
-      <w:r>
-        <w:t xml:space="preserve">boundary an install-time filesystem permission somebody has to confirm was applied?</w:t>
+        <w:rPr>
+          <w:b/>
+          <w:bCs/>
+        </w:rPr>
+        <w:t xml:space="preserve">Artifact-checked and advisory, not a scanner.</w:t>
+      </w:r>
+      <w:r>
+        <w:t xml:space="preserve"> </w:t>
+      </w:r>
+      <w:r>
+        <w:t xml:space="preserve">Do not pretend otherwise: nothing mechanical</w:t>
+      </w:r>
+      <w:r>
+        <w:t xml:space="preserve"> </w:t>
+      </w:r>
+      <w:r>
+        <w:t xml:space="preserve">verifies that a threat model is good, and a gate can only verify that one exists for a boundary</w:t>
+      </w:r>
+      <w:r>
+        <w:t xml:space="preserve"> </w:t>
+      </w:r>
+      <w:r>
+        <w:t xml:space="preserve">that was added.</w:t>
       </w:r>
     </w:p>
     <w:p>
@@ -3314,25 +3369,243 @@
         <w:pStyle w:val="FirstParagraph"/>
       </w:pPr>
       <w:r>
-        <w:t xml:space="preserve">That last one is the one most often missed.</w:t>
-      </w:r>
-    </w:p>
-    <w:p>
-      <w:r>
-        <w:pict>
-          <v:rect style="width:0;height:1.5pt" o:hralign="center" o:hrstd="t" o:hr="t"/>
-        </w:pict>
-      </w:r>
-    </w:p>
-    <w:bookmarkEnd w:id="21"/>
-    <w:bookmarkEnd w:id="22"/>
-    <w:bookmarkStart w:id="24" w:name="X856bc933e26f1c9456cb19e64981d263d6663dc"/>
-    <w:p>
-      <w:pPr>
-        <w:pStyle w:val="Heading2"/>
-      </w:pPr>
-      <w:r>
-        <w:t xml:space="preserve">3. Secure coding: the finite list a review can check</w:t>
+        <w:t xml:space="preserve">The highest-value form is boring: a list of every place unknown-provenance data or code enters, and</w:t>
+      </w:r>
+      <w:r>
+        <w:t xml:space="preserve"> </w:t>
+      </w:r>
+      <w:r>
+        <w:t xml:space="preserve">against each one the specific thing that bounds it. When a new ingress is added and nobody can name</w:t>
+      </w:r>
+      <w:r>
+        <w:t xml:space="preserve"> </w:t>
+      </w:r>
+      <w:r>
+        <w:t xml:space="preserve">its mitigation, that is the finding.</w:t>
+      </w:r>
+    </w:p>
+    <w:p>
+      <w:pPr>
+        <w:pStyle w:val="BodyText"/>
+      </w:pPr>
+      <w:r>
+        <w:rPr>
+          <w:b/>
+          <w:bCs/>
+        </w:rPr>
+        <w:t xml:space="preserve">Name a bound on resource consumption for every boundary, not only the parsing ones.</w:t>
+      </w:r>
+      <w:r>
+        <w:t xml:space="preserve"> </w:t>
+      </w:r>
+      <w:r>
+        <w:rPr>
+          <w:b/>
+          <w:bCs/>
+        </w:rPr>
+        <w:t xml:space="preserve">[prompted by: 800-53 SC-5]</w:t>
+      </w:r>
+      <w:r>
+        <w:t xml:space="preserve"> </w:t>
+      </w:r>
+      <w:r>
+        <w:t xml:space="preserve">The questions in this section and the list in section 3 cover</w:t>
+      </w:r>
+      <w:r>
+        <w:t xml:space="preserve"> </w:t>
+      </w:r>
+      <w:r>
+        <w:t xml:space="preserve">confidentiality and integrity almost exclusively, and the one availability control on this page --</w:t>
+      </w:r>
+      <w:r>
+        <w:t xml:space="preserve"> </w:t>
+      </w:r>
+      <w:r>
+        <w:t xml:space="preserve">rate limits and timeouts -- used to sit inside section 3's structured-document bullet, as though a</w:t>
+      </w:r>
+      <w:r>
+        <w:t xml:space="preserve"> </w:t>
+      </w:r>
+      <w:r>
+        <w:t xml:space="preserve">parser were the only thing that can be exhausted; that bullet now points here instead. Availability</w:t>
+      </w:r>
+      <w:r>
+        <w:t xml:space="preserve"> </w:t>
+      </w:r>
+      <w:r>
+        <w:t xml:space="preserve">is a co-equal third objective. So for each boundary in the model, name the maximum payload size, the</w:t>
+      </w:r>
+      <w:r>
+        <w:t xml:space="preserve"> </w:t>
+      </w:r>
+      <w:r>
+        <w:t xml:space="preserve">request rate, the concurrency and the total time budget that a hostile input cannot exceed. An</w:t>
+      </w:r>
+      <w:r>
+        <w:t xml:space="preserve"> </w:t>
+      </w:r>
+      <w:r>
+        <w:t xml:space="preserve">unbounded boundary is a finding in the same way an unmitigated ingress is.</w:t>
+      </w:r>
+    </w:p>
+    <w:p>
+      <w:pPr>
+        <w:pStyle w:val="BodyText"/>
+      </w:pPr>
+      <w:r>
+        <w:t xml:space="preserve">The evidence is cheap, and it is the same shape as</w:t>
+      </w:r>
+      <w:r>
+        <w:t xml:space="preserve"> </w:t>
+      </w:r>
+      <w:r>
+        <w:rPr>
+          <w:i/>
+          <w:iCs/>
+        </w:rPr>
+        <w:t xml:space="preserve">enumerate the sibling paths</w:t>
+      </w:r>
+      <w:r>
+        <w:t xml:space="preserve"> </w:t>
+      </w:r>
+      <w:r>
+        <w:t xml:space="preserve">in section 5: the</w:t>
+      </w:r>
+      <w:r>
+        <w:t xml:space="preserve"> </w:t>
+      </w:r>
+      <w:r>
+        <w:t xml:space="preserve">bound is a constant in the code, so the check is one grep from each row of the boundary list to the</w:t>
+      </w:r>
+      <w:r>
+        <w:t xml:space="preserve"> </w:t>
+      </w:r>
+      <w:r>
+        <w:t xml:space="preserve">constant that enforces it. The common residual is the limit set on the boundary somebody thought</w:t>
+      </w:r>
+      <w:r>
+        <w:t xml:space="preserve"> </w:t>
+      </w:r>
+      <w:r>
+        <w:t xml:space="preserve">about and absent on its three siblings. Naming the bound records what is already there or reveals</w:t>
+      </w:r>
+      <w:r>
+        <w:t xml:space="preserve"> </w:t>
+      </w:r>
+      <w:r>
+        <w:t xml:space="preserve">that it is not; it introduces no new blocking release gate.</w:t>
+      </w:r>
+    </w:p>
+    <w:p>
+      <w:pPr>
+        <w:pStyle w:val="BodyText"/>
+      </w:pPr>
+      <w:r>
+        <w:rPr>
+          <w:b/>
+          <w:bCs/>
+        </w:rPr>
+        <w:t xml:space="preserve">Run a malformed-input harness against the code behind every ingress in that list.</w:t>
+      </w:r>
+      <w:r>
+        <w:t xml:space="preserve"> </w:t>
+      </w:r>
+      <w:r>
+        <w:rPr>
+          <w:b/>
+          <w:bCs/>
+        </w:rPr>
+        <w:t xml:space="preserve">[derived: 800-53 SA-11(8)]</w:t>
+      </w:r>
+      <w:r>
+        <w:t xml:space="preserve"> </w:t>
+      </w:r>
+      <w:r>
+        <w:t xml:space="preserve">Seed it from that boundary's own format, run it on a schedule rather</w:t>
+      </w:r>
+      <w:r>
+        <w:t xml:space="preserve"> </w:t>
+      </w:r>
+      <w:r>
+        <w:t xml:space="preserve">than on every change, commit the corpus, and turn every crash it finds into a regression test. This</w:t>
+      </w:r>
+      <w:r>
+        <w:t xml:space="preserve"> </w:t>
+      </w:r>
+      <w:r>
+        <w:t xml:space="preserve">is developer-run dynamic testing, and it is available to a project that cannot fund an outside</w:t>
+      </w:r>
+      <w:r>
+        <w:t xml:space="preserve"> </w:t>
+      </w:r>
+      <w:r>
+        <w:t xml:space="preserve">engagement -- see the correction in section 15, where this document previously said otherwise.</w:t>
+      </w:r>
+    </w:p>
+    <w:p>
+      <w:pPr>
+        <w:pStyle w:val="BodyText"/>
+      </w:pPr>
+      <w:r>
+        <w:t xml:space="preserve">Section 5 classifies it, explicitly, as</w:t>
+      </w:r>
+      <w:r>
+        <w:t xml:space="preserve"> </w:t>
+      </w:r>
+      <w:r>
+        <w:rPr>
+          <w:b/>
+          <w:bCs/>
+        </w:rPr>
+        <w:t xml:space="preserve">advisory</w:t>
+      </w:r>
+      <w:r>
+        <w:t xml:space="preserve">: a scheduled job is by that section's definition</w:t>
+      </w:r>
+      <w:r>
+        <w:t xml:space="preserve"> </w:t>
+      </w:r>
+      <w:r>
+        <w:t xml:space="preserve">not coverage, and this one must not be wired to block, because its triage burden lands on the same</w:t>
+      </w:r>
+      <w:r>
+        <w:t xml:space="preserve"> </w:t>
+      </w:r>
+      <w:r>
+        <w:t xml:space="preserve">person who would otherwise be shipping. Carry the coverage hedge with it: a fuzzer that never gets</w:t>
+      </w:r>
+      <w:r>
+        <w:t xml:space="preserve"> </w:t>
+      </w:r>
+      <w:r>
+        <w:t xml:space="preserve">past the first parse call is the dynamic-testing equivalent of a clean run on a weak ruleset. And be</w:t>
+      </w:r>
+      <w:r>
+        <w:t xml:space="preserve"> </w:t>
+      </w:r>
+      <w:r>
+        <w:t xml:space="preserve">precise about reach: this gets at parser, decoder and boundary surfaces, not at the whole built</w:t>
+      </w:r>
+      <w:r>
+        <w:t xml:space="preserve"> </w:t>
+      </w:r>
+      <w:r>
+        <w:t xml:space="preserve">artifact, so it narrows the dynamic-testing gap rather than closing it. Do not write it up as</w:t>
+      </w:r>
+      <w:r>
+        <w:t xml:space="preserve"> </w:t>
+      </w:r>
+      <w:r>
+        <w:t xml:space="preserve">closed.</w:t>
+      </w:r>
+    </w:p>
+    <w:bookmarkStart w:id="23" w:name="Xe95926782a39bd4a0ad092566161170b8cb2e98"/>
+    <w:p>
+      <w:pPr>
+        <w:pStyle w:val="Heading3"/>
+      </w:pPr>
+      <w:r>
+        <w:t xml:space="preserve">Execution boundaries need the longest look</w:t>
       </w:r>
     </w:p>
     <w:p>
@@ -3340,13 +3613,13 @@
         <w:pStyle w:val="FirstParagraph"/>
       </w:pPr>
       <w:r>
-        <w:t xml:space="preserve">A short checkable list beats a principle, because "is this change secure" is not a question a</w:t>
-      </w:r>
-      <w:r>
-        <w:t xml:space="preserve"> </w:t>
-      </w:r>
-      <w:r>
-        <w:t xml:space="preserve">reviewer can answer and these are.</w:t>
+        <w:t xml:space="preserve">Trust boundaries where content becomes executable deserve more scrutiny than the rest. These</w:t>
+      </w:r>
+      <w:r>
+        <w:t xml:space="preserve"> </w:t>
+      </w:r>
+      <w:r>
+        <w:t xml:space="preserve">questions generalize:</w:t>
       </w:r>
     </w:p>
     <w:p>
@@ -3358,29 +3631,13 @@
         </w:numPr>
       </w:pPr>
       <w:r>
-        <w:rPr>
-          <w:b/>
-          <w:bCs/>
-        </w:rPr>
-        <w:t xml:space="preserve">Validate structure and content of every inbound payload at ingress.</w:t>
-      </w:r>
-      <w:r>
-        <w:t xml:space="preserve"> </w:t>
-      </w:r>
-      <w:r>
-        <w:t xml:space="preserve">Reject or quarantine</w:t>
-      </w:r>
-      <w:r>
-        <w:t xml:space="preserve"> </w:t>
-      </w:r>
-      <w:r>
-        <w:t xml:space="preserve">malformed input rather than processing it. An untrusted payload must be validated before it reaches</w:t>
-      </w:r>
-      <w:r>
-        <w:t xml:space="preserve"> </w:t>
-      </w:r>
-      <w:r>
-        <w:t xml:space="preserve">a query, a file path, a subprocess, or a message you emit downstream.</w:t>
+        <w:t xml:space="preserve">Is there any path that reaches execution without the vet running? Check every caller, not the</w:t>
+      </w:r>
+      <w:r>
+        <w:t xml:space="preserve"> </w:t>
+      </w:r>
+      <w:r>
+        <w:t xml:space="preserve">documented one.</w:t>
       </w:r>
     </w:p>
     <w:p>
@@ -3392,23 +3649,7 @@
         </w:numPr>
       </w:pPr>
       <w:r>
-        <w:rPr>
-          <w:b/>
-          <w:bCs/>
-        </w:rPr>
-        <w:t xml:space="preserve">Parameterised queries only.</w:t>
-      </w:r>
-      <w:r>
-        <w:t xml:space="preserve"> </w:t>
-      </w:r>
-      <w:r>
-        <w:t xml:space="preserve">No string-built statements anywhere, no exceptions held open by a</w:t>
-      </w:r>
-      <w:r>
-        <w:t xml:space="preserve"> </w:t>
-      </w:r>
-      <w:r>
-        <w:t xml:space="preserve">comment.</w:t>
+        <w:t xml:space="preserve">Does it fail closed, with no silent downgrade when the intended backend is absent?</w:t>
       </w:r>
     </w:p>
     <w:p>
@@ -3420,11 +3661,13 @@
         </w:numPr>
       </w:pPr>
       <w:r>
-        <w:rPr>
-          <w:b/>
-          <w:bCs/>
-        </w:rPr>
-        <w:t xml:space="preserve">Authentication and authorization enforced on every action, deny by default.</w:t>
+        <w:t xml:space="preserve">Is the load target validated against a fixed known set, so input cannot trigger an arbitrary</w:t>
+      </w:r>
+      <w:r>
+        <w:t xml:space="preserve"> </w:t>
+      </w:r>
+      <w:r>
+        <w:t xml:space="preserve">import?</w:t>
       </w:r>
     </w:p>
     <w:p>
@@ -3436,35 +3679,7 @@
         </w:numPr>
       </w:pPr>
       <w:r>
-        <w:rPr>
-          <w:b/>
-          <w:bCs/>
-        </w:rPr>
-        <w:t xml:space="preserve">For anything that parses structured documents:</w:t>
-      </w:r>
-      <w:r>
-        <w:t xml:space="preserve"> </w:t>
-      </w:r>
-      <w:r>
-        <w:t xml:space="preserve">disable external-entity resolution and</w:t>
-      </w:r>
-      <w:r>
-        <w:t xml:space="preserve"> </w:t>
-      </w:r>
-      <w:r>
-        <w:t xml:space="preserve">document-type processing, size-limit payloads against a schema, apply that boundary's resource</w:t>
-      </w:r>
-      <w:r>
-        <w:t xml:space="preserve"> </w:t>
-      </w:r>
-      <w:r>
-        <w:t xml:space="preserve">bounds from section 2 rather than a rate limit and timeout invented here, and never return internal</w:t>
-      </w:r>
-      <w:r>
-        <w:t xml:space="preserve"> </w:t>
-      </w:r>
-      <w:r>
-        <w:t xml:space="preserve">detail in a fault response.</w:t>
+        <w:t xml:space="preserve">Does the vet cover the whole executable surface or only the obvious top level?</w:t>
       </w:r>
     </w:p>
     <w:p>
@@ -3476,35 +3691,7 @@
         </w:numPr>
       </w:pPr>
       <w:r>
-        <w:rPr>
-          <w:b/>
-          <w:bCs/>
-        </w:rPr>
-        <w:t xml:space="preserve">For file handling:</w:t>
-      </w:r>
-      <w:r>
-        <w:t xml:space="preserve"> </w:t>
-      </w:r>
-      <w:r>
-        <w:t xml:space="preserve">confine reads and writes to configured directories and canonicalise paths so</w:t>
-      </w:r>
-      <w:r>
-        <w:t xml:space="preserve"> </w:t>
-      </w:r>
-      <w:r>
-        <w:t xml:space="preserve">traversal and symlink escapes are rejected. Validate type and size by content rather than</w:t>
-      </w:r>
-      <w:r>
-        <w:t xml:space="preserve"> </w:t>
-      </w:r>
-      <w:r>
-        <w:t xml:space="preserve">extension. Write atomically then rename so a partial file is never processed. Never place files on</w:t>
-      </w:r>
-      <w:r>
-        <w:t xml:space="preserve"> </w:t>
-      </w:r>
-      <w:r>
-        <w:t xml:space="preserve">an executable or served path, and never execute file contents.</w:t>
+        <w:t xml:space="preserve">Does it follow links, so a vetted-looking entry can point somewhere writable?</w:t>
       </w:r>
     </w:p>
     <w:p>
@@ -3516,17 +3703,7 @@
         </w:numPr>
       </w:pPr>
       <w:r>
-        <w:rPr>
-          <w:b/>
-          <w:bCs/>
-        </w:rPr>
-        <w:t xml:space="preserve">Use vetted cryptographic libraries.</w:t>
-      </w:r>
-      <w:r>
-        <w:t xml:space="preserve"> </w:t>
-      </w:r>
-      <w:r>
-        <w:t xml:space="preserve">Never roll your own.</w:t>
+        <w:t xml:space="preserve">Is the check skipped under a privileged account?</w:t>
       </w:r>
     </w:p>
     <w:p>
@@ -3538,6 +3715,244 @@
         </w:numPr>
       </w:pPr>
       <w:r>
+        <w:t xml:space="preserve">Is there a platform on which the runtime check returns early and does nothing, making the real</w:t>
+      </w:r>
+      <w:r>
+        <w:t xml:space="preserve"> </w:t>
+      </w:r>
+      <w:r>
+        <w:t xml:space="preserve">boundary an install-time filesystem permission somebody has to confirm was applied?</w:t>
+      </w:r>
+    </w:p>
+    <w:p>
+      <w:pPr>
+        <w:pStyle w:val="FirstParagraph"/>
+      </w:pPr>
+      <w:r>
+        <w:t xml:space="preserve">That last one is the one most often missed.</w:t>
+      </w:r>
+    </w:p>
+    <w:p>
+      <w:r>
+        <w:pict>
+          <v:rect style="width:0;height:1.5pt" o:hralign="center" o:hrstd="t" o:hr="t"/>
+        </w:pict>
+      </w:r>
+    </w:p>
+    <w:bookmarkEnd w:id="23"/>
+    <w:bookmarkEnd w:id="24"/>
+    <w:bookmarkStart w:id="26" w:name="X856bc933e26f1c9456cb19e64981d263d6663dc"/>
+    <w:p>
+      <w:pPr>
+        <w:pStyle w:val="Heading2"/>
+      </w:pPr>
+      <w:r>
+        <w:t xml:space="preserve">3. Secure coding: the finite list a review can check</w:t>
+      </w:r>
+    </w:p>
+    <w:p>
+      <w:pPr>
+        <w:pStyle w:val="FirstParagraph"/>
+      </w:pPr>
+      <w:r>
+        <w:t xml:space="preserve">A short checkable list beats a principle, because "is this change secure" is not a question a</w:t>
+      </w:r>
+      <w:r>
+        <w:t xml:space="preserve"> </w:t>
+      </w:r>
+      <w:r>
+        <w:t xml:space="preserve">reviewer can answer and these are.</w:t>
+      </w:r>
+    </w:p>
+    <w:p>
+      <w:pPr>
+        <w:pStyle w:val="Compact"/>
+        <w:numPr>
+          <w:ilvl w:val="0"/>
+          <w:numId w:val="1009"/>
+        </w:numPr>
+      </w:pPr>
+      <w:r>
+        <w:rPr>
+          <w:b/>
+          <w:bCs/>
+        </w:rPr>
+        <w:t xml:space="preserve">Validate structure and content of every inbound payload at ingress.</w:t>
+      </w:r>
+      <w:r>
+        <w:t xml:space="preserve"> </w:t>
+      </w:r>
+      <w:r>
+        <w:t xml:space="preserve">Reject or quarantine</w:t>
+      </w:r>
+      <w:r>
+        <w:t xml:space="preserve"> </w:t>
+      </w:r>
+      <w:r>
+        <w:t xml:space="preserve">malformed input rather than processing it. An untrusted payload must be validated before it reaches</w:t>
+      </w:r>
+      <w:r>
+        <w:t xml:space="preserve"> </w:t>
+      </w:r>
+      <w:r>
+        <w:t xml:space="preserve">a query, a file path, a subprocess, or a message you emit downstream.</w:t>
+      </w:r>
+    </w:p>
+    <w:p>
+      <w:pPr>
+        <w:pStyle w:val="Compact"/>
+        <w:numPr>
+          <w:ilvl w:val="0"/>
+          <w:numId w:val="1009"/>
+        </w:numPr>
+      </w:pPr>
+      <w:r>
+        <w:rPr>
+          <w:b/>
+          <w:bCs/>
+        </w:rPr>
+        <w:t xml:space="preserve">Parameterised queries only.</w:t>
+      </w:r>
+      <w:r>
+        <w:t xml:space="preserve"> </w:t>
+      </w:r>
+      <w:r>
+        <w:t xml:space="preserve">No string-built statements anywhere, no exceptions held open by a</w:t>
+      </w:r>
+      <w:r>
+        <w:t xml:space="preserve"> </w:t>
+      </w:r>
+      <w:r>
+        <w:t xml:space="preserve">comment.</w:t>
+      </w:r>
+    </w:p>
+    <w:p>
+      <w:pPr>
+        <w:pStyle w:val="Compact"/>
+        <w:numPr>
+          <w:ilvl w:val="0"/>
+          <w:numId w:val="1009"/>
+        </w:numPr>
+      </w:pPr>
+      <w:r>
+        <w:rPr>
+          <w:b/>
+          <w:bCs/>
+        </w:rPr>
+        <w:t xml:space="preserve">Authentication and authorization enforced on every action, deny by default.</w:t>
+      </w:r>
+    </w:p>
+    <w:p>
+      <w:pPr>
+        <w:pStyle w:val="Compact"/>
+        <w:numPr>
+          <w:ilvl w:val="0"/>
+          <w:numId w:val="1009"/>
+        </w:numPr>
+      </w:pPr>
+      <w:r>
+        <w:rPr>
+          <w:b/>
+          <w:bCs/>
+        </w:rPr>
+        <w:t xml:space="preserve">For anything that parses structured documents:</w:t>
+      </w:r>
+      <w:r>
+        <w:t xml:space="preserve"> </w:t>
+      </w:r>
+      <w:r>
+        <w:t xml:space="preserve">disable external-entity resolution and</w:t>
+      </w:r>
+      <w:r>
+        <w:t xml:space="preserve"> </w:t>
+      </w:r>
+      <w:r>
+        <w:t xml:space="preserve">document-type processing, size-limit payloads against a schema, apply that boundary's resource</w:t>
+      </w:r>
+      <w:r>
+        <w:t xml:space="preserve"> </w:t>
+      </w:r>
+      <w:r>
+        <w:t xml:space="preserve">bounds from section 2 rather than a rate limit and timeout invented here, and never return internal</w:t>
+      </w:r>
+      <w:r>
+        <w:t xml:space="preserve"> </w:t>
+      </w:r>
+      <w:r>
+        <w:t xml:space="preserve">detail in a fault response.</w:t>
+      </w:r>
+    </w:p>
+    <w:p>
+      <w:pPr>
+        <w:pStyle w:val="Compact"/>
+        <w:numPr>
+          <w:ilvl w:val="0"/>
+          <w:numId w:val="1009"/>
+        </w:numPr>
+      </w:pPr>
+      <w:r>
+        <w:rPr>
+          <w:b/>
+          <w:bCs/>
+        </w:rPr>
+        <w:t xml:space="preserve">For file handling:</w:t>
+      </w:r>
+      <w:r>
+        <w:t xml:space="preserve"> </w:t>
+      </w:r>
+      <w:r>
+        <w:t xml:space="preserve">confine reads and writes to configured directories and canonicalise paths so</w:t>
+      </w:r>
+      <w:r>
+        <w:t xml:space="preserve"> </w:t>
+      </w:r>
+      <w:r>
+        <w:t xml:space="preserve">traversal and symlink escapes are rejected. Validate type and size by content rather than</w:t>
+      </w:r>
+      <w:r>
+        <w:t xml:space="preserve"> </w:t>
+      </w:r>
+      <w:r>
+        <w:t xml:space="preserve">extension. Write atomically then rename so a partial file is never processed. Never place files on</w:t>
+      </w:r>
+      <w:r>
+        <w:t xml:space="preserve"> </w:t>
+      </w:r>
+      <w:r>
+        <w:t xml:space="preserve">an executable or served path, and never execute file contents.</w:t>
+      </w:r>
+    </w:p>
+    <w:p>
+      <w:pPr>
+        <w:pStyle w:val="Compact"/>
+        <w:numPr>
+          <w:ilvl w:val="0"/>
+          <w:numId w:val="1009"/>
+        </w:numPr>
+      </w:pPr>
+      <w:r>
+        <w:rPr>
+          <w:b/>
+          <w:bCs/>
+        </w:rPr>
+        <w:t xml:space="preserve">Use vetted cryptographic libraries.</w:t>
+      </w:r>
+      <w:r>
+        <w:t xml:space="preserve"> </w:t>
+      </w:r>
+      <w:r>
+        <w:t xml:space="preserve">Never roll your own.</w:t>
+      </w:r>
+    </w:p>
+    <w:p>
+      <w:pPr>
+        <w:pStyle w:val="Compact"/>
+        <w:numPr>
+          <w:ilvl w:val="0"/>
+          <w:numId w:val="1009"/>
+        </w:numPr>
+      </w:pPr>
+      <w:r>
         <w:rPr>
           <w:b/>
           <w:bCs/>
@@ -3573,7 +3988,7 @@
       <w:r>
         <w:t xml:space="preserve"> </w:t>
       </w:r>
-      <w:hyperlink r:id="rId23">
+      <w:hyperlink r:id="rId25">
         <w:r>
           <w:rPr>
             <w:rStyle w:val="Hyperlink"/>
@@ -3592,8 +4007,8 @@
         </w:pict>
       </w:r>
     </w:p>
-    <w:bookmarkEnd w:id="24"/>
-    <w:bookmarkStart w:id="29" w:name="Xd0d2e3c2022a6968f9346992769e0293d735ca2"/>
+    <w:bookmarkEnd w:id="26"/>
+    <w:bookmarkStart w:id="31" w:name="Xd0d2e3c2022a6968f9346992769e0293d735ca2"/>
     <w:p>
       <w:pPr>
         <w:pStyle w:val="Heading2"/>
@@ -3630,7 +4045,7 @@
         <w:t xml:space="preserve">"reviewed" until it fits.</w:t>
       </w:r>
     </w:p>
-    <w:bookmarkStart w:id="25" w:name="X201f980f972ea0e4b6566ffddea29bd74691ffd"/>
+    <w:bookmarkStart w:id="27" w:name="X201f980f972ea0e4b6566ffddea29bd74691ffd"/>
     <w:p>
       <w:pPr>
         <w:pStyle w:val="Heading3"/>
@@ -3700,8 +4115,8 @@
         <w:t xml:space="preserve">, and no published claim may imply otherwise.</w:t>
       </w:r>
     </w:p>
-    <w:bookmarkEnd w:id="25"/>
-    <w:bookmarkStart w:id="27" w:name="Xd0ccc971424be3bfc158f34270074304d1beac4"/>
+    <w:bookmarkEnd w:id="27"/>
+    <w:bookmarkStart w:id="29" w:name="Xd0ccc971424be3bfc158f34270074304d1beac4"/>
     <w:p>
       <w:pPr>
         <w:pStyle w:val="Heading3"/>
@@ -3750,7 +4165,7 @@
       <w:r>
         <w:t xml:space="preserve"> </w:t>
       </w:r>
-      <w:hyperlink r:id="rId26">
+      <w:hyperlink r:id="rId28">
         <w:r>
           <w:rPr>
             <w:rStyle w:val="Hyperlink"/>
@@ -3800,7 +4215,7 @@
       <w:r>
         <w:t xml:space="preserve"> </w:t>
       </w:r>
-      <w:hyperlink r:id="rId23">
+      <w:hyperlink r:id="rId25">
         <w:r>
           <w:rPr>
             <w:rStyle w:val="Hyperlink"/>
@@ -3812,8 +4227,8 @@
         <w:t xml:space="preserve">.</w:t>
       </w:r>
     </w:p>
-    <w:bookmarkEnd w:id="27"/>
-    <w:bookmarkStart w:id="28" w:name="X8df9a15527c9258113a544c92aa72dbd7dd03b7"/>
+    <w:bookmarkEnd w:id="29"/>
+    <w:bookmarkStart w:id="30" w:name="X8df9a15527c9258113a544c92aa72dbd7dd03b7"/>
     <w:p>
       <w:pPr>
         <w:pStyle w:val="Heading3"/>
@@ -3875,9 +4290,9 @@
         </w:pict>
       </w:r>
     </w:p>
-    <w:bookmarkEnd w:id="28"/>
-    <w:bookmarkEnd w:id="29"/>
-    <w:bookmarkStart w:id="34" w:name="Xa04daca1c49463ed52ff2475309af2fe8799704"/>
+    <w:bookmarkEnd w:id="30"/>
+    <w:bookmarkEnd w:id="31"/>
+    <w:bookmarkStart w:id="36" w:name="Xa04daca1c49463ed52ff2475309af2fe8799704"/>
     <w:p>
       <w:pPr>
         <w:pStyle w:val="Heading2"/>
@@ -3922,7 +4337,7 @@
         <w:t xml:space="preserve">badge.</w:t>
       </w:r>
     </w:p>
-    <w:bookmarkStart w:id="31" w:name="what-must-block-and-may-not-be-waived"/>
+    <w:bookmarkStart w:id="33" w:name="what-must-block-and-may-not-be-waived"/>
     <w:p>
       <w:pPr>
         <w:pStyle w:val="Heading3"/>
@@ -3944,7 +4359,7 @@
         <w:pStyle w:val="Compact"/>
         <w:numPr>
           <w:ilvl w:val="0"/>
-          <w:numId w:val="1009"/>
+          <w:numId w:val="1010"/>
         </w:numPr>
       </w:pPr>
       <w:r>
@@ -3956,7 +4371,7 @@
         <w:pStyle w:val="Compact"/>
         <w:numPr>
           <w:ilvl w:val="0"/>
-          <w:numId w:val="1009"/>
+          <w:numId w:val="1010"/>
         </w:numPr>
       </w:pPr>
       <w:r>
@@ -3968,7 +4383,7 @@
         <w:pStyle w:val="Compact"/>
         <w:numPr>
           <w:ilvl w:val="0"/>
-          <w:numId w:val="1009"/>
+          <w:numId w:val="1010"/>
         </w:numPr>
       </w:pPr>
       <w:r>
@@ -3985,7 +4400,7 @@
       <w:r>
         <w:t xml:space="preserve"> </w:t>
       </w:r>
-      <w:hyperlink r:id="rId23">
+      <w:hyperlink r:id="rId25">
         <w:r>
           <w:rPr>
             <w:rStyle w:val="Hyperlink"/>
@@ -4028,7 +4443,7 @@
       <w:r>
         <w:t xml:space="preserve"> </w:t>
       </w:r>
-      <w:hyperlink r:id="rId30">
+      <w:hyperlink r:id="rId32">
         <w:r>
           <w:rPr>
             <w:rStyle w:val="Hyperlink"/>
@@ -4067,8 +4482,8 @@
         <w:t xml:space="preserve">down, or the tool inventory grows while the blocking set stands still.</w:t>
       </w:r>
     </w:p>
-    <w:bookmarkEnd w:id="31"/>
-    <w:bookmarkStart w:id="32" w:name="X8e84579fd545af19ab8cb79c93491972da372eb"/>
+    <w:bookmarkEnd w:id="33"/>
+    <w:bookmarkStart w:id="34" w:name="X8e84579fd545af19ab8cb79c93491972da372eb"/>
     <w:p>
       <w:pPr>
         <w:pStyle w:val="Heading3"/>
@@ -4163,7 +4578,7 @@
       <w:r>
         <w:t xml:space="preserve"> </w:t>
       </w:r>
-      <w:hyperlink r:id="rId23">
+      <w:hyperlink r:id="rId25">
         <w:r>
           <w:rPr>
             <w:rStyle w:val="Hyperlink"/>
@@ -4293,8 +4708,8 @@
         <w:t xml:space="preserve">other. It records what you have rather than requiring anything new, so it adds no blocking condition.</w:t>
       </w:r>
     </w:p>
-    <w:bookmarkEnd w:id="32"/>
-    <w:bookmarkStart w:id="33" w:name="the-security-anti-metrics"/>
+    <w:bookmarkEnd w:id="34"/>
+    <w:bookmarkStart w:id="35" w:name="the-security-anti-metrics"/>
     <w:p>
       <w:pPr>
         <w:pStyle w:val="Heading3"/>
@@ -4590,9 +5005,9 @@
         </w:pict>
       </w:r>
     </w:p>
-    <w:bookmarkEnd w:id="33"/>
-    <w:bookmarkEnd w:id="34"/>
-    <w:bookmarkStart w:id="35" w:name="X008abd79804448b13ff485fe9ff5830c953e411"/>
+    <w:bookmarkEnd w:id="35"/>
+    <w:bookmarkEnd w:id="36"/>
+    <w:bookmarkStart w:id="37" w:name="X008abd79804448b13ff485fe9ff5830c953e411"/>
     <w:p>
       <w:pPr>
         <w:pStyle w:val="Heading2"/>
@@ -4631,7 +5046,7 @@
       <w:r>
         <w:t xml:space="preserve"> </w:t>
       </w:r>
-      <w:hyperlink r:id="rId30">
+      <w:hyperlink r:id="rId32">
         <w:r>
           <w:rPr>
             <w:rStyle w:val="Hyperlink"/>
@@ -4678,7 +5093,7 @@
       <w:r>
         <w:t xml:space="preserve"> </w:t>
       </w:r>
-      <w:hyperlink r:id="rId23">
+      <w:hyperlink r:id="rId25">
         <w:r>
           <w:rPr>
             <w:rStyle w:val="Hyperlink"/>
@@ -4765,8 +5180,8 @@
         </w:pict>
       </w:r>
     </w:p>
-    <w:bookmarkEnd w:id="35"/>
-    <w:bookmarkStart w:id="38" w:name="X14e6323bcf6e9b0e8faa6bdd21b76d13cd211dd"/>
+    <w:bookmarkEnd w:id="37"/>
+    <w:bookmarkStart w:id="40" w:name="X14e6323bcf6e9b0e8faa6bdd21b76d13cd211dd"/>
     <w:p>
       <w:pPr>
         <w:pStyle w:val="Heading2"/>
@@ -4903,7 +5318,7 @@
       <w:r>
         <w:t xml:space="preserve"> </w:t>
       </w:r>
-      <w:hyperlink r:id="rId23">
+      <w:hyperlink r:id="rId25">
         <w:r>
           <w:rPr>
             <w:rStyle w:val="Hyperlink"/>
@@ -4915,7 +5330,7 @@
         <w:t xml:space="preserve">.</w:t>
       </w:r>
     </w:p>
-    <w:bookmarkStart w:id="36" w:name="Xb97d7c0c1ae0709af64fd2b41a96e8b87e7072c"/>
+    <w:bookmarkStart w:id="38" w:name="Xb97d7c0c1ae0709af64fd2b41a96e8b87e7072c"/>
     <w:p>
       <w:pPr>
         <w:pStyle w:val="Heading3"/>
@@ -5056,8 +5471,8 @@
         <w:t xml:space="preserve">blocking release gate.</w:t>
       </w:r>
     </w:p>
-    <w:bookmarkEnd w:id="36"/>
-    <w:bookmarkStart w:id="37" w:name="X4eda1cea0fbf2b691f9051769e165ce2d910452"/>
+    <w:bookmarkEnd w:id="38"/>
+    <w:bookmarkStart w:id="39" w:name="X4eda1cea0fbf2b691f9051769e165ce2d910452"/>
     <w:p>
       <w:pPr>
         <w:pStyle w:val="Heading3"/>
@@ -5169,9 +5584,9 @@
         </w:pict>
       </w:r>
     </w:p>
-    <w:bookmarkEnd w:id="37"/>
-    <w:bookmarkEnd w:id="38"/>
-    <w:bookmarkStart w:id="40" w:name="X08c545cdaea16d13c66d050a73fae11a3e2b4eb"/>
+    <w:bookmarkEnd w:id="39"/>
+    <w:bookmarkEnd w:id="40"/>
+    <w:bookmarkStart w:id="42" w:name="X08c545cdaea16d13c66d050a73fae11a3e2b4eb"/>
     <w:p>
       <w:pPr>
         <w:pStyle w:val="Heading2"/>
@@ -5240,7 +5655,7 @@
         <w:pStyle w:val="Compact"/>
         <w:numPr>
           <w:ilvl w:val="0"/>
-          <w:numId w:val="1010"/>
+          <w:numId w:val="1011"/>
         </w:numPr>
       </w:pPr>
       <w:r>
@@ -5262,7 +5677,7 @@
         <w:pStyle w:val="Compact"/>
         <w:numPr>
           <w:ilvl w:val="0"/>
-          <w:numId w:val="1010"/>
+          <w:numId w:val="1011"/>
         </w:numPr>
       </w:pPr>
       <w:r>
@@ -5293,7 +5708,7 @@
         <w:pStyle w:val="Compact"/>
         <w:numPr>
           <w:ilvl w:val="0"/>
-          <w:numId w:val="1010"/>
+          <w:numId w:val="1011"/>
         </w:numPr>
       </w:pPr>
       <w:r>
@@ -5348,7 +5763,7 @@
         <w:t xml:space="preserve">defense in depth.</w:t>
       </w:r>
     </w:p>
-    <w:bookmarkStart w:id="39" w:name="X3d7ee481263114e250585e60a9d5c13e5a28baf"/>
+    <w:bookmarkStart w:id="41" w:name="X3d7ee481263114e250585e60a9d5c13e5a28baf"/>
     <w:p>
       <w:pPr>
         <w:pStyle w:val="Heading3"/>
@@ -5434,9 +5849,9 @@
         </w:pict>
       </w:r>
     </w:p>
-    <w:bookmarkEnd w:id="39"/>
-    <w:bookmarkEnd w:id="40"/>
-    <w:bookmarkStart w:id="43" w:name="X11a9cb1723e5b511bbccf75d2588530cdcc5b38"/>
+    <w:bookmarkEnd w:id="41"/>
+    <w:bookmarkEnd w:id="42"/>
+    <w:bookmarkStart w:id="45" w:name="X11a9cb1723e5b511bbccf75d2588530cdcc5b38"/>
     <w:p>
       <w:pPr>
         <w:pStyle w:val="Heading2"/>
@@ -5505,7 +5920,7 @@
         <w:t xml:space="preserve">described as non-compliant for a control it does not need.</w:t>
       </w:r>
     </w:p>
-    <w:bookmarkStart w:id="41" w:name="X592ab2cc59a074e35b688ecba31d6bf75ef08fd"/>
+    <w:bookmarkStart w:id="43" w:name="X592ab2cc59a074e35b688ecba31d6bf75ef08fd"/>
     <w:p>
       <w:pPr>
         <w:pStyle w:val="Heading3"/>
@@ -5638,8 +6053,8 @@
         <w:t xml:space="preserve">sink fail.</w:t>
       </w:r>
     </w:p>
-    <w:bookmarkEnd w:id="41"/>
-    <w:bookmarkStart w:id="42" w:name="X4cc549780cd7e61d6d0628e1c196c335036c46e"/>
+    <w:bookmarkEnd w:id="43"/>
+    <w:bookmarkStart w:id="44" w:name="X4cc549780cd7e61d6d0628e1c196c335036c46e"/>
     <w:p>
       <w:pPr>
         <w:pStyle w:val="Heading3"/>
@@ -5765,9 +6180,9 @@
         </w:pict>
       </w:r>
     </w:p>
-    <w:bookmarkEnd w:id="42"/>
-    <w:bookmarkEnd w:id="43"/>
-    <w:bookmarkStart w:id="48" w:name="X48eebdbfd8d38cb086e115614d17c7297664944"/>
+    <w:bookmarkEnd w:id="44"/>
+    <w:bookmarkEnd w:id="45"/>
+    <w:bookmarkStart w:id="50" w:name="X48eebdbfd8d38cb086e115614d17c7297664944"/>
     <w:p>
       <w:pPr>
         <w:pStyle w:val="Heading2"/>
@@ -5790,7 +6205,7 @@
         <w:t xml:space="preserve">what makes it worth more than the rest of your security page.</w:t>
       </w:r>
     </w:p>
-    <w:bookmarkStart w:id="44" w:name="X0962a595a15c980cbc426c4ee953da82dbc2640"/>
+    <w:bookmarkStart w:id="46" w:name="X0962a595a15c980cbc426c4ee953da82dbc2640"/>
     <w:p>
       <w:pPr>
         <w:pStyle w:val="Heading3"/>
@@ -6243,8 +6658,8 @@
         <w:t xml:space="preserve">that gap is the work rather than the waiver.</w:t>
       </w:r>
     </w:p>
-    <w:bookmarkEnd w:id="44"/>
-    <w:bookmarkStart w:id="45" w:name="Xca148109ff5f44572641d020555735042fe03e4"/>
+    <w:bookmarkEnd w:id="46"/>
+    <w:bookmarkStart w:id="47" w:name="Xca148109ff5f44572641d020555735042fe03e4"/>
     <w:p>
       <w:pPr>
         <w:pStyle w:val="Heading3"/>
@@ -6491,8 +6906,8 @@
         <w:t xml:space="preserve">proportion of those a consumer can resolve to an identity.</w:t>
       </w:r>
     </w:p>
-    <w:bookmarkEnd w:id="45"/>
-    <w:bookmarkStart w:id="46" w:name="Xe1acf8bcb72e6c414f95b924737381b6debc42f"/>
+    <w:bookmarkEnd w:id="47"/>
+    <w:bookmarkStart w:id="48" w:name="Xe1acf8bcb72e6c414f95b924737381b6debc42f"/>
     <w:p>
       <w:pPr>
         <w:pStyle w:val="Heading3"/>
@@ -6805,7 +7220,7 @@
       <w:r>
         <w:t xml:space="preserve"> </w:t>
       </w:r>
-      <w:hyperlink r:id="rId23">
+      <w:hyperlink r:id="rId25">
         <w:r>
           <w:rPr>
             <w:rStyle w:val="Hyperlink"/>
@@ -6829,8 +7244,8 @@
         <w:t xml:space="preserve">list.</w:t>
       </w:r>
     </w:p>
-    <w:bookmarkEnd w:id="46"/>
-    <w:bookmarkStart w:id="47" w:name="Xc32df6696e9411929dcc3ab12f3985f03bc5873"/>
+    <w:bookmarkEnd w:id="48"/>
+    <w:bookmarkStart w:id="49" w:name="Xc32df6696e9411929dcc3ab12f3985f03bc5873"/>
     <w:p>
       <w:pPr>
         <w:pStyle w:val="Heading3"/>
@@ -6970,9 +7385,9 @@
         </w:pict>
       </w:r>
     </w:p>
-    <w:bookmarkEnd w:id="47"/>
-    <w:bookmarkEnd w:id="48"/>
-    <w:bookmarkStart w:id="51" w:name="X254797a2ada8f8185b1c8b4abb87efa09aeaec0"/>
+    <w:bookmarkEnd w:id="49"/>
+    <w:bookmarkEnd w:id="50"/>
+    <w:bookmarkStart w:id="53" w:name="X254797a2ada8f8185b1c8b4abb87efa09aeaec0"/>
     <w:p>
       <w:pPr>
         <w:pStyle w:val="Heading2"/>
@@ -7098,7 +7513,7 @@
         <w:t xml:space="preserve">to push the trust root as low as the operator is willing to go.</w:t>
       </w:r>
     </w:p>
-    <w:bookmarkStart w:id="49" w:name="X03039a66da44c7154d14d988511a9288cf0ecd3"/>
+    <w:bookmarkStart w:id="51" w:name="X03039a66da44c7154d14d988511a9288cf0ecd3"/>
     <w:p>
       <w:pPr>
         <w:pStyle w:val="Heading3"/>
@@ -7119,156 +7534,6 @@
       </w:r>
       <w:r>
         <w:t xml:space="preserve">yours:</w:t>
-      </w:r>
-    </w:p>
-    <w:p>
-      <w:pPr>
-        <w:pStyle w:val="Compact"/>
-        <w:numPr>
-          <w:ilvl w:val="0"/>
-          <w:numId w:val="1011"/>
-        </w:numPr>
-      </w:pPr>
-      <w:r>
-        <w:t xml:space="preserve">file-integrity monitoring against a baseline</w:t>
-      </w:r>
-    </w:p>
-    <w:p>
-      <w:pPr>
-        <w:pStyle w:val="Compact"/>
-        <w:numPr>
-          <w:ilvl w:val="0"/>
-          <w:numId w:val="1011"/>
-        </w:numPr>
-      </w:pPr>
-      <w:r>
-        <w:t xml:space="preserve">immutable or read-only deployment with writable state confined to the data store</w:t>
-      </w:r>
-    </w:p>
-    <w:p>
-      <w:pPr>
-        <w:pStyle w:val="Compact"/>
-        <w:numPr>
-          <w:ilvl w:val="0"/>
-          <w:numId w:val="1011"/>
-        </w:numPr>
-      </w:pPr>
-      <w:r>
-        <w:t xml:space="preserve">least-privilege file ownership so the running account cannot rewrite its own code</w:t>
-      </w:r>
-    </w:p>
-    <w:p>
-      <w:pPr>
-        <w:pStyle w:val="Compact"/>
-        <w:numPr>
-          <w:ilvl w:val="0"/>
-          <w:numId w:val="1011"/>
-        </w:numPr>
-      </w:pPr>
-      <w:r>
-        <w:t xml:space="preserve">confinement under a mandatory access control system</w:t>
-      </w:r>
-    </w:p>
-    <w:p>
-      <w:pPr>
-        <w:pStyle w:val="Compact"/>
-        <w:numPr>
-          <w:ilvl w:val="0"/>
-          <w:numId w:val="1011"/>
-        </w:numPr>
-      </w:pPr>
-      <w:r>
-        <w:t xml:space="preserve">signed-artifact admission control that rejects anything unsigned</w:t>
-      </w:r>
-    </w:p>
-    <w:p>
-      <w:pPr>
-        <w:pStyle w:val="FirstParagraph"/>
-      </w:pPr>
-      <w:r>
-        <w:t xml:space="preserve">Ship a hardening guide with a concrete list of paths to monitor and example rules, so the operator has</w:t>
-      </w:r>
-      <w:r>
-        <w:t xml:space="preserve"> </w:t>
-      </w:r>
-      <w:r>
-        <w:t xml:space="preserve">something to apply on day one rather than a category name.</w:t>
-      </w:r>
-    </w:p>
-    <w:bookmarkEnd w:id="49"/>
-    <w:bookmarkStart w:id="50" w:name="X438150f8dfc89784d5bd3543f347a17625c0f0c"/>
-    <w:p>
-      <w:pPr>
-        <w:pStyle w:val="Heading3"/>
-      </w:pPr>
-      <w:r>
-        <w:t xml:space="preserve">Roll out a blocking verification control in audit mode first</w:t>
-      </w:r>
-    </w:p>
-    <w:p>
-      <w:pPr>
-        <w:pStyle w:val="FirstParagraph"/>
-      </w:pPr>
-      <w:r>
-        <w:t xml:space="preserve">A control that rejects artifacts failing verification will also reject valid artifacts whenever its</w:t>
-      </w:r>
-      <w:r>
-        <w:t xml:space="preserve"> </w:t>
-      </w:r>
-      <w:r>
-        <w:t xml:space="preserve">own preconditions are unmet -- for instance when the enforcing component cannot reach the store</w:t>
-      </w:r>
-      <w:r>
-        <w:t xml:space="preserve"> </w:t>
-      </w:r>
-      <w:r>
-        <w:t xml:space="preserve">holding the signatures it must fetch.</w:t>
-      </w:r>
-    </w:p>
-    <w:p>
-      <w:pPr>
-        <w:pStyle w:val="BodyText"/>
-      </w:pPr>
-      <w:r>
-        <w:t xml:space="preserve">Start in audit mode where it reports but does not block, confirm it is resolving what it needs, then</w:t>
-      </w:r>
-      <w:r>
-        <w:t xml:space="preserve"> </w:t>
-      </w:r>
-      <w:r>
-        <w:t xml:space="preserve">switch to enforce. The alternative is a rollout that blocks legitimate deployments on day one and gets</w:t>
-      </w:r>
-      <w:r>
-        <w:t xml:space="preserve"> </w:t>
-      </w:r>
-      <w:r>
-        <w:t xml:space="preserve">switched off permanently as a result.</w:t>
-      </w:r>
-    </w:p>
-    <w:p>
-      <w:r>
-        <w:pict>
-          <v:rect style="width:0;height:1.5pt" o:hralign="center" o:hrstd="t" o:hr="t"/>
-        </w:pict>
-      </w:r>
-    </w:p>
-    <w:bookmarkEnd w:id="50"/>
-    <w:bookmarkEnd w:id="51"/>
-    <w:bookmarkStart w:id="53" w:name="Xc32b009c31e5f6409196a95ed4c1406da6dc82b"/>
-    <w:p>
-      <w:pPr>
-        <w:pStyle w:val="Heading2"/>
-      </w:pPr>
-      <w:r>
-        <w:t xml:space="preserve">12. Vulnerability response, exercised</w:t>
-      </w:r>
-    </w:p>
-    <w:p>
-      <w:pPr>
-        <w:pStyle w:val="FirstParagraph"/>
-      </w:pPr>
-      <w:r>
-        <w:t xml:space="preserve">A response program is a process control, not a document. It needs:</w:t>
       </w:r>
     </w:p>
     <w:p>
@@ -7280,7 +7545,7 @@
         </w:numPr>
       </w:pPr>
       <w:r>
-        <w:t xml:space="preserve">A defined private intake channel.</w:t>
+        <w:t xml:space="preserve">file-integrity monitoring against a baseline</w:t>
       </w:r>
     </w:p>
     <w:p>
@@ -7292,7 +7557,7 @@
         </w:numPr>
       </w:pPr>
       <w:r>
-        <w:t xml:space="preserve">Severity-banded remediation windows.</w:t>
+        <w:t xml:space="preserve">immutable or read-only deployment with writable state confined to the data store</w:t>
       </w:r>
     </w:p>
     <w:p>
@@ -7304,7 +7569,7 @@
         </w:numPr>
       </w:pPr>
       <w:r>
-        <w:t xml:space="preserve">A root-cause review for significant findings, feeding systemic causes back into the standard.</w:t>
+        <w:t xml:space="preserve">least-privilege file ownership so the running account cannot rewrite its own code</w:t>
       </w:r>
     </w:p>
     <w:p>
@@ -7316,7 +7581,7 @@
         </w:numPr>
       </w:pPr>
       <w:r>
-        <w:t xml:space="preserve">Coordinated disclosure after a fix exists.</w:t>
+        <w:t xml:space="preserve">confinement under a mandatory access control system</w:t>
       </w:r>
     </w:p>
     <w:p>
@@ -7328,23 +7593,7 @@
         </w:numPr>
       </w:pPr>
       <w:r>
-        <w:rPr>
-          <w:b/>
-          <w:bCs/>
-        </w:rPr>
-        <w:t xml:space="preserve">The machinery exercised end to end at least once, as a dry run.</w:t>
-      </w:r>
-      <w:r>
-        <w:t xml:space="preserve"> </w:t>
-      </w:r>
-      <w:r>
-        <w:t xml:space="preserve">This is the part usually</w:t>
-      </w:r>
-      <w:r>
-        <w:t xml:space="preserve"> </w:t>
-      </w:r>
-      <w:r>
-        <w:t xml:space="preserve">missing, and it is the part that finds the broken intake address before a real reporter does.</w:t>
+        <w:t xml:space="preserve">signed-artifact admission control that rejects anything unsigned</w:t>
       </w:r>
     </w:p>
     <w:p>
@@ -7352,35 +7601,43 @@
         <w:pStyle w:val="FirstParagraph"/>
       </w:pPr>
       <w:r>
-        <w:rPr>
-          <w:b/>
-          <w:bCs/>
-        </w:rPr>
-        <w:t xml:space="preserve">State when the clock starts, next to the window.</w:t>
-      </w:r>
-      <w:r>
-        <w:t xml:space="preserve"> </w:t>
-      </w:r>
-      <w:r>
-        <w:t xml:space="preserve">The two obvious choices give very different</w:t>
-      </w:r>
-      <w:r>
-        <w:t xml:space="preserve"> </w:t>
-      </w:r>
-      <w:r>
-        <w:t xml:space="preserve">numbers. Measuring from your own triage is right for your own defects. Measuring from the point an</w:t>
-      </w:r>
-      <w:r>
-        <w:t xml:space="preserve"> </w:t>
-      </w:r>
-      <w:r>
-        <w:t xml:space="preserve">upstream fixed version exists is right for a third-party advisory, because a clock started at triage</w:t>
-      </w:r>
-      <w:r>
-        <w:t xml:space="preserve"> </w:t>
-      </w:r>
-      <w:r>
-        <w:t xml:space="preserve">runs against something you cannot act on.</w:t>
+        <w:t xml:space="preserve">Ship a hardening guide with a concrete list of paths to monitor and example rules, so the operator has</w:t>
+      </w:r>
+      <w:r>
+        <w:t xml:space="preserve"> </w:t>
+      </w:r>
+      <w:r>
+        <w:t xml:space="preserve">something to apply on day one rather than a category name.</w:t>
+      </w:r>
+    </w:p>
+    <w:bookmarkEnd w:id="51"/>
+    <w:bookmarkStart w:id="52" w:name="X438150f8dfc89784d5bd3543f347a17625c0f0c"/>
+    <w:p>
+      <w:pPr>
+        <w:pStyle w:val="Heading3"/>
+      </w:pPr>
+      <w:r>
+        <w:t xml:space="preserve">Roll out a blocking verification control in audit mode first</w:t>
+      </w:r>
+    </w:p>
+    <w:p>
+      <w:pPr>
+        <w:pStyle w:val="FirstParagraph"/>
+      </w:pPr>
+      <w:r>
+        <w:t xml:space="preserve">A control that rejects artifacts failing verification will also reject valid artifacts whenever its</w:t>
+      </w:r>
+      <w:r>
+        <w:t xml:space="preserve"> </w:t>
+      </w:r>
+      <w:r>
+        <w:t xml:space="preserve">own preconditions are unmet -- for instance when the enforcing component cannot reach the store</w:t>
+      </w:r>
+      <w:r>
+        <w:t xml:space="preserve"> </w:t>
+      </w:r>
+      <w:r>
+        <w:t xml:space="preserve">holding the signatures it must fetch.</w:t>
       </w:r>
     </w:p>
     <w:p>
@@ -7388,383 +7645,19 @@
         <w:pStyle w:val="BodyText"/>
       </w:pPr>
       <w:r>
-        <w:t xml:space="preserve">Pick per finding class, say which, and track the waiting period itself, so an unfixable advisory is</w:t>
-      </w:r>
-      <w:r>
-        <w:t xml:space="preserve"> </w:t>
-      </w:r>
-      <w:r>
-        <w:t xml:space="preserve">visible rather than silently blowing a window.</w:t>
-      </w:r>
-    </w:p>
-    <w:bookmarkStart w:id="52" w:name="what-actually-closes-a-finding"/>
-    <w:p>
-      <w:pPr>
-        <w:pStyle w:val="Heading3"/>
-      </w:pPr>
-      <w:r>
-        <w:t xml:space="preserve">What actually closes a finding</w:t>
-      </w:r>
-    </w:p>
-    <w:p>
-      <w:pPr>
-        <w:pStyle w:val="FirstParagraph"/>
-      </w:pPr>
-      <w:r>
-        <w:rPr>
-          <w:b/>
-          <w:bCs/>
-        </w:rPr>
-        <w:t xml:space="preserve">A finding is closed by the check that produced it going green on the commit containing the fix --</w:t>
-      </w:r>
-      <w:r>
-        <w:rPr>
-          <w:b/>
-          <w:bCs/>
-        </w:rPr>
-        <w:t xml:space="preserve"> </w:t>
-      </w:r>
-      <w:r>
-        <w:rPr>
-          <w:b/>
-          <w:bCs/>
-        </w:rPr>
-        <w:t xml:space="preserve">not by the fix merging, and not by a later full-suite run being green.</w:t>
-      </w:r>
-      <w:r>
-        <w:t xml:space="preserve"> </w:t>
-      </w:r>
-      <w:r>
-        <w:rPr>
-          <w:b/>
-          <w:bCs/>
-        </w:rPr>
-        <w:t xml:space="preserve">[prompted by: 800-53 SI-2b]</w:t>
-      </w:r>
-      <w:r>
-        <w:t xml:space="preserve"> </w:t>
-      </w:r>
-      <w:r>
-        <w:t xml:space="preserve">The control asks that remediation be tested for effectiveness and for</w:t>
-      </w:r>
-      <w:r>
-        <w:t xml:space="preserve"> </w:t>
-      </w:r>
-      <w:r>
-        <w:t xml:space="preserve">side effects before installation. Naming the originating detector as the thing that has to change its</w:t>
-      </w:r>
-      <w:r>
-        <w:t xml:space="preserve"> </w:t>
-      </w:r>
-      <w:r>
-        <w:t xml:space="preserve">verdict is narrower than that, and no catalog states it as a requirement -- it is this document's.</w:t>
-      </w:r>
-      <w:r>
-        <w:t xml:space="preserve"> </w:t>
-      </w:r>
-      <w:r>
-        <w:t xml:space="preserve">A merged fix is a change with an intention attached to it. A green suite establishes that the suite</w:t>
-      </w:r>
-      <w:r>
-        <w:t xml:space="preserve"> </w:t>
-      </w:r>
-      <w:r>
-        <w:t xml:space="preserve">passed; it does not establish that this finding's detector ran and changed its verdict. Those are two</w:t>
-      </w:r>
-      <w:r>
-        <w:t xml:space="preserve"> </w:t>
-      </w:r>
-      <w:r>
-        <w:t xml:space="preserve">different sentences, and only the second one closes anything.</w:t>
-      </w:r>
-    </w:p>
-    <w:p>
-      <w:pPr>
-        <w:pStyle w:val="BodyText"/>
-      </w:pPr>
-      <w:r>
-        <w:rPr>
-          <w:b/>
-          <w:bCs/>
-        </w:rPr>
-        <w:t xml:space="preserve">The confirming run has to be a mirror copy of the original: same check, same ruleset, same scope.</w:t>
-      </w:r>
-      <w:r>
-        <w:t xml:space="preserve"> </w:t>
-      </w:r>
-      <w:r>
-        <w:rPr>
-          <w:b/>
-          <w:bCs/>
-        </w:rPr>
-        <w:t xml:space="preserve">[derived: 800-115 section 8.3]</w:t>
-      </w:r>
-      <w:r>
-        <w:t xml:space="preserve"> </w:t>
-      </w:r>
-      <w:r>
-        <w:t xml:space="preserve">A fix confirmed by a differently-configured run has not been</w:t>
-      </w:r>
-      <w:r>
-        <w:t xml:space="preserve"> </w:t>
-      </w:r>
-      <w:r>
-        <w:t xml:space="preserve">confirmed. This is the failure mode section 5 already names for baselines -- zero findings on a weak</w:t>
-      </w:r>
-      <w:r>
-        <w:t xml:space="preserve"> </w:t>
-      </w:r>
-      <w:r>
-        <w:t xml:space="preserve">ruleset proves nothing -- applied to the closing run instead of the opening one, and it is the part</w:t>
-      </w:r>
-      <w:r>
-        <w:t xml:space="preserve"> </w:t>
-      </w:r>
-      <w:r>
-        <w:t xml:space="preserve">that makes a retest mean anything rather than being a second green badge.</w:t>
-      </w:r>
-    </w:p>
-    <w:p>
-      <w:pPr>
-        <w:pStyle w:val="BodyText"/>
-      </w:pPr>
-      <w:r>
-        <w:t xml:space="preserve">Record three fields per closed finding: the finding identifier, the fix commit, and the identifier of</w:t>
-      </w:r>
-      <w:r>
-        <w:t xml:space="preserve"> </w:t>
-      </w:r>
-      <w:r>
-        <w:t xml:space="preserve">the confirming run. The third field is the one carrying the weight, because a reviewer can resolve a</w:t>
-      </w:r>
-      <w:r>
-        <w:t xml:space="preserve"> </w:t>
-      </w:r>
-      <w:r>
-        <w:t xml:space="preserve">run identifier to a verdict and cannot resolve the word "fixed" to anything at all.</w:t>
-      </w:r>
-    </w:p>
-    <w:p>
-      <w:pPr>
-        <w:pStyle w:val="BodyText"/>
-      </w:pPr>
-      <w:r>
-        <w:t xml:space="preserve">Two ways this fails. Both are common enough to name rather than leave to inference.</w:t>
-      </w:r>
-    </w:p>
-    <w:p>
-      <w:pPr>
-        <w:pStyle w:val="BodyText"/>
-      </w:pPr>
-      <w:r>
-        <w:rPr>
-          <w:b/>
-          <w:bCs/>
-        </w:rPr>
-        <w:t xml:space="preserve">The fix merges and the check is never re-run</w:t>
-      </w:r>
-      <w:r>
-        <w:t xml:space="preserve">, because the check that produced the finding only</w:t>
-      </w:r>
-      <w:r>
-        <w:t xml:space="preserve"> </w:t>
-      </w:r>
-      <w:r>
-        <w:t xml:space="preserve">fires on a schedule. For anything caught by a blocking check the retest is automatic by construction</w:t>
-      </w:r>
-      <w:r>
-        <w:t xml:space="preserve"> </w:t>
-      </w:r>
-      <w:r>
-        <w:t xml:space="preserve">and this rule costs nothing -- most of the value is simply in saying that this is what closure means.</w:t>
-      </w:r>
-      <w:r>
-        <w:t xml:space="preserve"> </w:t>
-      </w:r>
-      <w:r>
-        <w:t xml:space="preserve">The manual work is entirely in the scheduled and advisory jobs, which are precisely the ones nobody</w:t>
-      </w:r>
-      <w:r>
-        <w:t xml:space="preserve"> </w:t>
-      </w:r>
-      <w:r>
-        <w:t xml:space="preserve">re-runs on purpose.</w:t>
-      </w:r>
-    </w:p>
-    <w:p>
-      <w:pPr>
-        <w:pStyle w:val="BodyText"/>
-      </w:pPr>
-      <w:r>
-        <w:rPr>
-          <w:b/>
-          <w:bCs/>
-        </w:rPr>
-        <w:t xml:space="preserve">The finding is closed by adding a suppression.</w:t>
-      </w:r>
-      <w:r>
-        <w:t xml:space="preserve"> </w:t>
-      </w:r>
-      <w:r>
-        <w:t xml:space="preserve">Under section 16 a suppressed rule class is a</w:t>
-      </w:r>
-      <w:r>
-        <w:t xml:space="preserve"> </w:t>
-      </w:r>
-      <w:r>
-        <w:t xml:space="preserve">control that has been turned off, so a suppression routes the finding into the suppression review and</w:t>
-      </w:r>
-      <w:r>
-        <w:t xml:space="preserve"> </w:t>
-      </w:r>
-      <w:r>
-        <w:t xml:space="preserve">never into the closed column. Without that clause stated outright, this rule makes the closure count</w:t>
-      </w:r>
-      <w:r>
-        <w:t xml:space="preserve"> </w:t>
-      </w:r>
-      <w:r>
-        <w:t xml:space="preserve">look better while making the posture worse -- which is the exact species of badge the anti-metrics</w:t>
-      </w:r>
-      <w:r>
-        <w:t xml:space="preserve"> </w:t>
-      </w:r>
-      <w:r>
-        <w:t xml:space="preserve">table in section 5 exists to catch.</w:t>
-      </w:r>
-    </w:p>
-    <w:p>
-      <w:pPr>
-        <w:pStyle w:val="BodyText"/>
-      </w:pPr>
-      <w:r>
-        <w:t xml:space="preserve">Every finding therefore ends in exactly one of two places: closed by retest, or held under a dated</w:t>
-      </w:r>
-      <w:r>
-        <w:t xml:space="preserve"> </w:t>
-      </w:r>
-      <w:r>
-        <w:t xml:space="preserve">signed acceptance in section 13. A finding in neither is an open item wearing the costume of a closed</w:t>
-      </w:r>
-      <w:r>
-        <w:t xml:space="preserve"> </w:t>
-      </w:r>
-      <w:r>
-        <w:t xml:space="preserve">one.</w:t>
-      </w:r>
-    </w:p>
-    <w:p>
-      <w:pPr>
-        <w:pStyle w:val="BodyText"/>
-      </w:pPr>
-      <w:r>
-        <w:t xml:space="preserve">The cost is three fields in a tracker you already have, plus a re-run that was going to happen anyway,</w:t>
-      </w:r>
-      <w:r>
-        <w:t xml:space="preserve"> </w:t>
-      </w:r>
-      <w:r>
-        <w:t xml:space="preserve">so this adds no row to the release gate. It is</w:t>
-      </w:r>
-      <w:r>
-        <w:t xml:space="preserve"> </w:t>
-      </w:r>
-      <w:r>
-        <w:rPr>
-          <w:i/>
-          <w:iCs/>
-        </w:rPr>
-        <w:t xml:space="preserve">fire the failure class at the gate before crediting</w:t>
-      </w:r>
-      <w:r>
-        <w:rPr>
-          <w:i/>
-          <w:iCs/>
-        </w:rPr>
-        <w:t xml:space="preserve"> </w:t>
-      </w:r>
-      <w:r>
-        <w:rPr>
-          <w:i/>
-          <w:iCs/>
-        </w:rPr>
-        <w:t xml:space="preserve">its green</w:t>
-      </w:r>
-      <w:r>
-        <w:t xml:space="preserve"> </w:t>
-      </w:r>
-      <w:r>
-        <w:t xml:space="preserve">from section 5, applied per finding rather than per control; that section states the</w:t>
-      </w:r>
-      <w:r>
-        <w:t xml:space="preserve"> </w:t>
-      </w:r>
-      <w:r>
-        <w:t xml:space="preserve">relationship between the two and it is not restated here.</w:t>
-      </w:r>
-    </w:p>
-    <w:p>
-      <w:pPr>
-        <w:pStyle w:val="BodyText"/>
-      </w:pPr>
-      <w:r>
-        <w:rPr>
-          <w:b/>
-          <w:bCs/>
-        </w:rPr>
-        <w:t xml:space="preserve">Measure time-to-remediate against the windows you set.</w:t>
-      </w:r>
-      <w:r>
-        <w:t xml:space="preserve"> </w:t>
-      </w:r>
-      <w:r>
-        <w:rPr>
-          <w:b/>
-          <w:bCs/>
-        </w:rPr>
-        <w:t xml:space="preserve">[derived: 800-53 SI-2(3)]</w:t>
-      </w:r>
-      <w:r>
-        <w:t xml:space="preserve"> </w:t>
-      </w:r>
-      <w:r>
-        <w:t xml:space="preserve">Record the</w:t>
-      </w:r>
-      <w:r>
-        <w:t xml:space="preserve"> </w:t>
-      </w:r>
-      <w:r>
-        <w:t xml:space="preserve">identification date and the remediation date per finding, and compare the distribution against your</w:t>
-      </w:r>
-      <w:r>
-        <w:t xml:space="preserve"> </w:t>
-      </w:r>
-      <w:r>
-        <w:t xml:space="preserve">stated windows the next time you set them. A window you have never measured against is a number you</w:t>
-      </w:r>
-      <w:r>
-        <w:t xml:space="preserve"> </w:t>
-      </w:r>
-      <w:r>
-        <w:t xml:space="preserve">picked, and this document already forbids treating a picked number as a threshold -- so whatever the</w:t>
-      </w:r>
-      <w:r>
-        <w:t xml:space="preserve"> </w:t>
-      </w:r>
-      <w:r>
-        <w:t xml:space="preserve">data suggests, the resulting window stays labelled project-set and directional. This is also where the</w:t>
-      </w:r>
-      <w:r>
-        <w:t xml:space="preserve"> </w:t>
-      </w:r>
-      <w:r>
-        <w:t xml:space="preserve">waiting period on an unfixable upstream advisory finally gets recorded, rather than being a discipline</w:t>
-      </w:r>
-      <w:r>
-        <w:t xml:space="preserve"> </w:t>
-      </w:r>
-      <w:r>
-        <w:t xml:space="preserve">with nowhere to live.</w:t>
+        <w:t xml:space="preserve">Start in audit mode where it reports but does not block, confirm it is resolving what it needs, then</w:t>
+      </w:r>
+      <w:r>
+        <w:t xml:space="preserve"> </w:t>
+      </w:r>
+      <w:r>
+        <w:t xml:space="preserve">switch to enforce. The alternative is a rollout that blocks legitimate deployments on day one and gets</w:t>
+      </w:r>
+      <w:r>
+        <w:t xml:space="preserve"> </w:t>
+      </w:r>
+      <w:r>
+        <w:t xml:space="preserve">switched off permanently as a result.</w:t>
       </w:r>
     </w:p>
     <w:p>
@@ -7776,7 +7669,529 @@
     </w:p>
     <w:bookmarkEnd w:id="52"/>
     <w:bookmarkEnd w:id="53"/>
-    <w:bookmarkStart w:id="54" w:name="X2e76d4b347a06a9540373165195f11ae36f497b"/>
+    <w:bookmarkStart w:id="55" w:name="Xc32b009c31e5f6409196a95ed4c1406da6dc82b"/>
+    <w:p>
+      <w:pPr>
+        <w:pStyle w:val="Heading2"/>
+      </w:pPr>
+      <w:r>
+        <w:t xml:space="preserve">12. Vulnerability response, exercised</w:t>
+      </w:r>
+    </w:p>
+    <w:p>
+      <w:pPr>
+        <w:pStyle w:val="FirstParagraph"/>
+      </w:pPr>
+      <w:r>
+        <w:t xml:space="preserve">A response program is a process control, not a document. It needs:</w:t>
+      </w:r>
+    </w:p>
+    <w:p>
+      <w:pPr>
+        <w:pStyle w:val="Compact"/>
+        <w:numPr>
+          <w:ilvl w:val="0"/>
+          <w:numId w:val="1013"/>
+        </w:numPr>
+      </w:pPr>
+      <w:r>
+        <w:t xml:space="preserve">A defined private intake channel.</w:t>
+      </w:r>
+    </w:p>
+    <w:p>
+      <w:pPr>
+        <w:pStyle w:val="Compact"/>
+        <w:numPr>
+          <w:ilvl w:val="0"/>
+          <w:numId w:val="1013"/>
+        </w:numPr>
+      </w:pPr>
+      <w:r>
+        <w:t xml:space="preserve">Severity-banded remediation windows.</w:t>
+      </w:r>
+    </w:p>
+    <w:p>
+      <w:pPr>
+        <w:pStyle w:val="Compact"/>
+        <w:numPr>
+          <w:ilvl w:val="0"/>
+          <w:numId w:val="1013"/>
+        </w:numPr>
+      </w:pPr>
+      <w:r>
+        <w:t xml:space="preserve">A root-cause review for significant findings, feeding systemic causes back into the standard.</w:t>
+      </w:r>
+    </w:p>
+    <w:p>
+      <w:pPr>
+        <w:pStyle w:val="Compact"/>
+        <w:numPr>
+          <w:ilvl w:val="0"/>
+          <w:numId w:val="1013"/>
+        </w:numPr>
+      </w:pPr>
+      <w:r>
+        <w:t xml:space="preserve">Coordinated disclosure after a fix exists.</w:t>
+      </w:r>
+    </w:p>
+    <w:p>
+      <w:pPr>
+        <w:pStyle w:val="Compact"/>
+        <w:numPr>
+          <w:ilvl w:val="0"/>
+          <w:numId w:val="1013"/>
+        </w:numPr>
+      </w:pPr>
+      <w:r>
+        <w:rPr>
+          <w:b/>
+          <w:bCs/>
+        </w:rPr>
+        <w:t xml:space="preserve">The machinery exercised end to end at least once, as a dry run.</w:t>
+      </w:r>
+      <w:r>
+        <w:t xml:space="preserve"> </w:t>
+      </w:r>
+      <w:r>
+        <w:t xml:space="preserve">This is the part usually</w:t>
+      </w:r>
+      <w:r>
+        <w:t xml:space="preserve"> </w:t>
+      </w:r>
+      <w:r>
+        <w:t xml:space="preserve">missing, and it is the part that finds the broken intake address before a real reporter does.</w:t>
+      </w:r>
+    </w:p>
+    <w:p>
+      <w:pPr>
+        <w:pStyle w:val="FirstParagraph"/>
+      </w:pPr>
+      <w:r>
+        <w:rPr>
+          <w:b/>
+          <w:bCs/>
+        </w:rPr>
+        <w:t xml:space="preserve">State when the clock starts, next to the window.</w:t>
+      </w:r>
+      <w:r>
+        <w:t xml:space="preserve"> </w:t>
+      </w:r>
+      <w:r>
+        <w:t xml:space="preserve">The two obvious choices give very different</w:t>
+      </w:r>
+      <w:r>
+        <w:t xml:space="preserve"> </w:t>
+      </w:r>
+      <w:r>
+        <w:t xml:space="preserve">numbers. Measuring from your own triage is right for your own defects. Measuring from the point an</w:t>
+      </w:r>
+      <w:r>
+        <w:t xml:space="preserve"> </w:t>
+      </w:r>
+      <w:r>
+        <w:t xml:space="preserve">upstream fixed version exists is right for a third-party advisory, because a clock started at triage</w:t>
+      </w:r>
+      <w:r>
+        <w:t xml:space="preserve"> </w:t>
+      </w:r>
+      <w:r>
+        <w:t xml:space="preserve">runs against something you cannot act on.</w:t>
+      </w:r>
+    </w:p>
+    <w:p>
+      <w:pPr>
+        <w:pStyle w:val="BodyText"/>
+      </w:pPr>
+      <w:r>
+        <w:t xml:space="preserve">Pick per finding class, say which, and track the waiting period itself, so an unfixable advisory is</w:t>
+      </w:r>
+      <w:r>
+        <w:t xml:space="preserve"> </w:t>
+      </w:r>
+      <w:r>
+        <w:t xml:space="preserve">visible rather than silently blowing a window.</w:t>
+      </w:r>
+    </w:p>
+    <w:bookmarkStart w:id="54" w:name="what-actually-closes-a-finding"/>
+    <w:p>
+      <w:pPr>
+        <w:pStyle w:val="Heading3"/>
+      </w:pPr>
+      <w:r>
+        <w:t xml:space="preserve">What actually closes a finding</w:t>
+      </w:r>
+    </w:p>
+    <w:p>
+      <w:pPr>
+        <w:pStyle w:val="FirstParagraph"/>
+      </w:pPr>
+      <w:r>
+        <w:rPr>
+          <w:b/>
+          <w:bCs/>
+        </w:rPr>
+        <w:t xml:space="preserve">A finding is closed by the check that produced it going green on the commit containing the fix --</w:t>
+      </w:r>
+      <w:r>
+        <w:rPr>
+          <w:b/>
+          <w:bCs/>
+        </w:rPr>
+        <w:t xml:space="preserve"> </w:t>
+      </w:r>
+      <w:r>
+        <w:rPr>
+          <w:b/>
+          <w:bCs/>
+        </w:rPr>
+        <w:t xml:space="preserve">not by the fix merging, and not by a later full-suite run being green.</w:t>
+      </w:r>
+      <w:r>
+        <w:t xml:space="preserve"> </w:t>
+      </w:r>
+      <w:r>
+        <w:rPr>
+          <w:b/>
+          <w:bCs/>
+        </w:rPr>
+        <w:t xml:space="preserve">[prompted by: 800-53 SI-2b]</w:t>
+      </w:r>
+      <w:r>
+        <w:t xml:space="preserve"> </w:t>
+      </w:r>
+      <w:r>
+        <w:t xml:space="preserve">The control asks that remediation be tested for effectiveness and for</w:t>
+      </w:r>
+      <w:r>
+        <w:t xml:space="preserve"> </w:t>
+      </w:r>
+      <w:r>
+        <w:t xml:space="preserve">side effects before installation. Naming the originating detector as the thing that has to change its</w:t>
+      </w:r>
+      <w:r>
+        <w:t xml:space="preserve"> </w:t>
+      </w:r>
+      <w:r>
+        <w:t xml:space="preserve">verdict is narrower than that, and no catalog states it as a requirement -- it is this document's.</w:t>
+      </w:r>
+      <w:r>
+        <w:t xml:space="preserve"> </w:t>
+      </w:r>
+      <w:r>
+        <w:t xml:space="preserve">A merged fix is a change with an intention attached to it. A green suite establishes that the suite</w:t>
+      </w:r>
+      <w:r>
+        <w:t xml:space="preserve"> </w:t>
+      </w:r>
+      <w:r>
+        <w:t xml:space="preserve">passed; it does not establish that this finding's detector ran and changed its verdict. Those are two</w:t>
+      </w:r>
+      <w:r>
+        <w:t xml:space="preserve"> </w:t>
+      </w:r>
+      <w:r>
+        <w:t xml:space="preserve">different sentences, and only the second one closes anything.</w:t>
+      </w:r>
+    </w:p>
+    <w:p>
+      <w:pPr>
+        <w:pStyle w:val="BodyText"/>
+      </w:pPr>
+      <w:r>
+        <w:rPr>
+          <w:b/>
+          <w:bCs/>
+        </w:rPr>
+        <w:t xml:space="preserve">The confirming run has to be a mirror copy of the original: same check, same ruleset, same scope.</w:t>
+      </w:r>
+      <w:r>
+        <w:t xml:space="preserve"> </w:t>
+      </w:r>
+      <w:r>
+        <w:rPr>
+          <w:b/>
+          <w:bCs/>
+        </w:rPr>
+        <w:t xml:space="preserve">[derived: 800-115 section 8.3]</w:t>
+      </w:r>
+      <w:r>
+        <w:t xml:space="preserve"> </w:t>
+      </w:r>
+      <w:r>
+        <w:t xml:space="preserve">A fix confirmed by a differently-configured run has not been</w:t>
+      </w:r>
+      <w:r>
+        <w:t xml:space="preserve"> </w:t>
+      </w:r>
+      <w:r>
+        <w:t xml:space="preserve">confirmed. This is the failure mode section 5 already names for baselines -- zero findings on a weak</w:t>
+      </w:r>
+      <w:r>
+        <w:t xml:space="preserve"> </w:t>
+      </w:r>
+      <w:r>
+        <w:t xml:space="preserve">ruleset proves nothing -- applied to the closing run instead of the opening one, and it is the part</w:t>
+      </w:r>
+      <w:r>
+        <w:t xml:space="preserve"> </w:t>
+      </w:r>
+      <w:r>
+        <w:t xml:space="preserve">that makes a retest mean anything rather than being a second green badge.</w:t>
+      </w:r>
+    </w:p>
+    <w:p>
+      <w:pPr>
+        <w:pStyle w:val="BodyText"/>
+      </w:pPr>
+      <w:r>
+        <w:t xml:space="preserve">Record three fields per closed finding: the finding identifier, the fix commit, and the identifier of</w:t>
+      </w:r>
+      <w:r>
+        <w:t xml:space="preserve"> </w:t>
+      </w:r>
+      <w:r>
+        <w:t xml:space="preserve">the confirming run. The third field is the one carrying the weight, because a reviewer can resolve a</w:t>
+      </w:r>
+      <w:r>
+        <w:t xml:space="preserve"> </w:t>
+      </w:r>
+      <w:r>
+        <w:t xml:space="preserve">run identifier to a verdict and cannot resolve the word "fixed" to anything at all.</w:t>
+      </w:r>
+    </w:p>
+    <w:p>
+      <w:pPr>
+        <w:pStyle w:val="BodyText"/>
+      </w:pPr>
+      <w:r>
+        <w:t xml:space="preserve">Two ways this fails. Both are common enough to name rather than leave to inference.</w:t>
+      </w:r>
+    </w:p>
+    <w:p>
+      <w:pPr>
+        <w:pStyle w:val="BodyText"/>
+      </w:pPr>
+      <w:r>
+        <w:rPr>
+          <w:b/>
+          <w:bCs/>
+        </w:rPr>
+        <w:t xml:space="preserve">The fix merges and the check is never re-run</w:t>
+      </w:r>
+      <w:r>
+        <w:t xml:space="preserve">, because the check that produced the finding only</w:t>
+      </w:r>
+      <w:r>
+        <w:t xml:space="preserve"> </w:t>
+      </w:r>
+      <w:r>
+        <w:t xml:space="preserve">fires on a schedule. For anything caught by a blocking check the retest is automatic by construction</w:t>
+      </w:r>
+      <w:r>
+        <w:t xml:space="preserve"> </w:t>
+      </w:r>
+      <w:r>
+        <w:t xml:space="preserve">and this rule costs nothing -- most of the value is simply in saying that this is what closure means.</w:t>
+      </w:r>
+      <w:r>
+        <w:t xml:space="preserve"> </w:t>
+      </w:r>
+      <w:r>
+        <w:t xml:space="preserve">The manual work is entirely in the scheduled and advisory jobs, which are precisely the ones nobody</w:t>
+      </w:r>
+      <w:r>
+        <w:t xml:space="preserve"> </w:t>
+      </w:r>
+      <w:r>
+        <w:t xml:space="preserve">re-runs on purpose.</w:t>
+      </w:r>
+    </w:p>
+    <w:p>
+      <w:pPr>
+        <w:pStyle w:val="BodyText"/>
+      </w:pPr>
+      <w:r>
+        <w:rPr>
+          <w:b/>
+          <w:bCs/>
+        </w:rPr>
+        <w:t xml:space="preserve">The finding is closed by adding a suppression.</w:t>
+      </w:r>
+      <w:r>
+        <w:t xml:space="preserve"> </w:t>
+      </w:r>
+      <w:r>
+        <w:t xml:space="preserve">Under section 16 a suppressed rule class is a</w:t>
+      </w:r>
+      <w:r>
+        <w:t xml:space="preserve"> </w:t>
+      </w:r>
+      <w:r>
+        <w:t xml:space="preserve">control that has been turned off, so a suppression routes the finding into the suppression review and</w:t>
+      </w:r>
+      <w:r>
+        <w:t xml:space="preserve"> </w:t>
+      </w:r>
+      <w:r>
+        <w:t xml:space="preserve">never into the closed column. Without that clause stated outright, this rule makes the closure count</w:t>
+      </w:r>
+      <w:r>
+        <w:t xml:space="preserve"> </w:t>
+      </w:r>
+      <w:r>
+        <w:t xml:space="preserve">look better while making the posture worse -- which is the exact species of badge the anti-metrics</w:t>
+      </w:r>
+      <w:r>
+        <w:t xml:space="preserve"> </w:t>
+      </w:r>
+      <w:r>
+        <w:t xml:space="preserve">table in section 5 exists to catch.</w:t>
+      </w:r>
+    </w:p>
+    <w:p>
+      <w:pPr>
+        <w:pStyle w:val="BodyText"/>
+      </w:pPr>
+      <w:r>
+        <w:t xml:space="preserve">Every finding therefore ends in exactly one of two places: closed by retest, or held under a dated</w:t>
+      </w:r>
+      <w:r>
+        <w:t xml:space="preserve"> </w:t>
+      </w:r>
+      <w:r>
+        <w:t xml:space="preserve">signed acceptance in section 13. A finding in neither is an open item wearing the costume of a closed</w:t>
+      </w:r>
+      <w:r>
+        <w:t xml:space="preserve"> </w:t>
+      </w:r>
+      <w:r>
+        <w:t xml:space="preserve">one.</w:t>
+      </w:r>
+    </w:p>
+    <w:p>
+      <w:pPr>
+        <w:pStyle w:val="BodyText"/>
+      </w:pPr>
+      <w:r>
+        <w:t xml:space="preserve">The cost is three fields in a tracker you already have, plus a re-run that was going to happen anyway,</w:t>
+      </w:r>
+      <w:r>
+        <w:t xml:space="preserve"> </w:t>
+      </w:r>
+      <w:r>
+        <w:t xml:space="preserve">so this adds no row to the release gate. It is</w:t>
+      </w:r>
+      <w:r>
+        <w:t xml:space="preserve"> </w:t>
+      </w:r>
+      <w:r>
+        <w:rPr>
+          <w:i/>
+          <w:iCs/>
+        </w:rPr>
+        <w:t xml:space="preserve">fire the failure class at the gate before crediting</w:t>
+      </w:r>
+      <w:r>
+        <w:rPr>
+          <w:i/>
+          <w:iCs/>
+        </w:rPr>
+        <w:t xml:space="preserve"> </w:t>
+      </w:r>
+      <w:r>
+        <w:rPr>
+          <w:i/>
+          <w:iCs/>
+        </w:rPr>
+        <w:t xml:space="preserve">its green</w:t>
+      </w:r>
+      <w:r>
+        <w:t xml:space="preserve"> </w:t>
+      </w:r>
+      <w:r>
+        <w:t xml:space="preserve">from section 5, applied per finding rather than per control; that section states the</w:t>
+      </w:r>
+      <w:r>
+        <w:t xml:space="preserve"> </w:t>
+      </w:r>
+      <w:r>
+        <w:t xml:space="preserve">relationship between the two and it is not restated here.</w:t>
+      </w:r>
+    </w:p>
+    <w:p>
+      <w:pPr>
+        <w:pStyle w:val="BodyText"/>
+      </w:pPr>
+      <w:r>
+        <w:rPr>
+          <w:b/>
+          <w:bCs/>
+        </w:rPr>
+        <w:t xml:space="preserve">Measure time-to-remediate against the windows you set.</w:t>
+      </w:r>
+      <w:r>
+        <w:t xml:space="preserve"> </w:t>
+      </w:r>
+      <w:r>
+        <w:rPr>
+          <w:b/>
+          <w:bCs/>
+        </w:rPr>
+        <w:t xml:space="preserve">[derived: 800-53 SI-2(3)]</w:t>
+      </w:r>
+      <w:r>
+        <w:t xml:space="preserve"> </w:t>
+      </w:r>
+      <w:r>
+        <w:t xml:space="preserve">Record the</w:t>
+      </w:r>
+      <w:r>
+        <w:t xml:space="preserve"> </w:t>
+      </w:r>
+      <w:r>
+        <w:t xml:space="preserve">identification date and the remediation date per finding, and compare the distribution against your</w:t>
+      </w:r>
+      <w:r>
+        <w:t xml:space="preserve"> </w:t>
+      </w:r>
+      <w:r>
+        <w:t xml:space="preserve">stated windows the next time you set them. A window you have never measured against is a number you</w:t>
+      </w:r>
+      <w:r>
+        <w:t xml:space="preserve"> </w:t>
+      </w:r>
+      <w:r>
+        <w:t xml:space="preserve">picked, and this document already forbids treating a picked number as a threshold -- so whatever the</w:t>
+      </w:r>
+      <w:r>
+        <w:t xml:space="preserve"> </w:t>
+      </w:r>
+      <w:r>
+        <w:t xml:space="preserve">data suggests, the resulting window stays labelled project-set and directional. This is also where the</w:t>
+      </w:r>
+      <w:r>
+        <w:t xml:space="preserve"> </w:t>
+      </w:r>
+      <w:r>
+        <w:t xml:space="preserve">waiting period on an unfixable upstream advisory finally gets recorded, rather than being a discipline</w:t>
+      </w:r>
+      <w:r>
+        <w:t xml:space="preserve"> </w:t>
+      </w:r>
+      <w:r>
+        <w:t xml:space="preserve">with nowhere to live.</w:t>
+      </w:r>
+    </w:p>
+    <w:p>
+      <w:r>
+        <w:pict>
+          <v:rect style="width:0;height:1.5pt" o:hralign="center" o:hrstd="t" o:hr="t"/>
+        </w:pict>
+      </w:r>
+    </w:p>
+    <w:bookmarkEnd w:id="54"/>
+    <w:bookmarkEnd w:id="55"/>
+    <w:bookmarkStart w:id="56" w:name="X2e76d4b347a06a9540373165195f11ae36f497b"/>
     <w:p>
       <w:pPr>
         <w:pStyle w:val="Heading2"/>
@@ -8048,8 +8463,8 @@
         </w:pict>
       </w:r>
     </w:p>
-    <w:bookmarkEnd w:id="54"/>
-    <w:bookmarkStart w:id="55" w:name="X81f17fbbfa4ed8bd23a7201a27e52cc85d71859"/>
+    <w:bookmarkEnd w:id="56"/>
+    <w:bookmarkStart w:id="57" w:name="X81f17fbbfa4ed8bd23a7201a27e52cc85d71859"/>
     <w:p>
       <w:pPr>
         <w:pStyle w:val="Heading2"/>
@@ -8129,7 +8544,7 @@
         <w:pStyle w:val="Compact"/>
         <w:numPr>
           <w:ilvl w:val="0"/>
-          <w:numId w:val="1013"/>
+          <w:numId w:val="1014"/>
         </w:numPr>
       </w:pPr>
       <w:r>
@@ -8147,7 +8562,7 @@
         <w:pStyle w:val="Compact"/>
         <w:numPr>
           <w:ilvl w:val="0"/>
-          <w:numId w:val="1013"/>
+          <w:numId w:val="1014"/>
         </w:numPr>
       </w:pPr>
       <w:r>
@@ -8165,7 +8580,7 @@
         <w:pStyle w:val="Compact"/>
         <w:numPr>
           <w:ilvl w:val="0"/>
-          <w:numId w:val="1013"/>
+          <w:numId w:val="1014"/>
         </w:numPr>
       </w:pPr>
       <w:r>
@@ -8177,7 +8592,7 @@
         <w:pStyle w:val="Compact"/>
         <w:numPr>
           <w:ilvl w:val="0"/>
-          <w:numId w:val="1013"/>
+          <w:numId w:val="1014"/>
         </w:numPr>
       </w:pPr>
       <w:r>
@@ -8333,8 +8748,8 @@
         </w:pict>
       </w:r>
     </w:p>
-    <w:bookmarkEnd w:id="55"/>
-    <w:bookmarkStart w:id="58" w:name="X635127d1d4d4de93cff91f98240bebbfa4bd556"/>
+    <w:bookmarkEnd w:id="57"/>
+    <w:bookmarkStart w:id="60" w:name="X635127d1d4d4de93cff91f98240bebbfa4bd556"/>
     <w:p>
       <w:pPr>
         <w:pStyle w:val="Heading2"/>
@@ -8423,7 +8838,7 @@
         <w:t xml:space="preserve">one, and both halves of that go in together.</w:t>
       </w:r>
     </w:p>
-    <w:bookmarkStart w:id="57" w:name="X8b98e4f88d127ae6f6acda887bb5aa503179c3d"/>
+    <w:bookmarkStart w:id="59" w:name="X8b98e4f88d127ae6f6acda887bb5aa503179c3d"/>
     <w:p>
       <w:pPr>
         <w:pStyle w:val="Heading3"/>
@@ -8720,7 +9135,7 @@
       <w:r>
         <w:t xml:space="preserve"> </w:t>
       </w:r>
-      <w:hyperlink r:id="rId56">
+      <w:hyperlink r:id="rId58">
         <w:r>
           <w:rPr>
             <w:rStyle w:val="Hyperlink"/>
@@ -8743,108 +9158,11 @@
         <w:pStyle w:val="Compact"/>
         <w:numPr>
           <w:ilvl w:val="0"/>
-          <w:numId w:val="1014"/>
+          <w:numId w:val="1015"/>
         </w:numPr>
       </w:pPr>
       <w:r>
         <w:t xml:space="preserve">verdict vocabulary</w:t>
-      </w:r>
-    </w:p>
-    <w:p>
-      <w:pPr>
-        <w:pStyle w:val="Compact"/>
-        <w:numPr>
-          <w:ilvl w:val="0"/>
-          <w:numId w:val="1014"/>
-        </w:numPr>
-      </w:pPr>
-      <w:r>
-        <w:t xml:space="preserve">why</w:t>
-      </w:r>
-      <w:r>
-        <w:t xml:space="preserve"> </w:t>
-      </w:r>
-      <w:r>
-        <w:rPr>
-          <w:rStyle w:val="VerbatimChar"/>
-        </w:rPr>
-        <w:t xml:space="preserve">unverified</w:t>
-      </w:r>
-      <w:r>
-        <w:t xml:space="preserve"> </w:t>
-      </w:r>
-      <w:r>
-        <w:t xml:space="preserve">must never read as a pass</w:t>
-      </w:r>
-    </w:p>
-    <w:p>
-      <w:pPr>
-        <w:pStyle w:val="Compact"/>
-        <w:numPr>
-          <w:ilvl w:val="0"/>
-          <w:numId w:val="1014"/>
-        </w:numPr>
-      </w:pPr>
-      <w:r>
-        <w:t xml:space="preserve">evidence anchors a machine can re-check</w:t>
-      </w:r>
-    </w:p>
-    <w:p>
-      <w:pPr>
-        <w:pStyle w:val="Compact"/>
-        <w:numPr>
-          <w:ilvl w:val="0"/>
-          <w:numId w:val="1014"/>
-        </w:numPr>
-      </w:pPr>
-      <w:r>
-        <w:t xml:space="preserve">pinning the standard's corpus</w:t>
-      </w:r>
-    </w:p>
-    <w:p>
-      <w:pPr>
-        <w:pStyle w:val="Compact"/>
-        <w:numPr>
-          <w:ilvl w:val="0"/>
-          <w:numId w:val="1014"/>
-        </w:numPr>
-      </w:pPr>
-      <w:r>
-        <w:t xml:space="preserve">how to read a movement in a score</w:t>
-      </w:r>
-    </w:p>
-    <w:p>
-      <w:pPr>
-        <w:pStyle w:val="FirstParagraph"/>
-      </w:pPr>
-      <w:r>
-        <w:t xml:space="preserve">Do not build a second procedure beside it.</w:t>
-      </w:r>
-    </w:p>
-    <w:p>
-      <w:r>
-        <w:pict>
-          <v:rect style="width:0;height:1.5pt" o:hralign="center" o:hrstd="t" o:hr="t"/>
-        </w:pict>
-      </w:r>
-    </w:p>
-    <w:bookmarkEnd w:id="57"/>
-    <w:bookmarkEnd w:id="58"/>
-    <w:bookmarkStart w:id="60" w:name="X166d910d570b75bb8e35866cbb9a8eb190f1767"/>
-    <w:p>
-      <w:pPr>
-        <w:pStyle w:val="Heading2"/>
-      </w:pPr>
-      <w:r>
-        <w:t xml:space="preserve">16. The release gate</w:t>
-      </w:r>
-    </w:p>
-    <w:p>
-      <w:pPr>
-        <w:pStyle w:val="FirstParagraph"/>
-      </w:pPr>
-      <w:r>
-        <w:t xml:space="preserve">Codify the gate as an explicit pass or fail list rather than a judgment:</w:t>
       </w:r>
     </w:p>
     <w:p>
@@ -8856,7 +9174,22 @@
         </w:numPr>
       </w:pPr>
       <w:r>
-        <w:t xml:space="preserve">Automated blocking checks passing on the exact commit being released.</w:t>
+        <w:t xml:space="preserve">why</w:t>
+      </w:r>
+      <w:r>
+        <w:t xml:space="preserve"> </w:t>
+      </w:r>
+      <w:r>
+        <w:rPr>
+          <w:rStyle w:val="VerbatimChar"/>
+        </w:rPr>
+        <w:t xml:space="preserve">unverified</w:t>
+      </w:r>
+      <w:r>
+        <w:t xml:space="preserve"> </w:t>
+      </w:r>
+      <w:r>
+        <w:t xml:space="preserve">must never read as a pass</w:t>
       </w:r>
     </w:p>
     <w:p>
@@ -8868,7 +9201,7 @@
         </w:numPr>
       </w:pPr>
       <w:r>
-        <w:t xml:space="preserve">No unresolved high or critical findings.</w:t>
+        <w:t xml:space="preserve">evidence anchors a machine can re-check</w:t>
       </w:r>
     </w:p>
     <w:p>
@@ -8880,7 +9213,7 @@
         </w:numPr>
       </w:pPr>
       <w:r>
-        <w:t xml:space="preserve">Current independent-review status, or a signed risk acceptance standing in for it.</w:t>
+        <w:t xml:space="preserve">pinning the standard's corpus</w:t>
       </w:r>
     </w:p>
     <w:p>
@@ -8892,7 +9225,41 @@
         </w:numPr>
       </w:pPr>
       <w:r>
-        <w:t xml:space="preserve">Updated evidence.</w:t>
+        <w:t xml:space="preserve">how to read a movement in a score</w:t>
+      </w:r>
+    </w:p>
+    <w:p>
+      <w:pPr>
+        <w:pStyle w:val="FirstParagraph"/>
+      </w:pPr>
+      <w:r>
+        <w:t xml:space="preserve">Do not build a second procedure beside it.</w:t>
+      </w:r>
+    </w:p>
+    <w:p>
+      <w:r>
+        <w:pict>
+          <v:rect style="width:0;height:1.5pt" o:hralign="center" o:hrstd="t" o:hr="t"/>
+        </w:pict>
+      </w:r>
+    </w:p>
+    <w:bookmarkEnd w:id="59"/>
+    <w:bookmarkEnd w:id="60"/>
+    <w:bookmarkStart w:id="62" w:name="X166d910d570b75bb8e35866cbb9a8eb190f1767"/>
+    <w:p>
+      <w:pPr>
+        <w:pStyle w:val="Heading2"/>
+      </w:pPr>
+      <w:r>
+        <w:t xml:space="preserve">16. The release gate</w:t>
+      </w:r>
+    </w:p>
+    <w:p>
+      <w:pPr>
+        <w:pStyle w:val="FirstParagraph"/>
+      </w:pPr>
+      <w:r>
+        <w:t xml:space="preserve">Codify the gate as an explicit pass or fail list rather than a judgment:</w:t>
       </w:r>
     </w:p>
     <w:p>
@@ -8900,11 +9267,11 @@
         <w:pStyle w:val="Compact"/>
         <w:numPr>
           <w:ilvl w:val="0"/>
-          <w:numId w:val="1015"/>
+          <w:numId w:val="1016"/>
         </w:numPr>
       </w:pPr>
       <w:r>
-        <w:t xml:space="preserve">A signed artifact with its component inventory and digest manifest attached to the tag.</w:t>
+        <w:t xml:space="preserve">Automated blocking checks passing on the exact commit being released.</w:t>
       </w:r>
     </w:p>
     <w:p>
@@ -8912,7 +9279,55 @@
         <w:pStyle w:val="Compact"/>
         <w:numPr>
           <w:ilvl w:val="0"/>
-          <w:numId w:val="1015"/>
+          <w:numId w:val="1016"/>
+        </w:numPr>
+      </w:pPr>
+      <w:r>
+        <w:t xml:space="preserve">No unresolved high or critical findings.</w:t>
+      </w:r>
+    </w:p>
+    <w:p>
+      <w:pPr>
+        <w:pStyle w:val="Compact"/>
+        <w:numPr>
+          <w:ilvl w:val="0"/>
+          <w:numId w:val="1016"/>
+        </w:numPr>
+      </w:pPr>
+      <w:r>
+        <w:t xml:space="preserve">Current independent-review status, or a signed risk acceptance standing in for it.</w:t>
+      </w:r>
+    </w:p>
+    <w:p>
+      <w:pPr>
+        <w:pStyle w:val="Compact"/>
+        <w:numPr>
+          <w:ilvl w:val="0"/>
+          <w:numId w:val="1016"/>
+        </w:numPr>
+      </w:pPr>
+      <w:r>
+        <w:t xml:space="preserve">Updated evidence.</w:t>
+      </w:r>
+    </w:p>
+    <w:p>
+      <w:pPr>
+        <w:pStyle w:val="Compact"/>
+        <w:numPr>
+          <w:ilvl w:val="0"/>
+          <w:numId w:val="1016"/>
+        </w:numPr>
+      </w:pPr>
+      <w:r>
+        <w:t xml:space="preserve">A signed artifact with its component inventory and digest manifest attached to the tag.</w:t>
+      </w:r>
+    </w:p>
+    <w:p>
+      <w:pPr>
+        <w:pStyle w:val="Compact"/>
+        <w:numPr>
+          <w:ilvl w:val="0"/>
+          <w:numId w:val="1016"/>
         </w:numPr>
       </w:pPr>
       <w:r>
@@ -9012,7 +9427,7 @@
       <w:r>
         <w:t xml:space="preserve"> </w:t>
       </w:r>
-      <w:hyperlink r:id="rId23">
+      <w:hyperlink r:id="rId25">
         <w:r>
           <w:rPr>
             <w:rStyle w:val="Hyperlink"/>
@@ -9024,7 +9439,7 @@
         <w:t xml:space="preserve">.</w:t>
       </w:r>
     </w:p>
-    <w:bookmarkStart w:id="59" w:name="X6bf3214004d99c2dac31ed30d2dbee672c0e4ba"/>
+    <w:bookmarkStart w:id="61" w:name="X6bf3214004d99c2dac31ed30d2dbee672c0e4ba"/>
     <w:p>
       <w:pPr>
         <w:pStyle w:val="Heading3"/>
@@ -9098,9 +9513,9 @@
         </w:pict>
       </w:r>
     </w:p>
-    <w:bookmarkEnd w:id="59"/>
-    <w:bookmarkEnd w:id="60"/>
-    <w:bookmarkStart w:id="61" w:name="Xd93b41aba76cd6464a6e694c5ed1cd30484ae10"/>
+    <w:bookmarkEnd w:id="61"/>
+    <w:bookmarkEnd w:id="62"/>
+    <w:bookmarkStart w:id="63" w:name="Xd93b41aba76cd6464a6e694c5ed1cd30484ae10"/>
     <w:p>
       <w:pPr>
         <w:pStyle w:val="Heading2"/>
@@ -9312,7 +9727,7 @@
       <w:r>
         <w:t xml:space="preserve"> </w:t>
       </w:r>
-      <w:hyperlink r:id="rId23">
+      <w:hyperlink r:id="rId25">
         <w:r>
           <w:rPr>
             <w:rStyle w:val="Hyperlink"/>
@@ -9329,7 +9744,7 @@
         <w:pStyle w:val="Compact"/>
         <w:numPr>
           <w:ilvl w:val="0"/>
-          <w:numId w:val="1016"/>
+          <w:numId w:val="1017"/>
         </w:numPr>
       </w:pPr>
       <w:r>
@@ -9363,7 +9778,7 @@
         <w:pStyle w:val="Compact"/>
         <w:numPr>
           <w:ilvl w:val="0"/>
-          <w:numId w:val="1016"/>
+          <w:numId w:val="1017"/>
         </w:numPr>
       </w:pPr>
       <w:r>
@@ -9397,7 +9812,7 @@
         <w:pStyle w:val="Compact"/>
         <w:numPr>
           <w:ilvl w:val="0"/>
-          <w:numId w:val="1016"/>
+          <w:numId w:val="1017"/>
         </w:numPr>
       </w:pPr>
       <w:r>
@@ -9425,7 +9840,7 @@
         <w:pStyle w:val="Compact"/>
         <w:numPr>
           <w:ilvl w:val="0"/>
-          <w:numId w:val="1016"/>
+          <w:numId w:val="1017"/>
         </w:numPr>
       </w:pPr>
       <w:r>
@@ -9511,8 +9926,8 @@
         </w:pict>
       </w:r>
     </w:p>
-    <w:bookmarkEnd w:id="61"/>
-    <w:bookmarkStart w:id="62" w:name="in-one-table"/>
+    <w:bookmarkEnd w:id="63"/>
+    <w:bookmarkStart w:id="64" w:name="in-one-table"/>
     <w:p>
       <w:pPr>
         <w:pStyle w:val="Heading2"/>
@@ -10742,8 +11157,8 @@
         </w:pict>
       </w:r>
     </w:p>
-    <w:bookmarkEnd w:id="62"/>
-    <w:bookmarkStart w:id="63" w:name="adapting-this-to-your-project"/>
+    <w:bookmarkEnd w:id="64"/>
+    <w:bookmarkStart w:id="65" w:name="adapting-this-to-your-project"/>
     <w:p>
       <w:pPr>
         <w:pStyle w:val="Heading2"/>
@@ -10762,170 +11177,6 @@
           <w:bCs/>
         </w:rPr>
         <w:t xml:space="preserve">Change freely:</w:t>
-      </w:r>
-    </w:p>
-    <w:p>
-      <w:pPr>
-        <w:pStyle w:val="Compact"/>
-        <w:numPr>
-          <w:ilvl w:val="0"/>
-          <w:numId w:val="1017"/>
-        </w:numPr>
-      </w:pPr>
-      <w:r>
-        <w:rPr>
-          <w:b/>
-          <w:bCs/>
-        </w:rPr>
-        <w:t xml:space="preserve">The section set.</w:t>
-      </w:r>
-      <w:r>
-        <w:t xml:space="preserve"> </w:t>
-      </w:r>
-      <w:r>
-        <w:t xml:space="preserve">Drop what you do not have. A project with no network interfaces does not need</w:t>
-      </w:r>
-      <w:r>
-        <w:t xml:space="preserve"> </w:t>
-      </w:r>
-      <w:r>
-        <w:t xml:space="preserve">section 8, and saying so beats leaving an empty heading that reads as an unowned control.</w:t>
-      </w:r>
-    </w:p>
-    <w:p>
-      <w:pPr>
-        <w:pStyle w:val="Compact"/>
-        <w:numPr>
-          <w:ilvl w:val="0"/>
-          <w:numId w:val="1017"/>
-        </w:numPr>
-      </w:pPr>
-      <w:r>
-        <w:rPr>
-          <w:b/>
-          <w:bCs/>
-        </w:rPr>
-        <w:t xml:space="preserve">The authentication hierarchy.</w:t>
-      </w:r>
-      <w:r>
-        <w:t xml:space="preserve"> </w:t>
-      </w:r>
-      <w:r>
-        <w:t xml:space="preserve">It is ordered by what a peer system can support, and yours will</w:t>
-      </w:r>
-      <w:r>
-        <w:t xml:space="preserve"> </w:t>
-      </w:r>
-      <w:r>
-        <w:t xml:space="preserve">differ. Keep the property -- strongest available, recorded per connection, weak ones as an explicit</w:t>
-      </w:r>
-      <w:r>
-        <w:t xml:space="preserve"> </w:t>
-      </w:r>
-      <w:r>
-        <w:t xml:space="preserve">short list -- and replace the mechanisms.</w:t>
-      </w:r>
-    </w:p>
-    <w:p>
-      <w:pPr>
-        <w:pStyle w:val="Compact"/>
-        <w:numPr>
-          <w:ilvl w:val="0"/>
-          <w:numId w:val="1017"/>
-        </w:numPr>
-      </w:pPr>
-      <w:r>
-        <w:rPr>
-          <w:b/>
-          <w:bCs/>
-        </w:rPr>
-        <w:t xml:space="preserve">The remediation windows.</w:t>
-      </w:r>
-      <w:r>
-        <w:t xml:space="preserve"> </w:t>
-      </w:r>
-      <w:r>
-        <w:t xml:space="preserve">There is no validated number. Set yours from your own capacity, record</w:t>
-      </w:r>
-      <w:r>
-        <w:t xml:space="preserve"> </w:t>
-      </w:r>
-      <w:r>
-        <w:t xml:space="preserve">them where a reporter can read them, and label them project-set.</w:t>
-      </w:r>
-    </w:p>
-    <w:p>
-      <w:pPr>
-        <w:pStyle w:val="Compact"/>
-        <w:numPr>
-          <w:ilvl w:val="0"/>
-          <w:numId w:val="1017"/>
-        </w:numPr>
-      </w:pPr>
-      <w:r>
-        <w:rPr>
-          <w:b/>
-          <w:bCs/>
-        </w:rPr>
-        <w:t xml:space="preserve">Everything platform-specific.</w:t>
-      </w:r>
-      <w:r>
-        <w:t xml:space="preserve"> </w:t>
-      </w:r>
-      <w:r>
-        <w:t xml:space="preserve">Managed service identities, transparency logs, admission control</w:t>
-      </w:r>
-      <w:r>
-        <w:t xml:space="preserve"> </w:t>
-      </w:r>
-      <w:r>
-        <w:t xml:space="preserve">and integrity monitoring all have different names and different guarantees per platform. Name the</w:t>
-      </w:r>
-      <w:r>
-        <w:t xml:space="preserve"> </w:t>
-      </w:r>
-      <w:r>
-        <w:t xml:space="preserve">one you use rather than implying the pattern is universal.</w:t>
-      </w:r>
-    </w:p>
-    <w:p>
-      <w:pPr>
-        <w:pStyle w:val="Compact"/>
-        <w:numPr>
-          <w:ilvl w:val="0"/>
-          <w:numId w:val="1017"/>
-        </w:numPr>
-      </w:pPr>
-      <w:r>
-        <w:rPr>
-          <w:b/>
-          <w:bCs/>
-        </w:rPr>
-        <w:t xml:space="preserve">The adoption order.</w:t>
-      </w:r>
-      <w:r>
-        <w:t xml:space="preserve"> </w:t>
-      </w:r>
-      <w:r>
-        <w:t xml:space="preserve">Sections 1, 5 and 13 are the cheapest and the highest-leverage; after those,</w:t>
-      </w:r>
-      <w:r>
-        <w:t xml:space="preserve"> </w:t>
-      </w:r>
-      <w:r>
-        <w:t xml:space="preserve">take whatever your riskiest surface demands.</w:t>
-      </w:r>
-    </w:p>
-    <w:p>
-      <w:pPr>
-        <w:pStyle w:val="FirstParagraph"/>
-      </w:pPr>
-      <w:r>
-        <w:rPr>
-          <w:b/>
-          <w:bCs/>
-        </w:rPr>
-        <w:t xml:space="preserve">Do not weaken:</w:t>
       </w:r>
     </w:p>
     <w:p>
@@ -10941,19 +11192,19 @@
           <w:b/>
           <w:bCs/>
         </w:rPr>
-        <w:t xml:space="preserve">The ownership split, in either direction.</w:t>
-      </w:r>
-      <w:r>
-        <w:t xml:space="preserve"> </w:t>
-      </w:r>
-      <w:r>
-        <w:t xml:space="preserve">Claiming an operator-side control is over-reach.</w:t>
-      </w:r>
-      <w:r>
-        <w:t xml:space="preserve"> </w:t>
-      </w:r>
-      <w:r>
-        <w:t xml:space="preserve">Pushing a producer-side control onto the operator is abdication.</w:t>
+        <w:t xml:space="preserve">The section set.</w:t>
+      </w:r>
+      <w:r>
+        <w:t xml:space="preserve"> </w:t>
+      </w:r>
+      <w:r>
+        <w:t xml:space="preserve">Drop what you do not have. A project with no network interfaces does not need</w:t>
+      </w:r>
+      <w:r>
+        <w:t xml:space="preserve"> </w:t>
+      </w:r>
+      <w:r>
+        <w:t xml:space="preserve">section 8, and saying so beats leaving an empty heading that reads as an unowned control.</w:t>
       </w:r>
     </w:p>
     <w:p>
@@ -10969,31 +11220,25 @@
           <w:b/>
           <w:bCs/>
         </w:rPr>
-        <w:t xml:space="preserve">The single definition of restricted data.</w:t>
-      </w:r>
-      <w:r>
-        <w:t xml:space="preserve"> </w:t>
-      </w:r>
-      <w:r>
-        <w:t xml:space="preserve">One table in section 1, and every other rule points at</w:t>
-      </w:r>
-      <w:r>
-        <w:t xml:space="preserve"> </w:t>
-      </w:r>
-      <w:r>
-        <w:t xml:space="preserve">it rather than carrying its own adjective. Two terms for one idea is how a rule ends up enforced in</w:t>
-      </w:r>
-      <w:r>
-        <w:t xml:space="preserve"> </w:t>
-      </w:r>
-      <w:r>
-        <w:t xml:space="preserve">one section and quietly absent from its sibling, and the fix is to delete the second term rather</w:t>
-      </w:r>
-      <w:r>
-        <w:t xml:space="preserve"> </w:t>
-      </w:r>
-      <w:r>
-        <w:t xml:space="preserve">than to define it as well.</w:t>
+        <w:t xml:space="preserve">The authentication hierarchy.</w:t>
+      </w:r>
+      <w:r>
+        <w:t xml:space="preserve"> </w:t>
+      </w:r>
+      <w:r>
+        <w:t xml:space="preserve">It is ordered by what a peer system can support, and yours will</w:t>
+      </w:r>
+      <w:r>
+        <w:t xml:space="preserve"> </w:t>
+      </w:r>
+      <w:r>
+        <w:t xml:space="preserve">differ. Keep the property -- strongest available, recorded per connection, weak ones as an explicit</w:t>
+      </w:r>
+      <w:r>
+        <w:t xml:space="preserve"> </w:t>
+      </w:r>
+      <w:r>
+        <w:t xml:space="preserve">short list -- and replace the mechanisms.</w:t>
       </w:r>
     </w:p>
     <w:p>
@@ -11009,25 +11254,19 @@
           <w:b/>
           <w:bCs/>
         </w:rPr>
-        <w:t xml:space="preserve">The unwaivable set.</w:t>
-      </w:r>
-      <w:r>
-        <w:t xml:space="preserve"> </w:t>
-      </w:r>
-      <w:r>
-        <w:t xml:space="preserve">Static analysis, dependency analysis and secret scanning block, and an</w:t>
-      </w:r>
-      <w:r>
-        <w:t xml:space="preserve"> </w:t>
-      </w:r>
-      <w:r>
-        <w:t xml:space="preserve">author cannot waive their own change past them. The moment one becomes waivable it stops being a</w:t>
-      </w:r>
-      <w:r>
-        <w:t xml:space="preserve"> </w:t>
-      </w:r>
-      <w:r>
-        <w:t xml:space="preserve">control and becomes a preference.</w:t>
+        <w:t xml:space="preserve">The remediation windows.</w:t>
+      </w:r>
+      <w:r>
+        <w:t xml:space="preserve"> </w:t>
+      </w:r>
+      <w:r>
+        <w:t xml:space="preserve">There is no validated number. Set yours from your own capacity, record</w:t>
+      </w:r>
+      <w:r>
+        <w:t xml:space="preserve"> </w:t>
+      </w:r>
+      <w:r>
+        <w:t xml:space="preserve">them where a reporter can read them, and label them project-set.</w:t>
       </w:r>
     </w:p>
     <w:p>
@@ -11043,19 +11282,25 @@
           <w:b/>
           <w:bCs/>
         </w:rPr>
-        <w:t xml:space="preserve">The deviation format.</w:t>
-      </w:r>
-      <w:r>
-        <w:t xml:space="preserve"> </w:t>
-      </w:r>
-      <w:r>
-        <w:t xml:space="preserve">Dropping the date makes it unageable; dropping the trigger makes it</w:t>
-      </w:r>
-      <w:r>
-        <w:t xml:space="preserve"> </w:t>
-      </w:r>
-      <w:r>
-        <w:t xml:space="preserve">permanent; dropping the signature makes it an open gap. All three fields or none of it counts.</w:t>
+        <w:t xml:space="preserve">Everything platform-specific.</w:t>
+      </w:r>
+      <w:r>
+        <w:t xml:space="preserve"> </w:t>
+      </w:r>
+      <w:r>
+        <w:t xml:space="preserve">Managed service identities, transparency logs, admission control</w:t>
+      </w:r>
+      <w:r>
+        <w:t xml:space="preserve"> </w:t>
+      </w:r>
+      <w:r>
+        <w:t xml:space="preserve">and integrity monitoring all have different names and different guarantees per platform. Name the</w:t>
+      </w:r>
+      <w:r>
+        <w:t xml:space="preserve"> </w:t>
+      </w:r>
+      <w:r>
+        <w:t xml:space="preserve">one you use rather than implying the pattern is universal.</w:t>
       </w:r>
     </w:p>
     <w:p>
@@ -11071,19 +11316,31 @@
           <w:b/>
           <w:bCs/>
         </w:rPr>
-        <w:t xml:space="preserve">The claim register.</w:t>
-      </w:r>
-      <w:r>
-        <w:t xml:space="preserve"> </w:t>
-      </w:r>
-      <w:r>
-        <w:t xml:space="preserve">"Certified" is not a stronger synonym for "self-assessed against". It is a</w:t>
-      </w:r>
-      <w:r>
-        <w:t xml:space="preserve"> </w:t>
-      </w:r>
-      <w:r>
-        <w:t xml:space="preserve">different and false statement, and it is the one a reader will check.</w:t>
+        <w:t xml:space="preserve">The adoption order.</w:t>
+      </w:r>
+      <w:r>
+        <w:t xml:space="preserve"> </w:t>
+      </w:r>
+      <w:r>
+        <w:t xml:space="preserve">Sections 1, 5 and 13 are the cheapest and the highest-leverage; after those,</w:t>
+      </w:r>
+      <w:r>
+        <w:t xml:space="preserve"> </w:t>
+      </w:r>
+      <w:r>
+        <w:t xml:space="preserve">take whatever your riskiest surface demands.</w:t>
+      </w:r>
+    </w:p>
+    <w:p>
+      <w:pPr>
+        <w:pStyle w:val="FirstParagraph"/>
+      </w:pPr>
+      <w:r>
+        <w:rPr>
+          <w:b/>
+          <w:bCs/>
+        </w:rPr>
+        <w:t xml:space="preserve">Do not weaken:</w:t>
       </w:r>
     </w:p>
     <w:p>
@@ -11091,7 +11348,165 @@
         <w:pStyle w:val="Compact"/>
         <w:numPr>
           <w:ilvl w:val="0"/>
-          <w:numId w:val="1018"/>
+          <w:numId w:val="1019"/>
+        </w:numPr>
+      </w:pPr>
+      <w:r>
+        <w:rPr>
+          <w:b/>
+          <w:bCs/>
+        </w:rPr>
+        <w:t xml:space="preserve">The ownership split, in either direction.</w:t>
+      </w:r>
+      <w:r>
+        <w:t xml:space="preserve"> </w:t>
+      </w:r>
+      <w:r>
+        <w:t xml:space="preserve">Claiming an operator-side control is over-reach.</w:t>
+      </w:r>
+      <w:r>
+        <w:t xml:space="preserve"> </w:t>
+      </w:r>
+      <w:r>
+        <w:t xml:space="preserve">Pushing a producer-side control onto the operator is abdication.</w:t>
+      </w:r>
+    </w:p>
+    <w:p>
+      <w:pPr>
+        <w:pStyle w:val="Compact"/>
+        <w:numPr>
+          <w:ilvl w:val="0"/>
+          <w:numId w:val="1019"/>
+        </w:numPr>
+      </w:pPr>
+      <w:r>
+        <w:rPr>
+          <w:b/>
+          <w:bCs/>
+        </w:rPr>
+        <w:t xml:space="preserve">The single definition of restricted data.</w:t>
+      </w:r>
+      <w:r>
+        <w:t xml:space="preserve"> </w:t>
+      </w:r>
+      <w:r>
+        <w:t xml:space="preserve">One table in section 1, and every other rule points at</w:t>
+      </w:r>
+      <w:r>
+        <w:t xml:space="preserve"> </w:t>
+      </w:r>
+      <w:r>
+        <w:t xml:space="preserve">it rather than carrying its own adjective. Two terms for one idea is how a rule ends up enforced in</w:t>
+      </w:r>
+      <w:r>
+        <w:t xml:space="preserve"> </w:t>
+      </w:r>
+      <w:r>
+        <w:t xml:space="preserve">one section and quietly absent from its sibling, and the fix is to delete the second term rather</w:t>
+      </w:r>
+      <w:r>
+        <w:t xml:space="preserve"> </w:t>
+      </w:r>
+      <w:r>
+        <w:t xml:space="preserve">than to define it as well.</w:t>
+      </w:r>
+    </w:p>
+    <w:p>
+      <w:pPr>
+        <w:pStyle w:val="Compact"/>
+        <w:numPr>
+          <w:ilvl w:val="0"/>
+          <w:numId w:val="1019"/>
+        </w:numPr>
+      </w:pPr>
+      <w:r>
+        <w:rPr>
+          <w:b/>
+          <w:bCs/>
+        </w:rPr>
+        <w:t xml:space="preserve">The unwaivable set.</w:t>
+      </w:r>
+      <w:r>
+        <w:t xml:space="preserve"> </w:t>
+      </w:r>
+      <w:r>
+        <w:t xml:space="preserve">Static analysis, dependency analysis and secret scanning block, and an</w:t>
+      </w:r>
+      <w:r>
+        <w:t xml:space="preserve"> </w:t>
+      </w:r>
+      <w:r>
+        <w:t xml:space="preserve">author cannot waive their own change past them. The moment one becomes waivable it stops being a</w:t>
+      </w:r>
+      <w:r>
+        <w:t xml:space="preserve"> </w:t>
+      </w:r>
+      <w:r>
+        <w:t xml:space="preserve">control and becomes a preference.</w:t>
+      </w:r>
+    </w:p>
+    <w:p>
+      <w:pPr>
+        <w:pStyle w:val="Compact"/>
+        <w:numPr>
+          <w:ilvl w:val="0"/>
+          <w:numId w:val="1019"/>
+        </w:numPr>
+      </w:pPr>
+      <w:r>
+        <w:rPr>
+          <w:b/>
+          <w:bCs/>
+        </w:rPr>
+        <w:t xml:space="preserve">The deviation format.</w:t>
+      </w:r>
+      <w:r>
+        <w:t xml:space="preserve"> </w:t>
+      </w:r>
+      <w:r>
+        <w:t xml:space="preserve">Dropping the date makes it unageable; dropping the trigger makes it</w:t>
+      </w:r>
+      <w:r>
+        <w:t xml:space="preserve"> </w:t>
+      </w:r>
+      <w:r>
+        <w:t xml:space="preserve">permanent; dropping the signature makes it an open gap. All three fields or none of it counts.</w:t>
+      </w:r>
+    </w:p>
+    <w:p>
+      <w:pPr>
+        <w:pStyle w:val="Compact"/>
+        <w:numPr>
+          <w:ilvl w:val="0"/>
+          <w:numId w:val="1019"/>
+        </w:numPr>
+      </w:pPr>
+      <w:r>
+        <w:rPr>
+          <w:b/>
+          <w:bCs/>
+        </w:rPr>
+        <w:t xml:space="preserve">The claim register.</w:t>
+      </w:r>
+      <w:r>
+        <w:t xml:space="preserve"> </w:t>
+      </w:r>
+      <w:r>
+        <w:t xml:space="preserve">"Certified" is not a stronger synonym for "self-assessed against". It is a</w:t>
+      </w:r>
+      <w:r>
+        <w:t xml:space="preserve"> </w:t>
+      </w:r>
+      <w:r>
+        <w:t xml:space="preserve">different and false statement, and it is the one a reader will check.</w:t>
+      </w:r>
+    </w:p>
+    <w:p>
+      <w:pPr>
+        <w:pStyle w:val="Compact"/>
+        <w:numPr>
+          <w:ilvl w:val="0"/>
+          <w:numId w:val="1019"/>
         </w:numPr>
       </w:pPr>
       <w:r>
@@ -11133,8 +11548,8 @@
         </w:pict>
       </w:r>
     </w:p>
-    <w:bookmarkEnd w:id="63"/>
-    <w:bookmarkStart w:id="64" w:name="Xd58ae4afd9eb69dfedf0e7d438c304043b8423d"/>
+    <w:bookmarkEnd w:id="65"/>
+    <w:bookmarkStart w:id="66" w:name="Xd58ae4afd9eb69dfedf0e7d438c304043b8423d"/>
     <w:p>
       <w:pPr>
         <w:pStyle w:val="Heading2"/>
@@ -12039,8 +12454,8 @@
         </w:pict>
       </w:r>
     </w:p>
-    <w:bookmarkEnd w:id="64"/>
-    <w:bookmarkStart w:id="65" w:name="sources"/>
+    <w:bookmarkEnd w:id="66"/>
+    <w:bookmarkStart w:id="67" w:name="sources"/>
     <w:p>
       <w:pPr>
         <w:pStyle w:val="Heading2"/>
@@ -12438,8 +12853,8 @@
         </w:pict>
       </w:r>
     </w:p>
-    <w:bookmarkEnd w:id="65"/>
-    <w:bookmarkStart w:id="68" w:name="related"/>
+    <w:bookmarkEnd w:id="67"/>
+    <w:bookmarkStart w:id="70" w:name="related"/>
     <w:p>
       <w:pPr>
         <w:pStyle w:val="Heading2"/>
@@ -12453,10 +12868,10 @@
         <w:pStyle w:val="Compact"/>
         <w:numPr>
           <w:ilvl w:val="0"/>
-          <w:numId w:val="1019"/>
+          <w:numId w:val="1020"/>
         </w:numPr>
       </w:pPr>
-      <w:hyperlink r:id="rId23">
+      <w:hyperlink r:id="rId25">
         <w:r>
           <w:rPr>
             <w:rStyle w:val="Hyperlink"/>
@@ -12482,10 +12897,10 @@
         <w:pStyle w:val="Compact"/>
         <w:numPr>
           <w:ilvl w:val="0"/>
-          <w:numId w:val="1019"/>
+          <w:numId w:val="1020"/>
         </w:numPr>
       </w:pPr>
-      <w:hyperlink r:id="rId30">
+      <w:hyperlink r:id="rId32">
         <w:r>
           <w:rPr>
             <w:rStyle w:val="Hyperlink"/>
@@ -12511,10 +12926,10 @@
         <w:pStyle w:val="Compact"/>
         <w:numPr>
           <w:ilvl w:val="0"/>
-          <w:numId w:val="1019"/>
+          <w:numId w:val="1020"/>
         </w:numPr>
       </w:pPr>
-      <w:hyperlink r:id="rId56">
+      <w:hyperlink r:id="rId58">
         <w:r>
           <w:rPr>
             <w:rStyle w:val="Hyperlink"/>
@@ -12540,10 +12955,10 @@
         <w:pStyle w:val="Compact"/>
         <w:numPr>
           <w:ilvl w:val="0"/>
-          <w:numId w:val="1019"/>
+          <w:numId w:val="1020"/>
         </w:numPr>
       </w:pPr>
-      <w:hyperlink r:id="rId66">
+      <w:hyperlink r:id="rId68">
         <w:r>
           <w:rPr>
             <w:rStyle w:val="Hyperlink"/>
@@ -12569,10 +12984,10 @@
         <w:pStyle w:val="Compact"/>
         <w:numPr>
           <w:ilvl w:val="0"/>
-          <w:numId w:val="1019"/>
+          <w:numId w:val="1020"/>
         </w:numPr>
       </w:pPr>
-      <w:hyperlink r:id="rId67">
+      <w:hyperlink r:id="rId69">
         <w:r>
           <w:rPr>
             <w:rStyle w:val="Hyperlink"/>
@@ -12593,8 +13008,8 @@
         <w:t xml:space="preserve">whether it works</w:t>
       </w:r>
     </w:p>
-    <w:bookmarkEnd w:id="68"/>
-    <w:bookmarkEnd w:id="69"/>
+    <w:bookmarkEnd w:id="70"/>
+    <w:bookmarkEnd w:id="71"/>
     <w:sectPr>
       <w:footnotePr>
         <w:numRestart w:val="eachSect"/>
@@ -12909,6 +13324,9 @@
     <w:abstractNumId w:val="991"/>
   </w:num>
   <w:num w:numId="1005">
+    <w:abstractNumId w:val="991"/>
+  </w:num>
+  <w:num w:numId="1006">
     <w:abstractNumId w:val="99411"/>
     <w:lvlOverride w:ilvl="0">
       <w:startOverride w:val="1"/>
@@ -12938,9 +13356,6 @@
       <w:startOverride w:val="1"/>
     </w:lvlOverride>
   </w:num>
-  <w:num w:numId="1006">
-    <w:abstractNumId w:val="991"/>
-  </w:num>
   <w:num w:numId="1007">
     <w:abstractNumId w:val="991"/>
   </w:num>
@@ -12951,6 +13366,9 @@
     <w:abstractNumId w:val="991"/>
   </w:num>
   <w:num w:numId="1010">
+    <w:abstractNumId w:val="991"/>
+  </w:num>
+  <w:num w:numId="1011">
     <w:abstractNumId w:val="99411"/>
     <w:lvlOverride w:ilvl="0">
       <w:startOverride w:val="1"/>
@@ -12980,13 +13398,13 @@
       <w:startOverride w:val="1"/>
     </w:lvlOverride>
   </w:num>
-  <w:num w:numId="1011">
-    <w:abstractNumId w:val="991"/>
-  </w:num>
   <w:num w:numId="1012">
     <w:abstractNumId w:val="991"/>
   </w:num>
   <w:num w:numId="1013">
+    <w:abstractNumId w:val="991"/>
+  </w:num>
+  <w:num w:numId="1014">
     <w:abstractNumId w:val="99411"/>
     <w:lvlOverride w:ilvl="0">
       <w:startOverride w:val="1"/>
@@ -13016,9 +13434,6 @@
       <w:startOverride w:val="1"/>
     </w:lvlOverride>
   </w:num>
-  <w:num w:numId="1014">
-    <w:abstractNumId w:val="991"/>
-  </w:num>
   <w:num w:numId="1015">
     <w:abstractNumId w:val="991"/>
   </w:num>
@@ -13032,6 +13447,9 @@
     <w:abstractNumId w:val="991"/>
   </w:num>
   <w:num w:numId="1019">
+    <w:abstractNumId w:val="991"/>
+  </w:num>
+  <w:num w:numId="1020">
     <w:abstractNumId w:val="991"/>
   </w:num>
 </w:numbering>

--- a/docs/standards/word/SECURE-DEVELOPMENT.docx
+++ b/docs/standards/word/SECURE-DEVELOPMENT.docx
@@ -28,7 +28,7 @@
         </w:p>
       </w:sdtContent>
     </w:sdt>
-    <w:bookmarkStart w:id="71" w:name="X5370d31d3472698b00807739590c410bbd140c1"/>
+    <w:bookmarkStart w:id="76" w:name="X5370d31d3472698b00807739590c410bbd140c1"/>
     <w:p>
       <w:pPr>
         <w:pStyle w:val="Heading1"/>
@@ -3195,7 +3195,7 @@
     </w:p>
     <w:bookmarkEnd w:id="21"/>
     <w:bookmarkEnd w:id="22"/>
-    <w:bookmarkStart w:id="24" w:name="Xac02c7d32d5bb277c9e44f3436addfe1b1747df"/>
+    <w:bookmarkStart w:id="25" w:name="Xac02c7d32d5bb277c9e44f3436addfe1b1747df"/>
     <w:p>
       <w:pPr>
         <w:pStyle w:val="Heading2"/>
@@ -3599,7 +3599,295 @@
         <w:t xml:space="preserve">closed.</w:t>
       </w:r>
     </w:p>
-    <w:bookmarkStart w:id="23" w:name="Xe95926782a39bd4a0ad092566161170b8cb2e98"/>
+    <w:bookmarkStart w:id="23" w:name="Xbe20b8a6bd9af0d1e04ce040fc03c6beb08f178"/>
+    <w:p>
+      <w:pPr>
+        <w:pStyle w:val="Heading3"/>
+      </w:pPr>
+      <w:r>
+        <w:t xml:space="preserve">A diagram without marked trust boundaries is not a security artifact</w:t>
+      </w:r>
+    </w:p>
+    <w:p>
+      <w:pPr>
+        <w:pStyle w:val="FirstParagraph"/>
+      </w:pPr>
+      <w:r>
+        <w:t xml:space="preserve">The model above is a list, and a list is hard to check for absence: nobody notices the ingress that</w:t>
+      </w:r>
+      <w:r>
+        <w:t xml:space="preserve"> </w:t>
+      </w:r>
+      <w:r>
+        <w:t xml:space="preserve">was never written down. Draw the same thing. One diagram per system, showing at least the external</w:t>
+      </w:r>
+      <w:r>
+        <w:t xml:space="preserve"> </w:t>
+      </w:r>
+      <w:r>
+        <w:t xml:space="preserve">entities, the processes, the data stores, and the flows between them -- with the trust boundaries</w:t>
+      </w:r>
+      <w:r>
+        <w:t xml:space="preserve"> </w:t>
+      </w:r>
+      <w:r>
+        <w:t xml:space="preserve">drawn on it, as lines the flows cross.</w:t>
+      </w:r>
+    </w:p>
+    <w:p>
+      <w:pPr>
+        <w:pStyle w:val="BodyText"/>
+      </w:pPr>
+      <w:r>
+        <w:rPr>
+          <w:b/>
+          <w:bCs/>
+        </w:rPr>
+        <w:t xml:space="preserve">The boundaries are the whole of what makes it a security artifact.</w:t>
+      </w:r>
+      <w:r>
+        <w:t xml:space="preserve"> </w:t>
+      </w:r>
+      <w:r>
+        <w:t xml:space="preserve">Components and arrows with no</w:t>
+      </w:r>
+      <w:r>
+        <w:t xml:space="preserve"> </w:t>
+      </w:r>
+      <w:r>
+        <w:t xml:space="preserve">boundaries marked is architecture documentation. It is useful, it is not this, and the failure mode is</w:t>
+      </w:r>
+      <w:r>
+        <w:t xml:space="preserve"> </w:t>
+      </w:r>
+      <w:r>
+        <w:t xml:space="preserve">specific rather than pedantic: it gets found later by somebody who reads it as a threat model, because</w:t>
+      </w:r>
+      <w:r>
+        <w:t xml:space="preserve"> </w:t>
+      </w:r>
+      <w:r>
+        <w:t xml:space="preserve">it is the only picture in the repository and it looks like one. Mark on the diagram itself which lines</w:t>
+      </w:r>
+      <w:r>
+        <w:t xml:space="preserve"> </w:t>
+      </w:r>
+      <w:r>
+        <w:t xml:space="preserve">are boundaries, or do not file it as a threat modeling artifact.</w:t>
+      </w:r>
+    </w:p>
+    <w:p>
+      <w:pPr>
+        <w:pStyle w:val="BodyText"/>
+      </w:pPr>
+      <w:r>
+        <w:rPr>
+          <w:b/>
+          <w:bCs/>
+        </w:rPr>
+        <w:t xml:space="preserve">It is one artifact in two forms, and the check is that they agree.</w:t>
+      </w:r>
+      <w:r>
+        <w:t xml:space="preserve"> </w:t>
+      </w:r>
+      <w:r>
+        <w:t xml:space="preserve">Every crossing on the diagram</w:t>
+      </w:r>
+      <w:r>
+        <w:t xml:space="preserve"> </w:t>
+      </w:r>
+      <w:r>
+        <w:t xml:space="preserve">has a row in the boundary list, and every row in the list has a crossing on the diagram. That two-way</w:t>
+      </w:r>
+      <w:r>
+        <w:t xml:space="preserve"> </w:t>
+      </w:r>
+      <w:r>
+        <w:t xml:space="preserve">check is what the picture buys over the list alone, and it is a read-through rather than a tool. Label</w:t>
+      </w:r>
+      <w:r>
+        <w:t xml:space="preserve"> </w:t>
+      </w:r>
+      <w:r>
+        <w:t xml:space="preserve">each flow with the data class it carries, from section 1's table, and that table's</w:t>
+      </w:r>
+      <w:r>
+        <w:t xml:space="preserve"> </w:t>
+      </w:r>
+      <w:r>
+        <w:rPr>
+          <w:i/>
+          <w:iCs/>
+        </w:rPr>
+        <w:t xml:space="preserve">enters through</w:t>
+      </w:r>
+      <w:r>
+        <w:t xml:space="preserve"> </w:t>
+      </w:r>
+      <w:r>
+        <w:t xml:space="preserve">column becomes checkable in both directions rather than being a field somebody filled in once.</w:t>
+      </w:r>
+    </w:p>
+    <w:p>
+      <w:pPr>
+        <w:pStyle w:val="BodyText"/>
+      </w:pPr>
+      <w:r>
+        <w:rPr>
+          <w:b/>
+          <w:bCs/>
+        </w:rPr>
+        <w:t xml:space="preserve">Keep the source in the repository, in a text format that diffs.</w:t>
+      </w:r>
+      <w:r>
+        <w:t xml:space="preserve"> </w:t>
+      </w:r>
+      <w:r>
+        <w:t xml:space="preserve">A binary drawing in a shared folder</w:t>
+      </w:r>
+      <w:r>
+        <w:t xml:space="preserve"> </w:t>
+      </w:r>
+      <w:r>
+        <w:t xml:space="preserve">cannot be reviewed inside a change and is stale by the time anyone opens it. A diagram whose source is</w:t>
+      </w:r>
+      <w:r>
+        <w:t xml:space="preserve"> </w:t>
+      </w:r>
+      <w:r>
+        <w:t xml:space="preserve">text shows a new boundary as an added line in a diff, which is the same property that makes the</w:t>
+      </w:r>
+      <w:r>
+        <w:t xml:space="preserve"> </w:t>
+      </w:r>
+      <w:r>
+        <w:t xml:space="preserve">boundary list worth keeping in the first place. Any format with a text source works, and this document</w:t>
+      </w:r>
+      <w:r>
+        <w:t xml:space="preserve"> </w:t>
+      </w:r>
+      <w:r>
+        <w:t xml:space="preserve">names none, because the property is diffability rather than a tool.</w:t>
+      </w:r>
+    </w:p>
+    <w:p>
+      <w:pPr>
+        <w:pStyle w:val="BodyText"/>
+      </w:pPr>
+      <w:r>
+        <w:t xml:space="preserve">Two honest limits, in the same paragraph as the rule.</w:t>
+      </w:r>
+      <w:r>
+        <w:t xml:space="preserve"> </w:t>
+      </w:r>
+      <w:r>
+        <w:rPr>
+          <w:b/>
+          <w:bCs/>
+        </w:rPr>
+        <w:t xml:space="preserve">The diagram establishes nothing about the</w:t>
+      </w:r>
+      <w:r>
+        <w:rPr>
+          <w:b/>
+          <w:bCs/>
+        </w:rPr>
+        <w:t xml:space="preserve"> </w:t>
+      </w:r>
+      <w:r>
+        <w:rPr>
+          <w:b/>
+          <w:bCs/>
+        </w:rPr>
+        <w:t xml:space="preserve">code.</w:t>
+      </w:r>
+      <w:r>
+        <w:t xml:space="preserve"> </w:t>
+      </w:r>
+      <w:r>
+        <w:t xml:space="preserve">It records what somebody believed the boundaries were; the code is where they actually are, and</w:t>
+      </w:r>
+      <w:r>
+        <w:t xml:space="preserve"> </w:t>
+      </w:r>
+      <w:r>
+        <w:t xml:space="preserve">the two diverge without a sound. Nothing mechanical verifies it, which is the caveat this section</w:t>
+      </w:r>
+      <w:r>
+        <w:t xml:space="preserve"> </w:t>
+      </w:r>
+      <w:r>
+        <w:t xml:space="preserve">already carries for the threat model itself and is not weakened by adding a picture to it. And it goes</w:t>
+      </w:r>
+      <w:r>
+        <w:t xml:space="preserve"> </w:t>
+      </w:r>
+      <w:r>
+        <w:t xml:space="preserve">stale on at least the events that stale that table -- a change that adds a data class, gives an</w:t>
+      </w:r>
+      <w:r>
+        <w:t xml:space="preserve"> </w:t>
+      </w:r>
+      <w:r>
+        <w:t xml:space="preserve">existing class a new resting place, or adds a boundary -- and on a few the table survives, among them</w:t>
+      </w:r>
+      <w:r>
+        <w:t xml:space="preserve"> </w:t>
+      </w:r>
+      <w:r>
+        <w:t xml:space="preserve">a flow rerouted, a data store added, and a boundary removed. Which is why it rides the event trigger</w:t>
+      </w:r>
+      <w:r>
+        <w:t xml:space="preserve"> </w:t>
+      </w:r>
+      <w:r>
+        <w:t xml:space="preserve">section 14 gives section 1's data-class table, and the row section 16's gate already carries for that</w:t>
+      </w:r>
+      <w:r>
+        <w:t xml:space="preserve"> </w:t>
+      </w:r>
+      <w:r>
+        <w:t xml:space="preserve">table, rather than adding a gate row or a fifth calendar item of its own. It is also a map of every way</w:t>
+      </w:r>
+      <w:r>
+        <w:t xml:space="preserve"> </w:t>
+      </w:r>
+      <w:r>
+        <w:t xml:space="preserve">into the system, so section 13's</w:t>
+      </w:r>
+      <w:r>
+        <w:t xml:space="preserve"> </w:t>
+      </w:r>
+      <w:r>
+        <w:rPr>
+          <w:i/>
+          <w:iCs/>
+        </w:rPr>
+        <w:t xml:space="preserve">publish the rule, not the inventory</w:t>
+      </w:r>
+      <w:r>
+        <w:t xml:space="preserve"> </w:t>
+      </w:r>
+      <w:r>
+        <w:t xml:space="preserve">governs what you do with it.</w:t>
+      </w:r>
+    </w:p>
+    <w:p>
+      <w:pPr>
+        <w:pStyle w:val="BodyText"/>
+      </w:pPr>
+      <w:r>
+        <w:t xml:space="preserve">Normative force: a written artifact, recommended. It introduces no new blocking release condition and</w:t>
+      </w:r>
+      <w:r>
+        <w:t xml:space="preserve"> </w:t>
+      </w:r>
+      <w:r>
+        <w:t xml:space="preserve">weakens nothing above it.</w:t>
+      </w:r>
+    </w:p>
+    <w:bookmarkEnd w:id="23"/>
+    <w:bookmarkStart w:id="24" w:name="Xe95926782a39bd4a0ad092566161170b8cb2e98"/>
     <w:p>
       <w:pPr>
         <w:pStyle w:val="Heading3"/>
@@ -3739,9 +4027,9 @@
         </w:pict>
       </w:r>
     </w:p>
-    <w:bookmarkEnd w:id="23"/>
     <w:bookmarkEnd w:id="24"/>
-    <w:bookmarkStart w:id="26" w:name="X856bc933e26f1c9456cb19e64981d263d6663dc"/>
+    <w:bookmarkEnd w:id="25"/>
+    <w:bookmarkStart w:id="27" w:name="X856bc933e26f1c9456cb19e64981d263d6663dc"/>
     <w:p>
       <w:pPr>
         <w:pStyle w:val="Heading2"/>
@@ -3988,7 +4276,7 @@
       <w:r>
         <w:t xml:space="preserve"> </w:t>
       </w:r>
-      <w:hyperlink r:id="rId25">
+      <w:hyperlink r:id="rId26">
         <w:r>
           <w:rPr>
             <w:rStyle w:val="Hyperlink"/>
@@ -4007,8 +4295,8 @@
         </w:pict>
       </w:r>
     </w:p>
-    <w:bookmarkEnd w:id="26"/>
-    <w:bookmarkStart w:id="31" w:name="Xd0d2e3c2022a6968f9346992769e0293d735ca2"/>
+    <w:bookmarkEnd w:id="27"/>
+    <w:bookmarkStart w:id="32" w:name="Xd0d2e3c2022a6968f9346992769e0293d735ca2"/>
     <w:p>
       <w:pPr>
         <w:pStyle w:val="Heading2"/>
@@ -4045,7 +4333,7 @@
         <w:t xml:space="preserve">"reviewed" until it fits.</w:t>
       </w:r>
     </w:p>
-    <w:bookmarkStart w:id="27" w:name="X201f980f972ea0e4b6566ffddea29bd74691ffd"/>
+    <w:bookmarkStart w:id="28" w:name="X201f980f972ea0e4b6566ffddea29bd74691ffd"/>
     <w:p>
       <w:pPr>
         <w:pStyle w:val="Heading3"/>
@@ -4115,8 +4403,8 @@
         <w:t xml:space="preserve">, and no published claim may imply otherwise.</w:t>
       </w:r>
     </w:p>
-    <w:bookmarkEnd w:id="27"/>
-    <w:bookmarkStart w:id="29" w:name="Xd0ccc971424be3bfc158f34270074304d1beac4"/>
+    <w:bookmarkEnd w:id="28"/>
+    <w:bookmarkStart w:id="30" w:name="Xd0ccc971424be3bfc158f34270074304d1beac4"/>
     <w:p>
       <w:pPr>
         <w:pStyle w:val="Heading3"/>
@@ -4165,7 +4453,7 @@
       <w:r>
         <w:t xml:space="preserve"> </w:t>
       </w:r>
-      <w:hyperlink r:id="rId28">
+      <w:hyperlink r:id="rId29">
         <w:r>
           <w:rPr>
             <w:rStyle w:val="Hyperlink"/>
@@ -4215,7 +4503,7 @@
       <w:r>
         <w:t xml:space="preserve"> </w:t>
       </w:r>
-      <w:hyperlink r:id="rId25">
+      <w:hyperlink r:id="rId26">
         <w:r>
           <w:rPr>
             <w:rStyle w:val="Hyperlink"/>
@@ -4227,8 +4515,8 @@
         <w:t xml:space="preserve">.</w:t>
       </w:r>
     </w:p>
-    <w:bookmarkEnd w:id="29"/>
-    <w:bookmarkStart w:id="30" w:name="X8df9a15527c9258113a544c92aa72dbd7dd03b7"/>
+    <w:bookmarkEnd w:id="30"/>
+    <w:bookmarkStart w:id="31" w:name="X8df9a15527c9258113a544c92aa72dbd7dd03b7"/>
     <w:p>
       <w:pPr>
         <w:pStyle w:val="Heading3"/>
@@ -4290,9 +4578,9 @@
         </w:pict>
       </w:r>
     </w:p>
-    <w:bookmarkEnd w:id="30"/>
     <w:bookmarkEnd w:id="31"/>
-    <w:bookmarkStart w:id="36" w:name="Xa04daca1c49463ed52ff2475309af2fe8799704"/>
+    <w:bookmarkEnd w:id="32"/>
+    <w:bookmarkStart w:id="38" w:name="Xa04daca1c49463ed52ff2475309af2fe8799704"/>
     <w:p>
       <w:pPr>
         <w:pStyle w:val="Heading2"/>
@@ -4337,7 +4625,7 @@
         <w:t xml:space="preserve">badge.</w:t>
       </w:r>
     </w:p>
-    <w:bookmarkStart w:id="33" w:name="what-must-block-and-may-not-be-waived"/>
+    <w:bookmarkStart w:id="34" w:name="what-must-block-and-may-not-be-waived"/>
     <w:p>
       <w:pPr>
         <w:pStyle w:val="Heading3"/>
@@ -4400,7 +4688,7 @@
       <w:r>
         <w:t xml:space="preserve"> </w:t>
       </w:r>
-      <w:hyperlink r:id="rId25">
+      <w:hyperlink r:id="rId26">
         <w:r>
           <w:rPr>
             <w:rStyle w:val="Hyperlink"/>
@@ -4443,7 +4731,7 @@
       <w:r>
         <w:t xml:space="preserve"> </w:t>
       </w:r>
-      <w:hyperlink r:id="rId32">
+      <w:hyperlink r:id="rId33">
         <w:r>
           <w:rPr>
             <w:rStyle w:val="Hyperlink"/>
@@ -4482,8 +4770,346 @@
         <w:t xml:space="preserve">down, or the tool inventory grows while the blocking set stands still.</w:t>
       </w:r>
     </w:p>
-    <w:bookmarkEnd w:id="33"/>
-    <w:bookmarkStart w:id="34" w:name="X8e84579fd545af19ab8cb79c93491972da372eb"/>
+    <w:bookmarkEnd w:id="34"/>
+    <w:bookmarkStart w:id="35" w:name="X528d297cbcf16dcf6f2bd452949bcc76bc0bc37"/>
+    <w:p>
+      <w:pPr>
+        <w:pStyle w:val="Heading3"/>
+      </w:pPr>
+      <w:r>
+        <w:t xml:space="preserve">Dynamic testing: an event trigger, and a written record of what no trigger reached</w:t>
+      </w:r>
+    </w:p>
+    <w:p>
+      <w:pPr>
+        <w:pStyle w:val="FirstParagraph"/>
+      </w:pPr>
+      <w:r>
+        <w:t xml:space="preserve">The blocking set above is entirely static. Three checks that read code, manifests and history without</w:t>
+      </w:r>
+      <w:r>
+        <w:t xml:space="preserve"> </w:t>
+      </w:r>
+      <w:r>
+        <w:t xml:space="preserve">executing anything. Section 2's malformed-input harness is the only control this document states that</w:t>
+      </w:r>
+      <w:r>
+        <w:t xml:space="preserve"> </w:t>
+      </w:r>
+      <w:r>
+        <w:t xml:space="preserve">runs the built code against input it did not expect, and a scheduled job with no stated trigger drifts</w:t>
+      </w:r>
+      <w:r>
+        <w:t xml:space="preserve"> </w:t>
+      </w:r>
+      <w:r>
+        <w:t xml:space="preserve">into being a green light nobody asked a question of. Give it a policy, in three parts.</w:t>
+      </w:r>
+    </w:p>
+    <w:p>
+      <w:pPr>
+        <w:pStyle w:val="BodyText"/>
+      </w:pPr>
+      <w:r>
+        <w:rPr>
+          <w:b/>
+          <w:bCs/>
+        </w:rPr>
+        <w:t xml:space="preserve">Trigger a dynamic pass on an event, and name the events.</w:t>
+      </w:r>
+      <w:r>
+        <w:t xml:space="preserve"> </w:t>
+      </w:r>
+      <w:r>
+        <w:t xml:space="preserve">At least these, and each is answerable</w:t>
+      </w:r>
+      <w:r>
+        <w:t xml:space="preserve"> </w:t>
+      </w:r>
+      <w:r>
+        <w:t xml:space="preserve">from a diff rather than from a judgment:</w:t>
+      </w:r>
+    </w:p>
+    <w:p>
+      <w:pPr>
+        <w:pStyle w:val="Compact"/>
+        <w:numPr>
+          <w:ilvl w:val="0"/>
+          <w:numId w:val="1011"/>
+        </w:numPr>
+      </w:pPr>
+      <w:r>
+        <w:t xml:space="preserve">A boundary is added to section 2's list, or the parser, decoder or deserializer behind an existing</w:t>
+      </w:r>
+      <w:r>
+        <w:t xml:space="preserve"> </w:t>
+      </w:r>
+      <w:r>
+        <w:t xml:space="preserve">one is replaced.</w:t>
+      </w:r>
+    </w:p>
+    <w:p>
+      <w:pPr>
+        <w:pStyle w:val="Compact"/>
+        <w:numPr>
+          <w:ilvl w:val="0"/>
+          <w:numId w:val="1011"/>
+        </w:numPr>
+      </w:pPr>
+      <w:r>
+        <w:t xml:space="preserve">A dependency that does the parsing or decoding at a boundary crosses a major version.</w:t>
+      </w:r>
+    </w:p>
+    <w:p>
+      <w:pPr>
+        <w:pStyle w:val="Compact"/>
+        <w:numPr>
+          <w:ilvl w:val="0"/>
+          <w:numId w:val="1011"/>
+        </w:numPr>
+      </w:pPr>
+      <w:r>
+        <w:t xml:space="preserve">A finding of this class arrives from any source -- an advisory, a report, a crash in the field. The</w:t>
+      </w:r>
+      <w:r>
+        <w:t xml:space="preserve"> </w:t>
+      </w:r>
+      <w:r>
+        <w:t xml:space="preserve">confirming run is section 12's, and it has to mirror the original.</w:t>
+      </w:r>
+    </w:p>
+    <w:p>
+      <w:pPr>
+        <w:pStyle w:val="Compact"/>
+        <w:numPr>
+          <w:ilvl w:val="0"/>
+          <w:numId w:val="1011"/>
+        </w:numPr>
+      </w:pPr>
+      <w:r>
+        <w:t xml:space="preserve">A release changes the ingress surface.</w:t>
+      </w:r>
+    </w:p>
+    <w:p>
+      <w:pPr>
+        <w:pStyle w:val="FirstParagraph"/>
+      </w:pPr>
+      <w:r>
+        <w:t xml:space="preserve">The schedule section 2 already sets stays where it is, and it is doing a different job: a fuzzer finds</w:t>
+      </w:r>
+      <w:r>
+        <w:t xml:space="preserve"> </w:t>
+      </w:r>
+      <w:r>
+        <w:t xml:space="preserve">more with more machine time, so the scheduled run is how the corpus accumulates. The triggers are what</w:t>
+      </w:r>
+      <w:r>
+        <w:t xml:space="preserve"> </w:t>
+      </w:r>
+      <w:r>
+        <w:t xml:space="preserve">make the pass answer a question. Neither replaces the other, and a project running only the schedule</w:t>
+      </w:r>
+      <w:r>
+        <w:t xml:space="preserve"> </w:t>
+      </w:r>
+      <w:r>
+        <w:t xml:space="preserve">has a control that cannot respond to anything.</w:t>
+      </w:r>
+    </w:p>
+    <w:p>
+      <w:pPr>
+        <w:pStyle w:val="BodyText"/>
+      </w:pPr>
+      <w:r>
+        <w:rPr>
+          <w:b/>
+          <w:bCs/>
+        </w:rPr>
+        <w:t xml:space="preserve">This is not a fifth item for section 14.</w:t>
+      </w:r>
+      <w:r>
+        <w:t xml:space="preserve"> </w:t>
+      </w:r>
+      <w:r>
+        <w:t xml:space="preserve">That pass is capped at four for the reason section 14</w:t>
+      </w:r>
+      <w:r>
+        <w:t xml:space="preserve"> </w:t>
+      </w:r>
+      <w:r>
+        <w:t xml:space="preserve">states, and these are events with a diff behind them rather than calendar entries -- which is that</w:t>
+      </w:r>
+      <w:r>
+        <w:t xml:space="preserve"> </w:t>
+      </w:r>
+      <w:r>
+        <w:t xml:space="preserve">section's own stated preference. Nothing here adds a row to the release gate in section 16 either. The</w:t>
+      </w:r>
+      <w:r>
+        <w:t xml:space="preserve"> </w:t>
+      </w:r>
+      <w:r>
+        <w:t xml:space="preserve">record required below is a field in an entry that pass already writes, not a fifth thing for it to</w:t>
+      </w:r>
+      <w:r>
+        <w:t xml:space="preserve"> </w:t>
+      </w:r>
+      <w:r>
+        <w:t xml:space="preserve">check, and the four-item cap holds.</w:t>
+      </w:r>
+    </w:p>
+    <w:p>
+      <w:pPr>
+        <w:pStyle w:val="BodyText"/>
+      </w:pPr>
+      <w:r>
+        <w:rPr>
+          <w:b/>
+          <w:bCs/>
+        </w:rPr>
+        <w:t xml:space="preserve">Write down what no trigger reached, in the record somebody already writes.</w:t>
+      </w:r>
+      <w:r>
+        <w:t xml:space="preserve"> </w:t>
+      </w:r>
+      <w:r>
+        <w:t xml:space="preserve">Section 14's periodic</w:t>
+      </w:r>
+      <w:r>
+        <w:t xml:space="preserve"> </w:t>
+      </w:r>
+      <w:r>
+        <w:t xml:space="preserve">pass produces a dated entry recording what was checked and what changed; dynamic testing is a line in</w:t>
+      </w:r>
+      <w:r>
+        <w:t xml:space="preserve"> </w:t>
+      </w:r>
+      <w:r>
+        <w:t xml:space="preserve">that entry. Where no trigger has fired since the last pass, the line says dynamic testing did not run</w:t>
+      </w:r>
+      <w:r>
+        <w:t xml:space="preserve"> </w:t>
+      </w:r>
+      <w:r>
+        <w:t xml:space="preserve">and carries that pass's date, rather than inheriting the last green run. That places the honesty</w:t>
+      </w:r>
+      <w:r>
+        <w:t xml:space="preserve"> </w:t>
+      </w:r>
+      <w:r>
+        <w:t xml:space="preserve">control on an existing artifact with an existing owner and cadence, which is the only way a record of</w:t>
+      </w:r>
+      <w:r>
+        <w:t xml:space="preserve"> </w:t>
+      </w:r>
+      <w:r>
+        <w:t xml:space="preserve">a non-run ever gets written. Where a pass did run, record its reach and not only its result: the</w:t>
+      </w:r>
+      <w:r>
+        <w:t xml:space="preserve"> </w:t>
+      </w:r>
+      <w:r>
+        <w:t xml:space="preserve">harness gets at parser, decoder and</w:t>
+      </w:r>
+      <w:r>
+        <w:t xml:space="preserve"> </w:t>
+      </w:r>
+      <w:r>
+        <w:t xml:space="preserve">boundary surfaces, and does not get at authorization decisions, business logic, multi-step flows, or</w:t>
+      </w:r>
+      <w:r>
+        <w:t xml:space="preserve"> </w:t>
+      </w:r>
+      <w:r>
+        <w:t xml:space="preserve">state held across requests. Those are surfaces an external engagement reaches and this does not, which</w:t>
+      </w:r>
+      <w:r>
+        <w:t xml:space="preserve"> </w:t>
+      </w:r>
+      <w:r>
+        <w:t xml:space="preserve">is section 15's gap and stays open however green this is.</w:t>
+      </w:r>
+    </w:p>
+    <w:p>
+      <w:pPr>
+        <w:pStyle w:val="BodyText"/>
+      </w:pPr>
+      <w:r>
+        <w:t xml:space="preserve">The honest limit is the one section 2 already carries, and it is the one that decides whether any of</w:t>
+      </w:r>
+      <w:r>
+        <w:t xml:space="preserve"> </w:t>
+      </w:r>
+      <w:r>
+        <w:t xml:space="preserve">this meant anything: a harness that never gets past the first parse call is the dynamic-testing</w:t>
+      </w:r>
+      <w:r>
+        <w:t xml:space="preserve"> </w:t>
+      </w:r>
+      <w:r>
+        <w:t xml:space="preserve">equivalent of a clean run on a weak ruleset. The coverage question is what the corpus reached, never</w:t>
+      </w:r>
+      <w:r>
+        <w:t xml:space="preserve"> </w:t>
+      </w:r>
+      <w:r>
+        <w:t xml:space="preserve">how long it ran.</w:t>
+      </w:r>
+    </w:p>
+    <w:p>
+      <w:pPr>
+        <w:pStyle w:val="BodyText"/>
+      </w:pPr>
+      <w:r>
+        <w:t xml:space="preserve">Two things stated plainly, in this document's usual style. Nothing above blocks -- this section's</w:t>
+      </w:r>
+      <w:r>
+        <w:t xml:space="preserve"> </w:t>
+      </w:r>
+      <w:r>
+        <w:t xml:space="preserve">classification of the harness as advisory does not change, and a trigger firing produces a pass and a</w:t>
+      </w:r>
+      <w:r>
+        <w:t xml:space="preserve"> </w:t>
+      </w:r>
+      <w:r>
+        <w:t xml:space="preserve">record, not a red change. And nothing here is borrowed at the technique level: SP 800-115 is the</w:t>
+      </w:r>
+      <w:r>
+        <w:t xml:space="preserve"> </w:t>
+      </w:r>
+      <w:r>
+        <w:t xml:space="preserve">publication whose subject this is, it is cited on this page for its process material only, and its</w:t>
+      </w:r>
+      <w:r>
+        <w:t xml:space="preserve"> </w:t>
+      </w:r>
+      <w:r>
+        <w:t xml:space="preserve">technique and tooling inventory has a row in the coverage table saying so -- which is why the trigger</w:t>
+      </w:r>
+      <w:r>
+        <w:t xml:space="preserve"> </w:t>
+      </w:r>
+      <w:r>
+        <w:t xml:space="preserve">list and the reach statement are unmarked and this document's own.</w:t>
+      </w:r>
+    </w:p>
+    <w:p>
+      <w:pPr>
+        <w:pStyle w:val="BodyText"/>
+      </w:pPr>
+      <w:r>
+        <w:t xml:space="preserve">Normative force: a triggered pass and a dated record, recommended. Nothing here blocks, the harness</w:t>
+      </w:r>
+      <w:r>
+        <w:t xml:space="preserve"> </w:t>
+      </w:r>
+      <w:r>
+        <w:t xml:space="preserve">stays advisory, and no release condition changes.</w:t>
+      </w:r>
+    </w:p>
+    <w:bookmarkEnd w:id="35"/>
+    <w:bookmarkStart w:id="36" w:name="X8e84579fd545af19ab8cb79c93491972da372eb"/>
     <w:p>
       <w:pPr>
         <w:pStyle w:val="Heading3"/>
@@ -4578,7 +5204,7 @@
       <w:r>
         <w:t xml:space="preserve"> </w:t>
       </w:r>
-      <w:hyperlink r:id="rId25">
+      <w:hyperlink r:id="rId26">
         <w:r>
           <w:rPr>
             <w:rStyle w:val="Hyperlink"/>
@@ -4708,8 +5334,8 @@
         <w:t xml:space="preserve">other. It records what you have rather than requiring anything new, so it adds no blocking condition.</w:t>
       </w:r>
     </w:p>
-    <w:bookmarkEnd w:id="34"/>
-    <w:bookmarkStart w:id="35" w:name="the-security-anti-metrics"/>
+    <w:bookmarkEnd w:id="36"/>
+    <w:bookmarkStart w:id="37" w:name="the-security-anti-metrics"/>
     <w:p>
       <w:pPr>
         <w:pStyle w:val="Heading3"/>
@@ -4831,6 +5457,30 @@
               <w:pStyle w:val="Compact"/>
             </w:pPr>
             <w:r>
+              <w:t xml:space="preserve">Fuzzing hours, or corpus size</w:t>
+            </w:r>
+          </w:p>
+        </w:tc>
+        <w:tc>
+          <w:tcPr/>
+          <w:p>
+            <w:pPr>
+              <w:pStyle w:val="Compact"/>
+            </w:pPr>
+            <w:r>
+              <w:t xml:space="preserve">Machine time and a file count. Neither says which surfaces the corpus reached</w:t>
+            </w:r>
+          </w:p>
+        </w:tc>
+      </w:tr>
+      <w:tr>
+        <w:tc>
+          <w:tcPr/>
+          <w:p>
+            <w:pPr>
+              <w:pStyle w:val="Compact"/>
+            </w:pPr>
+            <w:r>
               <w:t xml:space="preserve">A single percentage-pass headline from an assessment</w:t>
             </w:r>
           </w:p>
@@ -5005,9 +5655,9 @@
         </w:pict>
       </w:r>
     </w:p>
-    <w:bookmarkEnd w:id="35"/>
-    <w:bookmarkEnd w:id="36"/>
-    <w:bookmarkStart w:id="37" w:name="X008abd79804448b13ff485fe9ff5830c953e411"/>
+    <w:bookmarkEnd w:id="37"/>
+    <w:bookmarkEnd w:id="38"/>
+    <w:bookmarkStart w:id="39" w:name="X008abd79804448b13ff485fe9ff5830c953e411"/>
     <w:p>
       <w:pPr>
         <w:pStyle w:val="Heading2"/>
@@ -5046,7 +5696,7 @@
       <w:r>
         <w:t xml:space="preserve"> </w:t>
       </w:r>
-      <w:hyperlink r:id="rId32">
+      <w:hyperlink r:id="rId33">
         <w:r>
           <w:rPr>
             <w:rStyle w:val="Hyperlink"/>
@@ -5093,7 +5743,7 @@
       <w:r>
         <w:t xml:space="preserve"> </w:t>
       </w:r>
-      <w:hyperlink r:id="rId25">
+      <w:hyperlink r:id="rId26">
         <w:r>
           <w:rPr>
             <w:rStyle w:val="Hyperlink"/>
@@ -5180,8 +5830,8 @@
         </w:pict>
       </w:r>
     </w:p>
-    <w:bookmarkEnd w:id="37"/>
-    <w:bookmarkStart w:id="40" w:name="X14e6323bcf6e9b0e8faa6bdd21b76d13cd211dd"/>
+    <w:bookmarkEnd w:id="39"/>
+    <w:bookmarkStart w:id="42" w:name="X14e6323bcf6e9b0e8faa6bdd21b76d13cd211dd"/>
     <w:p>
       <w:pPr>
         <w:pStyle w:val="Heading2"/>
@@ -5318,7 +5968,7 @@
       <w:r>
         <w:t xml:space="preserve"> </w:t>
       </w:r>
-      <w:hyperlink r:id="rId25">
+      <w:hyperlink r:id="rId26">
         <w:r>
           <w:rPr>
             <w:rStyle w:val="Hyperlink"/>
@@ -5330,7 +5980,7 @@
         <w:t xml:space="preserve">.</w:t>
       </w:r>
     </w:p>
-    <w:bookmarkStart w:id="38" w:name="Xb97d7c0c1ae0709af64fd2b41a96e8b87e7072c"/>
+    <w:bookmarkStart w:id="40" w:name="Xb97d7c0c1ae0709af64fd2b41a96e8b87e7072c"/>
     <w:p>
       <w:pPr>
         <w:pStyle w:val="Heading3"/>
@@ -5471,8 +6121,8 @@
         <w:t xml:space="preserve">blocking release gate.</w:t>
       </w:r>
     </w:p>
-    <w:bookmarkEnd w:id="38"/>
-    <w:bookmarkStart w:id="39" w:name="X4eda1cea0fbf2b691f9051769e165ce2d910452"/>
+    <w:bookmarkEnd w:id="40"/>
+    <w:bookmarkStart w:id="41" w:name="X4eda1cea0fbf2b691f9051769e165ce2d910452"/>
     <w:p>
       <w:pPr>
         <w:pStyle w:val="Heading3"/>
@@ -5584,9 +6234,9 @@
         </w:pict>
       </w:r>
     </w:p>
-    <w:bookmarkEnd w:id="39"/>
-    <w:bookmarkEnd w:id="40"/>
-    <w:bookmarkStart w:id="42" w:name="X08c545cdaea16d13c66d050a73fae11a3e2b4eb"/>
+    <w:bookmarkEnd w:id="41"/>
+    <w:bookmarkEnd w:id="42"/>
+    <w:bookmarkStart w:id="44" w:name="X08c545cdaea16d13c66d050a73fae11a3e2b4eb"/>
     <w:p>
       <w:pPr>
         <w:pStyle w:val="Heading2"/>
@@ -5655,7 +6305,7 @@
         <w:pStyle w:val="Compact"/>
         <w:numPr>
           <w:ilvl w:val="0"/>
-          <w:numId w:val="1011"/>
+          <w:numId w:val="1012"/>
         </w:numPr>
       </w:pPr>
       <w:r>
@@ -5677,7 +6327,7 @@
         <w:pStyle w:val="Compact"/>
         <w:numPr>
           <w:ilvl w:val="0"/>
-          <w:numId w:val="1011"/>
+          <w:numId w:val="1012"/>
         </w:numPr>
       </w:pPr>
       <w:r>
@@ -5708,7 +6358,7 @@
         <w:pStyle w:val="Compact"/>
         <w:numPr>
           <w:ilvl w:val="0"/>
-          <w:numId w:val="1011"/>
+          <w:numId w:val="1012"/>
         </w:numPr>
       </w:pPr>
       <w:r>
@@ -5763,7 +6413,7 @@
         <w:t xml:space="preserve">defense in depth.</w:t>
       </w:r>
     </w:p>
-    <w:bookmarkStart w:id="41" w:name="X3d7ee481263114e250585e60a9d5c13e5a28baf"/>
+    <w:bookmarkStart w:id="43" w:name="X3d7ee481263114e250585e60a9d5c13e5a28baf"/>
     <w:p>
       <w:pPr>
         <w:pStyle w:val="Heading3"/>
@@ -5849,9 +6499,9 @@
         </w:pict>
       </w:r>
     </w:p>
-    <w:bookmarkEnd w:id="41"/>
-    <w:bookmarkEnd w:id="42"/>
-    <w:bookmarkStart w:id="45" w:name="X11a9cb1723e5b511bbccf75d2588530cdcc5b38"/>
+    <w:bookmarkEnd w:id="43"/>
+    <w:bookmarkEnd w:id="44"/>
+    <w:bookmarkStart w:id="47" w:name="X11a9cb1723e5b511bbccf75d2588530cdcc5b38"/>
     <w:p>
       <w:pPr>
         <w:pStyle w:val="Heading2"/>
@@ -5920,7 +6570,7 @@
         <w:t xml:space="preserve">described as non-compliant for a control it does not need.</w:t>
       </w:r>
     </w:p>
-    <w:bookmarkStart w:id="43" w:name="X592ab2cc59a074e35b688ecba31d6bf75ef08fd"/>
+    <w:bookmarkStart w:id="45" w:name="X592ab2cc59a074e35b688ecba31d6bf75ef08fd"/>
     <w:p>
       <w:pPr>
         <w:pStyle w:val="Heading3"/>
@@ -6053,8 +6703,8 @@
         <w:t xml:space="preserve">sink fail.</w:t>
       </w:r>
     </w:p>
-    <w:bookmarkEnd w:id="43"/>
-    <w:bookmarkStart w:id="44" w:name="X4cc549780cd7e61d6d0628e1c196c335036c46e"/>
+    <w:bookmarkEnd w:id="45"/>
+    <w:bookmarkStart w:id="46" w:name="X4cc549780cd7e61d6d0628e1c196c335036c46e"/>
     <w:p>
       <w:pPr>
         <w:pStyle w:val="Heading3"/>
@@ -6180,9 +6830,9 @@
         </w:pict>
       </w:r>
     </w:p>
-    <w:bookmarkEnd w:id="44"/>
-    <w:bookmarkEnd w:id="45"/>
-    <w:bookmarkStart w:id="50" w:name="X48eebdbfd8d38cb086e115614d17c7297664944"/>
+    <w:bookmarkEnd w:id="46"/>
+    <w:bookmarkEnd w:id="47"/>
+    <w:bookmarkStart w:id="52" w:name="X48eebdbfd8d38cb086e115614d17c7297664944"/>
     <w:p>
       <w:pPr>
         <w:pStyle w:val="Heading2"/>
@@ -6205,7 +6855,7 @@
         <w:t xml:space="preserve">what makes it worth more than the rest of your security page.</w:t>
       </w:r>
     </w:p>
-    <w:bookmarkStart w:id="46" w:name="X0962a595a15c980cbc426c4ee953da82dbc2640"/>
+    <w:bookmarkStart w:id="48" w:name="X0962a595a15c980cbc426c4ee953da82dbc2640"/>
     <w:p>
       <w:pPr>
         <w:pStyle w:val="Heading3"/>
@@ -6658,8 +7308,8 @@
         <w:t xml:space="preserve">that gap is the work rather than the waiver.</w:t>
       </w:r>
     </w:p>
-    <w:bookmarkEnd w:id="46"/>
-    <w:bookmarkStart w:id="47" w:name="Xca148109ff5f44572641d020555735042fe03e4"/>
+    <w:bookmarkEnd w:id="48"/>
+    <w:bookmarkStart w:id="49" w:name="Xca148109ff5f44572641d020555735042fe03e4"/>
     <w:p>
       <w:pPr>
         <w:pStyle w:val="Heading3"/>
@@ -6906,8 +7556,8 @@
         <w:t xml:space="preserve">proportion of those a consumer can resolve to an identity.</w:t>
       </w:r>
     </w:p>
-    <w:bookmarkEnd w:id="47"/>
-    <w:bookmarkStart w:id="48" w:name="Xe1acf8bcb72e6c414f95b924737381b6debc42f"/>
+    <w:bookmarkEnd w:id="49"/>
+    <w:bookmarkStart w:id="50" w:name="Xe1acf8bcb72e6c414f95b924737381b6debc42f"/>
     <w:p>
       <w:pPr>
         <w:pStyle w:val="Heading3"/>
@@ -7220,7 +7870,7 @@
       <w:r>
         <w:t xml:space="preserve"> </w:t>
       </w:r>
-      <w:hyperlink r:id="rId25">
+      <w:hyperlink r:id="rId26">
         <w:r>
           <w:rPr>
             <w:rStyle w:val="Hyperlink"/>
@@ -7244,8 +7894,8 @@
         <w:t xml:space="preserve">list.</w:t>
       </w:r>
     </w:p>
-    <w:bookmarkEnd w:id="48"/>
-    <w:bookmarkStart w:id="49" w:name="Xc32df6696e9411929dcc3ab12f3985f03bc5873"/>
+    <w:bookmarkEnd w:id="50"/>
+    <w:bookmarkStart w:id="51" w:name="Xc32df6696e9411929dcc3ab12f3985f03bc5873"/>
     <w:p>
       <w:pPr>
         <w:pStyle w:val="Heading3"/>
@@ -7385,9 +8035,9 @@
         </w:pict>
       </w:r>
     </w:p>
-    <w:bookmarkEnd w:id="49"/>
-    <w:bookmarkEnd w:id="50"/>
-    <w:bookmarkStart w:id="53" w:name="X254797a2ada8f8185b1c8b4abb87efa09aeaec0"/>
+    <w:bookmarkEnd w:id="51"/>
+    <w:bookmarkEnd w:id="52"/>
+    <w:bookmarkStart w:id="55" w:name="X254797a2ada8f8185b1c8b4abb87efa09aeaec0"/>
     <w:p>
       <w:pPr>
         <w:pStyle w:val="Heading2"/>
@@ -7513,7 +8163,7 @@
         <w:t xml:space="preserve">to push the trust root as low as the operator is willing to go.</w:t>
       </w:r>
     </w:p>
-    <w:bookmarkStart w:id="51" w:name="X03039a66da44c7154d14d988511a9288cf0ecd3"/>
+    <w:bookmarkStart w:id="53" w:name="X03039a66da44c7154d14d988511a9288cf0ecd3"/>
     <w:p>
       <w:pPr>
         <w:pStyle w:val="Heading3"/>
@@ -7534,156 +8184,6 @@
       </w:r>
       <w:r>
         <w:t xml:space="preserve">yours:</w:t>
-      </w:r>
-    </w:p>
-    <w:p>
-      <w:pPr>
-        <w:pStyle w:val="Compact"/>
-        <w:numPr>
-          <w:ilvl w:val="0"/>
-          <w:numId w:val="1012"/>
-        </w:numPr>
-      </w:pPr>
-      <w:r>
-        <w:t xml:space="preserve">file-integrity monitoring against a baseline</w:t>
-      </w:r>
-    </w:p>
-    <w:p>
-      <w:pPr>
-        <w:pStyle w:val="Compact"/>
-        <w:numPr>
-          <w:ilvl w:val="0"/>
-          <w:numId w:val="1012"/>
-        </w:numPr>
-      </w:pPr>
-      <w:r>
-        <w:t xml:space="preserve">immutable or read-only deployment with writable state confined to the data store</w:t>
-      </w:r>
-    </w:p>
-    <w:p>
-      <w:pPr>
-        <w:pStyle w:val="Compact"/>
-        <w:numPr>
-          <w:ilvl w:val="0"/>
-          <w:numId w:val="1012"/>
-        </w:numPr>
-      </w:pPr>
-      <w:r>
-        <w:t xml:space="preserve">least-privilege file ownership so the running account cannot rewrite its own code</w:t>
-      </w:r>
-    </w:p>
-    <w:p>
-      <w:pPr>
-        <w:pStyle w:val="Compact"/>
-        <w:numPr>
-          <w:ilvl w:val="0"/>
-          <w:numId w:val="1012"/>
-        </w:numPr>
-      </w:pPr>
-      <w:r>
-        <w:t xml:space="preserve">confinement under a mandatory access control system</w:t>
-      </w:r>
-    </w:p>
-    <w:p>
-      <w:pPr>
-        <w:pStyle w:val="Compact"/>
-        <w:numPr>
-          <w:ilvl w:val="0"/>
-          <w:numId w:val="1012"/>
-        </w:numPr>
-      </w:pPr>
-      <w:r>
-        <w:t xml:space="preserve">signed-artifact admission control that rejects anything unsigned</w:t>
-      </w:r>
-    </w:p>
-    <w:p>
-      <w:pPr>
-        <w:pStyle w:val="FirstParagraph"/>
-      </w:pPr>
-      <w:r>
-        <w:t xml:space="preserve">Ship a hardening guide with a concrete list of paths to monitor and example rules, so the operator has</w:t>
-      </w:r>
-      <w:r>
-        <w:t xml:space="preserve"> </w:t>
-      </w:r>
-      <w:r>
-        <w:t xml:space="preserve">something to apply on day one rather than a category name.</w:t>
-      </w:r>
-    </w:p>
-    <w:bookmarkEnd w:id="51"/>
-    <w:bookmarkStart w:id="52" w:name="X438150f8dfc89784d5bd3543f347a17625c0f0c"/>
-    <w:p>
-      <w:pPr>
-        <w:pStyle w:val="Heading3"/>
-      </w:pPr>
-      <w:r>
-        <w:t xml:space="preserve">Roll out a blocking verification control in audit mode first</w:t>
-      </w:r>
-    </w:p>
-    <w:p>
-      <w:pPr>
-        <w:pStyle w:val="FirstParagraph"/>
-      </w:pPr>
-      <w:r>
-        <w:t xml:space="preserve">A control that rejects artifacts failing verification will also reject valid artifacts whenever its</w:t>
-      </w:r>
-      <w:r>
-        <w:t xml:space="preserve"> </w:t>
-      </w:r>
-      <w:r>
-        <w:t xml:space="preserve">own preconditions are unmet -- for instance when the enforcing component cannot reach the store</w:t>
-      </w:r>
-      <w:r>
-        <w:t xml:space="preserve"> </w:t>
-      </w:r>
-      <w:r>
-        <w:t xml:space="preserve">holding the signatures it must fetch.</w:t>
-      </w:r>
-    </w:p>
-    <w:p>
-      <w:pPr>
-        <w:pStyle w:val="BodyText"/>
-      </w:pPr>
-      <w:r>
-        <w:t xml:space="preserve">Start in audit mode where it reports but does not block, confirm it is resolving what it needs, then</w:t>
-      </w:r>
-      <w:r>
-        <w:t xml:space="preserve"> </w:t>
-      </w:r>
-      <w:r>
-        <w:t xml:space="preserve">switch to enforce. The alternative is a rollout that blocks legitimate deployments on day one and gets</w:t>
-      </w:r>
-      <w:r>
-        <w:t xml:space="preserve"> </w:t>
-      </w:r>
-      <w:r>
-        <w:t xml:space="preserve">switched off permanently as a result.</w:t>
-      </w:r>
-    </w:p>
-    <w:p>
-      <w:r>
-        <w:pict>
-          <v:rect style="width:0;height:1.5pt" o:hralign="center" o:hrstd="t" o:hr="t"/>
-        </w:pict>
-      </w:r>
-    </w:p>
-    <w:bookmarkEnd w:id="52"/>
-    <w:bookmarkEnd w:id="53"/>
-    <w:bookmarkStart w:id="55" w:name="Xc32b009c31e5f6409196a95ed4c1406da6dc82b"/>
-    <w:p>
-      <w:pPr>
-        <w:pStyle w:val="Heading2"/>
-      </w:pPr>
-      <w:r>
-        <w:t xml:space="preserve">12. Vulnerability response, exercised</w:t>
-      </w:r>
-    </w:p>
-    <w:p>
-      <w:pPr>
-        <w:pStyle w:val="FirstParagraph"/>
-      </w:pPr>
-      <w:r>
-        <w:t xml:space="preserve">A response program is a process control, not a document. It needs:</w:t>
       </w:r>
     </w:p>
     <w:p>
@@ -7695,7 +8195,7 @@
         </w:numPr>
       </w:pPr>
       <w:r>
-        <w:t xml:space="preserve">A defined private intake channel.</w:t>
+        <w:t xml:space="preserve">file-integrity monitoring against a baseline</w:t>
       </w:r>
     </w:p>
     <w:p>
@@ -7707,7 +8207,7 @@
         </w:numPr>
       </w:pPr>
       <w:r>
-        <w:t xml:space="preserve">Severity-banded remediation windows.</w:t>
+        <w:t xml:space="preserve">immutable or read-only deployment with writable state confined to the data store</w:t>
       </w:r>
     </w:p>
     <w:p>
@@ -7719,7 +8219,7 @@
         </w:numPr>
       </w:pPr>
       <w:r>
-        <w:t xml:space="preserve">A root-cause review for significant findings, feeding systemic causes back into the standard.</w:t>
+        <w:t xml:space="preserve">least-privilege file ownership so the running account cannot rewrite its own code</w:t>
       </w:r>
     </w:p>
     <w:p>
@@ -7731,7 +8231,7 @@
         </w:numPr>
       </w:pPr>
       <w:r>
-        <w:t xml:space="preserve">Coordinated disclosure after a fix exists.</w:t>
+        <w:t xml:space="preserve">confinement under a mandatory access control system</w:t>
       </w:r>
     </w:p>
     <w:p>
@@ -7743,23 +8243,7 @@
         </w:numPr>
       </w:pPr>
       <w:r>
-        <w:rPr>
-          <w:b/>
-          <w:bCs/>
-        </w:rPr>
-        <w:t xml:space="preserve">The machinery exercised end to end at least once, as a dry run.</w:t>
-      </w:r>
-      <w:r>
-        <w:t xml:space="preserve"> </w:t>
-      </w:r>
-      <w:r>
-        <w:t xml:space="preserve">This is the part usually</w:t>
-      </w:r>
-      <w:r>
-        <w:t xml:space="preserve"> </w:t>
-      </w:r>
-      <w:r>
-        <w:t xml:space="preserve">missing, and it is the part that finds the broken intake address before a real reporter does.</w:t>
+        <w:t xml:space="preserve">signed-artifact admission control that rejects anything unsigned</w:t>
       </w:r>
     </w:p>
     <w:p>
@@ -7767,35 +8251,43 @@
         <w:pStyle w:val="FirstParagraph"/>
       </w:pPr>
       <w:r>
-        <w:rPr>
-          <w:b/>
-          <w:bCs/>
-        </w:rPr>
-        <w:t xml:space="preserve">State when the clock starts, next to the window.</w:t>
-      </w:r>
-      <w:r>
-        <w:t xml:space="preserve"> </w:t>
-      </w:r>
-      <w:r>
-        <w:t xml:space="preserve">The two obvious choices give very different</w:t>
-      </w:r>
-      <w:r>
-        <w:t xml:space="preserve"> </w:t>
-      </w:r>
-      <w:r>
-        <w:t xml:space="preserve">numbers. Measuring from your own triage is right for your own defects. Measuring from the point an</w:t>
-      </w:r>
-      <w:r>
-        <w:t xml:space="preserve"> </w:t>
-      </w:r>
-      <w:r>
-        <w:t xml:space="preserve">upstream fixed version exists is right for a third-party advisory, because a clock started at triage</w:t>
-      </w:r>
-      <w:r>
-        <w:t xml:space="preserve"> </w:t>
-      </w:r>
-      <w:r>
-        <w:t xml:space="preserve">runs against something you cannot act on.</w:t>
+        <w:t xml:space="preserve">Ship a hardening guide with a concrete list of paths to monitor and example rules, so the operator has</w:t>
+      </w:r>
+      <w:r>
+        <w:t xml:space="preserve"> </w:t>
+      </w:r>
+      <w:r>
+        <w:t xml:space="preserve">something to apply on day one rather than a category name.</w:t>
+      </w:r>
+    </w:p>
+    <w:bookmarkEnd w:id="53"/>
+    <w:bookmarkStart w:id="54" w:name="X438150f8dfc89784d5bd3543f347a17625c0f0c"/>
+    <w:p>
+      <w:pPr>
+        <w:pStyle w:val="Heading3"/>
+      </w:pPr>
+      <w:r>
+        <w:t xml:space="preserve">Roll out a blocking verification control in audit mode first</w:t>
+      </w:r>
+    </w:p>
+    <w:p>
+      <w:pPr>
+        <w:pStyle w:val="FirstParagraph"/>
+      </w:pPr>
+      <w:r>
+        <w:t xml:space="preserve">A control that rejects artifacts failing verification will also reject valid artifacts whenever its</w:t>
+      </w:r>
+      <w:r>
+        <w:t xml:space="preserve"> </w:t>
+      </w:r>
+      <w:r>
+        <w:t xml:space="preserve">own preconditions are unmet -- for instance when the enforcing component cannot reach the store</w:t>
+      </w:r>
+      <w:r>
+        <w:t xml:space="preserve"> </w:t>
+      </w:r>
+      <w:r>
+        <w:t xml:space="preserve">holding the signatures it must fetch.</w:t>
       </w:r>
     </w:p>
     <w:p>
@@ -7803,383 +8295,19 @@
         <w:pStyle w:val="BodyText"/>
       </w:pPr>
       <w:r>
-        <w:t xml:space="preserve">Pick per finding class, say which, and track the waiting period itself, so an unfixable advisory is</w:t>
-      </w:r>
-      <w:r>
-        <w:t xml:space="preserve"> </w:t>
-      </w:r>
-      <w:r>
-        <w:t xml:space="preserve">visible rather than silently blowing a window.</w:t>
-      </w:r>
-    </w:p>
-    <w:bookmarkStart w:id="54" w:name="what-actually-closes-a-finding"/>
-    <w:p>
-      <w:pPr>
-        <w:pStyle w:val="Heading3"/>
-      </w:pPr>
-      <w:r>
-        <w:t xml:space="preserve">What actually closes a finding</w:t>
-      </w:r>
-    </w:p>
-    <w:p>
-      <w:pPr>
-        <w:pStyle w:val="FirstParagraph"/>
-      </w:pPr>
-      <w:r>
-        <w:rPr>
-          <w:b/>
-          <w:bCs/>
-        </w:rPr>
-        <w:t xml:space="preserve">A finding is closed by the check that produced it going green on the commit containing the fix --</w:t>
-      </w:r>
-      <w:r>
-        <w:rPr>
-          <w:b/>
-          <w:bCs/>
-        </w:rPr>
-        <w:t xml:space="preserve"> </w:t>
-      </w:r>
-      <w:r>
-        <w:rPr>
-          <w:b/>
-          <w:bCs/>
-        </w:rPr>
-        <w:t xml:space="preserve">not by the fix merging, and not by a later full-suite run being green.</w:t>
-      </w:r>
-      <w:r>
-        <w:t xml:space="preserve"> </w:t>
-      </w:r>
-      <w:r>
-        <w:rPr>
-          <w:b/>
-          <w:bCs/>
-        </w:rPr>
-        <w:t xml:space="preserve">[prompted by: 800-53 SI-2b]</w:t>
-      </w:r>
-      <w:r>
-        <w:t xml:space="preserve"> </w:t>
-      </w:r>
-      <w:r>
-        <w:t xml:space="preserve">The control asks that remediation be tested for effectiveness and for</w:t>
-      </w:r>
-      <w:r>
-        <w:t xml:space="preserve"> </w:t>
-      </w:r>
-      <w:r>
-        <w:t xml:space="preserve">side effects before installation. Naming the originating detector as the thing that has to change its</w:t>
-      </w:r>
-      <w:r>
-        <w:t xml:space="preserve"> </w:t>
-      </w:r>
-      <w:r>
-        <w:t xml:space="preserve">verdict is narrower than that, and no catalog states it as a requirement -- it is this document's.</w:t>
-      </w:r>
-      <w:r>
-        <w:t xml:space="preserve"> </w:t>
-      </w:r>
-      <w:r>
-        <w:t xml:space="preserve">A merged fix is a change with an intention attached to it. A green suite establishes that the suite</w:t>
-      </w:r>
-      <w:r>
-        <w:t xml:space="preserve"> </w:t>
-      </w:r>
-      <w:r>
-        <w:t xml:space="preserve">passed; it does not establish that this finding's detector ran and changed its verdict. Those are two</w:t>
-      </w:r>
-      <w:r>
-        <w:t xml:space="preserve"> </w:t>
-      </w:r>
-      <w:r>
-        <w:t xml:space="preserve">different sentences, and only the second one closes anything.</w:t>
-      </w:r>
-    </w:p>
-    <w:p>
-      <w:pPr>
-        <w:pStyle w:val="BodyText"/>
-      </w:pPr>
-      <w:r>
-        <w:rPr>
-          <w:b/>
-          <w:bCs/>
-        </w:rPr>
-        <w:t xml:space="preserve">The confirming run has to be a mirror copy of the original: same check, same ruleset, same scope.</w:t>
-      </w:r>
-      <w:r>
-        <w:t xml:space="preserve"> </w:t>
-      </w:r>
-      <w:r>
-        <w:rPr>
-          <w:b/>
-          <w:bCs/>
-        </w:rPr>
-        <w:t xml:space="preserve">[derived: 800-115 section 8.3]</w:t>
-      </w:r>
-      <w:r>
-        <w:t xml:space="preserve"> </w:t>
-      </w:r>
-      <w:r>
-        <w:t xml:space="preserve">A fix confirmed by a differently-configured run has not been</w:t>
-      </w:r>
-      <w:r>
-        <w:t xml:space="preserve"> </w:t>
-      </w:r>
-      <w:r>
-        <w:t xml:space="preserve">confirmed. This is the failure mode section 5 already names for baselines -- zero findings on a weak</w:t>
-      </w:r>
-      <w:r>
-        <w:t xml:space="preserve"> </w:t>
-      </w:r>
-      <w:r>
-        <w:t xml:space="preserve">ruleset proves nothing -- applied to the closing run instead of the opening one, and it is the part</w:t>
-      </w:r>
-      <w:r>
-        <w:t xml:space="preserve"> </w:t>
-      </w:r>
-      <w:r>
-        <w:t xml:space="preserve">that makes a retest mean anything rather than being a second green badge.</w:t>
-      </w:r>
-    </w:p>
-    <w:p>
-      <w:pPr>
-        <w:pStyle w:val="BodyText"/>
-      </w:pPr>
-      <w:r>
-        <w:t xml:space="preserve">Record three fields per closed finding: the finding identifier, the fix commit, and the identifier of</w:t>
-      </w:r>
-      <w:r>
-        <w:t xml:space="preserve"> </w:t>
-      </w:r>
-      <w:r>
-        <w:t xml:space="preserve">the confirming run. The third field is the one carrying the weight, because a reviewer can resolve a</w:t>
-      </w:r>
-      <w:r>
-        <w:t xml:space="preserve"> </w:t>
-      </w:r>
-      <w:r>
-        <w:t xml:space="preserve">run identifier to a verdict and cannot resolve the word "fixed" to anything at all.</w:t>
-      </w:r>
-    </w:p>
-    <w:p>
-      <w:pPr>
-        <w:pStyle w:val="BodyText"/>
-      </w:pPr>
-      <w:r>
-        <w:t xml:space="preserve">Two ways this fails. Both are common enough to name rather than leave to inference.</w:t>
-      </w:r>
-    </w:p>
-    <w:p>
-      <w:pPr>
-        <w:pStyle w:val="BodyText"/>
-      </w:pPr>
-      <w:r>
-        <w:rPr>
-          <w:b/>
-          <w:bCs/>
-        </w:rPr>
-        <w:t xml:space="preserve">The fix merges and the check is never re-run</w:t>
-      </w:r>
-      <w:r>
-        <w:t xml:space="preserve">, because the check that produced the finding only</w:t>
-      </w:r>
-      <w:r>
-        <w:t xml:space="preserve"> </w:t>
-      </w:r>
-      <w:r>
-        <w:t xml:space="preserve">fires on a schedule. For anything caught by a blocking check the retest is automatic by construction</w:t>
-      </w:r>
-      <w:r>
-        <w:t xml:space="preserve"> </w:t>
-      </w:r>
-      <w:r>
-        <w:t xml:space="preserve">and this rule costs nothing -- most of the value is simply in saying that this is what closure means.</w:t>
-      </w:r>
-      <w:r>
-        <w:t xml:space="preserve"> </w:t>
-      </w:r>
-      <w:r>
-        <w:t xml:space="preserve">The manual work is entirely in the scheduled and advisory jobs, which are precisely the ones nobody</w:t>
-      </w:r>
-      <w:r>
-        <w:t xml:space="preserve"> </w:t>
-      </w:r>
-      <w:r>
-        <w:t xml:space="preserve">re-runs on purpose.</w:t>
-      </w:r>
-    </w:p>
-    <w:p>
-      <w:pPr>
-        <w:pStyle w:val="BodyText"/>
-      </w:pPr>
-      <w:r>
-        <w:rPr>
-          <w:b/>
-          <w:bCs/>
-        </w:rPr>
-        <w:t xml:space="preserve">The finding is closed by adding a suppression.</w:t>
-      </w:r>
-      <w:r>
-        <w:t xml:space="preserve"> </w:t>
-      </w:r>
-      <w:r>
-        <w:t xml:space="preserve">Under section 16 a suppressed rule class is a</w:t>
-      </w:r>
-      <w:r>
-        <w:t xml:space="preserve"> </w:t>
-      </w:r>
-      <w:r>
-        <w:t xml:space="preserve">control that has been turned off, so a suppression routes the finding into the suppression review and</w:t>
-      </w:r>
-      <w:r>
-        <w:t xml:space="preserve"> </w:t>
-      </w:r>
-      <w:r>
-        <w:t xml:space="preserve">never into the closed column. Without that clause stated outright, this rule makes the closure count</w:t>
-      </w:r>
-      <w:r>
-        <w:t xml:space="preserve"> </w:t>
-      </w:r>
-      <w:r>
-        <w:t xml:space="preserve">look better while making the posture worse -- which is the exact species of badge the anti-metrics</w:t>
-      </w:r>
-      <w:r>
-        <w:t xml:space="preserve"> </w:t>
-      </w:r>
-      <w:r>
-        <w:t xml:space="preserve">table in section 5 exists to catch.</w:t>
-      </w:r>
-    </w:p>
-    <w:p>
-      <w:pPr>
-        <w:pStyle w:val="BodyText"/>
-      </w:pPr>
-      <w:r>
-        <w:t xml:space="preserve">Every finding therefore ends in exactly one of two places: closed by retest, or held under a dated</w:t>
-      </w:r>
-      <w:r>
-        <w:t xml:space="preserve"> </w:t>
-      </w:r>
-      <w:r>
-        <w:t xml:space="preserve">signed acceptance in section 13. A finding in neither is an open item wearing the costume of a closed</w:t>
-      </w:r>
-      <w:r>
-        <w:t xml:space="preserve"> </w:t>
-      </w:r>
-      <w:r>
-        <w:t xml:space="preserve">one.</w:t>
-      </w:r>
-    </w:p>
-    <w:p>
-      <w:pPr>
-        <w:pStyle w:val="BodyText"/>
-      </w:pPr>
-      <w:r>
-        <w:t xml:space="preserve">The cost is three fields in a tracker you already have, plus a re-run that was going to happen anyway,</w:t>
-      </w:r>
-      <w:r>
-        <w:t xml:space="preserve"> </w:t>
-      </w:r>
-      <w:r>
-        <w:t xml:space="preserve">so this adds no row to the release gate. It is</w:t>
-      </w:r>
-      <w:r>
-        <w:t xml:space="preserve"> </w:t>
-      </w:r>
-      <w:r>
-        <w:rPr>
-          <w:i/>
-          <w:iCs/>
-        </w:rPr>
-        <w:t xml:space="preserve">fire the failure class at the gate before crediting</w:t>
-      </w:r>
-      <w:r>
-        <w:rPr>
-          <w:i/>
-          <w:iCs/>
-        </w:rPr>
-        <w:t xml:space="preserve"> </w:t>
-      </w:r>
-      <w:r>
-        <w:rPr>
-          <w:i/>
-          <w:iCs/>
-        </w:rPr>
-        <w:t xml:space="preserve">its green</w:t>
-      </w:r>
-      <w:r>
-        <w:t xml:space="preserve"> </w:t>
-      </w:r>
-      <w:r>
-        <w:t xml:space="preserve">from section 5, applied per finding rather than per control; that section states the</w:t>
-      </w:r>
-      <w:r>
-        <w:t xml:space="preserve"> </w:t>
-      </w:r>
-      <w:r>
-        <w:t xml:space="preserve">relationship between the two and it is not restated here.</w:t>
-      </w:r>
-    </w:p>
-    <w:p>
-      <w:pPr>
-        <w:pStyle w:val="BodyText"/>
-      </w:pPr>
-      <w:r>
-        <w:rPr>
-          <w:b/>
-          <w:bCs/>
-        </w:rPr>
-        <w:t xml:space="preserve">Measure time-to-remediate against the windows you set.</w:t>
-      </w:r>
-      <w:r>
-        <w:t xml:space="preserve"> </w:t>
-      </w:r>
-      <w:r>
-        <w:rPr>
-          <w:b/>
-          <w:bCs/>
-        </w:rPr>
-        <w:t xml:space="preserve">[derived: 800-53 SI-2(3)]</w:t>
-      </w:r>
-      <w:r>
-        <w:t xml:space="preserve"> </w:t>
-      </w:r>
-      <w:r>
-        <w:t xml:space="preserve">Record the</w:t>
-      </w:r>
-      <w:r>
-        <w:t xml:space="preserve"> </w:t>
-      </w:r>
-      <w:r>
-        <w:t xml:space="preserve">identification date and the remediation date per finding, and compare the distribution against your</w:t>
-      </w:r>
-      <w:r>
-        <w:t xml:space="preserve"> </w:t>
-      </w:r>
-      <w:r>
-        <w:t xml:space="preserve">stated windows the next time you set them. A window you have never measured against is a number you</w:t>
-      </w:r>
-      <w:r>
-        <w:t xml:space="preserve"> </w:t>
-      </w:r>
-      <w:r>
-        <w:t xml:space="preserve">picked, and this document already forbids treating a picked number as a threshold -- so whatever the</w:t>
-      </w:r>
-      <w:r>
-        <w:t xml:space="preserve"> </w:t>
-      </w:r>
-      <w:r>
-        <w:t xml:space="preserve">data suggests, the resulting window stays labelled project-set and directional. This is also where the</w:t>
-      </w:r>
-      <w:r>
-        <w:t xml:space="preserve"> </w:t>
-      </w:r>
-      <w:r>
-        <w:t xml:space="preserve">waiting period on an unfixable upstream advisory finally gets recorded, rather than being a discipline</w:t>
-      </w:r>
-      <w:r>
-        <w:t xml:space="preserve"> </w:t>
-      </w:r>
-      <w:r>
-        <w:t xml:space="preserve">with nowhere to live.</w:t>
+        <w:t xml:space="preserve">Start in audit mode where it reports but does not block, confirm it is resolving what it needs, then</w:t>
+      </w:r>
+      <w:r>
+        <w:t xml:space="preserve"> </w:t>
+      </w:r>
+      <w:r>
+        <w:t xml:space="preserve">switch to enforce. The alternative is a rollout that blocks legitimate deployments on day one and gets</w:t>
+      </w:r>
+      <w:r>
+        <w:t xml:space="preserve"> </w:t>
+      </w:r>
+      <w:r>
+        <w:t xml:space="preserve">switched off permanently as a result.</w:t>
       </w:r>
     </w:p>
     <w:p>
@@ -8191,7 +8319,940 @@
     </w:p>
     <w:bookmarkEnd w:id="54"/>
     <w:bookmarkEnd w:id="55"/>
-    <w:bookmarkStart w:id="56" w:name="X2e76d4b347a06a9540373165195f11ae36f497b"/>
+    <w:bookmarkStart w:id="59" w:name="Xc32b009c31e5f6409196a95ed4c1406da6dc82b"/>
+    <w:p>
+      <w:pPr>
+        <w:pStyle w:val="Heading2"/>
+      </w:pPr>
+      <w:r>
+        <w:t xml:space="preserve">12. Vulnerability response, exercised</w:t>
+      </w:r>
+    </w:p>
+    <w:p>
+      <w:pPr>
+        <w:pStyle w:val="FirstParagraph"/>
+      </w:pPr>
+      <w:r>
+        <w:t xml:space="preserve">A response program is a process control, not a document. It needs:</w:t>
+      </w:r>
+    </w:p>
+    <w:p>
+      <w:pPr>
+        <w:pStyle w:val="Compact"/>
+        <w:numPr>
+          <w:ilvl w:val="0"/>
+          <w:numId w:val="1014"/>
+        </w:numPr>
+      </w:pPr>
+      <w:r>
+        <w:t xml:space="preserve">A defined private intake channel.</w:t>
+      </w:r>
+    </w:p>
+    <w:p>
+      <w:pPr>
+        <w:pStyle w:val="Compact"/>
+        <w:numPr>
+          <w:ilvl w:val="0"/>
+          <w:numId w:val="1014"/>
+        </w:numPr>
+      </w:pPr>
+      <w:r>
+        <w:t xml:space="preserve">Severity-banded remediation windows.</w:t>
+      </w:r>
+    </w:p>
+    <w:p>
+      <w:pPr>
+        <w:pStyle w:val="Compact"/>
+        <w:numPr>
+          <w:ilvl w:val="0"/>
+          <w:numId w:val="1014"/>
+        </w:numPr>
+      </w:pPr>
+      <w:r>
+        <w:t xml:space="preserve">A root-cause review for significant findings, feeding systemic causes back into the standard.</w:t>
+      </w:r>
+    </w:p>
+    <w:p>
+      <w:pPr>
+        <w:pStyle w:val="Compact"/>
+        <w:numPr>
+          <w:ilvl w:val="0"/>
+          <w:numId w:val="1014"/>
+        </w:numPr>
+      </w:pPr>
+      <w:r>
+        <w:t xml:space="preserve">Coordinated disclosure after a fix exists.</w:t>
+      </w:r>
+    </w:p>
+    <w:p>
+      <w:pPr>
+        <w:pStyle w:val="Compact"/>
+        <w:numPr>
+          <w:ilvl w:val="0"/>
+          <w:numId w:val="1014"/>
+        </w:numPr>
+      </w:pPr>
+      <w:r>
+        <w:rPr>
+          <w:b/>
+          <w:bCs/>
+        </w:rPr>
+        <w:t xml:space="preserve">The machinery exercised end to end at least once, as a dry run.</w:t>
+      </w:r>
+      <w:r>
+        <w:t xml:space="preserve"> </w:t>
+      </w:r>
+      <w:r>
+        <w:t xml:space="preserve">This is the part usually</w:t>
+      </w:r>
+      <w:r>
+        <w:t xml:space="preserve"> </w:t>
+      </w:r>
+      <w:r>
+        <w:t xml:space="preserve">missing, and it is the part that finds the broken intake address before a real reporter does.</w:t>
+      </w:r>
+    </w:p>
+    <w:p>
+      <w:pPr>
+        <w:pStyle w:val="FirstParagraph"/>
+      </w:pPr>
+      <w:r>
+        <w:rPr>
+          <w:b/>
+          <w:bCs/>
+        </w:rPr>
+        <w:t xml:space="preserve">State when the clock starts, next to the window.</w:t>
+      </w:r>
+      <w:r>
+        <w:t xml:space="preserve"> </w:t>
+      </w:r>
+      <w:r>
+        <w:t xml:space="preserve">The two obvious choices give very different</w:t>
+      </w:r>
+      <w:r>
+        <w:t xml:space="preserve"> </w:t>
+      </w:r>
+      <w:r>
+        <w:t xml:space="preserve">numbers. Measuring from your own triage is right for your own defects. Measuring from the point an</w:t>
+      </w:r>
+      <w:r>
+        <w:t xml:space="preserve"> </w:t>
+      </w:r>
+      <w:r>
+        <w:t xml:space="preserve">upstream fixed version exists is right for a third-party advisory, because a clock started at triage</w:t>
+      </w:r>
+      <w:r>
+        <w:t xml:space="preserve"> </w:t>
+      </w:r>
+      <w:r>
+        <w:t xml:space="preserve">runs against something you cannot act on.</w:t>
+      </w:r>
+    </w:p>
+    <w:p>
+      <w:pPr>
+        <w:pStyle w:val="BodyText"/>
+      </w:pPr>
+      <w:r>
+        <w:t xml:space="preserve">Pick per finding class, say which, and track the waiting period itself, so an unfixable advisory is</w:t>
+      </w:r>
+      <w:r>
+        <w:t xml:space="preserve"> </w:t>
+      </w:r>
+      <w:r>
+        <w:t xml:space="preserve">visible rather than silently blowing a window.</w:t>
+      </w:r>
+    </w:p>
+    <w:bookmarkStart w:id="56" w:name="what-actually-closes-a-finding"/>
+    <w:p>
+      <w:pPr>
+        <w:pStyle w:val="Heading3"/>
+      </w:pPr>
+      <w:r>
+        <w:t xml:space="preserve">What actually closes a finding</w:t>
+      </w:r>
+    </w:p>
+    <w:p>
+      <w:pPr>
+        <w:pStyle w:val="FirstParagraph"/>
+      </w:pPr>
+      <w:r>
+        <w:rPr>
+          <w:b/>
+          <w:bCs/>
+        </w:rPr>
+        <w:t xml:space="preserve">A finding is closed by the check that produced it going green on the commit containing the fix --</w:t>
+      </w:r>
+      <w:r>
+        <w:rPr>
+          <w:b/>
+          <w:bCs/>
+        </w:rPr>
+        <w:t xml:space="preserve"> </w:t>
+      </w:r>
+      <w:r>
+        <w:rPr>
+          <w:b/>
+          <w:bCs/>
+        </w:rPr>
+        <w:t xml:space="preserve">not by the fix merging, and not by a later full-suite run being green.</w:t>
+      </w:r>
+      <w:r>
+        <w:t xml:space="preserve"> </w:t>
+      </w:r>
+      <w:r>
+        <w:rPr>
+          <w:b/>
+          <w:bCs/>
+        </w:rPr>
+        <w:t xml:space="preserve">[prompted by: 800-53 SI-2b]</w:t>
+      </w:r>
+      <w:r>
+        <w:t xml:space="preserve"> </w:t>
+      </w:r>
+      <w:r>
+        <w:t xml:space="preserve">The control asks that remediation be tested for effectiveness and for</w:t>
+      </w:r>
+      <w:r>
+        <w:t xml:space="preserve"> </w:t>
+      </w:r>
+      <w:r>
+        <w:t xml:space="preserve">side effects before installation. Naming the originating detector as the thing that has to change its</w:t>
+      </w:r>
+      <w:r>
+        <w:t xml:space="preserve"> </w:t>
+      </w:r>
+      <w:r>
+        <w:t xml:space="preserve">verdict is narrower than that, and no catalog states it as a requirement -- it is this document's.</w:t>
+      </w:r>
+      <w:r>
+        <w:t xml:space="preserve"> </w:t>
+      </w:r>
+      <w:r>
+        <w:t xml:space="preserve">A merged fix is a change with an intention attached to it. A green suite establishes that the suite</w:t>
+      </w:r>
+      <w:r>
+        <w:t xml:space="preserve"> </w:t>
+      </w:r>
+      <w:r>
+        <w:t xml:space="preserve">passed; it does not establish that this finding's detector ran and changed its verdict. Those are two</w:t>
+      </w:r>
+      <w:r>
+        <w:t xml:space="preserve"> </w:t>
+      </w:r>
+      <w:r>
+        <w:t xml:space="preserve">different sentences, and only the second one closes anything.</w:t>
+      </w:r>
+    </w:p>
+    <w:p>
+      <w:pPr>
+        <w:pStyle w:val="BodyText"/>
+      </w:pPr>
+      <w:r>
+        <w:rPr>
+          <w:b/>
+          <w:bCs/>
+        </w:rPr>
+        <w:t xml:space="preserve">The confirming run has to be a mirror copy of the original: same check, same ruleset, same scope.</w:t>
+      </w:r>
+      <w:r>
+        <w:t xml:space="preserve"> </w:t>
+      </w:r>
+      <w:r>
+        <w:rPr>
+          <w:b/>
+          <w:bCs/>
+        </w:rPr>
+        <w:t xml:space="preserve">[derived: 800-115 section 8.3]</w:t>
+      </w:r>
+      <w:r>
+        <w:t xml:space="preserve"> </w:t>
+      </w:r>
+      <w:r>
+        <w:t xml:space="preserve">A fix confirmed by a differently-configured run has not been</w:t>
+      </w:r>
+      <w:r>
+        <w:t xml:space="preserve"> </w:t>
+      </w:r>
+      <w:r>
+        <w:t xml:space="preserve">confirmed. This is the failure mode section 5 already names for baselines -- zero findings on a weak</w:t>
+      </w:r>
+      <w:r>
+        <w:t xml:space="preserve"> </w:t>
+      </w:r>
+      <w:r>
+        <w:t xml:space="preserve">ruleset proves nothing -- applied to the closing run instead of the opening one, and it is the part</w:t>
+      </w:r>
+      <w:r>
+        <w:t xml:space="preserve"> </w:t>
+      </w:r>
+      <w:r>
+        <w:t xml:space="preserve">that makes a retest mean anything rather than being a second green badge.</w:t>
+      </w:r>
+    </w:p>
+    <w:p>
+      <w:pPr>
+        <w:pStyle w:val="BodyText"/>
+      </w:pPr>
+      <w:r>
+        <w:t xml:space="preserve">Record three fields per closed finding: the finding identifier, the fix commit, and the identifier of</w:t>
+      </w:r>
+      <w:r>
+        <w:t xml:space="preserve"> </w:t>
+      </w:r>
+      <w:r>
+        <w:t xml:space="preserve">the confirming run. The third field is the one carrying the weight, because a reviewer can resolve a</w:t>
+      </w:r>
+      <w:r>
+        <w:t xml:space="preserve"> </w:t>
+      </w:r>
+      <w:r>
+        <w:t xml:space="preserve">run identifier to a verdict and cannot resolve the word "fixed" to anything at all.</w:t>
+      </w:r>
+    </w:p>
+    <w:p>
+      <w:pPr>
+        <w:pStyle w:val="BodyText"/>
+      </w:pPr>
+      <w:r>
+        <w:t xml:space="preserve">Two ways this fails. Both are common enough to name rather than leave to inference.</w:t>
+      </w:r>
+    </w:p>
+    <w:p>
+      <w:pPr>
+        <w:pStyle w:val="BodyText"/>
+      </w:pPr>
+      <w:r>
+        <w:rPr>
+          <w:b/>
+          <w:bCs/>
+        </w:rPr>
+        <w:t xml:space="preserve">The fix merges and the check is never re-run</w:t>
+      </w:r>
+      <w:r>
+        <w:t xml:space="preserve">, because the check that produced the finding only</w:t>
+      </w:r>
+      <w:r>
+        <w:t xml:space="preserve"> </w:t>
+      </w:r>
+      <w:r>
+        <w:t xml:space="preserve">fires on a schedule. For anything caught by a blocking check the retest is automatic by construction</w:t>
+      </w:r>
+      <w:r>
+        <w:t xml:space="preserve"> </w:t>
+      </w:r>
+      <w:r>
+        <w:t xml:space="preserve">and this rule costs nothing -- most of the value is simply in saying that this is what closure means.</w:t>
+      </w:r>
+      <w:r>
+        <w:t xml:space="preserve"> </w:t>
+      </w:r>
+      <w:r>
+        <w:t xml:space="preserve">The manual work is entirely in the scheduled and advisory jobs, which are precisely the ones nobody</w:t>
+      </w:r>
+      <w:r>
+        <w:t xml:space="preserve"> </w:t>
+      </w:r>
+      <w:r>
+        <w:t xml:space="preserve">re-runs on purpose.</w:t>
+      </w:r>
+    </w:p>
+    <w:p>
+      <w:pPr>
+        <w:pStyle w:val="BodyText"/>
+      </w:pPr>
+      <w:r>
+        <w:rPr>
+          <w:b/>
+          <w:bCs/>
+        </w:rPr>
+        <w:t xml:space="preserve">The finding is closed by adding a suppression.</w:t>
+      </w:r>
+      <w:r>
+        <w:t xml:space="preserve"> </w:t>
+      </w:r>
+      <w:r>
+        <w:t xml:space="preserve">Under section 16 a suppressed rule class is a</w:t>
+      </w:r>
+      <w:r>
+        <w:t xml:space="preserve"> </w:t>
+      </w:r>
+      <w:r>
+        <w:t xml:space="preserve">control that has been turned off, so a suppression routes the finding into the suppression review and</w:t>
+      </w:r>
+      <w:r>
+        <w:t xml:space="preserve"> </w:t>
+      </w:r>
+      <w:r>
+        <w:t xml:space="preserve">never into the closed column. Without that clause stated outright, this rule makes the closure count</w:t>
+      </w:r>
+      <w:r>
+        <w:t xml:space="preserve"> </w:t>
+      </w:r>
+      <w:r>
+        <w:t xml:space="preserve">look better while making the posture worse -- which is the exact species of badge the anti-metrics</w:t>
+      </w:r>
+      <w:r>
+        <w:t xml:space="preserve"> </w:t>
+      </w:r>
+      <w:r>
+        <w:t xml:space="preserve">table in section 5 exists to catch.</w:t>
+      </w:r>
+    </w:p>
+    <w:p>
+      <w:pPr>
+        <w:pStyle w:val="BodyText"/>
+      </w:pPr>
+      <w:r>
+        <w:t xml:space="preserve">Every finding therefore ends in exactly one of two places: closed by retest, or held under a dated</w:t>
+      </w:r>
+      <w:r>
+        <w:t xml:space="preserve"> </w:t>
+      </w:r>
+      <w:r>
+        <w:t xml:space="preserve">signed acceptance in section 13. A finding in neither is an open item wearing the costume of a closed</w:t>
+      </w:r>
+      <w:r>
+        <w:t xml:space="preserve"> </w:t>
+      </w:r>
+      <w:r>
+        <w:t xml:space="preserve">one.</w:t>
+      </w:r>
+    </w:p>
+    <w:p>
+      <w:pPr>
+        <w:pStyle w:val="BodyText"/>
+      </w:pPr>
+      <w:r>
+        <w:t xml:space="preserve">The cost is three fields in a tracker you already have, plus a re-run that was going to happen anyway,</w:t>
+      </w:r>
+      <w:r>
+        <w:t xml:space="preserve"> </w:t>
+      </w:r>
+      <w:r>
+        <w:t xml:space="preserve">so this adds no row to the release gate. It is</w:t>
+      </w:r>
+      <w:r>
+        <w:t xml:space="preserve"> </w:t>
+      </w:r>
+      <w:r>
+        <w:rPr>
+          <w:i/>
+          <w:iCs/>
+        </w:rPr>
+        <w:t xml:space="preserve">fire the failure class at the gate before crediting</w:t>
+      </w:r>
+      <w:r>
+        <w:rPr>
+          <w:i/>
+          <w:iCs/>
+        </w:rPr>
+        <w:t xml:space="preserve"> </w:t>
+      </w:r>
+      <w:r>
+        <w:rPr>
+          <w:i/>
+          <w:iCs/>
+        </w:rPr>
+        <w:t xml:space="preserve">its green</w:t>
+      </w:r>
+      <w:r>
+        <w:t xml:space="preserve"> </w:t>
+      </w:r>
+      <w:r>
+        <w:t xml:space="preserve">from section 5, applied per finding rather than per control; that section states the</w:t>
+      </w:r>
+      <w:r>
+        <w:t xml:space="preserve"> </w:t>
+      </w:r>
+      <w:r>
+        <w:t xml:space="preserve">relationship between the two and it is not restated here.</w:t>
+      </w:r>
+    </w:p>
+    <w:p>
+      <w:pPr>
+        <w:pStyle w:val="BodyText"/>
+      </w:pPr>
+      <w:r>
+        <w:rPr>
+          <w:b/>
+          <w:bCs/>
+        </w:rPr>
+        <w:t xml:space="preserve">Measure time-to-remediate against the windows you set.</w:t>
+      </w:r>
+      <w:r>
+        <w:t xml:space="preserve"> </w:t>
+      </w:r>
+      <w:r>
+        <w:rPr>
+          <w:b/>
+          <w:bCs/>
+        </w:rPr>
+        <w:t xml:space="preserve">[derived: 800-53 SI-2(3)]</w:t>
+      </w:r>
+      <w:r>
+        <w:t xml:space="preserve"> </w:t>
+      </w:r>
+      <w:r>
+        <w:t xml:space="preserve">Record the</w:t>
+      </w:r>
+      <w:r>
+        <w:t xml:space="preserve"> </w:t>
+      </w:r>
+      <w:r>
+        <w:t xml:space="preserve">identification date and the remediation date per finding, and compare the distribution against your</w:t>
+      </w:r>
+      <w:r>
+        <w:t xml:space="preserve"> </w:t>
+      </w:r>
+      <w:r>
+        <w:t xml:space="preserve">stated windows the next time you set them. A window you have never measured against is a number you</w:t>
+      </w:r>
+      <w:r>
+        <w:t xml:space="preserve"> </w:t>
+      </w:r>
+      <w:r>
+        <w:t xml:space="preserve">picked, and this document already forbids treating a picked number as a threshold -- so whatever the</w:t>
+      </w:r>
+      <w:r>
+        <w:t xml:space="preserve"> </w:t>
+      </w:r>
+      <w:r>
+        <w:t xml:space="preserve">data suggests, the resulting window stays labelled project-set and directional. This is also where the</w:t>
+      </w:r>
+      <w:r>
+        <w:t xml:space="preserve"> </w:t>
+      </w:r>
+      <w:r>
+        <w:t xml:space="preserve">waiting period on an unfixable upstream advisory finally gets recorded, rather than being a discipline</w:t>
+      </w:r>
+      <w:r>
+        <w:t xml:space="preserve"> </w:t>
+      </w:r>
+      <w:r>
+        <w:t xml:space="preserve">with nowhere to live.</w:t>
+      </w:r>
+    </w:p>
+    <w:bookmarkEnd w:id="56"/>
+    <w:bookmarkStart w:id="58" w:name="X8d72319090a80d3626098f71df57004d8b137c9"/>
+    <w:p>
+      <w:pPr>
+        <w:pStyle w:val="Heading3"/>
+      </w:pPr>
+      <w:r>
+        <w:t xml:space="preserve">The producer half: an intake a reporter can find, and an advisory a tool can read</w:t>
+      </w:r>
+    </w:p>
+    <w:p>
+      <w:pPr>
+        <w:pStyle w:val="FirstParagraph"/>
+      </w:pPr>
+      <w:r>
+        <w:t xml:space="preserve">Section 1's split already puts vulnerability response and disclosure in the producing project's column,</w:t>
+      </w:r>
+      <w:r>
+        <w:t xml:space="preserve"> </w:t>
+      </w:r>
+      <w:r>
+        <w:t xml:space="preserve">opposite monitoring, patching and incident response in the operating organization's. The right-hand</w:t>
+      </w:r>
+      <w:r>
+        <w:t xml:space="preserve"> </w:t>
+      </w:r>
+      <w:r>
+        <w:t xml:space="preserve">half is written down. The left-hand half is the list at the top of this section, and that list says the</w:t>
+      </w:r>
+      <w:r>
+        <w:t xml:space="preserve"> </w:t>
+      </w:r>
+      <w:r>
+        <w:t xml:space="preserve">machinery must exist without saying what a reporter or an adopter ever sees of it. Three things are</w:t>
+      </w:r>
+      <w:r>
+        <w:t xml:space="preserve"> </w:t>
+      </w:r>
+      <w:r>
+        <w:t xml:space="preserve">what they actually encounter, and two more are decisions that show from outside only by never having</w:t>
+      </w:r>
+      <w:r>
+        <w:t xml:space="preserve"> </w:t>
+      </w:r>
+      <w:r>
+        <w:t xml:space="preserve">been made.</w:t>
+      </w:r>
+    </w:p>
+    <w:p>
+      <w:pPr>
+        <w:pStyle w:val="BodyText"/>
+      </w:pPr>
+      <w:r>
+        <w:rPr>
+          <w:b/>
+          <w:bCs/>
+        </w:rPr>
+        <w:t xml:space="preserve">Publish the address of the private intake channel where a reporter will look, and state what happens</w:t>
+      </w:r>
+      <w:r>
+        <w:rPr>
+          <w:b/>
+          <w:bCs/>
+        </w:rPr>
+        <w:t xml:space="preserve"> </w:t>
+      </w:r>
+      <w:r>
+        <w:rPr>
+          <w:b/>
+          <w:bCs/>
+        </w:rPr>
+        <w:t xml:space="preserve">next.</w:t>
+      </w:r>
+      <w:r>
+        <w:t xml:space="preserve"> </w:t>
+      </w:r>
+      <w:r>
+        <w:t xml:space="preserve">What is published is where to send a report, never the reports: the channel stays confidential,</w:t>
+      </w:r>
+      <w:r>
+        <w:t xml:space="preserve"> </w:t>
+      </w:r>
+      <w:r>
+        <w:t xml:space="preserve">per the list above, and only its address and its terms are public. A security</w:t>
+      </w:r>
+      <w:r>
+        <w:t xml:space="preserve"> </w:t>
+      </w:r>
+      <w:r>
+        <w:t xml:space="preserve">contact at a documented address, a policy file in the repository where the source host surfaces it, and</w:t>
+      </w:r>
+      <w:r>
+        <w:t xml:space="preserve"> </w:t>
+      </w:r>
+      <w:r>
+        <w:t xml:space="preserve">a stated acknowledgment time. Say what you will not do in the same place -- no payment, no bounty, no</w:t>
+      </w:r>
+      <w:r>
+        <w:t xml:space="preserve"> </w:t>
+      </w:r>
+      <w:r>
+        <w:t xml:space="preserve">timeline beyond the bands, and whether a reporter is credited -- because an unstated expectation is</w:t>
+      </w:r>
+      <w:r>
+        <w:t xml:space="preserve"> </w:t>
+      </w:r>
+      <w:r>
+        <w:t xml:space="preserve">where a coordinated report becomes a public one. Requiring an account, a login or a form to file is the</w:t>
+      </w:r>
+      <w:r>
+        <w:t xml:space="preserve"> </w:t>
+      </w:r>
+      <w:r>
+        <w:t xml:space="preserve">same defect as an unmonitored address: a channel that exists and does not work. The dry run in the list</w:t>
+      </w:r>
+      <w:r>
+        <w:t xml:space="preserve"> </w:t>
+      </w:r>
+      <w:r>
+        <w:t xml:space="preserve">above is the only thing that establishes it does.</w:t>
+      </w:r>
+    </w:p>
+    <w:p>
+      <w:pPr>
+        <w:pStyle w:val="BodyText"/>
+      </w:pPr>
+      <w:r>
+        <w:rPr>
+          <w:b/>
+          <w:bCs/>
+        </w:rPr>
+        <w:t xml:space="preserve">Publish the windows with the clock start next to each one.</w:t>
+      </w:r>
+      <w:r>
+        <w:t xml:space="preserve"> </w:t>
+      </w:r>
+      <w:r>
+        <w:t xml:space="preserve">The bands are required above, and so is</w:t>
+      </w:r>
+      <w:r>
+        <w:t xml:space="preserve"> </w:t>
+      </w:r>
+      <w:r>
+        <w:t xml:space="preserve">stating where the clock starts; the addition is that the published version carries both, because a</w:t>
+      </w:r>
+      <w:r>
+        <w:t xml:space="preserve"> </w:t>
+      </w:r>
+      <w:r>
+        <w:t xml:space="preserve">window whose start point is unstated cannot be missed and is therefore not a commitment. Label them</w:t>
+      </w:r>
+      <w:r>
+        <w:t xml:space="preserve"> </w:t>
+      </w:r>
+      <w:r>
+        <w:t xml:space="preserve">project-set, per this document's position that no framework supplies a validated number.</w:t>
+      </w:r>
+    </w:p>
+    <w:p>
+      <w:pPr>
+        <w:pStyle w:val="BodyText"/>
+      </w:pPr>
+      <w:r>
+        <w:rPr>
+          <w:b/>
+          <w:bCs/>
+        </w:rPr>
+        <w:t xml:space="preserve">Ship an advisory per fixed vulnerability, on a channel machines read.</w:t>
+      </w:r>
+      <w:r>
+        <w:t xml:space="preserve"> </w:t>
+      </w:r>
+      <w:r>
+        <w:t xml:space="preserve">A changelog line is not an</w:t>
+      </w:r>
+      <w:r>
+        <w:t xml:space="preserve"> </w:t>
+      </w:r>
+      <w:r>
+        <w:t xml:space="preserve">advisory. Nothing in an adopter's tooling reads prose, so a fix announced only that way reaches the</w:t>
+      </w:r>
+      <w:r>
+        <w:t xml:space="preserve"> </w:t>
+      </w:r>
+      <w:r>
+        <w:t xml:space="preserve">adopters who happened to be reading. Publish at least the affected versions and the fixed version, the</w:t>
+      </w:r>
+      <w:r>
+        <w:t xml:space="preserve"> </w:t>
+      </w:r>
+      <w:r>
+        <w:t xml:space="preserve">impact in one sentence, whether a configuration change mitigates it without upgrading, and a stable</w:t>
+      </w:r>
+      <w:r>
+        <w:t xml:space="preserve"> </w:t>
+      </w:r>
+      <w:r>
+        <w:t xml:space="preserve">identifier. Where the ecosystem has a public advisory database or an identifier authority, file there</w:t>
+      </w:r>
+      <w:r>
+        <w:t xml:space="preserve"> </w:t>
+      </w:r>
+      <w:r>
+        <w:t xml:space="preserve">too: that is the step that puts the entry into the feeds a blocking dependency audit consumes, and</w:t>
+      </w:r>
+      <w:r>
+        <w:t xml:space="preserve"> </w:t>
+      </w:r>
+      <w:hyperlink r:id="rId57">
+        <w:r>
+          <w:rPr>
+            <w:rStyle w:val="Hyperlink"/>
+          </w:rPr>
+          <w:t xml:space="preserve">dependency and artifact integrity</w:t>
+        </w:r>
+      </w:hyperlink>
+      <w:r>
+        <w:t xml:space="preserve"> </w:t>
+      </w:r>
+      <w:r>
+        <w:t xml:space="preserve">covers that consuming half in full.</w:t>
+      </w:r>
+      <w:r>
+        <w:t xml:space="preserve"> </w:t>
+      </w:r>
+      <w:r>
+        <w:t xml:space="preserve">Issuing one is the same act seen from the producing end, and the asymmetry is worth naming, because it</w:t>
+      </w:r>
+      <w:r>
+        <w:t xml:space="preserve"> </w:t>
+      </w:r>
+      <w:r>
+        <w:t xml:space="preserve">is the common state: a project can be rigorous about every advisory it reads and have never written</w:t>
+      </w:r>
+      <w:r>
+        <w:t xml:space="preserve"> </w:t>
+      </w:r>
+      <w:r>
+        <w:t xml:space="preserve">one.</w:t>
+      </w:r>
+    </w:p>
+    <w:p>
+      <w:pPr>
+        <w:pStyle w:val="BodyText"/>
+      </w:pPr>
+      <w:r>
+        <w:rPr>
+          <w:b/>
+          <w:bCs/>
+        </w:rPr>
+        <w:t xml:space="preserve">Decide the threshold for what gets an advisory, and write it down.</w:t>
+      </w:r>
+      <w:r>
+        <w:t xml:space="preserve"> </w:t>
+      </w:r>
+      <w:r>
+        <w:t xml:space="preserve">Not every security-relevant fix</w:t>
+      </w:r>
+      <w:r>
+        <w:t xml:space="preserve"> </w:t>
+      </w:r>
+      <w:r>
+        <w:t xml:space="preserve">warrants one. A project that has issued none has usually never decided rather than decided not to, and</w:t>
+      </w:r>
+      <w:r>
+        <w:t xml:space="preserve"> </w:t>
+      </w:r>
+      <w:r>
+        <w:t xml:space="preserve">those two look identical from outside.</w:t>
+      </w:r>
+    </w:p>
+    <w:p>
+      <w:pPr>
+        <w:pStyle w:val="BodyText"/>
+      </w:pPr>
+      <w:r>
+        <w:rPr>
+          <w:b/>
+          <w:bCs/>
+        </w:rPr>
+        <w:t xml:space="preserve">Set a maximum embargo, so coordinated does not become indefinite.</w:t>
+      </w:r>
+      <w:r>
+        <w:t xml:space="preserve"> </w:t>
+      </w:r>
+      <w:r>
+        <w:t xml:space="preserve">Disclosure after a fix exists is</w:t>
+      </w:r>
+      <w:r>
+        <w:t xml:space="preserve"> </w:t>
+      </w:r>
+      <w:r>
+        <w:t xml:space="preserve">already required above; what it leaves open is the fix that never quite lands and the report that is</w:t>
+      </w:r>
+      <w:r>
+        <w:t xml:space="preserve"> </w:t>
+      </w:r>
+      <w:r>
+        <w:t xml:space="preserve">therefore never published, which is section 13's permanent-excuse shape in different clothes. State the</w:t>
+      </w:r>
+      <w:r>
+        <w:t xml:space="preserve"> </w:t>
+      </w:r>
+      <w:r>
+        <w:t xml:space="preserve">point at which you publish with or without a fix, including the mitigation if that is all there is.</w:t>
+      </w:r>
+    </w:p>
+    <w:p>
+      <w:pPr>
+        <w:pStyle w:val="BodyText"/>
+      </w:pPr>
+      <w:r>
+        <w:t xml:space="preserve">Two honest limits.</w:t>
+      </w:r>
+      <w:r>
+        <w:t xml:space="preserve"> </w:t>
+      </w:r>
+      <w:r>
+        <w:rPr>
+          <w:b/>
+          <w:bCs/>
+        </w:rPr>
+        <w:t xml:space="preserve">An advisory tells an adopter a fix exists. It does not deploy it.</w:t>
+      </w:r>
+      <w:r>
+        <w:t xml:space="preserve"> </w:t>
+      </w:r>
+      <w:r>
+        <w:t xml:space="preserve">Released is not</w:t>
+      </w:r>
+      <w:r>
+        <w:t xml:space="preserve"> </w:t>
+      </w:r>
+      <w:r>
+        <w:t xml:space="preserve">deployed, deploying is the right-hand column of section 1's table, and writing the advisory as though</w:t>
+      </w:r>
+      <w:r>
+        <w:t xml:space="preserve"> </w:t>
+      </w:r>
+      <w:r>
+        <w:t xml:space="preserve">issuing it discharged anything over there is the over-reach that table exists to prevent. And</w:t>
+      </w:r>
+      <w:r>
+        <w:t xml:space="preserve"> </w:t>
+      </w:r>
+      <w:r>
+        <w:rPr>
+          <w:b/>
+          <w:bCs/>
+        </w:rPr>
+        <w:t xml:space="preserve">this is</w:t>
+      </w:r>
+      <w:r>
+        <w:rPr>
+          <w:b/>
+          <w:bCs/>
+        </w:rPr>
+        <w:t xml:space="preserve"> </w:t>
+      </w:r>
+      <w:r>
+        <w:rPr>
+          <w:b/>
+          <w:bCs/>
+        </w:rPr>
+        <w:t xml:space="preserve">a producer's disclosure path, not an incident response program.</w:t>
+      </w:r>
+      <w:r>
+        <w:t xml:space="preserve"> </w:t>
+      </w:r>
+      <w:r>
+        <w:t xml:space="preserve">Incidents are generated by running</w:t>
+      </w:r>
+      <w:r>
+        <w:t xml:space="preserve"> </w:t>
+      </w:r>
+      <w:r>
+        <w:t xml:space="preserve">the software; the coverage table below records the catalog's incident-response family as not addressed</w:t>
+      </w:r>
+      <w:r>
+        <w:t xml:space="preserve"> </w:t>
+      </w:r>
+      <w:r>
+        <w:t xml:space="preserve">here and gives the reason, and nothing in this subsection changes it.</w:t>
+      </w:r>
+    </w:p>
+    <w:p>
+      <w:pPr>
+        <w:pStyle w:val="BodyText"/>
+      </w:pPr>
+      <w:r>
+        <w:t xml:space="preserve">Normative force: published artifacts and a stated policy, recommended. The end-to-end dry run that</w:t>
+      </w:r>
+      <w:r>
+        <w:t xml:space="preserve"> </w:t>
+      </w:r>
+      <w:r>
+        <w:t xml:space="preserve">already has to happen once is where this gets exercised -- file a test report into the intake, take a</w:t>
+      </w:r>
+      <w:r>
+        <w:t xml:space="preserve"> </w:t>
+      </w:r>
+      <w:r>
+        <w:t xml:space="preserve">test advisory through the announce path -- so it adds no second rehearsal and no row to the release</w:t>
+      </w:r>
+      <w:r>
+        <w:t xml:space="preserve"> </w:t>
+      </w:r>
+      <w:r>
+        <w:t xml:space="preserve">gate in section 16.</w:t>
+      </w:r>
+    </w:p>
+    <w:p>
+      <w:r>
+        <w:pict>
+          <v:rect style="width:0;height:1.5pt" o:hralign="center" o:hrstd="t" o:hr="t"/>
+        </w:pict>
+      </w:r>
+    </w:p>
+    <w:bookmarkEnd w:id="58"/>
+    <w:bookmarkEnd w:id="59"/>
+    <w:bookmarkStart w:id="60" w:name="X2e76d4b347a06a9540373165195f11ae36f497b"/>
     <w:p>
       <w:pPr>
         <w:pStyle w:val="Heading2"/>
@@ -8463,8 +9524,8 @@
         </w:pict>
       </w:r>
     </w:p>
-    <w:bookmarkEnd w:id="56"/>
-    <w:bookmarkStart w:id="57" w:name="X81f17fbbfa4ed8bd23a7201a27e52cc85d71859"/>
+    <w:bookmarkEnd w:id="60"/>
+    <w:bookmarkStart w:id="61" w:name="X81f17fbbfa4ed8bd23a7201a27e52cc85d71859"/>
     <w:p>
       <w:pPr>
         <w:pStyle w:val="Heading2"/>
@@ -8544,7 +9605,7 @@
         <w:pStyle w:val="Compact"/>
         <w:numPr>
           <w:ilvl w:val="0"/>
-          <w:numId w:val="1014"/>
+          <w:numId w:val="1015"/>
         </w:numPr>
       </w:pPr>
       <w:r>
@@ -8562,7 +9623,7 @@
         <w:pStyle w:val="Compact"/>
         <w:numPr>
           <w:ilvl w:val="0"/>
-          <w:numId w:val="1014"/>
+          <w:numId w:val="1015"/>
         </w:numPr>
       </w:pPr>
       <w:r>
@@ -8580,7 +9641,7 @@
         <w:pStyle w:val="Compact"/>
         <w:numPr>
           <w:ilvl w:val="0"/>
-          <w:numId w:val="1014"/>
+          <w:numId w:val="1015"/>
         </w:numPr>
       </w:pPr>
       <w:r>
@@ -8592,7 +9653,7 @@
         <w:pStyle w:val="Compact"/>
         <w:numPr>
           <w:ilvl w:val="0"/>
-          <w:numId w:val="1014"/>
+          <w:numId w:val="1015"/>
         </w:numPr>
       </w:pPr>
       <w:r>
@@ -8748,8 +9809,8 @@
         </w:pict>
       </w:r>
     </w:p>
-    <w:bookmarkEnd w:id="57"/>
-    <w:bookmarkStart w:id="60" w:name="X635127d1d4d4de93cff91f98240bebbfa4bd556"/>
+    <w:bookmarkEnd w:id="61"/>
+    <w:bookmarkStart w:id="64" w:name="X635127d1d4d4de93cff91f98240bebbfa4bd556"/>
     <w:p>
       <w:pPr>
         <w:pStyle w:val="Heading2"/>
@@ -8829,16 +9890,16 @@
         <w:t xml:space="preserve"> </w:t>
       </w:r>
       <w:r>
-        <w:t xml:space="preserve">money, and section 2 describes it. It is weaker than an external engagement, not out of reach without</w:t>
-      </w:r>
-      <w:r>
-        <w:t xml:space="preserve"> </w:t>
-      </w:r>
-      <w:r>
-        <w:t xml:space="preserve">one, and both halves of that go in together.</w:t>
-      </w:r>
-    </w:p>
-    <w:bookmarkStart w:id="59" w:name="X8b98e4f88d127ae6f6acda887bb5aa503179c3d"/>
+        <w:t xml:space="preserve">money, section 2 describes it, and section 5 says when it runs. It is weaker than an external</w:t>
+      </w:r>
+      <w:r>
+        <w:t xml:space="preserve"> </w:t>
+      </w:r>
+      <w:r>
+        <w:t xml:space="preserve">engagement, not out of reach without one, and both halves of that go in together.</w:t>
+      </w:r>
+    </w:p>
+    <w:bookmarkStart w:id="63" w:name="X8b98e4f88d127ae6f6acda887bb5aa503179c3d"/>
     <w:p>
       <w:pPr>
         <w:pStyle w:val="Heading3"/>
@@ -9135,7 +10196,7 @@
       <w:r>
         <w:t xml:space="preserve"> </w:t>
       </w:r>
-      <w:hyperlink r:id="rId58">
+      <w:hyperlink r:id="rId62">
         <w:r>
           <w:rPr>
             <w:rStyle w:val="Hyperlink"/>
@@ -9158,108 +10219,11 @@
         <w:pStyle w:val="Compact"/>
         <w:numPr>
           <w:ilvl w:val="0"/>
-          <w:numId w:val="1015"/>
+          <w:numId w:val="1016"/>
         </w:numPr>
       </w:pPr>
       <w:r>
         <w:t xml:space="preserve">verdict vocabulary</w:t>
-      </w:r>
-    </w:p>
-    <w:p>
-      <w:pPr>
-        <w:pStyle w:val="Compact"/>
-        <w:numPr>
-          <w:ilvl w:val="0"/>
-          <w:numId w:val="1015"/>
-        </w:numPr>
-      </w:pPr>
-      <w:r>
-        <w:t xml:space="preserve">why</w:t>
-      </w:r>
-      <w:r>
-        <w:t xml:space="preserve"> </w:t>
-      </w:r>
-      <w:r>
-        <w:rPr>
-          <w:rStyle w:val="VerbatimChar"/>
-        </w:rPr>
-        <w:t xml:space="preserve">unverified</w:t>
-      </w:r>
-      <w:r>
-        <w:t xml:space="preserve"> </w:t>
-      </w:r>
-      <w:r>
-        <w:t xml:space="preserve">must never read as a pass</w:t>
-      </w:r>
-    </w:p>
-    <w:p>
-      <w:pPr>
-        <w:pStyle w:val="Compact"/>
-        <w:numPr>
-          <w:ilvl w:val="0"/>
-          <w:numId w:val="1015"/>
-        </w:numPr>
-      </w:pPr>
-      <w:r>
-        <w:t xml:space="preserve">evidence anchors a machine can re-check</w:t>
-      </w:r>
-    </w:p>
-    <w:p>
-      <w:pPr>
-        <w:pStyle w:val="Compact"/>
-        <w:numPr>
-          <w:ilvl w:val="0"/>
-          <w:numId w:val="1015"/>
-        </w:numPr>
-      </w:pPr>
-      <w:r>
-        <w:t xml:space="preserve">pinning the standard's corpus</w:t>
-      </w:r>
-    </w:p>
-    <w:p>
-      <w:pPr>
-        <w:pStyle w:val="Compact"/>
-        <w:numPr>
-          <w:ilvl w:val="0"/>
-          <w:numId w:val="1015"/>
-        </w:numPr>
-      </w:pPr>
-      <w:r>
-        <w:t xml:space="preserve">how to read a movement in a score</w:t>
-      </w:r>
-    </w:p>
-    <w:p>
-      <w:pPr>
-        <w:pStyle w:val="FirstParagraph"/>
-      </w:pPr>
-      <w:r>
-        <w:t xml:space="preserve">Do not build a second procedure beside it.</w:t>
-      </w:r>
-    </w:p>
-    <w:p>
-      <w:r>
-        <w:pict>
-          <v:rect style="width:0;height:1.5pt" o:hralign="center" o:hrstd="t" o:hr="t"/>
-        </w:pict>
-      </w:r>
-    </w:p>
-    <w:bookmarkEnd w:id="59"/>
-    <w:bookmarkEnd w:id="60"/>
-    <w:bookmarkStart w:id="62" w:name="X166d910d570b75bb8e35866cbb9a8eb190f1767"/>
-    <w:p>
-      <w:pPr>
-        <w:pStyle w:val="Heading2"/>
-      </w:pPr>
-      <w:r>
-        <w:t xml:space="preserve">16. The release gate</w:t>
-      </w:r>
-    </w:p>
-    <w:p>
-      <w:pPr>
-        <w:pStyle w:val="FirstParagraph"/>
-      </w:pPr>
-      <w:r>
-        <w:t xml:space="preserve">Codify the gate as an explicit pass or fail list rather than a judgment:</w:t>
       </w:r>
     </w:p>
     <w:p>
@@ -9271,7 +10235,22 @@
         </w:numPr>
       </w:pPr>
       <w:r>
-        <w:t xml:space="preserve">Automated blocking checks passing on the exact commit being released.</w:t>
+        <w:t xml:space="preserve">why</w:t>
+      </w:r>
+      <w:r>
+        <w:t xml:space="preserve"> </w:t>
+      </w:r>
+      <w:r>
+        <w:rPr>
+          <w:rStyle w:val="VerbatimChar"/>
+        </w:rPr>
+        <w:t xml:space="preserve">unverified</w:t>
+      </w:r>
+      <w:r>
+        <w:t xml:space="preserve"> </w:t>
+      </w:r>
+      <w:r>
+        <w:t xml:space="preserve">must never read as a pass</w:t>
       </w:r>
     </w:p>
     <w:p>
@@ -9283,7 +10262,7 @@
         </w:numPr>
       </w:pPr>
       <w:r>
-        <w:t xml:space="preserve">No unresolved high or critical findings.</w:t>
+        <w:t xml:space="preserve">evidence anchors a machine can re-check</w:t>
       </w:r>
     </w:p>
     <w:p>
@@ -9295,7 +10274,7 @@
         </w:numPr>
       </w:pPr>
       <w:r>
-        <w:t xml:space="preserve">Current independent-review status, or a signed risk acceptance standing in for it.</w:t>
+        <w:t xml:space="preserve">pinning the standard's corpus</w:t>
       </w:r>
     </w:p>
     <w:p>
@@ -9307,7 +10286,41 @@
         </w:numPr>
       </w:pPr>
       <w:r>
-        <w:t xml:space="preserve">Updated evidence.</w:t>
+        <w:t xml:space="preserve">how to read a movement in a score</w:t>
+      </w:r>
+    </w:p>
+    <w:p>
+      <w:pPr>
+        <w:pStyle w:val="FirstParagraph"/>
+      </w:pPr>
+      <w:r>
+        <w:t xml:space="preserve">Do not build a second procedure beside it.</w:t>
+      </w:r>
+    </w:p>
+    <w:p>
+      <w:r>
+        <w:pict>
+          <v:rect style="width:0;height:1.5pt" o:hralign="center" o:hrstd="t" o:hr="t"/>
+        </w:pict>
+      </w:r>
+    </w:p>
+    <w:bookmarkEnd w:id="63"/>
+    <w:bookmarkEnd w:id="64"/>
+    <w:bookmarkStart w:id="66" w:name="X166d910d570b75bb8e35866cbb9a8eb190f1767"/>
+    <w:p>
+      <w:pPr>
+        <w:pStyle w:val="Heading2"/>
+      </w:pPr>
+      <w:r>
+        <w:t xml:space="preserve">16. The release gate</w:t>
+      </w:r>
+    </w:p>
+    <w:p>
+      <w:pPr>
+        <w:pStyle w:val="FirstParagraph"/>
+      </w:pPr>
+      <w:r>
+        <w:t xml:space="preserve">Codify the gate as an explicit pass or fail list rather than a judgment:</w:t>
       </w:r>
     </w:p>
     <w:p>
@@ -9315,11 +10328,11 @@
         <w:pStyle w:val="Compact"/>
         <w:numPr>
           <w:ilvl w:val="0"/>
-          <w:numId w:val="1016"/>
+          <w:numId w:val="1017"/>
         </w:numPr>
       </w:pPr>
       <w:r>
-        <w:t xml:space="preserve">A signed artifact with its component inventory and digest manifest attached to the tag.</w:t>
+        <w:t xml:space="preserve">Automated blocking checks passing on the exact commit being released.</w:t>
       </w:r>
     </w:p>
     <w:p>
@@ -9327,7 +10340,55 @@
         <w:pStyle w:val="Compact"/>
         <w:numPr>
           <w:ilvl w:val="0"/>
-          <w:numId w:val="1016"/>
+          <w:numId w:val="1017"/>
+        </w:numPr>
+      </w:pPr>
+      <w:r>
+        <w:t xml:space="preserve">No unresolved high or critical findings.</w:t>
+      </w:r>
+    </w:p>
+    <w:p>
+      <w:pPr>
+        <w:pStyle w:val="Compact"/>
+        <w:numPr>
+          <w:ilvl w:val="0"/>
+          <w:numId w:val="1017"/>
+        </w:numPr>
+      </w:pPr>
+      <w:r>
+        <w:t xml:space="preserve">Current independent-review status, or a signed risk acceptance standing in for it.</w:t>
+      </w:r>
+    </w:p>
+    <w:p>
+      <w:pPr>
+        <w:pStyle w:val="Compact"/>
+        <w:numPr>
+          <w:ilvl w:val="0"/>
+          <w:numId w:val="1017"/>
+        </w:numPr>
+      </w:pPr>
+      <w:r>
+        <w:t xml:space="preserve">Updated evidence.</w:t>
+      </w:r>
+    </w:p>
+    <w:p>
+      <w:pPr>
+        <w:pStyle w:val="Compact"/>
+        <w:numPr>
+          <w:ilvl w:val="0"/>
+          <w:numId w:val="1017"/>
+        </w:numPr>
+      </w:pPr>
+      <w:r>
+        <w:t xml:space="preserve">A signed artifact with its component inventory and digest manifest attached to the tag.</w:t>
+      </w:r>
+    </w:p>
+    <w:p>
+      <w:pPr>
+        <w:pStyle w:val="Compact"/>
+        <w:numPr>
+          <w:ilvl w:val="0"/>
+          <w:numId w:val="1017"/>
         </w:numPr>
       </w:pPr>
       <w:r>
@@ -9427,7 +10488,7 @@
       <w:r>
         <w:t xml:space="preserve"> </w:t>
       </w:r>
-      <w:hyperlink r:id="rId25">
+      <w:hyperlink r:id="rId26">
         <w:r>
           <w:rPr>
             <w:rStyle w:val="Hyperlink"/>
@@ -9439,7 +10500,7 @@
         <w:t xml:space="preserve">.</w:t>
       </w:r>
     </w:p>
-    <w:bookmarkStart w:id="61" w:name="X6bf3214004d99c2dac31ed30d2dbee672c0e4ba"/>
+    <w:bookmarkStart w:id="65" w:name="X6bf3214004d99c2dac31ed30d2dbee672c0e4ba"/>
     <w:p>
       <w:pPr>
         <w:pStyle w:val="Heading3"/>
@@ -9513,9 +10574,9 @@
         </w:pict>
       </w:r>
     </w:p>
-    <w:bookmarkEnd w:id="61"/>
-    <w:bookmarkEnd w:id="62"/>
-    <w:bookmarkStart w:id="63" w:name="Xd93b41aba76cd6464a6e694c5ed1cd30484ae10"/>
+    <w:bookmarkEnd w:id="65"/>
+    <w:bookmarkEnd w:id="66"/>
+    <w:bookmarkStart w:id="67" w:name="Xd93b41aba76cd6464a6e694c5ed1cd30484ae10"/>
     <w:p>
       <w:pPr>
         <w:pStyle w:val="Heading2"/>
@@ -9727,7 +10788,7 @@
       <w:r>
         <w:t xml:space="preserve"> </w:t>
       </w:r>
-      <w:hyperlink r:id="rId25">
+      <w:hyperlink r:id="rId26">
         <w:r>
           <w:rPr>
             <w:rStyle w:val="Hyperlink"/>
@@ -9744,7 +10805,7 @@
         <w:pStyle w:val="Compact"/>
         <w:numPr>
           <w:ilvl w:val="0"/>
-          <w:numId w:val="1017"/>
+          <w:numId w:val="1018"/>
         </w:numPr>
       </w:pPr>
       <w:r>
@@ -9778,7 +10839,7 @@
         <w:pStyle w:val="Compact"/>
         <w:numPr>
           <w:ilvl w:val="0"/>
-          <w:numId w:val="1017"/>
+          <w:numId w:val="1018"/>
         </w:numPr>
       </w:pPr>
       <w:r>
@@ -9812,7 +10873,7 @@
         <w:pStyle w:val="Compact"/>
         <w:numPr>
           <w:ilvl w:val="0"/>
-          <w:numId w:val="1017"/>
+          <w:numId w:val="1018"/>
         </w:numPr>
       </w:pPr>
       <w:r>
@@ -9840,7 +10901,7 @@
         <w:pStyle w:val="Compact"/>
         <w:numPr>
           <w:ilvl w:val="0"/>
-          <w:numId w:val="1017"/>
+          <w:numId w:val="1018"/>
         </w:numPr>
       </w:pPr>
       <w:r>
@@ -9926,8 +10987,8 @@
         </w:pict>
       </w:r>
     </w:p>
-    <w:bookmarkEnd w:id="63"/>
-    <w:bookmarkStart w:id="64" w:name="in-one-table"/>
+    <w:bookmarkEnd w:id="67"/>
+    <w:bookmarkStart w:id="68" w:name="in-one-table"/>
     <w:p>
       <w:pPr>
         <w:pStyle w:val="Heading2"/>
@@ -10088,7 +11149,7 @@
               <w:pStyle w:val="Compact"/>
             </w:pPr>
             <w:r>
-              <w:t xml:space="preserve">Bound resource consumption per boundary; an unbounded boundary is a finding</w:t>
+              <w:t xml:space="preserve">Draw the boundary list; a diagram with no boundaries marked on it is not a security artifact</w:t>
             </w:r>
           </w:p>
         </w:tc>
@@ -10112,7 +11173,7 @@
               <w:pStyle w:val="Compact"/>
             </w:pPr>
             <w:r>
-              <w:t xml:space="preserve">At an execution boundary, check every caller reaches it, not the documented one</w:t>
+              <w:t xml:space="preserve">Bound resource consumption per boundary; an unbounded boundary is a finding</w:t>
             </w:r>
           </w:p>
         </w:tc>
@@ -10125,18 +11186,18 @@
               <w:pStyle w:val="Compact"/>
             </w:pPr>
             <w:r>
-              <w:t xml:space="preserve">Coding</w:t>
-            </w:r>
-          </w:p>
-        </w:tc>
-        <w:tc>
-          <w:tcPr/>
-          <w:p>
-            <w:pPr>
-              <w:pStyle w:val="Compact"/>
-            </w:pPr>
-            <w:r>
-              <w:t xml:space="preserve">Validate at ingress, parameterise every query, confine every path, fail closed</w:t>
+              <w:t xml:space="preserve">Designing</w:t>
+            </w:r>
+          </w:p>
+        </w:tc>
+        <w:tc>
+          <w:tcPr/>
+          <w:p>
+            <w:pPr>
+              <w:pStyle w:val="Compact"/>
+            </w:pPr>
+            <w:r>
+              <w:t xml:space="preserve">At an execution boundary, check every caller reaches it, not the documented one</w:t>
             </w:r>
           </w:p>
         </w:tc>
@@ -10149,18 +11210,18 @@
               <w:pStyle w:val="Compact"/>
             </w:pPr>
             <w:r>
-              <w:t xml:space="preserve">Reviewing</w:t>
-            </w:r>
-          </w:p>
-        </w:tc>
-        <w:tc>
-          <w:tcPr/>
-          <w:p>
-            <w:pPr>
-              <w:pStyle w:val="Compact"/>
-            </w:pPr>
-            <w:r>
-              <w:t xml:space="preserve">Self-review is a documented deviation, not a satisfied control</w:t>
+              <w:t xml:space="preserve">Coding</w:t>
+            </w:r>
+          </w:p>
+        </w:tc>
+        <w:tc>
+          <w:tcPr/>
+          <w:p>
+            <w:pPr>
+              <w:pStyle w:val="Compact"/>
+            </w:pPr>
+            <w:r>
+              <w:t xml:space="preserve">Validate at ingress, parameterise every query, confine every path, fail closed</w:t>
             </w:r>
           </w:p>
         </w:tc>
@@ -10184,7 +11245,7 @@
               <w:pStyle w:val="Compact"/>
             </w:pPr>
             <w:r>
-              <w:t xml:space="preserve">Name the compensating set and the event that ends the deviation</w:t>
+              <w:t xml:space="preserve">Self-review is a documented deviation, not a satisfied control</w:t>
             </w:r>
           </w:p>
         </w:tc>
@@ -10197,18 +11258,18 @@
               <w:pStyle w:val="Compact"/>
             </w:pPr>
             <w:r>
-              <w:t xml:space="preserve">Gating</w:t>
-            </w:r>
-          </w:p>
-        </w:tc>
-        <w:tc>
-          <w:tcPr/>
-          <w:p>
-            <w:pPr>
-              <w:pStyle w:val="Compact"/>
-            </w:pPr>
-            <w:r>
-              <w:t xml:space="preserve">Coverage is the blocking checks that run on the change, not the tool count</w:t>
+              <w:t xml:space="preserve">Reviewing</w:t>
+            </w:r>
+          </w:p>
+        </w:tc>
+        <w:tc>
+          <w:tcPr/>
+          <w:p>
+            <w:pPr>
+              <w:pStyle w:val="Compact"/>
+            </w:pPr>
+            <w:r>
+              <w:t xml:space="preserve">Name the compensating set and the event that ends the deviation</w:t>
             </w:r>
           </w:p>
         </w:tc>
@@ -10232,7 +11293,7 @@
               <w:pStyle w:val="Compact"/>
             </w:pPr>
             <w:r>
-              <w:t xml:space="preserve">A clean run is a start condition for red-on-regression, never a certificate</w:t>
+              <w:t xml:space="preserve">Coverage is the blocking checks that run on the change, not the tool count</w:t>
             </w:r>
           </w:p>
         </w:tc>
@@ -10256,7 +11317,7 @@
               <w:pStyle w:val="Compact"/>
             </w:pPr>
             <w:r>
-              <w:t xml:space="preserve">Fire the failure class at the gate before crediting its green</w:t>
+              <w:t xml:space="preserve">A clean run is a start condition for red-on-regression, never a certificate</w:t>
             </w:r>
           </w:p>
         </w:tc>
@@ -10280,7 +11341,7 @@
               <w:pStyle w:val="Compact"/>
             </w:pPr>
             <w:r>
-              <w:t xml:space="preserve">Encode a control as one shared check across sibling paths</w:t>
+              <w:t xml:space="preserve">Fire the failure class at the gate before crediting its green</w:t>
             </w:r>
           </w:p>
         </w:tc>
@@ -10304,7 +11365,7 @@
               <w:pStyle w:val="Compact"/>
             </w:pPr>
             <w:r>
-              <w:t xml:space="preserve">Record rigor and scope separately per blocking check; one green hides both</w:t>
+              <w:t xml:space="preserve">Trigger a dynamic pass on an event; when no trigger fires, record that nothing ran</w:t>
             </w:r>
           </w:p>
         </w:tc>
@@ -10317,18 +11378,18 @@
               <w:pStyle w:val="Compact"/>
             </w:pPr>
             <w:r>
-              <w:t xml:space="preserve">Configuring</w:t>
-            </w:r>
-          </w:p>
-        </w:tc>
-        <w:tc>
-          <w:tcPr/>
-          <w:p>
-            <w:pPr>
-              <w:pStyle w:val="Compact"/>
-            </w:pPr>
-            <w:r>
-              <w:t xml:space="preserve">Secure by default; every insecure posture is a named, audited, fail-closed opt-in</w:t>
+              <w:t xml:space="preserve">Gating</w:t>
+            </w:r>
+          </w:p>
+        </w:tc>
+        <w:tc>
+          <w:tcPr/>
+          <w:p>
+            <w:pPr>
+              <w:pStyle w:val="Compact"/>
+            </w:pPr>
+            <w:r>
+              <w:t xml:space="preserve">Encode a control as one shared check across sibling paths</w:t>
             </w:r>
           </w:p>
         </w:tc>
@@ -10341,18 +11402,18 @@
               <w:pStyle w:val="Compact"/>
             </w:pPr>
             <w:r>
-              <w:t xml:space="preserve">Configuring</w:t>
-            </w:r>
-          </w:p>
-        </w:tc>
-        <w:tc>
-          <w:tcPr/>
-          <w:p>
-            <w:pPr>
-              <w:pStyle w:val="Compact"/>
-            </w:pPr>
-            <w:r>
-              <w:t xml:space="preserve">Off-by-default and fail-closed are different states -- describe them apart</w:t>
+              <w:t xml:space="preserve">Gating</w:t>
+            </w:r>
+          </w:p>
+        </w:tc>
+        <w:tc>
+          <w:tcPr/>
+          <w:p>
+            <w:pPr>
+              <w:pStyle w:val="Compact"/>
+            </w:pPr>
+            <w:r>
+              <w:t xml:space="preserve">Record rigor and scope separately per blocking check; one green hides both</w:t>
             </w:r>
           </w:p>
         </w:tc>
@@ -10376,7 +11437,7 @@
               <w:pStyle w:val="Compact"/>
             </w:pPr>
             <w:r>
-              <w:t xml:space="preserve">Synthetic data outside production; live data raises the environment, not lowers the class</w:t>
+              <w:t xml:space="preserve">Secure by default; every insecure posture is a named, audited, fail-closed opt-in</w:t>
             </w:r>
           </w:p>
         </w:tc>
@@ -10400,7 +11461,7 @@
               <w:pStyle w:val="Compact"/>
             </w:pPr>
             <w:r>
-              <w:t xml:space="preserve">Rate a collection by the highest class in it, never the average or per entry</w:t>
+              <w:t xml:space="preserve">Off-by-default and fail-closed are different states -- describe them apart</w:t>
             </w:r>
           </w:p>
         </w:tc>
@@ -10413,18 +11474,18 @@
               <w:pStyle w:val="Compact"/>
             </w:pPr>
             <w:r>
-              <w:t xml:space="preserve">Authenticating</w:t>
-            </w:r>
-          </w:p>
-        </w:tc>
-        <w:tc>
-          <w:tcPr/>
-          <w:p>
-            <w:pPr>
-              <w:pStyle w:val="Compact"/>
-            </w:pPr>
-            <w:r>
-              <w:t xml:space="preserve">Strongest mechanism the peer supports, recorded per connection</w:t>
+              <w:t xml:space="preserve">Configuring</w:t>
+            </w:r>
+          </w:p>
+        </w:tc>
+        <w:tc>
+          <w:tcPr/>
+          <w:p>
+            <w:pPr>
+              <w:pStyle w:val="Compact"/>
+            </w:pPr>
+            <w:r>
+              <w:t xml:space="preserve">Synthetic data outside production; live data raises the environment, not lowers the class</w:t>
             </w:r>
           </w:p>
         </w:tc>
@@ -10437,18 +11498,18 @@
               <w:pStyle w:val="Compact"/>
             </w:pPr>
             <w:r>
-              <w:t xml:space="preserve">Authenticating</w:t>
-            </w:r>
-          </w:p>
-        </w:tc>
-        <w:tc>
-          <w:tcPr/>
-          <w:p>
-            <w:pPr>
-              <w:pStyle w:val="Compact"/>
-            </w:pPr>
-            <w:r>
-              <w:t xml:space="preserve">No long-lived secret in a file; no cleartext directory bind</w:t>
+              <w:t xml:space="preserve">Configuring</w:t>
+            </w:r>
+          </w:p>
+        </w:tc>
+        <w:tc>
+          <w:tcPr/>
+          <w:p>
+            <w:pPr>
+              <w:pStyle w:val="Compact"/>
+            </w:pPr>
+            <w:r>
+              <w:t xml:space="preserve">Rate a collection by the highest class in it, never the average or per entry</w:t>
             </w:r>
           </w:p>
         </w:tc>
@@ -10461,18 +11522,18 @@
               <w:pStyle w:val="Compact"/>
             </w:pPr>
             <w:r>
-              <w:t xml:space="preserve">Logging</w:t>
-            </w:r>
-          </w:p>
-        </w:tc>
-        <w:tc>
-          <w:tcPr/>
-          <w:p>
-            <w:pPr>
-              <w:pStyle w:val="Compact"/>
-            </w:pPr>
-            <w:r>
-              <w:t xml:space="preserve">Append-only, hash-chained, actor-attributed; no secrets or restricted data at info level</w:t>
+              <w:t xml:space="preserve">Authenticating</w:t>
+            </w:r>
+          </w:p>
+        </w:tc>
+        <w:tc>
+          <w:tcPr/>
+          <w:p>
+            <w:pPr>
+              <w:pStyle w:val="Compact"/>
+            </w:pPr>
+            <w:r>
+              <w:t xml:space="preserve">Strongest mechanism the peer supports, recorded per connection</w:t>
             </w:r>
           </w:p>
         </w:tc>
@@ -10485,18 +11546,18 @@
               <w:pStyle w:val="Compact"/>
             </w:pPr>
             <w:r>
-              <w:t xml:space="preserve">Logging</w:t>
-            </w:r>
-          </w:p>
-        </w:tc>
-        <w:tc>
-          <w:tcPr/>
-          <w:p>
-            <w:pPr>
-              <w:pStyle w:val="Compact"/>
-            </w:pPr>
-            <w:r>
-              <w:t xml:space="preserve">State what happens when the log cannot be written; a broken chain reads as tampering</w:t>
+              <w:t xml:space="preserve">Authenticating</w:t>
+            </w:r>
+          </w:p>
+        </w:tc>
+        <w:tc>
+          <w:tcPr/>
+          <w:p>
+            <w:pPr>
+              <w:pStyle w:val="Compact"/>
+            </w:pPr>
+            <w:r>
+              <w:t xml:space="preserve">No long-lived secret in a file; no cleartext directory bind</w:t>
             </w:r>
           </w:p>
         </w:tc>
@@ -10520,7 +11581,7 @@
               <w:pStyle w:val="Compact"/>
             </w:pPr>
             <w:r>
-              <w:t xml:space="preserve">Ship the query, export and chain-verify affordance; the review cadence is the operator's</w:t>
+              <w:t xml:space="preserve">Append-only, hash-chained, actor-attributed; no secrets or restricted data at info level</w:t>
             </w:r>
           </w:p>
         </w:tc>
@@ -10533,18 +11594,18 @@
               <w:pStyle w:val="Compact"/>
             </w:pPr>
             <w:r>
-              <w:t xml:space="preserve">Releasing</w:t>
-            </w:r>
-          </w:p>
-        </w:tc>
-        <w:tc>
-          <w:tcPr/>
-          <w:p>
-            <w:pPr>
-              <w:pStyle w:val="Compact"/>
-            </w:pPr>
-            <w:r>
-              <w:t xml:space="preserve">The release build runs on an ephemeral runner, never on a developer workstation</w:t>
+              <w:t xml:space="preserve">Logging</w:t>
+            </w:r>
+          </w:p>
+        </w:tc>
+        <w:tc>
+          <w:tcPr/>
+          <w:p>
+            <w:pPr>
+              <w:pStyle w:val="Compact"/>
+            </w:pPr>
+            <w:r>
+              <w:t xml:space="preserve">State what happens when the log cannot be written; a broken chain reads as tampering</w:t>
             </w:r>
           </w:p>
         </w:tc>
@@ -10557,18 +11618,18 @@
               <w:pStyle w:val="Compact"/>
             </w:pPr>
             <w:r>
-              <w:t xml:space="preserve">Releasing</w:t>
-            </w:r>
-          </w:p>
-        </w:tc>
-        <w:tc>
-          <w:tcPr/>
-          <w:p>
-            <w:pPr>
-              <w:pStyle w:val="Compact"/>
-            </w:pPr>
-            <w:r>
-              <w:t xml:space="preserve">Pin every action, image and tool by digest, and review the pinned set on a cadence</w:t>
+              <w:t xml:space="preserve">Logging</w:t>
+            </w:r>
+          </w:p>
+        </w:tc>
+        <w:tc>
+          <w:tcPr/>
+          <w:p>
+            <w:pPr>
+              <w:pStyle w:val="Compact"/>
+            </w:pPr>
+            <w:r>
+              <w:t xml:space="preserve">Ship the query, export and chain-verify affordance; the review cadence is the operator's</w:t>
             </w:r>
           </w:p>
         </w:tc>
@@ -10592,7 +11653,7 @@
               <w:pStyle w:val="Compact"/>
             </w:pPr>
             <w:r>
-              <w:t xml:space="preserve">Enumerate every principal that can write, administer or publish; review and prune it</w:t>
+              <w:t xml:space="preserve">The release build runs on an ephemeral runner, never on a developer workstation</w:t>
             </w:r>
           </w:p>
         </w:tc>
@@ -10616,7 +11677,7 @@
               <w:pStyle w:val="Compact"/>
             </w:pPr>
             <w:r>
-              <w:t xml:space="preserve">Short-lived workflow-bound publishing credentials, paired with an attestation over the digest</w:t>
+              <w:t xml:space="preserve">Pin every action, image and tool by digest, and review the pinned set on a cadence</w:t>
             </w:r>
           </w:p>
         </w:tc>
@@ -10640,7 +11701,7 @@
               <w:pStyle w:val="Compact"/>
             </w:pPr>
             <w:r>
-              <w:t xml:space="preserve">Publish a signed digest manifest and document the offline verification path</w:t>
+              <w:t xml:space="preserve">Enumerate every principal that can write, administer or publish; review and prune it</w:t>
             </w:r>
           </w:p>
         </w:tc>
@@ -10664,7 +11725,7 @@
               <w:pStyle w:val="Compact"/>
             </w:pPr>
             <w:r>
-              <w:t xml:space="preserve">A component inventory answers "do we ship X" -- it is not tamper detection</w:t>
+              <w:t xml:space="preserve">Short-lived workflow-bound publishing credentials, paired with an attestation over the digest</w:t>
             </w:r>
           </w:p>
         </w:tc>
@@ -10688,7 +11749,7 @@
               <w:pStyle w:val="Compact"/>
             </w:pPr>
             <w:r>
-              <w:t xml:space="preserve">Archive the artifact, its build inputs, and its inventory together</w:t>
+              <w:t xml:space="preserve">Publish a signed digest manifest and document the offline verification path</w:t>
             </w:r>
           </w:p>
         </w:tc>
@@ -10712,7 +11773,7 @@
               <w:pStyle w:val="Compact"/>
             </w:pPr>
             <w:r>
-              <w:t xml:space="preserve">Verify the published artifact after release; what you built is not what shipped</w:t>
+              <w:t xml:space="preserve">A component inventory answers "do we ship X" -- it is not tamper detection</w:t>
             </w:r>
           </w:p>
         </w:tc>
@@ -10736,7 +11797,7 @@
               <w:pStyle w:val="Compact"/>
             </w:pPr>
             <w:r>
-              <w:t xml:space="preserve">Back up the evidence archive off-platform, and restore one release to prove it</w:t>
+              <w:t xml:space="preserve">Archive the artifact, its build inputs, and its inventory together</w:t>
             </w:r>
           </w:p>
         </w:tc>
@@ -10749,18 +11810,18 @@
               <w:pStyle w:val="Compact"/>
             </w:pPr>
             <w:r>
-              <w:t xml:space="preserve">Hardening</w:t>
-            </w:r>
-          </w:p>
-        </w:tc>
-        <w:tc>
-          <w:tcPr/>
-          <w:p>
-            <w:pPr>
-              <w:pStyle w:val="Compact"/>
-            </w:pPr>
-            <w:r>
-              <w:t xml:space="preserve">An in-process integrity check detects accidents, never a privileged attacker</w:t>
+              <w:t xml:space="preserve">Releasing</w:t>
+            </w:r>
+          </w:p>
+        </w:tc>
+        <w:tc>
+          <w:tcPr/>
+          <w:p>
+            <w:pPr>
+              <w:pStyle w:val="Compact"/>
+            </w:pPr>
+            <w:r>
+              <w:t xml:space="preserve">Verify the published artifact after release; what you built is not what shipped</w:t>
             </w:r>
           </w:p>
         </w:tc>
@@ -10773,18 +11834,18 @@
               <w:pStyle w:val="Compact"/>
             </w:pPr>
             <w:r>
-              <w:t xml:space="preserve">Hardening</w:t>
-            </w:r>
-          </w:p>
-        </w:tc>
-        <w:tc>
-          <w:tcPr/>
-          <w:p>
-            <w:pPr>
-              <w:pStyle w:val="Compact"/>
-            </w:pPr>
-            <w:r>
-              <w:t xml:space="preserve">Operator-side controls are documented and recommended, never claimed</w:t>
+              <w:t xml:space="preserve">Releasing</w:t>
+            </w:r>
+          </w:p>
+        </w:tc>
+        <w:tc>
+          <w:tcPr/>
+          <w:p>
+            <w:pPr>
+              <w:pStyle w:val="Compact"/>
+            </w:pPr>
+            <w:r>
+              <w:t xml:space="preserve">Back up the evidence archive off-platform, and restore one release to prove it</w:t>
             </w:r>
           </w:p>
         </w:tc>
@@ -10808,7 +11869,7 @@
               <w:pStyle w:val="Compact"/>
             </w:pPr>
             <w:r>
-              <w:t xml:space="preserve">Roll out a blocking verification control in audit mode first</w:t>
+              <w:t xml:space="preserve">An in-process integrity check detects accidents, never a privileged attacker</w:t>
             </w:r>
           </w:p>
         </w:tc>
@@ -10821,6 +11882,54 @@
               <w:pStyle w:val="Compact"/>
             </w:pPr>
             <w:r>
+              <w:t xml:space="preserve">Hardening</w:t>
+            </w:r>
+          </w:p>
+        </w:tc>
+        <w:tc>
+          <w:tcPr/>
+          <w:p>
+            <w:pPr>
+              <w:pStyle w:val="Compact"/>
+            </w:pPr>
+            <w:r>
+              <w:t xml:space="preserve">Operator-side controls are documented and recommended, never claimed</w:t>
+            </w:r>
+          </w:p>
+        </w:tc>
+      </w:tr>
+      <w:tr>
+        <w:tc>
+          <w:tcPr/>
+          <w:p>
+            <w:pPr>
+              <w:pStyle w:val="Compact"/>
+            </w:pPr>
+            <w:r>
+              <w:t xml:space="preserve">Hardening</w:t>
+            </w:r>
+          </w:p>
+        </w:tc>
+        <w:tc>
+          <w:tcPr/>
+          <w:p>
+            <w:pPr>
+              <w:pStyle w:val="Compact"/>
+            </w:pPr>
+            <w:r>
+              <w:t xml:space="preserve">Roll out a blocking verification control in audit mode first</w:t>
+            </w:r>
+          </w:p>
+        </w:tc>
+      </w:tr>
+      <w:tr>
+        <w:tc>
+          <w:tcPr/>
+          <w:p>
+            <w:pPr>
+              <w:pStyle w:val="Compact"/>
+            </w:pPr>
+            <w:r>
               <w:t xml:space="preserve">Responding</w:t>
             </w:r>
           </w:p>
@@ -10833,6 +11942,54 @@
             </w:pPr>
             <w:r>
               <w:t xml:space="preserve">Rehearse the response program end to end; state where each clock starts</w:t>
+            </w:r>
+          </w:p>
+        </w:tc>
+      </w:tr>
+      <w:tr>
+        <w:tc>
+          <w:tcPr/>
+          <w:p>
+            <w:pPr>
+              <w:pStyle w:val="Compact"/>
+            </w:pPr>
+            <w:r>
+              <w:t xml:space="preserve">Responding</w:t>
+            </w:r>
+          </w:p>
+        </w:tc>
+        <w:tc>
+          <w:tcPr/>
+          <w:p>
+            <w:pPr>
+              <w:pStyle w:val="Compact"/>
+            </w:pPr>
+            <w:r>
+              <w:t xml:space="preserve">Publish the intake, the bands and the clock start; an unmonitored address is not a channel</w:t>
+            </w:r>
+          </w:p>
+        </w:tc>
+      </w:tr>
+      <w:tr>
+        <w:tc>
+          <w:tcPr/>
+          <w:p>
+            <w:pPr>
+              <w:pStyle w:val="Compact"/>
+            </w:pPr>
+            <w:r>
+              <w:t xml:space="preserve">Responding</w:t>
+            </w:r>
+          </w:p>
+        </w:tc>
+        <w:tc>
+          <w:tcPr/>
+          <w:p>
+            <w:pPr>
+              <w:pStyle w:val="Compact"/>
+            </w:pPr>
+            <w:r>
+              <w:t xml:space="preserve">Ship an advisory per fixed vulnerability where tooling reads it; a changelog line is not one</w:t>
             </w:r>
           </w:p>
         </w:tc>
@@ -11157,8 +12314,8 @@
         </w:pict>
       </w:r>
     </w:p>
-    <w:bookmarkEnd w:id="64"/>
-    <w:bookmarkStart w:id="65" w:name="adapting-this-to-your-project"/>
+    <w:bookmarkEnd w:id="68"/>
+    <w:bookmarkStart w:id="69" w:name="adapting-this-to-your-project"/>
     <w:p>
       <w:pPr>
         <w:pStyle w:val="Heading2"/>
@@ -11177,170 +12334,6 @@
           <w:bCs/>
         </w:rPr>
         <w:t xml:space="preserve">Change freely:</w:t>
-      </w:r>
-    </w:p>
-    <w:p>
-      <w:pPr>
-        <w:pStyle w:val="Compact"/>
-        <w:numPr>
-          <w:ilvl w:val="0"/>
-          <w:numId w:val="1018"/>
-        </w:numPr>
-      </w:pPr>
-      <w:r>
-        <w:rPr>
-          <w:b/>
-          <w:bCs/>
-        </w:rPr>
-        <w:t xml:space="preserve">The section set.</w:t>
-      </w:r>
-      <w:r>
-        <w:t xml:space="preserve"> </w:t>
-      </w:r>
-      <w:r>
-        <w:t xml:space="preserve">Drop what you do not have. A project with no network interfaces does not need</w:t>
-      </w:r>
-      <w:r>
-        <w:t xml:space="preserve"> </w:t>
-      </w:r>
-      <w:r>
-        <w:t xml:space="preserve">section 8, and saying so beats leaving an empty heading that reads as an unowned control.</w:t>
-      </w:r>
-    </w:p>
-    <w:p>
-      <w:pPr>
-        <w:pStyle w:val="Compact"/>
-        <w:numPr>
-          <w:ilvl w:val="0"/>
-          <w:numId w:val="1018"/>
-        </w:numPr>
-      </w:pPr>
-      <w:r>
-        <w:rPr>
-          <w:b/>
-          <w:bCs/>
-        </w:rPr>
-        <w:t xml:space="preserve">The authentication hierarchy.</w:t>
-      </w:r>
-      <w:r>
-        <w:t xml:space="preserve"> </w:t>
-      </w:r>
-      <w:r>
-        <w:t xml:space="preserve">It is ordered by what a peer system can support, and yours will</w:t>
-      </w:r>
-      <w:r>
-        <w:t xml:space="preserve"> </w:t>
-      </w:r>
-      <w:r>
-        <w:t xml:space="preserve">differ. Keep the property -- strongest available, recorded per connection, weak ones as an explicit</w:t>
-      </w:r>
-      <w:r>
-        <w:t xml:space="preserve"> </w:t>
-      </w:r>
-      <w:r>
-        <w:t xml:space="preserve">short list -- and replace the mechanisms.</w:t>
-      </w:r>
-    </w:p>
-    <w:p>
-      <w:pPr>
-        <w:pStyle w:val="Compact"/>
-        <w:numPr>
-          <w:ilvl w:val="0"/>
-          <w:numId w:val="1018"/>
-        </w:numPr>
-      </w:pPr>
-      <w:r>
-        <w:rPr>
-          <w:b/>
-          <w:bCs/>
-        </w:rPr>
-        <w:t xml:space="preserve">The remediation windows.</w:t>
-      </w:r>
-      <w:r>
-        <w:t xml:space="preserve"> </w:t>
-      </w:r>
-      <w:r>
-        <w:t xml:space="preserve">There is no validated number. Set yours from your own capacity, record</w:t>
-      </w:r>
-      <w:r>
-        <w:t xml:space="preserve"> </w:t>
-      </w:r>
-      <w:r>
-        <w:t xml:space="preserve">them where a reporter can read them, and label them project-set.</w:t>
-      </w:r>
-    </w:p>
-    <w:p>
-      <w:pPr>
-        <w:pStyle w:val="Compact"/>
-        <w:numPr>
-          <w:ilvl w:val="0"/>
-          <w:numId w:val="1018"/>
-        </w:numPr>
-      </w:pPr>
-      <w:r>
-        <w:rPr>
-          <w:b/>
-          <w:bCs/>
-        </w:rPr>
-        <w:t xml:space="preserve">Everything platform-specific.</w:t>
-      </w:r>
-      <w:r>
-        <w:t xml:space="preserve"> </w:t>
-      </w:r>
-      <w:r>
-        <w:t xml:space="preserve">Managed service identities, transparency logs, admission control</w:t>
-      </w:r>
-      <w:r>
-        <w:t xml:space="preserve"> </w:t>
-      </w:r>
-      <w:r>
-        <w:t xml:space="preserve">and integrity monitoring all have different names and different guarantees per platform. Name the</w:t>
-      </w:r>
-      <w:r>
-        <w:t xml:space="preserve"> </w:t>
-      </w:r>
-      <w:r>
-        <w:t xml:space="preserve">one you use rather than implying the pattern is universal.</w:t>
-      </w:r>
-    </w:p>
-    <w:p>
-      <w:pPr>
-        <w:pStyle w:val="Compact"/>
-        <w:numPr>
-          <w:ilvl w:val="0"/>
-          <w:numId w:val="1018"/>
-        </w:numPr>
-      </w:pPr>
-      <w:r>
-        <w:rPr>
-          <w:b/>
-          <w:bCs/>
-        </w:rPr>
-        <w:t xml:space="preserve">The adoption order.</w:t>
-      </w:r>
-      <w:r>
-        <w:t xml:space="preserve"> </w:t>
-      </w:r>
-      <w:r>
-        <w:t xml:space="preserve">Sections 1, 5 and 13 are the cheapest and the highest-leverage; after those,</w:t>
-      </w:r>
-      <w:r>
-        <w:t xml:space="preserve"> </w:t>
-      </w:r>
-      <w:r>
-        <w:t xml:space="preserve">take whatever your riskiest surface demands.</w:t>
-      </w:r>
-    </w:p>
-    <w:p>
-      <w:pPr>
-        <w:pStyle w:val="FirstParagraph"/>
-      </w:pPr>
-      <w:r>
-        <w:rPr>
-          <w:b/>
-          <w:bCs/>
-        </w:rPr>
-        <w:t xml:space="preserve">Do not weaken:</w:t>
       </w:r>
     </w:p>
     <w:p>
@@ -11356,19 +12349,19 @@
           <w:b/>
           <w:bCs/>
         </w:rPr>
-        <w:t xml:space="preserve">The ownership split, in either direction.</w:t>
-      </w:r>
-      <w:r>
-        <w:t xml:space="preserve"> </w:t>
-      </w:r>
-      <w:r>
-        <w:t xml:space="preserve">Claiming an operator-side control is over-reach.</w:t>
-      </w:r>
-      <w:r>
-        <w:t xml:space="preserve"> </w:t>
-      </w:r>
-      <w:r>
-        <w:t xml:space="preserve">Pushing a producer-side control onto the operator is abdication.</w:t>
+        <w:t xml:space="preserve">The section set.</w:t>
+      </w:r>
+      <w:r>
+        <w:t xml:space="preserve"> </w:t>
+      </w:r>
+      <w:r>
+        <w:t xml:space="preserve">Drop what you do not have. A project with no network interfaces does not need</w:t>
+      </w:r>
+      <w:r>
+        <w:t xml:space="preserve"> </w:t>
+      </w:r>
+      <w:r>
+        <w:t xml:space="preserve">section 8, and saying so beats leaving an empty heading that reads as an unowned control.</w:t>
       </w:r>
     </w:p>
     <w:p>
@@ -11384,31 +12377,25 @@
           <w:b/>
           <w:bCs/>
         </w:rPr>
-        <w:t xml:space="preserve">The single definition of restricted data.</w:t>
-      </w:r>
-      <w:r>
-        <w:t xml:space="preserve"> </w:t>
-      </w:r>
-      <w:r>
-        <w:t xml:space="preserve">One table in section 1, and every other rule points at</w:t>
-      </w:r>
-      <w:r>
-        <w:t xml:space="preserve"> </w:t>
-      </w:r>
-      <w:r>
-        <w:t xml:space="preserve">it rather than carrying its own adjective. Two terms for one idea is how a rule ends up enforced in</w:t>
-      </w:r>
-      <w:r>
-        <w:t xml:space="preserve"> </w:t>
-      </w:r>
-      <w:r>
-        <w:t xml:space="preserve">one section and quietly absent from its sibling, and the fix is to delete the second term rather</w:t>
-      </w:r>
-      <w:r>
-        <w:t xml:space="preserve"> </w:t>
-      </w:r>
-      <w:r>
-        <w:t xml:space="preserve">than to define it as well.</w:t>
+        <w:t xml:space="preserve">The authentication hierarchy.</w:t>
+      </w:r>
+      <w:r>
+        <w:t xml:space="preserve"> </w:t>
+      </w:r>
+      <w:r>
+        <w:t xml:space="preserve">It is ordered by what a peer system can support, and yours will</w:t>
+      </w:r>
+      <w:r>
+        <w:t xml:space="preserve"> </w:t>
+      </w:r>
+      <w:r>
+        <w:t xml:space="preserve">differ. Keep the property -- strongest available, recorded per connection, weak ones as an explicit</w:t>
+      </w:r>
+      <w:r>
+        <w:t xml:space="preserve"> </w:t>
+      </w:r>
+      <w:r>
+        <w:t xml:space="preserve">short list -- and replace the mechanisms.</w:t>
       </w:r>
     </w:p>
     <w:p>
@@ -11424,25 +12411,19 @@
           <w:b/>
           <w:bCs/>
         </w:rPr>
-        <w:t xml:space="preserve">The unwaivable set.</w:t>
-      </w:r>
-      <w:r>
-        <w:t xml:space="preserve"> </w:t>
-      </w:r>
-      <w:r>
-        <w:t xml:space="preserve">Static analysis, dependency analysis and secret scanning block, and an</w:t>
-      </w:r>
-      <w:r>
-        <w:t xml:space="preserve"> </w:t>
-      </w:r>
-      <w:r>
-        <w:t xml:space="preserve">author cannot waive their own change past them. The moment one becomes waivable it stops being a</w:t>
-      </w:r>
-      <w:r>
-        <w:t xml:space="preserve"> </w:t>
-      </w:r>
-      <w:r>
-        <w:t xml:space="preserve">control and becomes a preference.</w:t>
+        <w:t xml:space="preserve">The remediation windows.</w:t>
+      </w:r>
+      <w:r>
+        <w:t xml:space="preserve"> </w:t>
+      </w:r>
+      <w:r>
+        <w:t xml:space="preserve">There is no validated number. Set yours from your own capacity, record</w:t>
+      </w:r>
+      <w:r>
+        <w:t xml:space="preserve"> </w:t>
+      </w:r>
+      <w:r>
+        <w:t xml:space="preserve">them where a reporter can read them, and label them project-set.</w:t>
       </w:r>
     </w:p>
     <w:p>
@@ -11458,19 +12439,25 @@
           <w:b/>
           <w:bCs/>
         </w:rPr>
-        <w:t xml:space="preserve">The deviation format.</w:t>
-      </w:r>
-      <w:r>
-        <w:t xml:space="preserve"> </w:t>
-      </w:r>
-      <w:r>
-        <w:t xml:space="preserve">Dropping the date makes it unageable; dropping the trigger makes it</w:t>
-      </w:r>
-      <w:r>
-        <w:t xml:space="preserve"> </w:t>
-      </w:r>
-      <w:r>
-        <w:t xml:space="preserve">permanent; dropping the signature makes it an open gap. All three fields or none of it counts.</w:t>
+        <w:t xml:space="preserve">Everything platform-specific.</w:t>
+      </w:r>
+      <w:r>
+        <w:t xml:space="preserve"> </w:t>
+      </w:r>
+      <w:r>
+        <w:t xml:space="preserve">Managed service identities, transparency logs, admission control</w:t>
+      </w:r>
+      <w:r>
+        <w:t xml:space="preserve"> </w:t>
+      </w:r>
+      <w:r>
+        <w:t xml:space="preserve">and integrity monitoring all have different names and different guarantees per platform. Name the</w:t>
+      </w:r>
+      <w:r>
+        <w:t xml:space="preserve"> </w:t>
+      </w:r>
+      <w:r>
+        <w:t xml:space="preserve">one you use rather than implying the pattern is universal.</w:t>
       </w:r>
     </w:p>
     <w:p>
@@ -11486,19 +12473,31 @@
           <w:b/>
           <w:bCs/>
         </w:rPr>
-        <w:t xml:space="preserve">The claim register.</w:t>
-      </w:r>
-      <w:r>
-        <w:t xml:space="preserve"> </w:t>
-      </w:r>
-      <w:r>
-        <w:t xml:space="preserve">"Certified" is not a stronger synonym for "self-assessed against". It is a</w:t>
-      </w:r>
-      <w:r>
-        <w:t xml:space="preserve"> </w:t>
-      </w:r>
-      <w:r>
-        <w:t xml:space="preserve">different and false statement, and it is the one a reader will check.</w:t>
+        <w:t xml:space="preserve">The adoption order.</w:t>
+      </w:r>
+      <w:r>
+        <w:t xml:space="preserve"> </w:t>
+      </w:r>
+      <w:r>
+        <w:t xml:space="preserve">Sections 1, 5 and 13 are the cheapest and the highest-leverage; after those,</w:t>
+      </w:r>
+      <w:r>
+        <w:t xml:space="preserve"> </w:t>
+      </w:r>
+      <w:r>
+        <w:t xml:space="preserve">take whatever your riskiest surface demands.</w:t>
+      </w:r>
+    </w:p>
+    <w:p>
+      <w:pPr>
+        <w:pStyle w:val="FirstParagraph"/>
+      </w:pPr>
+      <w:r>
+        <w:rPr>
+          <w:b/>
+          <w:bCs/>
+        </w:rPr>
+        <w:t xml:space="preserve">Do not weaken:</w:t>
       </w:r>
     </w:p>
     <w:p>
@@ -11506,7 +12505,165 @@
         <w:pStyle w:val="Compact"/>
         <w:numPr>
           <w:ilvl w:val="0"/>
-          <w:numId w:val="1019"/>
+          <w:numId w:val="1020"/>
+        </w:numPr>
+      </w:pPr>
+      <w:r>
+        <w:rPr>
+          <w:b/>
+          <w:bCs/>
+        </w:rPr>
+        <w:t xml:space="preserve">The ownership split, in either direction.</w:t>
+      </w:r>
+      <w:r>
+        <w:t xml:space="preserve"> </w:t>
+      </w:r>
+      <w:r>
+        <w:t xml:space="preserve">Claiming an operator-side control is over-reach.</w:t>
+      </w:r>
+      <w:r>
+        <w:t xml:space="preserve"> </w:t>
+      </w:r>
+      <w:r>
+        <w:t xml:space="preserve">Pushing a producer-side control onto the operator is abdication.</w:t>
+      </w:r>
+    </w:p>
+    <w:p>
+      <w:pPr>
+        <w:pStyle w:val="Compact"/>
+        <w:numPr>
+          <w:ilvl w:val="0"/>
+          <w:numId w:val="1020"/>
+        </w:numPr>
+      </w:pPr>
+      <w:r>
+        <w:rPr>
+          <w:b/>
+          <w:bCs/>
+        </w:rPr>
+        <w:t xml:space="preserve">The single definition of restricted data.</w:t>
+      </w:r>
+      <w:r>
+        <w:t xml:space="preserve"> </w:t>
+      </w:r>
+      <w:r>
+        <w:t xml:space="preserve">One table in section 1, and every other rule points at</w:t>
+      </w:r>
+      <w:r>
+        <w:t xml:space="preserve"> </w:t>
+      </w:r>
+      <w:r>
+        <w:t xml:space="preserve">it rather than carrying its own adjective. Two terms for one idea is how a rule ends up enforced in</w:t>
+      </w:r>
+      <w:r>
+        <w:t xml:space="preserve"> </w:t>
+      </w:r>
+      <w:r>
+        <w:t xml:space="preserve">one section and quietly absent from its sibling, and the fix is to delete the second term rather</w:t>
+      </w:r>
+      <w:r>
+        <w:t xml:space="preserve"> </w:t>
+      </w:r>
+      <w:r>
+        <w:t xml:space="preserve">than to define it as well.</w:t>
+      </w:r>
+    </w:p>
+    <w:p>
+      <w:pPr>
+        <w:pStyle w:val="Compact"/>
+        <w:numPr>
+          <w:ilvl w:val="0"/>
+          <w:numId w:val="1020"/>
+        </w:numPr>
+      </w:pPr>
+      <w:r>
+        <w:rPr>
+          <w:b/>
+          <w:bCs/>
+        </w:rPr>
+        <w:t xml:space="preserve">The unwaivable set.</w:t>
+      </w:r>
+      <w:r>
+        <w:t xml:space="preserve"> </w:t>
+      </w:r>
+      <w:r>
+        <w:t xml:space="preserve">Static analysis, dependency analysis and secret scanning block, and an</w:t>
+      </w:r>
+      <w:r>
+        <w:t xml:space="preserve"> </w:t>
+      </w:r>
+      <w:r>
+        <w:t xml:space="preserve">author cannot waive their own change past them. The moment one becomes waivable it stops being a</w:t>
+      </w:r>
+      <w:r>
+        <w:t xml:space="preserve"> </w:t>
+      </w:r>
+      <w:r>
+        <w:t xml:space="preserve">control and becomes a preference.</w:t>
+      </w:r>
+    </w:p>
+    <w:p>
+      <w:pPr>
+        <w:pStyle w:val="Compact"/>
+        <w:numPr>
+          <w:ilvl w:val="0"/>
+          <w:numId w:val="1020"/>
+        </w:numPr>
+      </w:pPr>
+      <w:r>
+        <w:rPr>
+          <w:b/>
+          <w:bCs/>
+        </w:rPr>
+        <w:t xml:space="preserve">The deviation format.</w:t>
+      </w:r>
+      <w:r>
+        <w:t xml:space="preserve"> </w:t>
+      </w:r>
+      <w:r>
+        <w:t xml:space="preserve">Dropping the date makes it unageable; dropping the trigger makes it</w:t>
+      </w:r>
+      <w:r>
+        <w:t xml:space="preserve"> </w:t>
+      </w:r>
+      <w:r>
+        <w:t xml:space="preserve">permanent; dropping the signature makes it an open gap. All three fields or none of it counts.</w:t>
+      </w:r>
+    </w:p>
+    <w:p>
+      <w:pPr>
+        <w:pStyle w:val="Compact"/>
+        <w:numPr>
+          <w:ilvl w:val="0"/>
+          <w:numId w:val="1020"/>
+        </w:numPr>
+      </w:pPr>
+      <w:r>
+        <w:rPr>
+          <w:b/>
+          <w:bCs/>
+        </w:rPr>
+        <w:t xml:space="preserve">The claim register.</w:t>
+      </w:r>
+      <w:r>
+        <w:t xml:space="preserve"> </w:t>
+      </w:r>
+      <w:r>
+        <w:t xml:space="preserve">"Certified" is not a stronger synonym for "self-assessed against". It is a</w:t>
+      </w:r>
+      <w:r>
+        <w:t xml:space="preserve"> </w:t>
+      </w:r>
+      <w:r>
+        <w:t xml:space="preserve">different and false statement, and it is the one a reader will check.</w:t>
+      </w:r>
+    </w:p>
+    <w:p>
+      <w:pPr>
+        <w:pStyle w:val="Compact"/>
+        <w:numPr>
+          <w:ilvl w:val="0"/>
+          <w:numId w:val="1020"/>
         </w:numPr>
       </w:pPr>
       <w:r>
@@ -11548,8 +12705,8 @@
         </w:pict>
       </w:r>
     </w:p>
-    <w:bookmarkEnd w:id="65"/>
-    <w:bookmarkStart w:id="66" w:name="Xd58ae4afd9eb69dfedf0e7d438c304043b8423d"/>
+    <w:bookmarkEnd w:id="69"/>
+    <w:bookmarkStart w:id="70" w:name="Xd58ae4afd9eb69dfedf0e7d438c304043b8423d"/>
     <w:p>
       <w:pPr>
         <w:pStyle w:val="Heading2"/>
@@ -12454,8 +13611,8 @@
         </w:pict>
       </w:r>
     </w:p>
-    <w:bookmarkEnd w:id="66"/>
-    <w:bookmarkStart w:id="67" w:name="sources"/>
+    <w:bookmarkEnd w:id="70"/>
+    <w:bookmarkStart w:id="71" w:name="sources"/>
     <w:p>
       <w:pPr>
         <w:pStyle w:val="Heading2"/>
@@ -12853,8 +14010,8 @@
         </w:pict>
       </w:r>
     </w:p>
-    <w:bookmarkEnd w:id="67"/>
-    <w:bookmarkStart w:id="70" w:name="related"/>
+    <w:bookmarkEnd w:id="71"/>
+    <w:bookmarkStart w:id="75" w:name="related"/>
     <w:p>
       <w:pPr>
         <w:pStyle w:val="Heading2"/>
@@ -12868,10 +14025,10 @@
         <w:pStyle w:val="Compact"/>
         <w:numPr>
           <w:ilvl w:val="0"/>
-          <w:numId w:val="1020"/>
+          <w:numId w:val="1021"/>
         </w:numPr>
       </w:pPr>
-      <w:hyperlink r:id="rId25">
+      <w:hyperlink r:id="rId26">
         <w:r>
           <w:rPr>
             <w:rStyle w:val="Hyperlink"/>
@@ -12897,10 +14054,10 @@
         <w:pStyle w:val="Compact"/>
         <w:numPr>
           <w:ilvl w:val="0"/>
-          <w:numId w:val="1020"/>
+          <w:numId w:val="1021"/>
         </w:numPr>
       </w:pPr>
-      <w:hyperlink r:id="rId32">
+      <w:hyperlink r:id="rId33">
         <w:r>
           <w:rPr>
             <w:rStyle w:val="Hyperlink"/>
@@ -12926,10 +14083,68 @@
         <w:pStyle w:val="Compact"/>
         <w:numPr>
           <w:ilvl w:val="0"/>
-          <w:numId w:val="1020"/>
+          <w:numId w:val="1021"/>
         </w:numPr>
       </w:pPr>
-      <w:hyperlink r:id="rId58">
+      <w:hyperlink r:id="rId57">
+        <w:r>
+          <w:rPr>
+            <w:rStyle w:val="Hyperlink"/>
+          </w:rPr>
+          <w:t xml:space="preserve">Dependency and artifact integrity</w:t>
+        </w:r>
+      </w:hyperlink>
+      <w:r>
+        <w:t xml:space="preserve"> </w:t>
+      </w:r>
+      <w:r>
+        <w:t xml:space="preserve">-- the consuming half of an advisory,</w:t>
+      </w:r>
+      <w:r>
+        <w:t xml:space="preserve"> </w:t>
+      </w:r>
+      <w:r>
+        <w:t xml:space="preserve">per-manifest audit nets, and the pinned resolved graph</w:t>
+      </w:r>
+    </w:p>
+    <w:p>
+      <w:pPr>
+        <w:pStyle w:val="Compact"/>
+        <w:numPr>
+          <w:ilvl w:val="0"/>
+          <w:numId w:val="1021"/>
+        </w:numPr>
+      </w:pPr>
+      <w:hyperlink r:id="rId72">
+        <w:r>
+          <w:rPr>
+            <w:rStyle w:val="Hyperlink"/>
+          </w:rPr>
+          <w:t xml:space="preserve">What to ask a software vendor for</w:t>
+        </w:r>
+      </w:hyperlink>
+      <w:r>
+        <w:t xml:space="preserve"> </w:t>
+      </w:r>
+      <w:r>
+        <w:t xml:space="preserve">-- the buyer's side of section 12, what</w:t>
+      </w:r>
+      <w:r>
+        <w:t xml:space="preserve"> </w:t>
+      </w:r>
+      <w:r>
+        <w:t xml:space="preserve">each item of evidence proves, and why organization-layer evidence is not software-layer evidence</w:t>
+      </w:r>
+    </w:p>
+    <w:p>
+      <w:pPr>
+        <w:pStyle w:val="Compact"/>
+        <w:numPr>
+          <w:ilvl w:val="0"/>
+          <w:numId w:val="1021"/>
+        </w:numPr>
+      </w:pPr>
+      <w:hyperlink r:id="rId62">
         <w:r>
           <w:rPr>
             <w:rStyle w:val="Hyperlink"/>
@@ -12955,10 +14170,10 @@
         <w:pStyle w:val="Compact"/>
         <w:numPr>
           <w:ilvl w:val="0"/>
-          <w:numId w:val="1020"/>
+          <w:numId w:val="1021"/>
         </w:numPr>
       </w:pPr>
-      <w:hyperlink r:id="rId68">
+      <w:hyperlink r:id="rId73">
         <w:r>
           <w:rPr>
             <w:rStyle w:val="Hyperlink"/>
@@ -12984,10 +14199,10 @@
         <w:pStyle w:val="Compact"/>
         <w:numPr>
           <w:ilvl w:val="0"/>
-          <w:numId w:val="1020"/>
+          <w:numId w:val="1021"/>
         </w:numPr>
       </w:pPr>
-      <w:hyperlink r:id="rId69">
+      <w:hyperlink r:id="rId74">
         <w:r>
           <w:rPr>
             <w:rStyle w:val="Hyperlink"/>
@@ -13008,8 +14223,8 @@
         <w:t xml:space="preserve">whether it works</w:t>
       </w:r>
     </w:p>
-    <w:bookmarkEnd w:id="70"/>
-    <w:bookmarkEnd w:id="71"/>
+    <w:bookmarkEnd w:id="75"/>
+    <w:bookmarkEnd w:id="76"/>
     <w:sectPr>
       <w:footnotePr>
         <w:numRestart w:val="eachSect"/>
@@ -13369,6 +14584,9 @@
     <w:abstractNumId w:val="991"/>
   </w:num>
   <w:num w:numId="1011">
+    <w:abstractNumId w:val="991"/>
+  </w:num>
+  <w:num w:numId="1012">
     <w:abstractNumId w:val="99411"/>
     <w:lvlOverride w:ilvl="0">
       <w:startOverride w:val="1"/>
@@ -13398,13 +14616,13 @@
       <w:startOverride w:val="1"/>
     </w:lvlOverride>
   </w:num>
-  <w:num w:numId="1012">
-    <w:abstractNumId w:val="991"/>
-  </w:num>
   <w:num w:numId="1013">
     <w:abstractNumId w:val="991"/>
   </w:num>
   <w:num w:numId="1014">
+    <w:abstractNumId w:val="991"/>
+  </w:num>
+  <w:num w:numId="1015">
     <w:abstractNumId w:val="99411"/>
     <w:lvlOverride w:ilvl="0">
       <w:startOverride w:val="1"/>
@@ -13434,9 +14652,6 @@
       <w:startOverride w:val="1"/>
     </w:lvlOverride>
   </w:num>
-  <w:num w:numId="1015">
-    <w:abstractNumId w:val="991"/>
-  </w:num>
   <w:num w:numId="1016">
     <w:abstractNumId w:val="991"/>
   </w:num>
@@ -13450,6 +14665,9 @@
     <w:abstractNumId w:val="991"/>
   </w:num>
   <w:num w:numId="1020">
+    <w:abstractNumId w:val="991"/>
+  </w:num>
+  <w:num w:numId="1021">
     <w:abstractNumId w:val="991"/>
   </w:num>
 </w:numbering>

--- a/docs/standards/word/SECURE-DEVELOPMENT.docx
+++ b/docs/standards/word/SECURE-DEVELOPMENT.docx
@@ -185,13 +185,36 @@
         <w:t xml:space="preserve"> </w:t>
       </w:r>
       <w:r>
-        <w:t xml:space="preserve">Judge a build as a composite of two layers, and never on one row of either. A</w:t>
-      </w:r>
-      <w:r>
-        <w:t xml:space="preserve"> </w:t>
-      </w:r>
-      <w:r>
-        <w:t xml:space="preserve">named set of checks blocks every change and cannot be waived by an author. Every trust</w:t>
+        <w:t xml:space="preserve">Judge a build's security as a composite of two layers. Never on one row of</w:t>
+      </w:r>
+      <w:r>
+        <w:t xml:space="preserve"> </w:t>
+      </w:r>
+      <w:r>
+        <w:t xml:space="preserve">either --</w:t>
+      </w:r>
+      <w:r>
+        <w:t xml:space="preserve"> </w:t>
+      </w:r>
+      <w:hyperlink w:anchor="X72e8a7b0eb017be1b6be4ce9a7aa4c29f34647f">
+        <w:r>
+          <w:rPr>
+            <w:rStyle w:val="Hyperlink"/>
+          </w:rPr>
+          <w:t xml:space="preserve">the shape</w:t>
+        </w:r>
+      </w:hyperlink>
+      <w:r>
+        <w:t xml:space="preserve"> </w:t>
+      </w:r>
+      <w:r>
+        <w:t xml:space="preserve">says what is in</w:t>
+      </w:r>
+      <w:r>
+        <w:t xml:space="preserve"> </w:t>
+      </w:r>
+      <w:r>
+        <w:t xml:space="preserve">each. A named set of checks blocks every change and cannot be waived by an author. Every trust</w:t>
       </w:r>
       <w:r>
         <w:t xml:space="preserve"> </w:t>
@@ -227,25 +250,30 @@
         <w:t xml:space="preserve"> </w:t>
       </w:r>
       <w:r>
-        <w:t xml:space="preserve">Calendar time in the two places that resist automation: threat modeling before</w:t>
-      </w:r>
-      <w:r>
-        <w:t xml:space="preserve"> </w:t>
-      </w:r>
-      <w:r>
-        <w:t xml:space="preserve">the build, and vulnerability response rehearsed end to end. Controls you do not own and must not</w:t>
-      </w:r>
-      <w:r>
-        <w:t xml:space="preserve"> </w:t>
-      </w:r>
-      <w:r>
-        <w:t xml:space="preserve">claim, because they belong to whoever runs the software. And a gap you cannot close by working</w:t>
-      </w:r>
-      <w:r>
-        <w:t xml:space="preserve"> </w:t>
-      </w:r>
-      <w:r>
-        <w:t xml:space="preserve">harder, held under a signed acceptance rather than argued away.</w:t>
+        <w:t xml:space="preserve">Calendar time where automation does not reach, controls you must not claim</w:t>
+      </w:r>
+      <w:r>
+        <w:t xml:space="preserve"> </w:t>
+      </w:r>
+      <w:r>
+        <w:t xml:space="preserve">because you do not own them, and a gap you cannot close by working harder.</w:t>
+      </w:r>
+      <w:r>
+        <w:t xml:space="preserve"> </w:t>
+      </w:r>
+      <w:hyperlink w:anchor="what-this-costs-you">
+        <w:r>
+          <w:rPr>
+            <w:rStyle w:val="Hyperlink"/>
+          </w:rPr>
+          <w:t xml:space="preserve">What this costs you</w:t>
+        </w:r>
+      </w:hyperlink>
+      <w:r>
+        <w:t xml:space="preserve"> </w:t>
+      </w:r>
+      <w:r>
+        <w:t xml:space="preserve">is the list, and it is short.</w:t>
       </w:r>
     </w:p>
     <w:p>
@@ -1688,14 +1716,6 @@
     <w:p>
       <w:pPr>
         <w:pStyle w:val="FirstParagraph"/>
-      </w:pPr>
-      <w:r>
-        <w:t xml:space="preserve">Judge a build's security as a composite of two layers. Never on one row of either.</w:t>
-      </w:r>
-    </w:p>
-    <w:p>
-      <w:pPr>
-        <w:pStyle w:val="BodyText"/>
       </w:pPr>
       <w:r>
         <w:t xml:space="preserve">The machine-enforced layer is blocking analysis and secret-scan gates, secure coding practice,</w:t>

--- a/docs/standards/word/SECURE-DEVELOPMENT.docx
+++ b/docs/standards/word/SECURE-DEVELOPMENT.docx
@@ -2791,18 +2791,32 @@
               <w:pStyle w:val="Compact"/>
             </w:pPr>
             <w:r>
-              <w:t xml:space="preserve">Held by the secret store; the running account holds no copy in a file</w:t>
-            </w:r>
-          </w:p>
-        </w:tc>
-        <w:tc>
-          <w:tcPr/>
-          <w:p>
-            <w:pPr>
-              <w:pStyle w:val="Compact"/>
-            </w:pPr>
-            <w:r>
-              <w:t xml:space="preserve">Rotated automatically, so there is no retained copy for a deletion path to reach</w:t>
+              <w:t xml:space="preserve">Encrypted at rest by the secret store, and the running account holds no copy in a file. The key material protecting the store is the operator's, in whatever key service the store is configured against -- a right-hand-column control under</w:t>
+            </w:r>
+            <w:r>
+              <w:t xml:space="preserve"> </w:t>
+            </w:r>
+            <w:hyperlink w:anchor="Xf8794b0126bc78285fb10778097a0695650e57d">
+              <w:r>
+                <w:rPr>
+                  <w:rStyle w:val="Hyperlink"/>
+                </w:rPr>
+                <w:t xml:space="preserve">section 1</w:t>
+              </w:r>
+            </w:hyperlink>
+            <w:r>
+              <w:t xml:space="preserve">, named here rather than claimed</w:t>
+            </w:r>
+          </w:p>
+        </w:tc>
+        <w:tc>
+          <w:tcPr/>
+          <w:p>
+            <w:pPr>
+              <w:pStyle w:val="Compact"/>
+            </w:pPr>
+            <w:r>
+              <w:t xml:space="preserve">No retention default, because nothing is retained: rotation replaces the value and the store discards the previous one. Rotation is the deletion path, which is why the interval is the number to write down</w:t>
             </w:r>
           </w:p>
         </w:tc>
@@ -7013,12 +7027,24 @@
         <w:pStyle w:val="BodyText"/>
       </w:pPr>
       <w:r>
+        <w:rPr>
+          <w:b/>
+          <w:bCs/>
+        </w:rPr>
         <w:t xml:space="preserve">The release build runs on an ephemeral runner with no interactive login path, and never on a</w:t>
       </w:r>
       <w:r>
-        <w:t xml:space="preserve"> </w:t>
-      </w:r>
-      <w:r>
+        <w:rPr>
+          <w:b/>
+          <w:bCs/>
+        </w:rPr>
+        <w:t xml:space="preserve"> </w:t>
+      </w:r>
+      <w:r>
+        <w:rPr>
+          <w:b/>
+          <w:bCs/>
+        </w:rPr>
         <w:t xml:space="preserve">developer workstation; an artifact built on one is not publishable.</w:t>
       </w:r>
       <w:r>
@@ -9289,19 +9315,29 @@
         <w:t xml:space="preserve"> </w:t>
       </w:r>
       <w:r>
-        <w:t xml:space="preserve">this is a producer's disclosure path, not an incident response program. Incidents are generated by</w:t>
-      </w:r>
-      <w:r>
-        <w:t xml:space="preserve"> </w:t>
-      </w:r>
-      <w:r>
-        <w:t xml:space="preserve">running the software. The coverage table below records the catalog's incident-response family as not</w:t>
-      </w:r>
-      <w:r>
-        <w:t xml:space="preserve"> </w:t>
-      </w:r>
-      <w:r>
-        <w:t xml:space="preserve">addressed here and gives the reason, and nothing in this subsection changes it.</w:t>
+        <w:rPr>
+          <w:b/>
+          <w:bCs/>
+        </w:rPr>
+        <w:t xml:space="preserve">this is a producer's disclosure path, not an incident response program.</w:t>
+      </w:r>
+      <w:r>
+        <w:t xml:space="preserve"> </w:t>
+      </w:r>
+      <w:r>
+        <w:t xml:space="preserve">Incidents are generated</w:t>
+      </w:r>
+      <w:r>
+        <w:t xml:space="preserve"> </w:t>
+      </w:r>
+      <w:r>
+        <w:t xml:space="preserve">by running the software. The coverage table below records the catalog's incident-response family as</w:t>
+      </w:r>
+      <w:r>
+        <w:t xml:space="preserve"> </w:t>
+      </w:r>
+      <w:r>
+        <w:t xml:space="preserve">not addressed here and gives the reason, and nothing in this subsection changes it.</w:t>
       </w:r>
     </w:p>
     <w:p>
@@ -9509,21 +9545,41 @@
         <w:pStyle w:val="BodyText"/>
       </w:pPr>
       <w:r>
-        <w:t xml:space="preserve">One entry filled in, using this document's own worked case from</w:t>
-      </w:r>
-      <w:r>
-        <w:t xml:space="preserve"> </w:t>
-      </w:r>
-      <w:hyperlink w:anchor="Xd0d2e3c2022a6968f9346992769e0293d735ca2">
-        <w:r>
-          <w:rPr>
-            <w:rStyle w:val="Hyperlink"/>
-          </w:rPr>
-          <w:t xml:space="preserve">section 4</w:t>
-        </w:r>
-      </w:hyperlink>
-      <w:r>
-        <w:t xml:space="preserve">. Illustrative only:</w:t>
+        <w:t xml:space="preserve">One entry filled in, for an invented single-maintainer project. Illustrative only: it describes no</w:t>
+      </w:r>
+      <w:r>
+        <w:t xml:space="preserve"> </w:t>
+      </w:r>
+      <w:r>
+        <w:t xml:space="preserve">real project, the date is made up, and it is</w:t>
+      </w:r>
+      <w:r>
+        <w:t xml:space="preserve"> </w:t>
+      </w:r>
+      <w:r>
+        <w:rPr>
+          <w:b/>
+          <w:bCs/>
+        </w:rPr>
+        <w:t xml:space="preserve">not this document's own register</w:t>
+      </w:r>
+      <w:r>
+        <w:t xml:space="preserve"> </w:t>
+      </w:r>
+      <w:r>
+        <w:t xml:space="preserve">-- publishing that</w:t>
+      </w:r>
+      <w:r>
+        <w:t xml:space="preserve"> </w:t>
+      </w:r>
+      <w:r>
+        <w:t xml:space="preserve">is what the rule two paragraphs below forbids. The shape is the point; read nothing about anyone's</w:t>
+      </w:r>
+      <w:r>
+        <w:t xml:space="preserve"> </w:t>
+      </w:r>
+      <w:r>
+        <w:t xml:space="preserve">posture out of the contents.</w:t>
       </w:r>
     </w:p>
     <w:tbl>
@@ -9582,7 +9638,7 @@
               <w:pStyle w:val="Compact"/>
             </w:pPr>
             <w:r>
-              <w:t xml:space="preserve">Peer review by a second reviewer, accepted on the date this entry was written</w:t>
+              <w:t xml:space="preserve">Peer review by a second reviewer, accepted 2026-01-15</w:t>
             </w:r>
           </w:p>
         </w:tc>
@@ -10118,12 +10174,24 @@
         <w:pStyle w:val="FirstParagraph"/>
       </w:pPr>
       <w:r>
+        <w:rPr>
+          <w:b/>
+          <w:bCs/>
+        </w:rPr>
         <w:t xml:space="preserve">Third-party source review and penetration testing are the only controls an internally-run pipeline</w:t>
       </w:r>
       <w:r>
-        <w:t xml:space="preserve"> </w:t>
-      </w:r>
-      <w:r>
+        <w:rPr>
+          <w:b/>
+          <w:bCs/>
+        </w:rPr>
+        <w:t xml:space="preserve"> </w:t>
+      </w:r>
+      <w:r>
+        <w:rPr>
+          <w:b/>
+          <w:bCs/>
+        </w:rPr>
         <w:t xml:space="preserve">cannot substitute for.</w:t>
       </w:r>
       <w:r>
@@ -13331,7 +13399,17 @@
         <w:pStyle w:val="BodyText"/>
       </w:pPr>
       <w:r>
-        <w:t xml:space="preserve">Naming these sources is not a conformance claim, and cannot become one. They are sources this</w:t>
+        <w:rPr>
+          <w:b/>
+          <w:bCs/>
+        </w:rPr>
+        <w:t xml:space="preserve">Naming these sources is not a conformance claim, and cannot become one.</w:t>
+      </w:r>
+      <w:r>
+        <w:t xml:space="preserve"> </w:t>
+      </w:r>
+      <w:r>
+        <w:t xml:space="preserve">They are sources this</w:t>
       </w:r>
       <w:r>
         <w:t xml:space="preserve"> </w:t>
@@ -13690,14 +13768,7 @@
         <w:pStyle w:val="BodyText"/>
       </w:pPr>
       <w:r>
-        <w:rPr>
-          <w:b/>
-          <w:bCs/>
-        </w:rPr>
-        <w:t xml:space="preserve">That government-wide requirement was rescinded on 2026-01-23 by OMB Memorandum M-26-05</w:t>
-      </w:r>
-      <w:r>
-        <w:t xml:space="preserve">, which</w:t>
+        <w:t xml:space="preserve">That government-wide requirement was rescinded on 2026-01-23 by OMB Memorandum M-26-05, which</w:t>
       </w:r>
       <w:r>
         <w:t xml:space="preserve"> </w:t>
@@ -13759,7 +13830,17 @@
         </w:numPr>
       </w:pPr>
       <w:r>
-        <w:t xml:space="preserve">This is not a relaxation. The memorandum moves the obligation onto each agency head and says</w:t>
+        <w:rPr>
+          <w:b/>
+          <w:bCs/>
+        </w:rPr>
+        <w:t xml:space="preserve">This is not a relaxation.</w:t>
+      </w:r>
+      <w:r>
+        <w:t xml:space="preserve"> </w:t>
+      </w:r>
+      <w:r>
+        <w:t xml:space="preserve">The memorandum moves the obligation onto each agency head and says</w:t>
       </w:r>
       <w:r>
         <w:t xml:space="preserve"> </w:t>

--- a/docs/standards/word/SECURE-DEVELOPMENT.docx
+++ b/docs/standards/word/SECURE-DEVELOPMENT.docx
@@ -419,7 +419,7 @@
         <w:pStyle w:val="FirstParagraph"/>
       </w:pPr>
       <w:r>
-        <w:t xml:space="preserve">The numbered sections are the rules. What sits before them is what this costs and where to start; what sits after them is where each rule came from and what may be claimed. Subsections are reached from the cross-references in the body, which link to them directly.</w:t>
+        <w:t xml:space="preserve">The numbered sections are the rules. What sits before them is what this costs and where to start; what sits after them is where each rule came from and what may be claimed. Subsections are listed under the section that holds them.</w:t>
       </w:r>
     </w:p>
     <w:p>
@@ -511,6 +511,43 @@
           <w:numId w:val="1001"/>
         </w:numPr>
       </w:pPr>
+      <w:r>
+        <w:t xml:space="preserve">Under</w:t>
+      </w:r>
+      <w:r>
+        <w:t xml:space="preserve"> </w:t>
+      </w:r>
+      <w:hyperlink w:anchor="what-this-costs-you">
+        <w:r>
+          <w:rPr>
+            <w:rStyle w:val="Hyperlink"/>
+          </w:rPr>
+          <w:t xml:space="preserve">What this costs you</w:t>
+        </w:r>
+      </w:hyperlink>
+      <w:r>
+        <w:t xml:space="preserve">:</w:t>
+      </w:r>
+      <w:r>
+        <w:t xml:space="preserve"> </w:t>
+      </w:r>
+      <w:hyperlink w:anchor="where-this-does-not-apply">
+        <w:r>
+          <w:rPr>
+            <w:rStyle w:val="Hyperlink"/>
+          </w:rPr>
+          <w:t xml:space="preserve">Where this does not apply</w:t>
+        </w:r>
+      </w:hyperlink>
+    </w:p>
+    <w:p>
+      <w:pPr>
+        <w:pStyle w:val="Compact"/>
+        <w:numPr>
+          <w:ilvl w:val="0"/>
+          <w:numId w:val="1002"/>
+        </w:numPr>
+      </w:pPr>
       <w:hyperlink w:anchor="Xf8794b0126bc78285fb10778097a0695650e57d">
         <w:r>
           <w:rPr>
@@ -524,8 +561,42 @@
       <w:pPr>
         <w:pStyle w:val="Compact"/>
         <w:numPr>
+          <w:ilvl w:val="1"/>
+          <w:numId w:val="1003"/>
+        </w:numPr>
+      </w:pPr>
+      <w:hyperlink w:anchor="X4ca1e2b74cbf9e5a534c776f2934c8292145685">
+        <w:r>
+          <w:rPr>
+            <w:rStyle w:val="Hyperlink"/>
+          </w:rPr>
+          <w:t xml:space="preserve">The third participant: services neither column owns</w:t>
+        </w:r>
+      </w:hyperlink>
+      <w:r>
+        <w:t xml:space="preserve"> </w:t>
+      </w:r>
+      <w:r>
+        <w:t xml:space="preserve">--</w:t>
+      </w:r>
+      <w:r>
+        <w:t xml:space="preserve"> </w:t>
+      </w:r>
+      <w:hyperlink w:anchor="X5d46b3bfadc8b2b87d8791de125bb6253b37e18">
+        <w:r>
+          <w:rPr>
+            <w:rStyle w:val="Hyperlink"/>
+          </w:rPr>
+          <w:t xml:space="preserve">What "restricted data" means here, exactly once</w:t>
+        </w:r>
+      </w:hyperlink>
+    </w:p>
+    <w:p>
+      <w:pPr>
+        <w:pStyle w:val="Compact"/>
+        <w:numPr>
           <w:ilvl w:val="0"/>
-          <w:numId w:val="1001"/>
+          <w:numId w:val="1002"/>
         </w:numPr>
       </w:pPr>
       <w:hyperlink w:anchor="Xac02c7d32d5bb277c9e44f3436addfe1b1747df">
@@ -541,8 +612,42 @@
       <w:pPr>
         <w:pStyle w:val="Compact"/>
         <w:numPr>
+          <w:ilvl w:val="1"/>
+          <w:numId w:val="1004"/>
+        </w:numPr>
+      </w:pPr>
+      <w:hyperlink w:anchor="Xbe20b8a6bd9af0d1e04ce040fc03c6beb08f178">
+        <w:r>
+          <w:rPr>
+            <w:rStyle w:val="Hyperlink"/>
+          </w:rPr>
+          <w:t xml:space="preserve">A diagram without marked trust boundaries is not a security artifact</w:t>
+        </w:r>
+      </w:hyperlink>
+      <w:r>
+        <w:t xml:space="preserve"> </w:t>
+      </w:r>
+      <w:r>
+        <w:t xml:space="preserve">--</w:t>
+      </w:r>
+      <w:r>
+        <w:t xml:space="preserve"> </w:t>
+      </w:r>
+      <w:hyperlink w:anchor="Xe95926782a39bd4a0ad092566161170b8cb2e98">
+        <w:r>
+          <w:rPr>
+            <w:rStyle w:val="Hyperlink"/>
+          </w:rPr>
+          <w:t xml:space="preserve">Execution boundaries need the longest look</w:t>
+        </w:r>
+      </w:hyperlink>
+    </w:p>
+    <w:p>
+      <w:pPr>
+        <w:pStyle w:val="Compact"/>
+        <w:numPr>
           <w:ilvl w:val="0"/>
-          <w:numId w:val="1001"/>
+          <w:numId w:val="1002"/>
         </w:numPr>
       </w:pPr>
       <w:hyperlink w:anchor="X856bc933e26f1c9456cb19e64981d263d6663dc">
@@ -559,7 +664,7 @@
         <w:pStyle w:val="Compact"/>
         <w:numPr>
           <w:ilvl w:val="0"/>
-          <w:numId w:val="1001"/>
+          <w:numId w:val="1002"/>
         </w:numPr>
       </w:pPr>
       <w:hyperlink w:anchor="Xd0d2e3c2022a6968f9346992769e0293d735ca2">
@@ -575,8 +680,59 @@
       <w:pPr>
         <w:pStyle w:val="Compact"/>
         <w:numPr>
+          <w:ilvl w:val="1"/>
+          <w:numId w:val="1005"/>
+        </w:numPr>
+      </w:pPr>
+      <w:hyperlink w:anchor="X201f980f972ea0e4b6566ffddea29bd74691ffd">
+        <w:r>
+          <w:rPr>
+            <w:rStyle w:val="Hyperlink"/>
+          </w:rPr>
+          <w:t xml:space="preserve">Self-review is a documented deviation, not a satisfied control</w:t>
+        </w:r>
+      </w:hyperlink>
+      <w:r>
+        <w:t xml:space="preserve"> </w:t>
+      </w:r>
+      <w:r>
+        <w:t xml:space="preserve">--</w:t>
+      </w:r>
+      <w:r>
+        <w:t xml:space="preserve"> </w:t>
+      </w:r>
+      <w:hyperlink w:anchor="Xd0ccc971424be3bfc158f34270074304d1beac4">
+        <w:r>
+          <w:rPr>
+            <w:rStyle w:val="Hyperlink"/>
+          </w:rPr>
+          <w:t xml:space="preserve">The confidence effect bites hardest in self-review</w:t>
+        </w:r>
+      </w:hyperlink>
+      <w:r>
+        <w:t xml:space="preserve"> </w:t>
+      </w:r>
+      <w:r>
+        <w:t xml:space="preserve">--</w:t>
+      </w:r>
+      <w:r>
+        <w:t xml:space="preserve"> </w:t>
+      </w:r>
+      <w:hyperlink w:anchor="X8df9a15527c9258113a544c92aa72dbd7dd03b7">
+        <w:r>
+          <w:rPr>
+            <w:rStyle w:val="Hyperlink"/>
+          </w:rPr>
+          <w:t xml:space="preserve">The comprehension bar, and two additions to it</w:t>
+        </w:r>
+      </w:hyperlink>
+    </w:p>
+    <w:p>
+      <w:pPr>
+        <w:pStyle w:val="Compact"/>
+        <w:numPr>
           <w:ilvl w:val="0"/>
-          <w:numId w:val="1001"/>
+          <w:numId w:val="1002"/>
         </w:numPr>
       </w:pPr>
       <w:hyperlink w:anchor="Xa04daca1c49463ed52ff2475309af2fe8799704">
@@ -592,8 +748,76 @@
       <w:pPr>
         <w:pStyle w:val="Compact"/>
         <w:numPr>
+          <w:ilvl w:val="1"/>
+          <w:numId w:val="1006"/>
+        </w:numPr>
+      </w:pPr>
+      <w:hyperlink w:anchor="what-must-block-and-may-not-be-waived">
+        <w:r>
+          <w:rPr>
+            <w:rStyle w:val="Hyperlink"/>
+          </w:rPr>
+          <w:t xml:space="preserve">What must block, and may not be waived</w:t>
+        </w:r>
+      </w:hyperlink>
+      <w:r>
+        <w:t xml:space="preserve"> </w:t>
+      </w:r>
+      <w:r>
+        <w:t xml:space="preserve">--</w:t>
+      </w:r>
+      <w:r>
+        <w:t xml:space="preserve"> </w:t>
+      </w:r>
+      <w:hyperlink w:anchor="X528d297cbcf16dcf6f2bd452949bcc76bc0bc37">
+        <w:r>
+          <w:rPr>
+            <w:rStyle w:val="Hyperlink"/>
+          </w:rPr>
+          <w:t xml:space="preserve">Dynamic testing: an event trigger, and a written record of what no trigger reached</w:t>
+        </w:r>
+      </w:hyperlink>
+      <w:r>
+        <w:t xml:space="preserve"> </w:t>
+      </w:r>
+      <w:r>
+        <w:t xml:space="preserve">--</w:t>
+      </w:r>
+      <w:r>
+        <w:t xml:space="preserve"> </w:t>
+      </w:r>
+      <w:hyperlink w:anchor="X8e84579fd545af19ab8cb79c93491972da372eb">
+        <w:r>
+          <w:rPr>
+            <w:rStyle w:val="Hyperlink"/>
+          </w:rPr>
+          <w:t xml:space="preserve">Three additions specific to a security posture</w:t>
+        </w:r>
+      </w:hyperlink>
+      <w:r>
+        <w:t xml:space="preserve"> </w:t>
+      </w:r>
+      <w:r>
+        <w:t xml:space="preserve">--</w:t>
+      </w:r>
+      <w:r>
+        <w:t xml:space="preserve"> </w:t>
+      </w:r>
+      <w:hyperlink w:anchor="the-security-anti-metrics">
+        <w:r>
+          <w:rPr>
+            <w:rStyle w:val="Hyperlink"/>
+          </w:rPr>
+          <w:t xml:space="preserve">The security anti-metrics</w:t>
+        </w:r>
+      </w:hyperlink>
+    </w:p>
+    <w:p>
+      <w:pPr>
+        <w:pStyle w:val="Compact"/>
+        <w:numPr>
           <w:ilvl w:val="0"/>
-          <w:numId w:val="1001"/>
+          <w:numId w:val="1002"/>
         </w:numPr>
       </w:pPr>
       <w:hyperlink w:anchor="X008abd79804448b13ff485fe9ff5830c953e411">
@@ -610,7 +834,7 @@
         <w:pStyle w:val="Compact"/>
         <w:numPr>
           <w:ilvl w:val="0"/>
-          <w:numId w:val="1001"/>
+          <w:numId w:val="1002"/>
         </w:numPr>
       </w:pPr>
       <w:hyperlink w:anchor="X14e6323bcf6e9b0e8faa6bdd21b76d13cd211dd">
@@ -626,8 +850,42 @@
       <w:pPr>
         <w:pStyle w:val="Compact"/>
         <w:numPr>
+          <w:ilvl w:val="1"/>
+          <w:numId w:val="1007"/>
+        </w:numPr>
+      </w:pPr>
+      <w:hyperlink w:anchor="Xb97d7c0c1ae0709af64fd2b41a96e8b87e7072c">
+        <w:r>
+          <w:rPr>
+            <w:rStyle w:val="Hyperlink"/>
+          </w:rPr>
+          <w:t xml:space="preserve">Synthetic data by default in anything that is not production</w:t>
+        </w:r>
+      </w:hyperlink>
+      <w:r>
+        <w:t xml:space="preserve"> </w:t>
+      </w:r>
+      <w:r>
+        <w:t xml:space="preserve">--</w:t>
+      </w:r>
+      <w:r>
+        <w:t xml:space="preserve"> </w:t>
+      </w:r>
+      <w:hyperlink w:anchor="X4eda1cea0fbf2b691f9051769e165ce2d910452">
+        <w:r>
+          <w:rPr>
+            <w:rStyle w:val="Hyperlink"/>
+          </w:rPr>
+          <w:t xml:space="preserve">Rate a collection by the highest class it holds</w:t>
+        </w:r>
+      </w:hyperlink>
+    </w:p>
+    <w:p>
+      <w:pPr>
+        <w:pStyle w:val="Compact"/>
+        <w:numPr>
           <w:ilvl w:val="0"/>
-          <w:numId w:val="1001"/>
+          <w:numId w:val="1002"/>
         </w:numPr>
       </w:pPr>
       <w:hyperlink w:anchor="X08c545cdaea16d13c66d050a73fae11a3e2b4eb">
@@ -643,8 +901,25 @@
       <w:pPr>
         <w:pStyle w:val="Compact"/>
         <w:numPr>
+          <w:ilvl w:val="1"/>
+          <w:numId w:val="1008"/>
+        </w:numPr>
+      </w:pPr>
+      <w:hyperlink w:anchor="X3d7ee481263114e250585e60a9d5c13e5a28baf">
+        <w:r>
+          <w:rPr>
+            <w:rStyle w:val="Hyperlink"/>
+          </w:rPr>
+          <w:t xml:space="preserve">Service accounts: no long-lived secret in a file</w:t>
+        </w:r>
+      </w:hyperlink>
+    </w:p>
+    <w:p>
+      <w:pPr>
+        <w:pStyle w:val="Compact"/>
+        <w:numPr>
           <w:ilvl w:val="0"/>
-          <w:numId w:val="1001"/>
+          <w:numId w:val="1002"/>
         </w:numPr>
       </w:pPr>
       <w:hyperlink w:anchor="X11a9cb1723e5b511bbccf75d2588530cdcc5b38">
@@ -660,8 +935,42 @@
       <w:pPr>
         <w:pStyle w:val="Compact"/>
         <w:numPr>
+          <w:ilvl w:val="1"/>
+          <w:numId w:val="1009"/>
+        </w:numPr>
+      </w:pPr>
+      <w:hyperlink w:anchor="X592ab2cc59a074e35b688ecba31d6bf75ef08fd">
+        <w:r>
+          <w:rPr>
+            <w:rStyle w:val="Hyperlink"/>
+          </w:rPr>
+          <w:t xml:space="preserve">What happens when the log cannot be written</w:t>
+        </w:r>
+      </w:hyperlink>
+      <w:r>
+        <w:t xml:space="preserve"> </w:t>
+      </w:r>
+      <w:r>
+        <w:t xml:space="preserve">--</w:t>
+      </w:r>
+      <w:r>
+        <w:t xml:space="preserve"> </w:t>
+      </w:r>
+      <w:hyperlink w:anchor="X4cc549780cd7e61d6d0628e1c196c335036c46e">
+        <w:r>
+          <w:rPr>
+            <w:rStyle w:val="Hyperlink"/>
+          </w:rPr>
+          <w:t xml:space="preserve">Ship the review affordance; the cadence is not yours</w:t>
+        </w:r>
+      </w:hyperlink>
+    </w:p>
+    <w:p>
+      <w:pPr>
+        <w:pStyle w:val="Compact"/>
+        <w:numPr>
           <w:ilvl w:val="0"/>
-          <w:numId w:val="1001"/>
+          <w:numId w:val="1002"/>
         </w:numPr>
       </w:pPr>
       <w:hyperlink w:anchor="X48eebdbfd8d38cb086e115614d17c7297664944">
@@ -678,7 +987,75 @@
         <w:pStyle w:val="Compact"/>
         <w:numPr>
           <w:ilvl w:val="0"/>
-          <w:numId w:val="1001"/>
+          <w:numId w:val="1010"/>
+        </w:numPr>
+      </w:pPr>
+      <w:hyperlink w:anchor="X0962a595a15c980cbc426c4ee953da82dbc2640">
+        <w:r>
+          <w:rPr>
+            <w:rStyle w:val="Hyperlink"/>
+          </w:rPr>
+          <w:t xml:space="preserve">Where the build runs, and who can change it</w:t>
+        </w:r>
+      </w:hyperlink>
+      <w:r>
+        <w:t xml:space="preserve"> </w:t>
+      </w:r>
+      <w:r>
+        <w:t xml:space="preserve">--</w:t>
+      </w:r>
+      <w:r>
+        <w:t xml:space="preserve"> </w:t>
+      </w:r>
+      <w:hyperlink w:anchor="Xca148109ff5f44572641d020555735042fe03e4">
+        <w:r>
+          <w:rPr>
+            <w:rStyle w:val="Hyperlink"/>
+          </w:rPr>
+          <w:t xml:space="preserve">Publishing controls, and the limit each one carries</w:t>
+        </w:r>
+      </w:hyperlink>
+      <w:r>
+        <w:t xml:space="preserve"> </w:t>
+      </w:r>
+      <w:r>
+        <w:t xml:space="preserve">--</w:t>
+      </w:r>
+      <w:r>
+        <w:t xml:space="preserve"> </w:t>
+      </w:r>
+      <w:hyperlink w:anchor="Xe1acf8bcb72e6c414f95b924737381b6debc42f">
+        <w:r>
+          <w:rPr>
+            <w:rStyle w:val="Hyperlink"/>
+          </w:rPr>
+          <w:t xml:space="preserve">What an adopter can verify without contacting you</w:t>
+        </w:r>
+      </w:hyperlink>
+      <w:r>
+        <w:t xml:space="preserve"> </w:t>
+      </w:r>
+      <w:r>
+        <w:t xml:space="preserve">--</w:t>
+      </w:r>
+      <w:r>
+        <w:t xml:space="preserve"> </w:t>
+      </w:r>
+      <w:hyperlink w:anchor="Xc32df6696e9411929dcc3ab12f3985f03bc5873">
+        <w:r>
+          <w:rPr>
+            <w:rStyle w:val="Hyperlink"/>
+          </w:rPr>
+          <w:t xml:space="preserve">Obfuscation is not the control you are looking for</w:t>
+        </w:r>
+      </w:hyperlink>
+    </w:p>
+    <w:p>
+      <w:pPr>
+        <w:pStyle w:val="Compact"/>
+        <w:numPr>
+          <w:ilvl w:val="0"/>
+          <w:numId w:val="1011"/>
         </w:numPr>
       </w:pPr>
       <w:hyperlink w:anchor="X254797a2ada8f8185b1c8b4abb87efa09aeaec0">
@@ -695,7 +1072,41 @@
         <w:pStyle w:val="Compact"/>
         <w:numPr>
           <w:ilvl w:val="0"/>
-          <w:numId w:val="1001"/>
+          <w:numId w:val="1012"/>
+        </w:numPr>
+      </w:pPr>
+      <w:hyperlink w:anchor="X03039a66da44c7154d14d988511a9288cf0ecd3">
+        <w:r>
+          <w:rPr>
+            <w:rStyle w:val="Hyperlink"/>
+          </w:rPr>
+          <w:t xml:space="preserve">Operator-owned hardening: document and recommend, never claim</w:t>
+        </w:r>
+      </w:hyperlink>
+      <w:r>
+        <w:t xml:space="preserve"> </w:t>
+      </w:r>
+      <w:r>
+        <w:t xml:space="preserve">--</w:t>
+      </w:r>
+      <w:r>
+        <w:t xml:space="preserve"> </w:t>
+      </w:r>
+      <w:hyperlink w:anchor="X438150f8dfc89784d5bd3543f347a17625c0f0c">
+        <w:r>
+          <w:rPr>
+            <w:rStyle w:val="Hyperlink"/>
+          </w:rPr>
+          <w:t xml:space="preserve">Roll out a blocking verification control in audit mode first</w:t>
+        </w:r>
+      </w:hyperlink>
+    </w:p>
+    <w:p>
+      <w:pPr>
+        <w:pStyle w:val="Compact"/>
+        <w:numPr>
+          <w:ilvl w:val="0"/>
+          <w:numId w:val="1013"/>
         </w:numPr>
       </w:pPr>
       <w:hyperlink w:anchor="Xc32b009c31e5f6409196a95ed4c1406da6dc82b">
@@ -712,7 +1123,41 @@
         <w:pStyle w:val="Compact"/>
         <w:numPr>
           <w:ilvl w:val="0"/>
-          <w:numId w:val="1001"/>
+          <w:numId w:val="1014"/>
+        </w:numPr>
+      </w:pPr>
+      <w:hyperlink w:anchor="what-actually-closes-a-finding">
+        <w:r>
+          <w:rPr>
+            <w:rStyle w:val="Hyperlink"/>
+          </w:rPr>
+          <w:t xml:space="preserve">What actually closes a finding</w:t>
+        </w:r>
+      </w:hyperlink>
+      <w:r>
+        <w:t xml:space="preserve"> </w:t>
+      </w:r>
+      <w:r>
+        <w:t xml:space="preserve">--</w:t>
+      </w:r>
+      <w:r>
+        <w:t xml:space="preserve"> </w:t>
+      </w:r>
+      <w:hyperlink w:anchor="X8d72319090a80d3626098f71df57004d8b137c9">
+        <w:r>
+          <w:rPr>
+            <w:rStyle w:val="Hyperlink"/>
+          </w:rPr>
+          <w:t xml:space="preserve">The producer half: an intake a reporter can find, and an advisory a tool can read</w:t>
+        </w:r>
+      </w:hyperlink>
+    </w:p>
+    <w:p>
+      <w:pPr>
+        <w:pStyle w:val="Compact"/>
+        <w:numPr>
+          <w:ilvl w:val="0"/>
+          <w:numId w:val="1015"/>
         </w:numPr>
       </w:pPr>
       <w:hyperlink w:anchor="X2e76d4b347a06a9540373165195f11ae36f497b">
@@ -729,7 +1174,7 @@
         <w:pStyle w:val="Compact"/>
         <w:numPr>
           <w:ilvl w:val="0"/>
-          <w:numId w:val="1001"/>
+          <w:numId w:val="1015"/>
         </w:numPr>
       </w:pPr>
       <w:hyperlink w:anchor="X81f17fbbfa4ed8bd23a7201a27e52cc85d71859">
@@ -746,7 +1191,7 @@
         <w:pStyle w:val="Compact"/>
         <w:numPr>
           <w:ilvl w:val="0"/>
-          <w:numId w:val="1001"/>
+          <w:numId w:val="1015"/>
         </w:numPr>
       </w:pPr>
       <w:hyperlink w:anchor="X635127d1d4d4de93cff91f98240bebbfa4bd556">
@@ -763,7 +1208,24 @@
         <w:pStyle w:val="Compact"/>
         <w:numPr>
           <w:ilvl w:val="0"/>
-          <w:numId w:val="1001"/>
+          <w:numId w:val="1016"/>
+        </w:numPr>
+      </w:pPr>
+      <w:hyperlink w:anchor="X8b98e4f88d127ae6f6acda887bb5aa503179c3d">
+        <w:r>
+          <w:rPr>
+            <w:rStyle w:val="Hyperlink"/>
+          </w:rPr>
+          <w:t xml:space="preserve">Write the engagement down before it starts</w:t>
+        </w:r>
+      </w:hyperlink>
+    </w:p>
+    <w:p>
+      <w:pPr>
+        <w:pStyle w:val="Compact"/>
+        <w:numPr>
+          <w:ilvl w:val="0"/>
+          <w:numId w:val="1017"/>
         </w:numPr>
       </w:pPr>
       <w:hyperlink w:anchor="X166d910d570b75bb8e35866cbb9a8eb190f1767">
@@ -780,7 +1242,24 @@
         <w:pStyle w:val="Compact"/>
         <w:numPr>
           <w:ilvl w:val="0"/>
-          <w:numId w:val="1001"/>
+          <w:numId w:val="1018"/>
+        </w:numPr>
+      </w:pPr>
+      <w:hyperlink w:anchor="X6bf3214004d99c2dac31ed30d2dbee672c0e4ba">
+        <w:r>
+          <w:rPr>
+            <w:rStyle w:val="Hyperlink"/>
+          </w:rPr>
+          <w:t xml:space="preserve">Confirm the control plane before reading any code</w:t>
+        </w:r>
+      </w:hyperlink>
+    </w:p>
+    <w:p>
+      <w:pPr>
+        <w:pStyle w:val="Compact"/>
+        <w:numPr>
+          <w:ilvl w:val="0"/>
+          <w:numId w:val="1019"/>
         </w:numPr>
       </w:pPr>
       <w:hyperlink w:anchor="Xd93b41aba76cd6464a6e694c5ed1cd30484ae10">
@@ -891,6 +1370,60 @@
       </w:hyperlink>
     </w:p>
     <w:p>
+      <w:pPr>
+        <w:pStyle w:val="Compact"/>
+        <w:numPr>
+          <w:ilvl w:val="0"/>
+          <w:numId w:val="1020"/>
+        </w:numPr>
+      </w:pPr>
+      <w:r>
+        <w:t xml:space="preserve">Under</w:t>
+      </w:r>
+      <w:r>
+        <w:t xml:space="preserve"> </w:t>
+      </w:r>
+      <w:hyperlink w:anchor="where-the-rules-come-from">
+        <w:r>
+          <w:rPr>
+            <w:rStyle w:val="Hyperlink"/>
+          </w:rPr>
+          <w:t xml:space="preserve">Where the rules come from</w:t>
+        </w:r>
+      </w:hyperlink>
+      <w:r>
+        <w:t xml:space="preserve">:</w:t>
+      </w:r>
+      <w:r>
+        <w:t xml:space="preserve"> </w:t>
+      </w:r>
+      <w:hyperlink w:anchor="X5b2ad23c17e6a7879b324e7c1327c9b143e390c">
+        <w:r>
+          <w:rPr>
+            <w:rStyle w:val="Hyperlink"/>
+          </w:rPr>
+          <w:t xml:space="preserve">Full conformance is not on offer, so tailoring is not a compromise</w:t>
+        </w:r>
+      </w:hyperlink>
+      <w:r>
+        <w:t xml:space="preserve"> </w:t>
+      </w:r>
+      <w:r>
+        <w:t xml:space="preserve">--</w:t>
+      </w:r>
+      <w:r>
+        <w:t xml:space="preserve"> </w:t>
+      </w:r>
+      <w:hyperlink w:anchor="X801905d3ca07527c679b1d09a0936ad61121075">
+        <w:r>
+          <w:rPr>
+            <w:rStyle w:val="Hyperlink"/>
+          </w:rPr>
+          <w:t xml:space="preserve">The one setting where such a claim is a legal instrument, and its expiry date</w:t>
+        </w:r>
+      </w:hyperlink>
+    </w:p>
+    <w:p>
       <w:r>
         <w:pict>
           <v:rect style="width:0;height:1.5pt" o:hralign="center" o:hrstd="t" o:hr="t"/>
@@ -912,7 +1445,7 @@
         <w:pStyle w:val="Compact"/>
         <w:numPr>
           <w:ilvl w:val="0"/>
-          <w:numId w:val="1002"/>
+          <w:numId w:val="1021"/>
         </w:numPr>
       </w:pPr>
       <w:r>
@@ -936,7 +1469,7 @@
         <w:pStyle w:val="Compact"/>
         <w:numPr>
           <w:ilvl w:val="0"/>
-          <w:numId w:val="1002"/>
+          <w:numId w:val="1021"/>
         </w:numPr>
       </w:pPr>
       <w:r>
@@ -966,7 +1499,7 @@
         <w:pStyle w:val="Compact"/>
         <w:numPr>
           <w:ilvl w:val="0"/>
-          <w:numId w:val="1002"/>
+          <w:numId w:val="1021"/>
         </w:numPr>
       </w:pPr>
       <w:r>
@@ -984,7 +1517,7 @@
         <w:pStyle w:val="Compact"/>
         <w:numPr>
           <w:ilvl w:val="0"/>
-          <w:numId w:val="1002"/>
+          <w:numId w:val="1021"/>
         </w:numPr>
       </w:pPr>
       <w:r>
@@ -1008,7 +1541,7 @@
         <w:pStyle w:val="Compact"/>
         <w:numPr>
           <w:ilvl w:val="0"/>
-          <w:numId w:val="1002"/>
+          <w:numId w:val="1021"/>
         </w:numPr>
       </w:pPr>
       <w:r>
@@ -1026,7 +1559,7 @@
         <w:pStyle w:val="Compact"/>
         <w:numPr>
           <w:ilvl w:val="0"/>
-          <w:numId w:val="1002"/>
+          <w:numId w:val="1021"/>
         </w:numPr>
       </w:pPr>
       <w:r>
@@ -1050,7 +1583,7 @@
         <w:pStyle w:val="Compact"/>
         <w:numPr>
           <w:ilvl w:val="0"/>
-          <w:numId w:val="1002"/>
+          <w:numId w:val="1021"/>
         </w:numPr>
       </w:pPr>
       <w:r>
@@ -1074,7 +1607,7 @@
         <w:pStyle w:val="Compact"/>
         <w:numPr>
           <w:ilvl w:val="0"/>
-          <w:numId w:val="1002"/>
+          <w:numId w:val="1021"/>
         </w:numPr>
       </w:pPr>
       <w:r>
@@ -1102,7 +1635,7 @@
         <w:pStyle w:val="Compact"/>
         <w:numPr>
           <w:ilvl w:val="0"/>
-          <w:numId w:val="1003"/>
+          <w:numId w:val="1022"/>
         </w:numPr>
       </w:pPr>
       <w:r>
@@ -1126,7 +1659,7 @@
         <w:pStyle w:val="Compact"/>
         <w:numPr>
           <w:ilvl w:val="0"/>
-          <w:numId w:val="1003"/>
+          <w:numId w:val="1022"/>
         </w:numPr>
       </w:pPr>
       <w:r>
@@ -1166,7 +1699,7 @@
         <w:pStyle w:val="Compact"/>
         <w:numPr>
           <w:ilvl w:val="0"/>
-          <w:numId w:val="1003"/>
+          <w:numId w:val="1022"/>
         </w:numPr>
       </w:pPr>
       <w:r>
@@ -1254,7 +1787,7 @@
         <w:pStyle w:val="Compact"/>
         <w:numPr>
           <w:ilvl w:val="0"/>
-          <w:numId w:val="1003"/>
+          <w:numId w:val="1022"/>
         </w:numPr>
       </w:pPr>
       <w:r>
@@ -1281,7 +1814,7 @@
         <w:pStyle w:val="Compact"/>
         <w:numPr>
           <w:ilvl w:val="0"/>
-          <w:numId w:val="1004"/>
+          <w:numId w:val="1023"/>
         </w:numPr>
       </w:pPr>
       <w:r>
@@ -1299,7 +1832,7 @@
         <w:pStyle w:val="Compact"/>
         <w:numPr>
           <w:ilvl w:val="0"/>
-          <w:numId w:val="1004"/>
+          <w:numId w:val="1023"/>
         </w:numPr>
       </w:pPr>
       <w:r>
@@ -1323,7 +1856,7 @@
         <w:pStyle w:val="Compact"/>
         <w:numPr>
           <w:ilvl w:val="0"/>
-          <w:numId w:val="1004"/>
+          <w:numId w:val="1023"/>
         </w:numPr>
       </w:pPr>
       <w:r>
@@ -1397,7 +1930,7 @@
         <w:pStyle w:val="Compact"/>
         <w:numPr>
           <w:ilvl w:val="0"/>
-          <w:numId w:val="1005"/>
+          <w:numId w:val="1024"/>
         </w:numPr>
       </w:pPr>
       <w:r>
@@ -1435,7 +1968,7 @@
         <w:pStyle w:val="Compact"/>
         <w:numPr>
           <w:ilvl w:val="0"/>
-          <w:numId w:val="1005"/>
+          <w:numId w:val="1024"/>
         </w:numPr>
       </w:pPr>
       <w:r>
@@ -1467,7 +2000,7 @@
         <w:pStyle w:val="Compact"/>
         <w:numPr>
           <w:ilvl w:val="0"/>
-          <w:numId w:val="1005"/>
+          <w:numId w:val="1024"/>
         </w:numPr>
       </w:pPr>
       <w:r>
@@ -1505,7 +2038,7 @@
         <w:pStyle w:val="Compact"/>
         <w:numPr>
           <w:ilvl w:val="0"/>
-          <w:numId w:val="1005"/>
+          <w:numId w:val="1024"/>
         </w:numPr>
       </w:pPr>
       <w:r>
@@ -1543,7 +2076,7 @@
         <w:pStyle w:val="Compact"/>
         <w:numPr>
           <w:ilvl w:val="0"/>
-          <w:numId w:val="1005"/>
+          <w:numId w:val="1024"/>
         </w:numPr>
       </w:pPr>
       <w:r>
@@ -1581,7 +2114,7 @@
         <w:pStyle w:val="Compact"/>
         <w:numPr>
           <w:ilvl w:val="0"/>
-          <w:numId w:val="1005"/>
+          <w:numId w:val="1024"/>
         </w:numPr>
       </w:pPr>
       <w:r>
@@ -1613,7 +2146,7 @@
         <w:pStyle w:val="Compact"/>
         <w:numPr>
           <w:ilvl w:val="0"/>
-          <w:numId w:val="1005"/>
+          <w:numId w:val="1024"/>
         </w:numPr>
       </w:pPr>
       <w:r>
@@ -1645,7 +2178,7 @@
         <w:pStyle w:val="Compact"/>
         <w:numPr>
           <w:ilvl w:val="0"/>
-          <w:numId w:val="1005"/>
+          <w:numId w:val="1024"/>
         </w:numPr>
       </w:pPr>
       <w:r>
@@ -1689,7 +2222,7 @@
         <w:pStyle w:val="Compact"/>
         <w:numPr>
           <w:ilvl w:val="0"/>
-          <w:numId w:val="1005"/>
+          <w:numId w:val="1024"/>
         </w:numPr>
       </w:pPr>
       <w:r>
@@ -2835,7 +3368,7 @@
         <w:pStyle w:val="Compact"/>
         <w:numPr>
           <w:ilvl w:val="0"/>
-          <w:numId w:val="1006"/>
+          <w:numId w:val="1025"/>
         </w:numPr>
       </w:pPr>
       <w:r>
@@ -2847,7 +3380,7 @@
         <w:pStyle w:val="Compact"/>
         <w:numPr>
           <w:ilvl w:val="0"/>
-          <w:numId w:val="1006"/>
+          <w:numId w:val="1025"/>
         </w:numPr>
       </w:pPr>
       <w:r>
@@ -2859,7 +3392,7 @@
         <w:pStyle w:val="Compact"/>
         <w:numPr>
           <w:ilvl w:val="0"/>
-          <w:numId w:val="1006"/>
+          <w:numId w:val="1025"/>
         </w:numPr>
       </w:pPr>
       <w:r>
@@ -2871,7 +3404,7 @@
         <w:pStyle w:val="Compact"/>
         <w:numPr>
           <w:ilvl w:val="0"/>
-          <w:numId w:val="1006"/>
+          <w:numId w:val="1025"/>
         </w:numPr>
       </w:pPr>
       <w:r>
@@ -3148,7 +3681,7 @@
         <w:pStyle w:val="Compact"/>
         <w:numPr>
           <w:ilvl w:val="0"/>
-          <w:numId w:val="1007"/>
+          <w:numId w:val="1026"/>
         </w:numPr>
       </w:pPr>
       <w:r>
@@ -3166,7 +3699,7 @@
         <w:pStyle w:val="Compact"/>
         <w:numPr>
           <w:ilvl w:val="0"/>
-          <w:numId w:val="1007"/>
+          <w:numId w:val="1026"/>
         </w:numPr>
       </w:pPr>
       <w:r>
@@ -3184,7 +3717,7 @@
         <w:pStyle w:val="Compact"/>
         <w:numPr>
           <w:ilvl w:val="0"/>
-          <w:numId w:val="1007"/>
+          <w:numId w:val="1026"/>
         </w:numPr>
       </w:pPr>
       <w:r>
@@ -3947,7 +4480,7 @@
         <w:pStyle w:val="Compact"/>
         <w:numPr>
           <w:ilvl w:val="0"/>
-          <w:numId w:val="1008"/>
+          <w:numId w:val="1027"/>
         </w:numPr>
       </w:pPr>
       <w:r>
@@ -3965,7 +4498,7 @@
         <w:pStyle w:val="Compact"/>
         <w:numPr>
           <w:ilvl w:val="0"/>
-          <w:numId w:val="1008"/>
+          <w:numId w:val="1027"/>
         </w:numPr>
       </w:pPr>
       <w:r>
@@ -3977,7 +4510,7 @@
         <w:pStyle w:val="Compact"/>
         <w:numPr>
           <w:ilvl w:val="0"/>
-          <w:numId w:val="1008"/>
+          <w:numId w:val="1027"/>
         </w:numPr>
       </w:pPr>
       <w:r>
@@ -3995,7 +4528,7 @@
         <w:pStyle w:val="Compact"/>
         <w:numPr>
           <w:ilvl w:val="0"/>
-          <w:numId w:val="1008"/>
+          <w:numId w:val="1027"/>
         </w:numPr>
       </w:pPr>
       <w:r>
@@ -4007,7 +4540,7 @@
         <w:pStyle w:val="Compact"/>
         <w:numPr>
           <w:ilvl w:val="0"/>
-          <w:numId w:val="1008"/>
+          <w:numId w:val="1027"/>
         </w:numPr>
       </w:pPr>
       <w:r>
@@ -4019,7 +4552,7 @@
         <w:pStyle w:val="Compact"/>
         <w:numPr>
           <w:ilvl w:val="0"/>
-          <w:numId w:val="1008"/>
+          <w:numId w:val="1027"/>
         </w:numPr>
       </w:pPr>
       <w:r>
@@ -4031,7 +4564,7 @@
         <w:pStyle w:val="Compact"/>
         <w:numPr>
           <w:ilvl w:val="0"/>
-          <w:numId w:val="1008"/>
+          <w:numId w:val="1027"/>
         </w:numPr>
       </w:pPr>
       <w:r>
@@ -4089,7 +4622,7 @@
         <w:pStyle w:val="Compact"/>
         <w:numPr>
           <w:ilvl w:val="0"/>
-          <w:numId w:val="1009"/>
+          <w:numId w:val="1028"/>
         </w:numPr>
       </w:pPr>
       <w:r>
@@ -4113,7 +4646,7 @@
         <w:pStyle w:val="Compact"/>
         <w:numPr>
           <w:ilvl w:val="0"/>
-          <w:numId w:val="1009"/>
+          <w:numId w:val="1028"/>
         </w:numPr>
       </w:pPr>
       <w:r>
@@ -4131,7 +4664,7 @@
         <w:pStyle w:val="Compact"/>
         <w:numPr>
           <w:ilvl w:val="0"/>
-          <w:numId w:val="1009"/>
+          <w:numId w:val="1028"/>
         </w:numPr>
       </w:pPr>
       <w:r>
@@ -4143,7 +4676,7 @@
         <w:pStyle w:val="Compact"/>
         <w:numPr>
           <w:ilvl w:val="0"/>
-          <w:numId w:val="1009"/>
+          <w:numId w:val="1028"/>
         </w:numPr>
       </w:pPr>
       <w:r>
@@ -4190,7 +4723,7 @@
         <w:pStyle w:val="Compact"/>
         <w:numPr>
           <w:ilvl w:val="0"/>
-          <w:numId w:val="1009"/>
+          <w:numId w:val="1028"/>
         </w:numPr>
       </w:pPr>
       <w:r>
@@ -4220,7 +4753,7 @@
         <w:pStyle w:val="Compact"/>
         <w:numPr>
           <w:ilvl w:val="0"/>
-          <w:numId w:val="1009"/>
+          <w:numId w:val="1028"/>
         </w:numPr>
       </w:pPr>
       <w:r>
@@ -4232,7 +4765,7 @@
         <w:pStyle w:val="Compact"/>
         <w:numPr>
           <w:ilvl w:val="0"/>
-          <w:numId w:val="1009"/>
+          <w:numId w:val="1028"/>
         </w:numPr>
       </w:pPr>
       <w:r>
@@ -4649,7 +5182,7 @@
         <w:pStyle w:val="Compact"/>
         <w:numPr>
           <w:ilvl w:val="0"/>
-          <w:numId w:val="1010"/>
+          <w:numId w:val="1029"/>
         </w:numPr>
       </w:pPr>
       <w:r>
@@ -4661,7 +5194,7 @@
         <w:pStyle w:val="Compact"/>
         <w:numPr>
           <w:ilvl w:val="0"/>
-          <w:numId w:val="1010"/>
+          <w:numId w:val="1029"/>
         </w:numPr>
       </w:pPr>
       <w:r>
@@ -4673,7 +5206,7 @@
         <w:pStyle w:val="Compact"/>
         <w:numPr>
           <w:ilvl w:val="0"/>
-          <w:numId w:val="1010"/>
+          <w:numId w:val="1029"/>
         </w:numPr>
       </w:pPr>
       <w:r>
@@ -4870,7 +5403,7 @@
         <w:pStyle w:val="Compact"/>
         <w:numPr>
           <w:ilvl w:val="0"/>
-          <w:numId w:val="1011"/>
+          <w:numId w:val="1030"/>
         </w:numPr>
       </w:pPr>
       <w:r>
@@ -4902,7 +5435,7 @@
         <w:pStyle w:val="Compact"/>
         <w:numPr>
           <w:ilvl w:val="0"/>
-          <w:numId w:val="1011"/>
+          <w:numId w:val="1030"/>
         </w:numPr>
       </w:pPr>
       <w:r>
@@ -4914,7 +5447,7 @@
         <w:pStyle w:val="Compact"/>
         <w:numPr>
           <w:ilvl w:val="0"/>
-          <w:numId w:val="1011"/>
+          <w:numId w:val="1030"/>
         </w:numPr>
       </w:pPr>
       <w:r>
@@ -4952,7 +5485,7 @@
         <w:pStyle w:val="Compact"/>
         <w:numPr>
           <w:ilvl w:val="0"/>
-          <w:numId w:val="1011"/>
+          <w:numId w:val="1030"/>
         </w:numPr>
       </w:pPr>
       <w:r>
@@ -6422,7 +6955,7 @@
         <w:pStyle w:val="Compact"/>
         <w:numPr>
           <w:ilvl w:val="0"/>
-          <w:numId w:val="1012"/>
+          <w:numId w:val="1031"/>
         </w:numPr>
       </w:pPr>
       <w:r>
@@ -6444,7 +6977,7 @@
         <w:pStyle w:val="Compact"/>
         <w:numPr>
           <w:ilvl w:val="0"/>
-          <w:numId w:val="1012"/>
+          <w:numId w:val="1031"/>
         </w:numPr>
       </w:pPr>
       <w:r>
@@ -6475,7 +7008,7 @@
         <w:pStyle w:val="Compact"/>
         <w:numPr>
           <w:ilvl w:val="0"/>
-          <w:numId w:val="1012"/>
+          <w:numId w:val="1031"/>
         </w:numPr>
       </w:pPr>
       <w:r>
@@ -8281,7 +8814,7 @@
         <w:pStyle w:val="Compact"/>
         <w:numPr>
           <w:ilvl w:val="0"/>
-          <w:numId w:val="1013"/>
+          <w:numId w:val="1032"/>
         </w:numPr>
       </w:pPr>
       <w:r>
@@ -8293,7 +8826,7 @@
         <w:pStyle w:val="Compact"/>
         <w:numPr>
           <w:ilvl w:val="0"/>
-          <w:numId w:val="1013"/>
+          <w:numId w:val="1032"/>
         </w:numPr>
       </w:pPr>
       <w:r>
@@ -8305,7 +8838,7 @@
         <w:pStyle w:val="Compact"/>
         <w:numPr>
           <w:ilvl w:val="0"/>
-          <w:numId w:val="1013"/>
+          <w:numId w:val="1032"/>
         </w:numPr>
       </w:pPr>
       <w:r>
@@ -8317,7 +8850,7 @@
         <w:pStyle w:val="Compact"/>
         <w:numPr>
           <w:ilvl w:val="0"/>
-          <w:numId w:val="1013"/>
+          <w:numId w:val="1032"/>
         </w:numPr>
       </w:pPr>
       <w:r>
@@ -8329,7 +8862,7 @@
         <w:pStyle w:val="Compact"/>
         <w:numPr>
           <w:ilvl w:val="0"/>
-          <w:numId w:val="1013"/>
+          <w:numId w:val="1032"/>
         </w:numPr>
       </w:pPr>
       <w:r>
@@ -8431,7 +8964,7 @@
         <w:pStyle w:val="Compact"/>
         <w:numPr>
           <w:ilvl w:val="0"/>
-          <w:numId w:val="1014"/>
+          <w:numId w:val="1033"/>
         </w:numPr>
       </w:pPr>
       <w:r>
@@ -8443,7 +8976,7 @@
         <w:pStyle w:val="Compact"/>
         <w:numPr>
           <w:ilvl w:val="0"/>
-          <w:numId w:val="1014"/>
+          <w:numId w:val="1033"/>
         </w:numPr>
       </w:pPr>
       <w:r>
@@ -8455,7 +8988,7 @@
         <w:pStyle w:val="Compact"/>
         <w:numPr>
           <w:ilvl w:val="0"/>
-          <w:numId w:val="1014"/>
+          <w:numId w:val="1033"/>
         </w:numPr>
       </w:pPr>
       <w:r>
@@ -8467,7 +9000,7 @@
         <w:pStyle w:val="Compact"/>
         <w:numPr>
           <w:ilvl w:val="0"/>
-          <w:numId w:val="1014"/>
+          <w:numId w:val="1033"/>
         </w:numPr>
       </w:pPr>
       <w:r>
@@ -8479,7 +9012,7 @@
         <w:pStyle w:val="Compact"/>
         <w:numPr>
           <w:ilvl w:val="0"/>
-          <w:numId w:val="1014"/>
+          <w:numId w:val="1033"/>
         </w:numPr>
       </w:pPr>
       <w:r>
@@ -9040,7 +9573,7 @@
         <w:pStyle w:val="Compact"/>
         <w:numPr>
           <w:ilvl w:val="0"/>
-          <w:numId w:val="1015"/>
+          <w:numId w:val="1034"/>
         </w:numPr>
       </w:pPr>
       <w:r>
@@ -9052,7 +9585,7 @@
         <w:pStyle w:val="Compact"/>
         <w:numPr>
           <w:ilvl w:val="0"/>
-          <w:numId w:val="1015"/>
+          <w:numId w:val="1034"/>
         </w:numPr>
       </w:pPr>
       <w:r>
@@ -9064,7 +9597,7 @@
         <w:pStyle w:val="Compact"/>
         <w:numPr>
           <w:ilvl w:val="0"/>
-          <w:numId w:val="1015"/>
+          <w:numId w:val="1034"/>
         </w:numPr>
       </w:pPr>
       <w:r>
@@ -9916,7 +10449,7 @@
         <w:pStyle w:val="Compact"/>
         <w:numPr>
           <w:ilvl w:val="0"/>
-          <w:numId w:val="1016"/>
+          <w:numId w:val="1035"/>
         </w:numPr>
       </w:pPr>
       <w:r>
@@ -9934,7 +10467,7 @@
         <w:pStyle w:val="Compact"/>
         <w:numPr>
           <w:ilvl w:val="0"/>
-          <w:numId w:val="1016"/>
+          <w:numId w:val="1035"/>
         </w:numPr>
       </w:pPr>
       <w:r>
@@ -9952,7 +10485,7 @@
         <w:pStyle w:val="Compact"/>
         <w:numPr>
           <w:ilvl w:val="0"/>
-          <w:numId w:val="1016"/>
+          <w:numId w:val="1035"/>
         </w:numPr>
       </w:pPr>
       <w:r>
@@ -9964,7 +10497,7 @@
         <w:pStyle w:val="Compact"/>
         <w:numPr>
           <w:ilvl w:val="0"/>
-          <w:numId w:val="1016"/>
+          <w:numId w:val="1035"/>
         </w:numPr>
       </w:pPr>
       <w:r>
@@ -10369,7 +10902,7 @@
         <w:pStyle w:val="Compact"/>
         <w:numPr>
           <w:ilvl w:val="0"/>
-          <w:numId w:val="1017"/>
+          <w:numId w:val="1036"/>
         </w:numPr>
       </w:pPr>
       <w:r>
@@ -10381,7 +10914,7 @@
         <w:pStyle w:val="Compact"/>
         <w:numPr>
           <w:ilvl w:val="0"/>
-          <w:numId w:val="1017"/>
+          <w:numId w:val="1036"/>
         </w:numPr>
       </w:pPr>
       <w:r>
@@ -10393,7 +10926,7 @@
         <w:pStyle w:val="Compact"/>
         <w:numPr>
           <w:ilvl w:val="0"/>
-          <w:numId w:val="1017"/>
+          <w:numId w:val="1036"/>
         </w:numPr>
       </w:pPr>
       <w:r>
@@ -10411,7 +10944,7 @@
         <w:pStyle w:val="Compact"/>
         <w:numPr>
           <w:ilvl w:val="0"/>
-          <w:numId w:val="1017"/>
+          <w:numId w:val="1036"/>
         </w:numPr>
       </w:pPr>
       <w:r>
@@ -10423,7 +10956,7 @@
         <w:pStyle w:val="Compact"/>
         <w:numPr>
           <w:ilvl w:val="0"/>
-          <w:numId w:val="1017"/>
+          <w:numId w:val="1036"/>
         </w:numPr>
       </w:pPr>
       <w:r>
@@ -10435,7 +10968,7 @@
         <w:pStyle w:val="Compact"/>
         <w:numPr>
           <w:ilvl w:val="0"/>
-          <w:numId w:val="1017"/>
+          <w:numId w:val="1036"/>
         </w:numPr>
       </w:pPr>
       <w:r>
@@ -10447,7 +10980,7 @@
         <w:pStyle w:val="Compact"/>
         <w:numPr>
           <w:ilvl w:val="0"/>
-          <w:numId w:val="1017"/>
+          <w:numId w:val="1036"/>
         </w:numPr>
       </w:pPr>
       <w:r>
@@ -10459,7 +10992,7 @@
         <w:pStyle w:val="Compact"/>
         <w:numPr>
           <w:ilvl w:val="0"/>
-          <w:numId w:val="1017"/>
+          <w:numId w:val="1036"/>
         </w:numPr>
       </w:pPr>
       <w:r>
@@ -10739,7 +11272,7 @@
         <w:pStyle w:val="Compact"/>
         <w:numPr>
           <w:ilvl w:val="0"/>
-          <w:numId w:val="1018"/>
+          <w:numId w:val="1037"/>
         </w:numPr>
       </w:pPr>
       <w:r>
@@ -10751,7 +11284,7 @@
         <w:pStyle w:val="Compact"/>
         <w:numPr>
           <w:ilvl w:val="0"/>
-          <w:numId w:val="1018"/>
+          <w:numId w:val="1037"/>
         </w:numPr>
       </w:pPr>
       <w:r>
@@ -10778,7 +11311,7 @@
         <w:pStyle w:val="Compact"/>
         <w:numPr>
           <w:ilvl w:val="0"/>
-          <w:numId w:val="1018"/>
+          <w:numId w:val="1037"/>
         </w:numPr>
       </w:pPr>
       <w:r>
@@ -10790,7 +11323,7 @@
         <w:pStyle w:val="Compact"/>
         <w:numPr>
           <w:ilvl w:val="0"/>
-          <w:numId w:val="1018"/>
+          <w:numId w:val="1037"/>
         </w:numPr>
       </w:pPr>
       <w:r>
@@ -10802,7 +11335,7 @@
         <w:pStyle w:val="Compact"/>
         <w:numPr>
           <w:ilvl w:val="0"/>
-          <w:numId w:val="1018"/>
+          <w:numId w:val="1037"/>
         </w:numPr>
       </w:pPr>
       <w:r>
@@ -10848,7 +11381,7 @@
         <w:pStyle w:val="Compact"/>
         <w:numPr>
           <w:ilvl w:val="0"/>
-          <w:numId w:val="1019"/>
+          <w:numId w:val="1038"/>
         </w:numPr>
       </w:pPr>
       <w:r>
@@ -10860,7 +11393,7 @@
         <w:pStyle w:val="Compact"/>
         <w:numPr>
           <w:ilvl w:val="0"/>
-          <w:numId w:val="1019"/>
+          <w:numId w:val="1038"/>
         </w:numPr>
       </w:pPr>
       <w:r>
@@ -10872,7 +11405,7 @@
         <w:pStyle w:val="Compact"/>
         <w:numPr>
           <w:ilvl w:val="0"/>
-          <w:numId w:val="1019"/>
+          <w:numId w:val="1038"/>
         </w:numPr>
       </w:pPr>
       <w:r>
@@ -10884,7 +11417,7 @@
         <w:pStyle w:val="Compact"/>
         <w:numPr>
           <w:ilvl w:val="0"/>
-          <w:numId w:val="1019"/>
+          <w:numId w:val="1038"/>
         </w:numPr>
       </w:pPr>
       <w:r>
@@ -10896,7 +11429,7 @@
         <w:pStyle w:val="Compact"/>
         <w:numPr>
           <w:ilvl w:val="0"/>
-          <w:numId w:val="1019"/>
+          <w:numId w:val="1038"/>
         </w:numPr>
       </w:pPr>
       <w:r>
@@ -10908,7 +11441,7 @@
         <w:pStyle w:val="Compact"/>
         <w:numPr>
           <w:ilvl w:val="0"/>
-          <w:numId w:val="1019"/>
+          <w:numId w:val="1038"/>
         </w:numPr>
       </w:pPr>
       <w:hyperlink w:anchor="Xf8794b0126bc78285fb10778097a0695650e57d">
@@ -11327,7 +11860,7 @@
         <w:pStyle w:val="Compact"/>
         <w:numPr>
           <w:ilvl w:val="0"/>
-          <w:numId w:val="1020"/>
+          <w:numId w:val="1039"/>
         </w:numPr>
       </w:pPr>
       <w:r>
@@ -11351,7 +11884,7 @@
         <w:pStyle w:val="Compact"/>
         <w:numPr>
           <w:ilvl w:val="0"/>
-          <w:numId w:val="1020"/>
+          <w:numId w:val="1039"/>
         </w:numPr>
       </w:pPr>
       <w:r>
@@ -11375,7 +11908,7 @@
         <w:pStyle w:val="Compact"/>
         <w:numPr>
           <w:ilvl w:val="0"/>
-          <w:numId w:val="1020"/>
+          <w:numId w:val="1039"/>
         </w:numPr>
       </w:pPr>
       <w:r>
@@ -11393,7 +11926,7 @@
         <w:pStyle w:val="Compact"/>
         <w:numPr>
           <w:ilvl w:val="0"/>
-          <w:numId w:val="1020"/>
+          <w:numId w:val="1039"/>
         </w:numPr>
       </w:pPr>
       <w:r>
@@ -12809,7 +13342,7 @@
         <w:pStyle w:val="Compact"/>
         <w:numPr>
           <w:ilvl w:val="0"/>
-          <w:numId w:val="1021"/>
+          <w:numId w:val="1040"/>
         </w:numPr>
       </w:pPr>
       <w:r>
@@ -12841,7 +13374,7 @@
         <w:pStyle w:val="Compact"/>
         <w:numPr>
           <w:ilvl w:val="0"/>
-          <w:numId w:val="1021"/>
+          <w:numId w:val="1040"/>
         </w:numPr>
       </w:pPr>
       <w:r>
@@ -12865,7 +13398,7 @@
         <w:pStyle w:val="Compact"/>
         <w:numPr>
           <w:ilvl w:val="0"/>
-          <w:numId w:val="1021"/>
+          <w:numId w:val="1040"/>
         </w:numPr>
       </w:pPr>
       <w:r>
@@ -12883,7 +13416,7 @@
         <w:pStyle w:val="Compact"/>
         <w:numPr>
           <w:ilvl w:val="0"/>
-          <w:numId w:val="1021"/>
+          <w:numId w:val="1040"/>
         </w:numPr>
       </w:pPr>
       <w:r>
@@ -12907,7 +13440,7 @@
         <w:pStyle w:val="Compact"/>
         <w:numPr>
           <w:ilvl w:val="0"/>
-          <w:numId w:val="1021"/>
+          <w:numId w:val="1040"/>
         </w:numPr>
       </w:pPr>
       <w:r>
@@ -12933,7 +13466,7 @@
         <w:pStyle w:val="Compact"/>
         <w:numPr>
           <w:ilvl w:val="0"/>
-          <w:numId w:val="1022"/>
+          <w:numId w:val="1041"/>
         </w:numPr>
       </w:pPr>
       <w:r>
@@ -12961,7 +13494,7 @@
         <w:pStyle w:val="Compact"/>
         <w:numPr>
           <w:ilvl w:val="0"/>
-          <w:numId w:val="1022"/>
+          <w:numId w:val="1041"/>
         </w:numPr>
       </w:pPr>
       <w:r>
@@ -13015,7 +13548,7 @@
         <w:pStyle w:val="Compact"/>
         <w:numPr>
           <w:ilvl w:val="0"/>
-          <w:numId w:val="1022"/>
+          <w:numId w:val="1041"/>
         </w:numPr>
       </w:pPr>
       <w:r>
@@ -13049,7 +13582,7 @@
         <w:pStyle w:val="Compact"/>
         <w:numPr>
           <w:ilvl w:val="0"/>
-          <w:numId w:val="1022"/>
+          <w:numId w:val="1041"/>
         </w:numPr>
       </w:pPr>
       <w:r>
@@ -13077,7 +13610,7 @@
         <w:pStyle w:val="Compact"/>
         <w:numPr>
           <w:ilvl w:val="0"/>
-          <w:numId w:val="1022"/>
+          <w:numId w:val="1041"/>
         </w:numPr>
       </w:pPr>
       <w:r>
@@ -13105,7 +13638,7 @@
         <w:pStyle w:val="Compact"/>
         <w:numPr>
           <w:ilvl w:val="0"/>
-          <w:numId w:val="1022"/>
+          <w:numId w:val="1041"/>
         </w:numPr>
       </w:pPr>
       <w:r>
@@ -13205,7 +13738,7 @@
         <w:pStyle w:val="Compact"/>
         <w:numPr>
           <w:ilvl w:val="0"/>
-          <w:numId w:val="1023"/>
+          <w:numId w:val="1042"/>
         </w:numPr>
       </w:pPr>
       <w:r>
@@ -13253,7 +13786,7 @@
         <w:pStyle w:val="Compact"/>
         <w:numPr>
           <w:ilvl w:val="0"/>
-          <w:numId w:val="1023"/>
+          <w:numId w:val="1042"/>
         </w:numPr>
       </w:pPr>
       <w:r>
@@ -13283,7 +13816,7 @@
         <w:pStyle w:val="Compact"/>
         <w:numPr>
           <w:ilvl w:val="0"/>
-          <w:numId w:val="1023"/>
+          <w:numId w:val="1042"/>
         </w:numPr>
       </w:pPr>
       <w:r>
@@ -13319,7 +13852,7 @@
         <w:pStyle w:val="Compact"/>
         <w:numPr>
           <w:ilvl w:val="0"/>
-          <w:numId w:val="1023"/>
+          <w:numId w:val="1042"/>
         </w:numPr>
       </w:pPr>
       <w:r>
@@ -13808,7 +14341,7 @@
         <w:pStyle w:val="Compact"/>
         <w:numPr>
           <w:ilvl w:val="0"/>
-          <w:numId w:val="1024"/>
+          <w:numId w:val="1043"/>
         </w:numPr>
       </w:pPr>
       <w:r>
@@ -13826,7 +14359,7 @@
         <w:pStyle w:val="Compact"/>
         <w:numPr>
           <w:ilvl w:val="0"/>
-          <w:numId w:val="1024"/>
+          <w:numId w:val="1043"/>
         </w:numPr>
       </w:pPr>
       <w:r>
@@ -15346,7 +15879,7 @@
         <w:pStyle w:val="Compact"/>
         <w:numPr>
           <w:ilvl w:val="0"/>
-          <w:numId w:val="1025"/>
+          <w:numId w:val="1044"/>
         </w:numPr>
       </w:pPr>
       <w:hyperlink r:id="rId25">
@@ -15375,7 +15908,7 @@
         <w:pStyle w:val="Compact"/>
         <w:numPr>
           <w:ilvl w:val="0"/>
-          <w:numId w:val="1025"/>
+          <w:numId w:val="1044"/>
         </w:numPr>
       </w:pPr>
       <w:hyperlink r:id="rId32">
@@ -15404,7 +15937,7 @@
         <w:pStyle w:val="Compact"/>
         <w:numPr>
           <w:ilvl w:val="0"/>
-          <w:numId w:val="1025"/>
+          <w:numId w:val="1044"/>
         </w:numPr>
       </w:pPr>
       <w:hyperlink r:id="rId56">
@@ -15433,7 +15966,7 @@
         <w:pStyle w:val="Compact"/>
         <w:numPr>
           <w:ilvl w:val="0"/>
-          <w:numId w:val="1025"/>
+          <w:numId w:val="1044"/>
         </w:numPr>
       </w:pPr>
       <w:hyperlink r:id="rId74">
@@ -15462,7 +15995,7 @@
         <w:pStyle w:val="Compact"/>
         <w:numPr>
           <w:ilvl w:val="0"/>
-          <w:numId w:val="1025"/>
+          <w:numId w:val="1044"/>
         </w:numPr>
       </w:pPr>
       <w:hyperlink r:id="rId61">
@@ -15491,7 +16024,7 @@
         <w:pStyle w:val="Compact"/>
         <w:numPr>
           <w:ilvl w:val="0"/>
-          <w:numId w:val="1025"/>
+          <w:numId w:val="1044"/>
         </w:numPr>
       </w:pPr>
       <w:hyperlink r:id="rId75">
@@ -15520,7 +16053,7 @@
         <w:pStyle w:val="Compact"/>
         <w:numPr>
           <w:ilvl w:val="0"/>
-          <w:numId w:val="1025"/>
+          <w:numId w:val="1044"/>
         </w:numPr>
       </w:pPr>
       <w:hyperlink r:id="rId76">
@@ -15656,6 +16189,109 @@
       </w:pPr>
     </w:lvl>
   </w:abstractNum>
+  <w:abstractNum w:abstractNumId="991">
+    <w:nsid w:val="0000A991"/>
+    <w:multiLevelType w:val="multilevel"/>
+    <w:lvl w:ilvl="0">
+      <w:numFmt w:val="bullet"/>
+      <w:lvlText w:val=""/>
+      <w:lvlJc w:val="left"/>
+      <w:pPr>
+        <w:ind w:left="720" w:hanging="360"/>
+      </w:pPr>
+      <w:rPr>
+        <w:rFonts w:ascii="Symbol" w:hAnsi="Symbol" w:cs="Symbol" w:hint="default"/>
+      </w:rPr>
+    </w:lvl>
+    <w:lvl w:ilvl="1">
+      <w:numFmt w:val="bullet"/>
+      <w:lvlText w:val="o"/>
+      <w:lvlJc w:val="left"/>
+      <w:pPr>
+        <w:ind w:left="1440" w:hanging="360"/>
+      </w:pPr>
+      <w:rPr>
+        <w:rFonts w:ascii="Courier New" w:hAnsi="Courier New" w:cs="Courier New" w:hint="default"/>
+      </w:rPr>
+    </w:lvl>
+    <w:lvl w:ilvl="2">
+      <w:numFmt w:val="bullet"/>
+      <w:lvlText w:val=""/>
+      <w:lvlJc w:val="left"/>
+      <w:pPr>
+        <w:ind w:left="2160" w:hanging="360"/>
+      </w:pPr>
+      <w:rPr>
+        <w:rFonts w:ascii="Wingdings" w:hAnsi="Wingdings" w:cs="Wingdings" w:hint="default"/>
+      </w:rPr>
+    </w:lvl>
+    <w:lvl w:ilvl="3">
+      <w:numFmt w:val="bullet"/>
+      <w:lvlText w:val=""/>
+      <w:lvlJc w:val="left"/>
+      <w:pPr>
+        <w:ind w:left="2880" w:hanging="360"/>
+      </w:pPr>
+      <w:rPr>
+        <w:rFonts w:ascii="Symbol" w:hAnsi="Symbol" w:cs="Symbol" w:hint="default"/>
+      </w:rPr>
+    </w:lvl>
+    <w:lvl w:ilvl="4">
+      <w:numFmt w:val="bullet"/>
+      <w:lvlText w:val="o"/>
+      <w:lvlJc w:val="left"/>
+      <w:pPr>
+        <w:ind w:left="3600" w:hanging="360"/>
+      </w:pPr>
+      <w:rPr>
+        <w:rFonts w:ascii="Courier New" w:hAnsi="Courier New" w:cs="Courier New" w:hint="default"/>
+      </w:rPr>
+    </w:lvl>
+    <w:lvl w:ilvl="5">
+      <w:numFmt w:val="bullet"/>
+      <w:lvlText w:val=""/>
+      <w:lvlJc w:val="left"/>
+      <w:pPr>
+        <w:ind w:left="4320" w:hanging="360"/>
+      </w:pPr>
+      <w:rPr>
+        <w:rFonts w:ascii="Wingdings" w:hAnsi="Wingdings" w:cs="Wingdings" w:hint="default"/>
+      </w:rPr>
+    </w:lvl>
+    <w:lvl w:ilvl="6">
+      <w:numFmt w:val="bullet"/>
+      <w:lvlText w:val=""/>
+      <w:lvlJc w:val="left"/>
+      <w:pPr>
+        <w:ind w:left="5040" w:hanging="360"/>
+      </w:pPr>
+      <w:rPr>
+        <w:rFonts w:ascii="Symbol" w:hAnsi="Symbol" w:cs="Symbol" w:hint="default"/>
+      </w:rPr>
+    </w:lvl>
+    <w:lvl w:ilvl="7">
+      <w:numFmt w:val="bullet"/>
+      <w:lvlText w:val="o"/>
+      <w:lvlJc w:val="left"/>
+      <w:pPr>
+        <w:ind w:left="5760" w:hanging="360"/>
+      </w:pPr>
+      <w:rPr>
+        <w:rFonts w:ascii="Courier New" w:hAnsi="Courier New" w:cs="Courier New" w:hint="default"/>
+      </w:rPr>
+    </w:lvl>
+    <w:lvl w:ilvl="8">
+      <w:numFmt w:val="bullet"/>
+      <w:lvlText w:val=""/>
+      <w:lvlJc w:val="left"/>
+      <w:pPr>
+        <w:ind w:left="6480" w:hanging="360"/>
+      </w:pPr>
+      <w:rPr>
+        <w:rFonts w:ascii="Wingdings" w:hAnsi="Wingdings" w:cs="Wingdings" w:hint="default"/>
+      </w:rPr>
+    </w:lvl>
+  </w:abstractNum>
   <w:abstractNum w:abstractNumId="99411">
     <w:nsid w:val="00A99411"/>
     <w:multiLevelType w:val="multilevel"/>
@@ -15741,113 +16377,438 @@
       </w:pPr>
     </w:lvl>
   </w:abstractNum>
-  <w:abstractNum w:abstractNumId="991">
-    <w:nsid w:val="0000A991"/>
+  <w:abstractNum w:abstractNumId="994111">
+    <w:nsid w:val="0A994111"/>
     <w:multiLevelType w:val="multilevel"/>
     <w:lvl w:ilvl="0">
-      <w:numFmt w:val="bullet"/>
-      <w:lvlText w:val=""/>
+      <w:start w:val="11"/>
+      <w:numFmt w:val="decimal"/>
+      <w:lvlText w:val="%1."/>
       <w:lvlJc w:val="left"/>
       <w:pPr>
         <w:ind w:left="720" w:hanging="360"/>
       </w:pPr>
-      <w:rPr>
-        <w:rFonts w:ascii="Symbol" w:hAnsi="Symbol" w:cs="Symbol" w:hint="default"/>
-      </w:rPr>
     </w:lvl>
     <w:lvl w:ilvl="1">
-      <w:numFmt w:val="bullet"/>
-      <w:lvlText w:val="o"/>
+      <w:start w:val="11"/>
+      <w:numFmt w:val="decimal"/>
+      <w:lvlText w:val="%2."/>
       <w:lvlJc w:val="left"/>
       <w:pPr>
         <w:ind w:left="1440" w:hanging="360"/>
       </w:pPr>
-      <w:rPr>
-        <w:rFonts w:ascii="Courier New" w:hAnsi="Courier New" w:cs="Courier New" w:hint="default"/>
-      </w:rPr>
     </w:lvl>
     <w:lvl w:ilvl="2">
-      <w:numFmt w:val="bullet"/>
-      <w:lvlText w:val=""/>
+      <w:start w:val="11"/>
+      <w:numFmt w:val="decimal"/>
+      <w:lvlText w:val="%3."/>
       <w:lvlJc w:val="left"/>
       <w:pPr>
         <w:ind w:left="2160" w:hanging="360"/>
       </w:pPr>
-      <w:rPr>
-        <w:rFonts w:ascii="Wingdings" w:hAnsi="Wingdings" w:cs="Wingdings" w:hint="default"/>
-      </w:rPr>
     </w:lvl>
     <w:lvl w:ilvl="3">
-      <w:numFmt w:val="bullet"/>
-      <w:lvlText w:val=""/>
+      <w:start w:val="11"/>
+      <w:numFmt w:val="decimal"/>
+      <w:lvlText w:val="%4."/>
       <w:lvlJc w:val="left"/>
       <w:pPr>
         <w:ind w:left="2880" w:hanging="360"/>
       </w:pPr>
-      <w:rPr>
-        <w:rFonts w:ascii="Symbol" w:hAnsi="Symbol" w:cs="Symbol" w:hint="default"/>
-      </w:rPr>
     </w:lvl>
     <w:lvl w:ilvl="4">
-      <w:numFmt w:val="bullet"/>
-      <w:lvlText w:val="o"/>
+      <w:start w:val="11"/>
+      <w:numFmt w:val="decimal"/>
+      <w:lvlText w:val="%5."/>
       <w:lvlJc w:val="left"/>
       <w:pPr>
         <w:ind w:left="3600" w:hanging="360"/>
       </w:pPr>
-      <w:rPr>
-        <w:rFonts w:ascii="Courier New" w:hAnsi="Courier New" w:cs="Courier New" w:hint="default"/>
-      </w:rPr>
     </w:lvl>
     <w:lvl w:ilvl="5">
-      <w:numFmt w:val="bullet"/>
-      <w:lvlText w:val=""/>
+      <w:start w:val="11"/>
+      <w:numFmt w:val="decimal"/>
+      <w:lvlText w:val="%6."/>
       <w:lvlJc w:val="left"/>
       <w:pPr>
         <w:ind w:left="4320" w:hanging="360"/>
       </w:pPr>
-      <w:rPr>
-        <w:rFonts w:ascii="Wingdings" w:hAnsi="Wingdings" w:cs="Wingdings" w:hint="default"/>
-      </w:rPr>
     </w:lvl>
     <w:lvl w:ilvl="6">
-      <w:numFmt w:val="bullet"/>
-      <w:lvlText w:val=""/>
+      <w:start w:val="11"/>
+      <w:numFmt w:val="decimal"/>
+      <w:lvlText w:val="%7."/>
       <w:lvlJc w:val="left"/>
       <w:pPr>
         <w:ind w:left="5040" w:hanging="360"/>
       </w:pPr>
-      <w:rPr>
-        <w:rFonts w:ascii="Symbol" w:hAnsi="Symbol" w:cs="Symbol" w:hint="default"/>
-      </w:rPr>
     </w:lvl>
     <w:lvl w:ilvl="7">
-      <w:numFmt w:val="bullet"/>
-      <w:lvlText w:val="o"/>
+      <w:start w:val="11"/>
+      <w:numFmt w:val="decimal"/>
+      <w:lvlText w:val="%8."/>
       <w:lvlJc w:val="left"/>
       <w:pPr>
         <w:ind w:left="5760" w:hanging="360"/>
       </w:pPr>
-      <w:rPr>
-        <w:rFonts w:ascii="Courier New" w:hAnsi="Courier New" w:cs="Courier New" w:hint="default"/>
-      </w:rPr>
     </w:lvl>
     <w:lvl w:ilvl="8">
-      <w:numFmt w:val="bullet"/>
-      <w:lvlText w:val=""/>
+      <w:start w:val="11"/>
+      <w:numFmt w:val="decimal"/>
+      <w:lvlText w:val="%9."/>
       <w:lvlJc w:val="left"/>
       <w:pPr>
         <w:ind w:left="6480" w:hanging="360"/>
       </w:pPr>
-      <w:rPr>
-        <w:rFonts w:ascii="Wingdings" w:hAnsi="Wingdings" w:cs="Wingdings" w:hint="default"/>
-      </w:rPr>
+    </w:lvl>
+  </w:abstractNum>
+  <w:abstractNum w:abstractNumId="994112">
+    <w:nsid w:val="0A994112"/>
+    <w:multiLevelType w:val="multilevel"/>
+    <w:lvl w:ilvl="0">
+      <w:start w:val="12"/>
+      <w:numFmt w:val="decimal"/>
+      <w:lvlText w:val="%1."/>
+      <w:lvlJc w:val="left"/>
+      <w:pPr>
+        <w:ind w:left="720" w:hanging="360"/>
+      </w:pPr>
+    </w:lvl>
+    <w:lvl w:ilvl="1">
+      <w:start w:val="12"/>
+      <w:numFmt w:val="decimal"/>
+      <w:lvlText w:val="%2."/>
+      <w:lvlJc w:val="left"/>
+      <w:pPr>
+        <w:ind w:left="1440" w:hanging="360"/>
+      </w:pPr>
+    </w:lvl>
+    <w:lvl w:ilvl="2">
+      <w:start w:val="12"/>
+      <w:numFmt w:val="decimal"/>
+      <w:lvlText w:val="%3."/>
+      <w:lvlJc w:val="left"/>
+      <w:pPr>
+        <w:ind w:left="2160" w:hanging="360"/>
+      </w:pPr>
+    </w:lvl>
+    <w:lvl w:ilvl="3">
+      <w:start w:val="12"/>
+      <w:numFmt w:val="decimal"/>
+      <w:lvlText w:val="%4."/>
+      <w:lvlJc w:val="left"/>
+      <w:pPr>
+        <w:ind w:left="2880" w:hanging="360"/>
+      </w:pPr>
+    </w:lvl>
+    <w:lvl w:ilvl="4">
+      <w:start w:val="12"/>
+      <w:numFmt w:val="decimal"/>
+      <w:lvlText w:val="%5."/>
+      <w:lvlJc w:val="left"/>
+      <w:pPr>
+        <w:ind w:left="3600" w:hanging="360"/>
+      </w:pPr>
+    </w:lvl>
+    <w:lvl w:ilvl="5">
+      <w:start w:val="12"/>
+      <w:numFmt w:val="decimal"/>
+      <w:lvlText w:val="%6."/>
+      <w:lvlJc w:val="left"/>
+      <w:pPr>
+        <w:ind w:left="4320" w:hanging="360"/>
+      </w:pPr>
+    </w:lvl>
+    <w:lvl w:ilvl="6">
+      <w:start w:val="12"/>
+      <w:numFmt w:val="decimal"/>
+      <w:lvlText w:val="%7."/>
+      <w:lvlJc w:val="left"/>
+      <w:pPr>
+        <w:ind w:left="5040" w:hanging="360"/>
+      </w:pPr>
+    </w:lvl>
+    <w:lvl w:ilvl="7">
+      <w:start w:val="12"/>
+      <w:numFmt w:val="decimal"/>
+      <w:lvlText w:val="%8."/>
+      <w:lvlJc w:val="left"/>
+      <w:pPr>
+        <w:ind w:left="5760" w:hanging="360"/>
+      </w:pPr>
+    </w:lvl>
+    <w:lvl w:ilvl="8">
+      <w:start w:val="12"/>
+      <w:numFmt w:val="decimal"/>
+      <w:lvlText w:val="%9."/>
+      <w:lvlJc w:val="left"/>
+      <w:pPr>
+        <w:ind w:left="6480" w:hanging="360"/>
+      </w:pPr>
+    </w:lvl>
+  </w:abstractNum>
+  <w:abstractNum w:abstractNumId="994113">
+    <w:nsid w:val="0A994113"/>
+    <w:multiLevelType w:val="multilevel"/>
+    <w:lvl w:ilvl="0">
+      <w:start w:val="13"/>
+      <w:numFmt w:val="decimal"/>
+      <w:lvlText w:val="%1."/>
+      <w:lvlJc w:val="left"/>
+      <w:pPr>
+        <w:ind w:left="720" w:hanging="360"/>
+      </w:pPr>
+    </w:lvl>
+    <w:lvl w:ilvl="1">
+      <w:start w:val="13"/>
+      <w:numFmt w:val="decimal"/>
+      <w:lvlText w:val="%2."/>
+      <w:lvlJc w:val="left"/>
+      <w:pPr>
+        <w:ind w:left="1440" w:hanging="360"/>
+      </w:pPr>
+    </w:lvl>
+    <w:lvl w:ilvl="2">
+      <w:start w:val="13"/>
+      <w:numFmt w:val="decimal"/>
+      <w:lvlText w:val="%3."/>
+      <w:lvlJc w:val="left"/>
+      <w:pPr>
+        <w:ind w:left="2160" w:hanging="360"/>
+      </w:pPr>
+    </w:lvl>
+    <w:lvl w:ilvl="3">
+      <w:start w:val="13"/>
+      <w:numFmt w:val="decimal"/>
+      <w:lvlText w:val="%4."/>
+      <w:lvlJc w:val="left"/>
+      <w:pPr>
+        <w:ind w:left="2880" w:hanging="360"/>
+      </w:pPr>
+    </w:lvl>
+    <w:lvl w:ilvl="4">
+      <w:start w:val="13"/>
+      <w:numFmt w:val="decimal"/>
+      <w:lvlText w:val="%5."/>
+      <w:lvlJc w:val="left"/>
+      <w:pPr>
+        <w:ind w:left="3600" w:hanging="360"/>
+      </w:pPr>
+    </w:lvl>
+    <w:lvl w:ilvl="5">
+      <w:start w:val="13"/>
+      <w:numFmt w:val="decimal"/>
+      <w:lvlText w:val="%6."/>
+      <w:lvlJc w:val="left"/>
+      <w:pPr>
+        <w:ind w:left="4320" w:hanging="360"/>
+      </w:pPr>
+    </w:lvl>
+    <w:lvl w:ilvl="6">
+      <w:start w:val="13"/>
+      <w:numFmt w:val="decimal"/>
+      <w:lvlText w:val="%7."/>
+      <w:lvlJc w:val="left"/>
+      <w:pPr>
+        <w:ind w:left="5040" w:hanging="360"/>
+      </w:pPr>
+    </w:lvl>
+    <w:lvl w:ilvl="7">
+      <w:start w:val="13"/>
+      <w:numFmt w:val="decimal"/>
+      <w:lvlText w:val="%8."/>
+      <w:lvlJc w:val="left"/>
+      <w:pPr>
+        <w:ind w:left="5760" w:hanging="360"/>
+      </w:pPr>
+    </w:lvl>
+    <w:lvl w:ilvl="8">
+      <w:start w:val="13"/>
+      <w:numFmt w:val="decimal"/>
+      <w:lvlText w:val="%9."/>
+      <w:lvlJc w:val="left"/>
+      <w:pPr>
+        <w:ind w:left="6480" w:hanging="360"/>
+      </w:pPr>
+    </w:lvl>
+  </w:abstractNum>
+  <w:abstractNum w:abstractNumId="994116">
+    <w:nsid w:val="0A994116"/>
+    <w:multiLevelType w:val="multilevel"/>
+    <w:lvl w:ilvl="0">
+      <w:start w:val="16"/>
+      <w:numFmt w:val="decimal"/>
+      <w:lvlText w:val="%1."/>
+      <w:lvlJc w:val="left"/>
+      <w:pPr>
+        <w:ind w:left="720" w:hanging="360"/>
+      </w:pPr>
+    </w:lvl>
+    <w:lvl w:ilvl="1">
+      <w:start w:val="16"/>
+      <w:numFmt w:val="decimal"/>
+      <w:lvlText w:val="%2."/>
+      <w:lvlJc w:val="left"/>
+      <w:pPr>
+        <w:ind w:left="1440" w:hanging="360"/>
+      </w:pPr>
+    </w:lvl>
+    <w:lvl w:ilvl="2">
+      <w:start w:val="16"/>
+      <w:numFmt w:val="decimal"/>
+      <w:lvlText w:val="%3."/>
+      <w:lvlJc w:val="left"/>
+      <w:pPr>
+        <w:ind w:left="2160" w:hanging="360"/>
+      </w:pPr>
+    </w:lvl>
+    <w:lvl w:ilvl="3">
+      <w:start w:val="16"/>
+      <w:numFmt w:val="decimal"/>
+      <w:lvlText w:val="%4."/>
+      <w:lvlJc w:val="left"/>
+      <w:pPr>
+        <w:ind w:left="2880" w:hanging="360"/>
+      </w:pPr>
+    </w:lvl>
+    <w:lvl w:ilvl="4">
+      <w:start w:val="16"/>
+      <w:numFmt w:val="decimal"/>
+      <w:lvlText w:val="%5."/>
+      <w:lvlJc w:val="left"/>
+      <w:pPr>
+        <w:ind w:left="3600" w:hanging="360"/>
+      </w:pPr>
+    </w:lvl>
+    <w:lvl w:ilvl="5">
+      <w:start w:val="16"/>
+      <w:numFmt w:val="decimal"/>
+      <w:lvlText w:val="%6."/>
+      <w:lvlJc w:val="left"/>
+      <w:pPr>
+        <w:ind w:left="4320" w:hanging="360"/>
+      </w:pPr>
+    </w:lvl>
+    <w:lvl w:ilvl="6">
+      <w:start w:val="16"/>
+      <w:numFmt w:val="decimal"/>
+      <w:lvlText w:val="%7."/>
+      <w:lvlJc w:val="left"/>
+      <w:pPr>
+        <w:ind w:left="5040" w:hanging="360"/>
+      </w:pPr>
+    </w:lvl>
+    <w:lvl w:ilvl="7">
+      <w:start w:val="16"/>
+      <w:numFmt w:val="decimal"/>
+      <w:lvlText w:val="%8."/>
+      <w:lvlJc w:val="left"/>
+      <w:pPr>
+        <w:ind w:left="5760" w:hanging="360"/>
+      </w:pPr>
+    </w:lvl>
+    <w:lvl w:ilvl="8">
+      <w:start w:val="16"/>
+      <w:numFmt w:val="decimal"/>
+      <w:lvlText w:val="%9."/>
+      <w:lvlJc w:val="left"/>
+      <w:pPr>
+        <w:ind w:left="6480" w:hanging="360"/>
+      </w:pPr>
+    </w:lvl>
+  </w:abstractNum>
+  <w:abstractNum w:abstractNumId="994117">
+    <w:nsid w:val="0A994117"/>
+    <w:multiLevelType w:val="multilevel"/>
+    <w:lvl w:ilvl="0">
+      <w:start w:val="17"/>
+      <w:numFmt w:val="decimal"/>
+      <w:lvlText w:val="%1."/>
+      <w:lvlJc w:val="left"/>
+      <w:pPr>
+        <w:ind w:left="720" w:hanging="360"/>
+      </w:pPr>
+    </w:lvl>
+    <w:lvl w:ilvl="1">
+      <w:start w:val="17"/>
+      <w:numFmt w:val="decimal"/>
+      <w:lvlText w:val="%2."/>
+      <w:lvlJc w:val="left"/>
+      <w:pPr>
+        <w:ind w:left="1440" w:hanging="360"/>
+      </w:pPr>
+    </w:lvl>
+    <w:lvl w:ilvl="2">
+      <w:start w:val="17"/>
+      <w:numFmt w:val="decimal"/>
+      <w:lvlText w:val="%3."/>
+      <w:lvlJc w:val="left"/>
+      <w:pPr>
+        <w:ind w:left="2160" w:hanging="360"/>
+      </w:pPr>
+    </w:lvl>
+    <w:lvl w:ilvl="3">
+      <w:start w:val="17"/>
+      <w:numFmt w:val="decimal"/>
+      <w:lvlText w:val="%4."/>
+      <w:lvlJc w:val="left"/>
+      <w:pPr>
+        <w:ind w:left="2880" w:hanging="360"/>
+      </w:pPr>
+    </w:lvl>
+    <w:lvl w:ilvl="4">
+      <w:start w:val="17"/>
+      <w:numFmt w:val="decimal"/>
+      <w:lvlText w:val="%5."/>
+      <w:lvlJc w:val="left"/>
+      <w:pPr>
+        <w:ind w:left="3600" w:hanging="360"/>
+      </w:pPr>
+    </w:lvl>
+    <w:lvl w:ilvl="5">
+      <w:start w:val="17"/>
+      <w:numFmt w:val="decimal"/>
+      <w:lvlText w:val="%6."/>
+      <w:lvlJc w:val="left"/>
+      <w:pPr>
+        <w:ind w:left="4320" w:hanging="360"/>
+      </w:pPr>
+    </w:lvl>
+    <w:lvl w:ilvl="6">
+      <w:start w:val="17"/>
+      <w:numFmt w:val="decimal"/>
+      <w:lvlText w:val="%7."/>
+      <w:lvlJc w:val="left"/>
+      <w:pPr>
+        <w:ind w:left="5040" w:hanging="360"/>
+      </w:pPr>
+    </w:lvl>
+    <w:lvl w:ilvl="7">
+      <w:start w:val="17"/>
+      <w:numFmt w:val="decimal"/>
+      <w:lvlText w:val="%8."/>
+      <w:lvlJc w:val="left"/>
+      <w:pPr>
+        <w:ind w:left="5760" w:hanging="360"/>
+      </w:pPr>
+    </w:lvl>
+    <w:lvl w:ilvl="8">
+      <w:start w:val="17"/>
+      <w:numFmt w:val="decimal"/>
+      <w:lvlText w:val="%9."/>
+      <w:lvlJc w:val="left"/>
+      <w:pPr>
+        <w:ind w:left="6480" w:hanging="360"/>
+      </w:pPr>
     </w:lvl>
   </w:abstractNum>
   <w:num w:numId="1000">
     <w:abstractNumId w:val="990"/>
   </w:num>
   <w:num w:numId="1001">
+    <w:abstractNumId w:val="991"/>
+  </w:num>
+  <w:num w:numId="1002">
     <w:abstractNumId w:val="99411"/>
     <w:lvlOverride w:ilvl="0">
       <w:startOverride w:val="1"/>
@@ -15877,9 +16838,6 @@
       <w:startOverride w:val="1"/>
     </w:lvlOverride>
   </w:num>
-  <w:num w:numId="1002">
-    <w:abstractNumId w:val="991"/>
-  </w:num>
   <w:num w:numId="1003">
     <w:abstractNumId w:val="991"/>
   </w:num>
@@ -15887,6 +16845,198 @@
     <w:abstractNumId w:val="991"/>
   </w:num>
   <w:num w:numId="1005">
+    <w:abstractNumId w:val="991"/>
+  </w:num>
+  <w:num w:numId="1006">
+    <w:abstractNumId w:val="991"/>
+  </w:num>
+  <w:num w:numId="1007">
+    <w:abstractNumId w:val="991"/>
+  </w:num>
+  <w:num w:numId="1008">
+    <w:abstractNumId w:val="991"/>
+  </w:num>
+  <w:num w:numId="1009">
+    <w:abstractNumId w:val="991"/>
+  </w:num>
+  <w:num w:numId="1010">
+    <w:abstractNumId w:val="991"/>
+  </w:num>
+  <w:num w:numId="1011">
+    <w:abstractNumId w:val="994111"/>
+    <w:lvlOverride w:ilvl="0">
+      <w:startOverride w:val="11"/>
+    </w:lvlOverride>
+    <w:lvlOverride w:ilvl="1">
+      <w:startOverride w:val="11"/>
+    </w:lvlOverride>
+    <w:lvlOverride w:ilvl="2">
+      <w:startOverride w:val="11"/>
+    </w:lvlOverride>
+    <w:lvlOverride w:ilvl="3">
+      <w:startOverride w:val="11"/>
+    </w:lvlOverride>
+    <w:lvlOverride w:ilvl="4">
+      <w:startOverride w:val="11"/>
+    </w:lvlOverride>
+    <w:lvlOverride w:ilvl="5">
+      <w:startOverride w:val="11"/>
+    </w:lvlOverride>
+    <w:lvlOverride w:ilvl="6">
+      <w:startOverride w:val="11"/>
+    </w:lvlOverride>
+    <w:lvlOverride w:ilvl="7">
+      <w:startOverride w:val="11"/>
+    </w:lvlOverride>
+    <w:lvlOverride w:ilvl="8">
+      <w:startOverride w:val="11"/>
+    </w:lvlOverride>
+  </w:num>
+  <w:num w:numId="1012">
+    <w:abstractNumId w:val="991"/>
+  </w:num>
+  <w:num w:numId="1013">
+    <w:abstractNumId w:val="994112"/>
+    <w:lvlOverride w:ilvl="0">
+      <w:startOverride w:val="12"/>
+    </w:lvlOverride>
+    <w:lvlOverride w:ilvl="1">
+      <w:startOverride w:val="12"/>
+    </w:lvlOverride>
+    <w:lvlOverride w:ilvl="2">
+      <w:startOverride w:val="12"/>
+    </w:lvlOverride>
+    <w:lvlOverride w:ilvl="3">
+      <w:startOverride w:val="12"/>
+    </w:lvlOverride>
+    <w:lvlOverride w:ilvl="4">
+      <w:startOverride w:val="12"/>
+    </w:lvlOverride>
+    <w:lvlOverride w:ilvl="5">
+      <w:startOverride w:val="12"/>
+    </w:lvlOverride>
+    <w:lvlOverride w:ilvl="6">
+      <w:startOverride w:val="12"/>
+    </w:lvlOverride>
+    <w:lvlOverride w:ilvl="7">
+      <w:startOverride w:val="12"/>
+    </w:lvlOverride>
+    <w:lvlOverride w:ilvl="8">
+      <w:startOverride w:val="12"/>
+    </w:lvlOverride>
+  </w:num>
+  <w:num w:numId="1014">
+    <w:abstractNumId w:val="991"/>
+  </w:num>
+  <w:num w:numId="1015">
+    <w:abstractNumId w:val="994113"/>
+    <w:lvlOverride w:ilvl="0">
+      <w:startOverride w:val="13"/>
+    </w:lvlOverride>
+    <w:lvlOverride w:ilvl="1">
+      <w:startOverride w:val="13"/>
+    </w:lvlOverride>
+    <w:lvlOverride w:ilvl="2">
+      <w:startOverride w:val="13"/>
+    </w:lvlOverride>
+    <w:lvlOverride w:ilvl="3">
+      <w:startOverride w:val="13"/>
+    </w:lvlOverride>
+    <w:lvlOverride w:ilvl="4">
+      <w:startOverride w:val="13"/>
+    </w:lvlOverride>
+    <w:lvlOverride w:ilvl="5">
+      <w:startOverride w:val="13"/>
+    </w:lvlOverride>
+    <w:lvlOverride w:ilvl="6">
+      <w:startOverride w:val="13"/>
+    </w:lvlOverride>
+    <w:lvlOverride w:ilvl="7">
+      <w:startOverride w:val="13"/>
+    </w:lvlOverride>
+    <w:lvlOverride w:ilvl="8">
+      <w:startOverride w:val="13"/>
+    </w:lvlOverride>
+  </w:num>
+  <w:num w:numId="1016">
+    <w:abstractNumId w:val="991"/>
+  </w:num>
+  <w:num w:numId="1017">
+    <w:abstractNumId w:val="994116"/>
+    <w:lvlOverride w:ilvl="0">
+      <w:startOverride w:val="16"/>
+    </w:lvlOverride>
+    <w:lvlOverride w:ilvl="1">
+      <w:startOverride w:val="16"/>
+    </w:lvlOverride>
+    <w:lvlOverride w:ilvl="2">
+      <w:startOverride w:val="16"/>
+    </w:lvlOverride>
+    <w:lvlOverride w:ilvl="3">
+      <w:startOverride w:val="16"/>
+    </w:lvlOverride>
+    <w:lvlOverride w:ilvl="4">
+      <w:startOverride w:val="16"/>
+    </w:lvlOverride>
+    <w:lvlOverride w:ilvl="5">
+      <w:startOverride w:val="16"/>
+    </w:lvlOverride>
+    <w:lvlOverride w:ilvl="6">
+      <w:startOverride w:val="16"/>
+    </w:lvlOverride>
+    <w:lvlOverride w:ilvl="7">
+      <w:startOverride w:val="16"/>
+    </w:lvlOverride>
+    <w:lvlOverride w:ilvl="8">
+      <w:startOverride w:val="16"/>
+    </w:lvlOverride>
+  </w:num>
+  <w:num w:numId="1018">
+    <w:abstractNumId w:val="991"/>
+  </w:num>
+  <w:num w:numId="1019">
+    <w:abstractNumId w:val="994117"/>
+    <w:lvlOverride w:ilvl="0">
+      <w:startOverride w:val="17"/>
+    </w:lvlOverride>
+    <w:lvlOverride w:ilvl="1">
+      <w:startOverride w:val="17"/>
+    </w:lvlOverride>
+    <w:lvlOverride w:ilvl="2">
+      <w:startOverride w:val="17"/>
+    </w:lvlOverride>
+    <w:lvlOverride w:ilvl="3">
+      <w:startOverride w:val="17"/>
+    </w:lvlOverride>
+    <w:lvlOverride w:ilvl="4">
+      <w:startOverride w:val="17"/>
+    </w:lvlOverride>
+    <w:lvlOverride w:ilvl="5">
+      <w:startOverride w:val="17"/>
+    </w:lvlOverride>
+    <w:lvlOverride w:ilvl="6">
+      <w:startOverride w:val="17"/>
+    </w:lvlOverride>
+    <w:lvlOverride w:ilvl="7">
+      <w:startOverride w:val="17"/>
+    </w:lvlOverride>
+    <w:lvlOverride w:ilvl="8">
+      <w:startOverride w:val="17"/>
+    </w:lvlOverride>
+  </w:num>
+  <w:num w:numId="1020">
+    <w:abstractNumId w:val="991"/>
+  </w:num>
+  <w:num w:numId="1021">
+    <w:abstractNumId w:val="991"/>
+  </w:num>
+  <w:num w:numId="1022">
+    <w:abstractNumId w:val="991"/>
+  </w:num>
+  <w:num w:numId="1023">
+    <w:abstractNumId w:val="991"/>
+  </w:num>
+  <w:num w:numId="1024">
     <w:abstractNumId w:val="99411"/>
     <w:lvlOverride w:ilvl="0">
       <w:startOverride w:val="1"/>
@@ -15916,25 +17066,25 @@
       <w:startOverride w:val="1"/>
     </w:lvlOverride>
   </w:num>
-  <w:num w:numId="1006">
+  <w:num w:numId="1025">
     <w:abstractNumId w:val="991"/>
   </w:num>
-  <w:num w:numId="1007">
+  <w:num w:numId="1026">
     <w:abstractNumId w:val="991"/>
   </w:num>
-  <w:num w:numId="1008">
+  <w:num w:numId="1027">
     <w:abstractNumId w:val="991"/>
   </w:num>
-  <w:num w:numId="1009">
+  <w:num w:numId="1028">
     <w:abstractNumId w:val="991"/>
   </w:num>
-  <w:num w:numId="1010">
+  <w:num w:numId="1029">
     <w:abstractNumId w:val="991"/>
   </w:num>
-  <w:num w:numId="1011">
+  <w:num w:numId="1030">
     <w:abstractNumId w:val="991"/>
   </w:num>
-  <w:num w:numId="1012">
+  <w:num w:numId="1031">
     <w:abstractNumId w:val="99411"/>
     <w:lvlOverride w:ilvl="0">
       <w:startOverride w:val="1"/>
@@ -15964,16 +17114,16 @@
       <w:startOverride w:val="1"/>
     </w:lvlOverride>
   </w:num>
-  <w:num w:numId="1013">
+  <w:num w:numId="1032">
     <w:abstractNumId w:val="991"/>
   </w:num>
-  <w:num w:numId="1014">
+  <w:num w:numId="1033">
     <w:abstractNumId w:val="991"/>
   </w:num>
-  <w:num w:numId="1015">
+  <w:num w:numId="1034">
     <w:abstractNumId w:val="991"/>
   </w:num>
-  <w:num w:numId="1016">
+  <w:num w:numId="1035">
     <w:abstractNumId w:val="99411"/>
     <w:lvlOverride w:ilvl="0">
       <w:startOverride w:val="1"/>
@@ -16003,31 +17153,31 @@
       <w:startOverride w:val="1"/>
     </w:lvlOverride>
   </w:num>
-  <w:num w:numId="1017">
+  <w:num w:numId="1036">
     <w:abstractNumId w:val="991"/>
   </w:num>
-  <w:num w:numId="1018">
+  <w:num w:numId="1037">
     <w:abstractNumId w:val="991"/>
   </w:num>
-  <w:num w:numId="1019">
+  <w:num w:numId="1038">
     <w:abstractNumId w:val="991"/>
   </w:num>
-  <w:num w:numId="1020">
+  <w:num w:numId="1039">
     <w:abstractNumId w:val="991"/>
   </w:num>
-  <w:num w:numId="1021">
+  <w:num w:numId="1040">
     <w:abstractNumId w:val="991"/>
   </w:num>
-  <w:num w:numId="1022">
+  <w:num w:numId="1041">
     <w:abstractNumId w:val="991"/>
   </w:num>
-  <w:num w:numId="1023">
+  <w:num w:numId="1042">
     <w:abstractNumId w:val="991"/>
   </w:num>
-  <w:num w:numId="1024">
+  <w:num w:numId="1043">
     <w:abstractNumId w:val="991"/>
   </w:num>
-  <w:num w:numId="1025">
+  <w:num w:numId="1044">
     <w:abstractNumId w:val="991"/>
   </w:num>
 </w:numbering>

--- a/docs/standards/word/SECURE-DEVELOPMENT.docx
+++ b/docs/standards/word/SECURE-DEVELOPMENT.docx
@@ -419,7 +419,7 @@
         <w:pStyle w:val="FirstParagraph"/>
       </w:pPr>
       <w:r>
-        <w:t xml:space="preserve">The numbered sections are the rules. What sits before them is what this costs and where to start; what sits after them is where each rule came from and what may be claimed. Subsections are listed under the section that holds them.</w:t>
+        <w:t xml:space="preserve">The numbered sections are the rules. What sits before and after them is context for reading them. Subsections are listed under the section that holds them.</w:t>
       </w:r>
     </w:p>
     <w:p>

--- a/docs/standards/word/SECURE-DEVELOPMENT.docx
+++ b/docs/standards/word/SECURE-DEVELOPMENT.docx
@@ -3349,7 +3349,7 @@
               <w:pStyle w:val="Compact"/>
             </w:pPr>
             <w:r>
-              <w:t xml:space="preserve">No retention default, because nothing is retained: rotation replaces the value and the store discards the previous one. Rotation is the deletion path, which is why the interval is the number to write down</w:t>
+              <w:t xml:space="preserve">No retention default, because nothing is retained: rotation replaces the value and the store discards the previous one. Rotation is the documented deletion path</w:t>
             </w:r>
           </w:p>
         </w:tc>

--- a/docs/standards/word/SECURE-DEVELOPMENT.docx
+++ b/docs/standards/word/SECURE-DEVELOPMENT.docx
@@ -2638,7 +2638,36 @@
         <w:t xml:space="preserve"> </w:t>
       </w:r>
       <w:r>
-        <w:t xml:space="preserve">The two columns above have no room</w:t>
+        <w:t xml:space="preserve">(The first of the bracketed marks:</w:t>
+      </w:r>
+      <w:r>
+        <w:t xml:space="preserve"> </w:t>
+      </w:r>
+      <w:r>
+        <w:t xml:space="preserve">the source raised the topic, and the rule as written is ours.</w:t>
+      </w:r>
+      <w:r>
+        <w:t xml:space="preserve"> </w:t>
+      </w:r>
+      <w:hyperlink w:anchor="where-the-rules-come-from">
+        <w:r>
+          <w:rPr>
+            <w:rStyle w:val="Hyperlink"/>
+          </w:rPr>
+          <w:t xml:space="preserve">Where the rules come from</w:t>
+        </w:r>
+      </w:hyperlink>
+      <w:r>
+        <w:t xml:space="preserve"> </w:t>
+      </w:r>
+      <w:r>
+        <w:t xml:space="preserve">defines this one and the other two.) The two</w:t>
+      </w:r>
+      <w:r>
+        <w:t xml:space="preserve"> </w:t>
+      </w:r>
+      <w:r>
+        <w:t xml:space="preserve">columns above have no room</w:t>
       </w:r>
       <w:r>
         <w:t xml:space="preserve"> </w:t>

--- a/docs/standards/word/SECURE-DEVELOPMENT.docx
+++ b/docs/standards/word/SECURE-DEVELOPMENT.docx
@@ -101,13 +101,13 @@
         </w:pict>
       </w:r>
     </w:p>
-    <w:bookmarkStart w:id="12" w:name="in-short"/>
+    <w:bookmarkStart w:id="12" w:name="tldrbluf"/>
     <w:p>
       <w:pPr>
         <w:pStyle w:val="Heading2"/>
       </w:pPr>
       <w:r>
-        <w:t xml:space="preserve">In short</w:t>
+        <w:t xml:space="preserve">TLDR/BLUF</w:t>
       </w:r>
     </w:p>
     <w:p>
@@ -426,12 +426,12 @@
       <w:pPr>
         <w:pStyle w:val="BodyText"/>
       </w:pPr>
-      <w:hyperlink w:anchor="in-short">
+      <w:hyperlink w:anchor="tldrbluf">
         <w:r>
           <w:rPr>
             <w:rStyle w:val="Hyperlink"/>
           </w:rPr>
-          <w:t xml:space="preserve">In short</w:t>
+          <w:t xml:space="preserve">TLDR/BLUF</w:t>
         </w:r>
       </w:hyperlink>
       <w:r>

--- a/docs/standards/word/SECURE-DEVELOPMENT.docx
+++ b/docs/standards/word/SECURE-DEVELOPMENT.docx
@@ -28,7 +28,7 @@
         </w:p>
       </w:sdtContent>
     </w:sdt>
-    <w:bookmarkStart w:id="78" w:name="X5370d31d3472698b00807739590c410bbd140c1"/>
+    <w:bookmarkStart w:id="77" w:name="X5370d31d3472698b00807739590c410bbd140c1"/>
     <w:p>
       <w:pPr>
         <w:pStyle w:val="Heading1"/>
@@ -338,24 +338,7 @@
         <w:t xml:space="preserve"> </w:t>
       </w:r>
       <w:r>
-        <w:t xml:space="preserve">sets the rest of the order,</w:t>
-      </w:r>
-      <w:r>
-        <w:t xml:space="preserve"> </w:t>
-      </w:r>
-      <w:hyperlink w:anchor="how-this-page-is-organized">
-        <w:r>
-          <w:rPr>
-            <w:rStyle w:val="Hyperlink"/>
-          </w:rPr>
-          <w:t xml:space="preserve">How this page is organized</w:t>
-        </w:r>
-      </w:hyperlink>
-      <w:r>
-        <w:t xml:space="preserve"> </w:t>
-      </w:r>
-      <w:r>
-        <w:t xml:space="preserve">is the map, and</w:t>
+        <w:t xml:space="preserve">sets the rest of the order, and</w:t>
       </w:r>
       <w:r>
         <w:t xml:space="preserve"> </w:t>
@@ -405,103 +388,14 @@
       </w:r>
     </w:p>
     <w:bookmarkEnd w:id="12"/>
-    <w:bookmarkStart w:id="13" w:name="how-this-page-is-organized"/>
+    <w:bookmarkStart w:id="13" w:name="what-you-get"/>
     <w:p>
       <w:pPr>
         <w:pStyle w:val="Heading2"/>
       </w:pPr>
       <w:r>
-        <w:t xml:space="preserve">How this page is organized</w:t>
-      </w:r>
-    </w:p>
-    <w:p>
-      <w:pPr>
-        <w:pStyle w:val="FirstParagraph"/>
-      </w:pPr>
-      <w:r>
-        <w:t xml:space="preserve">The numbered sections are the rules. What sits before and after them is context for reading them. Subsections are listed under the section that holds them.</w:t>
-      </w:r>
-    </w:p>
-    <w:p>
-      <w:pPr>
-        <w:pStyle w:val="BodyText"/>
-      </w:pPr>
-      <w:hyperlink w:anchor="tldrbluf">
-        <w:r>
-          <w:rPr>
-            <w:rStyle w:val="Hyperlink"/>
-          </w:rPr>
-          <w:t xml:space="preserve">TLDR/BLUF</w:t>
-        </w:r>
-      </w:hyperlink>
-      <w:r>
-        <w:t xml:space="preserve"> </w:t>
-      </w:r>
-      <w:r>
-        <w:t xml:space="preserve">--</w:t>
-      </w:r>
-      <w:r>
-        <w:t xml:space="preserve"> </w:t>
-      </w:r>
-      <w:hyperlink w:anchor="what-you-get">
-        <w:r>
-          <w:rPr>
-            <w:rStyle w:val="Hyperlink"/>
-          </w:rPr>
-          <w:t xml:space="preserve">What you get</w:t>
-        </w:r>
-      </w:hyperlink>
-      <w:r>
-        <w:t xml:space="preserve"> </w:t>
-      </w:r>
-      <w:r>
-        <w:t xml:space="preserve">--</w:t>
-      </w:r>
-      <w:r>
-        <w:t xml:space="preserve"> </w:t>
-      </w:r>
-      <w:hyperlink w:anchor="what-this-costs-you">
-        <w:r>
-          <w:rPr>
-            <w:rStyle w:val="Hyperlink"/>
-          </w:rPr>
-          <w:t xml:space="preserve">What this costs you</w:t>
-        </w:r>
-      </w:hyperlink>
-      <w:r>
-        <w:t xml:space="preserve"> </w:t>
-      </w:r>
-      <w:r>
-        <w:t xml:space="preserve">--</w:t>
-      </w:r>
-      <w:r>
-        <w:t xml:space="preserve"> </w:t>
-      </w:r>
-      <w:hyperlink w:anchor="how-to-adopt-this">
-        <w:r>
-          <w:rPr>
-            <w:rStyle w:val="Hyperlink"/>
-          </w:rPr>
-          <w:t xml:space="preserve">How to adopt this</w:t>
-        </w:r>
-      </w:hyperlink>
-      <w:r>
-        <w:t xml:space="preserve"> </w:t>
-      </w:r>
-      <w:r>
-        <w:t xml:space="preserve">--</w:t>
-      </w:r>
-      <w:r>
-        <w:t xml:space="preserve"> </w:t>
-      </w:r>
-      <w:hyperlink w:anchor="X72e8a7b0eb017be1b6be4ce9a7aa4c29f34647f">
-        <w:r>
-          <w:rPr>
-            <w:rStyle w:val="Hyperlink"/>
-          </w:rPr>
-          <w:t xml:space="preserve">The shape: two layers, and the second is where the defects are</w:t>
-        </w:r>
-      </w:hyperlink>
+        <w:t xml:space="preserve">What you get</w:t>
+      </w:r>
     </w:p>
     <w:p>
       <w:pPr>
@@ -512,33 +406,186 @@
         </w:numPr>
       </w:pPr>
       <w:r>
-        <w:t xml:space="preserve">Under</w:t>
-      </w:r>
-      <w:r>
-        <w:t xml:space="preserve"> </w:t>
-      </w:r>
-      <w:hyperlink w:anchor="what-this-costs-you">
-        <w:r>
-          <w:rPr>
-            <w:rStyle w:val="Hyperlink"/>
-          </w:rPr>
-          <w:t xml:space="preserve">What this costs you</w:t>
-        </w:r>
-      </w:hyperlink>
-      <w:r>
-        <w:t xml:space="preserve">:</w:t>
-      </w:r>
-      <w:r>
-        <w:t xml:space="preserve"> </w:t>
-      </w:r>
-      <w:hyperlink w:anchor="where-this-does-not-apply">
-        <w:r>
-          <w:rPr>
-            <w:rStyle w:val="Hyperlink"/>
-          </w:rPr>
-          <w:t xml:space="preserve">Where this does not apply</w:t>
-        </w:r>
-      </w:hyperlink>
+        <w:t xml:space="preserve">A written ownership split. One table saying what the producing project owns and what the</w:t>
+      </w:r>
+      <w:r>
+        <w:t xml:space="preserve"> </w:t>
+      </w:r>
+      <w:r>
+        <w:t xml:space="preserve">operating organization owns, so a control cannot end up unowned because each side assumed the</w:t>
+      </w:r>
+      <w:r>
+        <w:t xml:space="preserve"> </w:t>
+      </w:r>
+      <w:r>
+        <w:t xml:space="preserve">other had it.</w:t>
+      </w:r>
+    </w:p>
+    <w:p>
+      <w:pPr>
+        <w:pStyle w:val="Compact"/>
+        <w:numPr>
+          <w:ilvl w:val="0"/>
+          <w:numId w:val="1001"/>
+        </w:numPr>
+      </w:pPr>
+      <w:r>
+        <w:t xml:space="preserve">Review with something to check against. A per-boundary threat model turns "does this change</w:t>
+      </w:r>
+      <w:r>
+        <w:t xml:space="preserve"> </w:t>
+      </w:r>
+      <w:r>
+        <w:t xml:space="preserve">look secure" into "which boundary does this touch, and does its named mitigation still hold". A</w:t>
+      </w:r>
+      <w:r>
+        <w:t xml:space="preserve"> </w:t>
+      </w:r>
+      <w:r>
+        <w:t xml:space="preserve">missing control then shows up as a gap in an enumeration rather than as something nobody thought</w:t>
+      </w:r>
+      <w:r>
+        <w:t xml:space="preserve"> </w:t>
+      </w:r>
+      <w:r>
+        <w:t xml:space="preserve">of.</w:t>
+      </w:r>
+    </w:p>
+    <w:p>
+      <w:pPr>
+        <w:pStyle w:val="Compact"/>
+        <w:numPr>
+          <w:ilvl w:val="0"/>
+          <w:numId w:val="1001"/>
+        </w:numPr>
+      </w:pPr>
+      <w:r>
+        <w:t xml:space="preserve">A finite secure-coding list. A reviewer, human or automated, gets a bounded set of questions</w:t>
+      </w:r>
+      <w:r>
+        <w:t xml:space="preserve"> </w:t>
+      </w:r>
+      <w:r>
+        <w:t xml:space="preserve">instead of an unanswerable one.</w:t>
+      </w:r>
+    </w:p>
+    <w:p>
+      <w:pPr>
+        <w:pStyle w:val="Compact"/>
+        <w:numPr>
+          <w:ilvl w:val="0"/>
+          <w:numId w:val="1001"/>
+        </w:numPr>
+      </w:pPr>
+      <w:r>
+        <w:t xml:space="preserve">An honest read of your own pipeline. Two layers, weighted differently, with a plain statement</w:t>
+      </w:r>
+      <w:r>
+        <w:t xml:space="preserve"> </w:t>
+      </w:r>
+      <w:r>
+        <w:t xml:space="preserve">of what a green run has and has not established. Effort goes to the layer that is actually</w:t>
+      </w:r>
+      <w:r>
+        <w:t xml:space="preserve"> </w:t>
+      </w:r>
+      <w:r>
+        <w:t xml:space="preserve">missing rather than to a ninth scanner.</w:t>
+      </w:r>
+    </w:p>
+    <w:p>
+      <w:pPr>
+        <w:pStyle w:val="Compact"/>
+        <w:numPr>
+          <w:ilvl w:val="0"/>
+          <w:numId w:val="1001"/>
+        </w:numPr>
+      </w:pPr>
+      <w:r>
+        <w:t xml:space="preserve">A release gate that is a checklist, not a debate. Defined pass and fail conditions, so the</w:t>
+      </w:r>
+      <w:r>
+        <w:t xml:space="preserve"> </w:t>
+      </w:r>
+      <w:r>
+        <w:t xml:space="preserve">conditions under which you shipped are recoverable afterwards.</w:t>
+      </w:r>
+    </w:p>
+    <w:p>
+      <w:pPr>
+        <w:pStyle w:val="Compact"/>
+        <w:numPr>
+          <w:ilvl w:val="0"/>
+          <w:numId w:val="1001"/>
+        </w:numPr>
+      </w:pPr>
+      <w:r>
+        <w:t xml:space="preserve">Artifacts an adopter can verify without trusting your description of your process -- build</w:t>
+      </w:r>
+      <w:r>
+        <w:t xml:space="preserve"> </w:t>
+      </w:r>
+      <w:r>
+        <w:t xml:space="preserve">provenance, an attestation over the artifact digest, a component inventory, a published digest</w:t>
+      </w:r>
+      <w:r>
+        <w:t xml:space="preserve"> </w:t>
+      </w:r>
+      <w:r>
+        <w:t xml:space="preserve">manifest with the offline verification path documented.</w:t>
+      </w:r>
+    </w:p>
+    <w:p>
+      <w:pPr>
+        <w:pStyle w:val="Compact"/>
+        <w:numPr>
+          <w:ilvl w:val="0"/>
+          <w:numId w:val="1001"/>
+        </w:numPr>
+      </w:pPr>
+      <w:r>
+        <w:t xml:space="preserve">A posture you can publish when you cannot meet every requirement. Dated deviations, named</w:t>
+      </w:r>
+      <w:r>
+        <w:t xml:space="preserve"> </w:t>
+      </w:r>
+      <w:r>
+        <w:t xml:space="preserve">compensating controls, and a trigger that ends each one -- instead of either overclaiming or</w:t>
+      </w:r>
+      <w:r>
+        <w:t xml:space="preserve"> </w:t>
+      </w:r>
+      <w:r>
+        <w:t xml:space="preserve">quietly having a gap.</w:t>
+      </w:r>
+    </w:p>
+    <w:p>
+      <w:pPr>
+        <w:pStyle w:val="Compact"/>
+        <w:numPr>
+          <w:ilvl w:val="0"/>
+          <w:numId w:val="1001"/>
+        </w:numPr>
+      </w:pPr>
+      <w:r>
+        <w:t xml:space="preserve">Wording that survives a reviewer. Phrases you can use, phrases you cannot, and the reason, so</w:t>
+      </w:r>
+      <w:r>
+        <w:t xml:space="preserve"> </w:t>
+      </w:r>
+      <w:r>
+        <w:t xml:space="preserve">publishing a security page does not accidentally assert a certification that does not exist.</w:t>
+      </w:r>
+    </w:p>
+    <w:bookmarkEnd w:id="13"/>
+    <w:bookmarkStart w:id="15" w:name="what-this-costs-you"/>
+    <w:p>
+      <w:pPr>
+        <w:pStyle w:val="Heading2"/>
+      </w:pPr>
+      <w:r>
+        <w:t xml:space="preserve">What this costs you</w:t>
+      </w:r>
     </w:p>
     <w:p>
       <w:pPr>
@@ -548,48 +595,21 @@
           <w:numId w:val="1002"/>
         </w:numPr>
       </w:pPr>
-      <w:hyperlink w:anchor="Xf8794b0126bc78285fb10778097a0695650e57d">
-        <w:r>
-          <w:rPr>
-            <w:rStyle w:val="Hyperlink"/>
-          </w:rPr>
-          <w:t xml:space="preserve">Shared responsibility: write the split down first</w:t>
-        </w:r>
-      </w:hyperlink>
-    </w:p>
-    <w:p>
-      <w:pPr>
-        <w:pStyle w:val="Compact"/>
-        <w:numPr>
-          <w:ilvl w:val="1"/>
-          <w:numId w:val="1003"/>
-        </w:numPr>
-      </w:pPr>
-      <w:hyperlink w:anchor="X4ca1e2b74cbf9e5a534c776f2934c8292145685">
-        <w:r>
-          <w:rPr>
-            <w:rStyle w:val="Hyperlink"/>
-          </w:rPr>
-          <w:t xml:space="preserve">The third participant: services neither column owns</w:t>
-        </w:r>
-      </w:hyperlink>
-      <w:r>
-        <w:t xml:space="preserve"> </w:t>
-      </w:r>
-      <w:r>
-        <w:t xml:space="preserve">--</w:t>
-      </w:r>
-      <w:r>
-        <w:t xml:space="preserve"> </w:t>
-      </w:r>
-      <w:hyperlink w:anchor="X5d46b3bfadc8b2b87d8791de125bb6253b37e18">
-        <w:r>
-          <w:rPr>
-            <w:rStyle w:val="Hyperlink"/>
-          </w:rPr>
-          <w:t xml:space="preserve">What "restricted data" means here, exactly once</w:t>
-        </w:r>
-      </w:hyperlink>
+      <w:r>
+        <w:t xml:space="preserve">Calendar time in two places that resist automation. Threat modeling happens before the build,</w:t>
+      </w:r>
+      <w:r>
+        <w:t xml:space="preserve"> </w:t>
+      </w:r>
+      <w:r>
+        <w:t xml:space="preserve">and vulnerability response has to be rehearsed end to end at least once. Neither can be discharged</w:t>
+      </w:r>
+      <w:r>
+        <w:t xml:space="preserve"> </w:t>
+      </w:r>
+      <w:r>
+        <w:t xml:space="preserve">by a passing check.</w:t>
+      </w:r>
     </w:p>
     <w:p>
       <w:pPr>
@@ -599,1069 +619,6 @@
           <w:numId w:val="1002"/>
         </w:numPr>
       </w:pPr>
-      <w:hyperlink w:anchor="Xac02c7d32d5bb277c9e44f3436addfe1b1747df">
-        <w:r>
-          <w:rPr>
-            <w:rStyle w:val="Hyperlink"/>
-          </w:rPr>
-          <w:t xml:space="preserve">Threat model each trust boundary before you build it</w:t>
-        </w:r>
-      </w:hyperlink>
-    </w:p>
-    <w:p>
-      <w:pPr>
-        <w:pStyle w:val="Compact"/>
-        <w:numPr>
-          <w:ilvl w:val="1"/>
-          <w:numId w:val="1004"/>
-        </w:numPr>
-      </w:pPr>
-      <w:hyperlink w:anchor="Xbe20b8a6bd9af0d1e04ce040fc03c6beb08f178">
-        <w:r>
-          <w:rPr>
-            <w:rStyle w:val="Hyperlink"/>
-          </w:rPr>
-          <w:t xml:space="preserve">A diagram without marked trust boundaries is not a security artifact</w:t>
-        </w:r>
-      </w:hyperlink>
-      <w:r>
-        <w:t xml:space="preserve"> </w:t>
-      </w:r>
-      <w:r>
-        <w:t xml:space="preserve">--</w:t>
-      </w:r>
-      <w:r>
-        <w:t xml:space="preserve"> </w:t>
-      </w:r>
-      <w:hyperlink w:anchor="Xe95926782a39bd4a0ad092566161170b8cb2e98">
-        <w:r>
-          <w:rPr>
-            <w:rStyle w:val="Hyperlink"/>
-          </w:rPr>
-          <w:t xml:space="preserve">Execution boundaries need the longest look</w:t>
-        </w:r>
-      </w:hyperlink>
-    </w:p>
-    <w:p>
-      <w:pPr>
-        <w:pStyle w:val="Compact"/>
-        <w:numPr>
-          <w:ilvl w:val="0"/>
-          <w:numId w:val="1002"/>
-        </w:numPr>
-      </w:pPr>
-      <w:hyperlink w:anchor="X856bc933e26f1c9456cb19e64981d263d6663dc">
-        <w:r>
-          <w:rPr>
-            <w:rStyle w:val="Hyperlink"/>
-          </w:rPr>
-          <w:t xml:space="preserve">Secure coding: the finite list a review can check</w:t>
-        </w:r>
-      </w:hyperlink>
-    </w:p>
-    <w:p>
-      <w:pPr>
-        <w:pStyle w:val="Compact"/>
-        <w:numPr>
-          <w:ilvl w:val="0"/>
-          <w:numId w:val="1002"/>
-        </w:numPr>
-      </w:pPr>
-      <w:hyperlink w:anchor="Xd0d2e3c2022a6968f9346992769e0293d735ca2">
-        <w:r>
-          <w:rPr>
-            <w:rStyle w:val="Hyperlink"/>
-          </w:rPr>
-          <w:t xml:space="preserve">Review, and what to do when there is no second reviewer</w:t>
-        </w:r>
-      </w:hyperlink>
-    </w:p>
-    <w:p>
-      <w:pPr>
-        <w:pStyle w:val="Compact"/>
-        <w:numPr>
-          <w:ilvl w:val="1"/>
-          <w:numId w:val="1005"/>
-        </w:numPr>
-      </w:pPr>
-      <w:hyperlink w:anchor="X201f980f972ea0e4b6566ffddea29bd74691ffd">
-        <w:r>
-          <w:rPr>
-            <w:rStyle w:val="Hyperlink"/>
-          </w:rPr>
-          <w:t xml:space="preserve">Self-review is a documented deviation, not a satisfied control</w:t>
-        </w:r>
-      </w:hyperlink>
-      <w:r>
-        <w:t xml:space="preserve"> </w:t>
-      </w:r>
-      <w:r>
-        <w:t xml:space="preserve">--</w:t>
-      </w:r>
-      <w:r>
-        <w:t xml:space="preserve"> </w:t>
-      </w:r>
-      <w:hyperlink w:anchor="Xd0ccc971424be3bfc158f34270074304d1beac4">
-        <w:r>
-          <w:rPr>
-            <w:rStyle w:val="Hyperlink"/>
-          </w:rPr>
-          <w:t xml:space="preserve">The confidence effect bites hardest in self-review</w:t>
-        </w:r>
-      </w:hyperlink>
-      <w:r>
-        <w:t xml:space="preserve"> </w:t>
-      </w:r>
-      <w:r>
-        <w:t xml:space="preserve">--</w:t>
-      </w:r>
-      <w:r>
-        <w:t xml:space="preserve"> </w:t>
-      </w:r>
-      <w:hyperlink w:anchor="X8df9a15527c9258113a544c92aa72dbd7dd03b7">
-        <w:r>
-          <w:rPr>
-            <w:rStyle w:val="Hyperlink"/>
-          </w:rPr>
-          <w:t xml:space="preserve">The comprehension bar, and two additions to it</w:t>
-        </w:r>
-      </w:hyperlink>
-    </w:p>
-    <w:p>
-      <w:pPr>
-        <w:pStyle w:val="Compact"/>
-        <w:numPr>
-          <w:ilvl w:val="0"/>
-          <w:numId w:val="1002"/>
-        </w:numPr>
-      </w:pPr>
-      <w:hyperlink w:anchor="Xa04daca1c49463ed52ff2475309af2fe8799704">
-        <w:r>
-          <w:rPr>
-            <w:rStyle w:val="Hyperlink"/>
-          </w:rPr>
-          <w:t xml:space="preserve">Scanner posture: what blocks, what advises, what may never be waived</w:t>
-        </w:r>
-      </w:hyperlink>
-    </w:p>
-    <w:p>
-      <w:pPr>
-        <w:pStyle w:val="Compact"/>
-        <w:numPr>
-          <w:ilvl w:val="1"/>
-          <w:numId w:val="1006"/>
-        </w:numPr>
-      </w:pPr>
-      <w:hyperlink w:anchor="what-must-block-and-may-not-be-waived">
-        <w:r>
-          <w:rPr>
-            <w:rStyle w:val="Hyperlink"/>
-          </w:rPr>
-          <w:t xml:space="preserve">What must block, and may not be waived</w:t>
-        </w:r>
-      </w:hyperlink>
-      <w:r>
-        <w:t xml:space="preserve"> </w:t>
-      </w:r>
-      <w:r>
-        <w:t xml:space="preserve">--</w:t>
-      </w:r>
-      <w:r>
-        <w:t xml:space="preserve"> </w:t>
-      </w:r>
-      <w:hyperlink w:anchor="X528d297cbcf16dcf6f2bd452949bcc76bc0bc37">
-        <w:r>
-          <w:rPr>
-            <w:rStyle w:val="Hyperlink"/>
-          </w:rPr>
-          <w:t xml:space="preserve">Dynamic testing: an event trigger, and a written record of what no trigger reached</w:t>
-        </w:r>
-      </w:hyperlink>
-      <w:r>
-        <w:t xml:space="preserve"> </w:t>
-      </w:r>
-      <w:r>
-        <w:t xml:space="preserve">--</w:t>
-      </w:r>
-      <w:r>
-        <w:t xml:space="preserve"> </w:t>
-      </w:r>
-      <w:hyperlink w:anchor="X8e84579fd545af19ab8cb79c93491972da372eb">
-        <w:r>
-          <w:rPr>
-            <w:rStyle w:val="Hyperlink"/>
-          </w:rPr>
-          <w:t xml:space="preserve">Three additions specific to a security posture</w:t>
-        </w:r>
-      </w:hyperlink>
-      <w:r>
-        <w:t xml:space="preserve"> </w:t>
-      </w:r>
-      <w:r>
-        <w:t xml:space="preserve">--</w:t>
-      </w:r>
-      <w:r>
-        <w:t xml:space="preserve"> </w:t>
-      </w:r>
-      <w:hyperlink w:anchor="the-security-anti-metrics">
-        <w:r>
-          <w:rPr>
-            <w:rStyle w:val="Hyperlink"/>
-          </w:rPr>
-          <w:t xml:space="preserve">The security anti-metrics</w:t>
-        </w:r>
-      </w:hyperlink>
-    </w:p>
-    <w:p>
-      <w:pPr>
-        <w:pStyle w:val="Compact"/>
-        <w:numPr>
-          <w:ilvl w:val="0"/>
-          <w:numId w:val="1002"/>
-        </w:numPr>
-      </w:pPr>
-      <w:hyperlink w:anchor="X008abd79804448b13ff485fe9ff5830c953e411">
-        <w:r>
-          <w:rPr>
-            <w:rStyle w:val="Hyperlink"/>
-          </w:rPr>
-          <w:t xml:space="preserve">Secrets and repository hygiene</w:t>
-        </w:r>
-      </w:hyperlink>
-    </w:p>
-    <w:p>
-      <w:pPr>
-        <w:pStyle w:val="Compact"/>
-        <w:numPr>
-          <w:ilvl w:val="0"/>
-          <w:numId w:val="1002"/>
-        </w:numPr>
-      </w:pPr>
-      <w:hyperlink w:anchor="X14e6323bcf6e9b0e8faa6bdd21b76d13cd211dd">
-        <w:r>
-          <w:rPr>
-            <w:rStyle w:val="Hyperlink"/>
-          </w:rPr>
-          <w:t xml:space="preserve">Secure defaults, and the opt-in that must be explicit</w:t>
-        </w:r>
-      </w:hyperlink>
-    </w:p>
-    <w:p>
-      <w:pPr>
-        <w:pStyle w:val="Compact"/>
-        <w:numPr>
-          <w:ilvl w:val="1"/>
-          <w:numId w:val="1007"/>
-        </w:numPr>
-      </w:pPr>
-      <w:hyperlink w:anchor="Xb97d7c0c1ae0709af64fd2b41a96e8b87e7072c">
-        <w:r>
-          <w:rPr>
-            <w:rStyle w:val="Hyperlink"/>
-          </w:rPr>
-          <w:t xml:space="preserve">Synthetic data by default in anything that is not production</w:t>
-        </w:r>
-      </w:hyperlink>
-      <w:r>
-        <w:t xml:space="preserve"> </w:t>
-      </w:r>
-      <w:r>
-        <w:t xml:space="preserve">--</w:t>
-      </w:r>
-      <w:r>
-        <w:t xml:space="preserve"> </w:t>
-      </w:r>
-      <w:hyperlink w:anchor="X4eda1cea0fbf2b691f9051769e165ce2d910452">
-        <w:r>
-          <w:rPr>
-            <w:rStyle w:val="Hyperlink"/>
-          </w:rPr>
-          <w:t xml:space="preserve">Rate a collection by the highest class it holds</w:t>
-        </w:r>
-      </w:hyperlink>
-    </w:p>
-    <w:p>
-      <w:pPr>
-        <w:pStyle w:val="Compact"/>
-        <w:numPr>
-          <w:ilvl w:val="0"/>
-          <w:numId w:val="1002"/>
-        </w:numPr>
-      </w:pPr>
-      <w:hyperlink w:anchor="X08c545cdaea16d13c66d050a73fae11a3e2b4eb">
-        <w:r>
-          <w:rPr>
-            <w:rStyle w:val="Hyperlink"/>
-          </w:rPr>
-          <w:t xml:space="preserve">Machine-to-machine authentication</w:t>
-        </w:r>
-      </w:hyperlink>
-    </w:p>
-    <w:p>
-      <w:pPr>
-        <w:pStyle w:val="Compact"/>
-        <w:numPr>
-          <w:ilvl w:val="1"/>
-          <w:numId w:val="1008"/>
-        </w:numPr>
-      </w:pPr>
-      <w:hyperlink w:anchor="X3d7ee481263114e250585e60a9d5c13e5a28baf">
-        <w:r>
-          <w:rPr>
-            <w:rStyle w:val="Hyperlink"/>
-          </w:rPr>
-          <w:t xml:space="preserve">Service accounts: no long-lived secret in a file</w:t>
-        </w:r>
-      </w:hyperlink>
-    </w:p>
-    <w:p>
-      <w:pPr>
-        <w:pStyle w:val="Compact"/>
-        <w:numPr>
-          <w:ilvl w:val="0"/>
-          <w:numId w:val="1002"/>
-        </w:numPr>
-      </w:pPr>
-      <w:hyperlink w:anchor="X11a9cb1723e5b511bbccf75d2588530cdcc5b38">
-        <w:r>
-          <w:rPr>
-            <w:rStyle w:val="Hyperlink"/>
-          </w:rPr>
-          <w:t xml:space="preserve">Tamper-evident audit logging</w:t>
-        </w:r>
-      </w:hyperlink>
-    </w:p>
-    <w:p>
-      <w:pPr>
-        <w:pStyle w:val="Compact"/>
-        <w:numPr>
-          <w:ilvl w:val="1"/>
-          <w:numId w:val="1009"/>
-        </w:numPr>
-      </w:pPr>
-      <w:hyperlink w:anchor="X592ab2cc59a074e35b688ecba31d6bf75ef08fd">
-        <w:r>
-          <w:rPr>
-            <w:rStyle w:val="Hyperlink"/>
-          </w:rPr>
-          <w:t xml:space="preserve">What happens when the log cannot be written</w:t>
-        </w:r>
-      </w:hyperlink>
-      <w:r>
-        <w:t xml:space="preserve"> </w:t>
-      </w:r>
-      <w:r>
-        <w:t xml:space="preserve">--</w:t>
-      </w:r>
-      <w:r>
-        <w:t xml:space="preserve"> </w:t>
-      </w:r>
-      <w:hyperlink w:anchor="X4cc549780cd7e61d6d0628e1c196c335036c46e">
-        <w:r>
-          <w:rPr>
-            <w:rStyle w:val="Hyperlink"/>
-          </w:rPr>
-          <w:t xml:space="preserve">Ship the review affordance; the cadence is not yours</w:t>
-        </w:r>
-      </w:hyperlink>
-    </w:p>
-    <w:p>
-      <w:pPr>
-        <w:pStyle w:val="Compact"/>
-        <w:numPr>
-          <w:ilvl w:val="0"/>
-          <w:numId w:val="1002"/>
-        </w:numPr>
-      </w:pPr>
-      <w:hyperlink w:anchor="X48eebdbfd8d38cb086e115614d17c7297664944">
-        <w:r>
-          <w:rPr>
-            <w:rStyle w:val="Hyperlink"/>
-          </w:rPr>
-          <w:t xml:space="preserve">Build and release integrity</w:t>
-        </w:r>
-      </w:hyperlink>
-    </w:p>
-    <w:p>
-      <w:pPr>
-        <w:pStyle w:val="Compact"/>
-        <w:numPr>
-          <w:ilvl w:val="0"/>
-          <w:numId w:val="1010"/>
-        </w:numPr>
-      </w:pPr>
-      <w:hyperlink w:anchor="X0962a595a15c980cbc426c4ee953da82dbc2640">
-        <w:r>
-          <w:rPr>
-            <w:rStyle w:val="Hyperlink"/>
-          </w:rPr>
-          <w:t xml:space="preserve">Where the build runs, and who can change it</w:t>
-        </w:r>
-      </w:hyperlink>
-      <w:r>
-        <w:t xml:space="preserve"> </w:t>
-      </w:r>
-      <w:r>
-        <w:t xml:space="preserve">--</w:t>
-      </w:r>
-      <w:r>
-        <w:t xml:space="preserve"> </w:t>
-      </w:r>
-      <w:hyperlink w:anchor="Xca148109ff5f44572641d020555735042fe03e4">
-        <w:r>
-          <w:rPr>
-            <w:rStyle w:val="Hyperlink"/>
-          </w:rPr>
-          <w:t xml:space="preserve">Publishing controls, and the limit each one carries</w:t>
-        </w:r>
-      </w:hyperlink>
-      <w:r>
-        <w:t xml:space="preserve"> </w:t>
-      </w:r>
-      <w:r>
-        <w:t xml:space="preserve">--</w:t>
-      </w:r>
-      <w:r>
-        <w:t xml:space="preserve"> </w:t>
-      </w:r>
-      <w:hyperlink w:anchor="Xe1acf8bcb72e6c414f95b924737381b6debc42f">
-        <w:r>
-          <w:rPr>
-            <w:rStyle w:val="Hyperlink"/>
-          </w:rPr>
-          <w:t xml:space="preserve">What an adopter can verify without contacting you</w:t>
-        </w:r>
-      </w:hyperlink>
-      <w:r>
-        <w:t xml:space="preserve"> </w:t>
-      </w:r>
-      <w:r>
-        <w:t xml:space="preserve">--</w:t>
-      </w:r>
-      <w:r>
-        <w:t xml:space="preserve"> </w:t>
-      </w:r>
-      <w:hyperlink w:anchor="Xc32df6696e9411929dcc3ab12f3985f03bc5873">
-        <w:r>
-          <w:rPr>
-            <w:rStyle w:val="Hyperlink"/>
-          </w:rPr>
-          <w:t xml:space="preserve">Obfuscation is not the control you are looking for</w:t>
-        </w:r>
-      </w:hyperlink>
-    </w:p>
-    <w:p>
-      <w:pPr>
-        <w:pStyle w:val="Compact"/>
-        <w:numPr>
-          <w:ilvl w:val="0"/>
-          <w:numId w:val="1011"/>
-        </w:numPr>
-      </w:pPr>
-      <w:hyperlink w:anchor="X254797a2ada8f8185b1c8b4abb87efa09aeaec0">
-        <w:r>
-          <w:rPr>
-            <w:rStyle w:val="Hyperlink"/>
-          </w:rPr>
-          <w:t xml:space="preserve">Runtime tamper resistance, and the bootstrap-trust limit</w:t>
-        </w:r>
-      </w:hyperlink>
-    </w:p>
-    <w:p>
-      <w:pPr>
-        <w:pStyle w:val="Compact"/>
-        <w:numPr>
-          <w:ilvl w:val="0"/>
-          <w:numId w:val="1012"/>
-        </w:numPr>
-      </w:pPr>
-      <w:hyperlink w:anchor="X03039a66da44c7154d14d988511a9288cf0ecd3">
-        <w:r>
-          <w:rPr>
-            <w:rStyle w:val="Hyperlink"/>
-          </w:rPr>
-          <w:t xml:space="preserve">Operator-owned hardening: document and recommend, never claim</w:t>
-        </w:r>
-      </w:hyperlink>
-      <w:r>
-        <w:t xml:space="preserve"> </w:t>
-      </w:r>
-      <w:r>
-        <w:t xml:space="preserve">--</w:t>
-      </w:r>
-      <w:r>
-        <w:t xml:space="preserve"> </w:t>
-      </w:r>
-      <w:hyperlink w:anchor="X438150f8dfc89784d5bd3543f347a17625c0f0c">
-        <w:r>
-          <w:rPr>
-            <w:rStyle w:val="Hyperlink"/>
-          </w:rPr>
-          <w:t xml:space="preserve">Roll out a blocking verification control in audit mode first</w:t>
-        </w:r>
-      </w:hyperlink>
-    </w:p>
-    <w:p>
-      <w:pPr>
-        <w:pStyle w:val="Compact"/>
-        <w:numPr>
-          <w:ilvl w:val="0"/>
-          <w:numId w:val="1013"/>
-        </w:numPr>
-      </w:pPr>
-      <w:hyperlink w:anchor="Xc32b009c31e5f6409196a95ed4c1406da6dc82b">
-        <w:r>
-          <w:rPr>
-            <w:rStyle w:val="Hyperlink"/>
-          </w:rPr>
-          <w:t xml:space="preserve">Vulnerability response, exercised</w:t>
-        </w:r>
-      </w:hyperlink>
-    </w:p>
-    <w:p>
-      <w:pPr>
-        <w:pStyle w:val="Compact"/>
-        <w:numPr>
-          <w:ilvl w:val="0"/>
-          <w:numId w:val="1014"/>
-        </w:numPr>
-      </w:pPr>
-      <w:hyperlink w:anchor="what-actually-closes-a-finding">
-        <w:r>
-          <w:rPr>
-            <w:rStyle w:val="Hyperlink"/>
-          </w:rPr>
-          <w:t xml:space="preserve">What actually closes a finding</w:t>
-        </w:r>
-      </w:hyperlink>
-      <w:r>
-        <w:t xml:space="preserve"> </w:t>
-      </w:r>
-      <w:r>
-        <w:t xml:space="preserve">--</w:t>
-      </w:r>
-      <w:r>
-        <w:t xml:space="preserve"> </w:t>
-      </w:r>
-      <w:hyperlink w:anchor="X8d72319090a80d3626098f71df57004d8b137c9">
-        <w:r>
-          <w:rPr>
-            <w:rStyle w:val="Hyperlink"/>
-          </w:rPr>
-          <w:t xml:space="preserve">The producer half: an intake a reporter can find, and an advisory a tool can read</w:t>
-        </w:r>
-      </w:hyperlink>
-    </w:p>
-    <w:p>
-      <w:pPr>
-        <w:pStyle w:val="Compact"/>
-        <w:numPr>
-          <w:ilvl w:val="0"/>
-          <w:numId w:val="1015"/>
-        </w:numPr>
-      </w:pPr>
-      <w:hyperlink w:anchor="X2e76d4b347a06a9540373165195f11ae36f497b">
-        <w:r>
-          <w:rPr>
-            <w:rStyle w:val="Hyperlink"/>
-          </w:rPr>
-          <w:t xml:space="preserve">Deviations and risk acceptance</w:t>
-        </w:r>
-      </w:hyperlink>
-    </w:p>
-    <w:p>
-      <w:pPr>
-        <w:pStyle w:val="Compact"/>
-        <w:numPr>
-          <w:ilvl w:val="0"/>
-          <w:numId w:val="1015"/>
-        </w:numPr>
-      </w:pPr>
-      <w:hyperlink w:anchor="X81f17fbbfa4ed8bd23a7201a27e52cc85d71859">
-        <w:r>
-          <w:rPr>
-            <w:rStyle w:val="Hyperlink"/>
-          </w:rPr>
-          <w:t xml:space="preserve">Re-evaluate on a trigger, and on a short calendar for what has no trigger</w:t>
-        </w:r>
-      </w:hyperlink>
-    </w:p>
-    <w:p>
-      <w:pPr>
-        <w:pStyle w:val="Compact"/>
-        <w:numPr>
-          <w:ilvl w:val="0"/>
-          <w:numId w:val="1015"/>
-        </w:numPr>
-      </w:pPr>
-      <w:hyperlink w:anchor="X635127d1d4d4de93cff91f98240bebbfa4bd556">
-        <w:r>
-          <w:rPr>
-            <w:rStyle w:val="Hyperlink"/>
-          </w:rPr>
-          <w:t xml:space="preserve">Independent external verification</w:t>
-        </w:r>
-      </w:hyperlink>
-    </w:p>
-    <w:p>
-      <w:pPr>
-        <w:pStyle w:val="Compact"/>
-        <w:numPr>
-          <w:ilvl w:val="0"/>
-          <w:numId w:val="1016"/>
-        </w:numPr>
-      </w:pPr>
-      <w:hyperlink w:anchor="X8b98e4f88d127ae6f6acda887bb5aa503179c3d">
-        <w:r>
-          <w:rPr>
-            <w:rStyle w:val="Hyperlink"/>
-          </w:rPr>
-          <w:t xml:space="preserve">Write the engagement down before it starts</w:t>
-        </w:r>
-      </w:hyperlink>
-    </w:p>
-    <w:p>
-      <w:pPr>
-        <w:pStyle w:val="Compact"/>
-        <w:numPr>
-          <w:ilvl w:val="0"/>
-          <w:numId w:val="1017"/>
-        </w:numPr>
-      </w:pPr>
-      <w:hyperlink w:anchor="X166d910d570b75bb8e35866cbb9a8eb190f1767">
-        <w:r>
-          <w:rPr>
-            <w:rStyle w:val="Hyperlink"/>
-          </w:rPr>
-          <w:t xml:space="preserve">The release gate</w:t>
-        </w:r>
-      </w:hyperlink>
-    </w:p>
-    <w:p>
-      <w:pPr>
-        <w:pStyle w:val="Compact"/>
-        <w:numPr>
-          <w:ilvl w:val="0"/>
-          <w:numId w:val="1018"/>
-        </w:numPr>
-      </w:pPr>
-      <w:hyperlink w:anchor="X6bf3214004d99c2dac31ed30d2dbee672c0e4ba">
-        <w:r>
-          <w:rPr>
-            <w:rStyle w:val="Hyperlink"/>
-          </w:rPr>
-          <w:t xml:space="preserve">Confirm the control plane before reading any code</w:t>
-        </w:r>
-      </w:hyperlink>
-    </w:p>
-    <w:p>
-      <w:pPr>
-        <w:pStyle w:val="Compact"/>
-        <w:numPr>
-          <w:ilvl w:val="0"/>
-          <w:numId w:val="1019"/>
-        </w:numPr>
-      </w:pPr>
-      <w:hyperlink w:anchor="Xd93b41aba76cd6464a6e694c5ed1cd30484ae10">
-        <w:r>
-          <w:rPr>
-            <w:rStyle w:val="Hyperlink"/>
-          </w:rPr>
-          <w:t xml:space="preserve">What you may claim</w:t>
-        </w:r>
-      </w:hyperlink>
-    </w:p>
-    <w:p>
-      <w:pPr>
-        <w:pStyle w:val="FirstParagraph"/>
-      </w:pPr>
-      <w:hyperlink w:anchor="in-one-table">
-        <w:r>
-          <w:rPr>
-            <w:rStyle w:val="Hyperlink"/>
-          </w:rPr>
-          <w:t xml:space="preserve">In one table</w:t>
-        </w:r>
-      </w:hyperlink>
-      <w:r>
-        <w:t xml:space="preserve"> </w:t>
-      </w:r>
-      <w:r>
-        <w:t xml:space="preserve">--</w:t>
-      </w:r>
-      <w:r>
-        <w:t xml:space="preserve"> </w:t>
-      </w:r>
-      <w:hyperlink w:anchor="adapting-this-to-your-project">
-        <w:r>
-          <w:rPr>
-            <w:rStyle w:val="Hyperlink"/>
-          </w:rPr>
-          <w:t xml:space="preserve">Adapting this to your project</w:t>
-        </w:r>
-      </w:hyperlink>
-      <w:r>
-        <w:t xml:space="preserve"> </w:t>
-      </w:r>
-      <w:r>
-        <w:t xml:space="preserve">--</w:t>
-      </w:r>
-      <w:r>
-        <w:t xml:space="preserve"> </w:t>
-      </w:r>
-      <w:hyperlink w:anchor="where-the-rules-come-from">
-        <w:r>
-          <w:rPr>
-            <w:rStyle w:val="Hyperlink"/>
-          </w:rPr>
-          <w:t xml:space="preserve">Where the rules come from</w:t>
-        </w:r>
-      </w:hyperlink>
-      <w:r>
-        <w:t xml:space="preserve"> </w:t>
-      </w:r>
-      <w:r>
-        <w:t xml:space="preserve">--</w:t>
-      </w:r>
-      <w:r>
-        <w:t xml:space="preserve"> </w:t>
-      </w:r>
-      <w:hyperlink w:anchor="Xd58ae4afd9eb69dfedf0e7d438c304043b8423d">
-        <w:r>
-          <w:rPr>
-            <w:rStyle w:val="Hyperlink"/>
-          </w:rPr>
-          <w:t xml:space="preserve">What this document does not take from a control catalog</w:t>
-        </w:r>
-      </w:hyperlink>
-      <w:r>
-        <w:t xml:space="preserve"> </w:t>
-      </w:r>
-      <w:r>
-        <w:t xml:space="preserve">--</w:t>
-      </w:r>
-      <w:r>
-        <w:t xml:space="preserve"> </w:t>
-      </w:r>
-      <w:hyperlink w:anchor="sources">
-        <w:r>
-          <w:rPr>
-            <w:rStyle w:val="Hyperlink"/>
-          </w:rPr>
-          <w:t xml:space="preserve">Sources</w:t>
-        </w:r>
-      </w:hyperlink>
-      <w:r>
-        <w:t xml:space="preserve"> </w:t>
-      </w:r>
-      <w:r>
-        <w:t xml:space="preserve">--</w:t>
-      </w:r>
-      <w:r>
-        <w:t xml:space="preserve"> </w:t>
-      </w:r>
-      <w:hyperlink w:anchor="related">
-        <w:r>
-          <w:rPr>
-            <w:rStyle w:val="Hyperlink"/>
-          </w:rPr>
-          <w:t xml:space="preserve">Related</w:t>
-        </w:r>
-      </w:hyperlink>
-    </w:p>
-    <w:p>
-      <w:pPr>
-        <w:pStyle w:val="Compact"/>
-        <w:numPr>
-          <w:ilvl w:val="0"/>
-          <w:numId w:val="1020"/>
-        </w:numPr>
-      </w:pPr>
-      <w:r>
-        <w:t xml:space="preserve">Under</w:t>
-      </w:r>
-      <w:r>
-        <w:t xml:space="preserve"> </w:t>
-      </w:r>
-      <w:hyperlink w:anchor="where-the-rules-come-from">
-        <w:r>
-          <w:rPr>
-            <w:rStyle w:val="Hyperlink"/>
-          </w:rPr>
-          <w:t xml:space="preserve">Where the rules come from</w:t>
-        </w:r>
-      </w:hyperlink>
-      <w:r>
-        <w:t xml:space="preserve">:</w:t>
-      </w:r>
-      <w:r>
-        <w:t xml:space="preserve"> </w:t>
-      </w:r>
-      <w:hyperlink w:anchor="X5b2ad23c17e6a7879b324e7c1327c9b143e390c">
-        <w:r>
-          <w:rPr>
-            <w:rStyle w:val="Hyperlink"/>
-          </w:rPr>
-          <w:t xml:space="preserve">Full conformance is not on offer, so tailoring is not a compromise</w:t>
-        </w:r>
-      </w:hyperlink>
-      <w:r>
-        <w:t xml:space="preserve"> </w:t>
-      </w:r>
-      <w:r>
-        <w:t xml:space="preserve">--</w:t>
-      </w:r>
-      <w:r>
-        <w:t xml:space="preserve"> </w:t>
-      </w:r>
-      <w:hyperlink w:anchor="X801905d3ca07527c679b1d09a0936ad61121075">
-        <w:r>
-          <w:rPr>
-            <w:rStyle w:val="Hyperlink"/>
-          </w:rPr>
-          <w:t xml:space="preserve">The one setting where such a claim is a legal instrument, and its expiry date</w:t>
-        </w:r>
-      </w:hyperlink>
-    </w:p>
-    <w:p>
-      <w:r>
-        <w:pict>
-          <v:rect style="width:0;height:1.5pt" o:hralign="center" o:hrstd="t" o:hr="t"/>
-        </w:pict>
-      </w:r>
-    </w:p>
-    <w:bookmarkEnd w:id="13"/>
-    <w:bookmarkStart w:id="14" w:name="what-you-get"/>
-    <w:p>
-      <w:pPr>
-        <w:pStyle w:val="Heading2"/>
-      </w:pPr>
-      <w:r>
-        <w:t xml:space="preserve">What you get</w:t>
-      </w:r>
-    </w:p>
-    <w:p>
-      <w:pPr>
-        <w:pStyle w:val="Compact"/>
-        <w:numPr>
-          <w:ilvl w:val="0"/>
-          <w:numId w:val="1021"/>
-        </w:numPr>
-      </w:pPr>
-      <w:r>
-        <w:t xml:space="preserve">A written ownership split. One table saying what the producing project owns and what the</w:t>
-      </w:r>
-      <w:r>
-        <w:t xml:space="preserve"> </w:t>
-      </w:r>
-      <w:r>
-        <w:t xml:space="preserve">operating organization owns, so a control cannot end up unowned because each side assumed the</w:t>
-      </w:r>
-      <w:r>
-        <w:t xml:space="preserve"> </w:t>
-      </w:r>
-      <w:r>
-        <w:t xml:space="preserve">other had it.</w:t>
-      </w:r>
-    </w:p>
-    <w:p>
-      <w:pPr>
-        <w:pStyle w:val="Compact"/>
-        <w:numPr>
-          <w:ilvl w:val="0"/>
-          <w:numId w:val="1021"/>
-        </w:numPr>
-      </w:pPr>
-      <w:r>
-        <w:t xml:space="preserve">Review with something to check against. A per-boundary threat model turns "does this change</w:t>
-      </w:r>
-      <w:r>
-        <w:t xml:space="preserve"> </w:t>
-      </w:r>
-      <w:r>
-        <w:t xml:space="preserve">look secure" into "which boundary does this touch, and does its named mitigation still hold". A</w:t>
-      </w:r>
-      <w:r>
-        <w:t xml:space="preserve"> </w:t>
-      </w:r>
-      <w:r>
-        <w:t xml:space="preserve">missing control then shows up as a gap in an enumeration rather than as something nobody thought</w:t>
-      </w:r>
-      <w:r>
-        <w:t xml:space="preserve"> </w:t>
-      </w:r>
-      <w:r>
-        <w:t xml:space="preserve">of.</w:t>
-      </w:r>
-    </w:p>
-    <w:p>
-      <w:pPr>
-        <w:pStyle w:val="Compact"/>
-        <w:numPr>
-          <w:ilvl w:val="0"/>
-          <w:numId w:val="1021"/>
-        </w:numPr>
-      </w:pPr>
-      <w:r>
-        <w:t xml:space="preserve">A finite secure-coding list. A reviewer, human or automated, gets a bounded set of questions</w:t>
-      </w:r>
-      <w:r>
-        <w:t xml:space="preserve"> </w:t>
-      </w:r>
-      <w:r>
-        <w:t xml:space="preserve">instead of an unanswerable one.</w:t>
-      </w:r>
-    </w:p>
-    <w:p>
-      <w:pPr>
-        <w:pStyle w:val="Compact"/>
-        <w:numPr>
-          <w:ilvl w:val="0"/>
-          <w:numId w:val="1021"/>
-        </w:numPr>
-      </w:pPr>
-      <w:r>
-        <w:t xml:space="preserve">An honest read of your own pipeline. Two layers, weighted differently, with a plain statement</w:t>
-      </w:r>
-      <w:r>
-        <w:t xml:space="preserve"> </w:t>
-      </w:r>
-      <w:r>
-        <w:t xml:space="preserve">of what a green run has and has not established. Effort goes to the layer that is actually</w:t>
-      </w:r>
-      <w:r>
-        <w:t xml:space="preserve"> </w:t>
-      </w:r>
-      <w:r>
-        <w:t xml:space="preserve">missing rather than to a ninth scanner.</w:t>
-      </w:r>
-    </w:p>
-    <w:p>
-      <w:pPr>
-        <w:pStyle w:val="Compact"/>
-        <w:numPr>
-          <w:ilvl w:val="0"/>
-          <w:numId w:val="1021"/>
-        </w:numPr>
-      </w:pPr>
-      <w:r>
-        <w:t xml:space="preserve">A release gate that is a checklist, not a debate. Defined pass and fail conditions, so the</w:t>
-      </w:r>
-      <w:r>
-        <w:t xml:space="preserve"> </w:t>
-      </w:r>
-      <w:r>
-        <w:t xml:space="preserve">conditions under which you shipped are recoverable afterwards.</w:t>
-      </w:r>
-    </w:p>
-    <w:p>
-      <w:pPr>
-        <w:pStyle w:val="Compact"/>
-        <w:numPr>
-          <w:ilvl w:val="0"/>
-          <w:numId w:val="1021"/>
-        </w:numPr>
-      </w:pPr>
-      <w:r>
-        <w:t xml:space="preserve">Artifacts an adopter can verify without trusting your description of your process -- build</w:t>
-      </w:r>
-      <w:r>
-        <w:t xml:space="preserve"> </w:t>
-      </w:r>
-      <w:r>
-        <w:t xml:space="preserve">provenance, an attestation over the artifact digest, a component inventory, a published digest</w:t>
-      </w:r>
-      <w:r>
-        <w:t xml:space="preserve"> </w:t>
-      </w:r>
-      <w:r>
-        <w:t xml:space="preserve">manifest with the offline verification path documented.</w:t>
-      </w:r>
-    </w:p>
-    <w:p>
-      <w:pPr>
-        <w:pStyle w:val="Compact"/>
-        <w:numPr>
-          <w:ilvl w:val="0"/>
-          <w:numId w:val="1021"/>
-        </w:numPr>
-      </w:pPr>
-      <w:r>
-        <w:t xml:space="preserve">A posture you can publish when you cannot meet every requirement. Dated deviations, named</w:t>
-      </w:r>
-      <w:r>
-        <w:t xml:space="preserve"> </w:t>
-      </w:r>
-      <w:r>
-        <w:t xml:space="preserve">compensating controls, and a trigger that ends each one -- instead of either overclaiming or</w:t>
-      </w:r>
-      <w:r>
-        <w:t xml:space="preserve"> </w:t>
-      </w:r>
-      <w:r>
-        <w:t xml:space="preserve">quietly having a gap.</w:t>
-      </w:r>
-    </w:p>
-    <w:p>
-      <w:pPr>
-        <w:pStyle w:val="Compact"/>
-        <w:numPr>
-          <w:ilvl w:val="0"/>
-          <w:numId w:val="1021"/>
-        </w:numPr>
-      </w:pPr>
-      <w:r>
-        <w:t xml:space="preserve">Wording that survives a reviewer. Phrases you can use, phrases you cannot, and the reason, so</w:t>
-      </w:r>
-      <w:r>
-        <w:t xml:space="preserve"> </w:t>
-      </w:r>
-      <w:r>
-        <w:t xml:space="preserve">publishing a security page does not accidentally assert a certification that does not exist.</w:t>
-      </w:r>
-    </w:p>
-    <w:bookmarkEnd w:id="14"/>
-    <w:bookmarkStart w:id="16" w:name="what-this-costs-you"/>
-    <w:p>
-      <w:pPr>
-        <w:pStyle w:val="Heading2"/>
-      </w:pPr>
-      <w:r>
-        <w:t xml:space="preserve">What this costs you</w:t>
-      </w:r>
-    </w:p>
-    <w:p>
-      <w:pPr>
-        <w:pStyle w:val="Compact"/>
-        <w:numPr>
-          <w:ilvl w:val="0"/>
-          <w:numId w:val="1022"/>
-        </w:numPr>
-      </w:pPr>
-      <w:r>
-        <w:t xml:space="preserve">Calendar time in two places that resist automation. Threat modeling happens before the build,</w:t>
-      </w:r>
-      <w:r>
-        <w:t xml:space="preserve"> </w:t>
-      </w:r>
-      <w:r>
-        <w:t xml:space="preserve">and vulnerability response has to be rehearsed end to end at least once. Neither can be discharged</w:t>
-      </w:r>
-      <w:r>
-        <w:t xml:space="preserve"> </w:t>
-      </w:r>
-      <w:r>
-        <w:t xml:space="preserve">by a passing check.</w:t>
-      </w:r>
-    </w:p>
-    <w:p>
-      <w:pPr>
-        <w:pStyle w:val="Compact"/>
-        <w:numPr>
-          <w:ilvl w:val="0"/>
-          <w:numId w:val="1022"/>
-        </w:numPr>
-      </w:pPr>
       <w:r>
         <w:rPr>
           <w:b/>
@@ -1699,7 +656,7 @@
         <w:pStyle w:val="Compact"/>
         <w:numPr>
           <w:ilvl w:val="0"/>
-          <w:numId w:val="1022"/>
+          <w:numId w:val="1002"/>
         </w:numPr>
       </w:pPr>
       <w:r>
@@ -1787,7 +744,7 @@
         <w:pStyle w:val="Compact"/>
         <w:numPr>
           <w:ilvl w:val="0"/>
-          <w:numId w:val="1022"/>
+          <w:numId w:val="1002"/>
         </w:numPr>
       </w:pPr>
       <w:r>
@@ -1800,7 +757,7 @@
         <w:t xml:space="preserve">below are described so you can build them where you already run checks.</w:t>
       </w:r>
     </w:p>
-    <w:bookmarkStart w:id="15" w:name="where-this-does-not-apply"/>
+    <w:bookmarkStart w:id="14" w:name="where-this-does-not-apply"/>
     <w:p>
       <w:pPr>
         <w:pStyle w:val="Heading3"/>
@@ -1814,7 +771,7 @@
         <w:pStyle w:val="Compact"/>
         <w:numPr>
           <w:ilvl w:val="0"/>
-          <w:numId w:val="1023"/>
+          <w:numId w:val="1003"/>
         </w:numPr>
       </w:pPr>
       <w:r>
@@ -1832,7 +789,7 @@
         <w:pStyle w:val="Compact"/>
         <w:numPr>
           <w:ilvl w:val="0"/>
-          <w:numId w:val="1023"/>
+          <w:numId w:val="1003"/>
         </w:numPr>
       </w:pPr>
       <w:r>
@@ -1856,7 +813,7 @@
         <w:pStyle w:val="Compact"/>
         <w:numPr>
           <w:ilvl w:val="0"/>
-          <w:numId w:val="1023"/>
+          <w:numId w:val="1003"/>
         </w:numPr>
       </w:pPr>
       <w:r>
@@ -1869,9 +826,9 @@
         <w:t xml:space="preserve">adopter, and it does not substitute for an adopting organization's own assessment.</w:t>
       </w:r>
     </w:p>
+    <w:bookmarkEnd w:id="14"/>
     <w:bookmarkEnd w:id="15"/>
-    <w:bookmarkEnd w:id="16"/>
-    <w:bookmarkStart w:id="17" w:name="how-to-adopt-this"/>
+    <w:bookmarkStart w:id="16" w:name="how-to-adopt-this"/>
     <w:p>
       <w:pPr>
         <w:pStyle w:val="Heading2"/>
@@ -1930,7 +887,7 @@
         <w:pStyle w:val="Compact"/>
         <w:numPr>
           <w:ilvl w:val="0"/>
-          <w:numId w:val="1024"/>
+          <w:numId w:val="1004"/>
         </w:numPr>
       </w:pPr>
       <w:r>
@@ -1968,7 +925,7 @@
         <w:pStyle w:val="Compact"/>
         <w:numPr>
           <w:ilvl w:val="0"/>
-          <w:numId w:val="1024"/>
+          <w:numId w:val="1004"/>
         </w:numPr>
       </w:pPr>
       <w:r>
@@ -2000,7 +957,7 @@
         <w:pStyle w:val="Compact"/>
         <w:numPr>
           <w:ilvl w:val="0"/>
-          <w:numId w:val="1024"/>
+          <w:numId w:val="1004"/>
         </w:numPr>
       </w:pPr>
       <w:r>
@@ -2038,7 +995,7 @@
         <w:pStyle w:val="Compact"/>
         <w:numPr>
           <w:ilvl w:val="0"/>
-          <w:numId w:val="1024"/>
+          <w:numId w:val="1004"/>
         </w:numPr>
       </w:pPr>
       <w:r>
@@ -2076,7 +1033,7 @@
         <w:pStyle w:val="Compact"/>
         <w:numPr>
           <w:ilvl w:val="0"/>
-          <w:numId w:val="1024"/>
+          <w:numId w:val="1004"/>
         </w:numPr>
       </w:pPr>
       <w:r>
@@ -2114,7 +1071,7 @@
         <w:pStyle w:val="Compact"/>
         <w:numPr>
           <w:ilvl w:val="0"/>
-          <w:numId w:val="1024"/>
+          <w:numId w:val="1004"/>
         </w:numPr>
       </w:pPr>
       <w:r>
@@ -2146,7 +1103,7 @@
         <w:pStyle w:val="Compact"/>
         <w:numPr>
           <w:ilvl w:val="0"/>
-          <w:numId w:val="1024"/>
+          <w:numId w:val="1004"/>
         </w:numPr>
       </w:pPr>
       <w:r>
@@ -2178,7 +1135,7 @@
         <w:pStyle w:val="Compact"/>
         <w:numPr>
           <w:ilvl w:val="0"/>
-          <w:numId w:val="1024"/>
+          <w:numId w:val="1004"/>
         </w:numPr>
       </w:pPr>
       <w:r>
@@ -2222,7 +1179,7 @@
         <w:pStyle w:val="Compact"/>
         <w:numPr>
           <w:ilvl w:val="0"/>
-          <w:numId w:val="1024"/>
+          <w:numId w:val="1004"/>
         </w:numPr>
       </w:pPr>
       <w:r>
@@ -2236,8 +1193,8 @@
         </w:pict>
       </w:r>
     </w:p>
-    <w:bookmarkEnd w:id="17"/>
-    <w:bookmarkStart w:id="18" w:name="X72e8a7b0eb017be1b6be4ce9a7aa4c29f34647f"/>
+    <w:bookmarkEnd w:id="16"/>
+    <w:bookmarkStart w:id="17" w:name="X72e8a7b0eb017be1b6be4ce9a7aa4c29f34647f"/>
     <w:p>
       <w:pPr>
         <w:pStyle w:val="Heading2"/>
@@ -2337,8 +1294,8 @@
         </w:pict>
       </w:r>
     </w:p>
-    <w:bookmarkEnd w:id="18"/>
-    <w:bookmarkStart w:id="21" w:name="Xf8794b0126bc78285fb10778097a0695650e57d"/>
+    <w:bookmarkEnd w:id="17"/>
+    <w:bookmarkStart w:id="20" w:name="Xf8794b0126bc78285fb10778097a0695650e57d"/>
     <w:p>
       <w:pPr>
         <w:pStyle w:val="Heading2"/>
@@ -2602,7 +1559,7 @@
         <w:t xml:space="preserve">provide.</w:t>
       </w:r>
     </w:p>
-    <w:bookmarkStart w:id="19" w:name="X4ca1e2b74cbf9e5a534c776f2934c8292145685"/>
+    <w:bookmarkStart w:id="18" w:name="X4ca1e2b74cbf9e5a534c776f2934c8292145685"/>
     <w:p>
       <w:pPr>
         <w:pStyle w:val="Heading3"/>
@@ -2994,8 +1951,8 @@
         <w:t xml:space="preserve">release condition and weakens nothing above it.</w:t>
       </w:r>
     </w:p>
-    <w:bookmarkEnd w:id="19"/>
-    <w:bookmarkStart w:id="20" w:name="X5d46b3bfadc8b2b87d8791de125bb6253b37e18"/>
+    <w:bookmarkEnd w:id="18"/>
+    <w:bookmarkStart w:id="19" w:name="X5d46b3bfadc8b2b87d8791de125bb6253b37e18"/>
     <w:p>
       <w:pPr>
         <w:pStyle w:val="Heading3"/>
@@ -3397,7 +2354,7 @@
         <w:pStyle w:val="Compact"/>
         <w:numPr>
           <w:ilvl w:val="0"/>
-          <w:numId w:val="1025"/>
+          <w:numId w:val="1005"/>
         </w:numPr>
       </w:pPr>
       <w:r>
@@ -3409,7 +2366,7 @@
         <w:pStyle w:val="Compact"/>
         <w:numPr>
           <w:ilvl w:val="0"/>
-          <w:numId w:val="1025"/>
+          <w:numId w:val="1005"/>
         </w:numPr>
       </w:pPr>
       <w:r>
@@ -3421,7 +2378,7 @@
         <w:pStyle w:val="Compact"/>
         <w:numPr>
           <w:ilvl w:val="0"/>
-          <w:numId w:val="1025"/>
+          <w:numId w:val="1005"/>
         </w:numPr>
       </w:pPr>
       <w:r>
@@ -3433,7 +2390,7 @@
         <w:pStyle w:val="Compact"/>
         <w:numPr>
           <w:ilvl w:val="0"/>
-          <w:numId w:val="1025"/>
+          <w:numId w:val="1005"/>
         </w:numPr>
       </w:pPr>
       <w:r>
@@ -3640,9 +2597,9 @@
         </w:pict>
       </w:r>
     </w:p>
+    <w:bookmarkEnd w:id="19"/>
     <w:bookmarkEnd w:id="20"/>
-    <w:bookmarkEnd w:id="21"/>
-    <w:bookmarkStart w:id="24" w:name="Xac02c7d32d5bb277c9e44f3436addfe1b1747df"/>
+    <w:bookmarkStart w:id="23" w:name="Xac02c7d32d5bb277c9e44f3436addfe1b1747df"/>
     <w:p>
       <w:pPr>
         <w:pStyle w:val="Heading2"/>
@@ -3710,7 +2667,7 @@
         <w:pStyle w:val="Compact"/>
         <w:numPr>
           <w:ilvl w:val="0"/>
-          <w:numId w:val="1026"/>
+          <w:numId w:val="1006"/>
         </w:numPr>
       </w:pPr>
       <w:r>
@@ -3728,7 +2685,7 @@
         <w:pStyle w:val="Compact"/>
         <w:numPr>
           <w:ilvl w:val="0"/>
-          <w:numId w:val="1026"/>
+          <w:numId w:val="1006"/>
         </w:numPr>
       </w:pPr>
       <w:r>
@@ -3746,7 +2703,7 @@
         <w:pStyle w:val="Compact"/>
         <w:numPr>
           <w:ilvl w:val="0"/>
-          <w:numId w:val="1026"/>
+          <w:numId w:val="1006"/>
         </w:numPr>
       </w:pPr>
       <w:r>
@@ -4164,7 +3121,7 @@
         <w:t xml:space="preserve">narrows the dynamic-testing gap rather than closing it. Do not write it up as closed.</w:t>
       </w:r>
     </w:p>
-    <w:bookmarkStart w:id="22" w:name="Xbe20b8a6bd9af0d1e04ce040fc03c6beb08f178"/>
+    <w:bookmarkStart w:id="21" w:name="Xbe20b8a6bd9af0d1e04ce040fc03c6beb08f178"/>
     <w:p>
       <w:pPr>
         <w:pStyle w:val="Heading3"/>
@@ -4480,8 +3437,8 @@
         <w:t xml:space="preserve">weakens nothing above it.</w:t>
       </w:r>
     </w:p>
-    <w:bookmarkEnd w:id="22"/>
-    <w:bookmarkStart w:id="23" w:name="Xe95926782a39bd4a0ad092566161170b8cb2e98"/>
+    <w:bookmarkEnd w:id="21"/>
+    <w:bookmarkStart w:id="22" w:name="Xe95926782a39bd4a0ad092566161170b8cb2e98"/>
     <w:p>
       <w:pPr>
         <w:pStyle w:val="Heading3"/>
@@ -4509,7 +3466,7 @@
         <w:pStyle w:val="Compact"/>
         <w:numPr>
           <w:ilvl w:val="0"/>
-          <w:numId w:val="1027"/>
+          <w:numId w:val="1007"/>
         </w:numPr>
       </w:pPr>
       <w:r>
@@ -4527,7 +3484,7 @@
         <w:pStyle w:val="Compact"/>
         <w:numPr>
           <w:ilvl w:val="0"/>
-          <w:numId w:val="1027"/>
+          <w:numId w:val="1007"/>
         </w:numPr>
       </w:pPr>
       <w:r>
@@ -4539,7 +3496,7 @@
         <w:pStyle w:val="Compact"/>
         <w:numPr>
           <w:ilvl w:val="0"/>
-          <w:numId w:val="1027"/>
+          <w:numId w:val="1007"/>
         </w:numPr>
       </w:pPr>
       <w:r>
@@ -4557,7 +3514,7 @@
         <w:pStyle w:val="Compact"/>
         <w:numPr>
           <w:ilvl w:val="0"/>
-          <w:numId w:val="1027"/>
+          <w:numId w:val="1007"/>
         </w:numPr>
       </w:pPr>
       <w:r>
@@ -4569,7 +3526,7 @@
         <w:pStyle w:val="Compact"/>
         <w:numPr>
           <w:ilvl w:val="0"/>
-          <w:numId w:val="1027"/>
+          <w:numId w:val="1007"/>
         </w:numPr>
       </w:pPr>
       <w:r>
@@ -4581,7 +3538,7 @@
         <w:pStyle w:val="Compact"/>
         <w:numPr>
           <w:ilvl w:val="0"/>
-          <w:numId w:val="1027"/>
+          <w:numId w:val="1007"/>
         </w:numPr>
       </w:pPr>
       <w:r>
@@ -4593,7 +3550,7 @@
         <w:pStyle w:val="Compact"/>
         <w:numPr>
           <w:ilvl w:val="0"/>
-          <w:numId w:val="1027"/>
+          <w:numId w:val="1007"/>
         </w:numPr>
       </w:pPr>
       <w:r>
@@ -4621,9 +3578,9 @@
         </w:pict>
       </w:r>
     </w:p>
+    <w:bookmarkEnd w:id="22"/>
     <w:bookmarkEnd w:id="23"/>
-    <w:bookmarkEnd w:id="24"/>
-    <w:bookmarkStart w:id="26" w:name="X856bc933e26f1c9456cb19e64981d263d6663dc"/>
+    <w:bookmarkStart w:id="25" w:name="X856bc933e26f1c9456cb19e64981d263d6663dc"/>
     <w:p>
       <w:pPr>
         <w:pStyle w:val="Heading2"/>
@@ -4651,7 +3608,7 @@
         <w:pStyle w:val="Compact"/>
         <w:numPr>
           <w:ilvl w:val="0"/>
-          <w:numId w:val="1028"/>
+          <w:numId w:val="1008"/>
         </w:numPr>
       </w:pPr>
       <w:r>
@@ -4675,7 +3632,7 @@
         <w:pStyle w:val="Compact"/>
         <w:numPr>
           <w:ilvl w:val="0"/>
-          <w:numId w:val="1028"/>
+          <w:numId w:val="1008"/>
         </w:numPr>
       </w:pPr>
       <w:r>
@@ -4693,7 +3650,7 @@
         <w:pStyle w:val="Compact"/>
         <w:numPr>
           <w:ilvl w:val="0"/>
-          <w:numId w:val="1028"/>
+          <w:numId w:val="1008"/>
         </w:numPr>
       </w:pPr>
       <w:r>
@@ -4705,7 +3662,7 @@
         <w:pStyle w:val="Compact"/>
         <w:numPr>
           <w:ilvl w:val="0"/>
-          <w:numId w:val="1028"/>
+          <w:numId w:val="1008"/>
         </w:numPr>
       </w:pPr>
       <w:r>
@@ -4752,7 +3709,7 @@
         <w:pStyle w:val="Compact"/>
         <w:numPr>
           <w:ilvl w:val="0"/>
-          <w:numId w:val="1028"/>
+          <w:numId w:val="1008"/>
         </w:numPr>
       </w:pPr>
       <w:r>
@@ -4782,7 +3739,7 @@
         <w:pStyle w:val="Compact"/>
         <w:numPr>
           <w:ilvl w:val="0"/>
-          <w:numId w:val="1028"/>
+          <w:numId w:val="1008"/>
         </w:numPr>
       </w:pPr>
       <w:r>
@@ -4794,7 +3751,7 @@
         <w:pStyle w:val="Compact"/>
         <w:numPr>
           <w:ilvl w:val="0"/>
-          <w:numId w:val="1028"/>
+          <w:numId w:val="1008"/>
         </w:numPr>
       </w:pPr>
       <w:r>
@@ -4840,7 +3797,7 @@
       <w:r>
         <w:t xml:space="preserve"> </w:t>
       </w:r>
-      <w:hyperlink r:id="rId25">
+      <w:hyperlink r:id="rId24">
         <w:r>
           <w:rPr>
             <w:rStyle w:val="Hyperlink"/>
@@ -4859,8 +3816,8 @@
         </w:pict>
       </w:r>
     </w:p>
-    <w:bookmarkEnd w:id="26"/>
-    <w:bookmarkStart w:id="31" w:name="Xd0d2e3c2022a6968f9346992769e0293d735ca2"/>
+    <w:bookmarkEnd w:id="25"/>
+    <w:bookmarkStart w:id="30" w:name="Xd0d2e3c2022a6968f9346992769e0293d735ca2"/>
     <w:p>
       <w:pPr>
         <w:pStyle w:val="Heading2"/>
@@ -4897,7 +3854,7 @@
         <w:t xml:space="preserve">"reviewed" until it fits.</w:t>
       </w:r>
     </w:p>
-    <w:bookmarkStart w:id="27" w:name="X201f980f972ea0e4b6566ffddea29bd74691ffd"/>
+    <w:bookmarkStart w:id="26" w:name="X201f980f972ea0e4b6566ffddea29bd74691ffd"/>
     <w:p>
       <w:pPr>
         <w:pStyle w:val="Heading3"/>
@@ -4967,8 +3924,8 @@
         <w:t xml:space="preserve">, and no published claim may imply otherwise.</w:t>
       </w:r>
     </w:p>
-    <w:bookmarkEnd w:id="27"/>
-    <w:bookmarkStart w:id="29" w:name="Xd0ccc971424be3bfc158f34270074304d1beac4"/>
+    <w:bookmarkEnd w:id="26"/>
+    <w:bookmarkStart w:id="28" w:name="Xd0ccc971424be3bfc158f34270074304d1beac4"/>
     <w:p>
       <w:pPr>
         <w:pStyle w:val="Heading3"/>
@@ -5017,7 +3974,7 @@
       <w:r>
         <w:t xml:space="preserve"> </w:t>
       </w:r>
-      <w:hyperlink r:id="rId28">
+      <w:hyperlink r:id="rId27">
         <w:r>
           <w:rPr>
             <w:rStyle w:val="Hyperlink"/>
@@ -5067,7 +4024,7 @@
       <w:r>
         <w:t xml:space="preserve"> </w:t>
       </w:r>
-      <w:hyperlink r:id="rId25">
+      <w:hyperlink r:id="rId24">
         <w:r>
           <w:rPr>
             <w:rStyle w:val="Hyperlink"/>
@@ -5079,8 +4036,8 @@
         <w:t xml:space="preserve">.</w:t>
       </w:r>
     </w:p>
-    <w:bookmarkEnd w:id="29"/>
-    <w:bookmarkStart w:id="30" w:name="X8df9a15527c9258113a544c92aa72dbd7dd03b7"/>
+    <w:bookmarkEnd w:id="28"/>
+    <w:bookmarkStart w:id="29" w:name="X8df9a15527c9258113a544c92aa72dbd7dd03b7"/>
     <w:p>
       <w:pPr>
         <w:pStyle w:val="Heading3"/>
@@ -5142,9 +4099,9 @@
         </w:pict>
       </w:r>
     </w:p>
+    <w:bookmarkEnd w:id="29"/>
     <w:bookmarkEnd w:id="30"/>
-    <w:bookmarkEnd w:id="31"/>
-    <w:bookmarkStart w:id="37" w:name="Xa04daca1c49463ed52ff2475309af2fe8799704"/>
+    <w:bookmarkStart w:id="36" w:name="Xa04daca1c49463ed52ff2475309af2fe8799704"/>
     <w:p>
       <w:pPr>
         <w:pStyle w:val="Heading2"/>
@@ -5189,7 +4146,7 @@
         <w:t xml:space="preserve">badge.</w:t>
       </w:r>
     </w:p>
-    <w:bookmarkStart w:id="33" w:name="what-must-block-and-may-not-be-waived"/>
+    <w:bookmarkStart w:id="32" w:name="what-must-block-and-may-not-be-waived"/>
     <w:p>
       <w:pPr>
         <w:pStyle w:val="Heading3"/>
@@ -5211,7 +4168,7 @@
         <w:pStyle w:val="Compact"/>
         <w:numPr>
           <w:ilvl w:val="0"/>
-          <w:numId w:val="1029"/>
+          <w:numId w:val="1009"/>
         </w:numPr>
       </w:pPr>
       <w:r>
@@ -5223,7 +4180,7 @@
         <w:pStyle w:val="Compact"/>
         <w:numPr>
           <w:ilvl w:val="0"/>
-          <w:numId w:val="1029"/>
+          <w:numId w:val="1009"/>
         </w:numPr>
       </w:pPr>
       <w:r>
@@ -5235,7 +4192,7 @@
         <w:pStyle w:val="Compact"/>
         <w:numPr>
           <w:ilvl w:val="0"/>
-          <w:numId w:val="1029"/>
+          <w:numId w:val="1009"/>
         </w:numPr>
       </w:pPr>
       <w:r>
@@ -5252,7 +4209,7 @@
       <w:r>
         <w:t xml:space="preserve"> </w:t>
       </w:r>
-      <w:hyperlink r:id="rId25">
+      <w:hyperlink r:id="rId24">
         <w:r>
           <w:rPr>
             <w:rStyle w:val="Hyperlink"/>
@@ -5295,7 +4252,7 @@
       <w:r>
         <w:t xml:space="preserve"> </w:t>
       </w:r>
-      <w:hyperlink r:id="rId32">
+      <w:hyperlink r:id="rId31">
         <w:r>
           <w:rPr>
             <w:rStyle w:val="Hyperlink"/>
@@ -5357,8 +4314,8 @@
         <w:t xml:space="preserve">down, or the tool inventory grows while the blocking set stands still.</w:t>
       </w:r>
     </w:p>
-    <w:bookmarkEnd w:id="33"/>
-    <w:bookmarkStart w:id="34" w:name="X528d297cbcf16dcf6f2bd452949bcc76bc0bc37"/>
+    <w:bookmarkEnd w:id="32"/>
+    <w:bookmarkStart w:id="33" w:name="X528d297cbcf16dcf6f2bd452949bcc76bc0bc37"/>
     <w:p>
       <w:pPr>
         <w:pStyle w:val="Heading3"/>
@@ -5432,7 +4389,7 @@
         <w:pStyle w:val="Compact"/>
         <w:numPr>
           <w:ilvl w:val="0"/>
-          <w:numId w:val="1030"/>
+          <w:numId w:val="1010"/>
         </w:numPr>
       </w:pPr>
       <w:r>
@@ -5464,7 +4421,7 @@
         <w:pStyle w:val="Compact"/>
         <w:numPr>
           <w:ilvl w:val="0"/>
-          <w:numId w:val="1030"/>
+          <w:numId w:val="1010"/>
         </w:numPr>
       </w:pPr>
       <w:r>
@@ -5476,7 +4433,7 @@
         <w:pStyle w:val="Compact"/>
         <w:numPr>
           <w:ilvl w:val="0"/>
-          <w:numId w:val="1030"/>
+          <w:numId w:val="1010"/>
         </w:numPr>
       </w:pPr>
       <w:r>
@@ -5514,7 +4471,7 @@
         <w:pStyle w:val="Compact"/>
         <w:numPr>
           <w:ilvl w:val="0"/>
-          <w:numId w:val="1030"/>
+          <w:numId w:val="1010"/>
         </w:numPr>
       </w:pPr>
       <w:r>
@@ -5791,8 +4748,8 @@
         <w:t xml:space="preserve">condition changes.</w:t>
       </w:r>
     </w:p>
-    <w:bookmarkEnd w:id="34"/>
-    <w:bookmarkStart w:id="35" w:name="X8e84579fd545af19ab8cb79c93491972da372eb"/>
+    <w:bookmarkEnd w:id="33"/>
+    <w:bookmarkStart w:id="34" w:name="X8e84579fd545af19ab8cb79c93491972da372eb"/>
     <w:p>
       <w:pPr>
         <w:pStyle w:val="Heading3"/>
@@ -5867,7 +4824,7 @@
       <w:r>
         <w:t xml:space="preserve"> </w:t>
       </w:r>
-      <w:hyperlink r:id="rId25">
+      <w:hyperlink r:id="rId24">
         <w:r>
           <w:rPr>
             <w:rStyle w:val="Hyperlink"/>
@@ -5991,8 +4948,8 @@
         <w:t xml:space="preserve">other. It records what you already have, so it adds no blocking condition.</w:t>
       </w:r>
     </w:p>
-    <w:bookmarkEnd w:id="35"/>
-    <w:bookmarkStart w:id="36" w:name="the-security-anti-metrics"/>
+    <w:bookmarkEnd w:id="34"/>
+    <w:bookmarkStart w:id="35" w:name="the-security-anti-metrics"/>
     <w:p>
       <w:pPr>
         <w:pStyle w:val="Heading3"/>
@@ -6312,9 +5269,9 @@
         </w:pict>
       </w:r>
     </w:p>
+    <w:bookmarkEnd w:id="35"/>
     <w:bookmarkEnd w:id="36"/>
-    <w:bookmarkEnd w:id="37"/>
-    <w:bookmarkStart w:id="38" w:name="X008abd79804448b13ff485fe9ff5830c953e411"/>
+    <w:bookmarkStart w:id="37" w:name="X008abd79804448b13ff485fe9ff5830c953e411"/>
     <w:p>
       <w:pPr>
         <w:pStyle w:val="Heading2"/>
@@ -6353,7 +5310,7 @@
       <w:r>
         <w:t xml:space="preserve"> </w:t>
       </w:r>
-      <w:hyperlink r:id="rId32">
+      <w:hyperlink r:id="rId31">
         <w:r>
           <w:rPr>
             <w:rStyle w:val="Hyperlink"/>
@@ -6400,7 +5357,7 @@
       <w:r>
         <w:t xml:space="preserve"> </w:t>
       </w:r>
-      <w:hyperlink r:id="rId25">
+      <w:hyperlink r:id="rId24">
         <w:r>
           <w:rPr>
             <w:rStyle w:val="Hyperlink"/>
@@ -6467,8 +5424,8 @@
         </w:pict>
       </w:r>
     </w:p>
-    <w:bookmarkEnd w:id="38"/>
-    <w:bookmarkStart w:id="41" w:name="X14e6323bcf6e9b0e8faa6bdd21b76d13cd211dd"/>
+    <w:bookmarkEnd w:id="37"/>
+    <w:bookmarkStart w:id="40" w:name="X14e6323bcf6e9b0e8faa6bdd21b76d13cd211dd"/>
     <w:p>
       <w:pPr>
         <w:pStyle w:val="Heading2"/>
@@ -6599,7 +5556,7 @@
       <w:r>
         <w:t xml:space="preserve"> </w:t>
       </w:r>
-      <w:hyperlink r:id="rId25">
+      <w:hyperlink r:id="rId24">
         <w:r>
           <w:rPr>
             <w:rStyle w:val="Hyperlink"/>
@@ -6611,7 +5568,7 @@
         <w:t xml:space="preserve">.</w:t>
       </w:r>
     </w:p>
-    <w:bookmarkStart w:id="39" w:name="Xb97d7c0c1ae0709af64fd2b41a96e8b87e7072c"/>
+    <w:bookmarkStart w:id="38" w:name="Xb97d7c0c1ae0709af64fd2b41a96e8b87e7072c"/>
     <w:p>
       <w:pPr>
         <w:pStyle w:val="Heading3"/>
@@ -6749,8 +5706,8 @@
         <w:t xml:space="preserve">This is a default and a register route, not a new blocking release gate.</w:t>
       </w:r>
     </w:p>
-    <w:bookmarkEnd w:id="39"/>
-    <w:bookmarkStart w:id="40" w:name="X4eda1cea0fbf2b691f9051769e165ce2d910452"/>
+    <w:bookmarkEnd w:id="38"/>
+    <w:bookmarkStart w:id="39" w:name="X4eda1cea0fbf2b691f9051769e165ce2d910452"/>
     <w:p>
       <w:pPr>
         <w:pStyle w:val="Heading3"/>
@@ -6926,9 +5883,9 @@
         </w:pict>
       </w:r>
     </w:p>
+    <w:bookmarkEnd w:id="39"/>
     <w:bookmarkEnd w:id="40"/>
-    <w:bookmarkEnd w:id="41"/>
-    <w:bookmarkStart w:id="43" w:name="X08c545cdaea16d13c66d050a73fae11a3e2b4eb"/>
+    <w:bookmarkStart w:id="42" w:name="X08c545cdaea16d13c66d050a73fae11a3e2b4eb"/>
     <w:p>
       <w:pPr>
         <w:pStyle w:val="Heading2"/>
@@ -6984,7 +5941,7 @@
         <w:pStyle w:val="Compact"/>
         <w:numPr>
           <w:ilvl w:val="0"/>
-          <w:numId w:val="1031"/>
+          <w:numId w:val="1011"/>
         </w:numPr>
       </w:pPr>
       <w:r>
@@ -7006,7 +5963,7 @@
         <w:pStyle w:val="Compact"/>
         <w:numPr>
           <w:ilvl w:val="0"/>
-          <w:numId w:val="1031"/>
+          <w:numId w:val="1011"/>
         </w:numPr>
       </w:pPr>
       <w:r>
@@ -7037,7 +5994,7 @@
         <w:pStyle w:val="Compact"/>
         <w:numPr>
           <w:ilvl w:val="0"/>
-          <w:numId w:val="1031"/>
+          <w:numId w:val="1011"/>
         </w:numPr>
       </w:pPr>
       <w:r>
@@ -7092,7 +6049,7 @@
         <w:t xml:space="preserve">defense in depth.</w:t>
       </w:r>
     </w:p>
-    <w:bookmarkStart w:id="42" w:name="X3d7ee481263114e250585e60a9d5c13e5a28baf"/>
+    <w:bookmarkStart w:id="41" w:name="X3d7ee481263114e250585e60a9d5c13e5a28baf"/>
     <w:p>
       <w:pPr>
         <w:pStyle w:val="Heading3"/>
@@ -7178,9 +6135,9 @@
         </w:pict>
       </w:r>
     </w:p>
+    <w:bookmarkEnd w:id="41"/>
     <w:bookmarkEnd w:id="42"/>
-    <w:bookmarkEnd w:id="43"/>
-    <w:bookmarkStart w:id="46" w:name="X11a9cb1723e5b511bbccf75d2588530cdcc5b38"/>
+    <w:bookmarkStart w:id="45" w:name="X11a9cb1723e5b511bbccf75d2588530cdcc5b38"/>
     <w:p>
       <w:pPr>
         <w:pStyle w:val="Heading2"/>
@@ -7249,7 +6206,7 @@
         <w:t xml:space="preserve">described as non-compliant for a control it does not need.</w:t>
       </w:r>
     </w:p>
-    <w:bookmarkStart w:id="44" w:name="X592ab2cc59a074e35b688ecba31d6bf75ef08fd"/>
+    <w:bookmarkStart w:id="43" w:name="X592ab2cc59a074e35b688ecba31d6bf75ef08fd"/>
     <w:p>
       <w:pPr>
         <w:pStyle w:val="Heading3"/>
@@ -7370,8 +6327,8 @@
         <w:t xml:space="preserve">sink fail.</w:t>
       </w:r>
     </w:p>
-    <w:bookmarkEnd w:id="44"/>
-    <w:bookmarkStart w:id="45" w:name="X4cc549780cd7e61d6d0628e1c196c335036c46e"/>
+    <w:bookmarkEnd w:id="43"/>
+    <w:bookmarkStart w:id="44" w:name="X4cc549780cd7e61d6d0628e1c196c335036c46e"/>
     <w:p>
       <w:pPr>
         <w:pStyle w:val="Heading3"/>
@@ -7524,9 +6481,9 @@
         </w:pict>
       </w:r>
     </w:p>
+    <w:bookmarkEnd w:id="44"/>
     <w:bookmarkEnd w:id="45"/>
-    <w:bookmarkEnd w:id="46"/>
-    <w:bookmarkStart w:id="51" w:name="X48eebdbfd8d38cb086e115614d17c7297664944"/>
+    <w:bookmarkStart w:id="50" w:name="X48eebdbfd8d38cb086e115614d17c7297664944"/>
     <w:p>
       <w:pPr>
         <w:pStyle w:val="Heading2"/>
@@ -7549,7 +6506,7 @@
         <w:t xml:space="preserve">what makes it worth more than the rest of your security page.</w:t>
       </w:r>
     </w:p>
-    <w:bookmarkStart w:id="47" w:name="X0962a595a15c980cbc426c4ee953da82dbc2640"/>
+    <w:bookmarkStart w:id="46" w:name="X0962a595a15c980cbc426c4ee953da82dbc2640"/>
     <w:p>
       <w:pPr>
         <w:pStyle w:val="Heading3"/>
@@ -7993,8 +6950,8 @@
         <w:t xml:space="preserve">is not true today, closing that gap is the work rather than the waiver.</w:t>
       </w:r>
     </w:p>
-    <w:bookmarkEnd w:id="47"/>
-    <w:bookmarkStart w:id="48" w:name="Xca148109ff5f44572641d020555735042fe03e4"/>
+    <w:bookmarkEnd w:id="46"/>
+    <w:bookmarkStart w:id="47" w:name="Xca148109ff5f44572641d020555735042fe03e4"/>
     <w:p>
       <w:pPr>
         <w:pStyle w:val="Heading3"/>
@@ -8221,8 +7178,8 @@
         <w:t xml:space="preserve">proportion of those a consumer can resolve to an identity.</w:t>
       </w:r>
     </w:p>
-    <w:bookmarkEnd w:id="48"/>
-    <w:bookmarkStart w:id="49" w:name="Xe1acf8bcb72e6c414f95b924737381b6debc42f"/>
+    <w:bookmarkEnd w:id="47"/>
+    <w:bookmarkStart w:id="48" w:name="Xe1acf8bcb72e6c414f95b924737381b6debc42f"/>
     <w:p>
       <w:pPr>
         <w:pStyle w:val="Heading3"/>
@@ -8532,7 +7489,7 @@
       <w:r>
         <w:t xml:space="preserve"> </w:t>
       </w:r>
-      <w:hyperlink r:id="rId25">
+      <w:hyperlink r:id="rId24">
         <w:r>
           <w:rPr>
             <w:rStyle w:val="Hyperlink"/>
@@ -8556,8 +7513,8 @@
         <w:t xml:space="preserve">list.</w:t>
       </w:r>
     </w:p>
-    <w:bookmarkEnd w:id="49"/>
-    <w:bookmarkStart w:id="50" w:name="Xc32df6696e9411929dcc3ab12f3985f03bc5873"/>
+    <w:bookmarkEnd w:id="48"/>
+    <w:bookmarkStart w:id="49" w:name="Xc32df6696e9411929dcc3ab12f3985f03bc5873"/>
     <w:p>
       <w:pPr>
         <w:pStyle w:val="Heading3"/>
@@ -8697,9 +7654,9 @@
         </w:pict>
       </w:r>
     </w:p>
+    <w:bookmarkEnd w:id="49"/>
     <w:bookmarkEnd w:id="50"/>
-    <w:bookmarkEnd w:id="51"/>
-    <w:bookmarkStart w:id="54" w:name="X254797a2ada8f8185b1c8b4abb87efa09aeaec0"/>
+    <w:bookmarkStart w:id="53" w:name="X254797a2ada8f8185b1c8b4abb87efa09aeaec0"/>
     <w:p>
       <w:pPr>
         <w:pStyle w:val="Heading2"/>
@@ -8815,7 +7772,7 @@
         <w:t xml:space="preserve">to push the trust root as low as the operator is willing to go.</w:t>
       </w:r>
     </w:p>
-    <w:bookmarkStart w:id="52" w:name="X03039a66da44c7154d14d988511a9288cf0ecd3"/>
+    <w:bookmarkStart w:id="51" w:name="X03039a66da44c7154d14d988511a9288cf0ecd3"/>
     <w:p>
       <w:pPr>
         <w:pStyle w:val="Heading3"/>
@@ -8843,7 +7800,7 @@
         <w:pStyle w:val="Compact"/>
         <w:numPr>
           <w:ilvl w:val="0"/>
-          <w:numId w:val="1032"/>
+          <w:numId w:val="1012"/>
         </w:numPr>
       </w:pPr>
       <w:r>
@@ -8855,7 +7812,7 @@
         <w:pStyle w:val="Compact"/>
         <w:numPr>
           <w:ilvl w:val="0"/>
-          <w:numId w:val="1032"/>
+          <w:numId w:val="1012"/>
         </w:numPr>
       </w:pPr>
       <w:r>
@@ -8867,7 +7824,7 @@
         <w:pStyle w:val="Compact"/>
         <w:numPr>
           <w:ilvl w:val="0"/>
-          <w:numId w:val="1032"/>
+          <w:numId w:val="1012"/>
         </w:numPr>
       </w:pPr>
       <w:r>
@@ -8879,7 +7836,7 @@
         <w:pStyle w:val="Compact"/>
         <w:numPr>
           <w:ilvl w:val="0"/>
-          <w:numId w:val="1032"/>
+          <w:numId w:val="1012"/>
         </w:numPr>
       </w:pPr>
       <w:r>
@@ -8891,7 +7848,7 @@
         <w:pStyle w:val="Compact"/>
         <w:numPr>
           <w:ilvl w:val="0"/>
-          <w:numId w:val="1032"/>
+          <w:numId w:val="1012"/>
         </w:numPr>
       </w:pPr>
       <w:r>
@@ -8912,8 +7869,8 @@
         <w:t xml:space="preserve">something to apply on day one rather than a category name.</w:t>
       </w:r>
     </w:p>
-    <w:bookmarkEnd w:id="52"/>
-    <w:bookmarkStart w:id="53" w:name="X438150f8dfc89784d5bd3543f347a17625c0f0c"/>
+    <w:bookmarkEnd w:id="51"/>
+    <w:bookmarkStart w:id="52" w:name="X438150f8dfc89784d5bd3543f347a17625c0f0c"/>
     <w:p>
       <w:pPr>
         <w:pStyle w:val="Heading3"/>
@@ -8969,9 +7926,9 @@
         </w:pict>
       </w:r>
     </w:p>
+    <w:bookmarkEnd w:id="52"/>
     <w:bookmarkEnd w:id="53"/>
-    <w:bookmarkEnd w:id="54"/>
-    <w:bookmarkStart w:id="58" w:name="Xc32b009c31e5f6409196a95ed4c1406da6dc82b"/>
+    <w:bookmarkStart w:id="57" w:name="Xc32b009c31e5f6409196a95ed4c1406da6dc82b"/>
     <w:p>
       <w:pPr>
         <w:pStyle w:val="Heading2"/>
@@ -8993,7 +7950,7 @@
         <w:pStyle w:val="Compact"/>
         <w:numPr>
           <w:ilvl w:val="0"/>
-          <w:numId w:val="1033"/>
+          <w:numId w:val="1013"/>
         </w:numPr>
       </w:pPr>
       <w:r>
@@ -9005,7 +7962,7 @@
         <w:pStyle w:val="Compact"/>
         <w:numPr>
           <w:ilvl w:val="0"/>
-          <w:numId w:val="1033"/>
+          <w:numId w:val="1013"/>
         </w:numPr>
       </w:pPr>
       <w:r>
@@ -9017,7 +7974,7 @@
         <w:pStyle w:val="Compact"/>
         <w:numPr>
           <w:ilvl w:val="0"/>
-          <w:numId w:val="1033"/>
+          <w:numId w:val="1013"/>
         </w:numPr>
       </w:pPr>
       <w:r>
@@ -9029,7 +7986,7 @@
         <w:pStyle w:val="Compact"/>
         <w:numPr>
           <w:ilvl w:val="0"/>
-          <w:numId w:val="1033"/>
+          <w:numId w:val="1013"/>
         </w:numPr>
       </w:pPr>
       <w:r>
@@ -9041,7 +7998,7 @@
         <w:pStyle w:val="Compact"/>
         <w:numPr>
           <w:ilvl w:val="0"/>
-          <w:numId w:val="1033"/>
+          <w:numId w:val="1013"/>
         </w:numPr>
       </w:pPr>
       <w:r>
@@ -9104,7 +8061,7 @@
         <w:t xml:space="preserve">visible rather than silently blowing a window.</w:t>
       </w:r>
     </w:p>
-    <w:bookmarkStart w:id="55" w:name="what-actually-closes-a-finding"/>
+    <w:bookmarkStart w:id="54" w:name="what-actually-closes-a-finding"/>
     <w:p>
       <w:pPr>
         <w:pStyle w:val="Heading3"/>
@@ -9521,8 +8478,8 @@
         <w:t xml:space="preserve">with nowhere to live.</w:t>
       </w:r>
     </w:p>
-    <w:bookmarkEnd w:id="55"/>
-    <w:bookmarkStart w:id="57" w:name="X8d72319090a80d3626098f71df57004d8b137c9"/>
+    <w:bookmarkEnd w:id="54"/>
+    <w:bookmarkStart w:id="56" w:name="X8d72319090a80d3626098f71df57004d8b137c9"/>
     <w:p>
       <w:pPr>
         <w:pStyle w:val="Heading3"/>
@@ -9602,7 +8559,7 @@
         <w:pStyle w:val="Compact"/>
         <w:numPr>
           <w:ilvl w:val="0"/>
-          <w:numId w:val="1034"/>
+          <w:numId w:val="1014"/>
         </w:numPr>
       </w:pPr>
       <w:r>
@@ -9614,7 +8571,7 @@
         <w:pStyle w:val="Compact"/>
         <w:numPr>
           <w:ilvl w:val="0"/>
-          <w:numId w:val="1034"/>
+          <w:numId w:val="1014"/>
         </w:numPr>
       </w:pPr>
       <w:r>
@@ -9626,7 +8583,7 @@
         <w:pStyle w:val="Compact"/>
         <w:numPr>
           <w:ilvl w:val="0"/>
-          <w:numId w:val="1034"/>
+          <w:numId w:val="1014"/>
         </w:numPr>
       </w:pPr>
       <w:r>
@@ -9731,7 +8688,7 @@
       <w:r>
         <w:t xml:space="preserve"> </w:t>
       </w:r>
-      <w:hyperlink r:id="rId56">
+      <w:hyperlink r:id="rId55">
         <w:r>
           <w:rPr>
             <w:rStyle w:val="Hyperlink"/>
@@ -9943,9 +8900,9 @@
         </w:pict>
       </w:r>
     </w:p>
+    <w:bookmarkEnd w:id="56"/>
     <w:bookmarkEnd w:id="57"/>
-    <w:bookmarkEnd w:id="58"/>
-    <w:bookmarkStart w:id="59" w:name="X2e76d4b347a06a9540373165195f11ae36f497b"/>
+    <w:bookmarkStart w:id="58" w:name="X2e76d4b347a06a9540373165195f11ae36f497b"/>
     <w:p>
       <w:pPr>
         <w:pStyle w:val="Heading2"/>
@@ -10401,8 +9358,8 @@
         </w:pict>
       </w:r>
     </w:p>
-    <w:bookmarkEnd w:id="59"/>
-    <w:bookmarkStart w:id="60" w:name="X81f17fbbfa4ed8bd23a7201a27e52cc85d71859"/>
+    <w:bookmarkEnd w:id="58"/>
+    <w:bookmarkStart w:id="59" w:name="X81f17fbbfa4ed8bd23a7201a27e52cc85d71859"/>
     <w:p>
       <w:pPr>
         <w:pStyle w:val="Heading2"/>
@@ -10478,7 +9435,7 @@
         <w:pStyle w:val="Compact"/>
         <w:numPr>
           <w:ilvl w:val="0"/>
-          <w:numId w:val="1035"/>
+          <w:numId w:val="1015"/>
         </w:numPr>
       </w:pPr>
       <w:r>
@@ -10496,7 +9453,7 @@
         <w:pStyle w:val="Compact"/>
         <w:numPr>
           <w:ilvl w:val="0"/>
-          <w:numId w:val="1035"/>
+          <w:numId w:val="1015"/>
         </w:numPr>
       </w:pPr>
       <w:r>
@@ -10514,7 +9471,7 @@
         <w:pStyle w:val="Compact"/>
         <w:numPr>
           <w:ilvl w:val="0"/>
-          <w:numId w:val="1035"/>
+          <w:numId w:val="1015"/>
         </w:numPr>
       </w:pPr>
       <w:r>
@@ -10526,7 +9483,7 @@
         <w:pStyle w:val="Compact"/>
         <w:numPr>
           <w:ilvl w:val="0"/>
-          <w:numId w:val="1035"/>
+          <w:numId w:val="1015"/>
         </w:numPr>
       </w:pPr>
       <w:r>
@@ -10721,8 +9678,8 @@
         </w:pict>
       </w:r>
     </w:p>
-    <w:bookmarkEnd w:id="60"/>
-    <w:bookmarkStart w:id="63" w:name="X635127d1d4d4de93cff91f98240bebbfa4bd556"/>
+    <w:bookmarkEnd w:id="59"/>
+    <w:bookmarkStart w:id="62" w:name="X635127d1d4d4de93cff91f98240bebbfa4bd556"/>
     <w:p>
       <w:pPr>
         <w:pStyle w:val="Heading2"/>
@@ -10851,7 +9808,7 @@
         <w:t xml:space="preserve">together.</w:t>
       </w:r>
     </w:p>
-    <w:bookmarkStart w:id="62" w:name="X8b98e4f88d127ae6f6acda887bb5aa503179c3d"/>
+    <w:bookmarkStart w:id="61" w:name="X8b98e4f88d127ae6f6acda887bb5aa503179c3d"/>
     <w:p>
       <w:pPr>
         <w:pStyle w:val="Heading3"/>
@@ -10931,7 +9888,7 @@
         <w:pStyle w:val="Compact"/>
         <w:numPr>
           <w:ilvl w:val="0"/>
-          <w:numId w:val="1036"/>
+          <w:numId w:val="1016"/>
         </w:numPr>
       </w:pPr>
       <w:r>
@@ -10943,7 +9900,7 @@
         <w:pStyle w:val="Compact"/>
         <w:numPr>
           <w:ilvl w:val="0"/>
-          <w:numId w:val="1036"/>
+          <w:numId w:val="1016"/>
         </w:numPr>
       </w:pPr>
       <w:r>
@@ -10955,7 +9912,7 @@
         <w:pStyle w:val="Compact"/>
         <w:numPr>
           <w:ilvl w:val="0"/>
-          <w:numId w:val="1036"/>
+          <w:numId w:val="1016"/>
         </w:numPr>
       </w:pPr>
       <w:r>
@@ -10973,7 +9930,7 @@
         <w:pStyle w:val="Compact"/>
         <w:numPr>
           <w:ilvl w:val="0"/>
-          <w:numId w:val="1036"/>
+          <w:numId w:val="1016"/>
         </w:numPr>
       </w:pPr>
       <w:r>
@@ -10985,7 +9942,7 @@
         <w:pStyle w:val="Compact"/>
         <w:numPr>
           <w:ilvl w:val="0"/>
-          <w:numId w:val="1036"/>
+          <w:numId w:val="1016"/>
         </w:numPr>
       </w:pPr>
       <w:r>
@@ -10997,7 +9954,7 @@
         <w:pStyle w:val="Compact"/>
         <w:numPr>
           <w:ilvl w:val="0"/>
-          <w:numId w:val="1036"/>
+          <w:numId w:val="1016"/>
         </w:numPr>
       </w:pPr>
       <w:r>
@@ -11009,7 +9966,7 @@
         <w:pStyle w:val="Compact"/>
         <w:numPr>
           <w:ilvl w:val="0"/>
-          <w:numId w:val="1036"/>
+          <w:numId w:val="1016"/>
         </w:numPr>
       </w:pPr>
       <w:r>
@@ -11021,7 +9978,7 @@
         <w:pStyle w:val="Compact"/>
         <w:numPr>
           <w:ilvl w:val="0"/>
-          <w:numId w:val="1036"/>
+          <w:numId w:val="1016"/>
         </w:numPr>
       </w:pPr>
       <w:r>
@@ -11278,7 +10235,7 @@
       <w:r>
         <w:t xml:space="preserve"> </w:t>
       </w:r>
-      <w:hyperlink r:id="rId61">
+      <w:hyperlink r:id="rId60">
         <w:r>
           <w:rPr>
             <w:rStyle w:val="Hyperlink"/>
@@ -11301,7 +10258,7 @@
         <w:pStyle w:val="Compact"/>
         <w:numPr>
           <w:ilvl w:val="0"/>
-          <w:numId w:val="1037"/>
+          <w:numId w:val="1017"/>
         </w:numPr>
       </w:pPr>
       <w:r>
@@ -11313,7 +10270,7 @@
         <w:pStyle w:val="Compact"/>
         <w:numPr>
           <w:ilvl w:val="0"/>
-          <w:numId w:val="1037"/>
+          <w:numId w:val="1017"/>
         </w:numPr>
       </w:pPr>
       <w:r>
@@ -11340,7 +10297,7 @@
         <w:pStyle w:val="Compact"/>
         <w:numPr>
           <w:ilvl w:val="0"/>
-          <w:numId w:val="1037"/>
+          <w:numId w:val="1017"/>
         </w:numPr>
       </w:pPr>
       <w:r>
@@ -11352,7 +10309,7 @@
         <w:pStyle w:val="Compact"/>
         <w:numPr>
           <w:ilvl w:val="0"/>
-          <w:numId w:val="1037"/>
+          <w:numId w:val="1017"/>
         </w:numPr>
       </w:pPr>
       <w:r>
@@ -11364,7 +10321,7 @@
         <w:pStyle w:val="Compact"/>
         <w:numPr>
           <w:ilvl w:val="0"/>
-          <w:numId w:val="1037"/>
+          <w:numId w:val="1017"/>
         </w:numPr>
       </w:pPr>
       <w:r>
@@ -11386,9 +10343,9 @@
         </w:pict>
       </w:r>
     </w:p>
+    <w:bookmarkEnd w:id="61"/>
     <w:bookmarkEnd w:id="62"/>
-    <w:bookmarkEnd w:id="63"/>
-    <w:bookmarkStart w:id="65" w:name="X166d910d570b75bb8e35866cbb9a8eb190f1767"/>
+    <w:bookmarkStart w:id="64" w:name="X166d910d570b75bb8e35866cbb9a8eb190f1767"/>
     <w:p>
       <w:pPr>
         <w:pStyle w:val="Heading2"/>
@@ -11410,7 +10367,7 @@
         <w:pStyle w:val="Compact"/>
         <w:numPr>
           <w:ilvl w:val="0"/>
-          <w:numId w:val="1038"/>
+          <w:numId w:val="1018"/>
         </w:numPr>
       </w:pPr>
       <w:r>
@@ -11422,7 +10379,7 @@
         <w:pStyle w:val="Compact"/>
         <w:numPr>
           <w:ilvl w:val="0"/>
-          <w:numId w:val="1038"/>
+          <w:numId w:val="1018"/>
         </w:numPr>
       </w:pPr>
       <w:r>
@@ -11434,7 +10391,7 @@
         <w:pStyle w:val="Compact"/>
         <w:numPr>
           <w:ilvl w:val="0"/>
-          <w:numId w:val="1038"/>
+          <w:numId w:val="1018"/>
         </w:numPr>
       </w:pPr>
       <w:r>
@@ -11446,7 +10403,7 @@
         <w:pStyle w:val="Compact"/>
         <w:numPr>
           <w:ilvl w:val="0"/>
-          <w:numId w:val="1038"/>
+          <w:numId w:val="1018"/>
         </w:numPr>
       </w:pPr>
       <w:r>
@@ -11458,7 +10415,7 @@
         <w:pStyle w:val="Compact"/>
         <w:numPr>
           <w:ilvl w:val="0"/>
-          <w:numId w:val="1038"/>
+          <w:numId w:val="1018"/>
         </w:numPr>
       </w:pPr>
       <w:r>
@@ -11470,7 +10427,7 @@
         <w:pStyle w:val="Compact"/>
         <w:numPr>
           <w:ilvl w:val="0"/>
-          <w:numId w:val="1038"/>
+          <w:numId w:val="1018"/>
         </w:numPr>
       </w:pPr>
       <w:hyperlink w:anchor="Xf8794b0126bc78285fb10778097a0695650e57d">
@@ -11578,7 +10535,7 @@
       <w:r>
         <w:t xml:space="preserve"> </w:t>
       </w:r>
-      <w:hyperlink r:id="rId25">
+      <w:hyperlink r:id="rId24">
         <w:r>
           <w:rPr>
             <w:rStyle w:val="Hyperlink"/>
@@ -11590,7 +10547,7 @@
         <w:t xml:space="preserve">.</w:t>
       </w:r>
     </w:p>
-    <w:bookmarkStart w:id="64" w:name="X6bf3214004d99c2dac31ed30d2dbee672c0e4ba"/>
+    <w:bookmarkStart w:id="63" w:name="X6bf3214004d99c2dac31ed30d2dbee672c0e4ba"/>
     <w:p>
       <w:pPr>
         <w:pStyle w:val="Heading3"/>
@@ -11681,9 +10638,9 @@
         </w:pict>
       </w:r>
     </w:p>
+    <w:bookmarkEnd w:id="63"/>
     <w:bookmarkEnd w:id="64"/>
-    <w:bookmarkEnd w:id="65"/>
-    <w:bookmarkStart w:id="66" w:name="Xd93b41aba76cd6464a6e694c5ed1cd30484ae10"/>
+    <w:bookmarkStart w:id="65" w:name="Xd93b41aba76cd6464a6e694c5ed1cd30484ae10"/>
     <w:p>
       <w:pPr>
         <w:pStyle w:val="Heading2"/>
@@ -11872,7 +10829,7 @@
       <w:r>
         <w:t xml:space="preserve"> </w:t>
       </w:r>
-      <w:hyperlink r:id="rId25">
+      <w:hyperlink r:id="rId24">
         <w:r>
           <w:rPr>
             <w:rStyle w:val="Hyperlink"/>
@@ -11889,7 +10846,7 @@
         <w:pStyle w:val="Compact"/>
         <w:numPr>
           <w:ilvl w:val="0"/>
-          <w:numId w:val="1039"/>
+          <w:numId w:val="1019"/>
         </w:numPr>
       </w:pPr>
       <w:r>
@@ -11913,7 +10870,7 @@
         <w:pStyle w:val="Compact"/>
         <w:numPr>
           <w:ilvl w:val="0"/>
-          <w:numId w:val="1039"/>
+          <w:numId w:val="1019"/>
         </w:numPr>
       </w:pPr>
       <w:r>
@@ -11937,7 +10894,7 @@
         <w:pStyle w:val="Compact"/>
         <w:numPr>
           <w:ilvl w:val="0"/>
-          <w:numId w:val="1039"/>
+          <w:numId w:val="1019"/>
         </w:numPr>
       </w:pPr>
       <w:r>
@@ -11955,7 +10912,7 @@
         <w:pStyle w:val="Compact"/>
         <w:numPr>
           <w:ilvl w:val="0"/>
-          <w:numId w:val="1039"/>
+          <w:numId w:val="1019"/>
         </w:numPr>
       </w:pPr>
       <w:r>
@@ -12021,8 +10978,8 @@
         </w:pict>
       </w:r>
     </w:p>
-    <w:bookmarkEnd w:id="66"/>
-    <w:bookmarkStart w:id="67" w:name="in-one-table"/>
+    <w:bookmarkEnd w:id="65"/>
+    <w:bookmarkStart w:id="66" w:name="in-one-table"/>
     <w:p>
       <w:pPr>
         <w:pStyle w:val="Heading2"/>
@@ -13348,8 +12305,8 @@
         </w:pict>
       </w:r>
     </w:p>
-    <w:bookmarkEnd w:id="67"/>
-    <w:bookmarkStart w:id="68" w:name="adapting-this-to-your-project"/>
+    <w:bookmarkEnd w:id="66"/>
+    <w:bookmarkStart w:id="67" w:name="adapting-this-to-your-project"/>
     <w:p>
       <w:pPr>
         <w:pStyle w:val="Heading2"/>
@@ -13371,7 +12328,7 @@
         <w:pStyle w:val="Compact"/>
         <w:numPr>
           <w:ilvl w:val="0"/>
-          <w:numId w:val="1040"/>
+          <w:numId w:val="1020"/>
         </w:numPr>
       </w:pPr>
       <w:r>
@@ -13403,7 +12360,7 @@
         <w:pStyle w:val="Compact"/>
         <w:numPr>
           <w:ilvl w:val="0"/>
-          <w:numId w:val="1040"/>
+          <w:numId w:val="1020"/>
         </w:numPr>
       </w:pPr>
       <w:r>
@@ -13427,7 +12384,7 @@
         <w:pStyle w:val="Compact"/>
         <w:numPr>
           <w:ilvl w:val="0"/>
-          <w:numId w:val="1040"/>
+          <w:numId w:val="1020"/>
         </w:numPr>
       </w:pPr>
       <w:r>
@@ -13445,7 +12402,7 @@
         <w:pStyle w:val="Compact"/>
         <w:numPr>
           <w:ilvl w:val="0"/>
-          <w:numId w:val="1040"/>
+          <w:numId w:val="1020"/>
         </w:numPr>
       </w:pPr>
       <w:r>
@@ -13469,7 +12426,7 @@
         <w:pStyle w:val="Compact"/>
         <w:numPr>
           <w:ilvl w:val="0"/>
-          <w:numId w:val="1040"/>
+          <w:numId w:val="1020"/>
         </w:numPr>
       </w:pPr>
       <w:r>
@@ -13495,7 +12452,7 @@
         <w:pStyle w:val="Compact"/>
         <w:numPr>
           <w:ilvl w:val="0"/>
-          <w:numId w:val="1041"/>
+          <w:numId w:val="1021"/>
         </w:numPr>
       </w:pPr>
       <w:r>
@@ -13523,7 +12480,7 @@
         <w:pStyle w:val="Compact"/>
         <w:numPr>
           <w:ilvl w:val="0"/>
-          <w:numId w:val="1041"/>
+          <w:numId w:val="1021"/>
         </w:numPr>
       </w:pPr>
       <w:r>
@@ -13577,7 +12534,7 @@
         <w:pStyle w:val="Compact"/>
         <w:numPr>
           <w:ilvl w:val="0"/>
-          <w:numId w:val="1041"/>
+          <w:numId w:val="1021"/>
         </w:numPr>
       </w:pPr>
       <w:r>
@@ -13611,7 +12568,7 @@
         <w:pStyle w:val="Compact"/>
         <w:numPr>
           <w:ilvl w:val="0"/>
-          <w:numId w:val="1041"/>
+          <w:numId w:val="1021"/>
         </w:numPr>
       </w:pPr>
       <w:r>
@@ -13639,7 +12596,7 @@
         <w:pStyle w:val="Compact"/>
         <w:numPr>
           <w:ilvl w:val="0"/>
-          <w:numId w:val="1041"/>
+          <w:numId w:val="1021"/>
         </w:numPr>
       </w:pPr>
       <w:r>
@@ -13667,7 +12624,7 @@
         <w:pStyle w:val="Compact"/>
         <w:numPr>
           <w:ilvl w:val="0"/>
-          <w:numId w:val="1041"/>
+          <w:numId w:val="1021"/>
         </w:numPr>
       </w:pPr>
       <w:r>
@@ -13709,8 +12666,8 @@
         </w:pict>
       </w:r>
     </w:p>
-    <w:bookmarkEnd w:id="68"/>
-    <w:bookmarkStart w:id="71" w:name="where-the-rules-come-from"/>
+    <w:bookmarkEnd w:id="67"/>
+    <w:bookmarkStart w:id="70" w:name="where-the-rules-come-from"/>
     <w:p>
       <w:pPr>
         <w:pStyle w:val="Heading2"/>
@@ -13767,7 +12724,7 @@
         <w:pStyle w:val="Compact"/>
         <w:numPr>
           <w:ilvl w:val="0"/>
-          <w:numId w:val="1042"/>
+          <w:numId w:val="1022"/>
         </w:numPr>
       </w:pPr>
       <w:r>
@@ -13815,7 +12772,7 @@
         <w:pStyle w:val="Compact"/>
         <w:numPr>
           <w:ilvl w:val="0"/>
-          <w:numId w:val="1042"/>
+          <w:numId w:val="1022"/>
         </w:numPr>
       </w:pPr>
       <w:r>
@@ -13845,7 +12802,7 @@
         <w:pStyle w:val="Compact"/>
         <w:numPr>
           <w:ilvl w:val="0"/>
-          <w:numId w:val="1042"/>
+          <w:numId w:val="1022"/>
         </w:numPr>
       </w:pPr>
       <w:r>
@@ -13881,7 +12838,7 @@
         <w:pStyle w:val="Compact"/>
         <w:numPr>
           <w:ilvl w:val="0"/>
-          <w:numId w:val="1042"/>
+          <w:numId w:val="1022"/>
         </w:numPr>
       </w:pPr>
       <w:r>
@@ -14155,7 +13112,7 @@
         <w:t xml:space="preserve">honest limit and the cost sitting inside a derived rule stay unmarked, because those are ours.</w:t>
       </w:r>
     </w:p>
-    <w:bookmarkStart w:id="69" w:name="X5b2ad23c17e6a7879b324e7c1327c9b143e390c"/>
+    <w:bookmarkStart w:id="68" w:name="X5b2ad23c17e6a7879b324e7c1327c9b143e390c"/>
     <w:p>
       <w:pPr>
         <w:pStyle w:val="Heading3"/>
@@ -14289,8 +13246,8 @@
         <w:t xml:space="preserve">oversight, and the reason is what a reader needs in order to disagree with you.</w:t>
       </w:r>
     </w:p>
-    <w:bookmarkEnd w:id="69"/>
-    <w:bookmarkStart w:id="70" w:name="X801905d3ca07527c679b1d09a0936ad61121075"/>
+    <w:bookmarkEnd w:id="68"/>
+    <w:bookmarkStart w:id="69" w:name="X801905d3ca07527c679b1d09a0936ad61121075"/>
     <w:p>
       <w:pPr>
         <w:pStyle w:val="Heading3"/>
@@ -14370,7 +13327,7 @@
         <w:pStyle w:val="Compact"/>
         <w:numPr>
           <w:ilvl w:val="0"/>
-          <w:numId w:val="1043"/>
+          <w:numId w:val="1023"/>
         </w:numPr>
       </w:pPr>
       <w:r>
@@ -14388,7 +13345,7 @@
         <w:pStyle w:val="Compact"/>
         <w:numPr>
           <w:ilvl w:val="0"/>
-          <w:numId w:val="1043"/>
+          <w:numId w:val="1023"/>
         </w:numPr>
       </w:pPr>
       <w:r>
@@ -14532,9 +13489,9 @@
         </w:pict>
       </w:r>
     </w:p>
+    <w:bookmarkEnd w:id="69"/>
     <w:bookmarkEnd w:id="70"/>
-    <w:bookmarkEnd w:id="71"/>
-    <w:bookmarkStart w:id="72" w:name="Xd58ae4afd9eb69dfedf0e7d438c304043b8423d"/>
+    <w:bookmarkStart w:id="71" w:name="Xd58ae4afd9eb69dfedf0e7d438c304043b8423d"/>
     <w:p>
       <w:pPr>
         <w:pStyle w:val="Heading2"/>
@@ -15466,8 +14423,8 @@
         </w:pict>
       </w:r>
     </w:p>
-    <w:bookmarkEnd w:id="72"/>
-    <w:bookmarkStart w:id="73" w:name="sources"/>
+    <w:bookmarkEnd w:id="71"/>
+    <w:bookmarkStart w:id="72" w:name="sources"/>
     <w:p>
       <w:pPr>
         <w:pStyle w:val="Heading2"/>
@@ -15893,8 +14850,8 @@
         </w:pict>
       </w:r>
     </w:p>
-    <w:bookmarkEnd w:id="73"/>
-    <w:bookmarkStart w:id="77" w:name="related"/>
+    <w:bookmarkEnd w:id="72"/>
+    <w:bookmarkStart w:id="76" w:name="related"/>
     <w:p>
       <w:pPr>
         <w:pStyle w:val="Heading2"/>
@@ -15908,10 +14865,10 @@
         <w:pStyle w:val="Compact"/>
         <w:numPr>
           <w:ilvl w:val="0"/>
-          <w:numId w:val="1044"/>
+          <w:numId w:val="1024"/>
         </w:numPr>
       </w:pPr>
-      <w:hyperlink r:id="rId25">
+      <w:hyperlink r:id="rId24">
         <w:r>
           <w:rPr>
             <w:rStyle w:val="Hyperlink"/>
@@ -15937,10 +14894,10 @@
         <w:pStyle w:val="Compact"/>
         <w:numPr>
           <w:ilvl w:val="0"/>
-          <w:numId w:val="1044"/>
+          <w:numId w:val="1024"/>
         </w:numPr>
       </w:pPr>
-      <w:hyperlink r:id="rId32">
+      <w:hyperlink r:id="rId31">
         <w:r>
           <w:rPr>
             <w:rStyle w:val="Hyperlink"/>
@@ -15966,10 +14923,10 @@
         <w:pStyle w:val="Compact"/>
         <w:numPr>
           <w:ilvl w:val="0"/>
-          <w:numId w:val="1044"/>
+          <w:numId w:val="1024"/>
         </w:numPr>
       </w:pPr>
-      <w:hyperlink r:id="rId56">
+      <w:hyperlink r:id="rId55">
         <w:r>
           <w:rPr>
             <w:rStyle w:val="Hyperlink"/>
@@ -15995,10 +14952,10 @@
         <w:pStyle w:val="Compact"/>
         <w:numPr>
           <w:ilvl w:val="0"/>
-          <w:numId w:val="1044"/>
+          <w:numId w:val="1024"/>
         </w:numPr>
       </w:pPr>
-      <w:hyperlink r:id="rId74">
+      <w:hyperlink r:id="rId73">
         <w:r>
           <w:rPr>
             <w:rStyle w:val="Hyperlink"/>
@@ -16024,10 +14981,10 @@
         <w:pStyle w:val="Compact"/>
         <w:numPr>
           <w:ilvl w:val="0"/>
-          <w:numId w:val="1044"/>
+          <w:numId w:val="1024"/>
         </w:numPr>
       </w:pPr>
-      <w:hyperlink r:id="rId61">
+      <w:hyperlink r:id="rId60">
         <w:r>
           <w:rPr>
             <w:rStyle w:val="Hyperlink"/>
@@ -16053,10 +15010,10 @@
         <w:pStyle w:val="Compact"/>
         <w:numPr>
           <w:ilvl w:val="0"/>
-          <w:numId w:val="1044"/>
+          <w:numId w:val="1024"/>
         </w:numPr>
       </w:pPr>
-      <w:hyperlink r:id="rId75">
+      <w:hyperlink r:id="rId74">
         <w:r>
           <w:rPr>
             <w:rStyle w:val="Hyperlink"/>
@@ -16082,10 +15039,10 @@
         <w:pStyle w:val="Compact"/>
         <w:numPr>
           <w:ilvl w:val="0"/>
-          <w:numId w:val="1044"/>
+          <w:numId w:val="1024"/>
         </w:numPr>
       </w:pPr>
-      <w:hyperlink r:id="rId76">
+      <w:hyperlink r:id="rId75">
         <w:r>
           <w:rPr>
             <w:rStyle w:val="Hyperlink"/>
@@ -16106,8 +15063,8 @@
         <w:t xml:space="preserve">whether it works</w:t>
       </w:r>
     </w:p>
+    <w:bookmarkEnd w:id="76"/>
     <w:bookmarkEnd w:id="77"/>
-    <w:bookmarkEnd w:id="78"/>
     <w:sectPr>
       <w:footnotePr>
         <w:numRestart w:val="eachSect"/>
@@ -16406,431 +15363,6 @@
       </w:pPr>
     </w:lvl>
   </w:abstractNum>
-  <w:abstractNum w:abstractNumId="994111">
-    <w:nsid w:val="0A994111"/>
-    <w:multiLevelType w:val="multilevel"/>
-    <w:lvl w:ilvl="0">
-      <w:start w:val="11"/>
-      <w:numFmt w:val="decimal"/>
-      <w:lvlText w:val="%1."/>
-      <w:lvlJc w:val="left"/>
-      <w:pPr>
-        <w:ind w:left="720" w:hanging="360"/>
-      </w:pPr>
-    </w:lvl>
-    <w:lvl w:ilvl="1">
-      <w:start w:val="11"/>
-      <w:numFmt w:val="decimal"/>
-      <w:lvlText w:val="%2."/>
-      <w:lvlJc w:val="left"/>
-      <w:pPr>
-        <w:ind w:left="1440" w:hanging="360"/>
-      </w:pPr>
-    </w:lvl>
-    <w:lvl w:ilvl="2">
-      <w:start w:val="11"/>
-      <w:numFmt w:val="decimal"/>
-      <w:lvlText w:val="%3."/>
-      <w:lvlJc w:val="left"/>
-      <w:pPr>
-        <w:ind w:left="2160" w:hanging="360"/>
-      </w:pPr>
-    </w:lvl>
-    <w:lvl w:ilvl="3">
-      <w:start w:val="11"/>
-      <w:numFmt w:val="decimal"/>
-      <w:lvlText w:val="%4."/>
-      <w:lvlJc w:val="left"/>
-      <w:pPr>
-        <w:ind w:left="2880" w:hanging="360"/>
-      </w:pPr>
-    </w:lvl>
-    <w:lvl w:ilvl="4">
-      <w:start w:val="11"/>
-      <w:numFmt w:val="decimal"/>
-      <w:lvlText w:val="%5."/>
-      <w:lvlJc w:val="left"/>
-      <w:pPr>
-        <w:ind w:left="3600" w:hanging="360"/>
-      </w:pPr>
-    </w:lvl>
-    <w:lvl w:ilvl="5">
-      <w:start w:val="11"/>
-      <w:numFmt w:val="decimal"/>
-      <w:lvlText w:val="%6."/>
-      <w:lvlJc w:val="left"/>
-      <w:pPr>
-        <w:ind w:left="4320" w:hanging="360"/>
-      </w:pPr>
-    </w:lvl>
-    <w:lvl w:ilvl="6">
-      <w:start w:val="11"/>
-      <w:numFmt w:val="decimal"/>
-      <w:lvlText w:val="%7."/>
-      <w:lvlJc w:val="left"/>
-      <w:pPr>
-        <w:ind w:left="5040" w:hanging="360"/>
-      </w:pPr>
-    </w:lvl>
-    <w:lvl w:ilvl="7">
-      <w:start w:val="11"/>
-      <w:numFmt w:val="decimal"/>
-      <w:lvlText w:val="%8."/>
-      <w:lvlJc w:val="left"/>
-      <w:pPr>
-        <w:ind w:left="5760" w:hanging="360"/>
-      </w:pPr>
-    </w:lvl>
-    <w:lvl w:ilvl="8">
-      <w:start w:val="11"/>
-      <w:numFmt w:val="decimal"/>
-      <w:lvlText w:val="%9."/>
-      <w:lvlJc w:val="left"/>
-      <w:pPr>
-        <w:ind w:left="6480" w:hanging="360"/>
-      </w:pPr>
-    </w:lvl>
-  </w:abstractNum>
-  <w:abstractNum w:abstractNumId="994112">
-    <w:nsid w:val="0A994112"/>
-    <w:multiLevelType w:val="multilevel"/>
-    <w:lvl w:ilvl="0">
-      <w:start w:val="12"/>
-      <w:numFmt w:val="decimal"/>
-      <w:lvlText w:val="%1."/>
-      <w:lvlJc w:val="left"/>
-      <w:pPr>
-        <w:ind w:left="720" w:hanging="360"/>
-      </w:pPr>
-    </w:lvl>
-    <w:lvl w:ilvl="1">
-      <w:start w:val="12"/>
-      <w:numFmt w:val="decimal"/>
-      <w:lvlText w:val="%2."/>
-      <w:lvlJc w:val="left"/>
-      <w:pPr>
-        <w:ind w:left="1440" w:hanging="360"/>
-      </w:pPr>
-    </w:lvl>
-    <w:lvl w:ilvl="2">
-      <w:start w:val="12"/>
-      <w:numFmt w:val="decimal"/>
-      <w:lvlText w:val="%3."/>
-      <w:lvlJc w:val="left"/>
-      <w:pPr>
-        <w:ind w:left="2160" w:hanging="360"/>
-      </w:pPr>
-    </w:lvl>
-    <w:lvl w:ilvl="3">
-      <w:start w:val="12"/>
-      <w:numFmt w:val="decimal"/>
-      <w:lvlText w:val="%4."/>
-      <w:lvlJc w:val="left"/>
-      <w:pPr>
-        <w:ind w:left="2880" w:hanging="360"/>
-      </w:pPr>
-    </w:lvl>
-    <w:lvl w:ilvl="4">
-      <w:start w:val="12"/>
-      <w:numFmt w:val="decimal"/>
-      <w:lvlText w:val="%5."/>
-      <w:lvlJc w:val="left"/>
-      <w:pPr>
-        <w:ind w:left="3600" w:hanging="360"/>
-      </w:pPr>
-    </w:lvl>
-    <w:lvl w:ilvl="5">
-      <w:start w:val="12"/>
-      <w:numFmt w:val="decimal"/>
-      <w:lvlText w:val="%6."/>
-      <w:lvlJc w:val="left"/>
-      <w:pPr>
-        <w:ind w:left="4320" w:hanging="360"/>
-      </w:pPr>
-    </w:lvl>
-    <w:lvl w:ilvl="6">
-      <w:start w:val="12"/>
-      <w:numFmt w:val="decimal"/>
-      <w:lvlText w:val="%7."/>
-      <w:lvlJc w:val="left"/>
-      <w:pPr>
-        <w:ind w:left="5040" w:hanging="360"/>
-      </w:pPr>
-    </w:lvl>
-    <w:lvl w:ilvl="7">
-      <w:start w:val="12"/>
-      <w:numFmt w:val="decimal"/>
-      <w:lvlText w:val="%8."/>
-      <w:lvlJc w:val="left"/>
-      <w:pPr>
-        <w:ind w:left="5760" w:hanging="360"/>
-      </w:pPr>
-    </w:lvl>
-    <w:lvl w:ilvl="8">
-      <w:start w:val="12"/>
-      <w:numFmt w:val="decimal"/>
-      <w:lvlText w:val="%9."/>
-      <w:lvlJc w:val="left"/>
-      <w:pPr>
-        <w:ind w:left="6480" w:hanging="360"/>
-      </w:pPr>
-    </w:lvl>
-  </w:abstractNum>
-  <w:abstractNum w:abstractNumId="994113">
-    <w:nsid w:val="0A994113"/>
-    <w:multiLevelType w:val="multilevel"/>
-    <w:lvl w:ilvl="0">
-      <w:start w:val="13"/>
-      <w:numFmt w:val="decimal"/>
-      <w:lvlText w:val="%1."/>
-      <w:lvlJc w:val="left"/>
-      <w:pPr>
-        <w:ind w:left="720" w:hanging="360"/>
-      </w:pPr>
-    </w:lvl>
-    <w:lvl w:ilvl="1">
-      <w:start w:val="13"/>
-      <w:numFmt w:val="decimal"/>
-      <w:lvlText w:val="%2."/>
-      <w:lvlJc w:val="left"/>
-      <w:pPr>
-        <w:ind w:left="1440" w:hanging="360"/>
-      </w:pPr>
-    </w:lvl>
-    <w:lvl w:ilvl="2">
-      <w:start w:val="13"/>
-      <w:numFmt w:val="decimal"/>
-      <w:lvlText w:val="%3."/>
-      <w:lvlJc w:val="left"/>
-      <w:pPr>
-        <w:ind w:left="2160" w:hanging="360"/>
-      </w:pPr>
-    </w:lvl>
-    <w:lvl w:ilvl="3">
-      <w:start w:val="13"/>
-      <w:numFmt w:val="decimal"/>
-      <w:lvlText w:val="%4."/>
-      <w:lvlJc w:val="left"/>
-      <w:pPr>
-        <w:ind w:left="2880" w:hanging="360"/>
-      </w:pPr>
-    </w:lvl>
-    <w:lvl w:ilvl="4">
-      <w:start w:val="13"/>
-      <w:numFmt w:val="decimal"/>
-      <w:lvlText w:val="%5."/>
-      <w:lvlJc w:val="left"/>
-      <w:pPr>
-        <w:ind w:left="3600" w:hanging="360"/>
-      </w:pPr>
-    </w:lvl>
-    <w:lvl w:ilvl="5">
-      <w:start w:val="13"/>
-      <w:numFmt w:val="decimal"/>
-      <w:lvlText w:val="%6."/>
-      <w:lvlJc w:val="left"/>
-      <w:pPr>
-        <w:ind w:left="4320" w:hanging="360"/>
-      </w:pPr>
-    </w:lvl>
-    <w:lvl w:ilvl="6">
-      <w:start w:val="13"/>
-      <w:numFmt w:val="decimal"/>
-      <w:lvlText w:val="%7."/>
-      <w:lvlJc w:val="left"/>
-      <w:pPr>
-        <w:ind w:left="5040" w:hanging="360"/>
-      </w:pPr>
-    </w:lvl>
-    <w:lvl w:ilvl="7">
-      <w:start w:val="13"/>
-      <w:numFmt w:val="decimal"/>
-      <w:lvlText w:val="%8."/>
-      <w:lvlJc w:val="left"/>
-      <w:pPr>
-        <w:ind w:left="5760" w:hanging="360"/>
-      </w:pPr>
-    </w:lvl>
-    <w:lvl w:ilvl="8">
-      <w:start w:val="13"/>
-      <w:numFmt w:val="decimal"/>
-      <w:lvlText w:val="%9."/>
-      <w:lvlJc w:val="left"/>
-      <w:pPr>
-        <w:ind w:left="6480" w:hanging="360"/>
-      </w:pPr>
-    </w:lvl>
-  </w:abstractNum>
-  <w:abstractNum w:abstractNumId="994116">
-    <w:nsid w:val="0A994116"/>
-    <w:multiLevelType w:val="multilevel"/>
-    <w:lvl w:ilvl="0">
-      <w:start w:val="16"/>
-      <w:numFmt w:val="decimal"/>
-      <w:lvlText w:val="%1."/>
-      <w:lvlJc w:val="left"/>
-      <w:pPr>
-        <w:ind w:left="720" w:hanging="360"/>
-      </w:pPr>
-    </w:lvl>
-    <w:lvl w:ilvl="1">
-      <w:start w:val="16"/>
-      <w:numFmt w:val="decimal"/>
-      <w:lvlText w:val="%2."/>
-      <w:lvlJc w:val="left"/>
-      <w:pPr>
-        <w:ind w:left="1440" w:hanging="360"/>
-      </w:pPr>
-    </w:lvl>
-    <w:lvl w:ilvl="2">
-      <w:start w:val="16"/>
-      <w:numFmt w:val="decimal"/>
-      <w:lvlText w:val="%3."/>
-      <w:lvlJc w:val="left"/>
-      <w:pPr>
-        <w:ind w:left="2160" w:hanging="360"/>
-      </w:pPr>
-    </w:lvl>
-    <w:lvl w:ilvl="3">
-      <w:start w:val="16"/>
-      <w:numFmt w:val="decimal"/>
-      <w:lvlText w:val="%4."/>
-      <w:lvlJc w:val="left"/>
-      <w:pPr>
-        <w:ind w:left="2880" w:hanging="360"/>
-      </w:pPr>
-    </w:lvl>
-    <w:lvl w:ilvl="4">
-      <w:start w:val="16"/>
-      <w:numFmt w:val="decimal"/>
-      <w:lvlText w:val="%5."/>
-      <w:lvlJc w:val="left"/>
-      <w:pPr>
-        <w:ind w:left="3600" w:hanging="360"/>
-      </w:pPr>
-    </w:lvl>
-    <w:lvl w:ilvl="5">
-      <w:start w:val="16"/>
-      <w:numFmt w:val="decimal"/>
-      <w:lvlText w:val="%6."/>
-      <w:lvlJc w:val="left"/>
-      <w:pPr>
-        <w:ind w:left="4320" w:hanging="360"/>
-      </w:pPr>
-    </w:lvl>
-    <w:lvl w:ilvl="6">
-      <w:start w:val="16"/>
-      <w:numFmt w:val="decimal"/>
-      <w:lvlText w:val="%7."/>
-      <w:lvlJc w:val="left"/>
-      <w:pPr>
-        <w:ind w:left="5040" w:hanging="360"/>
-      </w:pPr>
-    </w:lvl>
-    <w:lvl w:ilvl="7">
-      <w:start w:val="16"/>
-      <w:numFmt w:val="decimal"/>
-      <w:lvlText w:val="%8."/>
-      <w:lvlJc w:val="left"/>
-      <w:pPr>
-        <w:ind w:left="5760" w:hanging="360"/>
-      </w:pPr>
-    </w:lvl>
-    <w:lvl w:ilvl="8">
-      <w:start w:val="16"/>
-      <w:numFmt w:val="decimal"/>
-      <w:lvlText w:val="%9."/>
-      <w:lvlJc w:val="left"/>
-      <w:pPr>
-        <w:ind w:left="6480" w:hanging="360"/>
-      </w:pPr>
-    </w:lvl>
-  </w:abstractNum>
-  <w:abstractNum w:abstractNumId="994117">
-    <w:nsid w:val="0A994117"/>
-    <w:multiLevelType w:val="multilevel"/>
-    <w:lvl w:ilvl="0">
-      <w:start w:val="17"/>
-      <w:numFmt w:val="decimal"/>
-      <w:lvlText w:val="%1."/>
-      <w:lvlJc w:val="left"/>
-      <w:pPr>
-        <w:ind w:left="720" w:hanging="360"/>
-      </w:pPr>
-    </w:lvl>
-    <w:lvl w:ilvl="1">
-      <w:start w:val="17"/>
-      <w:numFmt w:val="decimal"/>
-      <w:lvlText w:val="%2."/>
-      <w:lvlJc w:val="left"/>
-      <w:pPr>
-        <w:ind w:left="1440" w:hanging="360"/>
-      </w:pPr>
-    </w:lvl>
-    <w:lvl w:ilvl="2">
-      <w:start w:val="17"/>
-      <w:numFmt w:val="decimal"/>
-      <w:lvlText w:val="%3."/>
-      <w:lvlJc w:val="left"/>
-      <w:pPr>
-        <w:ind w:left="2160" w:hanging="360"/>
-      </w:pPr>
-    </w:lvl>
-    <w:lvl w:ilvl="3">
-      <w:start w:val="17"/>
-      <w:numFmt w:val="decimal"/>
-      <w:lvlText w:val="%4."/>
-      <w:lvlJc w:val="left"/>
-      <w:pPr>
-        <w:ind w:left="2880" w:hanging="360"/>
-      </w:pPr>
-    </w:lvl>
-    <w:lvl w:ilvl="4">
-      <w:start w:val="17"/>
-      <w:numFmt w:val="decimal"/>
-      <w:lvlText w:val="%5."/>
-      <w:lvlJc w:val="left"/>
-      <w:pPr>
-        <w:ind w:left="3600" w:hanging="360"/>
-      </w:pPr>
-    </w:lvl>
-    <w:lvl w:ilvl="5">
-      <w:start w:val="17"/>
-      <w:numFmt w:val="decimal"/>
-      <w:lvlText w:val="%6."/>
-      <w:lvlJc w:val="left"/>
-      <w:pPr>
-        <w:ind w:left="4320" w:hanging="360"/>
-      </w:pPr>
-    </w:lvl>
-    <w:lvl w:ilvl="6">
-      <w:start w:val="17"/>
-      <w:numFmt w:val="decimal"/>
-      <w:lvlText w:val="%7."/>
-      <w:lvlJc w:val="left"/>
-      <w:pPr>
-        <w:ind w:left="5040" w:hanging="360"/>
-      </w:pPr>
-    </w:lvl>
-    <w:lvl w:ilvl="7">
-      <w:start w:val="17"/>
-      <w:numFmt w:val="decimal"/>
-      <w:lvlText w:val="%8."/>
-      <w:lvlJc w:val="left"/>
-      <w:pPr>
-        <w:ind w:left="5760" w:hanging="360"/>
-      </w:pPr>
-    </w:lvl>
-    <w:lvl w:ilvl="8">
-      <w:start w:val="17"/>
-      <w:numFmt w:val="decimal"/>
-      <w:lvlText w:val="%9."/>
-      <w:lvlJc w:val="left"/>
-      <w:pPr>
-        <w:ind w:left="6480" w:hanging="360"/>
-      </w:pPr>
-    </w:lvl>
-  </w:abstractNum>
   <w:num w:numId="1000">
     <w:abstractNumId w:val="990"/>
   </w:num>
@@ -16838,6 +15370,12 @@
     <w:abstractNumId w:val="991"/>
   </w:num>
   <w:num w:numId="1002">
+    <w:abstractNumId w:val="991"/>
+  </w:num>
+  <w:num w:numId="1003">
+    <w:abstractNumId w:val="991"/>
+  </w:num>
+  <w:num w:numId="1004">
     <w:abstractNumId w:val="99411"/>
     <w:lvlOverride w:ilvl="0">
       <w:startOverride w:val="1"/>
@@ -16867,12 +15405,6 @@
       <w:startOverride w:val="1"/>
     </w:lvlOverride>
   </w:num>
-  <w:num w:numId="1003">
-    <w:abstractNumId w:val="991"/>
-  </w:num>
-  <w:num w:numId="1004">
-    <w:abstractNumId w:val="991"/>
-  </w:num>
   <w:num w:numId="1005">
     <w:abstractNumId w:val="991"/>
   </w:num>
@@ -16892,180 +15424,6 @@
     <w:abstractNumId w:val="991"/>
   </w:num>
   <w:num w:numId="1011">
-    <w:abstractNumId w:val="994111"/>
-    <w:lvlOverride w:ilvl="0">
-      <w:startOverride w:val="11"/>
-    </w:lvlOverride>
-    <w:lvlOverride w:ilvl="1">
-      <w:startOverride w:val="11"/>
-    </w:lvlOverride>
-    <w:lvlOverride w:ilvl="2">
-      <w:startOverride w:val="11"/>
-    </w:lvlOverride>
-    <w:lvlOverride w:ilvl="3">
-      <w:startOverride w:val="11"/>
-    </w:lvlOverride>
-    <w:lvlOverride w:ilvl="4">
-      <w:startOverride w:val="11"/>
-    </w:lvlOverride>
-    <w:lvlOverride w:ilvl="5">
-      <w:startOverride w:val="11"/>
-    </w:lvlOverride>
-    <w:lvlOverride w:ilvl="6">
-      <w:startOverride w:val="11"/>
-    </w:lvlOverride>
-    <w:lvlOverride w:ilvl="7">
-      <w:startOverride w:val="11"/>
-    </w:lvlOverride>
-    <w:lvlOverride w:ilvl="8">
-      <w:startOverride w:val="11"/>
-    </w:lvlOverride>
-  </w:num>
-  <w:num w:numId="1012">
-    <w:abstractNumId w:val="991"/>
-  </w:num>
-  <w:num w:numId="1013">
-    <w:abstractNumId w:val="994112"/>
-    <w:lvlOverride w:ilvl="0">
-      <w:startOverride w:val="12"/>
-    </w:lvlOverride>
-    <w:lvlOverride w:ilvl="1">
-      <w:startOverride w:val="12"/>
-    </w:lvlOverride>
-    <w:lvlOverride w:ilvl="2">
-      <w:startOverride w:val="12"/>
-    </w:lvlOverride>
-    <w:lvlOverride w:ilvl="3">
-      <w:startOverride w:val="12"/>
-    </w:lvlOverride>
-    <w:lvlOverride w:ilvl="4">
-      <w:startOverride w:val="12"/>
-    </w:lvlOverride>
-    <w:lvlOverride w:ilvl="5">
-      <w:startOverride w:val="12"/>
-    </w:lvlOverride>
-    <w:lvlOverride w:ilvl="6">
-      <w:startOverride w:val="12"/>
-    </w:lvlOverride>
-    <w:lvlOverride w:ilvl="7">
-      <w:startOverride w:val="12"/>
-    </w:lvlOverride>
-    <w:lvlOverride w:ilvl="8">
-      <w:startOverride w:val="12"/>
-    </w:lvlOverride>
-  </w:num>
-  <w:num w:numId="1014">
-    <w:abstractNumId w:val="991"/>
-  </w:num>
-  <w:num w:numId="1015">
-    <w:abstractNumId w:val="994113"/>
-    <w:lvlOverride w:ilvl="0">
-      <w:startOverride w:val="13"/>
-    </w:lvlOverride>
-    <w:lvlOverride w:ilvl="1">
-      <w:startOverride w:val="13"/>
-    </w:lvlOverride>
-    <w:lvlOverride w:ilvl="2">
-      <w:startOverride w:val="13"/>
-    </w:lvlOverride>
-    <w:lvlOverride w:ilvl="3">
-      <w:startOverride w:val="13"/>
-    </w:lvlOverride>
-    <w:lvlOverride w:ilvl="4">
-      <w:startOverride w:val="13"/>
-    </w:lvlOverride>
-    <w:lvlOverride w:ilvl="5">
-      <w:startOverride w:val="13"/>
-    </w:lvlOverride>
-    <w:lvlOverride w:ilvl="6">
-      <w:startOverride w:val="13"/>
-    </w:lvlOverride>
-    <w:lvlOverride w:ilvl="7">
-      <w:startOverride w:val="13"/>
-    </w:lvlOverride>
-    <w:lvlOverride w:ilvl="8">
-      <w:startOverride w:val="13"/>
-    </w:lvlOverride>
-  </w:num>
-  <w:num w:numId="1016">
-    <w:abstractNumId w:val="991"/>
-  </w:num>
-  <w:num w:numId="1017">
-    <w:abstractNumId w:val="994116"/>
-    <w:lvlOverride w:ilvl="0">
-      <w:startOverride w:val="16"/>
-    </w:lvlOverride>
-    <w:lvlOverride w:ilvl="1">
-      <w:startOverride w:val="16"/>
-    </w:lvlOverride>
-    <w:lvlOverride w:ilvl="2">
-      <w:startOverride w:val="16"/>
-    </w:lvlOverride>
-    <w:lvlOverride w:ilvl="3">
-      <w:startOverride w:val="16"/>
-    </w:lvlOverride>
-    <w:lvlOverride w:ilvl="4">
-      <w:startOverride w:val="16"/>
-    </w:lvlOverride>
-    <w:lvlOverride w:ilvl="5">
-      <w:startOverride w:val="16"/>
-    </w:lvlOverride>
-    <w:lvlOverride w:ilvl="6">
-      <w:startOverride w:val="16"/>
-    </w:lvlOverride>
-    <w:lvlOverride w:ilvl="7">
-      <w:startOverride w:val="16"/>
-    </w:lvlOverride>
-    <w:lvlOverride w:ilvl="8">
-      <w:startOverride w:val="16"/>
-    </w:lvlOverride>
-  </w:num>
-  <w:num w:numId="1018">
-    <w:abstractNumId w:val="991"/>
-  </w:num>
-  <w:num w:numId="1019">
-    <w:abstractNumId w:val="994117"/>
-    <w:lvlOverride w:ilvl="0">
-      <w:startOverride w:val="17"/>
-    </w:lvlOverride>
-    <w:lvlOverride w:ilvl="1">
-      <w:startOverride w:val="17"/>
-    </w:lvlOverride>
-    <w:lvlOverride w:ilvl="2">
-      <w:startOverride w:val="17"/>
-    </w:lvlOverride>
-    <w:lvlOverride w:ilvl="3">
-      <w:startOverride w:val="17"/>
-    </w:lvlOverride>
-    <w:lvlOverride w:ilvl="4">
-      <w:startOverride w:val="17"/>
-    </w:lvlOverride>
-    <w:lvlOverride w:ilvl="5">
-      <w:startOverride w:val="17"/>
-    </w:lvlOverride>
-    <w:lvlOverride w:ilvl="6">
-      <w:startOverride w:val="17"/>
-    </w:lvlOverride>
-    <w:lvlOverride w:ilvl="7">
-      <w:startOverride w:val="17"/>
-    </w:lvlOverride>
-    <w:lvlOverride w:ilvl="8">
-      <w:startOverride w:val="17"/>
-    </w:lvlOverride>
-  </w:num>
-  <w:num w:numId="1020">
-    <w:abstractNumId w:val="991"/>
-  </w:num>
-  <w:num w:numId="1021">
-    <w:abstractNumId w:val="991"/>
-  </w:num>
-  <w:num w:numId="1022">
-    <w:abstractNumId w:val="991"/>
-  </w:num>
-  <w:num w:numId="1023">
-    <w:abstractNumId w:val="991"/>
-  </w:num>
-  <w:num w:numId="1024">
     <w:abstractNumId w:val="99411"/>
     <w:lvlOverride w:ilvl="0">
       <w:startOverride w:val="1"/>
@@ -17095,25 +15453,16 @@
       <w:startOverride w:val="1"/>
     </w:lvlOverride>
   </w:num>
-  <w:num w:numId="1025">
+  <w:num w:numId="1012">
     <w:abstractNumId w:val="991"/>
   </w:num>
-  <w:num w:numId="1026">
+  <w:num w:numId="1013">
     <w:abstractNumId w:val="991"/>
   </w:num>
-  <w:num w:numId="1027">
+  <w:num w:numId="1014">
     <w:abstractNumId w:val="991"/>
   </w:num>
-  <w:num w:numId="1028">
-    <w:abstractNumId w:val="991"/>
-  </w:num>
-  <w:num w:numId="1029">
-    <w:abstractNumId w:val="991"/>
-  </w:num>
-  <w:num w:numId="1030">
-    <w:abstractNumId w:val="991"/>
-  </w:num>
-  <w:num w:numId="1031">
+  <w:num w:numId="1015">
     <w:abstractNumId w:val="99411"/>
     <w:lvlOverride w:ilvl="0">
       <w:startOverride w:val="1"/>
@@ -17143,70 +15492,31 @@
       <w:startOverride w:val="1"/>
     </w:lvlOverride>
   </w:num>
-  <w:num w:numId="1032">
+  <w:num w:numId="1016">
     <w:abstractNumId w:val="991"/>
   </w:num>
-  <w:num w:numId="1033">
+  <w:num w:numId="1017">
     <w:abstractNumId w:val="991"/>
   </w:num>
-  <w:num w:numId="1034">
+  <w:num w:numId="1018">
     <w:abstractNumId w:val="991"/>
   </w:num>
-  <w:num w:numId="1035">
-    <w:abstractNumId w:val="99411"/>
-    <w:lvlOverride w:ilvl="0">
-      <w:startOverride w:val="1"/>
-    </w:lvlOverride>
-    <w:lvlOverride w:ilvl="1">
-      <w:startOverride w:val="1"/>
-    </w:lvlOverride>
-    <w:lvlOverride w:ilvl="2">
-      <w:startOverride w:val="1"/>
-    </w:lvlOverride>
-    <w:lvlOverride w:ilvl="3">
-      <w:startOverride w:val="1"/>
-    </w:lvlOverride>
-    <w:lvlOverride w:ilvl="4">
-      <w:startOverride w:val="1"/>
-    </w:lvlOverride>
-    <w:lvlOverride w:ilvl="5">
-      <w:startOverride w:val="1"/>
-    </w:lvlOverride>
-    <w:lvlOverride w:ilvl="6">
-      <w:startOverride w:val="1"/>
-    </w:lvlOverride>
-    <w:lvlOverride w:ilvl="7">
-      <w:startOverride w:val="1"/>
-    </w:lvlOverride>
-    <w:lvlOverride w:ilvl="8">
-      <w:startOverride w:val="1"/>
-    </w:lvlOverride>
-  </w:num>
-  <w:num w:numId="1036">
+  <w:num w:numId="1019">
     <w:abstractNumId w:val="991"/>
   </w:num>
-  <w:num w:numId="1037">
+  <w:num w:numId="1020">
     <w:abstractNumId w:val="991"/>
   </w:num>
-  <w:num w:numId="1038">
+  <w:num w:numId="1021">
     <w:abstractNumId w:val="991"/>
   </w:num>
-  <w:num w:numId="1039">
+  <w:num w:numId="1022">
     <w:abstractNumId w:val="991"/>
   </w:num>
-  <w:num w:numId="1040">
+  <w:num w:numId="1023">
     <w:abstractNumId w:val="991"/>
   </w:num>
-  <w:num w:numId="1041">
-    <w:abstractNumId w:val="991"/>
-  </w:num>
-  <w:num w:numId="1042">
-    <w:abstractNumId w:val="991"/>
-  </w:num>
-  <w:num w:numId="1043">
-    <w:abstractNumId w:val="991"/>
-  </w:num>
-  <w:num w:numId="1044">
+  <w:num w:numId="1024">
     <w:abstractNumId w:val="991"/>
   </w:num>
 </w:numbering>

--- a/docs/standards/word/SECURE-DEVELOPMENT.docx
+++ b/docs/standards/word/SECURE-DEVELOPMENT.docx
@@ -28,13 +28,13 @@
         </w:p>
       </w:sdtContent>
     </w:sdt>
-    <w:bookmarkStart w:id="77" w:name="X5370d31d3472698b00807739590c410bbd140c1"/>
+    <w:bookmarkStart w:id="77" w:name="X22dea6421227186263cd6f68b1cc06e555c4395"/>
     <w:p>
       <w:pPr>
         <w:pStyle w:val="Heading1"/>
       </w:pPr>
       <w:r>
-        <w:t xml:space="preserve">Secure development: the process a build must satisfy</w:t>
+        <w:t xml:space="preserve">Secure development: a starting point for your own standard</w:t>
       </w:r>
     </w:p>
     <w:p>
@@ -115,13 +115,42 @@
         <w:pStyle w:val="FirstParagraph"/>
       </w:pPr>
       <w:r>
-        <w:t xml:space="preserve">This is a starting point you adapt, not a compliance attestation. It describes the process a build</w:t>
-      </w:r>
-      <w:r>
-        <w:t xml:space="preserve"> </w:t>
-      </w:r>
-      <w:r>
-        <w:t xml:space="preserve">has to satisfy before you can honestly say it was built securely.</w:t>
+        <w:t xml:space="preserve">This is a starting point for your own secure development standard, not a standard to comply with</w:t>
+      </w:r>
+      <w:r>
+        <w:t xml:space="preserve"> </w:t>
+      </w:r>
+      <w:r>
+        <w:t xml:space="preserve">and not a compliance attestation. Copy it, cut what your project does not have, and publish the</w:t>
+      </w:r>
+      <w:r>
+        <w:t xml:space="preserve"> </w:t>
+      </w:r>
+      <w:r>
+        <w:t xml:space="preserve">result under your own name.</w:t>
+      </w:r>
+      <w:r>
+        <w:t xml:space="preserve"> </w:t>
+      </w:r>
+      <w:hyperlink w:anchor="adapting-this-to-your-project">
+        <w:r>
+          <w:rPr>
+            <w:rStyle w:val="Hyperlink"/>
+          </w:rPr>
+          <w:t xml:space="preserve">Adapting this to your project</w:t>
+        </w:r>
+      </w:hyperlink>
+      <w:r>
+        <w:t xml:space="preserve"> </w:t>
+      </w:r>
+      <w:r>
+        <w:t xml:space="preserve">is the guide to doing that: what you</w:t>
+      </w:r>
+      <w:r>
+        <w:t xml:space="preserve"> </w:t>
+      </w:r>
+      <w:r>
+        <w:t xml:space="preserve">may change freely, and the shorter list that stops being a control the moment you weaken it.</w:t>
       </w:r>
     </w:p>
     <w:p>
@@ -129,19 +158,31 @@
         <w:pStyle w:val="BodyText"/>
       </w:pPr>
       <w:r>
-        <w:t xml:space="preserve">It answers who owns what, what gets threat modelled, and what a review checks. It also answers which</w:t>
-      </w:r>
-      <w:r>
-        <w:t xml:space="preserve"> </w:t>
-      </w:r>
-      <w:r>
-        <w:t xml:space="preserve">checks may never be waived, how a release is signed and verifiable, and what has to be true on the</w:t>
-      </w:r>
-      <w:r>
-        <w:t xml:space="preserve"> </w:t>
-      </w:r>
-      <w:r>
-        <w:t xml:space="preserve">day you ship.</w:t>
+        <w:t xml:space="preserve">What you are adapting is a finished process rather than an outline -- the process a build has to</w:t>
+      </w:r>
+      <w:r>
+        <w:t xml:space="preserve"> </w:t>
+      </w:r>
+      <w:r>
+        <w:t xml:space="preserve">satisfy before you can honestly say it was built securely. It answers who owns what, what gets</w:t>
+      </w:r>
+      <w:r>
+        <w:t xml:space="preserve"> </w:t>
+      </w:r>
+      <w:r>
+        <w:t xml:space="preserve">threat modelled, and what a review checks. It also answers which checks may never be waived, how a</w:t>
+      </w:r>
+      <w:r>
+        <w:t xml:space="preserve"> </w:t>
+      </w:r>
+      <w:r>
+        <w:t xml:space="preserve">release is signed and verifiable, and what has to be true on the day you ship. The work is editing</w:t>
+      </w:r>
+      <w:r>
+        <w:t xml:space="preserve"> </w:t>
+      </w:r>
+      <w:r>
+        <w:t xml:space="preserve">something down to your project, not drafting one from nothing.</w:t>
       </w:r>
     </w:p>
     <w:p>

--- a/docs/standards/word/SECURE-DEVELOPMENT.docx
+++ b/docs/standards/word/SECURE-DEVELOPMENT.docx
@@ -28,7 +28,7 @@
         </w:p>
       </w:sdtContent>
     </w:sdt>
-    <w:bookmarkStart w:id="77" w:name="X22dea6421227186263cd6f68b1cc06e555c4395"/>
+    <w:bookmarkStart w:id="74" w:name="X22dea6421227186263cd6f68b1cc06e555c4395"/>
     <w:p>
       <w:pPr>
         <w:pStyle w:val="Heading1"/>
@@ -121,13 +121,203 @@
         <w:t xml:space="preserve"> </w:t>
       </w:r>
       <w:r>
-        <w:t xml:space="preserve">and not a compliance attestation. Copy it, cut what your project does not have, and publish the</w:t>
+        <w:t xml:space="preserve">and not a compliance attestation: copy it, cut what your project does not have, and publish the</w:t>
       </w:r>
       <w:r>
         <w:t xml:space="preserve"> </w:t>
       </w:r>
       <w:r>
         <w:t xml:space="preserve">result under your own name.</w:t>
+      </w:r>
+    </w:p>
+    <w:p>
+      <w:pPr>
+        <w:pStyle w:val="Compact"/>
+        <w:numPr>
+          <w:ilvl w:val="0"/>
+          <w:numId w:val="1001"/>
+        </w:numPr>
+      </w:pPr>
+      <w:r>
+        <w:rPr>
+          <w:b/>
+          <w:bCs/>
+        </w:rPr>
+        <w:t xml:space="preserve">What it demands.</w:t>
+      </w:r>
+      <w:r>
+        <w:t xml:space="preserve"> </w:t>
+      </w:r>
+      <w:r>
+        <w:t xml:space="preserve">A named set of checks that blocks every change and cannot be waived by an</w:t>
+      </w:r>
+      <w:r>
+        <w:t xml:space="preserve"> </w:t>
+      </w:r>
+      <w:r>
+        <w:t xml:space="preserve">author, a written threat model per trust boundary reviewed before the code exists, and every</w:t>
+      </w:r>
+      <w:r>
+        <w:t xml:space="preserve"> </w:t>
+      </w:r>
+      <w:r>
+        <w:t xml:space="preserve">requirement you cannot meet written down, dated, signed, and carrying the event that ends it. A</w:t>
+      </w:r>
+      <w:r>
+        <w:t xml:space="preserve"> </w:t>
+      </w:r>
+      <w:r>
+        <w:t xml:space="preserve">verdict is the composite of</w:t>
+      </w:r>
+      <w:r>
+        <w:t xml:space="preserve"> </w:t>
+      </w:r>
+      <w:hyperlink w:anchor="X72e8a7b0eb017be1b6be4ce9a7aa4c29f34647f">
+        <w:r>
+          <w:rPr>
+            <w:rStyle w:val="Hyperlink"/>
+          </w:rPr>
+          <w:t xml:space="preserve">two layers</w:t>
+        </w:r>
+      </w:hyperlink>
+      <w:r>
+        <w:t xml:space="preserve">, never one row of</w:t>
+      </w:r>
+      <w:r>
+        <w:t xml:space="preserve"> </w:t>
+      </w:r>
+      <w:r>
+        <w:t xml:space="preserve">either -- no green pipeline is a verdict.</w:t>
+      </w:r>
+    </w:p>
+    <w:p>
+      <w:pPr>
+        <w:pStyle w:val="Compact"/>
+        <w:numPr>
+          <w:ilvl w:val="0"/>
+          <w:numId w:val="1001"/>
+        </w:numPr>
+      </w:pPr>
+      <w:r>
+        <w:rPr>
+          <w:b/>
+          <w:bCs/>
+        </w:rPr>
+        <w:t xml:space="preserve">What it costs.</w:t>
+      </w:r>
+      <w:r>
+        <w:t xml:space="preserve"> </w:t>
+      </w:r>
+      <w:r>
+        <w:t xml:space="preserve">Calendar time where automation does not reach. Controls you must not claim</w:t>
+      </w:r>
+      <w:r>
+        <w:t xml:space="preserve"> </w:t>
+      </w:r>
+      <w:r>
+        <w:t xml:space="preserve">because you do not own them -- the strongest tamper controls belong to whoever runs the software.</w:t>
+      </w:r>
+      <w:r>
+        <w:t xml:space="preserve"> </w:t>
+      </w:r>
+      <w:r>
+        <w:t xml:space="preserve">And two gaps an internally-run pipeline cannot substitute for: third-party source review and</w:t>
+      </w:r>
+      <w:r>
+        <w:t xml:space="preserve"> </w:t>
+      </w:r>
+      <w:hyperlink w:anchor="X635127d1d4d4de93cff91f98240bebbfa4bd556">
+        <w:r>
+          <w:rPr>
+            <w:rStyle w:val="Hyperlink"/>
+          </w:rPr>
+          <w:t xml:space="preserve">penetration testing</w:t>
+        </w:r>
+      </w:hyperlink>
+      <w:r>
+        <w:t xml:space="preserve">. No code ships with this -- no</w:t>
+      </w:r>
+      <w:r>
+        <w:t xml:space="preserve"> </w:t>
+      </w:r>
+      <w:r>
+        <w:t xml:space="preserve">workflow, no scanner configuration, no template.</w:t>
+      </w:r>
+    </w:p>
+    <w:p>
+      <w:pPr>
+        <w:pStyle w:val="Compact"/>
+        <w:numPr>
+          <w:ilvl w:val="0"/>
+          <w:numId w:val="1001"/>
+        </w:numPr>
+      </w:pPr>
+      <w:r>
+        <w:rPr>
+          <w:b/>
+          <w:bCs/>
+        </w:rPr>
+        <w:t xml:space="preserve">Where it does not apply.</w:t>
+      </w:r>
+      <w:r>
+        <w:t xml:space="preserve"> </w:t>
+      </w:r>
+      <w:r>
+        <w:t xml:space="preserve">Throwaway work nobody installs, and anything you operate rather than</w:t>
+      </w:r>
+      <w:r>
+        <w:t xml:space="preserve"> </w:t>
+      </w:r>
+      <w:r>
+        <w:t xml:space="preserve">produce. Building to this confers nothing on the product, on you, or on an adopter, and it does</w:t>
+      </w:r>
+      <w:r>
+        <w:t xml:space="preserve"> </w:t>
+      </w:r>
+      <w:r>
+        <w:t xml:space="preserve">not substitute for an adopting organization's own assessment.</w:t>
+      </w:r>
+    </w:p>
+    <w:p>
+      <w:pPr>
+        <w:pStyle w:val="Compact"/>
+        <w:numPr>
+          <w:ilvl w:val="0"/>
+          <w:numId w:val="1001"/>
+        </w:numPr>
+      </w:pPr>
+      <w:r>
+        <w:rPr>
+          <w:b/>
+          <w:bCs/>
+        </w:rPr>
+        <w:t xml:space="preserve">Where to start.</w:t>
+      </w:r>
+      <w:r>
+        <w:t xml:space="preserve"> </w:t>
+      </w:r>
+      <w:r>
+        <w:t xml:space="preserve">The ownership split in</w:t>
+      </w:r>
+      <w:r>
+        <w:t xml:space="preserve"> </w:t>
+      </w:r>
+      <w:hyperlink w:anchor="Xf8794b0126bc78285fb10778097a0695650e57d">
+        <w:r>
+          <w:rPr>
+            <w:rStyle w:val="Hyperlink"/>
+          </w:rPr>
+          <w:t xml:space="preserve">section 1</w:t>
+        </w:r>
+      </w:hyperlink>
+      <w:r>
+        <w:t xml:space="preserve">, then the data-class table under</w:t>
+      </w:r>
+      <w:r>
+        <w:t xml:space="preserve"> </w:t>
+      </w:r>
+      <w:r>
+        <w:t xml:space="preserve">it.</w:t>
       </w:r>
       <w:r>
         <w:t xml:space="preserve"> </w:t>
@@ -144,208 +334,84 @@
         <w:t xml:space="preserve"> </w:t>
       </w:r>
       <w:r>
-        <w:t xml:space="preserve">is the guide to doing that: what you</w:t>
-      </w:r>
-      <w:r>
-        <w:t xml:space="preserve"> </w:t>
-      </w:r>
-      <w:r>
-        <w:t xml:space="preserve">may change freely, and the shorter list that stops being a control the moment you weaken it.</w:t>
-      </w:r>
-    </w:p>
-    <w:p>
-      <w:pPr>
-        <w:pStyle w:val="BodyText"/>
-      </w:pPr>
-      <w:r>
-        <w:t xml:space="preserve">What you are adapting is a finished process rather than an outline -- the process a build has to</w:t>
-      </w:r>
-      <w:r>
-        <w:t xml:space="preserve"> </w:t>
-      </w:r>
-      <w:r>
-        <w:t xml:space="preserve">satisfy before you can honestly say it was built securely. It answers who owns what, what gets</w:t>
-      </w:r>
-      <w:r>
-        <w:t xml:space="preserve"> </w:t>
-      </w:r>
-      <w:r>
-        <w:t xml:space="preserve">threat modelled, and what a review checks. It also answers which checks may never be waived, how a</w:t>
-      </w:r>
-      <w:r>
-        <w:t xml:space="preserve"> </w:t>
-      </w:r>
-      <w:r>
-        <w:t xml:space="preserve">release is signed and verifiable, and what has to be true on the day you ship. The work is editing</w:t>
-      </w:r>
-      <w:r>
-        <w:t xml:space="preserve"> </w:t>
-      </w:r>
-      <w:r>
-        <w:t xml:space="preserve">something down to your project, not drafting one from nothing.</w:t>
-      </w:r>
-    </w:p>
-    <w:p>
-      <w:pPr>
-        <w:pStyle w:val="BodyText"/>
-      </w:pPr>
-      <w:r>
-        <w:t xml:space="preserve">Written for a project where much of the code is written by Claude Code, or another AI coding</w:t>
-      </w:r>
-      <w:r>
-        <w:t xml:space="preserve"> </w:t>
-      </w:r>
-      <w:r>
-        <w:t xml:space="preserve">assistant, and several sessions push into one trunk. That is not a special case for this material.</w:t>
-      </w:r>
-      <w:r>
-        <w:t xml:space="preserve"> </w:t>
-      </w:r>
-      <w:r>
-        <w:t xml:space="preserve">It is the case where the process layer stops being paperwork, because the machine-enforced layer</w:t>
-      </w:r>
-      <w:r>
-        <w:t xml:space="preserve"> </w:t>
-      </w:r>
-      <w:r>
-        <w:t xml:space="preserve">gets cheap and the human layer does not.</w:t>
-      </w:r>
-    </w:p>
-    <w:p>
-      <w:pPr>
-        <w:pStyle w:val="BodyText"/>
-      </w:pPr>
-      <w:r>
-        <w:rPr>
-          <w:b/>
-          <w:bCs/>
-        </w:rPr>
-        <w:t xml:space="preserve">What it demands.</w:t>
-      </w:r>
-      <w:r>
-        <w:t xml:space="preserve"> </w:t>
-      </w:r>
-      <w:r>
-        <w:t xml:space="preserve">Judge a build's security as a composite of two layers. Never on one row of</w:t>
-      </w:r>
-      <w:r>
-        <w:t xml:space="preserve"> </w:t>
-      </w:r>
-      <w:r>
-        <w:t xml:space="preserve">either --</w:t>
-      </w:r>
-      <w:r>
-        <w:t xml:space="preserve"> </w:t>
-      </w:r>
-      <w:hyperlink w:anchor="X72e8a7b0eb017be1b6be4ce9a7aa4c29f34647f">
+        <w:t xml:space="preserve">says what you may change</w:t>
+      </w:r>
+      <w:r>
+        <w:t xml:space="preserve"> </w:t>
+      </w:r>
+      <w:r>
+        <w:t xml:space="preserve">freely and the shorter list that stops being a control the moment you weaken it;</w:t>
+      </w:r>
+      <w:r>
+        <w:t xml:space="preserve"> </w:t>
+      </w:r>
+      <w:hyperlink w:anchor="how-to-adopt-this">
         <w:r>
           <w:rPr>
             <w:rStyle w:val="Hyperlink"/>
           </w:rPr>
-          <w:t xml:space="preserve">the shape</w:t>
+          <w:t xml:space="preserve">How to adopt this</w:t>
         </w:r>
       </w:hyperlink>
       <w:r>
         <w:t xml:space="preserve"> </w:t>
       </w:r>
       <w:r>
-        <w:t xml:space="preserve">says what is in</w:t>
-      </w:r>
-      <w:r>
-        <w:t xml:space="preserve"> </w:t>
-      </w:r>
-      <w:r>
-        <w:t xml:space="preserve">each. A named set of checks blocks every change and cannot be waived by an author. Every trust</w:t>
-      </w:r>
-      <w:r>
-        <w:t xml:space="preserve"> </w:t>
-      </w:r>
-      <w:r>
-        <w:t xml:space="preserve">boundary gets a written threat model, reviewed before the code exists. Every requirement you cannot</w:t>
-      </w:r>
-      <w:r>
-        <w:t xml:space="preserve"> </w:t>
-      </w:r>
-      <w:r>
-        <w:t xml:space="preserve">meet is written down, dated, signed, and carries the event that ends it. No green pipeline is a</w:t>
-      </w:r>
-      <w:r>
-        <w:t xml:space="preserve"> </w:t>
-      </w:r>
-      <w:r>
-        <w:t xml:space="preserve">verdict.</w:t>
-      </w:r>
-    </w:p>
-    <w:p>
-      <w:pPr>
-        <w:pStyle w:val="BodyText"/>
-      </w:pPr>
-      <w:r>
-        <w:rPr>
-          <w:b/>
-          <w:bCs/>
-        </w:rPr>
-        <w:t xml:space="preserve">What it costs.</w:t>
-      </w:r>
-      <w:r>
-        <w:t xml:space="preserve"> </w:t>
-      </w:r>
-      <w:r>
-        <w:t xml:space="preserve">Calendar time where automation does not reach, controls you must not claim</w:t>
-      </w:r>
-      <w:r>
-        <w:t xml:space="preserve"> </w:t>
-      </w:r>
-      <w:r>
-        <w:t xml:space="preserve">because you do not own them, and a gap you cannot close by working harder.</w:t>
-      </w:r>
-      <w:r>
-        <w:t xml:space="preserve"> </w:t>
-      </w:r>
-      <w:hyperlink w:anchor="what-this-costs-you">
+        <w:t xml:space="preserve">sets the order, and</w:t>
+      </w:r>
+      <w:r>
+        <w:t xml:space="preserve"> </w:t>
+      </w:r>
+      <w:hyperlink w:anchor="in-one-table">
         <w:r>
           <w:rPr>
             <w:rStyle w:val="Hyperlink"/>
           </w:rPr>
-          <w:t xml:space="preserve">What this costs you</w:t>
+          <w:t xml:space="preserve">In one table</w:t>
         </w:r>
       </w:hyperlink>
       <w:r>
         <w:t xml:space="preserve"> </w:t>
       </w:r>
       <w:r>
-        <w:t xml:space="preserve">is the list, and it is short.</w:t>
-      </w:r>
-    </w:p>
-    <w:p>
-      <w:pPr>
-        <w:pStyle w:val="BodyText"/>
-      </w:pPr>
-      <w:r>
-        <w:t xml:space="preserve">It is deliberately framework-neutral, and it names practices, never certifications. No standards</w:t>
-      </w:r>
-      <w:r>
-        <w:t xml:space="preserve"> </w:t>
-      </w:r>
-      <w:r>
-        <w:t xml:space="preserve">body issues a certificate for any of this, and a self-assessment is not one either. So every claim</w:t>
-      </w:r>
-      <w:r>
-        <w:t xml:space="preserve"> </w:t>
-      </w:r>
-      <w:r>
-        <w:t xml:space="preserve">here is phrased as something you can evidence rather than something you can be awarded.</w:t>
-      </w:r>
-    </w:p>
-    <w:p>
-      <w:pPr>
-        <w:pStyle w:val="BodyText"/>
-      </w:pPr>
-      <w:r>
-        <w:t xml:space="preserve">Where to start. The ownership split in</w:t>
-      </w:r>
-      <w:r>
-        <w:t xml:space="preserve"> </w:t>
+        <w:t xml:space="preserve">is the</w:t>
+      </w:r>
+      <w:r>
+        <w:t xml:space="preserve"> </w:t>
+      </w:r>
+      <w:r>
+        <w:t xml:space="preserve">summary.</w:t>
+      </w:r>
+    </w:p>
+    <w:p>
+      <w:r>
+        <w:pict>
+          <v:rect style="width:0;height:1.5pt" o:hralign="center" o:hrstd="t" o:hr="t"/>
+        </w:pict>
+      </w:r>
+    </w:p>
+    <w:bookmarkEnd w:id="12"/>
+    <w:bookmarkStart w:id="13" w:name="how-to-adopt-this"/>
+    <w:p>
+      <w:pPr>
+        <w:pStyle w:val="Heading2"/>
+      </w:pPr>
+      <w:r>
+        <w:t xml:space="preserve">How to adopt this</w:t>
+      </w:r>
+    </w:p>
+    <w:p>
+      <w:pPr>
+        <w:pStyle w:val="FirstParagraph"/>
+      </w:pPr>
+      <w:r>
+        <w:t xml:space="preserve">Start with the ownership split</w:t>
+      </w:r>
+      <w:r>
+        <w:t xml:space="preserve"> </w:t>
+      </w:r>
+      <w:r>
+        <w:t xml:space="preserve">(</w:t>
       </w:r>
       <w:hyperlink w:anchor="Xf8794b0126bc78285fb10778097a0695650e57d">
         <w:r>
@@ -356,47 +422,19 @@
         </w:r>
       </w:hyperlink>
       <w:r>
-        <w:t xml:space="preserve">, then the data-class table under</w:t>
-      </w:r>
-      <w:r>
-        <w:t xml:space="preserve"> </w:t>
-      </w:r>
-      <w:r>
-        <w:t xml:space="preserve">it.</w:t>
-      </w:r>
-      <w:r>
-        <w:t xml:space="preserve"> </w:t>
-      </w:r>
-      <w:hyperlink w:anchor="how-to-adopt-this">
-        <w:r>
-          <w:rPr>
-            <w:rStyle w:val="Hyperlink"/>
-          </w:rPr>
-          <w:t xml:space="preserve">How to adopt this</w:t>
-        </w:r>
-      </w:hyperlink>
-      <w:r>
-        <w:t xml:space="preserve"> </w:t>
-      </w:r>
-      <w:r>
-        <w:t xml:space="preserve">sets the rest of the order, and</w:t>
-      </w:r>
-      <w:r>
-        <w:t xml:space="preserve"> </w:t>
-      </w:r>
-      <w:hyperlink w:anchor="in-one-table">
-        <w:r>
-          <w:rPr>
-            <w:rStyle w:val="Hyperlink"/>
-          </w:rPr>
-          <w:t xml:space="preserve">In one table</w:t>
-        </w:r>
-      </w:hyperlink>
-      <w:r>
-        <w:t xml:space="preserve"> </w:t>
-      </w:r>
-      <w:r>
-        <w:t xml:space="preserve">is the summary.</w:t>
+        <w:t xml:space="preserve">). One table, one sitting. It is</w:t>
+      </w:r>
+      <w:r>
+        <w:t xml:space="preserve"> </w:t>
+      </w:r>
+      <w:r>
+        <w:t xml:space="preserve">the artifact that makes every later claim scopeable, and most of the arguments it prevents are</w:t>
+      </w:r>
+      <w:r>
+        <w:t xml:space="preserve"> </w:t>
+      </w:r>
+      <w:r>
+        <w:t xml:space="preserve">arguments about who was supposed to do something.</w:t>
       </w:r>
     </w:p>
     <w:p>
@@ -404,228 +442,7 @@
         <w:pStyle w:val="BodyText"/>
       </w:pPr>
       <w:r>
-        <w:t xml:space="preserve">For where a rule was borrowed from, and what the bracketed marks on some rules mean, see</w:t>
-      </w:r>
-      <w:r>
-        <w:t xml:space="preserve"> </w:t>
-      </w:r>
-      <w:hyperlink w:anchor="where-the-rules-come-from">
-        <w:r>
-          <w:rPr>
-            <w:rStyle w:val="Hyperlink"/>
-          </w:rPr>
-          <w:t xml:space="preserve">Where the rules come from</w:t>
-        </w:r>
-      </w:hyperlink>
-      <w:r>
-        <w:t xml:space="preserve">.</w:t>
-      </w:r>
-    </w:p>
-    <w:p>
-      <w:r>
-        <w:pict>
-          <v:rect style="width:0;height:1.5pt" o:hralign="center" o:hrstd="t" o:hr="t"/>
-        </w:pict>
-      </w:r>
-    </w:p>
-    <w:bookmarkEnd w:id="12"/>
-    <w:bookmarkStart w:id="13" w:name="what-you-get"/>
-    <w:p>
-      <w:pPr>
-        <w:pStyle w:val="Heading2"/>
-      </w:pPr>
-      <w:r>
-        <w:t xml:space="preserve">What you get</w:t>
-      </w:r>
-    </w:p>
-    <w:p>
-      <w:pPr>
-        <w:pStyle w:val="Compact"/>
-        <w:numPr>
-          <w:ilvl w:val="0"/>
-          <w:numId w:val="1001"/>
-        </w:numPr>
-      </w:pPr>
-      <w:r>
-        <w:t xml:space="preserve">A written ownership split. One table saying what the producing project owns and what the</w:t>
-      </w:r>
-      <w:r>
-        <w:t xml:space="preserve"> </w:t>
-      </w:r>
-      <w:r>
-        <w:t xml:space="preserve">operating organization owns, so a control cannot end up unowned because each side assumed the</w:t>
-      </w:r>
-      <w:r>
-        <w:t xml:space="preserve"> </w:t>
-      </w:r>
-      <w:r>
-        <w:t xml:space="preserve">other had it.</w:t>
-      </w:r>
-    </w:p>
-    <w:p>
-      <w:pPr>
-        <w:pStyle w:val="Compact"/>
-        <w:numPr>
-          <w:ilvl w:val="0"/>
-          <w:numId w:val="1001"/>
-        </w:numPr>
-      </w:pPr>
-      <w:r>
-        <w:t xml:space="preserve">Review with something to check against. A per-boundary threat model turns "does this change</w:t>
-      </w:r>
-      <w:r>
-        <w:t xml:space="preserve"> </w:t>
-      </w:r>
-      <w:r>
-        <w:t xml:space="preserve">look secure" into "which boundary does this touch, and does its named mitigation still hold". A</w:t>
-      </w:r>
-      <w:r>
-        <w:t xml:space="preserve"> </w:t>
-      </w:r>
-      <w:r>
-        <w:t xml:space="preserve">missing control then shows up as a gap in an enumeration rather than as something nobody thought</w:t>
-      </w:r>
-      <w:r>
-        <w:t xml:space="preserve"> </w:t>
-      </w:r>
-      <w:r>
-        <w:t xml:space="preserve">of.</w:t>
-      </w:r>
-    </w:p>
-    <w:p>
-      <w:pPr>
-        <w:pStyle w:val="Compact"/>
-        <w:numPr>
-          <w:ilvl w:val="0"/>
-          <w:numId w:val="1001"/>
-        </w:numPr>
-      </w:pPr>
-      <w:r>
-        <w:t xml:space="preserve">A finite secure-coding list. A reviewer, human or automated, gets a bounded set of questions</w:t>
-      </w:r>
-      <w:r>
-        <w:t xml:space="preserve"> </w:t>
-      </w:r>
-      <w:r>
-        <w:t xml:space="preserve">instead of an unanswerable one.</w:t>
-      </w:r>
-    </w:p>
-    <w:p>
-      <w:pPr>
-        <w:pStyle w:val="Compact"/>
-        <w:numPr>
-          <w:ilvl w:val="0"/>
-          <w:numId w:val="1001"/>
-        </w:numPr>
-      </w:pPr>
-      <w:r>
-        <w:t xml:space="preserve">An honest read of your own pipeline. Two layers, weighted differently, with a plain statement</w:t>
-      </w:r>
-      <w:r>
-        <w:t xml:space="preserve"> </w:t>
-      </w:r>
-      <w:r>
-        <w:t xml:space="preserve">of what a green run has and has not established. Effort goes to the layer that is actually</w:t>
-      </w:r>
-      <w:r>
-        <w:t xml:space="preserve"> </w:t>
-      </w:r>
-      <w:r>
-        <w:t xml:space="preserve">missing rather than to a ninth scanner.</w:t>
-      </w:r>
-    </w:p>
-    <w:p>
-      <w:pPr>
-        <w:pStyle w:val="Compact"/>
-        <w:numPr>
-          <w:ilvl w:val="0"/>
-          <w:numId w:val="1001"/>
-        </w:numPr>
-      </w:pPr>
-      <w:r>
-        <w:t xml:space="preserve">A release gate that is a checklist, not a debate. Defined pass and fail conditions, so the</w:t>
-      </w:r>
-      <w:r>
-        <w:t xml:space="preserve"> </w:t>
-      </w:r>
-      <w:r>
-        <w:t xml:space="preserve">conditions under which you shipped are recoverable afterwards.</w:t>
-      </w:r>
-    </w:p>
-    <w:p>
-      <w:pPr>
-        <w:pStyle w:val="Compact"/>
-        <w:numPr>
-          <w:ilvl w:val="0"/>
-          <w:numId w:val="1001"/>
-        </w:numPr>
-      </w:pPr>
-      <w:r>
-        <w:t xml:space="preserve">Artifacts an adopter can verify without trusting your description of your process -- build</w:t>
-      </w:r>
-      <w:r>
-        <w:t xml:space="preserve"> </w:t>
-      </w:r>
-      <w:r>
-        <w:t xml:space="preserve">provenance, an attestation over the artifact digest, a component inventory, a published digest</w:t>
-      </w:r>
-      <w:r>
-        <w:t xml:space="preserve"> </w:t>
-      </w:r>
-      <w:r>
-        <w:t xml:space="preserve">manifest with the offline verification path documented.</w:t>
-      </w:r>
-    </w:p>
-    <w:p>
-      <w:pPr>
-        <w:pStyle w:val="Compact"/>
-        <w:numPr>
-          <w:ilvl w:val="0"/>
-          <w:numId w:val="1001"/>
-        </w:numPr>
-      </w:pPr>
-      <w:r>
-        <w:t xml:space="preserve">A posture you can publish when you cannot meet every requirement. Dated deviations, named</w:t>
-      </w:r>
-      <w:r>
-        <w:t xml:space="preserve"> </w:t>
-      </w:r>
-      <w:r>
-        <w:t xml:space="preserve">compensating controls, and a trigger that ends each one -- instead of either overclaiming or</w:t>
-      </w:r>
-      <w:r>
-        <w:t xml:space="preserve"> </w:t>
-      </w:r>
-      <w:r>
-        <w:t xml:space="preserve">quietly having a gap.</w:t>
-      </w:r>
-    </w:p>
-    <w:p>
-      <w:pPr>
-        <w:pStyle w:val="Compact"/>
-        <w:numPr>
-          <w:ilvl w:val="0"/>
-          <w:numId w:val="1001"/>
-        </w:numPr>
-      </w:pPr>
-      <w:r>
-        <w:t xml:space="preserve">Wording that survives a reviewer. Phrases you can use, phrases you cannot, and the reason, so</w:t>
-      </w:r>
-      <w:r>
-        <w:t xml:space="preserve"> </w:t>
-      </w:r>
-      <w:r>
-        <w:t xml:space="preserve">publishing a security page does not accidentally assert a certification that does not exist.</w:t>
-      </w:r>
-    </w:p>
-    <w:bookmarkEnd w:id="13"/>
-    <w:bookmarkStart w:id="15" w:name="what-this-costs-you"/>
-    <w:p>
-      <w:pPr>
-        <w:pStyle w:val="Heading2"/>
-      </w:pPr>
-      <w:r>
-        <w:t xml:space="preserve">What this costs you</w:t>
+        <w:t xml:space="preserve">Then work in this order:</w:t>
       </w:r>
     </w:p>
     <w:p>
@@ -634,301 +451,6 @@
         <w:numPr>
           <w:ilvl w:val="0"/>
           <w:numId w:val="1002"/>
-        </w:numPr>
-      </w:pPr>
-      <w:r>
-        <w:t xml:space="preserve">Calendar time in two places that resist automation. Threat modeling happens before the build,</w:t>
-      </w:r>
-      <w:r>
-        <w:t xml:space="preserve"> </w:t>
-      </w:r>
-      <w:r>
-        <w:t xml:space="preserve">and vulnerability response has to be rehearsed end to end at least once. Neither can be discharged</w:t>
-      </w:r>
-      <w:r>
-        <w:t xml:space="preserve"> </w:t>
-      </w:r>
-      <w:r>
-        <w:t xml:space="preserve">by a passing check.</w:t>
-      </w:r>
-    </w:p>
-    <w:p>
-      <w:pPr>
-        <w:pStyle w:val="Compact"/>
-        <w:numPr>
-          <w:ilvl w:val="0"/>
-          <w:numId w:val="1002"/>
-        </w:numPr>
-      </w:pPr>
-      <w:r>
-        <w:rPr>
-          <w:b/>
-          <w:bCs/>
-        </w:rPr>
-        <w:t xml:space="preserve">Controls you do not own and must not claim.</w:t>
-      </w:r>
-      <w:r>
-        <w:t xml:space="preserve"> </w:t>
-      </w:r>
-      <w:r>
-        <w:t xml:space="preserve">The strongest tamper controls -- file-integrity</w:t>
-      </w:r>
-      <w:r>
-        <w:t xml:space="preserve"> </w:t>
-      </w:r>
-      <w:r>
-        <w:t xml:space="preserve">monitoring, immutable deployment, least-privilege file ownership, signed-artifact admission</w:t>
-      </w:r>
-      <w:r>
-        <w:t xml:space="preserve"> </w:t>
-      </w:r>
-      <w:r>
-        <w:t xml:space="preserve">control -- belong to whoever runs the software. You can document and recommend them. Claiming them</w:t>
-      </w:r>
-      <w:r>
-        <w:t xml:space="preserve"> </w:t>
-      </w:r>
-      <w:r>
-        <w:t xml:space="preserve">is a defect.</w:t>
-      </w:r>
-    </w:p>
-    <w:p>
-      <w:pPr>
-        <w:pStyle w:val="Compact"/>
-        <w:numPr>
-          <w:ilvl w:val="0"/>
-          <w:numId w:val="1002"/>
-        </w:numPr>
-      </w:pPr>
-      <w:r>
-        <w:t xml:space="preserve">A gap you cannot close by working harder. Third-party source review and penetration testing are</w:t>
-      </w:r>
-      <w:r>
-        <w:t xml:space="preserve"> </w:t>
-      </w:r>
-      <w:r>
-        <w:t xml:space="preserve">the two controls an internally-run pipeline cannot substitute for. Developer-run dynamic testing is</w:t>
-      </w:r>
-      <w:r>
-        <w:t xml:space="preserve"> </w:t>
-      </w:r>
-      <w:r>
-        <w:t xml:space="preserve">not one of them --</w:t>
-      </w:r>
-      <w:r>
-        <w:t xml:space="preserve"> </w:t>
-      </w:r>
-      <w:hyperlink w:anchor="Xac02c7d32d5bb277c9e44f3436addfe1b1747df">
-        <w:r>
-          <w:rPr>
-            <w:rStyle w:val="Hyperlink"/>
-          </w:rPr>
-          <w:t xml:space="preserve">section 2</w:t>
-        </w:r>
-      </w:hyperlink>
-      <w:r>
-        <w:t xml:space="preserve"> </w:t>
-      </w:r>
-      <w:r>
-        <w:t xml:space="preserve">carries the</w:t>
-      </w:r>
-      <w:r>
-        <w:t xml:space="preserve"> </w:t>
-      </w:r>
-      <w:r>
-        <w:t xml:space="preserve">version that costs runner minutes, and</w:t>
-      </w:r>
-      <w:r>
-        <w:t xml:space="preserve"> </w:t>
-      </w:r>
-      <w:hyperlink w:anchor="X635127d1d4d4de93cff91f98240bebbfa4bd556">
-        <w:r>
-          <w:rPr>
-            <w:rStyle w:val="Hyperlink"/>
-          </w:rPr>
-          <w:t xml:space="preserve">section 15</w:t>
-        </w:r>
-      </w:hyperlink>
-      <w:r>
-        <w:t xml:space="preserve"> </w:t>
-      </w:r>
-      <w:r>
-        <w:t xml:space="preserve">records</w:t>
-      </w:r>
-      <w:r>
-        <w:t xml:space="preserve"> </w:t>
-      </w:r>
-      <w:r>
-        <w:t xml:space="preserve">why this list once said otherwise. In one project's planning, a single engagement at the highest</w:t>
-      </w:r>
-      <w:r>
-        <w:t xml:space="preserve"> </w:t>
-      </w:r>
-      <w:r>
-        <w:t xml:space="preserve">assurance tier was budgeted in the tens of thousands of currency units.</w:t>
-      </w:r>
-      <w:r>
-        <w:t xml:space="preserve"> </w:t>
-      </w:r>
-      <w:r>
-        <w:t xml:space="preserve">If you cannot fund it, the honest move is to say so and hold the gap under a signed acceptance --</w:t>
-      </w:r>
-      <w:r>
-        <w:t xml:space="preserve"> </w:t>
-      </w:r>
-      <w:r>
-        <w:t xml:space="preserve">not to let a self-assessment read as verification.</w:t>
-      </w:r>
-    </w:p>
-    <w:p>
-      <w:pPr>
-        <w:pStyle w:val="Compact"/>
-        <w:numPr>
-          <w:ilvl w:val="0"/>
-          <w:numId w:val="1002"/>
-        </w:numPr>
-      </w:pPr>
-      <w:r>
-        <w:t xml:space="preserve">No code ships with this. No workflow, no scanner configuration, no template. The mechanics</w:t>
-      </w:r>
-      <w:r>
-        <w:t xml:space="preserve"> </w:t>
-      </w:r>
-      <w:r>
-        <w:t xml:space="preserve">below are described so you can build them where you already run checks.</w:t>
-      </w:r>
-    </w:p>
-    <w:bookmarkStart w:id="14" w:name="where-this-does-not-apply"/>
-    <w:p>
-      <w:pPr>
-        <w:pStyle w:val="Heading3"/>
-      </w:pPr>
-      <w:r>
-        <w:t xml:space="preserve">Where this does not apply</w:t>
-      </w:r>
-    </w:p>
-    <w:p>
-      <w:pPr>
-        <w:pStyle w:val="Compact"/>
-        <w:numPr>
-          <w:ilvl w:val="0"/>
-          <w:numId w:val="1003"/>
-        </w:numPr>
-      </w:pPr>
-      <w:r>
-        <w:t xml:space="preserve">Throwaway work. A spike nobody installs does not need a threat model or a release gate.</w:t>
-      </w:r>
-      <w:r>
-        <w:t xml:space="preserve"> </w:t>
-      </w:r>
-      <w:r>
-        <w:t xml:space="preserve">Applying the whole of this to code with no consumer is how a process gets abandoned wholesale.</w:t>
-      </w:r>
-    </w:p>
-    <w:p>
-      <w:pPr>
-        <w:pStyle w:val="Compact"/>
-        <w:numPr>
-          <w:ilvl w:val="0"/>
-          <w:numId w:val="1003"/>
-        </w:numPr>
-      </w:pPr>
-      <w:r>
-        <w:t xml:space="preserve">Anything you are not the producer of. If you operate software rather than publish it, most of</w:t>
-      </w:r>
-      <w:r>
-        <w:t xml:space="preserve"> </w:t>
-      </w:r>
-      <w:r>
-        <w:t xml:space="preserve">the build and release sections are somebody else's obligation and the hardening sections are</w:t>
-      </w:r>
-      <w:r>
-        <w:t xml:space="preserve"> </w:t>
-      </w:r>
-      <w:r>
-        <w:t xml:space="preserve">yours.</w:t>
-      </w:r>
-    </w:p>
-    <w:p>
-      <w:pPr>
-        <w:pStyle w:val="Compact"/>
-        <w:numPr>
-          <w:ilvl w:val="0"/>
-          <w:numId w:val="1003"/>
-        </w:numPr>
-      </w:pPr>
-      <w:r>
-        <w:t xml:space="preserve">As a compliance position. Building to this confers nothing on the product, on you, or on an</w:t>
-      </w:r>
-      <w:r>
-        <w:t xml:space="preserve"> </w:t>
-      </w:r>
-      <w:r>
-        <w:t xml:space="preserve">adopter, and it does not substitute for an adopting organization's own assessment.</w:t>
-      </w:r>
-    </w:p>
-    <w:bookmarkEnd w:id="14"/>
-    <w:bookmarkEnd w:id="15"/>
-    <w:bookmarkStart w:id="16" w:name="how-to-adopt-this"/>
-    <w:p>
-      <w:pPr>
-        <w:pStyle w:val="Heading2"/>
-      </w:pPr>
-      <w:r>
-        <w:t xml:space="preserve">How to adopt this</w:t>
-      </w:r>
-    </w:p>
-    <w:p>
-      <w:pPr>
-        <w:pStyle w:val="FirstParagraph"/>
-      </w:pPr>
-      <w:r>
-        <w:t xml:space="preserve">Start with the ownership split</w:t>
-      </w:r>
-      <w:r>
-        <w:t xml:space="preserve"> </w:t>
-      </w:r>
-      <w:r>
-        <w:t xml:space="preserve">(</w:t>
-      </w:r>
-      <w:hyperlink w:anchor="Xf8794b0126bc78285fb10778097a0695650e57d">
-        <w:r>
-          <w:rPr>
-            <w:rStyle w:val="Hyperlink"/>
-          </w:rPr>
-          <w:t xml:space="preserve">section 1</w:t>
-        </w:r>
-      </w:hyperlink>
-      <w:r>
-        <w:t xml:space="preserve">). One table, one sitting. It is</w:t>
-      </w:r>
-      <w:r>
-        <w:t xml:space="preserve"> </w:t>
-      </w:r>
-      <w:r>
-        <w:t xml:space="preserve">the artifact that makes every later claim scopeable, and most of the arguments it prevents are</w:t>
-      </w:r>
-      <w:r>
-        <w:t xml:space="preserve"> </w:t>
-      </w:r>
-      <w:r>
-        <w:t xml:space="preserve">arguments about who was supposed to do something.</w:t>
-      </w:r>
-    </w:p>
-    <w:p>
-      <w:pPr>
-        <w:pStyle w:val="BodyText"/>
-      </w:pPr>
-      <w:r>
-        <w:t xml:space="preserve">Then work in this order:</w:t>
-      </w:r>
-    </w:p>
-    <w:p>
-      <w:pPr>
-        <w:pStyle w:val="Compact"/>
-        <w:numPr>
-          <w:ilvl w:val="0"/>
-          <w:numId w:val="1004"/>
         </w:numPr>
       </w:pPr>
       <w:r>
@@ -966,7 +488,7 @@
         <w:pStyle w:val="Compact"/>
         <w:numPr>
           <w:ilvl w:val="0"/>
-          <w:numId w:val="1004"/>
+          <w:numId w:val="1002"/>
         </w:numPr>
       </w:pPr>
       <w:r>
@@ -998,7 +520,7 @@
         <w:pStyle w:val="Compact"/>
         <w:numPr>
           <w:ilvl w:val="0"/>
-          <w:numId w:val="1004"/>
+          <w:numId w:val="1002"/>
         </w:numPr>
       </w:pPr>
       <w:r>
@@ -1036,7 +558,7 @@
         <w:pStyle w:val="Compact"/>
         <w:numPr>
           <w:ilvl w:val="0"/>
-          <w:numId w:val="1004"/>
+          <w:numId w:val="1002"/>
         </w:numPr>
       </w:pPr>
       <w:r>
@@ -1074,7 +596,7 @@
         <w:pStyle w:val="Compact"/>
         <w:numPr>
           <w:ilvl w:val="0"/>
-          <w:numId w:val="1004"/>
+          <w:numId w:val="1002"/>
         </w:numPr>
       </w:pPr>
       <w:r>
@@ -1112,7 +634,7 @@
         <w:pStyle w:val="Compact"/>
         <w:numPr>
           <w:ilvl w:val="0"/>
-          <w:numId w:val="1004"/>
+          <w:numId w:val="1002"/>
         </w:numPr>
       </w:pPr>
       <w:r>
@@ -1144,7 +666,7 @@
         <w:pStyle w:val="Compact"/>
         <w:numPr>
           <w:ilvl w:val="0"/>
-          <w:numId w:val="1004"/>
+          <w:numId w:val="1002"/>
         </w:numPr>
       </w:pPr>
       <w:r>
@@ -1176,7 +698,7 @@
         <w:pStyle w:val="Compact"/>
         <w:numPr>
           <w:ilvl w:val="0"/>
-          <w:numId w:val="1004"/>
+          <w:numId w:val="1002"/>
         </w:numPr>
       </w:pPr>
       <w:r>
@@ -1220,7 +742,7 @@
         <w:pStyle w:val="Compact"/>
         <w:numPr>
           <w:ilvl w:val="0"/>
-          <w:numId w:val="1004"/>
+          <w:numId w:val="1002"/>
         </w:numPr>
       </w:pPr>
       <w:r>
@@ -1234,8 +756,8 @@
         </w:pict>
       </w:r>
     </w:p>
-    <w:bookmarkEnd w:id="16"/>
-    <w:bookmarkStart w:id="17" w:name="X72e8a7b0eb017be1b6be4ce9a7aa4c29f34647f"/>
+    <w:bookmarkEnd w:id="13"/>
+    <w:bookmarkStart w:id="14" w:name="X72e8a7b0eb017be1b6be4ce9a7aa4c29f34647f"/>
     <w:p>
       <w:pPr>
         <w:pStyle w:val="Heading2"/>
@@ -1335,8 +857,8 @@
         </w:pict>
       </w:r>
     </w:p>
-    <w:bookmarkEnd w:id="17"/>
-    <w:bookmarkStart w:id="20" w:name="Xf8794b0126bc78285fb10778097a0695650e57d"/>
+    <w:bookmarkEnd w:id="14"/>
+    <w:bookmarkStart w:id="17" w:name="Xf8794b0126bc78285fb10778097a0695650e57d"/>
     <w:p>
       <w:pPr>
         <w:pStyle w:val="Heading2"/>
@@ -1600,7 +1122,7 @@
         <w:t xml:space="preserve">provide.</w:t>
       </w:r>
     </w:p>
-    <w:bookmarkStart w:id="18" w:name="X4ca1e2b74cbf9e5a534c776f2934c8292145685"/>
+    <w:bookmarkStart w:id="15" w:name="X4ca1e2b74cbf9e5a534c776f2934c8292145685"/>
     <w:p>
       <w:pPr>
         <w:pStyle w:val="Heading3"/>
@@ -1992,8 +1514,8 @@
         <w:t xml:space="preserve">release condition and weakens nothing above it.</w:t>
       </w:r>
     </w:p>
-    <w:bookmarkEnd w:id="18"/>
-    <w:bookmarkStart w:id="19" w:name="X5d46b3bfadc8b2b87d8791de125bb6253b37e18"/>
+    <w:bookmarkEnd w:id="15"/>
+    <w:bookmarkStart w:id="16" w:name="X5d46b3bfadc8b2b87d8791de125bb6253b37e18"/>
     <w:p>
       <w:pPr>
         <w:pStyle w:val="Heading3"/>
@@ -2395,7 +1917,7 @@
         <w:pStyle w:val="Compact"/>
         <w:numPr>
           <w:ilvl w:val="0"/>
-          <w:numId w:val="1005"/>
+          <w:numId w:val="1003"/>
         </w:numPr>
       </w:pPr>
       <w:r>
@@ -2407,7 +1929,7 @@
         <w:pStyle w:val="Compact"/>
         <w:numPr>
           <w:ilvl w:val="0"/>
-          <w:numId w:val="1005"/>
+          <w:numId w:val="1003"/>
         </w:numPr>
       </w:pPr>
       <w:r>
@@ -2419,7 +1941,7 @@
         <w:pStyle w:val="Compact"/>
         <w:numPr>
           <w:ilvl w:val="0"/>
-          <w:numId w:val="1005"/>
+          <w:numId w:val="1003"/>
         </w:numPr>
       </w:pPr>
       <w:r>
@@ -2431,7 +1953,7 @@
         <w:pStyle w:val="Compact"/>
         <w:numPr>
           <w:ilvl w:val="0"/>
-          <w:numId w:val="1005"/>
+          <w:numId w:val="1003"/>
         </w:numPr>
       </w:pPr>
       <w:r>
@@ -2638,9 +2160,9 @@
         </w:pict>
       </w:r>
     </w:p>
-    <w:bookmarkEnd w:id="19"/>
-    <w:bookmarkEnd w:id="20"/>
-    <w:bookmarkStart w:id="23" w:name="Xac02c7d32d5bb277c9e44f3436addfe1b1747df"/>
+    <w:bookmarkEnd w:id="16"/>
+    <w:bookmarkEnd w:id="17"/>
+    <w:bookmarkStart w:id="20" w:name="Xac02c7d32d5bb277c9e44f3436addfe1b1747df"/>
     <w:p>
       <w:pPr>
         <w:pStyle w:val="Heading2"/>
@@ -2708,7 +2230,7 @@
         <w:pStyle w:val="Compact"/>
         <w:numPr>
           <w:ilvl w:val="0"/>
-          <w:numId w:val="1006"/>
+          <w:numId w:val="1004"/>
         </w:numPr>
       </w:pPr>
       <w:r>
@@ -2726,7 +2248,7 @@
         <w:pStyle w:val="Compact"/>
         <w:numPr>
           <w:ilvl w:val="0"/>
-          <w:numId w:val="1006"/>
+          <w:numId w:val="1004"/>
         </w:numPr>
       </w:pPr>
       <w:r>
@@ -2744,7 +2266,7 @@
         <w:pStyle w:val="Compact"/>
         <w:numPr>
           <w:ilvl w:val="0"/>
-          <w:numId w:val="1006"/>
+          <w:numId w:val="1004"/>
         </w:numPr>
       </w:pPr>
       <w:r>
@@ -3162,7 +2684,7 @@
         <w:t xml:space="preserve">narrows the dynamic-testing gap rather than closing it. Do not write it up as closed.</w:t>
       </w:r>
     </w:p>
-    <w:bookmarkStart w:id="21" w:name="Xbe20b8a6bd9af0d1e04ce040fc03c6beb08f178"/>
+    <w:bookmarkStart w:id="18" w:name="Xbe20b8a6bd9af0d1e04ce040fc03c6beb08f178"/>
     <w:p>
       <w:pPr>
         <w:pStyle w:val="Heading3"/>
@@ -3478,8 +3000,8 @@
         <w:t xml:space="preserve">weakens nothing above it.</w:t>
       </w:r>
     </w:p>
-    <w:bookmarkEnd w:id="21"/>
-    <w:bookmarkStart w:id="22" w:name="Xe95926782a39bd4a0ad092566161170b8cb2e98"/>
+    <w:bookmarkEnd w:id="18"/>
+    <w:bookmarkStart w:id="19" w:name="Xe95926782a39bd4a0ad092566161170b8cb2e98"/>
     <w:p>
       <w:pPr>
         <w:pStyle w:val="Heading3"/>
@@ -3507,7 +3029,7 @@
         <w:pStyle w:val="Compact"/>
         <w:numPr>
           <w:ilvl w:val="0"/>
-          <w:numId w:val="1007"/>
+          <w:numId w:val="1005"/>
         </w:numPr>
       </w:pPr>
       <w:r>
@@ -3525,7 +3047,7 @@
         <w:pStyle w:val="Compact"/>
         <w:numPr>
           <w:ilvl w:val="0"/>
-          <w:numId w:val="1007"/>
+          <w:numId w:val="1005"/>
         </w:numPr>
       </w:pPr>
       <w:r>
@@ -3537,7 +3059,7 @@
         <w:pStyle w:val="Compact"/>
         <w:numPr>
           <w:ilvl w:val="0"/>
-          <w:numId w:val="1007"/>
+          <w:numId w:val="1005"/>
         </w:numPr>
       </w:pPr>
       <w:r>
@@ -3555,7 +3077,7 @@
         <w:pStyle w:val="Compact"/>
         <w:numPr>
           <w:ilvl w:val="0"/>
-          <w:numId w:val="1007"/>
+          <w:numId w:val="1005"/>
         </w:numPr>
       </w:pPr>
       <w:r>
@@ -3567,7 +3089,7 @@
         <w:pStyle w:val="Compact"/>
         <w:numPr>
           <w:ilvl w:val="0"/>
-          <w:numId w:val="1007"/>
+          <w:numId w:val="1005"/>
         </w:numPr>
       </w:pPr>
       <w:r>
@@ -3579,7 +3101,7 @@
         <w:pStyle w:val="Compact"/>
         <w:numPr>
           <w:ilvl w:val="0"/>
-          <w:numId w:val="1007"/>
+          <w:numId w:val="1005"/>
         </w:numPr>
       </w:pPr>
       <w:r>
@@ -3591,7 +3113,7 @@
         <w:pStyle w:val="Compact"/>
         <w:numPr>
           <w:ilvl w:val="0"/>
-          <w:numId w:val="1007"/>
+          <w:numId w:val="1005"/>
         </w:numPr>
       </w:pPr>
       <w:r>
@@ -3619,9 +3141,9 @@
         </w:pict>
       </w:r>
     </w:p>
-    <w:bookmarkEnd w:id="22"/>
-    <w:bookmarkEnd w:id="23"/>
-    <w:bookmarkStart w:id="25" w:name="X856bc933e26f1c9456cb19e64981d263d6663dc"/>
+    <w:bookmarkEnd w:id="19"/>
+    <w:bookmarkEnd w:id="20"/>
+    <w:bookmarkStart w:id="22" w:name="X856bc933e26f1c9456cb19e64981d263d6663dc"/>
     <w:p>
       <w:pPr>
         <w:pStyle w:val="Heading2"/>
@@ -3649,7 +3171,7 @@
         <w:pStyle w:val="Compact"/>
         <w:numPr>
           <w:ilvl w:val="0"/>
-          <w:numId w:val="1008"/>
+          <w:numId w:val="1006"/>
         </w:numPr>
       </w:pPr>
       <w:r>
@@ -3673,7 +3195,7 @@
         <w:pStyle w:val="Compact"/>
         <w:numPr>
           <w:ilvl w:val="0"/>
-          <w:numId w:val="1008"/>
+          <w:numId w:val="1006"/>
         </w:numPr>
       </w:pPr>
       <w:r>
@@ -3691,7 +3213,7 @@
         <w:pStyle w:val="Compact"/>
         <w:numPr>
           <w:ilvl w:val="0"/>
-          <w:numId w:val="1008"/>
+          <w:numId w:val="1006"/>
         </w:numPr>
       </w:pPr>
       <w:r>
@@ -3703,7 +3225,7 @@
         <w:pStyle w:val="Compact"/>
         <w:numPr>
           <w:ilvl w:val="0"/>
-          <w:numId w:val="1008"/>
+          <w:numId w:val="1006"/>
         </w:numPr>
       </w:pPr>
       <w:r>
@@ -3750,7 +3272,7 @@
         <w:pStyle w:val="Compact"/>
         <w:numPr>
           <w:ilvl w:val="0"/>
-          <w:numId w:val="1008"/>
+          <w:numId w:val="1006"/>
         </w:numPr>
       </w:pPr>
       <w:r>
@@ -3780,7 +3302,7 @@
         <w:pStyle w:val="Compact"/>
         <w:numPr>
           <w:ilvl w:val="0"/>
-          <w:numId w:val="1008"/>
+          <w:numId w:val="1006"/>
         </w:numPr>
       </w:pPr>
       <w:r>
@@ -3792,7 +3314,7 @@
         <w:pStyle w:val="Compact"/>
         <w:numPr>
           <w:ilvl w:val="0"/>
-          <w:numId w:val="1008"/>
+          <w:numId w:val="1006"/>
         </w:numPr>
       </w:pPr>
       <w:r>
@@ -3838,7 +3360,7 @@
       <w:r>
         <w:t xml:space="preserve"> </w:t>
       </w:r>
-      <w:hyperlink r:id="rId24">
+      <w:hyperlink r:id="rId21">
         <w:r>
           <w:rPr>
             <w:rStyle w:val="Hyperlink"/>
@@ -3857,8 +3379,8 @@
         </w:pict>
       </w:r>
     </w:p>
-    <w:bookmarkEnd w:id="25"/>
-    <w:bookmarkStart w:id="30" w:name="Xd0d2e3c2022a6968f9346992769e0293d735ca2"/>
+    <w:bookmarkEnd w:id="22"/>
+    <w:bookmarkStart w:id="27" w:name="Xd0d2e3c2022a6968f9346992769e0293d735ca2"/>
     <w:p>
       <w:pPr>
         <w:pStyle w:val="Heading2"/>
@@ -3895,7 +3417,7 @@
         <w:t xml:space="preserve">"reviewed" until it fits.</w:t>
       </w:r>
     </w:p>
-    <w:bookmarkStart w:id="26" w:name="X201f980f972ea0e4b6566ffddea29bd74691ffd"/>
+    <w:bookmarkStart w:id="23" w:name="X201f980f972ea0e4b6566ffddea29bd74691ffd"/>
     <w:p>
       <w:pPr>
         <w:pStyle w:val="Heading3"/>
@@ -3965,8 +3487,8 @@
         <w:t xml:space="preserve">, and no published claim may imply otherwise.</w:t>
       </w:r>
     </w:p>
-    <w:bookmarkEnd w:id="26"/>
-    <w:bookmarkStart w:id="28" w:name="Xd0ccc971424be3bfc158f34270074304d1beac4"/>
+    <w:bookmarkEnd w:id="23"/>
+    <w:bookmarkStart w:id="25" w:name="Xd0ccc971424be3bfc158f34270074304d1beac4"/>
     <w:p>
       <w:pPr>
         <w:pStyle w:val="Heading3"/>
@@ -4015,7 +3537,7 @@
       <w:r>
         <w:t xml:space="preserve"> </w:t>
       </w:r>
-      <w:hyperlink r:id="rId27">
+      <w:hyperlink r:id="rId24">
         <w:r>
           <w:rPr>
             <w:rStyle w:val="Hyperlink"/>
@@ -4065,7 +3587,7 @@
       <w:r>
         <w:t xml:space="preserve"> </w:t>
       </w:r>
-      <w:hyperlink r:id="rId24">
+      <w:hyperlink r:id="rId21">
         <w:r>
           <w:rPr>
             <w:rStyle w:val="Hyperlink"/>
@@ -4077,8 +3599,8 @@
         <w:t xml:space="preserve">.</w:t>
       </w:r>
     </w:p>
-    <w:bookmarkEnd w:id="28"/>
-    <w:bookmarkStart w:id="29" w:name="X8df9a15527c9258113a544c92aa72dbd7dd03b7"/>
+    <w:bookmarkEnd w:id="25"/>
+    <w:bookmarkStart w:id="26" w:name="X8df9a15527c9258113a544c92aa72dbd7dd03b7"/>
     <w:p>
       <w:pPr>
         <w:pStyle w:val="Heading3"/>
@@ -4140,9 +3662,9 @@
         </w:pict>
       </w:r>
     </w:p>
-    <w:bookmarkEnd w:id="29"/>
-    <w:bookmarkEnd w:id="30"/>
-    <w:bookmarkStart w:id="36" w:name="Xa04daca1c49463ed52ff2475309af2fe8799704"/>
+    <w:bookmarkEnd w:id="26"/>
+    <w:bookmarkEnd w:id="27"/>
+    <w:bookmarkStart w:id="33" w:name="Xa04daca1c49463ed52ff2475309af2fe8799704"/>
     <w:p>
       <w:pPr>
         <w:pStyle w:val="Heading2"/>
@@ -4187,7 +3709,7 @@
         <w:t xml:space="preserve">badge.</w:t>
       </w:r>
     </w:p>
-    <w:bookmarkStart w:id="32" w:name="what-must-block-and-may-not-be-waived"/>
+    <w:bookmarkStart w:id="29" w:name="what-must-block-and-may-not-be-waived"/>
     <w:p>
       <w:pPr>
         <w:pStyle w:val="Heading3"/>
@@ -4209,7 +3731,7 @@
         <w:pStyle w:val="Compact"/>
         <w:numPr>
           <w:ilvl w:val="0"/>
-          <w:numId w:val="1009"/>
+          <w:numId w:val="1007"/>
         </w:numPr>
       </w:pPr>
       <w:r>
@@ -4221,7 +3743,7 @@
         <w:pStyle w:val="Compact"/>
         <w:numPr>
           <w:ilvl w:val="0"/>
-          <w:numId w:val="1009"/>
+          <w:numId w:val="1007"/>
         </w:numPr>
       </w:pPr>
       <w:r>
@@ -4233,7 +3755,7 @@
         <w:pStyle w:val="Compact"/>
         <w:numPr>
           <w:ilvl w:val="0"/>
-          <w:numId w:val="1009"/>
+          <w:numId w:val="1007"/>
         </w:numPr>
       </w:pPr>
       <w:r>
@@ -4250,7 +3772,7 @@
       <w:r>
         <w:t xml:space="preserve"> </w:t>
       </w:r>
-      <w:hyperlink r:id="rId24">
+      <w:hyperlink r:id="rId21">
         <w:r>
           <w:rPr>
             <w:rStyle w:val="Hyperlink"/>
@@ -4293,7 +3815,7 @@
       <w:r>
         <w:t xml:space="preserve"> </w:t>
       </w:r>
-      <w:hyperlink r:id="rId31">
+      <w:hyperlink r:id="rId28">
         <w:r>
           <w:rPr>
             <w:rStyle w:val="Hyperlink"/>
@@ -4355,8 +3877,8 @@
         <w:t xml:space="preserve">down, or the tool inventory grows while the blocking set stands still.</w:t>
       </w:r>
     </w:p>
-    <w:bookmarkEnd w:id="32"/>
-    <w:bookmarkStart w:id="33" w:name="X528d297cbcf16dcf6f2bd452949bcc76bc0bc37"/>
+    <w:bookmarkEnd w:id="29"/>
+    <w:bookmarkStart w:id="30" w:name="X528d297cbcf16dcf6f2bd452949bcc76bc0bc37"/>
     <w:p>
       <w:pPr>
         <w:pStyle w:val="Heading3"/>
@@ -4430,7 +3952,7 @@
         <w:pStyle w:val="Compact"/>
         <w:numPr>
           <w:ilvl w:val="0"/>
-          <w:numId w:val="1010"/>
+          <w:numId w:val="1008"/>
         </w:numPr>
       </w:pPr>
       <w:r>
@@ -4462,7 +3984,7 @@
         <w:pStyle w:val="Compact"/>
         <w:numPr>
           <w:ilvl w:val="0"/>
-          <w:numId w:val="1010"/>
+          <w:numId w:val="1008"/>
         </w:numPr>
       </w:pPr>
       <w:r>
@@ -4474,7 +3996,7 @@
         <w:pStyle w:val="Compact"/>
         <w:numPr>
           <w:ilvl w:val="0"/>
-          <w:numId w:val="1010"/>
+          <w:numId w:val="1008"/>
         </w:numPr>
       </w:pPr>
       <w:r>
@@ -4512,7 +4034,7 @@
         <w:pStyle w:val="Compact"/>
         <w:numPr>
           <w:ilvl w:val="0"/>
-          <w:numId w:val="1010"/>
+          <w:numId w:val="1008"/>
         </w:numPr>
       </w:pPr>
       <w:r>
@@ -4789,8 +4311,8 @@
         <w:t xml:space="preserve">condition changes.</w:t>
       </w:r>
     </w:p>
-    <w:bookmarkEnd w:id="33"/>
-    <w:bookmarkStart w:id="34" w:name="X8e84579fd545af19ab8cb79c93491972da372eb"/>
+    <w:bookmarkEnd w:id="30"/>
+    <w:bookmarkStart w:id="31" w:name="X8e84579fd545af19ab8cb79c93491972da372eb"/>
     <w:p>
       <w:pPr>
         <w:pStyle w:val="Heading3"/>
@@ -4865,7 +4387,7 @@
       <w:r>
         <w:t xml:space="preserve"> </w:t>
       </w:r>
-      <w:hyperlink r:id="rId24">
+      <w:hyperlink r:id="rId21">
         <w:r>
           <w:rPr>
             <w:rStyle w:val="Hyperlink"/>
@@ -4989,8 +4511,8 @@
         <w:t xml:space="preserve">other. It records what you already have, so it adds no blocking condition.</w:t>
       </w:r>
     </w:p>
-    <w:bookmarkEnd w:id="34"/>
-    <w:bookmarkStart w:id="35" w:name="the-security-anti-metrics"/>
+    <w:bookmarkEnd w:id="31"/>
+    <w:bookmarkStart w:id="32" w:name="the-security-anti-metrics"/>
     <w:p>
       <w:pPr>
         <w:pStyle w:val="Heading3"/>
@@ -5310,9 +4832,9 @@
         </w:pict>
       </w:r>
     </w:p>
-    <w:bookmarkEnd w:id="35"/>
-    <w:bookmarkEnd w:id="36"/>
-    <w:bookmarkStart w:id="37" w:name="X008abd79804448b13ff485fe9ff5830c953e411"/>
+    <w:bookmarkEnd w:id="32"/>
+    <w:bookmarkEnd w:id="33"/>
+    <w:bookmarkStart w:id="34" w:name="X008abd79804448b13ff485fe9ff5830c953e411"/>
     <w:p>
       <w:pPr>
         <w:pStyle w:val="Heading2"/>
@@ -5351,7 +4873,7 @@
       <w:r>
         <w:t xml:space="preserve"> </w:t>
       </w:r>
-      <w:hyperlink r:id="rId31">
+      <w:hyperlink r:id="rId28">
         <w:r>
           <w:rPr>
             <w:rStyle w:val="Hyperlink"/>
@@ -5398,7 +4920,7 @@
       <w:r>
         <w:t xml:space="preserve"> </w:t>
       </w:r>
-      <w:hyperlink r:id="rId24">
+      <w:hyperlink r:id="rId21">
         <w:r>
           <w:rPr>
             <w:rStyle w:val="Hyperlink"/>
@@ -5465,8 +4987,8 @@
         </w:pict>
       </w:r>
     </w:p>
-    <w:bookmarkEnd w:id="37"/>
-    <w:bookmarkStart w:id="40" w:name="X14e6323bcf6e9b0e8faa6bdd21b76d13cd211dd"/>
+    <w:bookmarkEnd w:id="34"/>
+    <w:bookmarkStart w:id="37" w:name="X14e6323bcf6e9b0e8faa6bdd21b76d13cd211dd"/>
     <w:p>
       <w:pPr>
         <w:pStyle w:val="Heading2"/>
@@ -5597,7 +5119,7 @@
       <w:r>
         <w:t xml:space="preserve"> </w:t>
       </w:r>
-      <w:hyperlink r:id="rId24">
+      <w:hyperlink r:id="rId21">
         <w:r>
           <w:rPr>
             <w:rStyle w:val="Hyperlink"/>
@@ -5609,7 +5131,7 @@
         <w:t xml:space="preserve">.</w:t>
       </w:r>
     </w:p>
-    <w:bookmarkStart w:id="38" w:name="Xb97d7c0c1ae0709af64fd2b41a96e8b87e7072c"/>
+    <w:bookmarkStart w:id="35" w:name="Xb97d7c0c1ae0709af64fd2b41a96e8b87e7072c"/>
     <w:p>
       <w:pPr>
         <w:pStyle w:val="Heading3"/>
@@ -5747,8 +5269,8 @@
         <w:t xml:space="preserve">This is a default and a register route, not a new blocking release gate.</w:t>
       </w:r>
     </w:p>
-    <w:bookmarkEnd w:id="38"/>
-    <w:bookmarkStart w:id="39" w:name="X4eda1cea0fbf2b691f9051769e165ce2d910452"/>
+    <w:bookmarkEnd w:id="35"/>
+    <w:bookmarkStart w:id="36" w:name="X4eda1cea0fbf2b691f9051769e165ce2d910452"/>
     <w:p>
       <w:pPr>
         <w:pStyle w:val="Heading3"/>
@@ -5924,9 +5446,9 @@
         </w:pict>
       </w:r>
     </w:p>
-    <w:bookmarkEnd w:id="39"/>
-    <w:bookmarkEnd w:id="40"/>
-    <w:bookmarkStart w:id="42" w:name="X08c545cdaea16d13c66d050a73fae11a3e2b4eb"/>
+    <w:bookmarkEnd w:id="36"/>
+    <w:bookmarkEnd w:id="37"/>
+    <w:bookmarkStart w:id="39" w:name="X08c545cdaea16d13c66d050a73fae11a3e2b4eb"/>
     <w:p>
       <w:pPr>
         <w:pStyle w:val="Heading2"/>
@@ -5982,7 +5504,7 @@
         <w:pStyle w:val="Compact"/>
         <w:numPr>
           <w:ilvl w:val="0"/>
-          <w:numId w:val="1011"/>
+          <w:numId w:val="1009"/>
         </w:numPr>
       </w:pPr>
       <w:r>
@@ -6004,7 +5526,7 @@
         <w:pStyle w:val="Compact"/>
         <w:numPr>
           <w:ilvl w:val="0"/>
-          <w:numId w:val="1011"/>
+          <w:numId w:val="1009"/>
         </w:numPr>
       </w:pPr>
       <w:r>
@@ -6035,7 +5557,7 @@
         <w:pStyle w:val="Compact"/>
         <w:numPr>
           <w:ilvl w:val="0"/>
-          <w:numId w:val="1011"/>
+          <w:numId w:val="1009"/>
         </w:numPr>
       </w:pPr>
       <w:r>
@@ -6090,7 +5612,7 @@
         <w:t xml:space="preserve">defense in depth.</w:t>
       </w:r>
     </w:p>
-    <w:bookmarkStart w:id="41" w:name="X3d7ee481263114e250585e60a9d5c13e5a28baf"/>
+    <w:bookmarkStart w:id="38" w:name="X3d7ee481263114e250585e60a9d5c13e5a28baf"/>
     <w:p>
       <w:pPr>
         <w:pStyle w:val="Heading3"/>
@@ -6176,9 +5698,9 @@
         </w:pict>
       </w:r>
     </w:p>
-    <w:bookmarkEnd w:id="41"/>
-    <w:bookmarkEnd w:id="42"/>
-    <w:bookmarkStart w:id="45" w:name="X11a9cb1723e5b511bbccf75d2588530cdcc5b38"/>
+    <w:bookmarkEnd w:id="38"/>
+    <w:bookmarkEnd w:id="39"/>
+    <w:bookmarkStart w:id="42" w:name="X11a9cb1723e5b511bbccf75d2588530cdcc5b38"/>
     <w:p>
       <w:pPr>
         <w:pStyle w:val="Heading2"/>
@@ -6247,7 +5769,7 @@
         <w:t xml:space="preserve">described as non-compliant for a control it does not need.</w:t>
       </w:r>
     </w:p>
-    <w:bookmarkStart w:id="43" w:name="X592ab2cc59a074e35b688ecba31d6bf75ef08fd"/>
+    <w:bookmarkStart w:id="40" w:name="X592ab2cc59a074e35b688ecba31d6bf75ef08fd"/>
     <w:p>
       <w:pPr>
         <w:pStyle w:val="Heading3"/>
@@ -6368,8 +5890,8 @@
         <w:t xml:space="preserve">sink fail.</w:t>
       </w:r>
     </w:p>
-    <w:bookmarkEnd w:id="43"/>
-    <w:bookmarkStart w:id="44" w:name="X4cc549780cd7e61d6d0628e1c196c335036c46e"/>
+    <w:bookmarkEnd w:id="40"/>
+    <w:bookmarkStart w:id="41" w:name="X4cc549780cd7e61d6d0628e1c196c335036c46e"/>
     <w:p>
       <w:pPr>
         <w:pStyle w:val="Heading3"/>
@@ -6522,9 +6044,9 @@
         </w:pict>
       </w:r>
     </w:p>
-    <w:bookmarkEnd w:id="44"/>
-    <w:bookmarkEnd w:id="45"/>
-    <w:bookmarkStart w:id="50" w:name="X48eebdbfd8d38cb086e115614d17c7297664944"/>
+    <w:bookmarkEnd w:id="41"/>
+    <w:bookmarkEnd w:id="42"/>
+    <w:bookmarkStart w:id="47" w:name="X48eebdbfd8d38cb086e115614d17c7297664944"/>
     <w:p>
       <w:pPr>
         <w:pStyle w:val="Heading2"/>
@@ -6547,7 +6069,7 @@
         <w:t xml:space="preserve">what makes it worth more than the rest of your security page.</w:t>
       </w:r>
     </w:p>
-    <w:bookmarkStart w:id="46" w:name="X0962a595a15c980cbc426c4ee953da82dbc2640"/>
+    <w:bookmarkStart w:id="43" w:name="X0962a595a15c980cbc426c4ee953da82dbc2640"/>
     <w:p>
       <w:pPr>
         <w:pStyle w:val="Heading3"/>
@@ -6991,8 +6513,8 @@
         <w:t xml:space="preserve">is not true today, closing that gap is the work rather than the waiver.</w:t>
       </w:r>
     </w:p>
-    <w:bookmarkEnd w:id="46"/>
-    <w:bookmarkStart w:id="47" w:name="Xca148109ff5f44572641d020555735042fe03e4"/>
+    <w:bookmarkEnd w:id="43"/>
+    <w:bookmarkStart w:id="44" w:name="Xca148109ff5f44572641d020555735042fe03e4"/>
     <w:p>
       <w:pPr>
         <w:pStyle w:val="Heading3"/>
@@ -7219,8 +6741,8 @@
         <w:t xml:space="preserve">proportion of those a consumer can resolve to an identity.</w:t>
       </w:r>
     </w:p>
-    <w:bookmarkEnd w:id="47"/>
-    <w:bookmarkStart w:id="48" w:name="Xe1acf8bcb72e6c414f95b924737381b6debc42f"/>
+    <w:bookmarkEnd w:id="44"/>
+    <w:bookmarkStart w:id="45" w:name="Xe1acf8bcb72e6c414f95b924737381b6debc42f"/>
     <w:p>
       <w:pPr>
         <w:pStyle w:val="Heading3"/>
@@ -7530,7 +7052,7 @@
       <w:r>
         <w:t xml:space="preserve"> </w:t>
       </w:r>
-      <w:hyperlink r:id="rId24">
+      <w:hyperlink r:id="rId21">
         <w:r>
           <w:rPr>
             <w:rStyle w:val="Hyperlink"/>
@@ -7554,8 +7076,8 @@
         <w:t xml:space="preserve">list.</w:t>
       </w:r>
     </w:p>
-    <w:bookmarkEnd w:id="48"/>
-    <w:bookmarkStart w:id="49" w:name="Xc32df6696e9411929dcc3ab12f3985f03bc5873"/>
+    <w:bookmarkEnd w:id="45"/>
+    <w:bookmarkStart w:id="46" w:name="Xc32df6696e9411929dcc3ab12f3985f03bc5873"/>
     <w:p>
       <w:pPr>
         <w:pStyle w:val="Heading3"/>
@@ -7695,9 +7217,9 @@
         </w:pict>
       </w:r>
     </w:p>
-    <w:bookmarkEnd w:id="49"/>
-    <w:bookmarkEnd w:id="50"/>
-    <w:bookmarkStart w:id="53" w:name="X254797a2ada8f8185b1c8b4abb87efa09aeaec0"/>
+    <w:bookmarkEnd w:id="46"/>
+    <w:bookmarkEnd w:id="47"/>
+    <w:bookmarkStart w:id="50" w:name="X254797a2ada8f8185b1c8b4abb87efa09aeaec0"/>
     <w:p>
       <w:pPr>
         <w:pStyle w:val="Heading2"/>
@@ -7813,7 +7335,7 @@
         <w:t xml:space="preserve">to push the trust root as low as the operator is willing to go.</w:t>
       </w:r>
     </w:p>
-    <w:bookmarkStart w:id="51" w:name="X03039a66da44c7154d14d988511a9288cf0ecd3"/>
+    <w:bookmarkStart w:id="48" w:name="X03039a66da44c7154d14d988511a9288cf0ecd3"/>
     <w:p>
       <w:pPr>
         <w:pStyle w:val="Heading3"/>
@@ -7841,7 +7363,7 @@
         <w:pStyle w:val="Compact"/>
         <w:numPr>
           <w:ilvl w:val="0"/>
-          <w:numId w:val="1012"/>
+          <w:numId w:val="1010"/>
         </w:numPr>
       </w:pPr>
       <w:r>
@@ -7853,7 +7375,7 @@
         <w:pStyle w:val="Compact"/>
         <w:numPr>
           <w:ilvl w:val="0"/>
-          <w:numId w:val="1012"/>
+          <w:numId w:val="1010"/>
         </w:numPr>
       </w:pPr>
       <w:r>
@@ -7865,7 +7387,7 @@
         <w:pStyle w:val="Compact"/>
         <w:numPr>
           <w:ilvl w:val="0"/>
-          <w:numId w:val="1012"/>
+          <w:numId w:val="1010"/>
         </w:numPr>
       </w:pPr>
       <w:r>
@@ -7877,7 +7399,7 @@
         <w:pStyle w:val="Compact"/>
         <w:numPr>
           <w:ilvl w:val="0"/>
-          <w:numId w:val="1012"/>
+          <w:numId w:val="1010"/>
         </w:numPr>
       </w:pPr>
       <w:r>
@@ -7889,7 +7411,7 @@
         <w:pStyle w:val="Compact"/>
         <w:numPr>
           <w:ilvl w:val="0"/>
-          <w:numId w:val="1012"/>
+          <w:numId w:val="1010"/>
         </w:numPr>
       </w:pPr>
       <w:r>
@@ -7910,8 +7432,8 @@
         <w:t xml:space="preserve">something to apply on day one rather than a category name.</w:t>
       </w:r>
     </w:p>
-    <w:bookmarkEnd w:id="51"/>
-    <w:bookmarkStart w:id="52" w:name="X438150f8dfc89784d5bd3543f347a17625c0f0c"/>
+    <w:bookmarkEnd w:id="48"/>
+    <w:bookmarkStart w:id="49" w:name="X438150f8dfc89784d5bd3543f347a17625c0f0c"/>
     <w:p>
       <w:pPr>
         <w:pStyle w:val="Heading3"/>
@@ -7967,9 +7489,9 @@
         </w:pict>
       </w:r>
     </w:p>
-    <w:bookmarkEnd w:id="52"/>
-    <w:bookmarkEnd w:id="53"/>
-    <w:bookmarkStart w:id="57" w:name="Xc32b009c31e5f6409196a95ed4c1406da6dc82b"/>
+    <w:bookmarkEnd w:id="49"/>
+    <w:bookmarkEnd w:id="50"/>
+    <w:bookmarkStart w:id="54" w:name="Xc32b009c31e5f6409196a95ed4c1406da6dc82b"/>
     <w:p>
       <w:pPr>
         <w:pStyle w:val="Heading2"/>
@@ -7991,7 +7513,7 @@
         <w:pStyle w:val="Compact"/>
         <w:numPr>
           <w:ilvl w:val="0"/>
-          <w:numId w:val="1013"/>
+          <w:numId w:val="1011"/>
         </w:numPr>
       </w:pPr>
       <w:r>
@@ -8003,7 +7525,7 @@
         <w:pStyle w:val="Compact"/>
         <w:numPr>
           <w:ilvl w:val="0"/>
-          <w:numId w:val="1013"/>
+          <w:numId w:val="1011"/>
         </w:numPr>
       </w:pPr>
       <w:r>
@@ -8015,7 +7537,7 @@
         <w:pStyle w:val="Compact"/>
         <w:numPr>
           <w:ilvl w:val="0"/>
-          <w:numId w:val="1013"/>
+          <w:numId w:val="1011"/>
         </w:numPr>
       </w:pPr>
       <w:r>
@@ -8027,7 +7549,7 @@
         <w:pStyle w:val="Compact"/>
         <w:numPr>
           <w:ilvl w:val="0"/>
-          <w:numId w:val="1013"/>
+          <w:numId w:val="1011"/>
         </w:numPr>
       </w:pPr>
       <w:r>
@@ -8039,7 +7561,7 @@
         <w:pStyle w:val="Compact"/>
         <w:numPr>
           <w:ilvl w:val="0"/>
-          <w:numId w:val="1013"/>
+          <w:numId w:val="1011"/>
         </w:numPr>
       </w:pPr>
       <w:r>
@@ -8102,7 +7624,7 @@
         <w:t xml:space="preserve">visible rather than silently blowing a window.</w:t>
       </w:r>
     </w:p>
-    <w:bookmarkStart w:id="54" w:name="what-actually-closes-a-finding"/>
+    <w:bookmarkStart w:id="51" w:name="what-actually-closes-a-finding"/>
     <w:p>
       <w:pPr>
         <w:pStyle w:val="Heading3"/>
@@ -8519,8 +8041,8 @@
         <w:t xml:space="preserve">with nowhere to live.</w:t>
       </w:r>
     </w:p>
-    <w:bookmarkEnd w:id="54"/>
-    <w:bookmarkStart w:id="56" w:name="X8d72319090a80d3626098f71df57004d8b137c9"/>
+    <w:bookmarkEnd w:id="51"/>
+    <w:bookmarkStart w:id="53" w:name="X8d72319090a80d3626098f71df57004d8b137c9"/>
     <w:p>
       <w:pPr>
         <w:pStyle w:val="Heading3"/>
@@ -8600,7 +8122,7 @@
         <w:pStyle w:val="Compact"/>
         <w:numPr>
           <w:ilvl w:val="0"/>
-          <w:numId w:val="1014"/>
+          <w:numId w:val="1012"/>
         </w:numPr>
       </w:pPr>
       <w:r>
@@ -8612,7 +8134,7 @@
         <w:pStyle w:val="Compact"/>
         <w:numPr>
           <w:ilvl w:val="0"/>
-          <w:numId w:val="1014"/>
+          <w:numId w:val="1012"/>
         </w:numPr>
       </w:pPr>
       <w:r>
@@ -8624,7 +8146,7 @@
         <w:pStyle w:val="Compact"/>
         <w:numPr>
           <w:ilvl w:val="0"/>
-          <w:numId w:val="1014"/>
+          <w:numId w:val="1012"/>
         </w:numPr>
       </w:pPr>
       <w:r>
@@ -8729,7 +8251,7 @@
       <w:r>
         <w:t xml:space="preserve"> </w:t>
       </w:r>
-      <w:hyperlink r:id="rId55">
+      <w:hyperlink r:id="rId52">
         <w:r>
           <w:rPr>
             <w:rStyle w:val="Hyperlink"/>
@@ -8941,9 +8463,9 @@
         </w:pict>
       </w:r>
     </w:p>
-    <w:bookmarkEnd w:id="56"/>
-    <w:bookmarkEnd w:id="57"/>
-    <w:bookmarkStart w:id="58" w:name="X2e76d4b347a06a9540373165195f11ae36f497b"/>
+    <w:bookmarkEnd w:id="53"/>
+    <w:bookmarkEnd w:id="54"/>
+    <w:bookmarkStart w:id="55" w:name="X2e76d4b347a06a9540373165195f11ae36f497b"/>
     <w:p>
       <w:pPr>
         <w:pStyle w:val="Heading2"/>
@@ -9399,8 +8921,8 @@
         </w:pict>
       </w:r>
     </w:p>
-    <w:bookmarkEnd w:id="58"/>
-    <w:bookmarkStart w:id="59" w:name="X81f17fbbfa4ed8bd23a7201a27e52cc85d71859"/>
+    <w:bookmarkEnd w:id="55"/>
+    <w:bookmarkStart w:id="56" w:name="X81f17fbbfa4ed8bd23a7201a27e52cc85d71859"/>
     <w:p>
       <w:pPr>
         <w:pStyle w:val="Heading2"/>
@@ -9476,7 +8998,7 @@
         <w:pStyle w:val="Compact"/>
         <w:numPr>
           <w:ilvl w:val="0"/>
-          <w:numId w:val="1015"/>
+          <w:numId w:val="1013"/>
         </w:numPr>
       </w:pPr>
       <w:r>
@@ -9494,7 +9016,7 @@
         <w:pStyle w:val="Compact"/>
         <w:numPr>
           <w:ilvl w:val="0"/>
-          <w:numId w:val="1015"/>
+          <w:numId w:val="1013"/>
         </w:numPr>
       </w:pPr>
       <w:r>
@@ -9512,7 +9034,7 @@
         <w:pStyle w:val="Compact"/>
         <w:numPr>
           <w:ilvl w:val="0"/>
-          <w:numId w:val="1015"/>
+          <w:numId w:val="1013"/>
         </w:numPr>
       </w:pPr>
       <w:r>
@@ -9524,7 +9046,7 @@
         <w:pStyle w:val="Compact"/>
         <w:numPr>
           <w:ilvl w:val="0"/>
-          <w:numId w:val="1015"/>
+          <w:numId w:val="1013"/>
         </w:numPr>
       </w:pPr>
       <w:r>
@@ -9719,8 +9241,8 @@
         </w:pict>
       </w:r>
     </w:p>
-    <w:bookmarkEnd w:id="59"/>
-    <w:bookmarkStart w:id="62" w:name="X635127d1d4d4de93cff91f98240bebbfa4bd556"/>
+    <w:bookmarkEnd w:id="56"/>
+    <w:bookmarkStart w:id="59" w:name="X635127d1d4d4de93cff91f98240bebbfa4bd556"/>
     <w:p>
       <w:pPr>
         <w:pStyle w:val="Heading2"/>
@@ -9849,7 +9371,7 @@
         <w:t xml:space="preserve">together.</w:t>
       </w:r>
     </w:p>
-    <w:bookmarkStart w:id="61" w:name="X8b98e4f88d127ae6f6acda887bb5aa503179c3d"/>
+    <w:bookmarkStart w:id="58" w:name="X8b98e4f88d127ae6f6acda887bb5aa503179c3d"/>
     <w:p>
       <w:pPr>
         <w:pStyle w:val="Heading3"/>
@@ -9929,7 +9451,7 @@
         <w:pStyle w:val="Compact"/>
         <w:numPr>
           <w:ilvl w:val="0"/>
-          <w:numId w:val="1016"/>
+          <w:numId w:val="1014"/>
         </w:numPr>
       </w:pPr>
       <w:r>
@@ -9941,7 +9463,7 @@
         <w:pStyle w:val="Compact"/>
         <w:numPr>
           <w:ilvl w:val="0"/>
-          <w:numId w:val="1016"/>
+          <w:numId w:val="1014"/>
         </w:numPr>
       </w:pPr>
       <w:r>
@@ -9953,7 +9475,7 @@
         <w:pStyle w:val="Compact"/>
         <w:numPr>
           <w:ilvl w:val="0"/>
-          <w:numId w:val="1016"/>
+          <w:numId w:val="1014"/>
         </w:numPr>
       </w:pPr>
       <w:r>
@@ -9971,7 +9493,7 @@
         <w:pStyle w:val="Compact"/>
         <w:numPr>
           <w:ilvl w:val="0"/>
-          <w:numId w:val="1016"/>
+          <w:numId w:val="1014"/>
         </w:numPr>
       </w:pPr>
       <w:r>
@@ -9983,7 +9505,7 @@
         <w:pStyle w:val="Compact"/>
         <w:numPr>
           <w:ilvl w:val="0"/>
-          <w:numId w:val="1016"/>
+          <w:numId w:val="1014"/>
         </w:numPr>
       </w:pPr>
       <w:r>
@@ -9995,7 +9517,7 @@
         <w:pStyle w:val="Compact"/>
         <w:numPr>
           <w:ilvl w:val="0"/>
-          <w:numId w:val="1016"/>
+          <w:numId w:val="1014"/>
         </w:numPr>
       </w:pPr>
       <w:r>
@@ -10007,7 +9529,7 @@
         <w:pStyle w:val="Compact"/>
         <w:numPr>
           <w:ilvl w:val="0"/>
-          <w:numId w:val="1016"/>
+          <w:numId w:val="1014"/>
         </w:numPr>
       </w:pPr>
       <w:r>
@@ -10019,7 +9541,7 @@
         <w:pStyle w:val="Compact"/>
         <w:numPr>
           <w:ilvl w:val="0"/>
-          <w:numId w:val="1016"/>
+          <w:numId w:val="1014"/>
         </w:numPr>
       </w:pPr>
       <w:r>
@@ -10276,7 +9798,7 @@
       <w:r>
         <w:t xml:space="preserve"> </w:t>
       </w:r>
-      <w:hyperlink r:id="rId60">
+      <w:hyperlink r:id="rId57">
         <w:r>
           <w:rPr>
             <w:rStyle w:val="Hyperlink"/>
@@ -10299,7 +9821,7 @@
         <w:pStyle w:val="Compact"/>
         <w:numPr>
           <w:ilvl w:val="0"/>
-          <w:numId w:val="1017"/>
+          <w:numId w:val="1015"/>
         </w:numPr>
       </w:pPr>
       <w:r>
@@ -10311,7 +9833,7 @@
         <w:pStyle w:val="Compact"/>
         <w:numPr>
           <w:ilvl w:val="0"/>
-          <w:numId w:val="1017"/>
+          <w:numId w:val="1015"/>
         </w:numPr>
       </w:pPr>
       <w:r>
@@ -10338,7 +9860,7 @@
         <w:pStyle w:val="Compact"/>
         <w:numPr>
           <w:ilvl w:val="0"/>
-          <w:numId w:val="1017"/>
+          <w:numId w:val="1015"/>
         </w:numPr>
       </w:pPr>
       <w:r>
@@ -10350,7 +9872,7 @@
         <w:pStyle w:val="Compact"/>
         <w:numPr>
           <w:ilvl w:val="0"/>
-          <w:numId w:val="1017"/>
+          <w:numId w:val="1015"/>
         </w:numPr>
       </w:pPr>
       <w:r>
@@ -10362,7 +9884,7 @@
         <w:pStyle w:val="Compact"/>
         <w:numPr>
           <w:ilvl w:val="0"/>
-          <w:numId w:val="1017"/>
+          <w:numId w:val="1015"/>
         </w:numPr>
       </w:pPr>
       <w:r>
@@ -10384,9 +9906,9 @@
         </w:pict>
       </w:r>
     </w:p>
-    <w:bookmarkEnd w:id="61"/>
-    <w:bookmarkEnd w:id="62"/>
-    <w:bookmarkStart w:id="64" w:name="X166d910d570b75bb8e35866cbb9a8eb190f1767"/>
+    <w:bookmarkEnd w:id="58"/>
+    <w:bookmarkEnd w:id="59"/>
+    <w:bookmarkStart w:id="61" w:name="X166d910d570b75bb8e35866cbb9a8eb190f1767"/>
     <w:p>
       <w:pPr>
         <w:pStyle w:val="Heading2"/>
@@ -10408,7 +9930,7 @@
         <w:pStyle w:val="Compact"/>
         <w:numPr>
           <w:ilvl w:val="0"/>
-          <w:numId w:val="1018"/>
+          <w:numId w:val="1016"/>
         </w:numPr>
       </w:pPr>
       <w:r>
@@ -10420,7 +9942,7 @@
         <w:pStyle w:val="Compact"/>
         <w:numPr>
           <w:ilvl w:val="0"/>
-          <w:numId w:val="1018"/>
+          <w:numId w:val="1016"/>
         </w:numPr>
       </w:pPr>
       <w:r>
@@ -10432,7 +9954,7 @@
         <w:pStyle w:val="Compact"/>
         <w:numPr>
           <w:ilvl w:val="0"/>
-          <w:numId w:val="1018"/>
+          <w:numId w:val="1016"/>
         </w:numPr>
       </w:pPr>
       <w:r>
@@ -10444,7 +9966,7 @@
         <w:pStyle w:val="Compact"/>
         <w:numPr>
           <w:ilvl w:val="0"/>
-          <w:numId w:val="1018"/>
+          <w:numId w:val="1016"/>
         </w:numPr>
       </w:pPr>
       <w:r>
@@ -10456,7 +9978,7 @@
         <w:pStyle w:val="Compact"/>
         <w:numPr>
           <w:ilvl w:val="0"/>
-          <w:numId w:val="1018"/>
+          <w:numId w:val="1016"/>
         </w:numPr>
       </w:pPr>
       <w:r>
@@ -10468,7 +9990,7 @@
         <w:pStyle w:val="Compact"/>
         <w:numPr>
           <w:ilvl w:val="0"/>
-          <w:numId w:val="1018"/>
+          <w:numId w:val="1016"/>
         </w:numPr>
       </w:pPr>
       <w:hyperlink w:anchor="Xf8794b0126bc78285fb10778097a0695650e57d">
@@ -10576,7 +10098,7 @@
       <w:r>
         <w:t xml:space="preserve"> </w:t>
       </w:r>
-      <w:hyperlink r:id="rId24">
+      <w:hyperlink r:id="rId21">
         <w:r>
           <w:rPr>
             <w:rStyle w:val="Hyperlink"/>
@@ -10588,7 +10110,7 @@
         <w:t xml:space="preserve">.</w:t>
       </w:r>
     </w:p>
-    <w:bookmarkStart w:id="63" w:name="X6bf3214004d99c2dac31ed30d2dbee672c0e4ba"/>
+    <w:bookmarkStart w:id="60" w:name="X6bf3214004d99c2dac31ed30d2dbee672c0e4ba"/>
     <w:p>
       <w:pPr>
         <w:pStyle w:val="Heading3"/>
@@ -10679,9 +10201,9 @@
         </w:pict>
       </w:r>
     </w:p>
-    <w:bookmarkEnd w:id="63"/>
-    <w:bookmarkEnd w:id="64"/>
-    <w:bookmarkStart w:id="65" w:name="Xd93b41aba76cd6464a6e694c5ed1cd30484ae10"/>
+    <w:bookmarkEnd w:id="60"/>
+    <w:bookmarkEnd w:id="61"/>
+    <w:bookmarkStart w:id="62" w:name="Xd93b41aba76cd6464a6e694c5ed1cd30484ae10"/>
     <w:p>
       <w:pPr>
         <w:pStyle w:val="Heading2"/>
@@ -10870,7 +10392,7 @@
       <w:r>
         <w:t xml:space="preserve"> </w:t>
       </w:r>
-      <w:hyperlink r:id="rId24">
+      <w:hyperlink r:id="rId21">
         <w:r>
           <w:rPr>
             <w:rStyle w:val="Hyperlink"/>
@@ -10887,7 +10409,7 @@
         <w:pStyle w:val="Compact"/>
         <w:numPr>
           <w:ilvl w:val="0"/>
-          <w:numId w:val="1019"/>
+          <w:numId w:val="1017"/>
         </w:numPr>
       </w:pPr>
       <w:r>
@@ -10911,7 +10433,7 @@
         <w:pStyle w:val="Compact"/>
         <w:numPr>
           <w:ilvl w:val="0"/>
-          <w:numId w:val="1019"/>
+          <w:numId w:val="1017"/>
         </w:numPr>
       </w:pPr>
       <w:r>
@@ -10935,7 +10457,7 @@
         <w:pStyle w:val="Compact"/>
         <w:numPr>
           <w:ilvl w:val="0"/>
-          <w:numId w:val="1019"/>
+          <w:numId w:val="1017"/>
         </w:numPr>
       </w:pPr>
       <w:r>
@@ -10953,7 +10475,7 @@
         <w:pStyle w:val="Compact"/>
         <w:numPr>
           <w:ilvl w:val="0"/>
-          <w:numId w:val="1019"/>
+          <w:numId w:val="1017"/>
         </w:numPr>
       </w:pPr>
       <w:r>
@@ -11019,8 +10541,8 @@
         </w:pict>
       </w:r>
     </w:p>
-    <w:bookmarkEnd w:id="65"/>
-    <w:bookmarkStart w:id="66" w:name="in-one-table"/>
+    <w:bookmarkEnd w:id="62"/>
+    <w:bookmarkStart w:id="63" w:name="in-one-table"/>
     <w:p>
       <w:pPr>
         <w:pStyle w:val="Heading2"/>
@@ -12346,8 +11868,8 @@
         </w:pict>
       </w:r>
     </w:p>
-    <w:bookmarkEnd w:id="66"/>
-    <w:bookmarkStart w:id="67" w:name="adapting-this-to-your-project"/>
+    <w:bookmarkEnd w:id="63"/>
+    <w:bookmarkStart w:id="64" w:name="adapting-this-to-your-project"/>
     <w:p>
       <w:pPr>
         <w:pStyle w:val="Heading2"/>
@@ -12369,7 +11891,7 @@
         <w:pStyle w:val="Compact"/>
         <w:numPr>
           <w:ilvl w:val="0"/>
-          <w:numId w:val="1020"/>
+          <w:numId w:val="1018"/>
         </w:numPr>
       </w:pPr>
       <w:r>
@@ -12401,7 +11923,7 @@
         <w:pStyle w:val="Compact"/>
         <w:numPr>
           <w:ilvl w:val="0"/>
-          <w:numId w:val="1020"/>
+          <w:numId w:val="1018"/>
         </w:numPr>
       </w:pPr>
       <w:r>
@@ -12425,7 +11947,7 @@
         <w:pStyle w:val="Compact"/>
         <w:numPr>
           <w:ilvl w:val="0"/>
-          <w:numId w:val="1020"/>
+          <w:numId w:val="1018"/>
         </w:numPr>
       </w:pPr>
       <w:r>
@@ -12443,7 +11965,7 @@
         <w:pStyle w:val="Compact"/>
         <w:numPr>
           <w:ilvl w:val="0"/>
-          <w:numId w:val="1020"/>
+          <w:numId w:val="1018"/>
         </w:numPr>
       </w:pPr>
       <w:r>
@@ -12467,7 +11989,7 @@
         <w:pStyle w:val="Compact"/>
         <w:numPr>
           <w:ilvl w:val="0"/>
-          <w:numId w:val="1020"/>
+          <w:numId w:val="1018"/>
         </w:numPr>
       </w:pPr>
       <w:r>
@@ -12493,7 +12015,7 @@
         <w:pStyle w:val="Compact"/>
         <w:numPr>
           <w:ilvl w:val="0"/>
-          <w:numId w:val="1021"/>
+          <w:numId w:val="1019"/>
         </w:numPr>
       </w:pPr>
       <w:r>
@@ -12521,7 +12043,7 @@
         <w:pStyle w:val="Compact"/>
         <w:numPr>
           <w:ilvl w:val="0"/>
-          <w:numId w:val="1021"/>
+          <w:numId w:val="1019"/>
         </w:numPr>
       </w:pPr>
       <w:r>
@@ -12575,7 +12097,7 @@
         <w:pStyle w:val="Compact"/>
         <w:numPr>
           <w:ilvl w:val="0"/>
-          <w:numId w:val="1021"/>
+          <w:numId w:val="1019"/>
         </w:numPr>
       </w:pPr>
       <w:r>
@@ -12609,7 +12131,7 @@
         <w:pStyle w:val="Compact"/>
         <w:numPr>
           <w:ilvl w:val="0"/>
-          <w:numId w:val="1021"/>
+          <w:numId w:val="1019"/>
         </w:numPr>
       </w:pPr>
       <w:r>
@@ -12637,7 +12159,7 @@
         <w:pStyle w:val="Compact"/>
         <w:numPr>
           <w:ilvl w:val="0"/>
-          <w:numId w:val="1021"/>
+          <w:numId w:val="1019"/>
         </w:numPr>
       </w:pPr>
       <w:r>
@@ -12665,7 +12187,7 @@
         <w:pStyle w:val="Compact"/>
         <w:numPr>
           <w:ilvl w:val="0"/>
-          <w:numId w:val="1021"/>
+          <w:numId w:val="1019"/>
         </w:numPr>
       </w:pPr>
       <w:r>
@@ -12707,8 +12229,8 @@
         </w:pict>
       </w:r>
     </w:p>
-    <w:bookmarkEnd w:id="67"/>
-    <w:bookmarkStart w:id="70" w:name="where-the-rules-come-from"/>
+    <w:bookmarkEnd w:id="64"/>
+    <w:bookmarkStart w:id="67" w:name="where-the-rules-come-from"/>
     <w:p>
       <w:pPr>
         <w:pStyle w:val="Heading2"/>
@@ -12765,7 +12287,7 @@
         <w:pStyle w:val="Compact"/>
         <w:numPr>
           <w:ilvl w:val="0"/>
-          <w:numId w:val="1022"/>
+          <w:numId w:val="1020"/>
         </w:numPr>
       </w:pPr>
       <w:r>
@@ -12813,7 +12335,7 @@
         <w:pStyle w:val="Compact"/>
         <w:numPr>
           <w:ilvl w:val="0"/>
-          <w:numId w:val="1022"/>
+          <w:numId w:val="1020"/>
         </w:numPr>
       </w:pPr>
       <w:r>
@@ -12843,7 +12365,7 @@
         <w:pStyle w:val="Compact"/>
         <w:numPr>
           <w:ilvl w:val="0"/>
-          <w:numId w:val="1022"/>
+          <w:numId w:val="1020"/>
         </w:numPr>
       </w:pPr>
       <w:r>
@@ -12879,7 +12401,7 @@
         <w:pStyle w:val="Compact"/>
         <w:numPr>
           <w:ilvl w:val="0"/>
-          <w:numId w:val="1022"/>
+          <w:numId w:val="1020"/>
         </w:numPr>
       </w:pPr>
       <w:r>
@@ -13153,7 +12675,7 @@
         <w:t xml:space="preserve">honest limit and the cost sitting inside a derived rule stay unmarked, because those are ours.</w:t>
       </w:r>
     </w:p>
-    <w:bookmarkStart w:id="68" w:name="X5b2ad23c17e6a7879b324e7c1327c9b143e390c"/>
+    <w:bookmarkStart w:id="65" w:name="X5b2ad23c17e6a7879b324e7c1327c9b143e390c"/>
     <w:p>
       <w:pPr>
         <w:pStyle w:val="Heading3"/>
@@ -13287,8 +12809,8 @@
         <w:t xml:space="preserve">oversight, and the reason is what a reader needs in order to disagree with you.</w:t>
       </w:r>
     </w:p>
-    <w:bookmarkEnd w:id="68"/>
-    <w:bookmarkStart w:id="69" w:name="X801905d3ca07527c679b1d09a0936ad61121075"/>
+    <w:bookmarkEnd w:id="65"/>
+    <w:bookmarkStart w:id="66" w:name="X801905d3ca07527c679b1d09a0936ad61121075"/>
     <w:p>
       <w:pPr>
         <w:pStyle w:val="Heading3"/>
@@ -13368,7 +12890,7 @@
         <w:pStyle w:val="Compact"/>
         <w:numPr>
           <w:ilvl w:val="0"/>
-          <w:numId w:val="1023"/>
+          <w:numId w:val="1021"/>
         </w:numPr>
       </w:pPr>
       <w:r>
@@ -13386,7 +12908,7 @@
         <w:pStyle w:val="Compact"/>
         <w:numPr>
           <w:ilvl w:val="0"/>
-          <w:numId w:val="1023"/>
+          <w:numId w:val="1021"/>
         </w:numPr>
       </w:pPr>
       <w:r>
@@ -13530,9 +13052,9 @@
         </w:pict>
       </w:r>
     </w:p>
-    <w:bookmarkEnd w:id="69"/>
-    <w:bookmarkEnd w:id="70"/>
-    <w:bookmarkStart w:id="71" w:name="Xd58ae4afd9eb69dfedf0e7d438c304043b8423d"/>
+    <w:bookmarkEnd w:id="66"/>
+    <w:bookmarkEnd w:id="67"/>
+    <w:bookmarkStart w:id="68" w:name="Xd58ae4afd9eb69dfedf0e7d438c304043b8423d"/>
     <w:p>
       <w:pPr>
         <w:pStyle w:val="Heading2"/>
@@ -14464,8 +13986,8 @@
         </w:pict>
       </w:r>
     </w:p>
-    <w:bookmarkEnd w:id="71"/>
-    <w:bookmarkStart w:id="72" w:name="sources"/>
+    <w:bookmarkEnd w:id="68"/>
+    <w:bookmarkStart w:id="69" w:name="sources"/>
     <w:p>
       <w:pPr>
         <w:pStyle w:val="Heading2"/>
@@ -14891,8 +14413,8 @@
         </w:pict>
       </w:r>
     </w:p>
-    <w:bookmarkEnd w:id="72"/>
-    <w:bookmarkStart w:id="76" w:name="related"/>
+    <w:bookmarkEnd w:id="69"/>
+    <w:bookmarkStart w:id="73" w:name="related"/>
     <w:p>
       <w:pPr>
         <w:pStyle w:val="Heading2"/>
@@ -14906,10 +14428,10 @@
         <w:pStyle w:val="Compact"/>
         <w:numPr>
           <w:ilvl w:val="0"/>
-          <w:numId w:val="1024"/>
+          <w:numId w:val="1022"/>
         </w:numPr>
       </w:pPr>
-      <w:hyperlink r:id="rId24">
+      <w:hyperlink r:id="rId21">
         <w:r>
           <w:rPr>
             <w:rStyle w:val="Hyperlink"/>
@@ -14935,10 +14457,10 @@
         <w:pStyle w:val="Compact"/>
         <w:numPr>
           <w:ilvl w:val="0"/>
-          <w:numId w:val="1024"/>
+          <w:numId w:val="1022"/>
         </w:numPr>
       </w:pPr>
-      <w:hyperlink r:id="rId31">
+      <w:hyperlink r:id="rId28">
         <w:r>
           <w:rPr>
             <w:rStyle w:val="Hyperlink"/>
@@ -14964,10 +14486,10 @@
         <w:pStyle w:val="Compact"/>
         <w:numPr>
           <w:ilvl w:val="0"/>
-          <w:numId w:val="1024"/>
+          <w:numId w:val="1022"/>
         </w:numPr>
       </w:pPr>
-      <w:hyperlink r:id="rId55">
+      <w:hyperlink r:id="rId52">
         <w:r>
           <w:rPr>
             <w:rStyle w:val="Hyperlink"/>
@@ -14993,10 +14515,10 @@
         <w:pStyle w:val="Compact"/>
         <w:numPr>
           <w:ilvl w:val="0"/>
-          <w:numId w:val="1024"/>
+          <w:numId w:val="1022"/>
         </w:numPr>
       </w:pPr>
-      <w:hyperlink r:id="rId73">
+      <w:hyperlink r:id="rId70">
         <w:r>
           <w:rPr>
             <w:rStyle w:val="Hyperlink"/>
@@ -15022,10 +14544,10 @@
         <w:pStyle w:val="Compact"/>
         <w:numPr>
           <w:ilvl w:val="0"/>
-          <w:numId w:val="1024"/>
+          <w:numId w:val="1022"/>
         </w:numPr>
       </w:pPr>
-      <w:hyperlink r:id="rId60">
+      <w:hyperlink r:id="rId57">
         <w:r>
           <w:rPr>
             <w:rStyle w:val="Hyperlink"/>
@@ -15051,10 +14573,10 @@
         <w:pStyle w:val="Compact"/>
         <w:numPr>
           <w:ilvl w:val="0"/>
-          <w:numId w:val="1024"/>
+          <w:numId w:val="1022"/>
         </w:numPr>
       </w:pPr>
-      <w:hyperlink r:id="rId74">
+      <w:hyperlink r:id="rId71">
         <w:r>
           <w:rPr>
             <w:rStyle w:val="Hyperlink"/>
@@ -15080,10 +14602,10 @@
         <w:pStyle w:val="Compact"/>
         <w:numPr>
           <w:ilvl w:val="0"/>
-          <w:numId w:val="1024"/>
+          <w:numId w:val="1022"/>
         </w:numPr>
       </w:pPr>
-      <w:hyperlink r:id="rId75">
+      <w:hyperlink r:id="rId72">
         <w:r>
           <w:rPr>
             <w:rStyle w:val="Hyperlink"/>
@@ -15104,8 +14626,8 @@
         <w:t xml:space="preserve">whether it works</w:t>
       </w:r>
     </w:p>
-    <w:bookmarkEnd w:id="76"/>
-    <w:bookmarkEnd w:id="77"/>
+    <w:bookmarkEnd w:id="73"/>
+    <w:bookmarkEnd w:id="74"/>
     <w:sectPr>
       <w:footnotePr>
         <w:numRestart w:val="eachSect"/>
@@ -15411,12 +14933,6 @@
     <w:abstractNumId w:val="991"/>
   </w:num>
   <w:num w:numId="1002">
-    <w:abstractNumId w:val="991"/>
-  </w:num>
-  <w:num w:numId="1003">
-    <w:abstractNumId w:val="991"/>
-  </w:num>
-  <w:num w:numId="1004">
     <w:abstractNumId w:val="99411"/>
     <w:lvlOverride w:ilvl="0">
       <w:startOverride w:val="1"/>
@@ -15446,6 +14962,12 @@
       <w:startOverride w:val="1"/>
     </w:lvlOverride>
   </w:num>
+  <w:num w:numId="1003">
+    <w:abstractNumId w:val="991"/>
+  </w:num>
+  <w:num w:numId="1004">
+    <w:abstractNumId w:val="991"/>
+  </w:num>
   <w:num w:numId="1005">
     <w:abstractNumId w:val="991"/>
   </w:num>
@@ -15459,12 +14981,6 @@
     <w:abstractNumId w:val="991"/>
   </w:num>
   <w:num w:numId="1009">
-    <w:abstractNumId w:val="991"/>
-  </w:num>
-  <w:num w:numId="1010">
-    <w:abstractNumId w:val="991"/>
-  </w:num>
-  <w:num w:numId="1011">
     <w:abstractNumId w:val="99411"/>
     <w:lvlOverride w:ilvl="0">
       <w:startOverride w:val="1"/>
@@ -15494,16 +15010,16 @@
       <w:startOverride w:val="1"/>
     </w:lvlOverride>
   </w:num>
+  <w:num w:numId="1010">
+    <w:abstractNumId w:val="991"/>
+  </w:num>
+  <w:num w:numId="1011">
+    <w:abstractNumId w:val="991"/>
+  </w:num>
   <w:num w:numId="1012">
     <w:abstractNumId w:val="991"/>
   </w:num>
   <w:num w:numId="1013">
-    <w:abstractNumId w:val="991"/>
-  </w:num>
-  <w:num w:numId="1014">
-    <w:abstractNumId w:val="991"/>
-  </w:num>
-  <w:num w:numId="1015">
     <w:abstractNumId w:val="99411"/>
     <w:lvlOverride w:ilvl="0">
       <w:startOverride w:val="1"/>
@@ -15533,6 +15049,12 @@
       <w:startOverride w:val="1"/>
     </w:lvlOverride>
   </w:num>
+  <w:num w:numId="1014">
+    <w:abstractNumId w:val="991"/>
+  </w:num>
+  <w:num w:numId="1015">
+    <w:abstractNumId w:val="991"/>
+  </w:num>
   <w:num w:numId="1016">
     <w:abstractNumId w:val="991"/>
   </w:num>
@@ -15552,12 +15074,6 @@
     <w:abstractNumId w:val="991"/>
   </w:num>
   <w:num w:numId="1022">
-    <w:abstractNumId w:val="991"/>
-  </w:num>
-  <w:num w:numId="1023">
-    <w:abstractNumId w:val="991"/>
-  </w:num>
-  <w:num w:numId="1024">
     <w:abstractNumId w:val="991"/>
   </w:num>
 </w:numbering>

--- a/docs/standards/word/SECURE-DEVELOPMENT.docx
+++ b/docs/standards/word/SECURE-DEVELOPMENT.docx
@@ -28,7 +28,7 @@
         </w:p>
       </w:sdtContent>
     </w:sdt>
-    <w:bookmarkStart w:id="74" w:name="X22dea6421227186263cd6f68b1cc06e555c4395"/>
+    <w:bookmarkStart w:id="72" w:name="X22dea6421227186263cd6f68b1cc06e555c4395"/>
     <w:p>
       <w:pPr>
         <w:pStyle w:val="Heading1"/>
@@ -149,45 +149,19 @@
         <w:t xml:space="preserve"> </w:t>
       </w:r>
       <w:r>
-        <w:t xml:space="preserve">A named set of checks that blocks every change and cannot be waived by an</w:t>
-      </w:r>
-      <w:r>
-        <w:t xml:space="preserve"> </w:t>
-      </w:r>
-      <w:r>
-        <w:t xml:space="preserve">author, a written threat model per trust boundary reviewed before the code exists, and every</w:t>
-      </w:r>
-      <w:r>
-        <w:t xml:space="preserve"> </w:t>
-      </w:r>
-      <w:r>
-        <w:t xml:space="preserve">requirement you cannot meet written down, dated, signed, and carrying the event that ends it. A</w:t>
-      </w:r>
-      <w:r>
-        <w:t xml:space="preserve"> </w:t>
-      </w:r>
-      <w:r>
-        <w:t xml:space="preserve">verdict is the composite of</w:t>
-      </w:r>
-      <w:r>
-        <w:t xml:space="preserve"> </w:t>
-      </w:r>
-      <w:hyperlink w:anchor="X72e8a7b0eb017be1b6be4ce9a7aa4c29f34647f">
-        <w:r>
-          <w:rPr>
-            <w:rStyle w:val="Hyperlink"/>
-          </w:rPr>
-          <w:t xml:space="preserve">two layers</w:t>
-        </w:r>
-      </w:hyperlink>
-      <w:r>
-        <w:t xml:space="preserve">, never one row of</w:t>
-      </w:r>
-      <w:r>
-        <w:t xml:space="preserve"> </w:t>
-      </w:r>
-      <w:r>
-        <w:t xml:space="preserve">either -- no green pipeline is a verdict.</w:t>
+        <w:t xml:space="preserve">Checks that block every change and no author can waive. A written threat</w:t>
+      </w:r>
+      <w:r>
+        <w:t xml:space="preserve"> </w:t>
+      </w:r>
+      <w:r>
+        <w:t xml:space="preserve">model per trust boundary, before the code. Every unmet requirement dated, signed, and carrying</w:t>
+      </w:r>
+      <w:r>
+        <w:t xml:space="preserve"> </w:t>
+      </w:r>
+      <w:r>
+        <w:t xml:space="preserve">the event that ends it. No green pipeline is a verdict.</w:t>
       </w:r>
     </w:p>
     <w:p>
@@ -209,19 +183,13 @@
         <w:t xml:space="preserve"> </w:t>
       </w:r>
       <w:r>
-        <w:t xml:space="preserve">Calendar time where automation does not reach. Controls you must not claim</w:t>
-      </w:r>
-      <w:r>
-        <w:t xml:space="preserve"> </w:t>
-      </w:r>
-      <w:r>
-        <w:t xml:space="preserve">because you do not own them -- the strongest tamper controls belong to whoever runs the software.</w:t>
-      </w:r>
-      <w:r>
-        <w:t xml:space="preserve"> </w:t>
-      </w:r>
-      <w:r>
-        <w:t xml:space="preserve">And two gaps an internally-run pipeline cannot substitute for: third-party source review and</w:t>
+        <w:t xml:space="preserve">Calendar time, controls you must not claim because you do not own them, and</w:t>
+      </w:r>
+      <w:r>
+        <w:t xml:space="preserve"> </w:t>
+      </w:r>
+      <w:r>
+        <w:t xml:space="preserve">two gaps no internal pipeline closes: third-party source review and</w:t>
       </w:r>
       <w:r>
         <w:t xml:space="preserve"> </w:t>
@@ -235,13 +203,7 @@
         </w:r>
       </w:hyperlink>
       <w:r>
-        <w:t xml:space="preserve">. No code ships with this -- no</w:t>
-      </w:r>
-      <w:r>
-        <w:t xml:space="preserve"> </w:t>
-      </w:r>
-      <w:r>
-        <w:t xml:space="preserve">workflow, no scanner configuration, no template.</w:t>
+        <w:t xml:space="preserve">. No code ships with this.</w:t>
       </w:r>
     </w:p>
     <w:p>
@@ -263,19 +225,13 @@
         <w:t xml:space="preserve"> </w:t>
       </w:r>
       <w:r>
-        <w:t xml:space="preserve">Throwaway work nobody installs, and anything you operate rather than</w:t>
-      </w:r>
-      <w:r>
-        <w:t xml:space="preserve"> </w:t>
-      </w:r>
-      <w:r>
-        <w:t xml:space="preserve">produce. Building to this confers nothing on the product, on you, or on an adopter, and it does</w:t>
-      </w:r>
-      <w:r>
-        <w:t xml:space="preserve"> </w:t>
-      </w:r>
-      <w:r>
-        <w:t xml:space="preserve">not substitute for an adopting organization's own assessment.</w:t>
+        <w:t xml:space="preserve">Throwaway work, and anything you operate rather than produce.</w:t>
+      </w:r>
+      <w:r>
+        <w:t xml:space="preserve"> </w:t>
+      </w:r>
+      <w:r>
+        <w:t xml:space="preserve">Building to this confers nothing on you or on an adopter.</w:t>
       </w:r>
     </w:p>
     <w:p>
@@ -296,28 +252,22 @@
       <w:r>
         <w:t xml:space="preserve"> </w:t>
       </w:r>
-      <w:r>
-        <w:t xml:space="preserve">The ownership split in</w:t>
-      </w:r>
-      <w:r>
-        <w:t xml:space="preserve"> </w:t>
-      </w:r>
       <w:hyperlink w:anchor="Xf8794b0126bc78285fb10778097a0695650e57d">
         <w:r>
           <w:rPr>
             <w:rStyle w:val="Hyperlink"/>
           </w:rPr>
-          <w:t xml:space="preserve">section 1</w:t>
+          <w:t xml:space="preserve">Section 1</w:t>
         </w:r>
       </w:hyperlink>
       <w:r>
-        <w:t xml:space="preserve">, then the data-class table under</w:t>
-      </w:r>
-      <w:r>
-        <w:t xml:space="preserve"> </w:t>
-      </w:r>
-      <w:r>
-        <w:t xml:space="preserve">it.</w:t>
+        <w:t xml:space="preserve">, the</w:t>
+      </w:r>
+      <w:r>
+        <w:t xml:space="preserve"> </w:t>
+      </w:r>
+      <w:r>
+        <w:t xml:space="preserve">ownership split, then the data-class table under it.</w:t>
       </w:r>
       <w:r>
         <w:t xml:space="preserve"> </w:t>
@@ -334,30 +284,7 @@
         <w:t xml:space="preserve"> </w:t>
       </w:r>
       <w:r>
-        <w:t xml:space="preserve">says what you may change</w:t>
-      </w:r>
-      <w:r>
-        <w:t xml:space="preserve"> </w:t>
-      </w:r>
-      <w:r>
-        <w:t xml:space="preserve">freely and the shorter list that stops being a control the moment you weaken it;</w:t>
-      </w:r>
-      <w:r>
-        <w:t xml:space="preserve"> </w:t>
-      </w:r>
-      <w:hyperlink w:anchor="how-to-adopt-this">
-        <w:r>
-          <w:rPr>
-            <w:rStyle w:val="Hyperlink"/>
-          </w:rPr>
-          <w:t xml:space="preserve">How to adopt this</w:t>
-        </w:r>
-      </w:hyperlink>
-      <w:r>
-        <w:t xml:space="preserve"> </w:t>
-      </w:r>
-      <w:r>
-        <w:t xml:space="preserve">sets the order, and</w:t>
+        <w:t xml:space="preserve">says what you may change freely;</w:t>
       </w:r>
       <w:r>
         <w:t xml:space="preserve"> </w:t>
@@ -374,13 +301,7 @@
         <w:t xml:space="preserve"> </w:t>
       </w:r>
       <w:r>
-        <w:t xml:space="preserve">is the</w:t>
-      </w:r>
-      <w:r>
-        <w:t xml:space="preserve"> </w:t>
-      </w:r>
-      <w:r>
-        <w:t xml:space="preserve">summary.</w:t>
+        <w:t xml:space="preserve">is the summary.</w:t>
       </w:r>
     </w:p>
     <w:p>
@@ -391,474 +312,7 @@
       </w:r>
     </w:p>
     <w:bookmarkEnd w:id="12"/>
-    <w:bookmarkStart w:id="13" w:name="how-to-adopt-this"/>
-    <w:p>
-      <w:pPr>
-        <w:pStyle w:val="Heading2"/>
-      </w:pPr>
-      <w:r>
-        <w:t xml:space="preserve">How to adopt this</w:t>
-      </w:r>
-    </w:p>
-    <w:p>
-      <w:pPr>
-        <w:pStyle w:val="FirstParagraph"/>
-      </w:pPr>
-      <w:r>
-        <w:t xml:space="preserve">Start with the ownership split</w:t>
-      </w:r>
-      <w:r>
-        <w:t xml:space="preserve"> </w:t>
-      </w:r>
-      <w:r>
-        <w:t xml:space="preserve">(</w:t>
-      </w:r>
-      <w:hyperlink w:anchor="Xf8794b0126bc78285fb10778097a0695650e57d">
-        <w:r>
-          <w:rPr>
-            <w:rStyle w:val="Hyperlink"/>
-          </w:rPr>
-          <w:t xml:space="preserve">section 1</w:t>
-        </w:r>
-      </w:hyperlink>
-      <w:r>
-        <w:t xml:space="preserve">). One table, one sitting. It is</w:t>
-      </w:r>
-      <w:r>
-        <w:t xml:space="preserve"> </w:t>
-      </w:r>
-      <w:r>
-        <w:t xml:space="preserve">the artifact that makes every later claim scopeable, and most of the arguments it prevents are</w:t>
-      </w:r>
-      <w:r>
-        <w:t xml:space="preserve"> </w:t>
-      </w:r>
-      <w:r>
-        <w:t xml:space="preserve">arguments about who was supposed to do something.</w:t>
-      </w:r>
-    </w:p>
-    <w:p>
-      <w:pPr>
-        <w:pStyle w:val="BodyText"/>
-      </w:pPr>
-      <w:r>
-        <w:t xml:space="preserve">Then work in this order:</w:t>
-      </w:r>
-    </w:p>
-    <w:p>
-      <w:pPr>
-        <w:pStyle w:val="Compact"/>
-        <w:numPr>
-          <w:ilvl w:val="0"/>
-          <w:numId w:val="1002"/>
-        </w:numPr>
-      </w:pPr>
-      <w:r>
-        <w:t xml:space="preserve">Ownership split, then the data-class table.</w:t>
-      </w:r>
-      <w:r>
-        <w:t xml:space="preserve"> </w:t>
-      </w:r>
-      <w:hyperlink w:anchor="Xf8794b0126bc78285fb10778097a0695650e57d">
-        <w:r>
-          <w:rPr>
-            <w:rStyle w:val="Hyperlink"/>
-          </w:rPr>
-          <w:t xml:space="preserve">Section 1</w:t>
-        </w:r>
-      </w:hyperlink>
-      <w:r>
-        <w:t xml:space="preserve">. The second is another table and</w:t>
-      </w:r>
-      <w:r>
-        <w:t xml:space="preserve"> </w:t>
-      </w:r>
-      <w:r>
-        <w:t xml:space="preserve">another sitting, and it is what makes every later rule that says "restricted data" mean something</w:t>
-      </w:r>
-      <w:r>
-        <w:t xml:space="preserve"> </w:t>
-      </w:r>
-      <w:r>
-        <w:t xml:space="preserve">specific.</w:t>
-      </w:r>
-    </w:p>
-    <w:p>
-      <w:pPr>
-        <w:pStyle w:val="Compact"/>
-        <w:numPr>
-          <w:ilvl w:val="0"/>
-          <w:numId w:val="1002"/>
-        </w:numPr>
-      </w:pPr>
-      <w:r>
-        <w:t xml:space="preserve">Threat model one trust boundary -- the riskiest, not all of them.</w:t>
-      </w:r>
-      <w:r>
-        <w:t xml:space="preserve"> </w:t>
-      </w:r>
-      <w:hyperlink w:anchor="Xac02c7d32d5bb277c9e44f3436addfe1b1747df">
-        <w:r>
-          <w:rPr>
-            <w:rStyle w:val="Hyperlink"/>
-          </w:rPr>
-          <w:t xml:space="preserve">Section 2</w:t>
-        </w:r>
-      </w:hyperlink>
-      <w:r>
-        <w:t xml:space="preserve">. A single worked</w:t>
-      </w:r>
-      <w:r>
-        <w:t xml:space="preserve"> </w:t>
-      </w:r>
-      <w:r>
-        <w:t xml:space="preserve">boundary teaches the format better than a sweep does.</w:t>
-      </w:r>
-    </w:p>
-    <w:p>
-      <w:pPr>
-        <w:pStyle w:val="Compact"/>
-        <w:numPr>
-          <w:ilvl w:val="0"/>
-          <w:numId w:val="1002"/>
-        </w:numPr>
-      </w:pPr>
-      <w:r>
-        <w:t xml:space="preserve">Make the scanner posture honest.</w:t>
-      </w:r>
-      <w:r>
-        <w:t xml:space="preserve"> </w:t>
-      </w:r>
-      <w:hyperlink w:anchor="Xa04daca1c49463ed52ff2475309af2fe8799704">
-        <w:r>
-          <w:rPr>
-            <w:rStyle w:val="Hyperlink"/>
-          </w:rPr>
-          <w:t xml:space="preserve">Section 5</w:t>
-        </w:r>
-      </w:hyperlink>
-      <w:r>
-        <w:t xml:space="preserve">. Classify every</w:t>
-      </w:r>
-      <w:r>
-        <w:t xml:space="preserve"> </w:t>
-      </w:r>
-      <w:r>
-        <w:t xml:space="preserve">nominally-security job as blocking or advisory before adding any new one. This usually reveals</w:t>
-      </w:r>
-      <w:r>
-        <w:t xml:space="preserve"> </w:t>
-      </w:r>
-      <w:r>
-        <w:t xml:space="preserve">that coverage is narrower than the tool list suggested, at zero engineering cost.</w:t>
-      </w:r>
-    </w:p>
-    <w:p>
-      <w:pPr>
-        <w:pStyle w:val="Compact"/>
-        <w:numPr>
-          <w:ilvl w:val="0"/>
-          <w:numId w:val="1002"/>
-        </w:numPr>
-      </w:pPr>
-      <w:r>
-        <w:t xml:space="preserve">Write the deviations register.</w:t>
-      </w:r>
-      <w:r>
-        <w:t xml:space="preserve"> </w:t>
-      </w:r>
-      <w:hyperlink w:anchor="X2e76d4b347a06a9540373165195f11ae36f497b">
-        <w:r>
-          <w:rPr>
-            <w:rStyle w:val="Hyperlink"/>
-          </w:rPr>
-          <w:t xml:space="preserve">Section 13</w:t>
-        </w:r>
-      </w:hyperlink>
-      <w:r>
-        <w:t xml:space="preserve">. Start with what</w:t>
-      </w:r>
-      <w:r>
-        <w:t xml:space="preserve"> </w:t>
-      </w:r>
-      <w:r>
-        <w:t xml:space="preserve">you cannot do today. A register written while you are still honest about the gaps is worth more</w:t>
-      </w:r>
-      <w:r>
-        <w:t xml:space="preserve"> </w:t>
-      </w:r>
-      <w:r>
-        <w:t xml:space="preserve">than one written at review time.</w:t>
-      </w:r>
-    </w:p>
-    <w:p>
-      <w:pPr>
-        <w:pStyle w:val="Compact"/>
-        <w:numPr>
-          <w:ilvl w:val="0"/>
-          <w:numId w:val="1002"/>
-        </w:numPr>
-      </w:pPr>
-      <w:r>
-        <w:t xml:space="preserve">Build and release integrity.</w:t>
-      </w:r>
-      <w:r>
-        <w:t xml:space="preserve"> </w:t>
-      </w:r>
-      <w:hyperlink w:anchor="X48eebdbfd8d38cb086e115614d17c7297664944">
-        <w:r>
-          <w:rPr>
-            <w:rStyle w:val="Hyperlink"/>
-          </w:rPr>
-          <w:t xml:space="preserve">Section 10</w:t>
-        </w:r>
-      </w:hyperlink>
-      <w:r>
-        <w:t xml:space="preserve">. Short-lived</w:t>
-      </w:r>
-      <w:r>
-        <w:t xml:space="preserve"> </w:t>
-      </w:r>
-      <w:r>
-        <w:t xml:space="preserve">publishing credentials, an attestation over the artifact digest, and a published digest manifest</w:t>
-      </w:r>
-      <w:r>
-        <w:t xml:space="preserve"> </w:t>
-      </w:r>
-      <w:r>
-        <w:t xml:space="preserve">cover most of what an adopter needs.</w:t>
-      </w:r>
-    </w:p>
-    <w:p>
-      <w:pPr>
-        <w:pStyle w:val="Compact"/>
-        <w:numPr>
-          <w:ilvl w:val="0"/>
-          <w:numId w:val="1002"/>
-        </w:numPr>
-      </w:pPr>
-      <w:r>
-        <w:t xml:space="preserve">The release gate.</w:t>
-      </w:r>
-      <w:r>
-        <w:t xml:space="preserve"> </w:t>
-      </w:r>
-      <w:hyperlink w:anchor="X166d910d570b75bb8e35866cbb9a8eb190f1767">
-        <w:r>
-          <w:rPr>
-            <w:rStyle w:val="Hyperlink"/>
-          </w:rPr>
-          <w:t xml:space="preserve">Section 16</w:t>
-        </w:r>
-      </w:hyperlink>
-      <w:r>
-        <w:t xml:space="preserve">. Now that you know which checks block, the</w:t>
-      </w:r>
-      <w:r>
-        <w:t xml:space="preserve"> </w:t>
-      </w:r>
-      <w:r>
-        <w:t xml:space="preserve">gate can be written as a list rather than a judgment.</w:t>
-      </w:r>
-    </w:p>
-    <w:p>
-      <w:pPr>
-        <w:pStyle w:val="Compact"/>
-        <w:numPr>
-          <w:ilvl w:val="0"/>
-          <w:numId w:val="1002"/>
-        </w:numPr>
-      </w:pPr>
-      <w:r>
-        <w:t xml:space="preserve">Rehearse vulnerability response.</w:t>
-      </w:r>
-      <w:r>
-        <w:t xml:space="preserve"> </w:t>
-      </w:r>
-      <w:hyperlink w:anchor="Xc32b009c31e5f6409196a95ed4c1406da6dc82b">
-        <w:r>
-          <w:rPr>
-            <w:rStyle w:val="Hyperlink"/>
-          </w:rPr>
-          <w:t xml:space="preserve">Section 12</w:t>
-        </w:r>
-      </w:hyperlink>
-      <w:r>
-        <w:t xml:space="preserve">. A dry run</w:t>
-      </w:r>
-      <w:r>
-        <w:t xml:space="preserve"> </w:t>
-      </w:r>
-      <w:r>
-        <w:t xml:space="preserve">finds the broken intake channel before a real reporter does.</w:t>
-      </w:r>
-    </w:p>
-    <w:p>
-      <w:pPr>
-        <w:pStyle w:val="Compact"/>
-        <w:numPr>
-          <w:ilvl w:val="0"/>
-          <w:numId w:val="1002"/>
-        </w:numPr>
-      </w:pPr>
-      <w:r>
-        <w:t xml:space="preserve">Set the re-evaluation cadence.</w:t>
-      </w:r>
-      <w:r>
-        <w:t xml:space="preserve"> </w:t>
-      </w:r>
-      <w:hyperlink w:anchor="X81f17fbbfa4ed8bd23a7201a27e52cc85d71859">
-        <w:r>
-          <w:rPr>
-            <w:rStyle w:val="Hyperlink"/>
-          </w:rPr>
-          <w:t xml:space="preserve">Section 14</w:t>
-        </w:r>
-      </w:hyperlink>
-      <w:r>
-        <w:t xml:space="preserve">. Four</w:t>
-      </w:r>
-      <w:r>
-        <w:t xml:space="preserve"> </w:t>
-      </w:r>
-      <w:r>
-        <w:t xml:space="preserve">items, a stated cadence, a dated entry per pass, and the event trigger that sends you back to</w:t>
-      </w:r>
-      <w:r>
-        <w:t xml:space="preserve"> </w:t>
-      </w:r>
-      <w:r>
-        <w:t xml:space="preserve">step 1's table. It is what catches a control that degraded during a stretch where nothing</w:t>
-      </w:r>
-      <w:r>
-        <w:t xml:space="preserve"> </w:t>
-      </w:r>
-      <w:r>
-        <w:t xml:space="preserve">shipped.</w:t>
-      </w:r>
-    </w:p>
-    <w:p>
-      <w:pPr>
-        <w:pStyle w:val="Compact"/>
-        <w:numPr>
-          <w:ilvl w:val="0"/>
-          <w:numId w:val="1002"/>
-        </w:numPr>
-      </w:pPr>
-      <w:r>
-        <w:t xml:space="preserve">The remaining sections as they become relevant to what you build.</w:t>
-      </w:r>
-    </w:p>
-    <w:p>
-      <w:r>
-        <w:pict>
-          <v:rect style="width:0;height:1.5pt" o:hralign="center" o:hrstd="t" o:hr="t"/>
-        </w:pict>
-      </w:r>
-    </w:p>
-    <w:bookmarkEnd w:id="13"/>
-    <w:bookmarkStart w:id="14" w:name="X72e8a7b0eb017be1b6be4ce9a7aa4c29f34647f"/>
-    <w:p>
-      <w:pPr>
-        <w:pStyle w:val="Heading2"/>
-      </w:pPr>
-      <w:r>
-        <w:t xml:space="preserve">The shape: two layers, and the second is where the defects are</w:t>
-      </w:r>
-    </w:p>
-    <w:p>
-      <w:pPr>
-        <w:pStyle w:val="FirstParagraph"/>
-      </w:pPr>
-      <w:r>
-        <w:t xml:space="preserve">The machine-enforced layer is blocking analysis and secret-scan gates, secure coding practice,</w:t>
-      </w:r>
-      <w:r>
-        <w:t xml:space="preserve"> </w:t>
-      </w:r>
-      <w:r>
-        <w:t xml:space="preserve">dependency and supply-chain integrity, secrets hygiene, secure-by-default configuration,</w:t>
-      </w:r>
-      <w:r>
-        <w:t xml:space="preserve"> </w:t>
-      </w:r>
-      <w:r>
-        <w:t xml:space="preserve">machine-to-machine authentication, and tamper-evident audit logging. It is hard to fake, because its</w:t>
-      </w:r>
-      <w:r>
-        <w:t xml:space="preserve"> </w:t>
-      </w:r>
-      <w:r>
-        <w:t xml:space="preserve">evidence is a red or green pipeline leg rather than a claim.</w:t>
-      </w:r>
-    </w:p>
-    <w:p>
-      <w:pPr>
-        <w:pStyle w:val="BodyText"/>
-      </w:pPr>
-      <w:r>
-        <w:t xml:space="preserve">The process layer is an exercised vulnerability-response program, an independent external</w:t>
-      </w:r>
-      <w:r>
-        <w:t xml:space="preserve"> </w:t>
-      </w:r>
-      <w:r>
-        <w:t xml:space="preserve">challenge, a single honest verdict-of-record, and a release gate. None of it can be discharged by a</w:t>
-      </w:r>
-      <w:r>
-        <w:t xml:space="preserve"> </w:t>
-      </w:r>
-      <w:r>
-        <w:t xml:space="preserve">passing scanner. It needs a rehearsal, a signature, or an outside party.</w:t>
-      </w:r>
-    </w:p>
-    <w:p>
-      <w:pPr>
-        <w:pStyle w:val="BodyText"/>
-      </w:pPr>
-      <w:r>
-        <w:rPr>
-          <w:b/>
-          <w:bCs/>
-        </w:rPr>
-        <w:t xml:space="preserve">A green pipeline from a gate you ran on yourself does not substitute for an adversary who did</w:t>
-      </w:r>
-      <w:r>
-        <w:rPr>
-          <w:b/>
-          <w:bCs/>
-        </w:rPr>
-        <w:t xml:space="preserve"> </w:t>
-      </w:r>
-      <w:r>
-        <w:rPr>
-          <w:b/>
-          <w:bCs/>
-        </w:rPr>
-        <w:t xml:space="preserve">not.</w:t>
-      </w:r>
-      <w:r>
-        <w:t xml:space="preserve"> </w:t>
-      </w:r>
-      <w:r>
-        <w:t xml:space="preserve">Defects concentrate in the second layer, and a perfect first layer does not compensate for an</w:t>
-      </w:r>
-      <w:r>
-        <w:t xml:space="preserve"> </w:t>
-      </w:r>
-      <w:r>
-        <w:t xml:space="preserve">empty second one. Say that in the same breath as any claim about your automated coverage.</w:t>
-      </w:r>
-    </w:p>
-    <w:p>
-      <w:r>
-        <w:pict>
-          <v:rect style="width:0;height:1.5pt" o:hralign="center" o:hrstd="t" o:hr="t"/>
-        </w:pict>
-      </w:r>
-    </w:p>
-    <w:bookmarkEnd w:id="14"/>
-    <w:bookmarkStart w:id="17" w:name="Xf8794b0126bc78285fb10778097a0695650e57d"/>
+    <w:bookmarkStart w:id="15" w:name="Xf8794b0126bc78285fb10778097a0695650e57d"/>
     <w:p>
       <w:pPr>
         <w:pStyle w:val="Heading2"/>
@@ -1122,7 +576,7 @@
         <w:t xml:space="preserve">provide.</w:t>
       </w:r>
     </w:p>
-    <w:bookmarkStart w:id="15" w:name="X4ca1e2b74cbf9e5a534c776f2934c8292145685"/>
+    <w:bookmarkStart w:id="13" w:name="X4ca1e2b74cbf9e5a534c776f2934c8292145685"/>
     <w:p>
       <w:pPr>
         <w:pStyle w:val="Heading3"/>
@@ -1514,8 +968,8 @@
         <w:t xml:space="preserve">release condition and weakens nothing above it.</w:t>
       </w:r>
     </w:p>
-    <w:bookmarkEnd w:id="15"/>
-    <w:bookmarkStart w:id="16" w:name="X5d46b3bfadc8b2b87d8791de125bb6253b37e18"/>
+    <w:bookmarkEnd w:id="13"/>
+    <w:bookmarkStart w:id="14" w:name="X5d46b3bfadc8b2b87d8791de125bb6253b37e18"/>
     <w:p>
       <w:pPr>
         <w:pStyle w:val="Heading3"/>
@@ -1917,7 +1371,7 @@
         <w:pStyle w:val="Compact"/>
         <w:numPr>
           <w:ilvl w:val="0"/>
-          <w:numId w:val="1003"/>
+          <w:numId w:val="1002"/>
         </w:numPr>
       </w:pPr>
       <w:r>
@@ -1929,7 +1383,7 @@
         <w:pStyle w:val="Compact"/>
         <w:numPr>
           <w:ilvl w:val="0"/>
-          <w:numId w:val="1003"/>
+          <w:numId w:val="1002"/>
         </w:numPr>
       </w:pPr>
       <w:r>
@@ -1941,7 +1395,7 @@
         <w:pStyle w:val="Compact"/>
         <w:numPr>
           <w:ilvl w:val="0"/>
-          <w:numId w:val="1003"/>
+          <w:numId w:val="1002"/>
         </w:numPr>
       </w:pPr>
       <w:r>
@@ -1953,7 +1407,7 @@
         <w:pStyle w:val="Compact"/>
         <w:numPr>
           <w:ilvl w:val="0"/>
-          <w:numId w:val="1003"/>
+          <w:numId w:val="1002"/>
         </w:numPr>
       </w:pPr>
       <w:r>
@@ -2160,9 +1614,9 @@
         </w:pict>
       </w:r>
     </w:p>
-    <w:bookmarkEnd w:id="16"/>
-    <w:bookmarkEnd w:id="17"/>
-    <w:bookmarkStart w:id="20" w:name="Xac02c7d32d5bb277c9e44f3436addfe1b1747df"/>
+    <w:bookmarkEnd w:id="14"/>
+    <w:bookmarkEnd w:id="15"/>
+    <w:bookmarkStart w:id="18" w:name="Xac02c7d32d5bb277c9e44f3436addfe1b1747df"/>
     <w:p>
       <w:pPr>
         <w:pStyle w:val="Heading2"/>
@@ -2230,7 +1684,7 @@
         <w:pStyle w:val="Compact"/>
         <w:numPr>
           <w:ilvl w:val="0"/>
-          <w:numId w:val="1004"/>
+          <w:numId w:val="1003"/>
         </w:numPr>
       </w:pPr>
       <w:r>
@@ -2248,7 +1702,7 @@
         <w:pStyle w:val="Compact"/>
         <w:numPr>
           <w:ilvl w:val="0"/>
-          <w:numId w:val="1004"/>
+          <w:numId w:val="1003"/>
         </w:numPr>
       </w:pPr>
       <w:r>
@@ -2266,7 +1720,7 @@
         <w:pStyle w:val="Compact"/>
         <w:numPr>
           <w:ilvl w:val="0"/>
-          <w:numId w:val="1004"/>
+          <w:numId w:val="1003"/>
         </w:numPr>
       </w:pPr>
       <w:r>
@@ -2684,7 +2138,7 @@
         <w:t xml:space="preserve">narrows the dynamic-testing gap rather than closing it. Do not write it up as closed.</w:t>
       </w:r>
     </w:p>
-    <w:bookmarkStart w:id="18" w:name="Xbe20b8a6bd9af0d1e04ce040fc03c6beb08f178"/>
+    <w:bookmarkStart w:id="16" w:name="Xbe20b8a6bd9af0d1e04ce040fc03c6beb08f178"/>
     <w:p>
       <w:pPr>
         <w:pStyle w:val="Heading3"/>
@@ -3000,14 +2454,156 @@
         <w:t xml:space="preserve">weakens nothing above it.</w:t>
       </w:r>
     </w:p>
+    <w:bookmarkEnd w:id="16"/>
+    <w:bookmarkStart w:id="17" w:name="Xe95926782a39bd4a0ad092566161170b8cb2e98"/>
+    <w:p>
+      <w:pPr>
+        <w:pStyle w:val="Heading3"/>
+      </w:pPr>
+      <w:r>
+        <w:t xml:space="preserve">Execution boundaries need the longest look</w:t>
+      </w:r>
+    </w:p>
+    <w:p>
+      <w:pPr>
+        <w:pStyle w:val="FirstParagraph"/>
+      </w:pPr>
+      <w:r>
+        <w:t xml:space="preserve">Trust boundaries where content becomes executable deserve more scrutiny than the rest. These</w:t>
+      </w:r>
+      <w:r>
+        <w:t xml:space="preserve"> </w:t>
+      </w:r>
+      <w:r>
+        <w:t xml:space="preserve">questions generalize:</w:t>
+      </w:r>
+    </w:p>
+    <w:p>
+      <w:pPr>
+        <w:pStyle w:val="Compact"/>
+        <w:numPr>
+          <w:ilvl w:val="0"/>
+          <w:numId w:val="1004"/>
+        </w:numPr>
+      </w:pPr>
+      <w:r>
+        <w:t xml:space="preserve">Is there any path that reaches execution without the vet running? Check every caller, not the</w:t>
+      </w:r>
+      <w:r>
+        <w:t xml:space="preserve"> </w:t>
+      </w:r>
+      <w:r>
+        <w:t xml:space="preserve">documented one.</w:t>
+      </w:r>
+    </w:p>
+    <w:p>
+      <w:pPr>
+        <w:pStyle w:val="Compact"/>
+        <w:numPr>
+          <w:ilvl w:val="0"/>
+          <w:numId w:val="1004"/>
+        </w:numPr>
+      </w:pPr>
+      <w:r>
+        <w:t xml:space="preserve">Does it fail closed, with no silent downgrade when the intended backend is absent?</w:t>
+      </w:r>
+    </w:p>
+    <w:p>
+      <w:pPr>
+        <w:pStyle w:val="Compact"/>
+        <w:numPr>
+          <w:ilvl w:val="0"/>
+          <w:numId w:val="1004"/>
+        </w:numPr>
+      </w:pPr>
+      <w:r>
+        <w:t xml:space="preserve">Is the load target validated against a fixed known set, so input cannot trigger an arbitrary</w:t>
+      </w:r>
+      <w:r>
+        <w:t xml:space="preserve"> </w:t>
+      </w:r>
+      <w:r>
+        <w:t xml:space="preserve">import?</w:t>
+      </w:r>
+    </w:p>
+    <w:p>
+      <w:pPr>
+        <w:pStyle w:val="Compact"/>
+        <w:numPr>
+          <w:ilvl w:val="0"/>
+          <w:numId w:val="1004"/>
+        </w:numPr>
+      </w:pPr>
+      <w:r>
+        <w:t xml:space="preserve">Does the vet cover the whole executable surface or only the obvious top level?</w:t>
+      </w:r>
+    </w:p>
+    <w:p>
+      <w:pPr>
+        <w:pStyle w:val="Compact"/>
+        <w:numPr>
+          <w:ilvl w:val="0"/>
+          <w:numId w:val="1004"/>
+        </w:numPr>
+      </w:pPr>
+      <w:r>
+        <w:t xml:space="preserve">Does it follow links, so a vetted-looking entry can point somewhere writable?</w:t>
+      </w:r>
+    </w:p>
+    <w:p>
+      <w:pPr>
+        <w:pStyle w:val="Compact"/>
+        <w:numPr>
+          <w:ilvl w:val="0"/>
+          <w:numId w:val="1004"/>
+        </w:numPr>
+      </w:pPr>
+      <w:r>
+        <w:t xml:space="preserve">Is the check skipped under a privileged account?</w:t>
+      </w:r>
+    </w:p>
+    <w:p>
+      <w:pPr>
+        <w:pStyle w:val="Compact"/>
+        <w:numPr>
+          <w:ilvl w:val="0"/>
+          <w:numId w:val="1004"/>
+        </w:numPr>
+      </w:pPr>
+      <w:r>
+        <w:t xml:space="preserve">Is there a platform on which the runtime check returns early and does nothing, making the real</w:t>
+      </w:r>
+      <w:r>
+        <w:t xml:space="preserve"> </w:t>
+      </w:r>
+      <w:r>
+        <w:t xml:space="preserve">boundary an install-time filesystem permission somebody has to confirm was applied?</w:t>
+      </w:r>
+    </w:p>
+    <w:p>
+      <w:pPr>
+        <w:pStyle w:val="FirstParagraph"/>
+      </w:pPr>
+      <w:r>
+        <w:t xml:space="preserve">That last one is the one most often missed.</w:t>
+      </w:r>
+    </w:p>
+    <w:p>
+      <w:r>
+        <w:pict>
+          <v:rect style="width:0;height:1.5pt" o:hralign="center" o:hrstd="t" o:hr="t"/>
+        </w:pict>
+      </w:r>
+    </w:p>
+    <w:bookmarkEnd w:id="17"/>
     <w:bookmarkEnd w:id="18"/>
-    <w:bookmarkStart w:id="19" w:name="Xe95926782a39bd4a0ad092566161170b8cb2e98"/>
-    <w:p>
-      <w:pPr>
-        <w:pStyle w:val="Heading3"/>
-      </w:pPr>
-      <w:r>
-        <w:t xml:space="preserve">Execution boundaries need the longest look</w:t>
+    <w:bookmarkStart w:id="20" w:name="X856bc933e26f1c9456cb19e64981d263d6663dc"/>
+    <w:p>
+      <w:pPr>
+        <w:pStyle w:val="Heading2"/>
+      </w:pPr>
+      <w:r>
+        <w:t xml:space="preserve">3. Secure coding: the finite list a review can check</w:t>
       </w:r>
     </w:p>
     <w:p>
@@ -3015,13 +2611,13 @@
         <w:pStyle w:val="FirstParagraph"/>
       </w:pPr>
       <w:r>
-        <w:t xml:space="preserve">Trust boundaries where content becomes executable deserve more scrutiny than the rest. These</w:t>
-      </w:r>
-      <w:r>
-        <w:t xml:space="preserve"> </w:t>
-      </w:r>
-      <w:r>
-        <w:t xml:space="preserve">questions generalize:</w:t>
+        <w:t xml:space="preserve">A short checkable list beats a principle, because "is this change secure" is not a question a</w:t>
+      </w:r>
+      <w:r>
+        <w:t xml:space="preserve"> </w:t>
+      </w:r>
+      <w:r>
+        <w:t xml:space="preserve">reviewer can answer and these are.</w:t>
       </w:r>
     </w:p>
     <w:p>
@@ -3033,13 +2629,19 @@
         </w:numPr>
       </w:pPr>
       <w:r>
-        <w:t xml:space="preserve">Is there any path that reaches execution without the vet running? Check every caller, not the</w:t>
-      </w:r>
-      <w:r>
-        <w:t xml:space="preserve"> </w:t>
-      </w:r>
-      <w:r>
-        <w:t xml:space="preserve">documented one.</w:t>
+        <w:t xml:space="preserve">Validate structure and content of every inbound payload at ingress. Reject or quarantine</w:t>
+      </w:r>
+      <w:r>
+        <w:t xml:space="preserve"> </w:t>
+      </w:r>
+      <w:r>
+        <w:t xml:space="preserve">malformed input rather than processing it. An untrusted payload must be validated before it reaches</w:t>
+      </w:r>
+      <w:r>
+        <w:t xml:space="preserve"> </w:t>
+      </w:r>
+      <w:r>
+        <w:t xml:space="preserve">a query, a file path, a subprocess, or a message you emit downstream.</w:t>
       </w:r>
     </w:p>
     <w:p>
@@ -3051,7 +2653,13 @@
         </w:numPr>
       </w:pPr>
       <w:r>
-        <w:t xml:space="preserve">Does it fail closed, with no silent downgrade when the intended backend is absent?</w:t>
+        <w:t xml:space="preserve">Parameterised queries only. No string-built statements anywhere, no exceptions held open by a</w:t>
+      </w:r>
+      <w:r>
+        <w:t xml:space="preserve"> </w:t>
+      </w:r>
+      <w:r>
+        <w:t xml:space="preserve">comment.</w:t>
       </w:r>
     </w:p>
     <w:p>
@@ -3063,13 +2671,7 @@
         </w:numPr>
       </w:pPr>
       <w:r>
-        <w:t xml:space="preserve">Is the load target validated against a fixed known set, so input cannot trigger an arbitrary</w:t>
-      </w:r>
-      <w:r>
-        <w:t xml:space="preserve"> </w:t>
-      </w:r>
-      <w:r>
-        <w:t xml:space="preserve">import?</w:t>
+        <w:t xml:space="preserve">Authentication and authorization enforced on every action, deny by default.</w:t>
       </w:r>
     </w:p>
     <w:p>
@@ -3078,154 +2680,6 @@
         <w:numPr>
           <w:ilvl w:val="0"/>
           <w:numId w:val="1005"/>
-        </w:numPr>
-      </w:pPr>
-      <w:r>
-        <w:t xml:space="preserve">Does the vet cover the whole executable surface or only the obvious top level?</w:t>
-      </w:r>
-    </w:p>
-    <w:p>
-      <w:pPr>
-        <w:pStyle w:val="Compact"/>
-        <w:numPr>
-          <w:ilvl w:val="0"/>
-          <w:numId w:val="1005"/>
-        </w:numPr>
-      </w:pPr>
-      <w:r>
-        <w:t xml:space="preserve">Does it follow links, so a vetted-looking entry can point somewhere writable?</w:t>
-      </w:r>
-    </w:p>
-    <w:p>
-      <w:pPr>
-        <w:pStyle w:val="Compact"/>
-        <w:numPr>
-          <w:ilvl w:val="0"/>
-          <w:numId w:val="1005"/>
-        </w:numPr>
-      </w:pPr>
-      <w:r>
-        <w:t xml:space="preserve">Is the check skipped under a privileged account?</w:t>
-      </w:r>
-    </w:p>
-    <w:p>
-      <w:pPr>
-        <w:pStyle w:val="Compact"/>
-        <w:numPr>
-          <w:ilvl w:val="0"/>
-          <w:numId w:val="1005"/>
-        </w:numPr>
-      </w:pPr>
-      <w:r>
-        <w:t xml:space="preserve">Is there a platform on which the runtime check returns early and does nothing, making the real</w:t>
-      </w:r>
-      <w:r>
-        <w:t xml:space="preserve"> </w:t>
-      </w:r>
-      <w:r>
-        <w:t xml:space="preserve">boundary an install-time filesystem permission somebody has to confirm was applied?</w:t>
-      </w:r>
-    </w:p>
-    <w:p>
-      <w:pPr>
-        <w:pStyle w:val="FirstParagraph"/>
-      </w:pPr>
-      <w:r>
-        <w:t xml:space="preserve">That last one is the one most often missed.</w:t>
-      </w:r>
-    </w:p>
-    <w:p>
-      <w:r>
-        <w:pict>
-          <v:rect style="width:0;height:1.5pt" o:hralign="center" o:hrstd="t" o:hr="t"/>
-        </w:pict>
-      </w:r>
-    </w:p>
-    <w:bookmarkEnd w:id="19"/>
-    <w:bookmarkEnd w:id="20"/>
-    <w:bookmarkStart w:id="22" w:name="X856bc933e26f1c9456cb19e64981d263d6663dc"/>
-    <w:p>
-      <w:pPr>
-        <w:pStyle w:val="Heading2"/>
-      </w:pPr>
-      <w:r>
-        <w:t xml:space="preserve">3. Secure coding: the finite list a review can check</w:t>
-      </w:r>
-    </w:p>
-    <w:p>
-      <w:pPr>
-        <w:pStyle w:val="FirstParagraph"/>
-      </w:pPr>
-      <w:r>
-        <w:t xml:space="preserve">A short checkable list beats a principle, because "is this change secure" is not a question a</w:t>
-      </w:r>
-      <w:r>
-        <w:t xml:space="preserve"> </w:t>
-      </w:r>
-      <w:r>
-        <w:t xml:space="preserve">reviewer can answer and these are.</w:t>
-      </w:r>
-    </w:p>
-    <w:p>
-      <w:pPr>
-        <w:pStyle w:val="Compact"/>
-        <w:numPr>
-          <w:ilvl w:val="0"/>
-          <w:numId w:val="1006"/>
-        </w:numPr>
-      </w:pPr>
-      <w:r>
-        <w:t xml:space="preserve">Validate structure and content of every inbound payload at ingress. Reject or quarantine</w:t>
-      </w:r>
-      <w:r>
-        <w:t xml:space="preserve"> </w:t>
-      </w:r>
-      <w:r>
-        <w:t xml:space="preserve">malformed input rather than processing it. An untrusted payload must be validated before it reaches</w:t>
-      </w:r>
-      <w:r>
-        <w:t xml:space="preserve"> </w:t>
-      </w:r>
-      <w:r>
-        <w:t xml:space="preserve">a query, a file path, a subprocess, or a message you emit downstream.</w:t>
-      </w:r>
-    </w:p>
-    <w:p>
-      <w:pPr>
-        <w:pStyle w:val="Compact"/>
-        <w:numPr>
-          <w:ilvl w:val="0"/>
-          <w:numId w:val="1006"/>
-        </w:numPr>
-      </w:pPr>
-      <w:r>
-        <w:t xml:space="preserve">Parameterised queries only. No string-built statements anywhere, no exceptions held open by a</w:t>
-      </w:r>
-      <w:r>
-        <w:t xml:space="preserve"> </w:t>
-      </w:r>
-      <w:r>
-        <w:t xml:space="preserve">comment.</w:t>
-      </w:r>
-    </w:p>
-    <w:p>
-      <w:pPr>
-        <w:pStyle w:val="Compact"/>
-        <w:numPr>
-          <w:ilvl w:val="0"/>
-          <w:numId w:val="1006"/>
-        </w:numPr>
-      </w:pPr>
-      <w:r>
-        <w:t xml:space="preserve">Authentication and authorization enforced on every action, deny by default.</w:t>
-      </w:r>
-    </w:p>
-    <w:p>
-      <w:pPr>
-        <w:pStyle w:val="Compact"/>
-        <w:numPr>
-          <w:ilvl w:val="0"/>
-          <w:numId w:val="1006"/>
         </w:numPr>
       </w:pPr>
       <w:r>
@@ -3272,7 +2726,7 @@
         <w:pStyle w:val="Compact"/>
         <w:numPr>
           <w:ilvl w:val="0"/>
-          <w:numId w:val="1006"/>
+          <w:numId w:val="1005"/>
         </w:numPr>
       </w:pPr>
       <w:r>
@@ -3302,7 +2756,7 @@
         <w:pStyle w:val="Compact"/>
         <w:numPr>
           <w:ilvl w:val="0"/>
-          <w:numId w:val="1006"/>
+          <w:numId w:val="1005"/>
         </w:numPr>
       </w:pPr>
       <w:r>
@@ -3314,7 +2768,7 @@
         <w:pStyle w:val="Compact"/>
         <w:numPr>
           <w:ilvl w:val="0"/>
-          <w:numId w:val="1006"/>
+          <w:numId w:val="1005"/>
         </w:numPr>
       </w:pPr>
       <w:r>
@@ -3360,7 +2814,7 @@
       <w:r>
         <w:t xml:space="preserve"> </w:t>
       </w:r>
-      <w:hyperlink r:id="rId21">
+      <w:hyperlink r:id="rId19">
         <w:r>
           <w:rPr>
             <w:rStyle w:val="Hyperlink"/>
@@ -3379,8 +2833,8 @@
         </w:pict>
       </w:r>
     </w:p>
-    <w:bookmarkEnd w:id="22"/>
-    <w:bookmarkStart w:id="27" w:name="Xd0d2e3c2022a6968f9346992769e0293d735ca2"/>
+    <w:bookmarkEnd w:id="20"/>
+    <w:bookmarkStart w:id="25" w:name="Xd0d2e3c2022a6968f9346992769e0293d735ca2"/>
     <w:p>
       <w:pPr>
         <w:pStyle w:val="Heading2"/>
@@ -3417,7 +2871,7 @@
         <w:t xml:space="preserve">"reviewed" until it fits.</w:t>
       </w:r>
     </w:p>
-    <w:bookmarkStart w:id="23" w:name="X201f980f972ea0e4b6566ffddea29bd74691ffd"/>
+    <w:bookmarkStart w:id="21" w:name="X201f980f972ea0e4b6566ffddea29bd74691ffd"/>
     <w:p>
       <w:pPr>
         <w:pStyle w:val="Heading3"/>
@@ -3487,8 +2941,8 @@
         <w:t xml:space="preserve">, and no published claim may imply otherwise.</w:t>
       </w:r>
     </w:p>
-    <w:bookmarkEnd w:id="23"/>
-    <w:bookmarkStart w:id="25" w:name="Xd0ccc971424be3bfc158f34270074304d1beac4"/>
+    <w:bookmarkEnd w:id="21"/>
+    <w:bookmarkStart w:id="23" w:name="Xd0ccc971424be3bfc158f34270074304d1beac4"/>
     <w:p>
       <w:pPr>
         <w:pStyle w:val="Heading3"/>
@@ -3537,7 +2991,7 @@
       <w:r>
         <w:t xml:space="preserve"> </w:t>
       </w:r>
-      <w:hyperlink r:id="rId24">
+      <w:hyperlink r:id="rId22">
         <w:r>
           <w:rPr>
             <w:rStyle w:val="Hyperlink"/>
@@ -3587,7 +3041,7 @@
       <w:r>
         <w:t xml:space="preserve"> </w:t>
       </w:r>
-      <w:hyperlink r:id="rId21">
+      <w:hyperlink r:id="rId19">
         <w:r>
           <w:rPr>
             <w:rStyle w:val="Hyperlink"/>
@@ -3599,8 +3053,8 @@
         <w:t xml:space="preserve">.</w:t>
       </w:r>
     </w:p>
-    <w:bookmarkEnd w:id="25"/>
-    <w:bookmarkStart w:id="26" w:name="X8df9a15527c9258113a544c92aa72dbd7dd03b7"/>
+    <w:bookmarkEnd w:id="23"/>
+    <w:bookmarkStart w:id="24" w:name="X8df9a15527c9258113a544c92aa72dbd7dd03b7"/>
     <w:p>
       <w:pPr>
         <w:pStyle w:val="Heading3"/>
@@ -3662,9 +3116,9 @@
         </w:pict>
       </w:r>
     </w:p>
-    <w:bookmarkEnd w:id="26"/>
-    <w:bookmarkEnd w:id="27"/>
-    <w:bookmarkStart w:id="33" w:name="Xa04daca1c49463ed52ff2475309af2fe8799704"/>
+    <w:bookmarkEnd w:id="24"/>
+    <w:bookmarkEnd w:id="25"/>
+    <w:bookmarkStart w:id="31" w:name="Xa04daca1c49463ed52ff2475309af2fe8799704"/>
     <w:p>
       <w:pPr>
         <w:pStyle w:val="Heading2"/>
@@ -3709,7 +3163,7 @@
         <w:t xml:space="preserve">badge.</w:t>
       </w:r>
     </w:p>
-    <w:bookmarkStart w:id="29" w:name="what-must-block-and-may-not-be-waived"/>
+    <w:bookmarkStart w:id="27" w:name="what-must-block-and-may-not-be-waived"/>
     <w:p>
       <w:pPr>
         <w:pStyle w:val="Heading3"/>
@@ -3731,7 +3185,7 @@
         <w:pStyle w:val="Compact"/>
         <w:numPr>
           <w:ilvl w:val="0"/>
-          <w:numId w:val="1007"/>
+          <w:numId w:val="1006"/>
         </w:numPr>
       </w:pPr>
       <w:r>
@@ -3743,7 +3197,7 @@
         <w:pStyle w:val="Compact"/>
         <w:numPr>
           <w:ilvl w:val="0"/>
-          <w:numId w:val="1007"/>
+          <w:numId w:val="1006"/>
         </w:numPr>
       </w:pPr>
       <w:r>
@@ -3755,7 +3209,7 @@
         <w:pStyle w:val="Compact"/>
         <w:numPr>
           <w:ilvl w:val="0"/>
-          <w:numId w:val="1007"/>
+          <w:numId w:val="1006"/>
         </w:numPr>
       </w:pPr>
       <w:r>
@@ -3772,7 +3226,7 @@
       <w:r>
         <w:t xml:space="preserve"> </w:t>
       </w:r>
-      <w:hyperlink r:id="rId21">
+      <w:hyperlink r:id="rId19">
         <w:r>
           <w:rPr>
             <w:rStyle w:val="Hyperlink"/>
@@ -3815,7 +3269,7 @@
       <w:r>
         <w:t xml:space="preserve"> </w:t>
       </w:r>
-      <w:hyperlink r:id="rId28">
+      <w:hyperlink r:id="rId26">
         <w:r>
           <w:rPr>
             <w:rStyle w:val="Hyperlink"/>
@@ -3877,8 +3331,8 @@
         <w:t xml:space="preserve">down, or the tool inventory grows while the blocking set stands still.</w:t>
       </w:r>
     </w:p>
-    <w:bookmarkEnd w:id="29"/>
-    <w:bookmarkStart w:id="30" w:name="X528d297cbcf16dcf6f2bd452949bcc76bc0bc37"/>
+    <w:bookmarkEnd w:id="27"/>
+    <w:bookmarkStart w:id="28" w:name="X528d297cbcf16dcf6f2bd452949bcc76bc0bc37"/>
     <w:p>
       <w:pPr>
         <w:pStyle w:val="Heading3"/>
@@ -3952,7 +3406,7 @@
         <w:pStyle w:val="Compact"/>
         <w:numPr>
           <w:ilvl w:val="0"/>
-          <w:numId w:val="1008"/>
+          <w:numId w:val="1007"/>
         </w:numPr>
       </w:pPr>
       <w:r>
@@ -3984,7 +3438,7 @@
         <w:pStyle w:val="Compact"/>
         <w:numPr>
           <w:ilvl w:val="0"/>
-          <w:numId w:val="1008"/>
+          <w:numId w:val="1007"/>
         </w:numPr>
       </w:pPr>
       <w:r>
@@ -3996,7 +3450,7 @@
         <w:pStyle w:val="Compact"/>
         <w:numPr>
           <w:ilvl w:val="0"/>
-          <w:numId w:val="1008"/>
+          <w:numId w:val="1007"/>
         </w:numPr>
       </w:pPr>
       <w:r>
@@ -4034,7 +3488,7 @@
         <w:pStyle w:val="Compact"/>
         <w:numPr>
           <w:ilvl w:val="0"/>
-          <w:numId w:val="1008"/>
+          <w:numId w:val="1007"/>
         </w:numPr>
       </w:pPr>
       <w:r>
@@ -4311,8 +3765,8 @@
         <w:t xml:space="preserve">condition changes.</w:t>
       </w:r>
     </w:p>
-    <w:bookmarkEnd w:id="30"/>
-    <w:bookmarkStart w:id="31" w:name="X8e84579fd545af19ab8cb79c93491972da372eb"/>
+    <w:bookmarkEnd w:id="28"/>
+    <w:bookmarkStart w:id="29" w:name="X8e84579fd545af19ab8cb79c93491972da372eb"/>
     <w:p>
       <w:pPr>
         <w:pStyle w:val="Heading3"/>
@@ -4387,7 +3841,7 @@
       <w:r>
         <w:t xml:space="preserve"> </w:t>
       </w:r>
-      <w:hyperlink r:id="rId21">
+      <w:hyperlink r:id="rId19">
         <w:r>
           <w:rPr>
             <w:rStyle w:val="Hyperlink"/>
@@ -4511,8 +3965,8 @@
         <w:t xml:space="preserve">other. It records what you already have, so it adds no blocking condition.</w:t>
       </w:r>
     </w:p>
-    <w:bookmarkEnd w:id="31"/>
-    <w:bookmarkStart w:id="32" w:name="the-security-anti-metrics"/>
+    <w:bookmarkEnd w:id="29"/>
+    <w:bookmarkStart w:id="30" w:name="the-security-anti-metrics"/>
     <w:p>
       <w:pPr>
         <w:pStyle w:val="Heading3"/>
@@ -4832,9 +4286,9 @@
         </w:pict>
       </w:r>
     </w:p>
-    <w:bookmarkEnd w:id="32"/>
-    <w:bookmarkEnd w:id="33"/>
-    <w:bookmarkStart w:id="34" w:name="X008abd79804448b13ff485fe9ff5830c953e411"/>
+    <w:bookmarkEnd w:id="30"/>
+    <w:bookmarkEnd w:id="31"/>
+    <w:bookmarkStart w:id="32" w:name="X008abd79804448b13ff485fe9ff5830c953e411"/>
     <w:p>
       <w:pPr>
         <w:pStyle w:val="Heading2"/>
@@ -4873,7 +4327,7 @@
       <w:r>
         <w:t xml:space="preserve"> </w:t>
       </w:r>
-      <w:hyperlink r:id="rId28">
+      <w:hyperlink r:id="rId26">
         <w:r>
           <w:rPr>
             <w:rStyle w:val="Hyperlink"/>
@@ -4920,7 +4374,7 @@
       <w:r>
         <w:t xml:space="preserve"> </w:t>
       </w:r>
-      <w:hyperlink r:id="rId21">
+      <w:hyperlink r:id="rId19">
         <w:r>
           <w:rPr>
             <w:rStyle w:val="Hyperlink"/>
@@ -4987,8 +4441,8 @@
         </w:pict>
       </w:r>
     </w:p>
-    <w:bookmarkEnd w:id="34"/>
-    <w:bookmarkStart w:id="37" w:name="X14e6323bcf6e9b0e8faa6bdd21b76d13cd211dd"/>
+    <w:bookmarkEnd w:id="32"/>
+    <w:bookmarkStart w:id="35" w:name="X14e6323bcf6e9b0e8faa6bdd21b76d13cd211dd"/>
     <w:p>
       <w:pPr>
         <w:pStyle w:val="Heading2"/>
@@ -5119,7 +4573,7 @@
       <w:r>
         <w:t xml:space="preserve"> </w:t>
       </w:r>
-      <w:hyperlink r:id="rId21">
+      <w:hyperlink r:id="rId19">
         <w:r>
           <w:rPr>
             <w:rStyle w:val="Hyperlink"/>
@@ -5131,7 +4585,7 @@
         <w:t xml:space="preserve">.</w:t>
       </w:r>
     </w:p>
-    <w:bookmarkStart w:id="35" w:name="Xb97d7c0c1ae0709af64fd2b41a96e8b87e7072c"/>
+    <w:bookmarkStart w:id="33" w:name="Xb97d7c0c1ae0709af64fd2b41a96e8b87e7072c"/>
     <w:p>
       <w:pPr>
         <w:pStyle w:val="Heading3"/>
@@ -5269,8 +4723,8 @@
         <w:t xml:space="preserve">This is a default and a register route, not a new blocking release gate.</w:t>
       </w:r>
     </w:p>
-    <w:bookmarkEnd w:id="35"/>
-    <w:bookmarkStart w:id="36" w:name="X4eda1cea0fbf2b691f9051769e165ce2d910452"/>
+    <w:bookmarkEnd w:id="33"/>
+    <w:bookmarkStart w:id="34" w:name="X4eda1cea0fbf2b691f9051769e165ce2d910452"/>
     <w:p>
       <w:pPr>
         <w:pStyle w:val="Heading3"/>
@@ -5446,9 +4900,9 @@
         </w:pict>
       </w:r>
     </w:p>
-    <w:bookmarkEnd w:id="36"/>
-    <w:bookmarkEnd w:id="37"/>
-    <w:bookmarkStart w:id="39" w:name="X08c545cdaea16d13c66d050a73fae11a3e2b4eb"/>
+    <w:bookmarkEnd w:id="34"/>
+    <w:bookmarkEnd w:id="35"/>
+    <w:bookmarkStart w:id="37" w:name="X08c545cdaea16d13c66d050a73fae11a3e2b4eb"/>
     <w:p>
       <w:pPr>
         <w:pStyle w:val="Heading2"/>
@@ -5504,7 +4958,7 @@
         <w:pStyle w:val="Compact"/>
         <w:numPr>
           <w:ilvl w:val="0"/>
-          <w:numId w:val="1009"/>
+          <w:numId w:val="1008"/>
         </w:numPr>
       </w:pPr>
       <w:r>
@@ -5526,7 +4980,7 @@
         <w:pStyle w:val="Compact"/>
         <w:numPr>
           <w:ilvl w:val="0"/>
-          <w:numId w:val="1009"/>
+          <w:numId w:val="1008"/>
         </w:numPr>
       </w:pPr>
       <w:r>
@@ -5557,7 +5011,7 @@
         <w:pStyle w:val="Compact"/>
         <w:numPr>
           <w:ilvl w:val="0"/>
-          <w:numId w:val="1009"/>
+          <w:numId w:val="1008"/>
         </w:numPr>
       </w:pPr>
       <w:r>
@@ -5612,7 +5066,7 @@
         <w:t xml:space="preserve">defense in depth.</w:t>
       </w:r>
     </w:p>
-    <w:bookmarkStart w:id="38" w:name="X3d7ee481263114e250585e60a9d5c13e5a28baf"/>
+    <w:bookmarkStart w:id="36" w:name="X3d7ee481263114e250585e60a9d5c13e5a28baf"/>
     <w:p>
       <w:pPr>
         <w:pStyle w:val="Heading3"/>
@@ -5698,9 +5152,9 @@
         </w:pict>
       </w:r>
     </w:p>
-    <w:bookmarkEnd w:id="38"/>
-    <w:bookmarkEnd w:id="39"/>
-    <w:bookmarkStart w:id="42" w:name="X11a9cb1723e5b511bbccf75d2588530cdcc5b38"/>
+    <w:bookmarkEnd w:id="36"/>
+    <w:bookmarkEnd w:id="37"/>
+    <w:bookmarkStart w:id="40" w:name="X11a9cb1723e5b511bbccf75d2588530cdcc5b38"/>
     <w:p>
       <w:pPr>
         <w:pStyle w:val="Heading2"/>
@@ -5769,7 +5223,7 @@
         <w:t xml:space="preserve">described as non-compliant for a control it does not need.</w:t>
       </w:r>
     </w:p>
-    <w:bookmarkStart w:id="40" w:name="X592ab2cc59a074e35b688ecba31d6bf75ef08fd"/>
+    <w:bookmarkStart w:id="38" w:name="X592ab2cc59a074e35b688ecba31d6bf75ef08fd"/>
     <w:p>
       <w:pPr>
         <w:pStyle w:val="Heading3"/>
@@ -5890,8 +5344,8 @@
         <w:t xml:space="preserve">sink fail.</w:t>
       </w:r>
     </w:p>
-    <w:bookmarkEnd w:id="40"/>
-    <w:bookmarkStart w:id="41" w:name="X4cc549780cd7e61d6d0628e1c196c335036c46e"/>
+    <w:bookmarkEnd w:id="38"/>
+    <w:bookmarkStart w:id="39" w:name="X4cc549780cd7e61d6d0628e1c196c335036c46e"/>
     <w:p>
       <w:pPr>
         <w:pStyle w:val="Heading3"/>
@@ -6044,9 +5498,9 @@
         </w:pict>
       </w:r>
     </w:p>
-    <w:bookmarkEnd w:id="41"/>
-    <w:bookmarkEnd w:id="42"/>
-    <w:bookmarkStart w:id="47" w:name="X48eebdbfd8d38cb086e115614d17c7297664944"/>
+    <w:bookmarkEnd w:id="39"/>
+    <w:bookmarkEnd w:id="40"/>
+    <w:bookmarkStart w:id="45" w:name="X48eebdbfd8d38cb086e115614d17c7297664944"/>
     <w:p>
       <w:pPr>
         <w:pStyle w:val="Heading2"/>
@@ -6069,7 +5523,7 @@
         <w:t xml:space="preserve">what makes it worth more than the rest of your security page.</w:t>
       </w:r>
     </w:p>
-    <w:bookmarkStart w:id="43" w:name="X0962a595a15c980cbc426c4ee953da82dbc2640"/>
+    <w:bookmarkStart w:id="41" w:name="X0962a595a15c980cbc426c4ee953da82dbc2640"/>
     <w:p>
       <w:pPr>
         <w:pStyle w:val="Heading3"/>
@@ -6513,8 +5967,8 @@
         <w:t xml:space="preserve">is not true today, closing that gap is the work rather than the waiver.</w:t>
       </w:r>
     </w:p>
-    <w:bookmarkEnd w:id="43"/>
-    <w:bookmarkStart w:id="44" w:name="Xca148109ff5f44572641d020555735042fe03e4"/>
+    <w:bookmarkEnd w:id="41"/>
+    <w:bookmarkStart w:id="42" w:name="Xca148109ff5f44572641d020555735042fe03e4"/>
     <w:p>
       <w:pPr>
         <w:pStyle w:val="Heading3"/>
@@ -6741,8 +6195,8 @@
         <w:t xml:space="preserve">proportion of those a consumer can resolve to an identity.</w:t>
       </w:r>
     </w:p>
-    <w:bookmarkEnd w:id="44"/>
-    <w:bookmarkStart w:id="45" w:name="Xe1acf8bcb72e6c414f95b924737381b6debc42f"/>
+    <w:bookmarkEnd w:id="42"/>
+    <w:bookmarkStart w:id="43" w:name="Xe1acf8bcb72e6c414f95b924737381b6debc42f"/>
     <w:p>
       <w:pPr>
         <w:pStyle w:val="Heading3"/>
@@ -7052,7 +6506,7 @@
       <w:r>
         <w:t xml:space="preserve"> </w:t>
       </w:r>
-      <w:hyperlink r:id="rId21">
+      <w:hyperlink r:id="rId19">
         <w:r>
           <w:rPr>
             <w:rStyle w:val="Hyperlink"/>
@@ -7076,8 +6530,8 @@
         <w:t xml:space="preserve">list.</w:t>
       </w:r>
     </w:p>
-    <w:bookmarkEnd w:id="45"/>
-    <w:bookmarkStart w:id="46" w:name="Xc32df6696e9411929dcc3ab12f3985f03bc5873"/>
+    <w:bookmarkEnd w:id="43"/>
+    <w:bookmarkStart w:id="44" w:name="Xc32df6696e9411929dcc3ab12f3985f03bc5873"/>
     <w:p>
       <w:pPr>
         <w:pStyle w:val="Heading3"/>
@@ -7217,9 +6671,9 @@
         </w:pict>
       </w:r>
     </w:p>
-    <w:bookmarkEnd w:id="46"/>
-    <w:bookmarkEnd w:id="47"/>
-    <w:bookmarkStart w:id="50" w:name="X254797a2ada8f8185b1c8b4abb87efa09aeaec0"/>
+    <w:bookmarkEnd w:id="44"/>
+    <w:bookmarkEnd w:id="45"/>
+    <w:bookmarkStart w:id="48" w:name="X254797a2ada8f8185b1c8b4abb87efa09aeaec0"/>
     <w:p>
       <w:pPr>
         <w:pStyle w:val="Heading2"/>
@@ -7335,7 +6789,7 @@
         <w:t xml:space="preserve">to push the trust root as low as the operator is willing to go.</w:t>
       </w:r>
     </w:p>
-    <w:bookmarkStart w:id="48" w:name="X03039a66da44c7154d14d988511a9288cf0ecd3"/>
+    <w:bookmarkStart w:id="46" w:name="X03039a66da44c7154d14d988511a9288cf0ecd3"/>
     <w:p>
       <w:pPr>
         <w:pStyle w:val="Heading3"/>
@@ -7356,6 +6810,156 @@
       </w:r>
       <w:r>
         <w:t xml:space="preserve">yours:</w:t>
+      </w:r>
+    </w:p>
+    <w:p>
+      <w:pPr>
+        <w:pStyle w:val="Compact"/>
+        <w:numPr>
+          <w:ilvl w:val="0"/>
+          <w:numId w:val="1009"/>
+        </w:numPr>
+      </w:pPr>
+      <w:r>
+        <w:t xml:space="preserve">file-integrity monitoring against a baseline</w:t>
+      </w:r>
+    </w:p>
+    <w:p>
+      <w:pPr>
+        <w:pStyle w:val="Compact"/>
+        <w:numPr>
+          <w:ilvl w:val="0"/>
+          <w:numId w:val="1009"/>
+        </w:numPr>
+      </w:pPr>
+      <w:r>
+        <w:t xml:space="preserve">immutable or read-only deployment with writable state confined to the data store</w:t>
+      </w:r>
+    </w:p>
+    <w:p>
+      <w:pPr>
+        <w:pStyle w:val="Compact"/>
+        <w:numPr>
+          <w:ilvl w:val="0"/>
+          <w:numId w:val="1009"/>
+        </w:numPr>
+      </w:pPr>
+      <w:r>
+        <w:t xml:space="preserve">least-privilege file ownership so the running account cannot rewrite its own code</w:t>
+      </w:r>
+    </w:p>
+    <w:p>
+      <w:pPr>
+        <w:pStyle w:val="Compact"/>
+        <w:numPr>
+          <w:ilvl w:val="0"/>
+          <w:numId w:val="1009"/>
+        </w:numPr>
+      </w:pPr>
+      <w:r>
+        <w:t xml:space="preserve">confinement under a mandatory access control system</w:t>
+      </w:r>
+    </w:p>
+    <w:p>
+      <w:pPr>
+        <w:pStyle w:val="Compact"/>
+        <w:numPr>
+          <w:ilvl w:val="0"/>
+          <w:numId w:val="1009"/>
+        </w:numPr>
+      </w:pPr>
+      <w:r>
+        <w:t xml:space="preserve">signed-artifact admission control that rejects anything unsigned</w:t>
+      </w:r>
+    </w:p>
+    <w:p>
+      <w:pPr>
+        <w:pStyle w:val="FirstParagraph"/>
+      </w:pPr>
+      <w:r>
+        <w:t xml:space="preserve">Ship a hardening guide with a concrete list of paths to monitor and example rules, so the operator has</w:t>
+      </w:r>
+      <w:r>
+        <w:t xml:space="preserve"> </w:t>
+      </w:r>
+      <w:r>
+        <w:t xml:space="preserve">something to apply on day one rather than a category name.</w:t>
+      </w:r>
+    </w:p>
+    <w:bookmarkEnd w:id="46"/>
+    <w:bookmarkStart w:id="47" w:name="X438150f8dfc89784d5bd3543f347a17625c0f0c"/>
+    <w:p>
+      <w:pPr>
+        <w:pStyle w:val="Heading3"/>
+      </w:pPr>
+      <w:r>
+        <w:t xml:space="preserve">Roll out a blocking verification control in audit mode first</w:t>
+      </w:r>
+    </w:p>
+    <w:p>
+      <w:pPr>
+        <w:pStyle w:val="FirstParagraph"/>
+      </w:pPr>
+      <w:r>
+        <w:t xml:space="preserve">A control that rejects artifacts failing verification will also reject valid artifacts whenever its</w:t>
+      </w:r>
+      <w:r>
+        <w:t xml:space="preserve"> </w:t>
+      </w:r>
+      <w:r>
+        <w:t xml:space="preserve">own preconditions are unmet -- for instance when the enforcing component cannot reach the store</w:t>
+      </w:r>
+      <w:r>
+        <w:t xml:space="preserve"> </w:t>
+      </w:r>
+      <w:r>
+        <w:t xml:space="preserve">holding the signatures it must fetch.</w:t>
+      </w:r>
+    </w:p>
+    <w:p>
+      <w:pPr>
+        <w:pStyle w:val="BodyText"/>
+      </w:pPr>
+      <w:r>
+        <w:t xml:space="preserve">Start in audit mode where it reports but does not block, confirm it is resolving what it needs, then</w:t>
+      </w:r>
+      <w:r>
+        <w:t xml:space="preserve"> </w:t>
+      </w:r>
+      <w:r>
+        <w:t xml:space="preserve">switch to enforce. The alternative is a rollout that blocks legitimate deployments on day one and gets</w:t>
+      </w:r>
+      <w:r>
+        <w:t xml:space="preserve"> </w:t>
+      </w:r>
+      <w:r>
+        <w:t xml:space="preserve">switched off permanently as a result.</w:t>
+      </w:r>
+    </w:p>
+    <w:p>
+      <w:r>
+        <w:pict>
+          <v:rect style="width:0;height:1.5pt" o:hralign="center" o:hrstd="t" o:hr="t"/>
+        </w:pict>
+      </w:r>
+    </w:p>
+    <w:bookmarkEnd w:id="47"/>
+    <w:bookmarkEnd w:id="48"/>
+    <w:bookmarkStart w:id="52" w:name="Xc32b009c31e5f6409196a95ed4c1406da6dc82b"/>
+    <w:p>
+      <w:pPr>
+        <w:pStyle w:val="Heading2"/>
+      </w:pPr>
+      <w:r>
+        <w:t xml:space="preserve">12. Vulnerability response, exercised</w:t>
+      </w:r>
+    </w:p>
+    <w:p>
+      <w:pPr>
+        <w:pStyle w:val="FirstParagraph"/>
+      </w:pPr>
+      <w:r>
+        <w:t xml:space="preserve">A response program is a process control, not a document. It needs:</w:t>
       </w:r>
     </w:p>
     <w:p>
@@ -7367,7 +6971,7 @@
         </w:numPr>
       </w:pPr>
       <w:r>
-        <w:t xml:space="preserve">file-integrity monitoring against a baseline</w:t>
+        <w:t xml:space="preserve">A defined private intake channel.</w:t>
       </w:r>
     </w:p>
     <w:p>
@@ -7379,7 +6983,7 @@
         </w:numPr>
       </w:pPr>
       <w:r>
-        <w:t xml:space="preserve">immutable or read-only deployment with writable state confined to the data store</w:t>
+        <w:t xml:space="preserve">Severity-banded remediation windows.</w:t>
       </w:r>
     </w:p>
     <w:p>
@@ -7391,7 +6995,7 @@
         </w:numPr>
       </w:pPr>
       <w:r>
-        <w:t xml:space="preserve">least-privilege file ownership so the running account cannot rewrite its own code</w:t>
+        <w:t xml:space="preserve">A root-cause review for significant findings, feeding systemic causes back into the standard.</w:t>
       </w:r>
     </w:p>
     <w:p>
@@ -7403,7 +7007,7 @@
         </w:numPr>
       </w:pPr>
       <w:r>
-        <w:t xml:space="preserve">confinement under a mandatory access control system</w:t>
+        <w:t xml:space="preserve">Coordinated disclosure after a fix exists.</w:t>
       </w:r>
     </w:p>
     <w:p>
@@ -7415,156 +7019,6 @@
         </w:numPr>
       </w:pPr>
       <w:r>
-        <w:t xml:space="preserve">signed-artifact admission control that rejects anything unsigned</w:t>
-      </w:r>
-    </w:p>
-    <w:p>
-      <w:pPr>
-        <w:pStyle w:val="FirstParagraph"/>
-      </w:pPr>
-      <w:r>
-        <w:t xml:space="preserve">Ship a hardening guide with a concrete list of paths to monitor and example rules, so the operator has</w:t>
-      </w:r>
-      <w:r>
-        <w:t xml:space="preserve"> </w:t>
-      </w:r>
-      <w:r>
-        <w:t xml:space="preserve">something to apply on day one rather than a category name.</w:t>
-      </w:r>
-    </w:p>
-    <w:bookmarkEnd w:id="48"/>
-    <w:bookmarkStart w:id="49" w:name="X438150f8dfc89784d5bd3543f347a17625c0f0c"/>
-    <w:p>
-      <w:pPr>
-        <w:pStyle w:val="Heading3"/>
-      </w:pPr>
-      <w:r>
-        <w:t xml:space="preserve">Roll out a blocking verification control in audit mode first</w:t>
-      </w:r>
-    </w:p>
-    <w:p>
-      <w:pPr>
-        <w:pStyle w:val="FirstParagraph"/>
-      </w:pPr>
-      <w:r>
-        <w:t xml:space="preserve">A control that rejects artifacts failing verification will also reject valid artifacts whenever its</w:t>
-      </w:r>
-      <w:r>
-        <w:t xml:space="preserve"> </w:t>
-      </w:r>
-      <w:r>
-        <w:t xml:space="preserve">own preconditions are unmet -- for instance when the enforcing component cannot reach the store</w:t>
-      </w:r>
-      <w:r>
-        <w:t xml:space="preserve"> </w:t>
-      </w:r>
-      <w:r>
-        <w:t xml:space="preserve">holding the signatures it must fetch.</w:t>
-      </w:r>
-    </w:p>
-    <w:p>
-      <w:pPr>
-        <w:pStyle w:val="BodyText"/>
-      </w:pPr>
-      <w:r>
-        <w:t xml:space="preserve">Start in audit mode where it reports but does not block, confirm it is resolving what it needs, then</w:t>
-      </w:r>
-      <w:r>
-        <w:t xml:space="preserve"> </w:t>
-      </w:r>
-      <w:r>
-        <w:t xml:space="preserve">switch to enforce. The alternative is a rollout that blocks legitimate deployments on day one and gets</w:t>
-      </w:r>
-      <w:r>
-        <w:t xml:space="preserve"> </w:t>
-      </w:r>
-      <w:r>
-        <w:t xml:space="preserve">switched off permanently as a result.</w:t>
-      </w:r>
-    </w:p>
-    <w:p>
-      <w:r>
-        <w:pict>
-          <v:rect style="width:0;height:1.5pt" o:hralign="center" o:hrstd="t" o:hr="t"/>
-        </w:pict>
-      </w:r>
-    </w:p>
-    <w:bookmarkEnd w:id="49"/>
-    <w:bookmarkEnd w:id="50"/>
-    <w:bookmarkStart w:id="54" w:name="Xc32b009c31e5f6409196a95ed4c1406da6dc82b"/>
-    <w:p>
-      <w:pPr>
-        <w:pStyle w:val="Heading2"/>
-      </w:pPr>
-      <w:r>
-        <w:t xml:space="preserve">12. Vulnerability response, exercised</w:t>
-      </w:r>
-    </w:p>
-    <w:p>
-      <w:pPr>
-        <w:pStyle w:val="FirstParagraph"/>
-      </w:pPr>
-      <w:r>
-        <w:t xml:space="preserve">A response program is a process control, not a document. It needs:</w:t>
-      </w:r>
-    </w:p>
-    <w:p>
-      <w:pPr>
-        <w:pStyle w:val="Compact"/>
-        <w:numPr>
-          <w:ilvl w:val="0"/>
-          <w:numId w:val="1011"/>
-        </w:numPr>
-      </w:pPr>
-      <w:r>
-        <w:t xml:space="preserve">A defined private intake channel.</w:t>
-      </w:r>
-    </w:p>
-    <w:p>
-      <w:pPr>
-        <w:pStyle w:val="Compact"/>
-        <w:numPr>
-          <w:ilvl w:val="0"/>
-          <w:numId w:val="1011"/>
-        </w:numPr>
-      </w:pPr>
-      <w:r>
-        <w:t xml:space="preserve">Severity-banded remediation windows.</w:t>
-      </w:r>
-    </w:p>
-    <w:p>
-      <w:pPr>
-        <w:pStyle w:val="Compact"/>
-        <w:numPr>
-          <w:ilvl w:val="0"/>
-          <w:numId w:val="1011"/>
-        </w:numPr>
-      </w:pPr>
-      <w:r>
-        <w:t xml:space="preserve">A root-cause review for significant findings, feeding systemic causes back into the standard.</w:t>
-      </w:r>
-    </w:p>
-    <w:p>
-      <w:pPr>
-        <w:pStyle w:val="Compact"/>
-        <w:numPr>
-          <w:ilvl w:val="0"/>
-          <w:numId w:val="1011"/>
-        </w:numPr>
-      </w:pPr>
-      <w:r>
-        <w:t xml:space="preserve">Coordinated disclosure after a fix exists.</w:t>
-      </w:r>
-    </w:p>
-    <w:p>
-      <w:pPr>
-        <w:pStyle w:val="Compact"/>
-        <w:numPr>
-          <w:ilvl w:val="0"/>
-          <w:numId w:val="1011"/>
-        </w:numPr>
-      </w:pPr>
-      <w:r>
         <w:rPr>
           <w:b/>
           <w:bCs/>
@@ -7624,7 +7078,7 @@
         <w:t xml:space="preserve">visible rather than silently blowing a window.</w:t>
       </w:r>
     </w:p>
-    <w:bookmarkStart w:id="51" w:name="what-actually-closes-a-finding"/>
+    <w:bookmarkStart w:id="49" w:name="what-actually-closes-a-finding"/>
     <w:p>
       <w:pPr>
         <w:pStyle w:val="Heading3"/>
@@ -8041,8 +7495,8 @@
         <w:t xml:space="preserve">with nowhere to live.</w:t>
       </w:r>
     </w:p>
-    <w:bookmarkEnd w:id="51"/>
-    <w:bookmarkStart w:id="53" w:name="X8d72319090a80d3626098f71df57004d8b137c9"/>
+    <w:bookmarkEnd w:id="49"/>
+    <w:bookmarkStart w:id="51" w:name="X8d72319090a80d3626098f71df57004d8b137c9"/>
     <w:p>
       <w:pPr>
         <w:pStyle w:val="Heading3"/>
@@ -8122,7 +7576,7 @@
         <w:pStyle w:val="Compact"/>
         <w:numPr>
           <w:ilvl w:val="0"/>
-          <w:numId w:val="1012"/>
+          <w:numId w:val="1011"/>
         </w:numPr>
       </w:pPr>
       <w:r>
@@ -8134,7 +7588,7 @@
         <w:pStyle w:val="Compact"/>
         <w:numPr>
           <w:ilvl w:val="0"/>
-          <w:numId w:val="1012"/>
+          <w:numId w:val="1011"/>
         </w:numPr>
       </w:pPr>
       <w:r>
@@ -8146,7 +7600,7 @@
         <w:pStyle w:val="Compact"/>
         <w:numPr>
           <w:ilvl w:val="0"/>
-          <w:numId w:val="1012"/>
+          <w:numId w:val="1011"/>
         </w:numPr>
       </w:pPr>
       <w:r>
@@ -8251,7 +7705,7 @@
       <w:r>
         <w:t xml:space="preserve"> </w:t>
       </w:r>
-      <w:hyperlink r:id="rId52">
+      <w:hyperlink r:id="rId50">
         <w:r>
           <w:rPr>
             <w:rStyle w:val="Hyperlink"/>
@@ -8463,9 +7917,9 @@
         </w:pict>
       </w:r>
     </w:p>
-    <w:bookmarkEnd w:id="53"/>
-    <w:bookmarkEnd w:id="54"/>
-    <w:bookmarkStart w:id="55" w:name="X2e76d4b347a06a9540373165195f11ae36f497b"/>
+    <w:bookmarkEnd w:id="51"/>
+    <w:bookmarkEnd w:id="52"/>
+    <w:bookmarkStart w:id="53" w:name="X2e76d4b347a06a9540373165195f11ae36f497b"/>
     <w:p>
       <w:pPr>
         <w:pStyle w:val="Heading2"/>
@@ -8921,8 +8375,8 @@
         </w:pict>
       </w:r>
     </w:p>
-    <w:bookmarkEnd w:id="55"/>
-    <w:bookmarkStart w:id="56" w:name="X81f17fbbfa4ed8bd23a7201a27e52cc85d71859"/>
+    <w:bookmarkEnd w:id="53"/>
+    <w:bookmarkStart w:id="54" w:name="X81f17fbbfa4ed8bd23a7201a27e52cc85d71859"/>
     <w:p>
       <w:pPr>
         <w:pStyle w:val="Heading2"/>
@@ -8998,7 +8452,7 @@
         <w:pStyle w:val="Compact"/>
         <w:numPr>
           <w:ilvl w:val="0"/>
-          <w:numId w:val="1013"/>
+          <w:numId w:val="1012"/>
         </w:numPr>
       </w:pPr>
       <w:r>
@@ -9016,7 +8470,7 @@
         <w:pStyle w:val="Compact"/>
         <w:numPr>
           <w:ilvl w:val="0"/>
-          <w:numId w:val="1013"/>
+          <w:numId w:val="1012"/>
         </w:numPr>
       </w:pPr>
       <w:r>
@@ -9034,7 +8488,7 @@
         <w:pStyle w:val="Compact"/>
         <w:numPr>
           <w:ilvl w:val="0"/>
-          <w:numId w:val="1013"/>
+          <w:numId w:val="1012"/>
         </w:numPr>
       </w:pPr>
       <w:r>
@@ -9046,7 +8500,7 @@
         <w:pStyle w:val="Compact"/>
         <w:numPr>
           <w:ilvl w:val="0"/>
-          <w:numId w:val="1013"/>
+          <w:numId w:val="1012"/>
         </w:numPr>
       </w:pPr>
       <w:r>
@@ -9241,8 +8695,8 @@
         </w:pict>
       </w:r>
     </w:p>
-    <w:bookmarkEnd w:id="56"/>
-    <w:bookmarkStart w:id="59" w:name="X635127d1d4d4de93cff91f98240bebbfa4bd556"/>
+    <w:bookmarkEnd w:id="54"/>
+    <w:bookmarkStart w:id="57" w:name="X635127d1d4d4de93cff91f98240bebbfa4bd556"/>
     <w:p>
       <w:pPr>
         <w:pStyle w:val="Heading2"/>
@@ -9371,7 +8825,7 @@
         <w:t xml:space="preserve">together.</w:t>
       </w:r>
     </w:p>
-    <w:bookmarkStart w:id="58" w:name="X8b98e4f88d127ae6f6acda887bb5aa503179c3d"/>
+    <w:bookmarkStart w:id="56" w:name="X8b98e4f88d127ae6f6acda887bb5aa503179c3d"/>
     <w:p>
       <w:pPr>
         <w:pStyle w:val="Heading3"/>
@@ -9451,7 +8905,7 @@
         <w:pStyle w:val="Compact"/>
         <w:numPr>
           <w:ilvl w:val="0"/>
-          <w:numId w:val="1014"/>
+          <w:numId w:val="1013"/>
         </w:numPr>
       </w:pPr>
       <w:r>
@@ -9463,7 +8917,7 @@
         <w:pStyle w:val="Compact"/>
         <w:numPr>
           <w:ilvl w:val="0"/>
-          <w:numId w:val="1014"/>
+          <w:numId w:val="1013"/>
         </w:numPr>
       </w:pPr>
       <w:r>
@@ -9475,7 +8929,7 @@
         <w:pStyle w:val="Compact"/>
         <w:numPr>
           <w:ilvl w:val="0"/>
-          <w:numId w:val="1014"/>
+          <w:numId w:val="1013"/>
         </w:numPr>
       </w:pPr>
       <w:r>
@@ -9493,7 +8947,7 @@
         <w:pStyle w:val="Compact"/>
         <w:numPr>
           <w:ilvl w:val="0"/>
-          <w:numId w:val="1014"/>
+          <w:numId w:val="1013"/>
         </w:numPr>
       </w:pPr>
       <w:r>
@@ -9505,7 +8959,7 @@
         <w:pStyle w:val="Compact"/>
         <w:numPr>
           <w:ilvl w:val="0"/>
-          <w:numId w:val="1014"/>
+          <w:numId w:val="1013"/>
         </w:numPr>
       </w:pPr>
       <w:r>
@@ -9517,7 +8971,7 @@
         <w:pStyle w:val="Compact"/>
         <w:numPr>
           <w:ilvl w:val="0"/>
-          <w:numId w:val="1014"/>
+          <w:numId w:val="1013"/>
         </w:numPr>
       </w:pPr>
       <w:r>
@@ -9529,7 +8983,7 @@
         <w:pStyle w:val="Compact"/>
         <w:numPr>
           <w:ilvl w:val="0"/>
-          <w:numId w:val="1014"/>
+          <w:numId w:val="1013"/>
         </w:numPr>
       </w:pPr>
       <w:r>
@@ -9541,7 +8995,7 @@
         <w:pStyle w:val="Compact"/>
         <w:numPr>
           <w:ilvl w:val="0"/>
-          <w:numId w:val="1014"/>
+          <w:numId w:val="1013"/>
         </w:numPr>
       </w:pPr>
       <w:r>
@@ -9798,7 +9252,7 @@
       <w:r>
         <w:t xml:space="preserve"> </w:t>
       </w:r>
-      <w:hyperlink r:id="rId57">
+      <w:hyperlink r:id="rId55">
         <w:r>
           <w:rPr>
             <w:rStyle w:val="Hyperlink"/>
@@ -9821,11 +9275,108 @@
         <w:pStyle w:val="Compact"/>
         <w:numPr>
           <w:ilvl w:val="0"/>
-          <w:numId w:val="1015"/>
+          <w:numId w:val="1014"/>
         </w:numPr>
       </w:pPr>
       <w:r>
         <w:t xml:space="preserve">verdict vocabulary</w:t>
+      </w:r>
+    </w:p>
+    <w:p>
+      <w:pPr>
+        <w:pStyle w:val="Compact"/>
+        <w:numPr>
+          <w:ilvl w:val="0"/>
+          <w:numId w:val="1014"/>
+        </w:numPr>
+      </w:pPr>
+      <w:r>
+        <w:t xml:space="preserve">why</w:t>
+      </w:r>
+      <w:r>
+        <w:t xml:space="preserve"> </w:t>
+      </w:r>
+      <w:r>
+        <w:rPr>
+          <w:rStyle w:val="VerbatimChar"/>
+        </w:rPr>
+        <w:t xml:space="preserve">unverified</w:t>
+      </w:r>
+      <w:r>
+        <w:t xml:space="preserve"> </w:t>
+      </w:r>
+      <w:r>
+        <w:t xml:space="preserve">must never read as a pass</w:t>
+      </w:r>
+    </w:p>
+    <w:p>
+      <w:pPr>
+        <w:pStyle w:val="Compact"/>
+        <w:numPr>
+          <w:ilvl w:val="0"/>
+          <w:numId w:val="1014"/>
+        </w:numPr>
+      </w:pPr>
+      <w:r>
+        <w:t xml:space="preserve">evidence anchors a machine can re-check</w:t>
+      </w:r>
+    </w:p>
+    <w:p>
+      <w:pPr>
+        <w:pStyle w:val="Compact"/>
+        <w:numPr>
+          <w:ilvl w:val="0"/>
+          <w:numId w:val="1014"/>
+        </w:numPr>
+      </w:pPr>
+      <w:r>
+        <w:t xml:space="preserve">pinning the standard's corpus</w:t>
+      </w:r>
+    </w:p>
+    <w:p>
+      <w:pPr>
+        <w:pStyle w:val="Compact"/>
+        <w:numPr>
+          <w:ilvl w:val="0"/>
+          <w:numId w:val="1014"/>
+        </w:numPr>
+      </w:pPr>
+      <w:r>
+        <w:t xml:space="preserve">how to read a movement in a score</w:t>
+      </w:r>
+    </w:p>
+    <w:p>
+      <w:pPr>
+        <w:pStyle w:val="FirstParagraph"/>
+      </w:pPr>
+      <w:r>
+        <w:t xml:space="preserve">Do not build a second procedure beside it.</w:t>
+      </w:r>
+    </w:p>
+    <w:p>
+      <w:r>
+        <w:pict>
+          <v:rect style="width:0;height:1.5pt" o:hralign="center" o:hrstd="t" o:hr="t"/>
+        </w:pict>
+      </w:r>
+    </w:p>
+    <w:bookmarkEnd w:id="56"/>
+    <w:bookmarkEnd w:id="57"/>
+    <w:bookmarkStart w:id="59" w:name="X166d910d570b75bb8e35866cbb9a8eb190f1767"/>
+    <w:p>
+      <w:pPr>
+        <w:pStyle w:val="Heading2"/>
+      </w:pPr>
+      <w:r>
+        <w:t xml:space="preserve">16. The release gate</w:t>
+      </w:r>
+    </w:p>
+    <w:p>
+      <w:pPr>
+        <w:pStyle w:val="FirstParagraph"/>
+      </w:pPr>
+      <w:r>
+        <w:t xml:space="preserve">Codify the gate as an explicit pass or fail list rather than a judgment:</w:t>
       </w:r>
     </w:p>
     <w:p>
@@ -9837,22 +9388,7 @@
         </w:numPr>
       </w:pPr>
       <w:r>
-        <w:t xml:space="preserve">why</w:t>
-      </w:r>
-      <w:r>
-        <w:t xml:space="preserve"> </w:t>
-      </w:r>
-      <w:r>
-        <w:rPr>
-          <w:rStyle w:val="VerbatimChar"/>
-        </w:rPr>
-        <w:t xml:space="preserve">unverified</w:t>
-      </w:r>
-      <w:r>
-        <w:t xml:space="preserve"> </w:t>
-      </w:r>
-      <w:r>
-        <w:t xml:space="preserve">must never read as a pass</w:t>
+        <w:t xml:space="preserve">Automated blocking checks passing on the exact commit being released.</w:t>
       </w:r>
     </w:p>
     <w:p>
@@ -9864,7 +9400,7 @@
         </w:numPr>
       </w:pPr>
       <w:r>
-        <w:t xml:space="preserve">evidence anchors a machine can re-check</w:t>
+        <w:t xml:space="preserve">No unresolved high or critical findings.</w:t>
       </w:r>
     </w:p>
     <w:p>
@@ -9876,7 +9412,7 @@
         </w:numPr>
       </w:pPr>
       <w:r>
-        <w:t xml:space="preserve">pinning the standard's corpus</w:t>
+        <w:t xml:space="preserve">Current independent-review status, or a signed risk acceptance standing in for it.</w:t>
       </w:r>
     </w:p>
     <w:p>
@@ -9888,41 +9424,7 @@
         </w:numPr>
       </w:pPr>
       <w:r>
-        <w:t xml:space="preserve">how to read a movement in a score</w:t>
-      </w:r>
-    </w:p>
-    <w:p>
-      <w:pPr>
-        <w:pStyle w:val="FirstParagraph"/>
-      </w:pPr>
-      <w:r>
-        <w:t xml:space="preserve">Do not build a second procedure beside it.</w:t>
-      </w:r>
-    </w:p>
-    <w:p>
-      <w:r>
-        <w:pict>
-          <v:rect style="width:0;height:1.5pt" o:hralign="center" o:hrstd="t" o:hr="t"/>
-        </w:pict>
-      </w:r>
-    </w:p>
-    <w:bookmarkEnd w:id="58"/>
-    <w:bookmarkEnd w:id="59"/>
-    <w:bookmarkStart w:id="61" w:name="X166d910d570b75bb8e35866cbb9a8eb190f1767"/>
-    <w:p>
-      <w:pPr>
-        <w:pStyle w:val="Heading2"/>
-      </w:pPr>
-      <w:r>
-        <w:t xml:space="preserve">16. The release gate</w:t>
-      </w:r>
-    </w:p>
-    <w:p>
-      <w:pPr>
-        <w:pStyle w:val="FirstParagraph"/>
-      </w:pPr>
-      <w:r>
-        <w:t xml:space="preserve">Codify the gate as an explicit pass or fail list rather than a judgment:</w:t>
+        <w:t xml:space="preserve">Updated evidence.</w:t>
       </w:r>
     </w:p>
     <w:p>
@@ -9930,11 +9432,11 @@
         <w:pStyle w:val="Compact"/>
         <w:numPr>
           <w:ilvl w:val="0"/>
-          <w:numId w:val="1016"/>
+          <w:numId w:val="1015"/>
         </w:numPr>
       </w:pPr>
       <w:r>
-        <w:t xml:space="preserve">Automated blocking checks passing on the exact commit being released.</w:t>
+        <w:t xml:space="preserve">A signed artifact with its component inventory and digest manifest attached to the tag.</w:t>
       </w:r>
     </w:p>
     <w:p>
@@ -9942,55 +9444,7 @@
         <w:pStyle w:val="Compact"/>
         <w:numPr>
           <w:ilvl w:val="0"/>
-          <w:numId w:val="1016"/>
-        </w:numPr>
-      </w:pPr>
-      <w:r>
-        <w:t xml:space="preserve">No unresolved high or critical findings.</w:t>
-      </w:r>
-    </w:p>
-    <w:p>
-      <w:pPr>
-        <w:pStyle w:val="Compact"/>
-        <w:numPr>
-          <w:ilvl w:val="0"/>
-          <w:numId w:val="1016"/>
-        </w:numPr>
-      </w:pPr>
-      <w:r>
-        <w:t xml:space="preserve">Current independent-review status, or a signed risk acceptance standing in for it.</w:t>
-      </w:r>
-    </w:p>
-    <w:p>
-      <w:pPr>
-        <w:pStyle w:val="Compact"/>
-        <w:numPr>
-          <w:ilvl w:val="0"/>
-          <w:numId w:val="1016"/>
-        </w:numPr>
-      </w:pPr>
-      <w:r>
-        <w:t xml:space="preserve">Updated evidence.</w:t>
-      </w:r>
-    </w:p>
-    <w:p>
-      <w:pPr>
-        <w:pStyle w:val="Compact"/>
-        <w:numPr>
-          <w:ilvl w:val="0"/>
-          <w:numId w:val="1016"/>
-        </w:numPr>
-      </w:pPr>
-      <w:r>
-        <w:t xml:space="preserve">A signed artifact with its component inventory and digest manifest attached to the tag.</w:t>
-      </w:r>
-    </w:p>
-    <w:p>
-      <w:pPr>
-        <w:pStyle w:val="Compact"/>
-        <w:numPr>
-          <w:ilvl w:val="0"/>
-          <w:numId w:val="1016"/>
+          <w:numId w:val="1015"/>
         </w:numPr>
       </w:pPr>
       <w:hyperlink w:anchor="Xf8794b0126bc78285fb10778097a0695650e57d">
@@ -10098,7 +9552,7 @@
       <w:r>
         <w:t xml:space="preserve"> </w:t>
       </w:r>
-      <w:hyperlink r:id="rId21">
+      <w:hyperlink r:id="rId19">
         <w:r>
           <w:rPr>
             <w:rStyle w:val="Hyperlink"/>
@@ -10110,7 +9564,7 @@
         <w:t xml:space="preserve">.</w:t>
       </w:r>
     </w:p>
-    <w:bookmarkStart w:id="60" w:name="X6bf3214004d99c2dac31ed30d2dbee672c0e4ba"/>
+    <w:bookmarkStart w:id="58" w:name="X6bf3214004d99c2dac31ed30d2dbee672c0e4ba"/>
     <w:p>
       <w:pPr>
         <w:pStyle w:val="Heading3"/>
@@ -10201,9 +9655,9 @@
         </w:pict>
       </w:r>
     </w:p>
-    <w:bookmarkEnd w:id="60"/>
-    <w:bookmarkEnd w:id="61"/>
-    <w:bookmarkStart w:id="62" w:name="Xd93b41aba76cd6464a6e694c5ed1cd30484ae10"/>
+    <w:bookmarkEnd w:id="58"/>
+    <w:bookmarkEnd w:id="59"/>
+    <w:bookmarkStart w:id="60" w:name="Xd93b41aba76cd6464a6e694c5ed1cd30484ae10"/>
     <w:p>
       <w:pPr>
         <w:pStyle w:val="Heading2"/>
@@ -10392,7 +9846,7 @@
       <w:r>
         <w:t xml:space="preserve"> </w:t>
       </w:r>
-      <w:hyperlink r:id="rId21">
+      <w:hyperlink r:id="rId19">
         <w:r>
           <w:rPr>
             <w:rStyle w:val="Hyperlink"/>
@@ -10409,7 +9863,7 @@
         <w:pStyle w:val="Compact"/>
         <w:numPr>
           <w:ilvl w:val="0"/>
-          <w:numId w:val="1017"/>
+          <w:numId w:val="1016"/>
         </w:numPr>
       </w:pPr>
       <w:r>
@@ -10433,7 +9887,7 @@
         <w:pStyle w:val="Compact"/>
         <w:numPr>
           <w:ilvl w:val="0"/>
-          <w:numId w:val="1017"/>
+          <w:numId w:val="1016"/>
         </w:numPr>
       </w:pPr>
       <w:r>
@@ -10457,7 +9911,7 @@
         <w:pStyle w:val="Compact"/>
         <w:numPr>
           <w:ilvl w:val="0"/>
-          <w:numId w:val="1017"/>
+          <w:numId w:val="1016"/>
         </w:numPr>
       </w:pPr>
       <w:r>
@@ -10475,7 +9929,7 @@
         <w:pStyle w:val="Compact"/>
         <w:numPr>
           <w:ilvl w:val="0"/>
-          <w:numId w:val="1017"/>
+          <w:numId w:val="1016"/>
         </w:numPr>
       </w:pPr>
       <w:r>
@@ -10541,8 +9995,8 @@
         </w:pict>
       </w:r>
     </w:p>
-    <w:bookmarkEnd w:id="62"/>
-    <w:bookmarkStart w:id="63" w:name="in-one-table"/>
+    <w:bookmarkEnd w:id="60"/>
+    <w:bookmarkStart w:id="61" w:name="in-one-table"/>
     <w:p>
       <w:pPr>
         <w:pStyle w:val="Heading2"/>
@@ -11868,8 +11322,8 @@
         </w:pict>
       </w:r>
     </w:p>
-    <w:bookmarkEnd w:id="63"/>
-    <w:bookmarkStart w:id="64" w:name="adapting-this-to-your-project"/>
+    <w:bookmarkEnd w:id="61"/>
+    <w:bookmarkStart w:id="62" w:name="adapting-this-to-your-project"/>
     <w:p>
       <w:pPr>
         <w:pStyle w:val="Heading2"/>
@@ -11891,7 +11345,7 @@
         <w:pStyle w:val="Compact"/>
         <w:numPr>
           <w:ilvl w:val="0"/>
-          <w:numId w:val="1018"/>
+          <w:numId w:val="1017"/>
         </w:numPr>
       </w:pPr>
       <w:r>
@@ -11923,7 +11377,7 @@
         <w:pStyle w:val="Compact"/>
         <w:numPr>
           <w:ilvl w:val="0"/>
-          <w:numId w:val="1018"/>
+          <w:numId w:val="1017"/>
         </w:numPr>
       </w:pPr>
       <w:r>
@@ -11940,6 +11394,74 @@
       </w:r>
       <w:r>
         <w:t xml:space="preserve">short list -- and replace the mechanisms.</w:t>
+      </w:r>
+    </w:p>
+    <w:p>
+      <w:pPr>
+        <w:pStyle w:val="Compact"/>
+        <w:numPr>
+          <w:ilvl w:val="0"/>
+          <w:numId w:val="1017"/>
+        </w:numPr>
+      </w:pPr>
+      <w:r>
+        <w:t xml:space="preserve">The remediation windows. There is no validated number. Set yours from your own capacity, record</w:t>
+      </w:r>
+      <w:r>
+        <w:t xml:space="preserve"> </w:t>
+      </w:r>
+      <w:r>
+        <w:t xml:space="preserve">them where a reporter can read them, and label them project-set.</w:t>
+      </w:r>
+    </w:p>
+    <w:p>
+      <w:pPr>
+        <w:pStyle w:val="Compact"/>
+        <w:numPr>
+          <w:ilvl w:val="0"/>
+          <w:numId w:val="1017"/>
+        </w:numPr>
+      </w:pPr>
+      <w:r>
+        <w:t xml:space="preserve">Everything platform-specific. Managed service identities, transparency logs, admission control</w:t>
+      </w:r>
+      <w:r>
+        <w:t xml:space="preserve"> </w:t>
+      </w:r>
+      <w:r>
+        <w:t xml:space="preserve">and integrity monitoring all have different names and different guarantees per platform. Name the</w:t>
+      </w:r>
+      <w:r>
+        <w:t xml:space="preserve"> </w:t>
+      </w:r>
+      <w:r>
+        <w:t xml:space="preserve">one you use rather than implying the pattern is universal.</w:t>
+      </w:r>
+    </w:p>
+    <w:p>
+      <w:pPr>
+        <w:pStyle w:val="Compact"/>
+        <w:numPr>
+          <w:ilvl w:val="0"/>
+          <w:numId w:val="1017"/>
+        </w:numPr>
+      </w:pPr>
+      <w:r>
+        <w:t xml:space="preserve">The adoption order. Sections 1, 5 and 13 are the cheapest and the highest-leverage; after those,</w:t>
+      </w:r>
+      <w:r>
+        <w:t xml:space="preserve"> </w:t>
+      </w:r>
+      <w:r>
+        <w:t xml:space="preserve">take whatever your riskiest surface demands.</w:t>
+      </w:r>
+    </w:p>
+    <w:p>
+      <w:pPr>
+        <w:pStyle w:val="FirstParagraph"/>
+      </w:pPr>
+      <w:r>
+        <w:t xml:space="preserve">Do not weaken:</w:t>
       </w:r>
     </w:p>
     <w:p>
@@ -11951,74 +11473,6 @@
         </w:numPr>
       </w:pPr>
       <w:r>
-        <w:t xml:space="preserve">The remediation windows. There is no validated number. Set yours from your own capacity, record</w:t>
-      </w:r>
-      <w:r>
-        <w:t xml:space="preserve"> </w:t>
-      </w:r>
-      <w:r>
-        <w:t xml:space="preserve">them where a reporter can read them, and label them project-set.</w:t>
-      </w:r>
-    </w:p>
-    <w:p>
-      <w:pPr>
-        <w:pStyle w:val="Compact"/>
-        <w:numPr>
-          <w:ilvl w:val="0"/>
-          <w:numId w:val="1018"/>
-        </w:numPr>
-      </w:pPr>
-      <w:r>
-        <w:t xml:space="preserve">Everything platform-specific. Managed service identities, transparency logs, admission control</w:t>
-      </w:r>
-      <w:r>
-        <w:t xml:space="preserve"> </w:t>
-      </w:r>
-      <w:r>
-        <w:t xml:space="preserve">and integrity monitoring all have different names and different guarantees per platform. Name the</w:t>
-      </w:r>
-      <w:r>
-        <w:t xml:space="preserve"> </w:t>
-      </w:r>
-      <w:r>
-        <w:t xml:space="preserve">one you use rather than implying the pattern is universal.</w:t>
-      </w:r>
-    </w:p>
-    <w:p>
-      <w:pPr>
-        <w:pStyle w:val="Compact"/>
-        <w:numPr>
-          <w:ilvl w:val="0"/>
-          <w:numId w:val="1018"/>
-        </w:numPr>
-      </w:pPr>
-      <w:r>
-        <w:t xml:space="preserve">The adoption order. Sections 1, 5 and 13 are the cheapest and the highest-leverage; after those,</w:t>
-      </w:r>
-      <w:r>
-        <w:t xml:space="preserve"> </w:t>
-      </w:r>
-      <w:r>
-        <w:t xml:space="preserve">take whatever your riskiest surface demands.</w:t>
-      </w:r>
-    </w:p>
-    <w:p>
-      <w:pPr>
-        <w:pStyle w:val="FirstParagraph"/>
-      </w:pPr>
-      <w:r>
-        <w:t xml:space="preserve">Do not weaken:</w:t>
-      </w:r>
-    </w:p>
-    <w:p>
-      <w:pPr>
-        <w:pStyle w:val="Compact"/>
-        <w:numPr>
-          <w:ilvl w:val="0"/>
-          <w:numId w:val="1019"/>
-        </w:numPr>
-      </w:pPr>
-      <w:r>
         <w:rPr>
           <w:b/>
           <w:bCs/>
@@ -12043,7 +11497,7 @@
         <w:pStyle w:val="Compact"/>
         <w:numPr>
           <w:ilvl w:val="0"/>
-          <w:numId w:val="1019"/>
+          <w:numId w:val="1018"/>
         </w:numPr>
       </w:pPr>
       <w:r>
@@ -12097,7 +11551,7 @@
         <w:pStyle w:val="Compact"/>
         <w:numPr>
           <w:ilvl w:val="0"/>
-          <w:numId w:val="1019"/>
+          <w:numId w:val="1018"/>
         </w:numPr>
       </w:pPr>
       <w:r>
@@ -12131,7 +11585,7 @@
         <w:pStyle w:val="Compact"/>
         <w:numPr>
           <w:ilvl w:val="0"/>
-          <w:numId w:val="1019"/>
+          <w:numId w:val="1018"/>
         </w:numPr>
       </w:pPr>
       <w:r>
@@ -12159,7 +11613,7 @@
         <w:pStyle w:val="Compact"/>
         <w:numPr>
           <w:ilvl w:val="0"/>
-          <w:numId w:val="1019"/>
+          <w:numId w:val="1018"/>
         </w:numPr>
       </w:pPr>
       <w:r>
@@ -12187,7 +11641,7 @@
         <w:pStyle w:val="Compact"/>
         <w:numPr>
           <w:ilvl w:val="0"/>
-          <w:numId w:val="1019"/>
+          <w:numId w:val="1018"/>
         </w:numPr>
       </w:pPr>
       <w:r>
@@ -12229,8 +11683,8 @@
         </w:pict>
       </w:r>
     </w:p>
-    <w:bookmarkEnd w:id="64"/>
-    <w:bookmarkStart w:id="67" w:name="where-the-rules-come-from"/>
+    <w:bookmarkEnd w:id="62"/>
+    <w:bookmarkStart w:id="65" w:name="where-the-rules-come-from"/>
     <w:p>
       <w:pPr>
         <w:pStyle w:val="Heading2"/>
@@ -12287,7 +11741,7 @@
         <w:pStyle w:val="Compact"/>
         <w:numPr>
           <w:ilvl w:val="0"/>
-          <w:numId w:val="1020"/>
+          <w:numId w:val="1019"/>
         </w:numPr>
       </w:pPr>
       <w:r>
@@ -12335,7 +11789,7 @@
         <w:pStyle w:val="Compact"/>
         <w:numPr>
           <w:ilvl w:val="0"/>
-          <w:numId w:val="1020"/>
+          <w:numId w:val="1019"/>
         </w:numPr>
       </w:pPr>
       <w:r>
@@ -12365,7 +11819,7 @@
         <w:pStyle w:val="Compact"/>
         <w:numPr>
           <w:ilvl w:val="0"/>
-          <w:numId w:val="1020"/>
+          <w:numId w:val="1019"/>
         </w:numPr>
       </w:pPr>
       <w:r>
@@ -12401,7 +11855,7 @@
         <w:pStyle w:val="Compact"/>
         <w:numPr>
           <w:ilvl w:val="0"/>
-          <w:numId w:val="1020"/>
+          <w:numId w:val="1019"/>
         </w:numPr>
       </w:pPr>
       <w:r>
@@ -12675,7 +12129,7 @@
         <w:t xml:space="preserve">honest limit and the cost sitting inside a derived rule stay unmarked, because those are ours.</w:t>
       </w:r>
     </w:p>
-    <w:bookmarkStart w:id="65" w:name="X5b2ad23c17e6a7879b324e7c1327c9b143e390c"/>
+    <w:bookmarkStart w:id="63" w:name="X5b2ad23c17e6a7879b324e7c1327c9b143e390c"/>
     <w:p>
       <w:pPr>
         <w:pStyle w:val="Heading3"/>
@@ -12809,8 +12263,8 @@
         <w:t xml:space="preserve">oversight, and the reason is what a reader needs in order to disagree with you.</w:t>
       </w:r>
     </w:p>
-    <w:bookmarkEnd w:id="65"/>
-    <w:bookmarkStart w:id="66" w:name="X801905d3ca07527c679b1d09a0936ad61121075"/>
+    <w:bookmarkEnd w:id="63"/>
+    <w:bookmarkStart w:id="64" w:name="X801905d3ca07527c679b1d09a0936ad61121075"/>
     <w:p>
       <w:pPr>
         <w:pStyle w:val="Heading3"/>
@@ -12890,7 +12344,7 @@
         <w:pStyle w:val="Compact"/>
         <w:numPr>
           <w:ilvl w:val="0"/>
-          <w:numId w:val="1021"/>
+          <w:numId w:val="1020"/>
         </w:numPr>
       </w:pPr>
       <w:r>
@@ -12908,7 +12362,7 @@
         <w:pStyle w:val="Compact"/>
         <w:numPr>
           <w:ilvl w:val="0"/>
-          <w:numId w:val="1021"/>
+          <w:numId w:val="1020"/>
         </w:numPr>
       </w:pPr>
       <w:r>
@@ -13052,9 +12506,9 @@
         </w:pict>
       </w:r>
     </w:p>
-    <w:bookmarkEnd w:id="66"/>
-    <w:bookmarkEnd w:id="67"/>
-    <w:bookmarkStart w:id="68" w:name="Xd58ae4afd9eb69dfedf0e7d438c304043b8423d"/>
+    <w:bookmarkEnd w:id="64"/>
+    <w:bookmarkEnd w:id="65"/>
+    <w:bookmarkStart w:id="66" w:name="Xd58ae4afd9eb69dfedf0e7d438c304043b8423d"/>
     <w:p>
       <w:pPr>
         <w:pStyle w:val="Heading2"/>
@@ -13986,8 +13440,8 @@
         </w:pict>
       </w:r>
     </w:p>
-    <w:bookmarkEnd w:id="68"/>
-    <w:bookmarkStart w:id="69" w:name="sources"/>
+    <w:bookmarkEnd w:id="66"/>
+    <w:bookmarkStart w:id="67" w:name="sources"/>
     <w:p>
       <w:pPr>
         <w:pStyle w:val="Heading2"/>
@@ -14413,8 +13867,8 @@
         </w:pict>
       </w:r>
     </w:p>
-    <w:bookmarkEnd w:id="69"/>
-    <w:bookmarkStart w:id="73" w:name="related"/>
+    <w:bookmarkEnd w:id="67"/>
+    <w:bookmarkStart w:id="71" w:name="related"/>
     <w:p>
       <w:pPr>
         <w:pStyle w:val="Heading2"/>
@@ -14428,10 +13882,10 @@
         <w:pStyle w:val="Compact"/>
         <w:numPr>
           <w:ilvl w:val="0"/>
-          <w:numId w:val="1022"/>
+          <w:numId w:val="1021"/>
         </w:numPr>
       </w:pPr>
-      <w:hyperlink r:id="rId21">
+      <w:hyperlink r:id="rId19">
         <w:r>
           <w:rPr>
             <w:rStyle w:val="Hyperlink"/>
@@ -14457,10 +13911,10 @@
         <w:pStyle w:val="Compact"/>
         <w:numPr>
           <w:ilvl w:val="0"/>
-          <w:numId w:val="1022"/>
+          <w:numId w:val="1021"/>
         </w:numPr>
       </w:pPr>
-      <w:hyperlink r:id="rId28">
+      <w:hyperlink r:id="rId26">
         <w:r>
           <w:rPr>
             <w:rStyle w:val="Hyperlink"/>
@@ -14486,10 +13940,10 @@
         <w:pStyle w:val="Compact"/>
         <w:numPr>
           <w:ilvl w:val="0"/>
-          <w:numId w:val="1022"/>
+          <w:numId w:val="1021"/>
         </w:numPr>
       </w:pPr>
-      <w:hyperlink r:id="rId52">
+      <w:hyperlink r:id="rId50">
         <w:r>
           <w:rPr>
             <w:rStyle w:val="Hyperlink"/>
@@ -14515,10 +13969,10 @@
         <w:pStyle w:val="Compact"/>
         <w:numPr>
           <w:ilvl w:val="0"/>
-          <w:numId w:val="1022"/>
+          <w:numId w:val="1021"/>
         </w:numPr>
       </w:pPr>
-      <w:hyperlink r:id="rId70">
+      <w:hyperlink r:id="rId68">
         <w:r>
           <w:rPr>
             <w:rStyle w:val="Hyperlink"/>
@@ -14544,10 +13998,10 @@
         <w:pStyle w:val="Compact"/>
         <w:numPr>
           <w:ilvl w:val="0"/>
-          <w:numId w:val="1022"/>
+          <w:numId w:val="1021"/>
         </w:numPr>
       </w:pPr>
-      <w:hyperlink r:id="rId57">
+      <w:hyperlink r:id="rId55">
         <w:r>
           <w:rPr>
             <w:rStyle w:val="Hyperlink"/>
@@ -14573,10 +14027,10 @@
         <w:pStyle w:val="Compact"/>
         <w:numPr>
           <w:ilvl w:val="0"/>
-          <w:numId w:val="1022"/>
+          <w:numId w:val="1021"/>
         </w:numPr>
       </w:pPr>
-      <w:hyperlink r:id="rId71">
+      <w:hyperlink r:id="rId69">
         <w:r>
           <w:rPr>
             <w:rStyle w:val="Hyperlink"/>
@@ -14602,10 +14056,10 @@
         <w:pStyle w:val="Compact"/>
         <w:numPr>
           <w:ilvl w:val="0"/>
-          <w:numId w:val="1022"/>
+          <w:numId w:val="1021"/>
         </w:numPr>
       </w:pPr>
-      <w:hyperlink r:id="rId72">
+      <w:hyperlink r:id="rId70">
         <w:r>
           <w:rPr>
             <w:rStyle w:val="Hyperlink"/>
@@ -14626,8 +14080,8 @@
         <w:t xml:space="preserve">whether it works</w:t>
       </w:r>
     </w:p>
-    <w:bookmarkEnd w:id="73"/>
-    <w:bookmarkEnd w:id="74"/>
+    <w:bookmarkEnd w:id="71"/>
+    <w:bookmarkEnd w:id="72"/>
     <w:sectPr>
       <w:footnotePr>
         <w:numRestart w:val="eachSect"/>
@@ -14933,6 +14387,24 @@
     <w:abstractNumId w:val="991"/>
   </w:num>
   <w:num w:numId="1002">
+    <w:abstractNumId w:val="991"/>
+  </w:num>
+  <w:num w:numId="1003">
+    <w:abstractNumId w:val="991"/>
+  </w:num>
+  <w:num w:numId="1004">
+    <w:abstractNumId w:val="991"/>
+  </w:num>
+  <w:num w:numId="1005">
+    <w:abstractNumId w:val="991"/>
+  </w:num>
+  <w:num w:numId="1006">
+    <w:abstractNumId w:val="991"/>
+  </w:num>
+  <w:num w:numId="1007">
+    <w:abstractNumId w:val="991"/>
+  </w:num>
+  <w:num w:numId="1008">
     <w:abstractNumId w:val="99411"/>
     <w:lvlOverride w:ilvl="0">
       <w:startOverride w:val="1"/>
@@ -14962,25 +14434,16 @@
       <w:startOverride w:val="1"/>
     </w:lvlOverride>
   </w:num>
-  <w:num w:numId="1003">
+  <w:num w:numId="1009">
     <w:abstractNumId w:val="991"/>
   </w:num>
-  <w:num w:numId="1004">
+  <w:num w:numId="1010">
     <w:abstractNumId w:val="991"/>
   </w:num>
-  <w:num w:numId="1005">
+  <w:num w:numId="1011">
     <w:abstractNumId w:val="991"/>
   </w:num>
-  <w:num w:numId="1006">
-    <w:abstractNumId w:val="991"/>
-  </w:num>
-  <w:num w:numId="1007">
-    <w:abstractNumId w:val="991"/>
-  </w:num>
-  <w:num w:numId="1008">
-    <w:abstractNumId w:val="991"/>
-  </w:num>
-  <w:num w:numId="1009">
+  <w:num w:numId="1012">
     <w:abstractNumId w:val="99411"/>
     <w:lvlOverride w:ilvl="0">
       <w:startOverride w:val="1"/>
@@ -15010,44 +14473,8 @@
       <w:startOverride w:val="1"/>
     </w:lvlOverride>
   </w:num>
-  <w:num w:numId="1010">
+  <w:num w:numId="1013">
     <w:abstractNumId w:val="991"/>
-  </w:num>
-  <w:num w:numId="1011">
-    <w:abstractNumId w:val="991"/>
-  </w:num>
-  <w:num w:numId="1012">
-    <w:abstractNumId w:val="991"/>
-  </w:num>
-  <w:num w:numId="1013">
-    <w:abstractNumId w:val="99411"/>
-    <w:lvlOverride w:ilvl="0">
-      <w:startOverride w:val="1"/>
-    </w:lvlOverride>
-    <w:lvlOverride w:ilvl="1">
-      <w:startOverride w:val="1"/>
-    </w:lvlOverride>
-    <w:lvlOverride w:ilvl="2">
-      <w:startOverride w:val="1"/>
-    </w:lvlOverride>
-    <w:lvlOverride w:ilvl="3">
-      <w:startOverride w:val="1"/>
-    </w:lvlOverride>
-    <w:lvlOverride w:ilvl="4">
-      <w:startOverride w:val="1"/>
-    </w:lvlOverride>
-    <w:lvlOverride w:ilvl="5">
-      <w:startOverride w:val="1"/>
-    </w:lvlOverride>
-    <w:lvlOverride w:ilvl="6">
-      <w:startOverride w:val="1"/>
-    </w:lvlOverride>
-    <w:lvlOverride w:ilvl="7">
-      <w:startOverride w:val="1"/>
-    </w:lvlOverride>
-    <w:lvlOverride w:ilvl="8">
-      <w:startOverride w:val="1"/>
-    </w:lvlOverride>
   </w:num>
   <w:num w:numId="1014">
     <w:abstractNumId w:val="991"/>
@@ -15071,9 +14498,6 @@
     <w:abstractNumId w:val="991"/>
   </w:num>
   <w:num w:numId="1021">
-    <w:abstractNumId w:val="991"/>
-  </w:num>
-  <w:num w:numId="1022">
     <w:abstractNumId w:val="991"/>
   </w:num>
 </w:numbering>

--- a/docs/standards/word/SECURE-DEVELOPMENT.docx
+++ b/docs/standards/word/SECURE-DEVELOPMENT.docx
@@ -28,7 +28,7 @@
         </w:p>
       </w:sdtContent>
     </w:sdt>
-    <w:bookmarkStart w:id="73" w:name="X22dea6421227186263cd6f68b1cc06e555c4395"/>
+    <w:bookmarkStart w:id="74" w:name="X22dea6421227186263cd6f68b1cc06e555c4395"/>
     <w:p>
       <w:pPr>
         <w:pStyle w:val="Heading1"/>
@@ -599,6 +599,71 @@
       </w:r>
       <w:r>
         <w:t xml:space="preserve">working -- both are as binding on what you may claim as the rules themselves.</w:t>
+      </w:r>
+    </w:p>
+    <w:p>
+      <w:pPr>
+        <w:pStyle w:val="BodyText"/>
+      </w:pPr>
+      <w:r>
+        <w:rPr>
+          <w:b/>
+          <w:bCs/>
+        </w:rPr>
+        <w:t xml:space="preserve">An identifier is a permanent name, never a position.</w:t>
+      </w:r>
+      <w:r>
+        <w:t xml:space="preserve"> </w:t>
+      </w:r>
+      <w:r>
+        <w:t xml:space="preserve">A new rule takes the next free number in</w:t>
+      </w:r>
+      <w:r>
+        <w:t xml:space="preserve"> </w:t>
+      </w:r>
+      <w:r>
+        <w:t xml:space="preserve">its section and is appended, so document order and identifier order are independent -- inserting a</w:t>
+      </w:r>
+      <w:r>
+        <w:t xml:space="preserve"> </w:t>
+      </w:r>
+      <w:r>
+        <w:t xml:space="preserve">rule must never renumber the ones after it, because a citation written against the old number would</w:t>
+      </w:r>
+      <w:r>
+        <w:t xml:space="preserve"> </w:t>
+      </w:r>
+      <w:r>
+        <w:t xml:space="preserve">then silently resolve to a different requirement. Reword a rule freely under the same identifier.</w:t>
+      </w:r>
+      <w:r>
+        <w:t xml:space="preserve"> </w:t>
+      </w:r>
+      <w:r>
+        <w:t xml:space="preserve">Change what it demands and you retire the identifier and allocate a new one.</w:t>
+      </w:r>
+      <w:r>
+        <w:t xml:space="preserve"> </w:t>
+      </w:r>
+      <w:hyperlink w:anchor="retired-rules">
+        <w:r>
+          <w:rPr>
+            <w:rStyle w:val="Hyperlink"/>
+          </w:rPr>
+          <w:t xml:space="preserve">Retired rules</w:t>
+        </w:r>
+      </w:hyperlink>
+      <w:r>
+        <w:t xml:space="preserve"> </w:t>
+      </w:r>
+      <w:r>
+        <w:t xml:space="preserve">keeps the tombstones, so a citation that outlives its rule lands on</w:t>
+      </w:r>
+      <w:r>
+        <w:t xml:space="preserve"> </w:t>
+      </w:r>
+      <w:r>
+        <w:t xml:space="preserve">a record of what happened rather than on somebody else's requirement.</w:t>
       </w:r>
     </w:p>
     <w:p>
@@ -15696,13 +15761,13 @@
       </w:r>
     </w:p>
     <w:bookmarkEnd w:id="61"/>
-    <w:bookmarkStart w:id="62" w:name="adapting-this-to-your-project"/>
+    <w:bookmarkStart w:id="62" w:name="retired-rules"/>
     <w:p>
       <w:pPr>
         <w:pStyle w:val="Heading2"/>
       </w:pPr>
       <w:r>
-        <w:t xml:space="preserve">Adapting this to your project</w:t>
+        <w:t xml:space="preserve">Retired rules</w:t>
       </w:r>
     </w:p>
     <w:p>
@@ -15710,944 +15775,19 @@
         <w:pStyle w:val="FirstParagraph"/>
       </w:pPr>
       <w:r>
-        <w:t xml:space="preserve">Change freely:</w:t>
-      </w:r>
-    </w:p>
-    <w:p>
-      <w:pPr>
-        <w:pStyle w:val="Compact"/>
-        <w:numPr>
-          <w:ilvl w:val="0"/>
-          <w:numId w:val="1007"/>
-        </w:numPr>
-      </w:pPr>
-      <w:r>
-        <w:rPr>
-          <w:b/>
-          <w:bCs/>
-        </w:rPr>
-        <w:t xml:space="preserve">The section set.</w:t>
-      </w:r>
-      <w:r>
-        <w:t xml:space="preserve"> </w:t>
-      </w:r>
-      <w:r>
-        <w:t xml:space="preserve">Drop what you do not have. A project with no network interfaces does not need</w:t>
-      </w:r>
-      <w:r>
-        <w:t xml:space="preserve"> </w:t>
-      </w:r>
-      <w:hyperlink w:anchor="X08c545cdaea16d13c66d050a73fae11a3e2b4eb">
-        <w:r>
-          <w:rPr>
-            <w:rStyle w:val="Hyperlink"/>
-          </w:rPr>
-          <w:t xml:space="preserve">section 8</w:t>
-        </w:r>
-      </w:hyperlink>
-      <w:r>
-        <w:t xml:space="preserve">, and saying so beats an empty heading that reads</w:t>
-      </w:r>
-      <w:r>
-        <w:t xml:space="preserve"> </w:t>
-      </w:r>
-      <w:r>
-        <w:t xml:space="preserve">as an unowned control.</w:t>
-      </w:r>
-    </w:p>
-    <w:p>
-      <w:pPr>
-        <w:pStyle w:val="Compact"/>
-        <w:numPr>
-          <w:ilvl w:val="0"/>
-          <w:numId w:val="1007"/>
-        </w:numPr>
-      </w:pPr>
-      <w:r>
-        <w:rPr>
-          <w:b/>
-          <w:bCs/>
-        </w:rPr>
-        <w:t xml:space="preserve">The authentication hierarchy.</w:t>
-      </w:r>
-      <w:r>
-        <w:t xml:space="preserve"> </w:t>
-      </w:r>
-      <w:r>
-        <w:t xml:space="preserve">Keep the property -- strongest available, recorded per</w:t>
-      </w:r>
-      <w:r>
-        <w:t xml:space="preserve"> </w:t>
-      </w:r>
-      <w:r>
-        <w:t xml:space="preserve">connection, weak ones as an explicit short list -- and replace the mechanisms.</w:t>
-      </w:r>
-    </w:p>
-    <w:p>
-      <w:pPr>
-        <w:pStyle w:val="Compact"/>
-        <w:numPr>
-          <w:ilvl w:val="0"/>
-          <w:numId w:val="1007"/>
-        </w:numPr>
-      </w:pPr>
-      <w:r>
-        <w:rPr>
-          <w:b/>
-          <w:bCs/>
-        </w:rPr>
-        <w:t xml:space="preserve">The remediation windows.</w:t>
-      </w:r>
-      <w:r>
-        <w:t xml:space="preserve"> </w:t>
-      </w:r>
-      <w:r>
-        <w:t xml:space="preserve">There is no validated number. Set yours from your own capacity and</w:t>
-      </w:r>
-      <w:r>
-        <w:t xml:space="preserve"> </w:t>
-      </w:r>
-      <w:r>
-        <w:t xml:space="preserve">label them project-set.</w:t>
-      </w:r>
-    </w:p>
-    <w:p>
-      <w:pPr>
-        <w:pStyle w:val="Compact"/>
-        <w:numPr>
-          <w:ilvl w:val="0"/>
-          <w:numId w:val="1007"/>
-        </w:numPr>
-      </w:pPr>
-      <w:r>
-        <w:rPr>
-          <w:b/>
-          <w:bCs/>
-        </w:rPr>
-        <w:t xml:space="preserve">Everything platform-specific.</w:t>
-      </w:r>
-      <w:r>
-        <w:t xml:space="preserve"> </w:t>
-      </w:r>
-      <w:r>
-        <w:t xml:space="preserve">Managed service identities, transparency logs, admission control</w:t>
-      </w:r>
-      <w:r>
-        <w:t xml:space="preserve"> </w:t>
-      </w:r>
-      <w:r>
-        <w:t xml:space="preserve">and integrity monitoring differ per platform. Name the one you use.</w:t>
-      </w:r>
-    </w:p>
-    <w:p>
-      <w:pPr>
-        <w:pStyle w:val="Compact"/>
-        <w:numPr>
-          <w:ilvl w:val="0"/>
-          <w:numId w:val="1007"/>
-        </w:numPr>
-      </w:pPr>
-      <w:r>
-        <w:rPr>
-          <w:b/>
-          <w:bCs/>
-        </w:rPr>
-        <w:t xml:space="preserve">The adoption order.</w:t>
-      </w:r>
-      <w:r>
-        <w:t xml:space="preserve"> </w:t>
-      </w:r>
-      <w:r>
-        <w:t xml:space="preserve">Sections 1, 5 and 13 are the cheapest and highest-leverage. After those,</w:t>
-      </w:r>
-      <w:r>
-        <w:t xml:space="preserve"> </w:t>
-      </w:r>
-      <w:r>
-        <w:t xml:space="preserve">take whatever your riskiest surface demands.</w:t>
-      </w:r>
-    </w:p>
-    <w:p>
-      <w:pPr>
-        <w:pStyle w:val="FirstParagraph"/>
-      </w:pPr>
-      <w:r>
-        <w:t xml:space="preserve">Do not weaken:</w:t>
-      </w:r>
-    </w:p>
-    <w:p>
-      <w:pPr>
-        <w:pStyle w:val="Compact"/>
-        <w:numPr>
-          <w:ilvl w:val="0"/>
-          <w:numId w:val="1008"/>
-        </w:numPr>
-      </w:pPr>
-      <w:r>
-        <w:rPr>
-          <w:b/>
-          <w:bCs/>
-        </w:rPr>
-        <w:t xml:space="preserve">The ownership split, in either direction.</w:t>
-      </w:r>
-      <w:r>
-        <w:t xml:space="preserve"> </w:t>
-      </w:r>
-      <w:r>
-        <w:t xml:space="preserve">Claiming an operator-side control is over-reach.</w:t>
-      </w:r>
-      <w:r>
-        <w:t xml:space="preserve"> </w:t>
-      </w:r>
-      <w:r>
-        <w:t xml:space="preserve">Pushing a producer-side control onto the operator is abdication.</w:t>
-      </w:r>
-    </w:p>
-    <w:p>
-      <w:pPr>
-        <w:pStyle w:val="Compact"/>
-        <w:numPr>
-          <w:ilvl w:val="0"/>
-          <w:numId w:val="1008"/>
-        </w:numPr>
-      </w:pPr>
-      <w:r>
-        <w:rPr>
-          <w:b/>
-          <w:bCs/>
-        </w:rPr>
-        <w:t xml:space="preserve">The single definition of restricted data.</w:t>
-      </w:r>
-      <w:r>
-        <w:t xml:space="preserve"> </w:t>
-      </w:r>
-      <w:r>
-        <w:t xml:space="preserve">Two terms for one idea is how a rule ends up</w:t>
-      </w:r>
-      <w:r>
-        <w:t xml:space="preserve"> </w:t>
-      </w:r>
-      <w:r>
-        <w:t xml:space="preserve">enforced in one section and quietly absent from its sibling. The fix is to delete the second term,</w:t>
-      </w:r>
-      <w:r>
-        <w:t xml:space="preserve"> </w:t>
-      </w:r>
-      <w:r>
-        <w:t xml:space="preserve">not to define it as well.</w:t>
-      </w:r>
-    </w:p>
-    <w:p>
-      <w:pPr>
-        <w:pStyle w:val="Compact"/>
-        <w:numPr>
-          <w:ilvl w:val="0"/>
-          <w:numId w:val="1008"/>
-        </w:numPr>
-      </w:pPr>
-      <w:r>
-        <w:rPr>
-          <w:b/>
-          <w:bCs/>
-        </w:rPr>
-        <w:t xml:space="preserve">The unwaivable set.</w:t>
-      </w:r>
-      <w:r>
-        <w:t xml:space="preserve"> </w:t>
-      </w:r>
-      <w:r>
-        <w:t xml:space="preserve">The moment one of the three becomes waivable it stops being a control and</w:t>
-      </w:r>
-      <w:r>
-        <w:t xml:space="preserve"> </w:t>
-      </w:r>
-      <w:r>
-        <w:t xml:space="preserve">becomes a preference.</w:t>
-      </w:r>
-    </w:p>
-    <w:p>
-      <w:pPr>
-        <w:pStyle w:val="Compact"/>
-        <w:numPr>
-          <w:ilvl w:val="0"/>
-          <w:numId w:val="1008"/>
-        </w:numPr>
-      </w:pPr>
-      <w:r>
-        <w:rPr>
-          <w:b/>
-          <w:bCs/>
-        </w:rPr>
-        <w:t xml:space="preserve">The deviation format.</w:t>
-      </w:r>
-      <w:r>
-        <w:t xml:space="preserve"> </w:t>
-      </w:r>
-      <w:r>
-        <w:t xml:space="preserve">Dropping the date makes it unageable; dropping the trigger makes it</w:t>
-      </w:r>
-      <w:r>
-        <w:t xml:space="preserve"> </w:t>
-      </w:r>
-      <w:r>
-        <w:t xml:space="preserve">permanent; dropping the signature makes it an open gap. All three, or none of it counts.</w:t>
-      </w:r>
-    </w:p>
-    <w:p>
-      <w:pPr>
-        <w:pStyle w:val="Compact"/>
-        <w:numPr>
-          <w:ilvl w:val="0"/>
-          <w:numId w:val="1008"/>
-        </w:numPr>
-      </w:pPr>
-      <w:r>
-        <w:rPr>
-          <w:b/>
-          <w:bCs/>
-        </w:rPr>
-        <w:t xml:space="preserve">The claim register.</w:t>
-      </w:r>
-      <w:r>
-        <w:t xml:space="preserve"> </w:t>
-      </w:r>
-      <w:r>
-        <w:t xml:space="preserve">"Certified" is not a stronger synonym for "self-assessed against". It is a</w:t>
-      </w:r>
-      <w:r>
-        <w:t xml:space="preserve"> </w:t>
-      </w:r>
-      <w:r>
-        <w:t xml:space="preserve">different and false statement, and it is the one a reader will check.</w:t>
-      </w:r>
-    </w:p>
-    <w:p>
-      <w:pPr>
-        <w:pStyle w:val="Compact"/>
-        <w:numPr>
-          <w:ilvl w:val="0"/>
-          <w:numId w:val="1008"/>
-        </w:numPr>
-      </w:pPr>
-      <w:r>
-        <w:rPr>
-          <w:b/>
-          <w:bCs/>
-        </w:rPr>
-        <w:t xml:space="preserve">The Limit lines.</w:t>
-      </w:r>
-      <w:r>
-        <w:t xml:space="preserve"> </w:t>
-      </w:r>
-      <w:r>
-        <w:t xml:space="preserve">Each names a control resting on a false premise if you delete it: an</w:t>
-      </w:r>
-      <w:r>
-        <w:t xml:space="preserve"> </w:t>
-      </w:r>
-      <w:r>
-        <w:t xml:space="preserve">in-process integrity check without the bootstrap-trust limit, an inventory described as tamper</w:t>
-      </w:r>
-      <w:r>
-        <w:t xml:space="preserve"> </w:t>
-      </w:r>
-      <w:r>
-        <w:t xml:space="preserve">detection, a self-assessment described as verification. The next person reasons from your</w:t>
-      </w:r>
-      <w:r>
-        <w:t xml:space="preserve"> </w:t>
-      </w:r>
-      <w:r>
-        <w:t xml:space="preserve">description rather than from the code.</w:t>
-      </w:r>
-    </w:p>
-    <w:p>
-      <w:r>
-        <w:pict>
-          <v:rect style="width:0;height:1.5pt" o:hralign="center" o:hrstd="t" o:hr="t"/>
-        </w:pict>
-      </w:r>
-    </w:p>
-    <w:bookmarkEnd w:id="62"/>
-    <w:bookmarkStart w:id="65" w:name="where-the-rules-come-from"/>
-    <w:p>
-      <w:pPr>
-        <w:pStyle w:val="Heading2"/>
-      </w:pPr>
-      <w:r>
-        <w:t xml:space="preserve">Where the rules come from</w:t>
-      </w:r>
-    </w:p>
-    <w:p>
-      <w:pPr>
-        <w:pStyle w:val="FirstParagraph"/>
-      </w:pPr>
-      <w:r>
-        <w:t xml:space="preserve">Most of this page is this document's own reasoning about what a small producing team can execute.</w:t>
-      </w:r>
-      <w:r>
-        <w:t xml:space="preserve"> </w:t>
-      </w:r>
-      <w:r>
-        <w:t xml:space="preserve">Where a rule was borrowed, the mark on it names the source;</w:t>
-      </w:r>
-      <w:r>
-        <w:t xml:space="preserve"> </w:t>
-      </w:r>
-      <w:hyperlink w:anchor="sources">
-        <w:r>
-          <w:rPr>
-            <w:rStyle w:val="Hyperlink"/>
-          </w:rPr>
-          <w:t xml:space="preserve">Sources</w:t>
-        </w:r>
-      </w:hyperlink>
-      <w:r>
-        <w:t xml:space="preserve"> </w:t>
-      </w:r>
-      <w:r>
-        <w:t xml:space="preserve">carries each</w:t>
-      </w:r>
-      <w:r>
-        <w:t xml:space="preserve"> </w:t>
-      </w:r>
-      <w:r>
-        <w:t xml:space="preserve">publication's status, its date, and the date that status was last checked, in one table so a</w:t>
-      </w:r>
-      <w:r>
-        <w:t xml:space="preserve"> </w:t>
-      </w:r>
-      <w:r>
-        <w:t xml:space="preserve">re-check is a single edit.</w:t>
-      </w:r>
-    </w:p>
-    <w:p>
-      <w:pPr>
-        <w:pStyle w:val="Compact"/>
-        <w:numPr>
-          <w:ilvl w:val="0"/>
-          <w:numId w:val="1009"/>
-        </w:numPr>
-      </w:pPr>
-      <w:r>
-        <w:rPr>
-          <w:b/>
-          <w:bCs/>
-        </w:rPr>
-        <w:t xml:space="preserve">NIST SP 800-218 v1.1 (SSDF)</w:t>
-      </w:r>
-      <w:r>
-        <w:t xml:space="preserve"> </w:t>
-      </w:r>
-      <w:r>
-        <w:t xml:space="preserve">-- the only one written for a producer rather than an operator, so</w:t>
-      </w:r>
-      <w:r>
-        <w:t xml:space="preserve"> </w:t>
-      </w:r>
-      <w:r>
-        <w:t xml:space="preserve">it is the outcome layer. No rule here carries an SSDF mark: where a rule restates one of its</w:t>
-      </w:r>
-      <w:r>
-        <w:t xml:space="preserve"> </w:t>
-      </w:r>
-      <w:r>
-        <w:t xml:space="preserve">outcomes, the text actually read was an 800-53 control, and the mark points at the publication</w:t>
-      </w:r>
-      <w:r>
-        <w:t xml:space="preserve"> </w:t>
-      </w:r>
-      <w:r>
-        <w:t xml:space="preserve">that was opened.</w:t>
-      </w:r>
-    </w:p>
-    <w:p>
-      <w:pPr>
-        <w:pStyle w:val="Compact"/>
-        <w:numPr>
-          <w:ilvl w:val="0"/>
-          <w:numId w:val="1009"/>
-        </w:numPr>
-      </w:pPr>
-      <w:r>
-        <w:rPr>
-          <w:b/>
-          <w:bCs/>
-        </w:rPr>
-        <w:t xml:space="preserve">NIST SP 800-53 Rev. 5</w:t>
-      </w:r>
-      <w:r>
-        <w:t xml:space="preserve">, as maintained by Release 5.2.0 -- the quotable control text where the</w:t>
-      </w:r>
-      <w:r>
-        <w:t xml:space="preserve"> </w:t>
-      </w:r>
-      <w:r>
-        <w:t xml:space="preserve">SSDF states only an outcome, cited by control identifier.</w:t>
-      </w:r>
-    </w:p>
-    <w:p>
-      <w:pPr>
-        <w:pStyle w:val="Compact"/>
-        <w:numPr>
-          <w:ilvl w:val="0"/>
-          <w:numId w:val="1009"/>
-        </w:numPr>
-      </w:pPr>
-      <w:r>
-        <w:rPr>
-          <w:b/>
-          <w:bCs/>
-        </w:rPr>
-        <w:t xml:space="preserve">NIST SP 800-115</w:t>
-      </w:r>
-      <w:r>
-        <w:t xml:space="preserve"> </w:t>
-      </w:r>
-      <w:r>
-        <w:t xml:space="preserve">-- process material only: the rules-of-engagement template, and the caveat</w:t>
-      </w:r>
-      <w:r>
-        <w:t xml:space="preserve"> </w:t>
-      </w:r>
-      <w:r>
-        <w:t xml:space="preserve">that a retest verifies a fix only if the confirming run mirrors the original.</w:t>
-      </w:r>
-    </w:p>
-    <w:p>
-      <w:pPr>
-        <w:pStyle w:val="Compact"/>
-        <w:numPr>
-          <w:ilvl w:val="0"/>
-          <w:numId w:val="1009"/>
-        </w:numPr>
-      </w:pPr>
-      <w:r>
-        <w:rPr>
-          <w:b/>
-          <w:bCs/>
-        </w:rPr>
-        <w:t xml:space="preserve">FIPS 199</w:t>
-      </w:r>
-      <w:r>
-        <w:t xml:space="preserve"> </w:t>
-      </w:r>
-      <w:r>
-        <w:t xml:space="preserve">-- one page of vocabulary: three security objectives at three impact levels, plus the</w:t>
-      </w:r>
-      <w:r>
-        <w:t xml:space="preserve"> </w:t>
-      </w:r>
-      <w:r>
-        <w:t xml:space="preserve">high-water-mark roll-up.</w:t>
-      </w:r>
-    </w:p>
-    <w:p>
-      <w:pPr>
-        <w:pStyle w:val="FirstParagraph"/>
-      </w:pPr>
-      <w:r>
-        <w:rPr>
-          <w:b/>
-          <w:bCs/>
-        </w:rPr>
-        <w:t xml:space="preserve">Name the release, not just the revision, and record the date you checked.</w:t>
-      </w:r>
-      <w:r>
-        <w:t xml:space="preserve"> </w:t>
-      </w:r>
-      <w:r>
-        <w:t xml:space="preserve">"SP 800-53 Rev. 5"</w:t>
-      </w:r>
-      <w:r>
-        <w:t xml:space="preserve"> </w:t>
-      </w:r>
-      <w:r>
-        <w:t xml:space="preserve">today names two artifacts that disagree: the PDF served under that title carries content dated</w:t>
-      </w:r>
-      <w:r>
-        <w:t xml:space="preserve"> </w:t>
-      </w:r>
-      <w:r>
-        <w:t xml:space="preserve">September 2020, while Release 5.2.0 of 2025-08-27 adds SA-24, SI-02(07) and SA-15(13) and revises</w:t>
-      </w:r>
-      <w:r>
-        <w:t xml:space="preserve"> </w:t>
-      </w:r>
-      <w:r>
-        <w:t xml:space="preserve">SI-07(12), with the file name and title unchanged. So "SA-24, SP 800-53 Rev. 5" is simultaneously</w:t>
-      </w:r>
-      <w:r>
-        <w:t xml:space="preserve"> </w:t>
-      </w:r>
-      <w:r>
-        <w:t xml:space="preserve">correct and unresolvable by a reader who downloads the publication. The sibling rule for any revised</w:t>
-      </w:r>
-      <w:r>
-        <w:t xml:space="preserve"> </w:t>
-      </w:r>
-      <w:r>
-        <w:t xml:space="preserve">publication: carry the revision, because a bare identifier can resolve to a superseded document that</w:t>
-      </w:r>
-      <w:r>
-        <w:t xml:space="preserve"> </w:t>
-      </w:r>
-      <w:r>
-        <w:t xml:space="preserve">still says something plausible.</w:t>
-      </w:r>
-    </w:p>
-    <w:p>
-      <w:pPr>
-        <w:pStyle w:val="BodyText"/>
-      </w:pPr>
-      <w:r>
-        <w:rPr>
-          <w:b/>
-          <w:bCs/>
-        </w:rPr>
-        <w:t xml:space="preserve">Naming these sources is not a conformance claim, and cannot become one.</w:t>
-      </w:r>
-      <w:r>
-        <w:t xml:space="preserve"> </w:t>
-      </w:r>
-      <w:r>
-        <w:t xml:space="preserve">This document claims</w:t>
-      </w:r>
-      <w:r>
-        <w:t xml:space="preserve"> </w:t>
-      </w:r>
-      <w:r>
-        <w:t xml:space="preserve">conformance with none of them, and none of them certify anything. Quoting a control's text is not a</w:t>
-      </w:r>
-      <w:r>
-        <w:t xml:space="preserve"> </w:t>
-      </w:r>
-      <w:r>
-        <w:t xml:space="preserve">claim of conformance to the catalog it came from -- SD-17.3 is the register that governs the</w:t>
-      </w:r>
-      <w:r>
-        <w:t xml:space="preserve"> </w:t>
-      </w:r>
-      <w:r>
-        <w:t xml:space="preserve">wording. For 800-53 in particular, conformance means a selected control baseline plus an</w:t>
-      </w:r>
-      <w:r>
-        <w:t xml:space="preserve"> </w:t>
-      </w:r>
-      <w:r>
-        <w:t xml:space="preserve">authorization decision, and a software producer makes neither, so the baselines, the tailoring</w:t>
-      </w:r>
-      <w:r>
-        <w:t xml:space="preserve"> </w:t>
-      </w:r>
-      <w:r>
-        <w:t xml:space="preserve">apparatus and the risk management framework are all out of scope. Only named control text is</w:t>
-      </w:r>
-      <w:r>
-        <w:t xml:space="preserve"> </w:t>
-      </w:r>
-      <w:r>
-        <w:t xml:space="preserve">borrowed.</w:t>
-      </w:r>
-    </w:p>
-    <w:bookmarkStart w:id="63" w:name="X5b2ad23c17e6a7879b324e7c1327c9b143e390c"/>
-    <w:p>
-      <w:pPr>
-        <w:pStyle w:val="Heading3"/>
-      </w:pPr>
-      <w:r>
-        <w:t xml:space="preserve">Full conformance is not on offer, so tailoring is not a compromise</w:t>
-      </w:r>
-    </w:p>
-    <w:p>
-      <w:pPr>
-        <w:pStyle w:val="FirstParagraph"/>
-      </w:pPr>
-      <w:r>
-        <w:t xml:space="preserve">The SSDF has no conformance criteria, no levels and no assessment procedure. Nothing issues a pass.</w:t>
-      </w:r>
-      <w:r>
-        <w:t xml:space="preserve"> </w:t>
-      </w:r>
-      <w:r>
-        <w:t xml:space="preserve">So the familiar advice -- aim for a tailored subset rather than one hundred percent conformance --</w:t>
-      </w:r>
-      <w:r>
-        <w:t xml:space="preserve"> </w:t>
-      </w:r>
-      <w:r>
-        <w:t xml:space="preserve">understates the position: full conformance is not a thing that exists to be aimed at.</w:t>
-      </w:r>
-    </w:p>
-    <w:p>
-      <w:pPr>
-        <w:pStyle w:val="BodyText"/>
-      </w:pPr>
-      <w:r>
-        <w:t xml:space="preserve">What that does not license is dropping a practice. Tailoring happens at the implementation layer --</w:t>
-      </w:r>
-      <w:r>
-        <w:t xml:space="preserve"> </w:t>
-      </w:r>
-      <w:r>
-        <w:t xml:space="preserve">which mechanism satisfies an outcome -- far more than at the practice layer. A memory-safe language</w:t>
-      </w:r>
-      <w:r>
-        <w:t xml:space="preserve"> </w:t>
-      </w:r>
-      <w:r>
-        <w:t xml:space="preserve">changes which vulnerability classes you face, and therefore how you satisfy the analysis and testing</w:t>
-      </w:r>
-      <w:r>
-        <w:t xml:space="preserve"> </w:t>
-      </w:r>
-      <w:r>
-        <w:t xml:space="preserve">practices; it does not remove them. The artifact of tailoring is a written record of what you left</w:t>
-      </w:r>
-      <w:r>
-        <w:t xml:space="preserve"> </w:t>
-      </w:r>
-      <w:r>
-        <w:t xml:space="preserve">out and why, which is what</w:t>
-      </w:r>
-      <w:r>
-        <w:t xml:space="preserve"> </w:t>
-      </w:r>
-      <w:hyperlink w:anchor="Xd58ae4afd9eb69dfedf0e7d438c304043b8423d">
-        <w:r>
-          <w:rPr>
-            <w:rStyle w:val="Hyperlink"/>
-          </w:rPr>
-          <w:t xml:space="preserve">the table below</w:t>
-        </w:r>
-      </w:hyperlink>
-      <w:r>
-        <w:t xml:space="preserve"> </w:t>
-      </w:r>
-      <w:r>
-        <w:t xml:space="preserve">is.</w:t>
-      </w:r>
-    </w:p>
-    <w:bookmarkEnd w:id="63"/>
-    <w:bookmarkStart w:id="64" w:name="X801905d3ca07527c679b1d09a0936ad61121075"/>
-    <w:p>
-      <w:pPr>
-        <w:pStyle w:val="Heading3"/>
-      </w:pPr>
-      <w:r>
-        <w:t xml:space="preserve">The one setting where such a claim is a legal instrument, and its expiry date</w:t>
-      </w:r>
-    </w:p>
-    <w:p>
-      <w:pPr>
-        <w:pStyle w:val="FirstParagraph"/>
-      </w:pPr>
-      <w:r>
-        <w:t xml:space="preserve">Selling software to the US federal government used to be the clean answer to when conformance binds</w:t>
-      </w:r>
-      <w:r>
-        <w:t xml:space="preserve"> </w:t>
-      </w:r>
-      <w:r>
-        <w:t xml:space="preserve">a producer. Executive Order 14028 led to OMB Memoranda M-22-18 and M-23-16, which required agencies</w:t>
-      </w:r>
-      <w:r>
-        <w:t xml:space="preserve"> </w:t>
-      </w:r>
-      <w:r>
-        <w:t xml:space="preserve">to obtain a secure-software-development self-attestation on a common form published by CISA in March</w:t>
-      </w:r>
-      <w:r>
-        <w:t xml:space="preserve"> </w:t>
-      </w:r>
-      <w:r>
-        <w:t xml:space="preserve">2024.</w:t>
-      </w:r>
-    </w:p>
-    <w:p>
-      <w:pPr>
-        <w:pStyle w:val="BodyText"/>
-      </w:pPr>
-      <w:r>
-        <w:t xml:space="preserve">That government-wide requirement was rescinded on 2026-01-23 by OMB Memorandum M-26-05, which states</w:t>
-      </w:r>
-      <w:r>
-        <w:t xml:space="preserve"> </w:t>
-      </w:r>
-      <w:r>
-        <w:t xml:space="preserve">that M-22-18 and M-23-16 "are hereby rescinded". Agencies "may choose to use" the form; none is</w:t>
-      </w:r>
-      <w:r>
-        <w:t xml:space="preserve"> </w:t>
-      </w:r>
-      <w:r>
-        <w:t xml:space="preserve">required to collect it. Two things follow, pulling in opposite directions. Advice written before</w:t>
-      </w:r>
-      <w:r>
-        <w:t xml:space="preserve"> </w:t>
-      </w:r>
-      <w:r>
-        <w:t xml:space="preserve">2026 saying you must sign the form to sell federally is now wrong, and still widely circulated. And</w:t>
-      </w:r>
-      <w:r>
-        <w:t xml:space="preserve"> </w:t>
-      </w:r>
-      <w:r>
-        <w:rPr>
-          <w:b/>
-          <w:bCs/>
-        </w:rPr>
-        <w:t xml:space="preserve">this is not a relaxation</w:t>
-      </w:r>
-      <w:r>
-        <w:t xml:space="preserve"> </w:t>
-      </w:r>
-      <w:r>
-        <w:t xml:space="preserve">-- the memorandum moves the obligation onto each agency head, and an</w:t>
-      </w:r>
-      <w:r>
-        <w:t xml:space="preserve"> </w:t>
-      </w:r>
-      <w:r>
-        <w:t xml:space="preserve">individual agency may still require an attestation by its own policy or contract.</w:t>
-      </w:r>
-    </w:p>
-    <w:p>
-      <w:pPr>
-        <w:pStyle w:val="BodyText"/>
-      </w:pPr>
-      <w:r>
-        <w:t xml:space="preserve">OMB's stated reason is worth reading if you are deciding how much rigor to adopt: the prior approach</w:t>
-      </w:r>
-      <w:r>
-        <w:t xml:space="preserve"> </w:t>
-      </w:r>
-      <w:r>
-        <w:t xml:space="preserve">"imposed unproven and burdensome software accounting processes that prioritized compliance over</w:t>
-      </w:r>
-      <w:r>
-        <w:t xml:space="preserve"> </w:t>
-      </w:r>
-      <w:r>
-        <w:t xml:space="preserve">genuine security investments". That is the argument of the subsection above, made by the party that</w:t>
-      </w:r>
-      <w:r>
-        <w:t xml:space="preserve"> </w:t>
-      </w:r>
-      <w:r>
-        <w:t xml:space="preserve">had imposed the mandate.</w:t>
-      </w:r>
-    </w:p>
-    <w:p>
-      <w:pPr>
-        <w:pStyle w:val="BodyText"/>
-      </w:pPr>
-      <w:r>
-        <w:rPr>
-          <w:b/>
-          <w:bCs/>
-        </w:rPr>
-        <w:t xml:space="preserve">What did not change is the exposure on any attestation you do sign.</w:t>
-      </w:r>
-      <w:r>
-        <w:t xml:space="preserve"> </w:t>
-      </w:r>
-      <w:r>
-        <w:t xml:space="preserve">A signed attestation is a</w:t>
-      </w:r>
-      <w:r>
-        <w:t xml:space="preserve"> </w:t>
-      </w:r>
-      <w:r>
-        <w:t xml:space="preserve">representation to a customer, and in the federal setting a false one carries civil fraud exposure</w:t>
-      </w:r>
-      <w:r>
-        <w:t xml:space="preserve"> </w:t>
-      </w:r>
-      <w:r>
-        <w:t xml:space="preserve">whether or not anyone required it. The rescission removed a requirement to make the statement. It</w:t>
-      </w:r>
-      <w:r>
-        <w:t xml:space="preserve"> </w:t>
-      </w:r>
-      <w:r>
-        <w:t xml:space="preserve">did nothing to the consequences of making a false one.</w:t>
-      </w:r>
-    </w:p>
-    <w:p>
-      <w:pPr>
-        <w:pStyle w:val="BodyText"/>
-      </w:pPr>
-      <w:r>
-        <w:rPr>
-          <w:i/>
-          <w:iCs/>
-        </w:rPr>
-        <w:t xml:space="preserve">Memorandum text read directly and verified 2026-08-06.</w:t>
-      </w:r>
-    </w:p>
-    <w:p>
-      <w:r>
-        <w:pict>
-          <v:rect style="width:0;height:1.5pt" o:hralign="center" o:hrstd="t" o:hr="t"/>
-        </w:pict>
-      </w:r>
-    </w:p>
-    <w:bookmarkEnd w:id="64"/>
-    <w:bookmarkEnd w:id="65"/>
-    <w:bookmarkStart w:id="66" w:name="Xd58ae4afd9eb69dfedf0e7d438c304043b8423d"/>
-    <w:p>
-      <w:pPr>
-        <w:pStyle w:val="Heading2"/>
-      </w:pPr>
-      <w:r>
-        <w:t xml:space="preserve">What this document does not take from a control catalog</w:t>
-      </w:r>
-    </w:p>
-    <w:p>
-      <w:pPr>
-        <w:pStyle w:val="FirstParagraph"/>
-      </w:pPr>
-      <w:r>
-        <w:t xml:space="preserve">A reader arriving with the SSDF or SP 800-53 in hand has two ways in. For what was borrowed, the</w:t>
-      </w:r>
-      <w:r>
-        <w:t xml:space="preserve"> </w:t>
-      </w:r>
-      <w:r>
-        <w:t xml:space="preserve">marks in the body are the index. This table is the other half, and the half nobody writes down: the</w:t>
-      </w:r>
-      <w:r>
-        <w:t xml:space="preserve"> </w:t>
-      </w:r>
-      <w:r>
-        <w:t xml:space="preserve">areas a catalog covers that this document deliberately takes nothing from, and why. An absence then</w:t>
-      </w:r>
-      <w:r>
-        <w:t xml:space="preserve"> </w:t>
-      </w:r>
-      <w:r>
-        <w:t xml:space="preserve">reads as a decision rather than an oversight.</w:t>
-      </w:r>
-    </w:p>
-    <w:p>
-      <w:pPr>
-        <w:pStyle w:val="BodyText"/>
-      </w:pPr>
-      <w:r>
-        <w:t xml:space="preserve">It is not a coverage map and there is nothing here to score. There is deliberately no table mapping</w:t>
-      </w:r>
-      <w:r>
-        <w:t xml:space="preserve"> </w:t>
-      </w:r>
-      <w:r>
-        <w:t xml:space="preserve">this document's rules onto a catalog's controls, because a reader would read one as a scorecard</w:t>
-      </w:r>
-      <w:r>
-        <w:t xml:space="preserve"> </w:t>
-      </w:r>
-      <w:r>
-        <w:t xml:space="preserve">whatever it said about itself. The 800-53 rows name controls as they stand in Release 5.2.0.</w:t>
+        <w:t xml:space="preserve">A rule that goes away gets a row here rather than being deleted, and its identifier is never issued</w:t>
+      </w:r>
+      <w:r>
+        <w:t xml:space="preserve"> </w:t>
+      </w:r>
+      <w:r>
+        <w:t xml:space="preserve">again. Retiring costs one row; reusing an identifier silently repoints every citation written</w:t>
+      </w:r>
+      <w:r>
+        <w:t xml:space="preserve"> </w:t>
+      </w:r>
+      <w:r>
+        <w:t xml:space="preserve">against it, including ones in registers you do not control.</w:t>
       </w:r>
     </w:p>
     <w:tbl>
@@ -16672,659 +15812,64 @@
               <w:pStyle w:val="Compact"/>
             </w:pPr>
             <w:r>
-              <w:t xml:space="preserve">Control or practice</w:t>
-            </w:r>
-          </w:p>
-        </w:tc>
-        <w:tc>
-          <w:tcPr/>
-          <w:p>
-            <w:pPr>
-              <w:pStyle w:val="Compact"/>
-            </w:pPr>
-            <w:r>
-              <w:t xml:space="preserve">What it asks for, in one line</w:t>
-            </w:r>
-          </w:p>
-        </w:tc>
-        <w:tc>
-          <w:tcPr/>
-          <w:p>
-            <w:pPr>
-              <w:pStyle w:val="Compact"/>
-            </w:pPr>
-            <w:r>
-              <w:t xml:space="preserve">Why nothing here is taken from it</w:t>
-            </w:r>
-          </w:p>
-        </w:tc>
-      </w:tr>
-      <w:tr>
-        <w:tc>
-          <w:tcPr/>
-          <w:p>
-            <w:pPr>
-              <w:pStyle w:val="Compact"/>
-            </w:pPr>
-            <w:r>
-              <w:t xml:space="preserve">800-53 AC-5</w:t>
-            </w:r>
-          </w:p>
-        </w:tc>
-        <w:tc>
-          <w:tcPr/>
-          <w:p>
-            <w:pPr>
-              <w:pStyle w:val="Compact"/>
-            </w:pPr>
-            <w:r>
-              <w:t xml:space="preserve">Separation of duties, divided among individuals</w:t>
-            </w:r>
-          </w:p>
-        </w:tc>
-        <w:tc>
-          <w:tcPr/>
-          <w:p>
-            <w:pPr>
-              <w:pStyle w:val="Compact"/>
-            </w:pPr>
-            <w:r>
-              <w:t xml:space="preserve">Requires two qualified individuals. Section 4 models the right treatment of a control a small team cannot meet: name it, record the deviation, never redefine it until it fits</w:t>
-            </w:r>
-          </w:p>
-        </w:tc>
-      </w:tr>
-      <w:tr>
-        <w:tc>
-          <w:tcPr/>
-          <w:p>
-            <w:pPr>
-              <w:pStyle w:val="Compact"/>
-            </w:pPr>
-            <w:r>
-              <w:t xml:space="preserve">800-53 AT family</w:t>
-            </w:r>
-          </w:p>
-        </w:tc>
-        <w:tc>
-          <w:tcPr/>
-          <w:p>
-            <w:pPr>
-              <w:pStyle w:val="Compact"/>
-            </w:pPr>
-            <w:r>
-              <w:t xml:space="preserve">Security awareness and role-based training, with completion records</w:t>
-            </w:r>
-          </w:p>
-        </w:tc>
-        <w:tc>
-          <w:tcPr/>
-          <w:p>
-            <w:pPr>
-              <w:pStyle w:val="Compact"/>
-            </w:pPr>
-            <w:r>
-              <w:t xml:space="preserve">SD-4.4's comprehension bar is the right-sized substitute. A training program beside it is a second record of one obligation, which SD-17.7 forbids</w:t>
-            </w:r>
-          </w:p>
-        </w:tc>
-      </w:tr>
-      <w:tr>
-        <w:tc>
-          <w:tcPr/>
-          <w:p>
-            <w:pPr>
-              <w:pStyle w:val="Compact"/>
-            </w:pPr>
-            <w:r>
-              <w:t xml:space="preserve">800-53 AU-9(1), AU-10</w:t>
-            </w:r>
-          </w:p>
-        </w:tc>
-        <w:tc>
-          <w:tcPr/>
-          <w:p>
-            <w:pPr>
-              <w:pStyle w:val="Compact"/>
-            </w:pPr>
-            <w:r>
-              <w:t xml:space="preserve">Write-once media for audit records; non-repudiation</w:t>
-            </w:r>
-          </w:p>
-        </w:tc>
-        <w:tc>
-          <w:tcPr/>
-          <w:p>
-            <w:pPr>
-              <w:pStyle w:val="Compact"/>
-            </w:pPr>
-            <w:r>
-              <w:t xml:space="preserve">Operator infrastructure, orders of magnitude above the threat a small producer defends against. Section 9's hash chain is the right assurance level here</w:t>
-            </w:r>
-          </w:p>
-        </w:tc>
-      </w:tr>
-      <w:tr>
-        <w:tc>
-          <w:tcPr/>
-          <w:p>
-            <w:pPr>
-              <w:pStyle w:val="Compact"/>
-            </w:pPr>
-            <w:r>
-              <w:t xml:space="preserve">800-53 CA-6, and the SP 800-53B baselines</w:t>
-            </w:r>
-          </w:p>
-        </w:tc>
-        <w:tc>
-          <w:tcPr/>
-          <w:p>
-            <w:pPr>
-              <w:pStyle w:val="Compact"/>
-            </w:pPr>
-            <w:r>
-              <w:t xml:space="preserve">Select and tailor a control baseline, then authorize the system to operate</w:t>
-            </w:r>
-          </w:p>
-        </w:tc>
-        <w:tc>
-          <w:tcPr/>
-          <w:p>
-            <w:pPr>
-              <w:pStyle w:val="Compact"/>
-            </w:pPr>
-            <w:r>
-              <w:t xml:space="preserve">Meaningless to a producer who does not operate the system. An adopter who follows the citation upstream spends weeks and ends with a document describing an organization they are not</w:t>
-            </w:r>
-          </w:p>
-        </w:tc>
-      </w:tr>
-      <w:tr>
-        <w:tc>
-          <w:tcPr/>
-          <w:p>
-            <w:pPr>
-              <w:pStyle w:val="Compact"/>
-            </w:pPr>
-            <w:r>
-              <w:t xml:space="preserve">800-53 CM-5(4)</w:t>
-            </w:r>
-          </w:p>
-        </w:tc>
-        <w:tc>
-          <w:tcPr/>
-          <w:p>
-            <w:pPr>
-              <w:pStyle w:val="Compact"/>
-            </w:pPr>
-            <w:r>
-              <w:t xml:space="preserve">Dual authorization for changes</w:t>
-            </w:r>
-          </w:p>
-        </w:tc>
-        <w:tc>
-          <w:tcPr/>
-          <w:p>
-            <w:pPr>
-              <w:pStyle w:val="Compact"/>
-            </w:pPr>
-            <w:r>
-              <w:t xml:space="preserve">Two qualified individuals again. Section 13 is where a solo maintainer records it</w:t>
-            </w:r>
-          </w:p>
-        </w:tc>
-      </w:tr>
-      <w:tr>
-        <w:tc>
-          <w:tcPr/>
-          <w:p>
-            <w:pPr>
-              <w:pStyle w:val="Compact"/>
-            </w:pPr>
-            <w:r>
-              <w:t xml:space="preserve">800-53 CP-2, CP-4</w:t>
-            </w:r>
-          </w:p>
-        </w:tc>
-        <w:tc>
-          <w:tcPr/>
-          <w:p>
-            <w:pPr>
-              <w:pStyle w:val="Compact"/>
-            </w:pPr>
-            <w:r>
-              <w:t xml:space="preserve">A contingency plan for the system, and testing of it</w:t>
-            </w:r>
-          </w:p>
-        </w:tc>
-        <w:tc>
-          <w:tcPr/>
-          <w:p>
-            <w:pPr>
-              <w:pStyle w:val="Compact"/>
-            </w:pPr>
-            <w:r>
-              <w:t xml:space="preserve">Continuity of a running deployment is the operator's column. Only SD-10.15 crosses over, and it says in the same paragraph that it does not cover a deployment's data</w:t>
-            </w:r>
-          </w:p>
-        </w:tc>
-      </w:tr>
-      <w:tr>
-        <w:tc>
-          <w:tcPr/>
-          <w:p>
-            <w:pPr>
-              <w:pStyle w:val="Compact"/>
-            </w:pPr>
-            <w:r>
-              <w:t xml:space="preserve">800-53 IR-1 to IR-8 as a program</w:t>
-            </w:r>
-          </w:p>
-        </w:tc>
-        <w:tc>
-          <w:tcPr/>
-          <w:p>
-            <w:pPr>
-              <w:pStyle w:val="Compact"/>
-            </w:pPr>
-            <w:r>
-              <w:t xml:space="preserve">An incident response capability with handling phases, training, testing and reporting</w:t>
-            </w:r>
-          </w:p>
-        </w:tc>
-        <w:tc>
-          <w:tcPr/>
-          <w:p>
-            <w:pPr>
-              <w:pStyle w:val="Compact"/>
-            </w:pPr>
-            <w:r>
-              <w:t xml:space="preserve">Incidents are generated by running the software, which is the operator's column. Section 12 carries the producer-scoped slice</w:t>
-            </w:r>
-          </w:p>
-        </w:tc>
-      </w:tr>
-      <w:tr>
-        <w:tc>
-          <w:tcPr/>
-          <w:p>
-            <w:pPr>
-              <w:pStyle w:val="Compact"/>
-            </w:pPr>
-            <w:r>
-              <w:t xml:space="preserve">800-53 MA family</w:t>
-            </w:r>
-          </w:p>
-        </w:tc>
-        <w:tc>
-          <w:tcPr/>
-          <w:p>
-            <w:pPr>
-              <w:pStyle w:val="Compact"/>
-            </w:pPr>
-            <w:r>
-              <w:t xml:space="preserve">Controlled maintenance, personnel, tools, nonlocal maintenance</w:t>
-            </w:r>
-          </w:p>
-        </w:tc>
-        <w:tc>
-          <w:tcPr/>
-          <w:p>
-            <w:pPr>
-              <w:pStyle w:val="Compact"/>
-            </w:pPr>
-            <w:r>
-              <w:t xml:space="preserve">Assumes an owned hardware estate and identified technicians. Forcing an analogue onto a workstation and a hosted runner produces a control satisfied by definition, which is what SD-5.10 exists to catch</w:t>
-            </w:r>
-          </w:p>
-        </w:tc>
-      </w:tr>
-      <w:tr>
-        <w:tc>
-          <w:tcPr/>
-          <w:p>
-            <w:pPr>
-              <w:pStyle w:val="Compact"/>
-            </w:pPr>
-            <w:r>
-              <w:t xml:space="preserve">800-53 PE family</w:t>
-            </w:r>
-          </w:p>
-        </w:tc>
-        <w:tc>
-          <w:tcPr/>
-          <w:p>
-            <w:pPr>
-              <w:pStyle w:val="Compact"/>
-            </w:pPr>
-            <w:r>
-              <w:t xml:space="preserve">Facility perimeter, physical access, visitor control, environmental protection</w:t>
-            </w:r>
-          </w:p>
-        </w:tc>
-        <w:tc>
-          <w:tcPr/>
-          <w:p>
-            <w:pPr>
-              <w:pStyle w:val="Compact"/>
-            </w:pPr>
-            <w:r>
-              <w:t xml:space="preserve">No facility to evidence it against. The part that matters -- physical access to the build machine -- sits with the build service, which SD-1.4 names and does not claim</w:t>
-            </w:r>
-          </w:p>
-        </w:tc>
-      </w:tr>
-      <w:tr>
-        <w:tc>
-          <w:tcPr/>
-          <w:p>
-            <w:pPr>
-              <w:pStyle w:val="Compact"/>
-            </w:pPr>
-            <w:r>
-              <w:t xml:space="preserve">800-53 PM family</w:t>
-            </w:r>
-          </w:p>
-        </w:tc>
-        <w:tc>
-          <w:tcPr/>
-          <w:p>
-            <w:pPr>
-              <w:pStyle w:val="Compact"/>
-            </w:pPr>
-            <w:r>
-              <w:t xml:space="preserve">An organizational security program: senior officials, enterprise architecture, a risk executive</w:t>
-            </w:r>
-          </w:p>
-        </w:tc>
-        <w:tc>
-          <w:tcPr/>
-          <w:p>
-            <w:pPr>
-              <w:pStyle w:val="Compact"/>
-            </w:pPr>
-            <w:r>
-              <w:t xml:space="preserve">No small-team version exists. Only a solo maintainer writing an organization chart that does not</w:t>
-            </w:r>
-          </w:p>
-        </w:tc>
-      </w:tr>
-      <w:tr>
-        <w:tc>
-          <w:tcPr/>
-          <w:p>
-            <w:pPr>
-              <w:pStyle w:val="Compact"/>
-            </w:pPr>
-            <w:r>
-              <w:t xml:space="preserve">800-53 PS family</w:t>
-            </w:r>
-          </w:p>
-        </w:tc>
-        <w:tc>
-          <w:tcPr/>
-          <w:p>
-            <w:pPr>
-              <w:pStyle w:val="Compact"/>
-            </w:pPr>
-            <w:r>
-              <w:t xml:space="preserve">Personnel screening, termination and transfer, formal sanctions</w:t>
-            </w:r>
-          </w:p>
-        </w:tc>
-        <w:tc>
-          <w:tcPr/>
-          <w:p>
-            <w:pPr>
-              <w:pStyle w:val="Compact"/>
-            </w:pPr>
-            <w:r>
-              <w:t xml:space="preserve">Employment controls belong to the adopting organization. A two-person team screening itself is theater</w:t>
-            </w:r>
-          </w:p>
-        </w:tc>
-      </w:tr>
-      <w:tr>
-        <w:tc>
-          <w:tcPr/>
-          <w:p>
-            <w:pPr>
-              <w:pStyle w:val="Compact"/>
-            </w:pPr>
-            <w:r>
-              <w:t xml:space="preserve">800-53 RA-3, RA-9</w:t>
-            </w:r>
-          </w:p>
-        </w:tc>
-        <w:tc>
-          <w:tcPr/>
-          <w:p>
-            <w:pPr>
-              <w:pStyle w:val="Compact"/>
-            </w:pPr>
-            <w:r>
-              <w:t xml:space="preserve">A standing risk assessment and a criticality analysis, as separate artifacts</w:t>
-            </w:r>
-          </w:p>
-        </w:tc>
-        <w:tc>
-          <w:tcPr/>
-          <w:p>
-            <w:pPr>
-              <w:pStyle w:val="Compact"/>
-            </w:pPr>
-            <w:r>
-              <w:t xml:space="preserve">Section 2's per-boundary threat model carries the part a producer can act on, and is better targeted because it is checkable one boundary at a time</w:t>
-            </w:r>
-          </w:p>
-        </w:tc>
-      </w:tr>
-      <w:tr>
-        <w:tc>
-          <w:tcPr/>
-          <w:p>
-            <w:pPr>
-              <w:pStyle w:val="Compact"/>
-            </w:pPr>
-            <w:r>
-              <w:t xml:space="preserve">800-53 SR-11, and the physical supply-chain controls beside it</w:t>
-            </w:r>
-          </w:p>
-        </w:tc>
-        <w:tc>
-          <w:tcPr/>
-          <w:p>
-            <w:pPr>
-              <w:pStyle w:val="Compact"/>
-            </w:pPr>
-            <w:r>
-              <w:t xml:space="preserve">Component authenticity and anti-counterfeit; shipping, handling, tamper checks, disposal</w:t>
-            </w:r>
-          </w:p>
-        </w:tc>
-        <w:tc>
-          <w:tcPr/>
-          <w:p>
-            <w:pPr>
-              <w:pStyle w:val="Compact"/>
-            </w:pPr>
-            <w:r>
-              <w:t xml:space="preserve">Hardware controls. The software supply-chain content a producer can evidence is in section 10, and is stronger there than a mapping would make it</w:t>
-            </w:r>
-          </w:p>
-        </w:tc>
-      </w:tr>
-      <w:tr>
-        <w:tc>
-          <w:tcPr/>
-          <w:p>
-            <w:pPr>
-              <w:pStyle w:val="Compact"/>
-            </w:pPr>
-            <w:r>
-              <w:t xml:space="preserve">Third-party agreements</w:t>
-            </w:r>
-          </w:p>
-        </w:tc>
-        <w:tc>
-          <w:tcPr/>
-          <w:p>
-            <w:pPr>
-              <w:pStyle w:val="Compact"/>
-            </w:pPr>
-            <w:r>
-              <w:t xml:space="preserve">Contractual terms binding a service that handles your data</w:t>
-            </w:r>
-          </w:p>
-        </w:tc>
-        <w:tc>
-          <w:tcPr/>
-          <w:p>
-            <w:pPr>
-              <w:pStyle w:val="Compact"/>
-            </w:pPr>
-            <w:r>
-              <w:t xml:space="preserve">A small team on a provider's standard terms has nothing to negotiate, and a clause it cannot enforce is a compensating control resting on a false premise. SD-1.4 records the trust and the failure mode instead</w:t>
-            </w:r>
-          </w:p>
-        </w:tc>
-      </w:tr>
-      <w:tr>
-        <w:tc>
-          <w:tcPr/>
-          <w:p>
-            <w:pPr>
-              <w:pStyle w:val="Compact"/>
-            </w:pPr>
-            <w:r>
-              <w:t xml:space="preserve">Assessment determination statements</w:t>
-            </w:r>
-          </w:p>
-        </w:tc>
-        <w:tc>
-          <w:tcPr/>
-          <w:p>
-            <w:pPr>
-              <w:pStyle w:val="Compact"/>
-            </w:pPr>
-            <w:r>
-              <w:t xml:space="preserve">Per-control determination statements, assessed by examine, interview and test</w:t>
-            </w:r>
-          </w:p>
-        </w:tc>
-        <w:tc>
-          <w:tcPr/>
-          <w:p>
-            <w:pPr>
-              <w:pStyle w:val="Compact"/>
-            </w:pPr>
-            <w:r>
-              <w:t xml:space="preserve">Converting a standard a team builds to into an audit program a team is subjected to changes what the document is for. Section 15 forbids a second procedure beside this site's own method</w:t>
-            </w:r>
-          </w:p>
-        </w:tc>
-      </w:tr>
-      <w:tr>
-        <w:tc>
-          <w:tcPr/>
-          <w:p>
-            <w:pPr>
-              <w:pStyle w:val="Compact"/>
-            </w:pPr>
-            <w:r>
-              <w:t xml:space="preserve">System categorization</w:t>
-            </w:r>
-          </w:p>
-        </w:tc>
-        <w:tc>
-          <w:tcPr/>
-          <w:p>
-            <w:pPr>
-              <w:pStyle w:val="Compact"/>
-            </w:pPr>
-            <w:r>
-              <w:t xml:space="preserve">Assign an overall impact level to a system</w:t>
-            </w:r>
-          </w:p>
-        </w:tc>
-        <w:tc>
-          <w:tcPr/>
-          <w:p>
-            <w:pPr>
-              <w:pStyle w:val="Compact"/>
-            </w:pPr>
-            <w:r>
-              <w:t xml:space="preserve">Over-reach. This document categorizes data classes, a property of the code it ships. The deployed system's category is the adopting organization's to assign</w:t>
-            </w:r>
-          </w:p>
-        </w:tc>
-      </w:tr>
-      <w:tr>
-        <w:tc>
-          <w:tcPr/>
-          <w:p>
-            <w:pPr>
-              <w:pStyle w:val="Compact"/>
-            </w:pPr>
-            <w:r>
-              <w:t xml:space="preserve">SP 800-115 technique and tooling inventory</w:t>
-            </w:r>
-          </w:p>
-        </w:tc>
-        <w:tc>
-          <w:tcPr/>
-          <w:p>
-            <w:pPr>
-              <w:pStyle w:val="Compact"/>
-            </w:pPr>
-            <w:r>
-              <w:t xml:space="preserve">Named scanning, sniffing, password-cracking and review techniques</w:t>
-            </w:r>
-          </w:p>
-        </w:tc>
-        <w:tc>
-          <w:tcPr/>
-          <w:p>
-            <w:pPr>
-              <w:pStyle w:val="Compact"/>
-            </w:pPr>
-            <w:r>
-              <w:t xml:space="preserve">From 2008; only its process material is durable</w:t>
-            </w:r>
-          </w:p>
-        </w:tc>
-      </w:tr>
-      <w:tr>
-        <w:tc>
-          <w:tcPr/>
-          <w:p>
-            <w:pPr>
-              <w:pStyle w:val="Compact"/>
-            </w:pPr>
-            <w:r>
-              <w:t xml:space="preserve">Social engineering testing</w:t>
-            </w:r>
-          </w:p>
-        </w:tc>
-        <w:tc>
-          <w:tcPr/>
-          <w:p>
-            <w:pPr>
-              <w:pStyle w:val="Compact"/>
-            </w:pPr>
-            <w:r>
-              <w:t xml:space="preserve">Phishing simulation, pretexting, physical-access attempts against people</w:t>
-            </w:r>
-          </w:p>
-        </w:tc>
-        <w:tc>
-          <w:tcPr/>
-          <w:p>
-            <w:pPr>
-              <w:pStyle w:val="Compact"/>
-            </w:pPr>
-            <w:r>
-              <w:t xml:space="preserve">Targets an organization's staff and premises, not a build. SD-15.4 requires the scope to state what is out of scope, which is where a decision either way gets recorded</w:t>
+              <w:t xml:space="preserve">Retired</w:t>
+            </w:r>
+          </w:p>
+        </w:tc>
+        <w:tc>
+          <w:tcPr/>
+          <w:p>
+            <w:pPr>
+              <w:pStyle w:val="Compact"/>
+            </w:pPr>
+            <w:r>
+              <w:t xml:space="preserve">Date</w:t>
+            </w:r>
+          </w:p>
+        </w:tc>
+        <w:tc>
+          <w:tcPr/>
+          <w:p>
+            <w:pPr>
+              <w:pStyle w:val="Compact"/>
+            </w:pPr>
+            <w:r>
+              <w:t xml:space="preserve">Why, and what replaced it</w:t>
+            </w:r>
+          </w:p>
+        </w:tc>
+      </w:tr>
+      <w:tr>
+        <w:tc>
+          <w:tcPr/>
+          <w:p>
+            <w:pPr>
+              <w:pStyle w:val="Compact"/>
+            </w:pPr>
+            <w:r>
+              <w:t xml:space="preserve">--</w:t>
+            </w:r>
+          </w:p>
+        </w:tc>
+        <w:tc>
+          <w:tcPr/>
+          <w:p>
+            <w:pPr>
+              <w:pStyle w:val="Compact"/>
+            </w:pPr>
+            <w:r>
+              <w:t xml:space="preserve">--</w:t>
+            </w:r>
+          </w:p>
+        </w:tc>
+        <w:tc>
+          <w:tcPr/>
+          <w:p>
+            <w:pPr>
+              <w:pStyle w:val="Compact"/>
+            </w:pPr>
+            <w:r>
+              <w:t xml:space="preserve">No rule has been retired yet. This table is the format, waiting for the first one</w:t>
             </w:r>
           </w:p>
         </w:tc>
@@ -17337,8 +15882,1650 @@
         </w:pict>
       </w:r>
     </w:p>
+    <w:bookmarkEnd w:id="62"/>
+    <w:bookmarkStart w:id="63" w:name="adapting-this-to-your-project"/>
+    <w:p>
+      <w:pPr>
+        <w:pStyle w:val="Heading2"/>
+      </w:pPr>
+      <w:r>
+        <w:t xml:space="preserve">Adapting this to your project</w:t>
+      </w:r>
+    </w:p>
+    <w:p>
+      <w:pPr>
+        <w:pStyle w:val="FirstParagraph"/>
+      </w:pPr>
+      <w:r>
+        <w:t xml:space="preserve">Change freely:</w:t>
+      </w:r>
+    </w:p>
+    <w:p>
+      <w:pPr>
+        <w:pStyle w:val="Compact"/>
+        <w:numPr>
+          <w:ilvl w:val="0"/>
+          <w:numId w:val="1007"/>
+        </w:numPr>
+      </w:pPr>
+      <w:r>
+        <w:rPr>
+          <w:b/>
+          <w:bCs/>
+        </w:rPr>
+        <w:t xml:space="preserve">The section set.</w:t>
+      </w:r>
+      <w:r>
+        <w:t xml:space="preserve"> </w:t>
+      </w:r>
+      <w:r>
+        <w:t xml:space="preserve">Drop what you do not have. A project with no network interfaces does not need</w:t>
+      </w:r>
+      <w:r>
+        <w:t xml:space="preserve"> </w:t>
+      </w:r>
+      <w:hyperlink w:anchor="X08c545cdaea16d13c66d050a73fae11a3e2b4eb">
+        <w:r>
+          <w:rPr>
+            <w:rStyle w:val="Hyperlink"/>
+          </w:rPr>
+          <w:t xml:space="preserve">section 8</w:t>
+        </w:r>
+      </w:hyperlink>
+      <w:r>
+        <w:t xml:space="preserve">, and saying so beats an empty heading that reads</w:t>
+      </w:r>
+      <w:r>
+        <w:t xml:space="preserve"> </w:t>
+      </w:r>
+      <w:r>
+        <w:t xml:space="preserve">as an unowned control.</w:t>
+      </w:r>
+    </w:p>
+    <w:p>
+      <w:pPr>
+        <w:pStyle w:val="Compact"/>
+        <w:numPr>
+          <w:ilvl w:val="0"/>
+          <w:numId w:val="1007"/>
+        </w:numPr>
+      </w:pPr>
+      <w:r>
+        <w:rPr>
+          <w:b/>
+          <w:bCs/>
+        </w:rPr>
+        <w:t xml:space="preserve">The authentication hierarchy.</w:t>
+      </w:r>
+      <w:r>
+        <w:t xml:space="preserve"> </w:t>
+      </w:r>
+      <w:r>
+        <w:t xml:space="preserve">Keep the property -- strongest available, recorded per</w:t>
+      </w:r>
+      <w:r>
+        <w:t xml:space="preserve"> </w:t>
+      </w:r>
+      <w:r>
+        <w:t xml:space="preserve">connection, weak ones as an explicit short list -- and replace the mechanisms.</w:t>
+      </w:r>
+    </w:p>
+    <w:p>
+      <w:pPr>
+        <w:pStyle w:val="Compact"/>
+        <w:numPr>
+          <w:ilvl w:val="0"/>
+          <w:numId w:val="1007"/>
+        </w:numPr>
+      </w:pPr>
+      <w:r>
+        <w:rPr>
+          <w:b/>
+          <w:bCs/>
+        </w:rPr>
+        <w:t xml:space="preserve">The remediation windows.</w:t>
+      </w:r>
+      <w:r>
+        <w:t xml:space="preserve"> </w:t>
+      </w:r>
+      <w:r>
+        <w:t xml:space="preserve">There is no validated number. Set yours from your own capacity and</w:t>
+      </w:r>
+      <w:r>
+        <w:t xml:space="preserve"> </w:t>
+      </w:r>
+      <w:r>
+        <w:t xml:space="preserve">label them project-set.</w:t>
+      </w:r>
+    </w:p>
+    <w:p>
+      <w:pPr>
+        <w:pStyle w:val="Compact"/>
+        <w:numPr>
+          <w:ilvl w:val="0"/>
+          <w:numId w:val="1007"/>
+        </w:numPr>
+      </w:pPr>
+      <w:r>
+        <w:rPr>
+          <w:b/>
+          <w:bCs/>
+        </w:rPr>
+        <w:t xml:space="preserve">Everything platform-specific.</w:t>
+      </w:r>
+      <w:r>
+        <w:t xml:space="preserve"> </w:t>
+      </w:r>
+      <w:r>
+        <w:t xml:space="preserve">Managed service identities, transparency logs, admission control</w:t>
+      </w:r>
+      <w:r>
+        <w:t xml:space="preserve"> </w:t>
+      </w:r>
+      <w:r>
+        <w:t xml:space="preserve">and integrity monitoring differ per platform. Name the one you use.</w:t>
+      </w:r>
+    </w:p>
+    <w:p>
+      <w:pPr>
+        <w:pStyle w:val="Compact"/>
+        <w:numPr>
+          <w:ilvl w:val="0"/>
+          <w:numId w:val="1007"/>
+        </w:numPr>
+      </w:pPr>
+      <w:r>
+        <w:rPr>
+          <w:b/>
+          <w:bCs/>
+        </w:rPr>
+        <w:t xml:space="preserve">The adoption order.</w:t>
+      </w:r>
+      <w:r>
+        <w:t xml:space="preserve"> </w:t>
+      </w:r>
+      <w:r>
+        <w:t xml:space="preserve">Sections 1, 5 and 13 are the cheapest and highest-leverage. After those,</w:t>
+      </w:r>
+      <w:r>
+        <w:t xml:space="preserve"> </w:t>
+      </w:r>
+      <w:r>
+        <w:t xml:space="preserve">take whatever your riskiest surface demands.</w:t>
+      </w:r>
+    </w:p>
+    <w:p>
+      <w:pPr>
+        <w:pStyle w:val="FirstParagraph"/>
+      </w:pPr>
+      <w:r>
+        <w:t xml:space="preserve">Do not weaken:</w:t>
+      </w:r>
+    </w:p>
+    <w:p>
+      <w:pPr>
+        <w:pStyle w:val="Compact"/>
+        <w:numPr>
+          <w:ilvl w:val="0"/>
+          <w:numId w:val="1008"/>
+        </w:numPr>
+      </w:pPr>
+      <w:r>
+        <w:rPr>
+          <w:b/>
+          <w:bCs/>
+        </w:rPr>
+        <w:t xml:space="preserve">The ownership split, in either direction.</w:t>
+      </w:r>
+      <w:r>
+        <w:t xml:space="preserve"> </w:t>
+      </w:r>
+      <w:r>
+        <w:t xml:space="preserve">Claiming an operator-side control is over-reach.</w:t>
+      </w:r>
+      <w:r>
+        <w:t xml:space="preserve"> </w:t>
+      </w:r>
+      <w:r>
+        <w:t xml:space="preserve">Pushing a producer-side control onto the operator is abdication.</w:t>
+      </w:r>
+    </w:p>
+    <w:p>
+      <w:pPr>
+        <w:pStyle w:val="Compact"/>
+        <w:numPr>
+          <w:ilvl w:val="0"/>
+          <w:numId w:val="1008"/>
+        </w:numPr>
+      </w:pPr>
+      <w:r>
+        <w:rPr>
+          <w:b/>
+          <w:bCs/>
+        </w:rPr>
+        <w:t xml:space="preserve">The single definition of restricted data.</w:t>
+      </w:r>
+      <w:r>
+        <w:t xml:space="preserve"> </w:t>
+      </w:r>
+      <w:r>
+        <w:t xml:space="preserve">Two terms for one idea is how a rule ends up</w:t>
+      </w:r>
+      <w:r>
+        <w:t xml:space="preserve"> </w:t>
+      </w:r>
+      <w:r>
+        <w:t xml:space="preserve">enforced in one section and quietly absent from its sibling. The fix is to delete the second term,</w:t>
+      </w:r>
+      <w:r>
+        <w:t xml:space="preserve"> </w:t>
+      </w:r>
+      <w:r>
+        <w:t xml:space="preserve">not to define it as well.</w:t>
+      </w:r>
+    </w:p>
+    <w:p>
+      <w:pPr>
+        <w:pStyle w:val="Compact"/>
+        <w:numPr>
+          <w:ilvl w:val="0"/>
+          <w:numId w:val="1008"/>
+        </w:numPr>
+      </w:pPr>
+      <w:r>
+        <w:rPr>
+          <w:b/>
+          <w:bCs/>
+        </w:rPr>
+        <w:t xml:space="preserve">The unwaivable set.</w:t>
+      </w:r>
+      <w:r>
+        <w:t xml:space="preserve"> </w:t>
+      </w:r>
+      <w:r>
+        <w:t xml:space="preserve">The moment one of the three becomes waivable it stops being a control and</w:t>
+      </w:r>
+      <w:r>
+        <w:t xml:space="preserve"> </w:t>
+      </w:r>
+      <w:r>
+        <w:t xml:space="preserve">becomes a preference.</w:t>
+      </w:r>
+    </w:p>
+    <w:p>
+      <w:pPr>
+        <w:pStyle w:val="Compact"/>
+        <w:numPr>
+          <w:ilvl w:val="0"/>
+          <w:numId w:val="1008"/>
+        </w:numPr>
+      </w:pPr>
+      <w:r>
+        <w:rPr>
+          <w:b/>
+          <w:bCs/>
+        </w:rPr>
+        <w:t xml:space="preserve">The deviation format.</w:t>
+      </w:r>
+      <w:r>
+        <w:t xml:space="preserve"> </w:t>
+      </w:r>
+      <w:r>
+        <w:t xml:space="preserve">Dropping the date makes it unageable; dropping the trigger makes it</w:t>
+      </w:r>
+      <w:r>
+        <w:t xml:space="preserve"> </w:t>
+      </w:r>
+      <w:r>
+        <w:t xml:space="preserve">permanent; dropping the signature makes it an open gap. All three, or none of it counts.</w:t>
+      </w:r>
+    </w:p>
+    <w:p>
+      <w:pPr>
+        <w:pStyle w:val="Compact"/>
+        <w:numPr>
+          <w:ilvl w:val="0"/>
+          <w:numId w:val="1008"/>
+        </w:numPr>
+      </w:pPr>
+      <w:r>
+        <w:rPr>
+          <w:b/>
+          <w:bCs/>
+        </w:rPr>
+        <w:t xml:space="preserve">The claim register.</w:t>
+      </w:r>
+      <w:r>
+        <w:t xml:space="preserve"> </w:t>
+      </w:r>
+      <w:r>
+        <w:t xml:space="preserve">"Certified" is not a stronger synonym for "self-assessed against". It is a</w:t>
+      </w:r>
+      <w:r>
+        <w:t xml:space="preserve"> </w:t>
+      </w:r>
+      <w:r>
+        <w:t xml:space="preserve">different and false statement, and it is the one a reader will check.</w:t>
+      </w:r>
+    </w:p>
+    <w:p>
+      <w:pPr>
+        <w:pStyle w:val="Compact"/>
+        <w:numPr>
+          <w:ilvl w:val="0"/>
+          <w:numId w:val="1008"/>
+        </w:numPr>
+      </w:pPr>
+      <w:r>
+        <w:rPr>
+          <w:b/>
+          <w:bCs/>
+        </w:rPr>
+        <w:t xml:space="preserve">The Limit lines.</w:t>
+      </w:r>
+      <w:r>
+        <w:t xml:space="preserve"> </w:t>
+      </w:r>
+      <w:r>
+        <w:t xml:space="preserve">Each names a control resting on a false premise if you delete it: an</w:t>
+      </w:r>
+      <w:r>
+        <w:t xml:space="preserve"> </w:t>
+      </w:r>
+      <w:r>
+        <w:t xml:space="preserve">in-process integrity check without the bootstrap-trust limit, an inventory described as tamper</w:t>
+      </w:r>
+      <w:r>
+        <w:t xml:space="preserve"> </w:t>
+      </w:r>
+      <w:r>
+        <w:t xml:space="preserve">detection, a self-assessment described as verification. The next person reasons from your</w:t>
+      </w:r>
+      <w:r>
+        <w:t xml:space="preserve"> </w:t>
+      </w:r>
+      <w:r>
+        <w:t xml:space="preserve">description rather than from the code.</w:t>
+      </w:r>
+    </w:p>
+    <w:p>
+      <w:r>
+        <w:pict>
+          <v:rect style="width:0;height:1.5pt" o:hralign="center" o:hrstd="t" o:hr="t"/>
+        </w:pict>
+      </w:r>
+    </w:p>
+    <w:bookmarkEnd w:id="63"/>
+    <w:bookmarkStart w:id="66" w:name="where-the-rules-come-from"/>
+    <w:p>
+      <w:pPr>
+        <w:pStyle w:val="Heading2"/>
+      </w:pPr>
+      <w:r>
+        <w:t xml:space="preserve">Where the rules come from</w:t>
+      </w:r>
+    </w:p>
+    <w:p>
+      <w:pPr>
+        <w:pStyle w:val="FirstParagraph"/>
+      </w:pPr>
+      <w:r>
+        <w:t xml:space="preserve">Most of this page is this document's own reasoning about what a small producing team can execute.</w:t>
+      </w:r>
+      <w:r>
+        <w:t xml:space="preserve"> </w:t>
+      </w:r>
+      <w:r>
+        <w:t xml:space="preserve">Where a rule was borrowed, the mark on it names the source;</w:t>
+      </w:r>
+      <w:r>
+        <w:t xml:space="preserve"> </w:t>
+      </w:r>
+      <w:hyperlink w:anchor="sources">
+        <w:r>
+          <w:rPr>
+            <w:rStyle w:val="Hyperlink"/>
+          </w:rPr>
+          <w:t xml:space="preserve">Sources</w:t>
+        </w:r>
+      </w:hyperlink>
+      <w:r>
+        <w:t xml:space="preserve"> </w:t>
+      </w:r>
+      <w:r>
+        <w:t xml:space="preserve">carries each</w:t>
+      </w:r>
+      <w:r>
+        <w:t xml:space="preserve"> </w:t>
+      </w:r>
+      <w:r>
+        <w:t xml:space="preserve">publication's status, its date, and the date that status was last checked, in one table so a</w:t>
+      </w:r>
+      <w:r>
+        <w:t xml:space="preserve"> </w:t>
+      </w:r>
+      <w:r>
+        <w:t xml:space="preserve">re-check is a single edit.</w:t>
+      </w:r>
+    </w:p>
+    <w:p>
+      <w:pPr>
+        <w:pStyle w:val="Compact"/>
+        <w:numPr>
+          <w:ilvl w:val="0"/>
+          <w:numId w:val="1009"/>
+        </w:numPr>
+      </w:pPr>
+      <w:r>
+        <w:rPr>
+          <w:b/>
+          <w:bCs/>
+        </w:rPr>
+        <w:t xml:space="preserve">NIST SP 800-218 v1.1 (SSDF)</w:t>
+      </w:r>
+      <w:r>
+        <w:t xml:space="preserve"> </w:t>
+      </w:r>
+      <w:r>
+        <w:t xml:space="preserve">-- the only one written for a producer rather than an operator, so</w:t>
+      </w:r>
+      <w:r>
+        <w:t xml:space="preserve"> </w:t>
+      </w:r>
+      <w:r>
+        <w:t xml:space="preserve">it is the outcome layer. No rule here carries an SSDF mark: where a rule restates one of its</w:t>
+      </w:r>
+      <w:r>
+        <w:t xml:space="preserve"> </w:t>
+      </w:r>
+      <w:r>
+        <w:t xml:space="preserve">outcomes, the text actually read was an 800-53 control, and the mark points at the publication</w:t>
+      </w:r>
+      <w:r>
+        <w:t xml:space="preserve"> </w:t>
+      </w:r>
+      <w:r>
+        <w:t xml:space="preserve">that was opened.</w:t>
+      </w:r>
+    </w:p>
+    <w:p>
+      <w:pPr>
+        <w:pStyle w:val="Compact"/>
+        <w:numPr>
+          <w:ilvl w:val="0"/>
+          <w:numId w:val="1009"/>
+        </w:numPr>
+      </w:pPr>
+      <w:r>
+        <w:rPr>
+          <w:b/>
+          <w:bCs/>
+        </w:rPr>
+        <w:t xml:space="preserve">NIST SP 800-53 Rev. 5</w:t>
+      </w:r>
+      <w:r>
+        <w:t xml:space="preserve">, as maintained by Release 5.2.0 -- the quotable control text where the</w:t>
+      </w:r>
+      <w:r>
+        <w:t xml:space="preserve"> </w:t>
+      </w:r>
+      <w:r>
+        <w:t xml:space="preserve">SSDF states only an outcome, cited by control identifier.</w:t>
+      </w:r>
+    </w:p>
+    <w:p>
+      <w:pPr>
+        <w:pStyle w:val="Compact"/>
+        <w:numPr>
+          <w:ilvl w:val="0"/>
+          <w:numId w:val="1009"/>
+        </w:numPr>
+      </w:pPr>
+      <w:r>
+        <w:rPr>
+          <w:b/>
+          <w:bCs/>
+        </w:rPr>
+        <w:t xml:space="preserve">NIST SP 800-115</w:t>
+      </w:r>
+      <w:r>
+        <w:t xml:space="preserve"> </w:t>
+      </w:r>
+      <w:r>
+        <w:t xml:space="preserve">-- process material only: the rules-of-engagement template, and the caveat</w:t>
+      </w:r>
+      <w:r>
+        <w:t xml:space="preserve"> </w:t>
+      </w:r>
+      <w:r>
+        <w:t xml:space="preserve">that a retest verifies a fix only if the confirming run mirrors the original.</w:t>
+      </w:r>
+    </w:p>
+    <w:p>
+      <w:pPr>
+        <w:pStyle w:val="Compact"/>
+        <w:numPr>
+          <w:ilvl w:val="0"/>
+          <w:numId w:val="1009"/>
+        </w:numPr>
+      </w:pPr>
+      <w:r>
+        <w:rPr>
+          <w:b/>
+          <w:bCs/>
+        </w:rPr>
+        <w:t xml:space="preserve">FIPS 199</w:t>
+      </w:r>
+      <w:r>
+        <w:t xml:space="preserve"> </w:t>
+      </w:r>
+      <w:r>
+        <w:t xml:space="preserve">-- one page of vocabulary: three security objectives at three impact levels, plus the</w:t>
+      </w:r>
+      <w:r>
+        <w:t xml:space="preserve"> </w:t>
+      </w:r>
+      <w:r>
+        <w:t xml:space="preserve">high-water-mark roll-up.</w:t>
+      </w:r>
+    </w:p>
+    <w:p>
+      <w:pPr>
+        <w:pStyle w:val="FirstParagraph"/>
+      </w:pPr>
+      <w:r>
+        <w:rPr>
+          <w:b/>
+          <w:bCs/>
+        </w:rPr>
+        <w:t xml:space="preserve">Name the release, not just the revision, and record the date you checked.</w:t>
+      </w:r>
+      <w:r>
+        <w:t xml:space="preserve"> </w:t>
+      </w:r>
+      <w:r>
+        <w:t xml:space="preserve">"SP 800-53 Rev. 5"</w:t>
+      </w:r>
+      <w:r>
+        <w:t xml:space="preserve"> </w:t>
+      </w:r>
+      <w:r>
+        <w:t xml:space="preserve">today names two artifacts that disagree: the PDF served under that title carries content dated</w:t>
+      </w:r>
+      <w:r>
+        <w:t xml:space="preserve"> </w:t>
+      </w:r>
+      <w:r>
+        <w:t xml:space="preserve">September 2020, while Release 5.2.0 of 2025-08-27 adds SA-24, SI-02(07) and SA-15(13) and revises</w:t>
+      </w:r>
+      <w:r>
+        <w:t xml:space="preserve"> </w:t>
+      </w:r>
+      <w:r>
+        <w:t xml:space="preserve">SI-07(12), with the file name and title unchanged. So "SA-24, SP 800-53 Rev. 5" is simultaneously</w:t>
+      </w:r>
+      <w:r>
+        <w:t xml:space="preserve"> </w:t>
+      </w:r>
+      <w:r>
+        <w:t xml:space="preserve">correct and unresolvable by a reader who downloads the publication. The sibling rule for any revised</w:t>
+      </w:r>
+      <w:r>
+        <w:t xml:space="preserve"> </w:t>
+      </w:r>
+      <w:r>
+        <w:t xml:space="preserve">publication: carry the revision, because a bare identifier can resolve to a superseded document that</w:t>
+      </w:r>
+      <w:r>
+        <w:t xml:space="preserve"> </w:t>
+      </w:r>
+      <w:r>
+        <w:t xml:space="preserve">still says something plausible.</w:t>
+      </w:r>
+    </w:p>
+    <w:p>
+      <w:pPr>
+        <w:pStyle w:val="BodyText"/>
+      </w:pPr>
+      <w:r>
+        <w:rPr>
+          <w:b/>
+          <w:bCs/>
+        </w:rPr>
+        <w:t xml:space="preserve">Naming these sources is not a conformance claim, and cannot become one.</w:t>
+      </w:r>
+      <w:r>
+        <w:t xml:space="preserve"> </w:t>
+      </w:r>
+      <w:r>
+        <w:t xml:space="preserve">This document claims</w:t>
+      </w:r>
+      <w:r>
+        <w:t xml:space="preserve"> </w:t>
+      </w:r>
+      <w:r>
+        <w:t xml:space="preserve">conformance with none of them, and none of them certify anything. Quoting a control's text is not a</w:t>
+      </w:r>
+      <w:r>
+        <w:t xml:space="preserve"> </w:t>
+      </w:r>
+      <w:r>
+        <w:t xml:space="preserve">claim of conformance to the catalog it came from -- SD-17.3 is the register that governs the</w:t>
+      </w:r>
+      <w:r>
+        <w:t xml:space="preserve"> </w:t>
+      </w:r>
+      <w:r>
+        <w:t xml:space="preserve">wording. For 800-53 in particular, conformance means a selected control baseline plus an</w:t>
+      </w:r>
+      <w:r>
+        <w:t xml:space="preserve"> </w:t>
+      </w:r>
+      <w:r>
+        <w:t xml:space="preserve">authorization decision, and a software producer makes neither, so the baselines, the tailoring</w:t>
+      </w:r>
+      <w:r>
+        <w:t xml:space="preserve"> </w:t>
+      </w:r>
+      <w:r>
+        <w:t xml:space="preserve">apparatus and the risk management framework are all out of scope. Only named control text is</w:t>
+      </w:r>
+      <w:r>
+        <w:t xml:space="preserve"> </w:t>
+      </w:r>
+      <w:r>
+        <w:t xml:space="preserve">borrowed.</w:t>
+      </w:r>
+    </w:p>
+    <w:bookmarkStart w:id="64" w:name="X5b2ad23c17e6a7879b324e7c1327c9b143e390c"/>
+    <w:p>
+      <w:pPr>
+        <w:pStyle w:val="Heading3"/>
+      </w:pPr>
+      <w:r>
+        <w:t xml:space="preserve">Full conformance is not on offer, so tailoring is not a compromise</w:t>
+      </w:r>
+    </w:p>
+    <w:p>
+      <w:pPr>
+        <w:pStyle w:val="FirstParagraph"/>
+      </w:pPr>
+      <w:r>
+        <w:t xml:space="preserve">The SSDF has no conformance criteria, no levels and no assessment procedure. Nothing issues a pass.</w:t>
+      </w:r>
+      <w:r>
+        <w:t xml:space="preserve"> </w:t>
+      </w:r>
+      <w:r>
+        <w:t xml:space="preserve">So the familiar advice -- aim for a tailored subset rather than one hundred percent conformance --</w:t>
+      </w:r>
+      <w:r>
+        <w:t xml:space="preserve"> </w:t>
+      </w:r>
+      <w:r>
+        <w:t xml:space="preserve">understates the position: full conformance is not a thing that exists to be aimed at.</w:t>
+      </w:r>
+    </w:p>
+    <w:p>
+      <w:pPr>
+        <w:pStyle w:val="BodyText"/>
+      </w:pPr>
+      <w:r>
+        <w:t xml:space="preserve">What that does not license is dropping a practice. Tailoring happens at the implementation layer --</w:t>
+      </w:r>
+      <w:r>
+        <w:t xml:space="preserve"> </w:t>
+      </w:r>
+      <w:r>
+        <w:t xml:space="preserve">which mechanism satisfies an outcome -- far more than at the practice layer. A memory-safe language</w:t>
+      </w:r>
+      <w:r>
+        <w:t xml:space="preserve"> </w:t>
+      </w:r>
+      <w:r>
+        <w:t xml:space="preserve">changes which vulnerability classes you face, and therefore how you satisfy the analysis and testing</w:t>
+      </w:r>
+      <w:r>
+        <w:t xml:space="preserve"> </w:t>
+      </w:r>
+      <w:r>
+        <w:t xml:space="preserve">practices; it does not remove them. The artifact of tailoring is a written record of what you left</w:t>
+      </w:r>
+      <w:r>
+        <w:t xml:space="preserve"> </w:t>
+      </w:r>
+      <w:r>
+        <w:t xml:space="preserve">out and why, which is what</w:t>
+      </w:r>
+      <w:r>
+        <w:t xml:space="preserve"> </w:t>
+      </w:r>
+      <w:hyperlink w:anchor="Xd58ae4afd9eb69dfedf0e7d438c304043b8423d">
+        <w:r>
+          <w:rPr>
+            <w:rStyle w:val="Hyperlink"/>
+          </w:rPr>
+          <w:t xml:space="preserve">the table below</w:t>
+        </w:r>
+      </w:hyperlink>
+      <w:r>
+        <w:t xml:space="preserve"> </w:t>
+      </w:r>
+      <w:r>
+        <w:t xml:space="preserve">is.</w:t>
+      </w:r>
+    </w:p>
+    <w:bookmarkEnd w:id="64"/>
+    <w:bookmarkStart w:id="65" w:name="X801905d3ca07527c679b1d09a0936ad61121075"/>
+    <w:p>
+      <w:pPr>
+        <w:pStyle w:val="Heading3"/>
+      </w:pPr>
+      <w:r>
+        <w:t xml:space="preserve">The one setting where such a claim is a legal instrument, and its expiry date</w:t>
+      </w:r>
+    </w:p>
+    <w:p>
+      <w:pPr>
+        <w:pStyle w:val="FirstParagraph"/>
+      </w:pPr>
+      <w:r>
+        <w:t xml:space="preserve">Selling software to the US federal government used to be the clean answer to when conformance binds</w:t>
+      </w:r>
+      <w:r>
+        <w:t xml:space="preserve"> </w:t>
+      </w:r>
+      <w:r>
+        <w:t xml:space="preserve">a producer. Executive Order 14028 led to OMB Memoranda M-22-18 and M-23-16, which required agencies</w:t>
+      </w:r>
+      <w:r>
+        <w:t xml:space="preserve"> </w:t>
+      </w:r>
+      <w:r>
+        <w:t xml:space="preserve">to obtain a secure-software-development self-attestation on a common form published by CISA in March</w:t>
+      </w:r>
+      <w:r>
+        <w:t xml:space="preserve"> </w:t>
+      </w:r>
+      <w:r>
+        <w:t xml:space="preserve">2024.</w:t>
+      </w:r>
+    </w:p>
+    <w:p>
+      <w:pPr>
+        <w:pStyle w:val="BodyText"/>
+      </w:pPr>
+      <w:r>
+        <w:t xml:space="preserve">That government-wide requirement was rescinded on 2026-01-23 by OMB Memorandum M-26-05, which states</w:t>
+      </w:r>
+      <w:r>
+        <w:t xml:space="preserve"> </w:t>
+      </w:r>
+      <w:r>
+        <w:t xml:space="preserve">that M-22-18 and M-23-16 "are hereby rescinded". Agencies "may choose to use" the form; none is</w:t>
+      </w:r>
+      <w:r>
+        <w:t xml:space="preserve"> </w:t>
+      </w:r>
+      <w:r>
+        <w:t xml:space="preserve">required to collect it. Two things follow, pulling in opposite directions. Advice written before</w:t>
+      </w:r>
+      <w:r>
+        <w:t xml:space="preserve"> </w:t>
+      </w:r>
+      <w:r>
+        <w:t xml:space="preserve">2026 saying you must sign the form to sell federally is now wrong, and still widely circulated. And</w:t>
+      </w:r>
+      <w:r>
+        <w:t xml:space="preserve"> </w:t>
+      </w:r>
+      <w:r>
+        <w:rPr>
+          <w:b/>
+          <w:bCs/>
+        </w:rPr>
+        <w:t xml:space="preserve">this is not a relaxation</w:t>
+      </w:r>
+      <w:r>
+        <w:t xml:space="preserve"> </w:t>
+      </w:r>
+      <w:r>
+        <w:t xml:space="preserve">-- the memorandum moves the obligation onto each agency head, and an</w:t>
+      </w:r>
+      <w:r>
+        <w:t xml:space="preserve"> </w:t>
+      </w:r>
+      <w:r>
+        <w:t xml:space="preserve">individual agency may still require an attestation by its own policy or contract.</w:t>
+      </w:r>
+    </w:p>
+    <w:p>
+      <w:pPr>
+        <w:pStyle w:val="BodyText"/>
+      </w:pPr>
+      <w:r>
+        <w:t xml:space="preserve">OMB's stated reason is worth reading if you are deciding how much rigor to adopt: the prior approach</w:t>
+      </w:r>
+      <w:r>
+        <w:t xml:space="preserve"> </w:t>
+      </w:r>
+      <w:r>
+        <w:t xml:space="preserve">"imposed unproven and burdensome software accounting processes that prioritized compliance over</w:t>
+      </w:r>
+      <w:r>
+        <w:t xml:space="preserve"> </w:t>
+      </w:r>
+      <w:r>
+        <w:t xml:space="preserve">genuine security investments". That is the argument of the subsection above, made by the party that</w:t>
+      </w:r>
+      <w:r>
+        <w:t xml:space="preserve"> </w:t>
+      </w:r>
+      <w:r>
+        <w:t xml:space="preserve">had imposed the mandate.</w:t>
+      </w:r>
+    </w:p>
+    <w:p>
+      <w:pPr>
+        <w:pStyle w:val="BodyText"/>
+      </w:pPr>
+      <w:r>
+        <w:rPr>
+          <w:b/>
+          <w:bCs/>
+        </w:rPr>
+        <w:t xml:space="preserve">What did not change is the exposure on any attestation you do sign.</w:t>
+      </w:r>
+      <w:r>
+        <w:t xml:space="preserve"> </w:t>
+      </w:r>
+      <w:r>
+        <w:t xml:space="preserve">A signed attestation is a</w:t>
+      </w:r>
+      <w:r>
+        <w:t xml:space="preserve"> </w:t>
+      </w:r>
+      <w:r>
+        <w:t xml:space="preserve">representation to a customer, and in the federal setting a false one carries civil fraud exposure</w:t>
+      </w:r>
+      <w:r>
+        <w:t xml:space="preserve"> </w:t>
+      </w:r>
+      <w:r>
+        <w:t xml:space="preserve">whether or not anyone required it. The rescission removed a requirement to make the statement. It</w:t>
+      </w:r>
+      <w:r>
+        <w:t xml:space="preserve"> </w:t>
+      </w:r>
+      <w:r>
+        <w:t xml:space="preserve">did nothing to the consequences of making a false one.</w:t>
+      </w:r>
+    </w:p>
+    <w:p>
+      <w:pPr>
+        <w:pStyle w:val="BodyText"/>
+      </w:pPr>
+      <w:r>
+        <w:rPr>
+          <w:i/>
+          <w:iCs/>
+        </w:rPr>
+        <w:t xml:space="preserve">Memorandum text read directly and verified 2026-08-06.</w:t>
+      </w:r>
+    </w:p>
+    <w:p>
+      <w:r>
+        <w:pict>
+          <v:rect style="width:0;height:1.5pt" o:hralign="center" o:hrstd="t" o:hr="t"/>
+        </w:pict>
+      </w:r>
+    </w:p>
+    <w:bookmarkEnd w:id="65"/>
     <w:bookmarkEnd w:id="66"/>
-    <w:bookmarkStart w:id="67" w:name="sources"/>
+    <w:bookmarkStart w:id="67" w:name="Xd58ae4afd9eb69dfedf0e7d438c304043b8423d"/>
+    <w:p>
+      <w:pPr>
+        <w:pStyle w:val="Heading2"/>
+      </w:pPr>
+      <w:r>
+        <w:t xml:space="preserve">What this document does not take from a control catalog</w:t>
+      </w:r>
+    </w:p>
+    <w:p>
+      <w:pPr>
+        <w:pStyle w:val="FirstParagraph"/>
+      </w:pPr>
+      <w:r>
+        <w:t xml:space="preserve">A reader arriving with the SSDF or SP 800-53 in hand has two ways in. For what was borrowed, the</w:t>
+      </w:r>
+      <w:r>
+        <w:t xml:space="preserve"> </w:t>
+      </w:r>
+      <w:r>
+        <w:t xml:space="preserve">marks in the body are the index. This table is the other half, and the half nobody writes down: the</w:t>
+      </w:r>
+      <w:r>
+        <w:t xml:space="preserve"> </w:t>
+      </w:r>
+      <w:r>
+        <w:t xml:space="preserve">areas a catalog covers that this document deliberately takes nothing from, and why. An absence then</w:t>
+      </w:r>
+      <w:r>
+        <w:t xml:space="preserve"> </w:t>
+      </w:r>
+      <w:r>
+        <w:t xml:space="preserve">reads as a decision rather than an oversight.</w:t>
+      </w:r>
+    </w:p>
+    <w:p>
+      <w:pPr>
+        <w:pStyle w:val="BodyText"/>
+      </w:pPr>
+      <w:r>
+        <w:t xml:space="preserve">It is not a coverage map and there is nothing here to score. There is deliberately no table mapping</w:t>
+      </w:r>
+      <w:r>
+        <w:t xml:space="preserve"> </w:t>
+      </w:r>
+      <w:r>
+        <w:t xml:space="preserve">this document's rules onto a catalog's controls, because a reader would read one as a scorecard</w:t>
+      </w:r>
+      <w:r>
+        <w:t xml:space="preserve"> </w:t>
+      </w:r>
+      <w:r>
+        <w:t xml:space="preserve">whatever it said about itself. The 800-53 rows name controls as they stand in Release 5.2.0.</w:t>
+      </w:r>
+    </w:p>
+    <w:tbl>
+      <w:tblPr>
+        <w:tblStyle w:val="Table"/>
+        <w:tblW w:type="auto" w:w="0"/>
+        <w:tblLook w:firstRow="1" w:lastRow="0" w:firstColumn="0" w:lastColumn="0" w:noHBand="0" w:noVBand="0" w:val="0020"/>
+      </w:tblPr>
+      <w:tblGrid>
+        <w:gridCol w:w="2640"/>
+        <w:gridCol w:w="2640"/>
+        <w:gridCol w:w="2640"/>
+      </w:tblGrid>
+      <w:tr>
+        <w:trPr>
+          <w:tblHeader w:val="on"/>
+        </w:trPr>
+        <w:tc>
+          <w:tcPr/>
+          <w:p>
+            <w:pPr>
+              <w:pStyle w:val="Compact"/>
+            </w:pPr>
+            <w:r>
+              <w:t xml:space="preserve">Control or practice</w:t>
+            </w:r>
+          </w:p>
+        </w:tc>
+        <w:tc>
+          <w:tcPr/>
+          <w:p>
+            <w:pPr>
+              <w:pStyle w:val="Compact"/>
+            </w:pPr>
+            <w:r>
+              <w:t xml:space="preserve">What it asks for, in one line</w:t>
+            </w:r>
+          </w:p>
+        </w:tc>
+        <w:tc>
+          <w:tcPr/>
+          <w:p>
+            <w:pPr>
+              <w:pStyle w:val="Compact"/>
+            </w:pPr>
+            <w:r>
+              <w:t xml:space="preserve">Why nothing here is taken from it</w:t>
+            </w:r>
+          </w:p>
+        </w:tc>
+      </w:tr>
+      <w:tr>
+        <w:tc>
+          <w:tcPr/>
+          <w:p>
+            <w:pPr>
+              <w:pStyle w:val="Compact"/>
+            </w:pPr>
+            <w:r>
+              <w:t xml:space="preserve">800-53 AC-5</w:t>
+            </w:r>
+          </w:p>
+        </w:tc>
+        <w:tc>
+          <w:tcPr/>
+          <w:p>
+            <w:pPr>
+              <w:pStyle w:val="Compact"/>
+            </w:pPr>
+            <w:r>
+              <w:t xml:space="preserve">Separation of duties, divided among individuals</w:t>
+            </w:r>
+          </w:p>
+        </w:tc>
+        <w:tc>
+          <w:tcPr/>
+          <w:p>
+            <w:pPr>
+              <w:pStyle w:val="Compact"/>
+            </w:pPr>
+            <w:r>
+              <w:t xml:space="preserve">Requires two qualified individuals. Section 4 models the right treatment of a control a small team cannot meet: name it, record the deviation, never redefine it until it fits</w:t>
+            </w:r>
+          </w:p>
+        </w:tc>
+      </w:tr>
+      <w:tr>
+        <w:tc>
+          <w:tcPr/>
+          <w:p>
+            <w:pPr>
+              <w:pStyle w:val="Compact"/>
+            </w:pPr>
+            <w:r>
+              <w:t xml:space="preserve">800-53 AT family</w:t>
+            </w:r>
+          </w:p>
+        </w:tc>
+        <w:tc>
+          <w:tcPr/>
+          <w:p>
+            <w:pPr>
+              <w:pStyle w:val="Compact"/>
+            </w:pPr>
+            <w:r>
+              <w:t xml:space="preserve">Security awareness and role-based training, with completion records</w:t>
+            </w:r>
+          </w:p>
+        </w:tc>
+        <w:tc>
+          <w:tcPr/>
+          <w:p>
+            <w:pPr>
+              <w:pStyle w:val="Compact"/>
+            </w:pPr>
+            <w:r>
+              <w:t xml:space="preserve">SD-4.4's comprehension bar is the right-sized substitute. A training program beside it is a second record of one obligation, which SD-17.7 forbids</w:t>
+            </w:r>
+          </w:p>
+        </w:tc>
+      </w:tr>
+      <w:tr>
+        <w:tc>
+          <w:tcPr/>
+          <w:p>
+            <w:pPr>
+              <w:pStyle w:val="Compact"/>
+            </w:pPr>
+            <w:r>
+              <w:t xml:space="preserve">800-53 AU-9(1), AU-10</w:t>
+            </w:r>
+          </w:p>
+        </w:tc>
+        <w:tc>
+          <w:tcPr/>
+          <w:p>
+            <w:pPr>
+              <w:pStyle w:val="Compact"/>
+            </w:pPr>
+            <w:r>
+              <w:t xml:space="preserve">Write-once media for audit records; non-repudiation</w:t>
+            </w:r>
+          </w:p>
+        </w:tc>
+        <w:tc>
+          <w:tcPr/>
+          <w:p>
+            <w:pPr>
+              <w:pStyle w:val="Compact"/>
+            </w:pPr>
+            <w:r>
+              <w:t xml:space="preserve">Operator infrastructure, orders of magnitude above the threat a small producer defends against. Section 9's hash chain is the right assurance level here</w:t>
+            </w:r>
+          </w:p>
+        </w:tc>
+      </w:tr>
+      <w:tr>
+        <w:tc>
+          <w:tcPr/>
+          <w:p>
+            <w:pPr>
+              <w:pStyle w:val="Compact"/>
+            </w:pPr>
+            <w:r>
+              <w:t xml:space="preserve">800-53 CA-6, and the SP 800-53B baselines</w:t>
+            </w:r>
+          </w:p>
+        </w:tc>
+        <w:tc>
+          <w:tcPr/>
+          <w:p>
+            <w:pPr>
+              <w:pStyle w:val="Compact"/>
+            </w:pPr>
+            <w:r>
+              <w:t xml:space="preserve">Select and tailor a control baseline, then authorize the system to operate</w:t>
+            </w:r>
+          </w:p>
+        </w:tc>
+        <w:tc>
+          <w:tcPr/>
+          <w:p>
+            <w:pPr>
+              <w:pStyle w:val="Compact"/>
+            </w:pPr>
+            <w:r>
+              <w:t xml:space="preserve">Meaningless to a producer who does not operate the system. An adopter who follows the citation upstream spends weeks and ends with a document describing an organization they are not</w:t>
+            </w:r>
+          </w:p>
+        </w:tc>
+      </w:tr>
+      <w:tr>
+        <w:tc>
+          <w:tcPr/>
+          <w:p>
+            <w:pPr>
+              <w:pStyle w:val="Compact"/>
+            </w:pPr>
+            <w:r>
+              <w:t xml:space="preserve">800-53 CM-5(4)</w:t>
+            </w:r>
+          </w:p>
+        </w:tc>
+        <w:tc>
+          <w:tcPr/>
+          <w:p>
+            <w:pPr>
+              <w:pStyle w:val="Compact"/>
+            </w:pPr>
+            <w:r>
+              <w:t xml:space="preserve">Dual authorization for changes</w:t>
+            </w:r>
+          </w:p>
+        </w:tc>
+        <w:tc>
+          <w:tcPr/>
+          <w:p>
+            <w:pPr>
+              <w:pStyle w:val="Compact"/>
+            </w:pPr>
+            <w:r>
+              <w:t xml:space="preserve">Two qualified individuals again. Section 13 is where a solo maintainer records it</w:t>
+            </w:r>
+          </w:p>
+        </w:tc>
+      </w:tr>
+      <w:tr>
+        <w:tc>
+          <w:tcPr/>
+          <w:p>
+            <w:pPr>
+              <w:pStyle w:val="Compact"/>
+            </w:pPr>
+            <w:r>
+              <w:t xml:space="preserve">800-53 CP-2, CP-4</w:t>
+            </w:r>
+          </w:p>
+        </w:tc>
+        <w:tc>
+          <w:tcPr/>
+          <w:p>
+            <w:pPr>
+              <w:pStyle w:val="Compact"/>
+            </w:pPr>
+            <w:r>
+              <w:t xml:space="preserve">A contingency plan for the system, and testing of it</w:t>
+            </w:r>
+          </w:p>
+        </w:tc>
+        <w:tc>
+          <w:tcPr/>
+          <w:p>
+            <w:pPr>
+              <w:pStyle w:val="Compact"/>
+            </w:pPr>
+            <w:r>
+              <w:t xml:space="preserve">Continuity of a running deployment is the operator's column. Only SD-10.15 crosses over, and it says in the same paragraph that it does not cover a deployment's data</w:t>
+            </w:r>
+          </w:p>
+        </w:tc>
+      </w:tr>
+      <w:tr>
+        <w:tc>
+          <w:tcPr/>
+          <w:p>
+            <w:pPr>
+              <w:pStyle w:val="Compact"/>
+            </w:pPr>
+            <w:r>
+              <w:t xml:space="preserve">800-53 IR-1 to IR-8 as a program</w:t>
+            </w:r>
+          </w:p>
+        </w:tc>
+        <w:tc>
+          <w:tcPr/>
+          <w:p>
+            <w:pPr>
+              <w:pStyle w:val="Compact"/>
+            </w:pPr>
+            <w:r>
+              <w:t xml:space="preserve">An incident response capability with handling phases, training, testing and reporting</w:t>
+            </w:r>
+          </w:p>
+        </w:tc>
+        <w:tc>
+          <w:tcPr/>
+          <w:p>
+            <w:pPr>
+              <w:pStyle w:val="Compact"/>
+            </w:pPr>
+            <w:r>
+              <w:t xml:space="preserve">Incidents are generated by running the software, which is the operator's column. Section 12 carries the producer-scoped slice</w:t>
+            </w:r>
+          </w:p>
+        </w:tc>
+      </w:tr>
+      <w:tr>
+        <w:tc>
+          <w:tcPr/>
+          <w:p>
+            <w:pPr>
+              <w:pStyle w:val="Compact"/>
+            </w:pPr>
+            <w:r>
+              <w:t xml:space="preserve">800-53 MA family</w:t>
+            </w:r>
+          </w:p>
+        </w:tc>
+        <w:tc>
+          <w:tcPr/>
+          <w:p>
+            <w:pPr>
+              <w:pStyle w:val="Compact"/>
+            </w:pPr>
+            <w:r>
+              <w:t xml:space="preserve">Controlled maintenance, personnel, tools, nonlocal maintenance</w:t>
+            </w:r>
+          </w:p>
+        </w:tc>
+        <w:tc>
+          <w:tcPr/>
+          <w:p>
+            <w:pPr>
+              <w:pStyle w:val="Compact"/>
+            </w:pPr>
+            <w:r>
+              <w:t xml:space="preserve">Assumes an owned hardware estate and identified technicians. Forcing an analogue onto a workstation and a hosted runner produces a control satisfied by definition, which is what SD-5.10 exists to catch</w:t>
+            </w:r>
+          </w:p>
+        </w:tc>
+      </w:tr>
+      <w:tr>
+        <w:tc>
+          <w:tcPr/>
+          <w:p>
+            <w:pPr>
+              <w:pStyle w:val="Compact"/>
+            </w:pPr>
+            <w:r>
+              <w:t xml:space="preserve">800-53 PE family</w:t>
+            </w:r>
+          </w:p>
+        </w:tc>
+        <w:tc>
+          <w:tcPr/>
+          <w:p>
+            <w:pPr>
+              <w:pStyle w:val="Compact"/>
+            </w:pPr>
+            <w:r>
+              <w:t xml:space="preserve">Facility perimeter, physical access, visitor control, environmental protection</w:t>
+            </w:r>
+          </w:p>
+        </w:tc>
+        <w:tc>
+          <w:tcPr/>
+          <w:p>
+            <w:pPr>
+              <w:pStyle w:val="Compact"/>
+            </w:pPr>
+            <w:r>
+              <w:t xml:space="preserve">No facility to evidence it against. The part that matters -- physical access to the build machine -- sits with the build service, which SD-1.4 names and does not claim</w:t>
+            </w:r>
+          </w:p>
+        </w:tc>
+      </w:tr>
+      <w:tr>
+        <w:tc>
+          <w:tcPr/>
+          <w:p>
+            <w:pPr>
+              <w:pStyle w:val="Compact"/>
+            </w:pPr>
+            <w:r>
+              <w:t xml:space="preserve">800-53 PM family</w:t>
+            </w:r>
+          </w:p>
+        </w:tc>
+        <w:tc>
+          <w:tcPr/>
+          <w:p>
+            <w:pPr>
+              <w:pStyle w:val="Compact"/>
+            </w:pPr>
+            <w:r>
+              <w:t xml:space="preserve">An organizational security program: senior officials, enterprise architecture, a risk executive</w:t>
+            </w:r>
+          </w:p>
+        </w:tc>
+        <w:tc>
+          <w:tcPr/>
+          <w:p>
+            <w:pPr>
+              <w:pStyle w:val="Compact"/>
+            </w:pPr>
+            <w:r>
+              <w:t xml:space="preserve">No small-team version exists. Only a solo maintainer writing an organization chart that does not</w:t>
+            </w:r>
+          </w:p>
+        </w:tc>
+      </w:tr>
+      <w:tr>
+        <w:tc>
+          <w:tcPr/>
+          <w:p>
+            <w:pPr>
+              <w:pStyle w:val="Compact"/>
+            </w:pPr>
+            <w:r>
+              <w:t xml:space="preserve">800-53 PS family</w:t>
+            </w:r>
+          </w:p>
+        </w:tc>
+        <w:tc>
+          <w:tcPr/>
+          <w:p>
+            <w:pPr>
+              <w:pStyle w:val="Compact"/>
+            </w:pPr>
+            <w:r>
+              <w:t xml:space="preserve">Personnel screening, termination and transfer, formal sanctions</w:t>
+            </w:r>
+          </w:p>
+        </w:tc>
+        <w:tc>
+          <w:tcPr/>
+          <w:p>
+            <w:pPr>
+              <w:pStyle w:val="Compact"/>
+            </w:pPr>
+            <w:r>
+              <w:t xml:space="preserve">Employment controls belong to the adopting organization. A two-person team screening itself is theater</w:t>
+            </w:r>
+          </w:p>
+        </w:tc>
+      </w:tr>
+      <w:tr>
+        <w:tc>
+          <w:tcPr/>
+          <w:p>
+            <w:pPr>
+              <w:pStyle w:val="Compact"/>
+            </w:pPr>
+            <w:r>
+              <w:t xml:space="preserve">800-53 RA-3, RA-9</w:t>
+            </w:r>
+          </w:p>
+        </w:tc>
+        <w:tc>
+          <w:tcPr/>
+          <w:p>
+            <w:pPr>
+              <w:pStyle w:val="Compact"/>
+            </w:pPr>
+            <w:r>
+              <w:t xml:space="preserve">A standing risk assessment and a criticality analysis, as separate artifacts</w:t>
+            </w:r>
+          </w:p>
+        </w:tc>
+        <w:tc>
+          <w:tcPr/>
+          <w:p>
+            <w:pPr>
+              <w:pStyle w:val="Compact"/>
+            </w:pPr>
+            <w:r>
+              <w:t xml:space="preserve">Section 2's per-boundary threat model carries the part a producer can act on, and is better targeted because it is checkable one boundary at a time</w:t>
+            </w:r>
+          </w:p>
+        </w:tc>
+      </w:tr>
+      <w:tr>
+        <w:tc>
+          <w:tcPr/>
+          <w:p>
+            <w:pPr>
+              <w:pStyle w:val="Compact"/>
+            </w:pPr>
+            <w:r>
+              <w:t xml:space="preserve">800-53 SR-11, and the physical supply-chain controls beside it</w:t>
+            </w:r>
+          </w:p>
+        </w:tc>
+        <w:tc>
+          <w:tcPr/>
+          <w:p>
+            <w:pPr>
+              <w:pStyle w:val="Compact"/>
+            </w:pPr>
+            <w:r>
+              <w:t xml:space="preserve">Component authenticity and anti-counterfeit; shipping, handling, tamper checks, disposal</w:t>
+            </w:r>
+          </w:p>
+        </w:tc>
+        <w:tc>
+          <w:tcPr/>
+          <w:p>
+            <w:pPr>
+              <w:pStyle w:val="Compact"/>
+            </w:pPr>
+            <w:r>
+              <w:t xml:space="preserve">Hardware controls. The software supply-chain content a producer can evidence is in section 10, and is stronger there than a mapping would make it</w:t>
+            </w:r>
+          </w:p>
+        </w:tc>
+      </w:tr>
+      <w:tr>
+        <w:tc>
+          <w:tcPr/>
+          <w:p>
+            <w:pPr>
+              <w:pStyle w:val="Compact"/>
+            </w:pPr>
+            <w:r>
+              <w:t xml:space="preserve">Third-party agreements</w:t>
+            </w:r>
+          </w:p>
+        </w:tc>
+        <w:tc>
+          <w:tcPr/>
+          <w:p>
+            <w:pPr>
+              <w:pStyle w:val="Compact"/>
+            </w:pPr>
+            <w:r>
+              <w:t xml:space="preserve">Contractual terms binding a service that handles your data</w:t>
+            </w:r>
+          </w:p>
+        </w:tc>
+        <w:tc>
+          <w:tcPr/>
+          <w:p>
+            <w:pPr>
+              <w:pStyle w:val="Compact"/>
+            </w:pPr>
+            <w:r>
+              <w:t xml:space="preserve">A small team on a provider's standard terms has nothing to negotiate, and a clause it cannot enforce is a compensating control resting on a false premise. SD-1.4 records the trust and the failure mode instead</w:t>
+            </w:r>
+          </w:p>
+        </w:tc>
+      </w:tr>
+      <w:tr>
+        <w:tc>
+          <w:tcPr/>
+          <w:p>
+            <w:pPr>
+              <w:pStyle w:val="Compact"/>
+            </w:pPr>
+            <w:r>
+              <w:t xml:space="preserve">Assessment determination statements</w:t>
+            </w:r>
+          </w:p>
+        </w:tc>
+        <w:tc>
+          <w:tcPr/>
+          <w:p>
+            <w:pPr>
+              <w:pStyle w:val="Compact"/>
+            </w:pPr>
+            <w:r>
+              <w:t xml:space="preserve">Per-control determination statements, assessed by examine, interview and test</w:t>
+            </w:r>
+          </w:p>
+        </w:tc>
+        <w:tc>
+          <w:tcPr/>
+          <w:p>
+            <w:pPr>
+              <w:pStyle w:val="Compact"/>
+            </w:pPr>
+            <w:r>
+              <w:t xml:space="preserve">Converting a standard a team builds to into an audit program a team is subjected to changes what the document is for. Section 15 forbids a second procedure beside this site's own method</w:t>
+            </w:r>
+          </w:p>
+        </w:tc>
+      </w:tr>
+      <w:tr>
+        <w:tc>
+          <w:tcPr/>
+          <w:p>
+            <w:pPr>
+              <w:pStyle w:val="Compact"/>
+            </w:pPr>
+            <w:r>
+              <w:t xml:space="preserve">System categorization</w:t>
+            </w:r>
+          </w:p>
+        </w:tc>
+        <w:tc>
+          <w:tcPr/>
+          <w:p>
+            <w:pPr>
+              <w:pStyle w:val="Compact"/>
+            </w:pPr>
+            <w:r>
+              <w:t xml:space="preserve">Assign an overall impact level to a system</w:t>
+            </w:r>
+          </w:p>
+        </w:tc>
+        <w:tc>
+          <w:tcPr/>
+          <w:p>
+            <w:pPr>
+              <w:pStyle w:val="Compact"/>
+            </w:pPr>
+            <w:r>
+              <w:t xml:space="preserve">Over-reach. This document categorizes data classes, a property of the code it ships. The deployed system's category is the adopting organization's to assign</w:t>
+            </w:r>
+          </w:p>
+        </w:tc>
+      </w:tr>
+      <w:tr>
+        <w:tc>
+          <w:tcPr/>
+          <w:p>
+            <w:pPr>
+              <w:pStyle w:val="Compact"/>
+            </w:pPr>
+            <w:r>
+              <w:t xml:space="preserve">SP 800-115 technique and tooling inventory</w:t>
+            </w:r>
+          </w:p>
+        </w:tc>
+        <w:tc>
+          <w:tcPr/>
+          <w:p>
+            <w:pPr>
+              <w:pStyle w:val="Compact"/>
+            </w:pPr>
+            <w:r>
+              <w:t xml:space="preserve">Named scanning, sniffing, password-cracking and review techniques</w:t>
+            </w:r>
+          </w:p>
+        </w:tc>
+        <w:tc>
+          <w:tcPr/>
+          <w:p>
+            <w:pPr>
+              <w:pStyle w:val="Compact"/>
+            </w:pPr>
+            <w:r>
+              <w:t xml:space="preserve">From 2008; only its process material is durable</w:t>
+            </w:r>
+          </w:p>
+        </w:tc>
+      </w:tr>
+      <w:tr>
+        <w:tc>
+          <w:tcPr/>
+          <w:p>
+            <w:pPr>
+              <w:pStyle w:val="Compact"/>
+            </w:pPr>
+            <w:r>
+              <w:t xml:space="preserve">Social engineering testing</w:t>
+            </w:r>
+          </w:p>
+        </w:tc>
+        <w:tc>
+          <w:tcPr/>
+          <w:p>
+            <w:pPr>
+              <w:pStyle w:val="Compact"/>
+            </w:pPr>
+            <w:r>
+              <w:t xml:space="preserve">Phishing simulation, pretexting, physical-access attempts against people</w:t>
+            </w:r>
+          </w:p>
+        </w:tc>
+        <w:tc>
+          <w:tcPr/>
+          <w:p>
+            <w:pPr>
+              <w:pStyle w:val="Compact"/>
+            </w:pPr>
+            <w:r>
+              <w:t xml:space="preserve">Targets an organization's staff and premises, not a build. SD-15.4 requires the scope to state what is out of scope, which is where a decision either way gets recorded</w:t>
+            </w:r>
+          </w:p>
+        </w:tc>
+      </w:tr>
+    </w:tbl>
+    <w:p>
+      <w:r>
+        <w:pict>
+          <v:rect style="width:0;height:1.5pt" o:hralign="center" o:hrstd="t" o:hr="t"/>
+        </w:pict>
+      </w:r>
+    </w:p>
+    <w:bookmarkEnd w:id="67"/>
+    <w:bookmarkStart w:id="68" w:name="sources"/>
     <w:p>
       <w:pPr>
         <w:pStyle w:val="Heading2"/>
@@ -17708,8 +17895,8 @@
         </w:pict>
       </w:r>
     </w:p>
-    <w:bookmarkEnd w:id="67"/>
-    <w:bookmarkStart w:id="72" w:name="related"/>
+    <w:bookmarkEnd w:id="68"/>
+    <w:bookmarkStart w:id="73" w:name="related"/>
     <w:p>
       <w:pPr>
         <w:pStyle w:val="Heading2"/>
@@ -17784,7 +17971,7 @@
           <w:numId w:val="1010"/>
         </w:numPr>
       </w:pPr>
-      <w:hyperlink r:id="rId68">
+      <w:hyperlink r:id="rId69">
         <w:r>
           <w:rPr>
             <w:rStyle w:val="Hyperlink"/>
@@ -17813,7 +18000,7 @@
           <w:numId w:val="1010"/>
         </w:numPr>
       </w:pPr>
-      <w:hyperlink r:id="rId69">
+      <w:hyperlink r:id="rId70">
         <w:r>
           <w:rPr>
             <w:rStyle w:val="Hyperlink"/>
@@ -17871,7 +18058,7 @@
           <w:numId w:val="1010"/>
         </w:numPr>
       </w:pPr>
-      <w:hyperlink r:id="rId70">
+      <w:hyperlink r:id="rId71">
         <w:r>
           <w:rPr>
             <w:rStyle w:val="Hyperlink"/>
@@ -17900,7 +18087,7 @@
           <w:numId w:val="1010"/>
         </w:numPr>
       </w:pPr>
-      <w:hyperlink r:id="rId71">
+      <w:hyperlink r:id="rId72">
         <w:r>
           <w:rPr>
             <w:rStyle w:val="Hyperlink"/>
@@ -17921,8 +18108,8 @@
         <w:t xml:space="preserve">whether it works</w:t>
       </w:r>
     </w:p>
-    <w:bookmarkEnd w:id="72"/>
     <w:bookmarkEnd w:id="73"/>
+    <w:bookmarkEnd w:id="74"/>
     <w:sectPr>
       <w:footnotePr>
         <w:numRestart w:val="eachSect"/>
